--- a/fuentes/CF13_124100_DU.docx
+++ b/fuentes/CF13_124100_DU.docx
@@ -1,6 +1,6 @@
 
 <file path=word/document.xml><?xml version="1.0" encoding="utf-8"?>
-<w:document xmlns:wpc="http://schemas.microsoft.com/office/word/2010/wordprocessingCanvas" xmlns:cx="http://schemas.microsoft.com/office/drawing/2014/chartex" xmlns:cx1="http://schemas.microsoft.com/office/drawing/2015/9/8/chartex" xmlns:cx2="http://schemas.microsoft.com/office/drawing/2015/10/21/chartex" xmlns:cx3="http://schemas.microsoft.com/office/drawing/2016/5/9/chartex" xmlns:cx4="http://schemas.microsoft.com/office/drawing/2016/5/10/chartex" xmlns:cx5="http://schemas.microsoft.com/office/drawing/2016/5/11/chartex" xmlns:cx6="http://schemas.microsoft.com/office/drawing/2016/5/12/chartex" xmlns:cx7="http://schemas.microsoft.com/office/drawing/2016/5/13/chartex" xmlns:cx8="http://schemas.microsoft.com/office/drawing/2016/5/14/chartex" xmlns:mc="http://schemas.openxmlformats.org/markup-compatibility/2006" xmlns:aink="http://schemas.microsoft.com/office/drawing/2016/ink" xmlns:am3d="http://schemas.microsoft.com/office/drawing/2017/model3d" xmlns:o="urn:schemas-microsoft-com:office:office" xmlns:r="http://schemas.openxmlformats.org/officeDocument/2006/relationships" xmlns:m="http://schemas.openxmlformats.org/officeDocument/2006/math" xmlns:v="urn:schemas-microsoft-com:vml" xmlns:wp14="http://schemas.microsoft.com/office/word/2010/wordprocessingDrawing" xmlns:wp="http://schemas.openxmlformats.org/drawingml/2006/wordprocessingDrawing" xmlns:w10="urn:schemas-microsoft-com:office:word" xmlns:w="http://schemas.openxmlformats.org/wordprocessingml/2006/main" xmlns:w14="http://schemas.microsoft.com/office/word/2010/wordml" xmlns:w15="http://schemas.microsoft.com/office/word/2012/wordml" xmlns:w16cex="http://schemas.microsoft.com/office/word/2018/wordml/cex" xmlns:w16cid="http://schemas.microsoft.com/office/word/2016/wordml/cid" xmlns:w16="http://schemas.microsoft.com/office/word/2018/wordml" xmlns:w16sdtdh="http://schemas.microsoft.com/office/word/2020/wordml/sdtdatahash" xmlns:w16se="http://schemas.microsoft.com/office/word/2015/wordml/symex" xmlns:wpg="http://schemas.microsoft.com/office/word/2010/wordprocessingGroup" xmlns:wpi="http://schemas.microsoft.com/office/word/2010/wordprocessingInk" xmlns:wne="http://schemas.microsoft.com/office/word/2006/wordml" xmlns:wps="http://schemas.microsoft.com/office/word/2010/wordprocessingShape" mc:Ignorable="w14 w15 w16se w16cid w16 w16cex w16sdtdh wp14">
+<w:document xmlns:wpc="http://schemas.microsoft.com/office/word/2010/wordprocessingCanvas" xmlns:cx="http://schemas.microsoft.com/office/drawing/2014/chartex" xmlns:cx1="http://schemas.microsoft.com/office/drawing/2015/9/8/chartex" xmlns:cx2="http://schemas.microsoft.com/office/drawing/2015/10/21/chartex" xmlns:cx3="http://schemas.microsoft.com/office/drawing/2016/5/9/chartex" xmlns:cx4="http://schemas.microsoft.com/office/drawing/2016/5/10/chartex" xmlns:cx5="http://schemas.microsoft.com/office/drawing/2016/5/11/chartex" xmlns:cx6="http://schemas.microsoft.com/office/drawing/2016/5/12/chartex" xmlns:cx7="http://schemas.microsoft.com/office/drawing/2016/5/13/chartex" xmlns:cx8="http://schemas.microsoft.com/office/drawing/2016/5/14/chartex" xmlns:mc="http://schemas.openxmlformats.org/markup-compatibility/2006" xmlns:aink="http://schemas.microsoft.com/office/drawing/2016/ink" xmlns:am3d="http://schemas.microsoft.com/office/drawing/2017/model3d" xmlns:o="urn:schemas-microsoft-com:office:office" xmlns:r="http://schemas.openxmlformats.org/officeDocument/2006/relationships" xmlns:m="http://schemas.openxmlformats.org/officeDocument/2006/math" xmlns:v="urn:schemas-microsoft-com:vml" xmlns:wp14="http://schemas.microsoft.com/office/word/2010/wordprocessingDrawing" xmlns:wp="http://schemas.openxmlformats.org/drawingml/2006/wordprocessingDrawing" xmlns:w10="urn:schemas-microsoft-com:office:word" xmlns:w="http://schemas.openxmlformats.org/wordprocessingml/2006/main" xmlns:w14="http://schemas.microsoft.com/office/word/2010/wordml" xmlns:w15="http://schemas.microsoft.com/office/word/2012/wordml" xmlns:w16cex="http://schemas.microsoft.com/office/word/2018/wordml/cex" xmlns:w16cid="http://schemas.microsoft.com/office/word/2016/wordml/cid" xmlns:w16="http://schemas.microsoft.com/office/word/2018/wordml" xmlns:w16sdtdh="http://schemas.microsoft.com/office/word/2020/wordml/sdtdatahash" xmlns:w16se="http://schemas.microsoft.com/office/word/2015/wordml/symex" xmlns:wpg="http://schemas.microsoft.com/office/word/2010/wordprocessingGroup" xmlns:wpi="http://schemas.microsoft.com/office/word/2010/wordprocessingInk" xmlns:wne="http://schemas.microsoft.com/office/word/2006/wordml" xmlns:wps="http://schemas.microsoft.com/office/word/2010/wordprocessingShape" xmlns:a="http://schemas.openxmlformats.org/drawingml/2006/main" xmlns:adec="http://schemas.microsoft.com/office/drawing/2017/decorative" xmlns:pic="http://schemas.openxmlformats.org/drawingml/2006/picture" xmlns:a14="http://schemas.microsoft.com/office/drawing/2010/main" mc:Ignorable="w14 w15 w16se w16cid w16 w16cex w16sdtdh wp14">
   <w:body>
     <w:p>
       <w:r>
@@ -203,7 +203,7 @@
           </mc:Choice>
           <mc:Fallback>
             <w:pict>
-              <v:rect w14:anchorId="393B4CD3" id="Rectángulo 3" o:spid="_x0000_s1026" alt="&quot;&quot;" style="position:absolute;margin-left:-55.65pt;margin-top:26.95pt;width:613.85pt;height:165.5pt;z-index:-251655168;visibility:visible;mso-wrap-style:square;mso-height-percent:0;mso-wrap-distance-left:9pt;mso-wrap-distance-top:0;mso-wrap-distance-right:9pt;mso-wrap-distance-bottom:0;mso-position-horizontal:absolute;mso-position-horizontal-relative:text;mso-position-vertical:absolute;mso-position-vertical-relative:text;mso-height-percent:0;mso-height-relative:margin;v-text-anchor:middle" o:gfxdata="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" fillcolor="#00314d" stroked="f" strokeweight="1pt"/>
+              <v:rect id="Rectángulo 3" style="position:absolute;margin-left:-55.65pt;margin-top:26.95pt;width:613.85pt;height:165.5pt;z-index:-251655168;visibility:visible;mso-wrap-style:square;mso-height-percent:0;mso-wrap-distance-left:9pt;mso-wrap-distance-top:0;mso-wrap-distance-right:9pt;mso-wrap-distance-bottom:0;mso-position-horizontal:absolute;mso-position-horizontal-relative:text;mso-position-vertical:absolute;mso-position-vertical-relative:text;mso-height-percent:0;mso-height-relative:margin;v-text-anchor:middle" alt="&quot;&quot;" o:spid="_x0000_s1026" fillcolor="#00314d" stroked="f" strokeweight="1pt" w14:anchorId="393B4CD3" o:gfxdata="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"/>
             </w:pict>
           </mc:Fallback>
         </mc:AlternateContent>
@@ -304,11 +304,11 @@
           </mc:Choice>
           <mc:Fallback>
             <w:pict>
-              <v:shapetype w14:anchorId="2E2DABF6" id="_x0000_t202" coordsize="21600,21600" o:spt="202" path="m,l,21600r21600,l21600,xe">
+              <v:shapetype id="_x0000_t202" coordsize="21600,21600" o:spt="202" path="m,l,21600r21600,l21600,xe" w14:anchorId="2E2DABF6">
                 <v:stroke joinstyle="miter"/>
                 <v:path gradientshapeok="t" o:connecttype="rect"/>
               </v:shapetype>
-              <v:shape id="Cuadro de texto 2" o:spid="_x0000_s1026" type="#_x0000_t202" alt="&quot;&quot;" style="position:absolute;left:0;text-align:left;margin-left:-19.8pt;margin-top:36.75pt;width:488.95pt;height:115.5pt;z-index:251663360;visibility:visible;mso-wrap-style:square;mso-width-percent:0;mso-height-percent:0;mso-wrap-distance-left:9pt;mso-wrap-distance-top:3.6pt;mso-wrap-distance-right:9pt;mso-wrap-distance-bottom:3.6pt;mso-position-horizontal:absolute;mso-position-horizontal-relative:text;mso-position-vertical:absolute;mso-position-vertical-relative:text;mso-width-percent:0;mso-height-percent:0;mso-width-relative:margin;mso-height-relative:margin;v-text-anchor:top" o:gfxdata="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" filled="f" stroked="f">
+              <v:shape id="Cuadro de texto 2" style="position:absolute;left:0;text-align:left;margin-left:-19.8pt;margin-top:36.75pt;width:488.95pt;height:115.5pt;z-index:251663360;visibility:visible;mso-wrap-style:square;mso-width-percent:0;mso-height-percent:0;mso-wrap-distance-left:9pt;mso-wrap-distance-top:3.6pt;mso-wrap-distance-right:9pt;mso-wrap-distance-bottom:3.6pt;mso-position-horizontal:absolute;mso-position-horizontal-relative:text;mso-position-vertical:absolute;mso-position-vertical-relative:text;mso-width-percent:0;mso-height-percent:0;mso-width-relative:margin;mso-height-relative:margin;v-text-anchor:top" alt="&quot;&quot;" o:spid="_x0000_s1026" filled="f" stroked="f" type="#_x0000_t202" o:gfxdata="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">
                 <v:textbox>
                   <w:txbxContent>
                     <w:p>
@@ -484,26 +484,32 @@
     </w:p>
     <w:sdt>
       <w:sdtPr>
-        <w:rPr>
-          <w:rFonts w:asciiTheme="minorHAnsi" w:eastAsiaTheme="minorHAnsi" w:hAnsiTheme="minorHAnsi" w:cstheme="minorBidi"/>
-          <w:b w:val="0"/>
-          <w:color w:val="auto"/>
-          <w:kern w:val="2"/>
-          <w:sz w:val="28"/>
-          <w:szCs w:val="22"/>
-          <w:lang w:val="es-ES" w:eastAsia="en-US"/>
-          <w14:ligatures w14:val="standardContextual"/>
-        </w:rPr>
         <w:id w:val="-1852639233"/>
         <w:docPartObj>
           <w:docPartGallery w:val="Table of Contents"/>
           <w:docPartUnique/>
         </w:docPartObj>
+        <w:rPr>
+          <w:rFonts w:ascii="Calibri" w:hAnsi="Calibri" w:eastAsia="Calibri" w:cs="Arial" w:asciiTheme="minorAscii" w:hAnsiTheme="minorAscii" w:eastAsiaTheme="minorAscii" w:cstheme="minorBidi"/>
+          <w:b w:val="0"/>
+          <w:bCs w:val="0"/>
+          <w:color w:val="auto"/>
+          <w:kern w:val="2"/>
+          <w:sz w:val="28"/>
+          <w:szCs w:val="28"/>
+          <w:lang w:val="es-ES" w:eastAsia="en-US"/>
+          <w14:ligatures w14:val="standardContextual"/>
+        </w:rPr>
       </w:sdtPr>
       <w:sdtEndPr>
         <w:rPr>
-          <w:rFonts w:cstheme="minorHAnsi"/>
-          <w:bCs/>
+          <w:rFonts w:ascii="Calibri" w:hAnsi="Calibri" w:eastAsia="Calibri" w:cs="Calibri" w:asciiTheme="minorAscii" w:hAnsiTheme="minorAscii" w:eastAsiaTheme="minorAscii" w:cstheme="minorAscii"/>
+          <w:b w:val="0"/>
+          <w:bCs w:val="0"/>
+          <w:color w:val="auto"/>
+          <w:sz w:val="28"/>
+          <w:szCs w:val="28"/>
+          <w:lang w:val="es-ES" w:eastAsia="en-US"/>
         </w:rPr>
       </w:sdtEndPr>
       <w:sdtContent>
@@ -560,7 +566,7 @@
             </w:rPr>
             <w:fldChar w:fldCharType="separate"/>
           </w:r>
-          <w:hyperlink w:anchor="_Toc179237016" w:history="1">
+          <w:hyperlink w:history="1" w:anchor="_Toc179237016">
             <w:r>
               <w:rPr>
                 <w:rStyle w:val="Hipervnculo"/>
@@ -634,7 +640,7 @@
               <w14:ligatures w14:val="none"/>
             </w:rPr>
           </w:pPr>
-          <w:hyperlink w:anchor="_Toc179237017" w:history="1">
+          <w:hyperlink w:history="1" w:anchor="_Toc179237017">
             <w:r>
               <w:rPr>
                 <w:rStyle w:val="Hipervnculo"/>
@@ -721,7 +727,7 @@
               <w14:ligatures w14:val="none"/>
             </w:rPr>
           </w:pPr>
-          <w:hyperlink w:anchor="_Toc179237018" w:history="1">
+          <w:hyperlink w:history="1" w:anchor="_Toc179237018">
             <w:r>
               <w:rPr>
                 <w:rStyle w:val="Hipervnculo"/>
@@ -809,7 +815,7 @@
               <w14:ligatures w14:val="none"/>
             </w:rPr>
           </w:pPr>
-          <w:hyperlink w:anchor="_Toc179237019" w:history="1">
+          <w:hyperlink w:history="1" w:anchor="_Toc179237019">
             <w:r>
               <w:rPr>
                 <w:rStyle w:val="Hipervnculo"/>
@@ -896,7 +902,7 @@
               <w14:ligatures w14:val="none"/>
             </w:rPr>
           </w:pPr>
-          <w:hyperlink w:anchor="_Toc179237021" w:history="1">
+          <w:hyperlink w:history="1" w:anchor="_Toc179237021">
             <w:r>
               <w:rPr>
                 <w:rStyle w:val="Hipervnculo"/>
@@ -979,7 +985,7 @@
               <w14:ligatures w14:val="none"/>
             </w:rPr>
           </w:pPr>
-          <w:hyperlink w:anchor="_Toc179237022" w:history="1">
+          <w:hyperlink w:history="1" w:anchor="_Toc179237022">
             <w:r>
               <w:rPr>
                 <w:rStyle w:val="Hipervnculo"/>
@@ -1062,7 +1068,7 @@
               <w14:ligatures w14:val="none"/>
             </w:rPr>
           </w:pPr>
-          <w:hyperlink w:anchor="_Toc179237023" w:history="1">
+          <w:hyperlink w:history="1" w:anchor="_Toc179237023">
             <w:r>
               <w:rPr>
                 <w:rStyle w:val="Hipervnculo"/>
@@ -1145,7 +1151,7 @@
               <w14:ligatures w14:val="none"/>
             </w:rPr>
           </w:pPr>
-          <w:hyperlink w:anchor="_Toc179237024" w:history="1">
+          <w:hyperlink w:history="1" w:anchor="_Toc179237024">
             <w:r>
               <w:rPr>
                 <w:rStyle w:val="Hipervnculo"/>
@@ -1228,7 +1234,7 @@
               <w14:ligatures w14:val="none"/>
             </w:rPr>
           </w:pPr>
-          <w:hyperlink w:anchor="_Toc179237025" w:history="1">
+          <w:hyperlink w:history="1" w:anchor="_Toc179237025">
             <w:r>
               <w:rPr>
                 <w:rStyle w:val="Hipervnculo"/>
@@ -1311,7 +1317,7 @@
               <w14:ligatures w14:val="none"/>
             </w:rPr>
           </w:pPr>
-          <w:hyperlink w:anchor="_Toc179237026" w:history="1">
+          <w:hyperlink w:history="1" w:anchor="_Toc179237026">
             <w:r>
               <w:rPr>
                 <w:rStyle w:val="Hipervnculo"/>
@@ -1399,7 +1405,7 @@
               <w14:ligatures w14:val="none"/>
             </w:rPr>
           </w:pPr>
-          <w:hyperlink w:anchor="_Toc179237027" w:history="1">
+          <w:hyperlink w:history="1" w:anchor="_Toc179237027">
             <w:r>
               <w:rPr>
                 <w:rStyle w:val="Hipervnculo"/>
@@ -1495,7 +1501,7 @@
               <w14:ligatures w14:val="none"/>
             </w:rPr>
           </w:pPr>
-          <w:hyperlink w:anchor="_Toc179237029" w:history="1">
+          <w:hyperlink w:history="1" w:anchor="_Toc179237029">
             <w:r>
               <w:rPr>
                 <w:rStyle w:val="Hipervnculo"/>
@@ -1578,7 +1584,7 @@
               <w14:ligatures w14:val="none"/>
             </w:rPr>
           </w:pPr>
-          <w:hyperlink w:anchor="_Toc179237030" w:history="1">
+          <w:hyperlink w:history="1" w:anchor="_Toc179237030">
             <w:r>
               <w:rPr>
                 <w:rStyle w:val="Hipervnculo"/>
@@ -1661,7 +1667,7 @@
               <w14:ligatures w14:val="none"/>
             </w:rPr>
           </w:pPr>
-          <w:hyperlink w:anchor="_Toc179237031" w:history="1">
+          <w:hyperlink w:history="1" w:anchor="_Toc179237031">
             <w:r>
               <w:rPr>
                 <w:rStyle w:val="Hipervnculo"/>
@@ -1734,7 +1740,7 @@
               <w14:ligatures w14:val="none"/>
             </w:rPr>
           </w:pPr>
-          <w:hyperlink w:anchor="_Toc179237032" w:history="1">
+          <w:hyperlink w:history="1" w:anchor="_Toc179237032">
             <w:r>
               <w:rPr>
                 <w:rStyle w:val="Hipervnculo"/>
@@ -1830,7 +1836,7 @@
               <w14:ligatures w14:val="none"/>
             </w:rPr>
           </w:pPr>
-          <w:hyperlink w:anchor="_Toc179237033" w:history="1">
+          <w:hyperlink w:history="1" w:anchor="_Toc179237033">
             <w:r>
               <w:rPr>
                 <w:rStyle w:val="Hipervnculo"/>
@@ -1926,7 +1932,7 @@
               <w14:ligatures w14:val="none"/>
             </w:rPr>
           </w:pPr>
-          <w:hyperlink w:anchor="_Toc179237035" w:history="1">
+          <w:hyperlink w:history="1" w:anchor="_Toc179237035">
             <w:r>
               <w:rPr>
                 <w:rStyle w:val="Hipervnculo"/>
@@ -2014,7 +2020,7 @@
               <w14:ligatures w14:val="none"/>
             </w:rPr>
           </w:pPr>
-          <w:hyperlink w:anchor="_Toc179237036" w:history="1">
+          <w:hyperlink w:history="1" w:anchor="_Toc179237036">
             <w:r>
               <w:rPr>
                 <w:rStyle w:val="Hipervnculo"/>
@@ -2101,7 +2107,7 @@
               <w14:ligatures w14:val="none"/>
             </w:rPr>
           </w:pPr>
-          <w:hyperlink w:anchor="_Toc179237038" w:history="1">
+          <w:hyperlink w:history="1" w:anchor="_Toc179237038">
             <w:r>
               <w:rPr>
                 <w:rStyle w:val="Hipervnculo"/>
@@ -2184,7 +2190,7 @@
               <w14:ligatures w14:val="none"/>
             </w:rPr>
           </w:pPr>
-          <w:hyperlink w:anchor="_Toc179237039" w:history="1">
+          <w:hyperlink w:history="1" w:anchor="_Toc179237039">
             <w:r>
               <w:rPr>
                 <w:rStyle w:val="Hipervnculo"/>
@@ -2267,7 +2273,7 @@
               <w14:ligatures w14:val="none"/>
             </w:rPr>
           </w:pPr>
-          <w:hyperlink w:anchor="_Toc179237040" w:history="1">
+          <w:hyperlink w:history="1" w:anchor="_Toc179237040">
             <w:r>
               <w:rPr>
                 <w:rStyle w:val="Hipervnculo"/>
@@ -2368,7 +2374,7 @@
               <w14:ligatures w14:val="none"/>
             </w:rPr>
           </w:pPr>
-          <w:hyperlink w:anchor="_Toc179237041" w:history="1">
+          <w:hyperlink w:history="1" w:anchor="_Toc179237041">
             <w:r>
               <w:rPr>
                 <w:rStyle w:val="Hipervnculo"/>
@@ -2441,7 +2447,7 @@
               <w14:ligatures w14:val="none"/>
             </w:rPr>
           </w:pPr>
-          <w:hyperlink w:anchor="_Toc179237042" w:history="1">
+          <w:hyperlink w:history="1" w:anchor="_Toc179237042">
             <w:r>
               <w:rPr>
                 <w:rStyle w:val="Hipervnculo"/>
@@ -2514,12 +2520,12 @@
               <w14:ligatures w14:val="none"/>
             </w:rPr>
           </w:pPr>
-          <w:hyperlink w:anchor="_Toc179237043" w:history="1">
+          <w:hyperlink w:history="1" w:anchor="_Toc179237043">
             <w:r>
               <w:rPr>
                 <w:rStyle w:val="Hipervnculo"/>
                 <w:noProof/>
-                <w:bdr w:val="none" w:sz="0" w:space="0" w:color="auto" w:frame="1"/>
+                <w:bdr w:val="none" w:color="auto" w:sz="0" w:space="0" w:frame="1"/>
               </w:rPr>
               <w:t>Referencias bibliográficas</w:t>
             </w:r>
@@ -2588,7 +2594,7 @@
               <w14:ligatures w14:val="none"/>
             </w:rPr>
           </w:pPr>
-          <w:hyperlink w:anchor="_Toc179237044" w:history="1">
+          <w:hyperlink w:history="1" w:anchor="_Toc179237044">
             <w:r>
               <w:rPr>
                 <w:rStyle w:val="Hipervnculo"/>
@@ -2675,7 +2681,7 @@
         </w:rPr>
         <w:sectPr>
           <w:footerReference w:type="default" r:id="rId12"/>
-          <w:pgSz w:w="12240" w:h="15840"/>
+          <w:pgSz w:w="12240" w:h="15840" w:orient="portrait"/>
           <w:pgMar w:top="1701" w:right="1134" w:bottom="1134" w:left="1134" w:header="709" w:footer="709" w:gutter="0"/>
           <w:cols w:space="708"/>
           <w:docGrid w:linePitch="360"/>
@@ -2691,7 +2697,7 @@
         </w:numPr>
         <w:ind w:left="1068"/>
       </w:pPr>
-      <w:bookmarkStart w:id="0" w:name="_Toc179237016"/>
+      <w:bookmarkStart w:name="_Toc179237016" w:id="0"/>
       <w:r>
         <w:lastRenderedPageBreak/>
         <w:t>Introducción</w:t>
@@ -2779,7 +2785,7 @@
           <w:rStyle w:val="Hipervnculo"/>
         </w:rPr>
       </w:pPr>
-      <w:hyperlink r:id="rId14" w:history="1">
+      <w:hyperlink w:history="1" r:id="rId14">
         <w:r>
           <w:rPr>
             <w:rStyle w:val="Hipervnculo"/>
@@ -2866,7 +2872,7 @@
       <w:pPr>
         <w:pStyle w:val="Ttulo1"/>
       </w:pPr>
-      <w:bookmarkStart w:id="1" w:name="_Toc179237017"/>
+      <w:bookmarkStart w:name="_Toc179237017" w:id="1"/>
       <w:r>
         <w:t>Medición de audiencias</w:t>
       </w:r>
@@ -2937,7 +2943,7 @@
       <w:pPr>
         <w:pStyle w:val="Ttulo2"/>
       </w:pPr>
-      <w:bookmarkStart w:id="2" w:name="_Toc179237018"/>
+      <w:bookmarkStart w:name="_Toc179237018" w:id="2"/>
       <w:r>
         <w:t>Fuentes de medición de audiencias</w:t>
       </w:r>
@@ -3289,7 +3295,7 @@
       <w:pPr>
         <w:pStyle w:val="Ttulo1"/>
       </w:pPr>
-      <w:bookmarkStart w:id="3" w:name="_Toc179237019"/>
+      <w:bookmarkStart w:name="_Toc179237019" w:id="3"/>
       <w:r>
         <w:lastRenderedPageBreak/>
         <w:t>Plan de medios</w:t>
@@ -3338,7 +3344,7 @@
         <w:textAlignment w:val="baseline"/>
         <w:outlineLvl w:val="1"/>
         <w:rPr>
-          <w:rFonts w:ascii="Calibri" w:eastAsiaTheme="majorEastAsia" w:hAnsi="Calibri" w:cs="Calibri"/>
+          <w:rFonts w:ascii="Calibri" w:hAnsi="Calibri" w:cs="Calibri" w:eastAsiaTheme="majorEastAsia"/>
           <w:b/>
           <w:bCs/>
           <w:vanish/>
@@ -3350,8 +3356,8 @@
           <w14:ligatures w14:val="none"/>
         </w:rPr>
       </w:pPr>
-      <w:bookmarkStart w:id="4" w:name="_Toc179236854"/>
-      <w:bookmarkStart w:id="5" w:name="_Toc179237020"/>
+      <w:bookmarkStart w:name="_Toc179236854" w:id="4"/>
+      <w:bookmarkStart w:name="_Toc179237020" w:id="5"/>
       <w:bookmarkEnd w:id="4"/>
       <w:bookmarkEnd w:id="5"/>
     </w:p>
@@ -3359,7 +3365,7 @@
       <w:pPr>
         <w:pStyle w:val="Ttulo2"/>
       </w:pPr>
-      <w:bookmarkStart w:id="6" w:name="_Toc179237021"/>
+      <w:bookmarkStart w:name="_Toc179237021" w:id="6"/>
       <w:r>
         <w:t>Elementos básicos de un plan de medios</w:t>
       </w:r>
@@ -3441,7 +3447,7 @@
       <w:pPr>
         <w:jc w:val="center"/>
       </w:pPr>
-      <w:hyperlink r:id="rId16" w:history="1">
+      <w:hyperlink w:history="1" r:id="rId16">
         <w:r>
           <w:rPr>
             <w:rStyle w:val="Hipervnculo"/>
@@ -3528,7 +3534,7 @@
       <w:pPr>
         <w:pStyle w:val="Ttulo2"/>
       </w:pPr>
-      <w:bookmarkStart w:id="7" w:name="_Toc179237022"/>
+      <w:bookmarkStart w:name="_Toc179237022" w:id="7"/>
       <w:r>
         <w:t>Variables para el análisis de medios</w:t>
       </w:r>
@@ -3725,7 +3731,7 @@
       <w:pPr>
         <w:pStyle w:val="Ttulo2"/>
       </w:pPr>
-      <w:bookmarkStart w:id="8" w:name="_Toc179237023"/>
+      <w:bookmarkStart w:name="_Toc179237023" w:id="8"/>
       <w:r>
         <w:t>Variables para el análisis de campañas</w:t>
       </w:r>
@@ -3940,7 +3946,7 @@
       <w:pPr>
         <w:pStyle w:val="Ttulo2"/>
       </w:pPr>
-      <w:bookmarkStart w:id="9" w:name="_Toc179237024"/>
+      <w:bookmarkStart w:name="_Toc179237024" w:id="9"/>
       <w:r>
         <w:t>Variables para análisis de medios digitales</w:t>
       </w:r>
@@ -4129,7 +4135,7 @@
       <w:pPr>
         <w:pStyle w:val="Ttulo2"/>
       </w:pPr>
-      <w:bookmarkStart w:id="10" w:name="_Toc179237025"/>
+      <w:bookmarkStart w:name="_Toc179237025" w:id="10"/>
       <w:r>
         <w:t>Cronogramas de medios</w:t>
       </w:r>
@@ -4158,6 +4164,843 @@
           <w:bCs/>
         </w:rPr>
         <w:t>Cronograma para redes sociales / internet</w:t>
+      </w:r>
+    </w:p>
+    <w:tbl>
+      <w:tblPr>
+        <w:tblStyle w:val="SENA1"/>
+        <w:tblW w:w="9962" w:type="dxa"/>
+        <w:tblLayout w:type="fixed"/>
+        <w:tblLook w:val="04A0" w:firstRow="1" w:lastRow="0" w:firstColumn="1" w:lastColumn="0" w:noHBand="0" w:noVBand="1"/>
+      </w:tblPr>
+      <w:tblGrid>
+        <w:gridCol w:w="1555"/>
+        <w:gridCol w:w="1842"/>
+        <w:gridCol w:w="1276"/>
+        <w:gridCol w:w="1276"/>
+        <w:gridCol w:w="1276"/>
+        <w:gridCol w:w="1417"/>
+        <w:gridCol w:w="1320"/>
+      </w:tblGrid>
+      <w:tr>
+        <w:trPr>
+          <w:cnfStyle w:val="100000000000" w:firstRow="1" w:lastRow="0" w:firstColumn="0" w:lastColumn="0" w:oddVBand="0" w:evenVBand="0" w:oddHBand="0" w:evenHBand="0" w:firstRowFirstColumn="0" w:firstRowLastColumn="0" w:lastRowFirstColumn="0" w:lastRowLastColumn="0"/>
+          <w:cantSplit/>
+          <w:trHeight w:val="737"/>
+          <w:tblHeader/>
+        </w:trPr>
+        <w:tc>
+          <w:tcPr>
+            <w:cnfStyle w:val="000000000000" w:firstRow="0" w:lastRow="0" w:firstColumn="0" w:lastColumn="0" w:oddVBand="0" w:evenVBand="0" w:oddHBand="0" w:evenHBand="0" w:firstRowFirstColumn="0" w:firstRowLastColumn="0" w:lastRowFirstColumn="0" w:lastRowLastColumn="0"/>
+            <w:tcW w:w="1555" w:type="dxa"/>
+            <w:tcMar/>
+          </w:tcPr>
+          <w:p>
+            <w:pPr>
+              <w:pStyle w:val="TextoTablas"/>
+            </w:pPr>
+            <w:r>
+              <w:t>Red / plataforma</w:t>
+            </w:r>
+          </w:p>
+        </w:tc>
+        <w:tc>
+          <w:tcPr>
+            <w:cnfStyle w:val="000000000000" w:firstRow="0" w:lastRow="0" w:firstColumn="0" w:lastColumn="0" w:oddVBand="0" w:evenVBand="0" w:oddHBand="0" w:evenHBand="0" w:firstRowFirstColumn="0" w:firstRowLastColumn="0" w:lastRowFirstColumn="0" w:lastRowLastColumn="0"/>
+            <w:tcW w:w="1842" w:type="dxa"/>
+            <w:tcMar/>
+          </w:tcPr>
+          <w:p>
+            <w:pPr>
+              <w:pStyle w:val="TextoTablas"/>
+            </w:pPr>
+            <w:r>
+              <w:t>Tipo de campaña</w:t>
+            </w:r>
+          </w:p>
+        </w:tc>
+        <w:tc>
+          <w:tcPr>
+            <w:cnfStyle w:val="000000000000" w:firstRow="0" w:lastRow="0" w:firstColumn="0" w:lastColumn="0" w:oddVBand="0" w:evenVBand="0" w:oddHBand="0" w:evenHBand="0" w:firstRowFirstColumn="0" w:firstRowLastColumn="0" w:lastRowFirstColumn="0" w:lastRowLastColumn="0"/>
+            <w:tcW w:w="1276" w:type="dxa"/>
+            <w:tcMar/>
+          </w:tcPr>
+          <w:p>
+            <w:pPr>
+              <w:pStyle w:val="TextoTablas"/>
+            </w:pPr>
+            <w:r>
+              <w:t>Costo campaña</w:t>
+            </w:r>
+          </w:p>
+        </w:tc>
+        <w:tc>
+          <w:tcPr>
+            <w:cnfStyle w:val="000000000000" w:firstRow="0" w:lastRow="0" w:firstColumn="0" w:lastColumn="0" w:oddVBand="0" w:evenVBand="0" w:oddHBand="0" w:evenHBand="0" w:firstRowFirstColumn="0" w:firstRowLastColumn="0" w:lastRowFirstColumn="0" w:lastRowLastColumn="0"/>
+            <w:tcW w:w="1276" w:type="dxa"/>
+            <w:tcMar/>
+          </w:tcPr>
+          <w:p>
+            <w:pPr>
+              <w:pStyle w:val="TextoTablas"/>
+            </w:pPr>
+            <w:r>
+              <w:t>CPC</w:t>
+            </w:r>
+          </w:p>
+        </w:tc>
+        <w:tc>
+          <w:tcPr>
+            <w:cnfStyle w:val="000000000000" w:firstRow="0" w:lastRow="0" w:firstColumn="0" w:lastColumn="0" w:oddVBand="0" w:evenVBand="0" w:oddHBand="0" w:evenHBand="0" w:firstRowFirstColumn="0" w:firstRowLastColumn="0" w:lastRowFirstColumn="0" w:lastRowLastColumn="0"/>
+            <w:tcW w:w="1276" w:type="dxa"/>
+            <w:tcMar/>
+          </w:tcPr>
+          <w:p>
+            <w:pPr>
+              <w:pStyle w:val="TextoTablas"/>
+            </w:pPr>
+            <w:r>
+              <w:t>CPM</w:t>
+            </w:r>
+          </w:p>
+        </w:tc>
+        <w:tc>
+          <w:tcPr>
+            <w:cnfStyle w:val="000000000000" w:firstRow="0" w:lastRow="0" w:firstColumn="0" w:lastColumn="0" w:oddVBand="0" w:evenVBand="0" w:oddHBand="0" w:evenHBand="0" w:firstRowFirstColumn="0" w:firstRowLastColumn="0" w:lastRowFirstColumn="0" w:lastRowLastColumn="0"/>
+            <w:tcW w:w="1417" w:type="dxa"/>
+            <w:tcMar/>
+          </w:tcPr>
+          <w:p>
+            <w:pPr>
+              <w:pStyle w:val="TextoTablas"/>
+            </w:pPr>
+            <w:r>
+              <w:t>Fecha</w:t>
+            </w:r>
+          </w:p>
+        </w:tc>
+        <w:tc>
+          <w:tcPr>
+            <w:cnfStyle w:val="000000000000" w:firstRow="0" w:lastRow="0" w:firstColumn="0" w:lastColumn="0" w:oddVBand="0" w:evenVBand="0" w:oddHBand="0" w:evenHBand="0" w:firstRowFirstColumn="0" w:firstRowLastColumn="0" w:lastRowFirstColumn="0" w:lastRowLastColumn="0"/>
+            <w:tcW w:w="1320" w:type="dxa"/>
+            <w:tcMar/>
+          </w:tcPr>
+          <w:p>
+            <w:pPr>
+              <w:pStyle w:val="TextoTablas"/>
+            </w:pPr>
+            <w:r>
+              <w:t>Hora</w:t>
+            </w:r>
+          </w:p>
+        </w:tc>
+      </w:tr>
+      <w:tr>
+        <w:trPr>
+          <w:cnfStyle w:val="000000100000" w:firstRow="0" w:lastRow="0" w:firstColumn="0" w:lastColumn="0" w:oddVBand="0" w:evenVBand="0" w:oddHBand="1" w:evenHBand="0" w:firstRowFirstColumn="0" w:firstRowLastColumn="0" w:lastRowFirstColumn="0" w:lastRowLastColumn="0"/>
+          <w:trHeight w:val="852"/>
+        </w:trPr>
+        <w:tc>
+          <w:tcPr>
+            <w:cnfStyle w:val="000000000000" w:firstRow="0" w:lastRow="0" w:firstColumn="0" w:lastColumn="0" w:oddVBand="0" w:evenVBand="0" w:oddHBand="0" w:evenHBand="0" w:firstRowFirstColumn="0" w:firstRowLastColumn="0" w:lastRowFirstColumn="0" w:lastRowLastColumn="0"/>
+            <w:tcW w:w="1555" w:type="dxa"/>
+            <w:tcMar/>
+          </w:tcPr>
+          <w:p>
+            <w:pPr>
+              <w:pStyle w:val="TextoTablas"/>
+            </w:pPr>
+            <w:r>
+              <w:t>Facebook</w:t>
+            </w:r>
+          </w:p>
+        </w:tc>
+        <w:tc>
+          <w:tcPr>
+            <w:cnfStyle w:val="000000000000" w:firstRow="0" w:lastRow="0" w:firstColumn="0" w:lastColumn="0" w:oddVBand="0" w:evenVBand="0" w:oddHBand="0" w:evenHBand="0" w:firstRowFirstColumn="0" w:firstRowLastColumn="0" w:lastRowFirstColumn="0" w:lastRowLastColumn="0"/>
+            <w:tcW w:w="1842" w:type="dxa"/>
+            <w:tcMar/>
+          </w:tcPr>
+          <w:p>
+            <w:pPr>
+              <w:pStyle w:val="TextoTablas"/>
+            </w:pPr>
+            <w:r>
+              <w:t>Grupo de anuncios</w:t>
+            </w:r>
+          </w:p>
+        </w:tc>
+        <w:tc>
+          <w:tcPr>
+            <w:cnfStyle w:val="000000000000" w:firstRow="0" w:lastRow="0" w:firstColumn="0" w:lastColumn="0" w:oddVBand="0" w:evenVBand="0" w:oddHBand="0" w:evenHBand="0" w:firstRowFirstColumn="0" w:firstRowLastColumn="0" w:lastRowFirstColumn="0" w:lastRowLastColumn="0"/>
+            <w:tcW w:w="1276" w:type="dxa"/>
+            <w:tcMar/>
+          </w:tcPr>
+          <w:p>
+            <w:pPr>
+              <w:pStyle w:val="TextoTablas"/>
+            </w:pPr>
+          </w:p>
+        </w:tc>
+        <w:tc>
+          <w:tcPr>
+            <w:cnfStyle w:val="000000000000" w:firstRow="0" w:lastRow="0" w:firstColumn="0" w:lastColumn="0" w:oddVBand="0" w:evenVBand="0" w:oddHBand="0" w:evenHBand="0" w:firstRowFirstColumn="0" w:firstRowLastColumn="0" w:lastRowFirstColumn="0" w:lastRowLastColumn="0"/>
+            <w:tcW w:w="1276" w:type="dxa"/>
+            <w:tcMar/>
+          </w:tcPr>
+          <w:p>
+            <w:pPr>
+              <w:pStyle w:val="TextoTablas"/>
+            </w:pPr>
+          </w:p>
+        </w:tc>
+        <w:tc>
+          <w:tcPr>
+            <w:cnfStyle w:val="000000000000" w:firstRow="0" w:lastRow="0" w:firstColumn="0" w:lastColumn="0" w:oddVBand="0" w:evenVBand="0" w:oddHBand="0" w:evenHBand="0" w:firstRowFirstColumn="0" w:firstRowLastColumn="0" w:lastRowFirstColumn="0" w:lastRowLastColumn="0"/>
+            <w:tcW w:w="1276" w:type="dxa"/>
+            <w:tcMar/>
+          </w:tcPr>
+          <w:p>
+            <w:pPr>
+              <w:pStyle w:val="TextoTablas"/>
+            </w:pPr>
+          </w:p>
+        </w:tc>
+        <w:tc>
+          <w:tcPr>
+            <w:cnfStyle w:val="000000000000" w:firstRow="0" w:lastRow="0" w:firstColumn="0" w:lastColumn="0" w:oddVBand="0" w:evenVBand="0" w:oddHBand="0" w:evenHBand="0" w:firstRowFirstColumn="0" w:firstRowLastColumn="0" w:lastRowFirstColumn="0" w:lastRowLastColumn="0"/>
+            <w:tcW w:w="1417" w:type="dxa"/>
+            <w:tcMar/>
+          </w:tcPr>
+          <w:p>
+            <w:pPr>
+              <w:pStyle w:val="TextoTablas"/>
+            </w:pPr>
+          </w:p>
+        </w:tc>
+        <w:tc>
+          <w:tcPr>
+            <w:cnfStyle w:val="000000000000" w:firstRow="0" w:lastRow="0" w:firstColumn="0" w:lastColumn="0" w:oddVBand="0" w:evenVBand="0" w:oddHBand="0" w:evenHBand="0" w:firstRowFirstColumn="0" w:firstRowLastColumn="0" w:lastRowFirstColumn="0" w:lastRowLastColumn="0"/>
+            <w:tcW w:w="1320" w:type="dxa"/>
+            <w:tcMar/>
+          </w:tcPr>
+          <w:p>
+            <w:pPr>
+              <w:pStyle w:val="TextoTablas"/>
+            </w:pPr>
+          </w:p>
+        </w:tc>
+      </w:tr>
+      <w:tr>
+        <w:trPr>
+          <w:trHeight w:val="852"/>
+        </w:trPr>
+        <w:tc>
+          <w:tcPr>
+            <w:cnfStyle w:val="000000000000" w:firstRow="0" w:lastRow="0" w:firstColumn="0" w:lastColumn="0" w:oddVBand="0" w:evenVBand="0" w:oddHBand="0" w:evenHBand="0" w:firstRowFirstColumn="0" w:firstRowLastColumn="0" w:lastRowFirstColumn="0" w:lastRowLastColumn="0"/>
+            <w:tcW w:w="1555" w:type="dxa"/>
+            <w:tcMar/>
+          </w:tcPr>
+          <w:p>
+            <w:pPr>
+              <w:pStyle w:val="TextoTablas"/>
+            </w:pPr>
+            <w:r>
+              <w:t>Instagram</w:t>
+            </w:r>
+          </w:p>
+        </w:tc>
+        <w:tc>
+          <w:tcPr>
+            <w:cnfStyle w:val="000000000000" w:firstRow="0" w:lastRow="0" w:firstColumn="0" w:lastColumn="0" w:oddVBand="0" w:evenVBand="0" w:oddHBand="0" w:evenHBand="0" w:firstRowFirstColumn="0" w:firstRowLastColumn="0" w:lastRowFirstColumn="0" w:lastRowLastColumn="0"/>
+            <w:tcW w:w="1842" w:type="dxa"/>
+            <w:tcMar/>
+          </w:tcPr>
+          <w:p>
+            <w:pPr>
+              <w:pStyle w:val="TextoTablas"/>
+              <w:rPr>
+                <w:rStyle w:val="Extranjerismo"/>
+                <w:lang w:val="es-419"/>
+              </w:rPr>
+            </w:pPr>
+            <w:r>
+              <w:rPr>
+                <w:rStyle w:val="Extranjerismo"/>
+                <w:lang w:val="es-419"/>
+              </w:rPr>
+              <w:t>Retargueting</w:t>
+            </w:r>
+          </w:p>
+        </w:tc>
+        <w:tc>
+          <w:tcPr>
+            <w:cnfStyle w:val="000000000000" w:firstRow="0" w:lastRow="0" w:firstColumn="0" w:lastColumn="0" w:oddVBand="0" w:evenVBand="0" w:oddHBand="0" w:evenHBand="0" w:firstRowFirstColumn="0" w:firstRowLastColumn="0" w:lastRowFirstColumn="0" w:lastRowLastColumn="0"/>
+            <w:tcW w:w="1276" w:type="dxa"/>
+            <w:tcMar/>
+          </w:tcPr>
+          <w:p>
+            <w:pPr>
+              <w:pStyle w:val="TextoTablas"/>
+            </w:pPr>
+          </w:p>
+        </w:tc>
+        <w:tc>
+          <w:tcPr>
+            <w:cnfStyle w:val="000000000000" w:firstRow="0" w:lastRow="0" w:firstColumn="0" w:lastColumn="0" w:oddVBand="0" w:evenVBand="0" w:oddHBand="0" w:evenHBand="0" w:firstRowFirstColumn="0" w:firstRowLastColumn="0" w:lastRowFirstColumn="0" w:lastRowLastColumn="0"/>
+            <w:tcW w:w="1276" w:type="dxa"/>
+            <w:tcMar/>
+          </w:tcPr>
+          <w:p>
+            <w:pPr>
+              <w:pStyle w:val="TextoTablas"/>
+            </w:pPr>
+          </w:p>
+        </w:tc>
+        <w:tc>
+          <w:tcPr>
+            <w:cnfStyle w:val="000000000000" w:firstRow="0" w:lastRow="0" w:firstColumn="0" w:lastColumn="0" w:oddVBand="0" w:evenVBand="0" w:oddHBand="0" w:evenHBand="0" w:firstRowFirstColumn="0" w:firstRowLastColumn="0" w:lastRowFirstColumn="0" w:lastRowLastColumn="0"/>
+            <w:tcW w:w="1276" w:type="dxa"/>
+            <w:tcMar/>
+          </w:tcPr>
+          <w:p>
+            <w:pPr>
+              <w:pStyle w:val="TextoTablas"/>
+            </w:pPr>
+          </w:p>
+        </w:tc>
+        <w:tc>
+          <w:tcPr>
+            <w:cnfStyle w:val="000000000000" w:firstRow="0" w:lastRow="0" w:firstColumn="0" w:lastColumn="0" w:oddVBand="0" w:evenVBand="0" w:oddHBand="0" w:evenHBand="0" w:firstRowFirstColumn="0" w:firstRowLastColumn="0" w:lastRowFirstColumn="0" w:lastRowLastColumn="0"/>
+            <w:tcW w:w="1417" w:type="dxa"/>
+            <w:tcMar/>
+          </w:tcPr>
+          <w:p>
+            <w:pPr>
+              <w:pStyle w:val="TextoTablas"/>
+            </w:pPr>
+          </w:p>
+        </w:tc>
+        <w:tc>
+          <w:tcPr>
+            <w:cnfStyle w:val="000000000000" w:firstRow="0" w:lastRow="0" w:firstColumn="0" w:lastColumn="0" w:oddVBand="0" w:evenVBand="0" w:oddHBand="0" w:evenHBand="0" w:firstRowFirstColumn="0" w:firstRowLastColumn="0" w:lastRowFirstColumn="0" w:lastRowLastColumn="0"/>
+            <w:tcW w:w="1320" w:type="dxa"/>
+            <w:tcMar/>
+          </w:tcPr>
+          <w:p>
+            <w:pPr>
+              <w:pStyle w:val="TextoTablas"/>
+            </w:pPr>
+          </w:p>
+        </w:tc>
+      </w:tr>
+      <w:tr>
+        <w:trPr>
+          <w:cnfStyle w:val="000000100000" w:firstRow="0" w:lastRow="0" w:firstColumn="0" w:lastColumn="0" w:oddVBand="0" w:evenVBand="0" w:oddHBand="1" w:evenHBand="0" w:firstRowFirstColumn="0" w:firstRowLastColumn="0" w:lastRowFirstColumn="0" w:lastRowLastColumn="0"/>
+          <w:trHeight w:val="852"/>
+        </w:trPr>
+        <w:tc>
+          <w:tcPr>
+            <w:cnfStyle w:val="000000000000" w:firstRow="0" w:lastRow="0" w:firstColumn="0" w:lastColumn="0" w:oddVBand="0" w:evenVBand="0" w:oddHBand="0" w:evenHBand="0" w:firstRowFirstColumn="0" w:firstRowLastColumn="0" w:lastRowFirstColumn="0" w:lastRowLastColumn="0"/>
+            <w:tcW w:w="1555" w:type="dxa"/>
+            <w:tcMar/>
+          </w:tcPr>
+          <w:p>
+            <w:pPr>
+              <w:pStyle w:val="TextoTablas"/>
+            </w:pPr>
+            <w:r>
+              <w:t>Twitter</w:t>
+            </w:r>
+          </w:p>
+        </w:tc>
+        <w:tc>
+          <w:tcPr>
+            <w:cnfStyle w:val="000000000000" w:firstRow="0" w:lastRow="0" w:firstColumn="0" w:lastColumn="0" w:oddVBand="0" w:evenVBand="0" w:oddHBand="0" w:evenHBand="0" w:firstRowFirstColumn="0" w:firstRowLastColumn="0" w:lastRowFirstColumn="0" w:lastRowLastColumn="0"/>
+            <w:tcW w:w="1842" w:type="dxa"/>
+            <w:tcMar/>
+          </w:tcPr>
+          <w:p>
+            <w:pPr>
+              <w:pStyle w:val="TextoTablas"/>
+            </w:pPr>
+            <w:r>
+              <w:t>Video promocional</w:t>
+            </w:r>
+          </w:p>
+        </w:tc>
+        <w:tc>
+          <w:tcPr>
+            <w:cnfStyle w:val="000000000000" w:firstRow="0" w:lastRow="0" w:firstColumn="0" w:lastColumn="0" w:oddVBand="0" w:evenVBand="0" w:oddHBand="0" w:evenHBand="0" w:firstRowFirstColumn="0" w:firstRowLastColumn="0" w:lastRowFirstColumn="0" w:lastRowLastColumn="0"/>
+            <w:tcW w:w="1276" w:type="dxa"/>
+            <w:tcMar/>
+          </w:tcPr>
+          <w:p>
+            <w:pPr>
+              <w:pStyle w:val="TextoTablas"/>
+            </w:pPr>
+          </w:p>
+        </w:tc>
+        <w:tc>
+          <w:tcPr>
+            <w:cnfStyle w:val="000000000000" w:firstRow="0" w:lastRow="0" w:firstColumn="0" w:lastColumn="0" w:oddVBand="0" w:evenVBand="0" w:oddHBand="0" w:evenHBand="0" w:firstRowFirstColumn="0" w:firstRowLastColumn="0" w:lastRowFirstColumn="0" w:lastRowLastColumn="0"/>
+            <w:tcW w:w="1276" w:type="dxa"/>
+            <w:tcMar/>
+          </w:tcPr>
+          <w:p>
+            <w:pPr>
+              <w:pStyle w:val="TextoTablas"/>
+            </w:pPr>
+          </w:p>
+        </w:tc>
+        <w:tc>
+          <w:tcPr>
+            <w:cnfStyle w:val="000000000000" w:firstRow="0" w:lastRow="0" w:firstColumn="0" w:lastColumn="0" w:oddVBand="0" w:evenVBand="0" w:oddHBand="0" w:evenHBand="0" w:firstRowFirstColumn="0" w:firstRowLastColumn="0" w:lastRowFirstColumn="0" w:lastRowLastColumn="0"/>
+            <w:tcW w:w="1276" w:type="dxa"/>
+            <w:tcMar/>
+          </w:tcPr>
+          <w:p>
+            <w:pPr>
+              <w:pStyle w:val="TextoTablas"/>
+            </w:pPr>
+          </w:p>
+        </w:tc>
+        <w:tc>
+          <w:tcPr>
+            <w:cnfStyle w:val="000000000000" w:firstRow="0" w:lastRow="0" w:firstColumn="0" w:lastColumn="0" w:oddVBand="0" w:evenVBand="0" w:oddHBand="0" w:evenHBand="0" w:firstRowFirstColumn="0" w:firstRowLastColumn="0" w:lastRowFirstColumn="0" w:lastRowLastColumn="0"/>
+            <w:tcW w:w="1417" w:type="dxa"/>
+            <w:tcMar/>
+          </w:tcPr>
+          <w:p>
+            <w:pPr>
+              <w:pStyle w:val="TextoTablas"/>
+            </w:pPr>
+          </w:p>
+        </w:tc>
+        <w:tc>
+          <w:tcPr>
+            <w:cnfStyle w:val="000000000000" w:firstRow="0" w:lastRow="0" w:firstColumn="0" w:lastColumn="0" w:oddVBand="0" w:evenVBand="0" w:oddHBand="0" w:evenHBand="0" w:firstRowFirstColumn="0" w:firstRowLastColumn="0" w:lastRowFirstColumn="0" w:lastRowLastColumn="0"/>
+            <w:tcW w:w="1320" w:type="dxa"/>
+            <w:tcMar/>
+          </w:tcPr>
+          <w:p>
+            <w:pPr>
+              <w:pStyle w:val="TextoTablas"/>
+            </w:pPr>
+          </w:p>
+        </w:tc>
+      </w:tr>
+      <w:tr>
+        <w:trPr>
+          <w:trHeight w:val="852"/>
+        </w:trPr>
+        <w:tc>
+          <w:tcPr>
+            <w:cnfStyle w:val="000000000000" w:firstRow="0" w:lastRow="0" w:firstColumn="0" w:lastColumn="0" w:oddVBand="0" w:evenVBand="0" w:oddHBand="0" w:evenHBand="0" w:firstRowFirstColumn="0" w:firstRowLastColumn="0" w:lastRowFirstColumn="0" w:lastRowLastColumn="0"/>
+            <w:tcW w:w="1555" w:type="dxa"/>
+            <w:tcMar/>
+          </w:tcPr>
+          <w:p>
+            <w:pPr>
+              <w:pStyle w:val="TextoTablas"/>
+            </w:pPr>
+            <w:r>
+              <w:t>LinkedIn</w:t>
+            </w:r>
+          </w:p>
+        </w:tc>
+        <w:tc>
+          <w:tcPr>
+            <w:cnfStyle w:val="000000000000" w:firstRow="0" w:lastRow="0" w:firstColumn="0" w:lastColumn="0" w:oddVBand="0" w:evenVBand="0" w:oddHBand="0" w:evenHBand="0" w:firstRowFirstColumn="0" w:firstRowLastColumn="0" w:lastRowFirstColumn="0" w:lastRowLastColumn="0"/>
+            <w:tcW w:w="1842" w:type="dxa"/>
+            <w:tcMar/>
+          </w:tcPr>
+          <w:p>
+            <w:pPr>
+              <w:pStyle w:val="TextoTablas"/>
+            </w:pPr>
+            <w:r>
+              <w:t>Aumento Leads</w:t>
+            </w:r>
+          </w:p>
+        </w:tc>
+        <w:tc>
+          <w:tcPr>
+            <w:cnfStyle w:val="000000000000" w:firstRow="0" w:lastRow="0" w:firstColumn="0" w:lastColumn="0" w:oddVBand="0" w:evenVBand="0" w:oddHBand="0" w:evenHBand="0" w:firstRowFirstColumn="0" w:firstRowLastColumn="0" w:lastRowFirstColumn="0" w:lastRowLastColumn="0"/>
+            <w:tcW w:w="1276" w:type="dxa"/>
+            <w:tcMar/>
+          </w:tcPr>
+          <w:p>
+            <w:pPr>
+              <w:pStyle w:val="TextoTablas"/>
+            </w:pPr>
+          </w:p>
+        </w:tc>
+        <w:tc>
+          <w:tcPr>
+            <w:cnfStyle w:val="000000000000" w:firstRow="0" w:lastRow="0" w:firstColumn="0" w:lastColumn="0" w:oddVBand="0" w:evenVBand="0" w:oddHBand="0" w:evenHBand="0" w:firstRowFirstColumn="0" w:firstRowLastColumn="0" w:lastRowFirstColumn="0" w:lastRowLastColumn="0"/>
+            <w:tcW w:w="1276" w:type="dxa"/>
+            <w:tcMar/>
+          </w:tcPr>
+          <w:p>
+            <w:pPr>
+              <w:pStyle w:val="TextoTablas"/>
+            </w:pPr>
+          </w:p>
+        </w:tc>
+        <w:tc>
+          <w:tcPr>
+            <w:cnfStyle w:val="000000000000" w:firstRow="0" w:lastRow="0" w:firstColumn="0" w:lastColumn="0" w:oddVBand="0" w:evenVBand="0" w:oddHBand="0" w:evenHBand="0" w:firstRowFirstColumn="0" w:firstRowLastColumn="0" w:lastRowFirstColumn="0" w:lastRowLastColumn="0"/>
+            <w:tcW w:w="1276" w:type="dxa"/>
+            <w:tcMar/>
+          </w:tcPr>
+          <w:p>
+            <w:pPr>
+              <w:pStyle w:val="TextoTablas"/>
+            </w:pPr>
+          </w:p>
+        </w:tc>
+        <w:tc>
+          <w:tcPr>
+            <w:cnfStyle w:val="000000000000" w:firstRow="0" w:lastRow="0" w:firstColumn="0" w:lastColumn="0" w:oddVBand="0" w:evenVBand="0" w:oddHBand="0" w:evenHBand="0" w:firstRowFirstColumn="0" w:firstRowLastColumn="0" w:lastRowFirstColumn="0" w:lastRowLastColumn="0"/>
+            <w:tcW w:w="1417" w:type="dxa"/>
+            <w:tcMar/>
+          </w:tcPr>
+          <w:p>
+            <w:pPr>
+              <w:pStyle w:val="TextoTablas"/>
+            </w:pPr>
+          </w:p>
+        </w:tc>
+        <w:tc>
+          <w:tcPr>
+            <w:cnfStyle w:val="000000000000" w:firstRow="0" w:lastRow="0" w:firstColumn="0" w:lastColumn="0" w:oddVBand="0" w:evenVBand="0" w:oddHBand="0" w:evenHBand="0" w:firstRowFirstColumn="0" w:firstRowLastColumn="0" w:lastRowFirstColumn="0" w:lastRowLastColumn="0"/>
+            <w:tcW w:w="1320" w:type="dxa"/>
+            <w:tcMar/>
+          </w:tcPr>
+          <w:p>
+            <w:pPr>
+              <w:pStyle w:val="TextoTablas"/>
+            </w:pPr>
+          </w:p>
+        </w:tc>
+      </w:tr>
+      <w:tr>
+        <w:trPr>
+          <w:cnfStyle w:val="000000100000" w:firstRow="0" w:lastRow="0" w:firstColumn="0" w:lastColumn="0" w:oddVBand="0" w:evenVBand="0" w:oddHBand="1" w:evenHBand="0" w:firstRowFirstColumn="0" w:firstRowLastColumn="0" w:lastRowFirstColumn="0" w:lastRowLastColumn="0"/>
+          <w:trHeight w:val="852"/>
+        </w:trPr>
+        <w:tc>
+          <w:tcPr>
+            <w:cnfStyle w:val="000000000000" w:firstRow="0" w:lastRow="0" w:firstColumn="0" w:lastColumn="0" w:oddVBand="0" w:evenVBand="0" w:oddHBand="0" w:evenHBand="0" w:firstRowFirstColumn="0" w:firstRowLastColumn="0" w:lastRowFirstColumn="0" w:lastRowLastColumn="0"/>
+            <w:tcW w:w="1555" w:type="dxa"/>
+            <w:tcMar/>
+          </w:tcPr>
+          <w:p>
+            <w:pPr>
+              <w:pStyle w:val="TextoTablas"/>
+            </w:pPr>
+            <w:r>
+              <w:t xml:space="preserve">Google </w:t>
+            </w:r>
+            <w:proofErr w:type="spellStart"/>
+            <w:r>
+              <w:t>Ads</w:t>
+            </w:r>
+            <w:proofErr w:type="spellEnd"/>
+          </w:p>
+        </w:tc>
+        <w:tc>
+          <w:tcPr>
+            <w:cnfStyle w:val="000000000000" w:firstRow="0" w:lastRow="0" w:firstColumn="0" w:lastColumn="0" w:oddVBand="0" w:evenVBand="0" w:oddHBand="0" w:evenHBand="0" w:firstRowFirstColumn="0" w:firstRowLastColumn="0" w:lastRowFirstColumn="0" w:lastRowLastColumn="0"/>
+            <w:tcW w:w="1842" w:type="dxa"/>
+            <w:tcMar/>
+          </w:tcPr>
+          <w:p>
+            <w:pPr>
+              <w:pStyle w:val="TextoTablas"/>
+            </w:pPr>
+            <w:r>
+              <w:t>Anuncio</w:t>
+            </w:r>
+          </w:p>
+        </w:tc>
+        <w:tc>
+          <w:tcPr>
+            <w:cnfStyle w:val="000000000000" w:firstRow="0" w:lastRow="0" w:firstColumn="0" w:lastColumn="0" w:oddVBand="0" w:evenVBand="0" w:oddHBand="0" w:evenHBand="0" w:firstRowFirstColumn="0" w:firstRowLastColumn="0" w:lastRowFirstColumn="0" w:lastRowLastColumn="0"/>
+            <w:tcW w:w="1276" w:type="dxa"/>
+            <w:tcMar/>
+          </w:tcPr>
+          <w:p>
+            <w:pPr>
+              <w:pStyle w:val="TextoTablas"/>
+            </w:pPr>
+          </w:p>
+        </w:tc>
+        <w:tc>
+          <w:tcPr>
+            <w:cnfStyle w:val="000000000000" w:firstRow="0" w:lastRow="0" w:firstColumn="0" w:lastColumn="0" w:oddVBand="0" w:evenVBand="0" w:oddHBand="0" w:evenHBand="0" w:firstRowFirstColumn="0" w:firstRowLastColumn="0" w:lastRowFirstColumn="0" w:lastRowLastColumn="0"/>
+            <w:tcW w:w="1276" w:type="dxa"/>
+            <w:tcMar/>
+          </w:tcPr>
+          <w:p>
+            <w:pPr>
+              <w:pStyle w:val="TextoTablas"/>
+            </w:pPr>
+          </w:p>
+        </w:tc>
+        <w:tc>
+          <w:tcPr>
+            <w:cnfStyle w:val="000000000000" w:firstRow="0" w:lastRow="0" w:firstColumn="0" w:lastColumn="0" w:oddVBand="0" w:evenVBand="0" w:oddHBand="0" w:evenHBand="0" w:firstRowFirstColumn="0" w:firstRowLastColumn="0" w:lastRowFirstColumn="0" w:lastRowLastColumn="0"/>
+            <w:tcW w:w="1276" w:type="dxa"/>
+            <w:tcMar/>
+          </w:tcPr>
+          <w:p>
+            <w:pPr>
+              <w:pStyle w:val="TextoTablas"/>
+            </w:pPr>
+          </w:p>
+        </w:tc>
+        <w:tc>
+          <w:tcPr>
+            <w:cnfStyle w:val="000000000000" w:firstRow="0" w:lastRow="0" w:firstColumn="0" w:lastColumn="0" w:oddVBand="0" w:evenVBand="0" w:oddHBand="0" w:evenHBand="0" w:firstRowFirstColumn="0" w:firstRowLastColumn="0" w:lastRowFirstColumn="0" w:lastRowLastColumn="0"/>
+            <w:tcW w:w="1417" w:type="dxa"/>
+            <w:tcMar/>
+          </w:tcPr>
+          <w:p>
+            <w:pPr>
+              <w:pStyle w:val="TextoTablas"/>
+            </w:pPr>
+          </w:p>
+        </w:tc>
+        <w:tc>
+          <w:tcPr>
+            <w:cnfStyle w:val="000000000000" w:firstRow="0" w:lastRow="0" w:firstColumn="0" w:lastColumn="0" w:oddVBand="0" w:evenVBand="0" w:oddHBand="0" w:evenHBand="0" w:firstRowFirstColumn="0" w:firstRowLastColumn="0" w:lastRowFirstColumn="0" w:lastRowLastColumn="0"/>
+            <w:tcW w:w="1320" w:type="dxa"/>
+            <w:tcMar/>
+          </w:tcPr>
+          <w:p>
+            <w:pPr>
+              <w:pStyle w:val="TextoTablas"/>
+            </w:pPr>
+          </w:p>
+        </w:tc>
+      </w:tr>
+      <w:tr>
+        <w:trPr>
+          <w:trHeight w:val="852"/>
+        </w:trPr>
+        <w:tc>
+          <w:tcPr>
+            <w:cnfStyle w:val="000000000000" w:firstRow="0" w:lastRow="0" w:firstColumn="0" w:lastColumn="0" w:oddVBand="0" w:evenVBand="0" w:oddHBand="0" w:evenHBand="0" w:firstRowFirstColumn="0" w:firstRowLastColumn="0" w:lastRowFirstColumn="0" w:lastRowLastColumn="0"/>
+            <w:tcW w:w="1555" w:type="dxa"/>
+            <w:tcMar/>
+          </w:tcPr>
+          <w:p>
+            <w:pPr>
+              <w:pStyle w:val="TextoTablas"/>
+            </w:pPr>
+            <w:r>
+              <w:t>YouTube</w:t>
+            </w:r>
+          </w:p>
+        </w:tc>
+        <w:tc>
+          <w:tcPr>
+            <w:cnfStyle w:val="000000000000" w:firstRow="0" w:lastRow="0" w:firstColumn="0" w:lastColumn="0" w:oddVBand="0" w:evenVBand="0" w:oddHBand="0" w:evenHBand="0" w:firstRowFirstColumn="0" w:firstRowLastColumn="0" w:lastRowFirstColumn="0" w:lastRowLastColumn="0"/>
+            <w:tcW w:w="1842" w:type="dxa"/>
+            <w:tcMar/>
+          </w:tcPr>
+          <w:p>
+            <w:pPr>
+              <w:pStyle w:val="TextoTablas"/>
+            </w:pPr>
+            <w:r>
+              <w:t>Texto</w:t>
+            </w:r>
+          </w:p>
+        </w:tc>
+        <w:tc>
+          <w:tcPr>
+            <w:cnfStyle w:val="000000000000" w:firstRow="0" w:lastRow="0" w:firstColumn="0" w:lastColumn="0" w:oddVBand="0" w:evenVBand="0" w:oddHBand="0" w:evenHBand="0" w:firstRowFirstColumn="0" w:firstRowLastColumn="0" w:lastRowFirstColumn="0" w:lastRowLastColumn="0"/>
+            <w:tcW w:w="1276" w:type="dxa"/>
+            <w:tcMar/>
+          </w:tcPr>
+          <w:p>
+            <w:pPr>
+              <w:pStyle w:val="TextoTablas"/>
+            </w:pPr>
+          </w:p>
+        </w:tc>
+        <w:tc>
+          <w:tcPr>
+            <w:cnfStyle w:val="000000000000" w:firstRow="0" w:lastRow="0" w:firstColumn="0" w:lastColumn="0" w:oddVBand="0" w:evenVBand="0" w:oddHBand="0" w:evenHBand="0" w:firstRowFirstColumn="0" w:firstRowLastColumn="0" w:lastRowFirstColumn="0" w:lastRowLastColumn="0"/>
+            <w:tcW w:w="1276" w:type="dxa"/>
+            <w:tcMar/>
+          </w:tcPr>
+          <w:p>
+            <w:pPr>
+              <w:pStyle w:val="TextoTablas"/>
+            </w:pPr>
+          </w:p>
+        </w:tc>
+        <w:tc>
+          <w:tcPr>
+            <w:cnfStyle w:val="000000000000" w:firstRow="0" w:lastRow="0" w:firstColumn="0" w:lastColumn="0" w:oddVBand="0" w:evenVBand="0" w:oddHBand="0" w:evenHBand="0" w:firstRowFirstColumn="0" w:firstRowLastColumn="0" w:lastRowFirstColumn="0" w:lastRowLastColumn="0"/>
+            <w:tcW w:w="1276" w:type="dxa"/>
+            <w:tcMar/>
+          </w:tcPr>
+          <w:p>
+            <w:pPr>
+              <w:pStyle w:val="TextoTablas"/>
+            </w:pPr>
+          </w:p>
+        </w:tc>
+        <w:tc>
+          <w:tcPr>
+            <w:cnfStyle w:val="000000000000" w:firstRow="0" w:lastRow="0" w:firstColumn="0" w:lastColumn="0" w:oddVBand="0" w:evenVBand="0" w:oddHBand="0" w:evenHBand="0" w:firstRowFirstColumn="0" w:firstRowLastColumn="0" w:lastRowFirstColumn="0" w:lastRowLastColumn="0"/>
+            <w:tcW w:w="1417" w:type="dxa"/>
+            <w:tcMar/>
+          </w:tcPr>
+          <w:p>
+            <w:pPr>
+              <w:pStyle w:val="TextoTablas"/>
+            </w:pPr>
+          </w:p>
+        </w:tc>
+        <w:tc>
+          <w:tcPr>
+            <w:cnfStyle w:val="000000000000" w:firstRow="0" w:lastRow="0" w:firstColumn="0" w:lastColumn="0" w:oddVBand="0" w:evenVBand="0" w:oddHBand="0" w:evenHBand="0" w:firstRowFirstColumn="0" w:firstRowLastColumn="0" w:lastRowFirstColumn="0" w:lastRowLastColumn="0"/>
+            <w:tcW w:w="1320" w:type="dxa"/>
+            <w:tcMar/>
+          </w:tcPr>
+          <w:p>
+            <w:pPr>
+              <w:pStyle w:val="TextoTablas"/>
+            </w:pPr>
+          </w:p>
+        </w:tc>
+      </w:tr>
+      <w:tr>
+        <w:trPr>
+          <w:cnfStyle w:val="000000100000" w:firstRow="0" w:lastRow="0" w:firstColumn="0" w:lastColumn="0" w:oddVBand="0" w:evenVBand="0" w:oddHBand="1" w:evenHBand="0" w:firstRowFirstColumn="0" w:firstRowLastColumn="0" w:lastRowFirstColumn="0" w:lastRowLastColumn="0"/>
+          <w:trHeight w:val="852"/>
+        </w:trPr>
+        <w:tc>
+          <w:tcPr>
+            <w:cnfStyle w:val="000000000000" w:firstRow="0" w:lastRow="0" w:firstColumn="0" w:lastColumn="0" w:oddVBand="0" w:evenVBand="0" w:oddHBand="0" w:evenHBand="0" w:firstRowFirstColumn="0" w:firstRowLastColumn="0" w:lastRowFirstColumn="0" w:lastRowLastColumn="0"/>
+            <w:tcW w:w="1555" w:type="dxa"/>
+            <w:tcMar/>
+          </w:tcPr>
+          <w:p>
+            <w:pPr>
+              <w:pStyle w:val="TextoTablas"/>
+            </w:pPr>
+            <w:r>
+              <w:t>Red / plataforma</w:t>
+            </w:r>
+          </w:p>
+        </w:tc>
+        <w:tc>
+          <w:tcPr>
+            <w:cnfStyle w:val="000000000000" w:firstRow="0" w:lastRow="0" w:firstColumn="0" w:lastColumn="0" w:oddVBand="0" w:evenVBand="0" w:oddHBand="0" w:evenHBand="0" w:firstRowFirstColumn="0" w:firstRowLastColumn="0" w:lastRowFirstColumn="0" w:lastRowLastColumn="0"/>
+            <w:tcW w:w="1842" w:type="dxa"/>
+            <w:tcMar/>
+          </w:tcPr>
+          <w:p>
+            <w:pPr>
+              <w:pStyle w:val="TextoTablas"/>
+            </w:pPr>
+            <w:r>
+              <w:t>Tipo de campaña</w:t>
+            </w:r>
+          </w:p>
+        </w:tc>
+        <w:tc>
+          <w:tcPr>
+            <w:cnfStyle w:val="000000000000" w:firstRow="0" w:lastRow="0" w:firstColumn="0" w:lastColumn="0" w:oddVBand="0" w:evenVBand="0" w:oddHBand="0" w:evenHBand="0" w:firstRowFirstColumn="0" w:firstRowLastColumn="0" w:lastRowFirstColumn="0" w:lastRowLastColumn="0"/>
+            <w:tcW w:w="1276" w:type="dxa"/>
+            <w:tcMar/>
+          </w:tcPr>
+          <w:p>
+            <w:pPr>
+              <w:pStyle w:val="TextoTablas"/>
+            </w:pPr>
+          </w:p>
+        </w:tc>
+        <w:tc>
+          <w:tcPr>
+            <w:cnfStyle w:val="000000000000" w:firstRow="0" w:lastRow="0" w:firstColumn="0" w:lastColumn="0" w:oddVBand="0" w:evenVBand="0" w:oddHBand="0" w:evenHBand="0" w:firstRowFirstColumn="0" w:firstRowLastColumn="0" w:lastRowFirstColumn="0" w:lastRowLastColumn="0"/>
+            <w:tcW w:w="1276" w:type="dxa"/>
+            <w:tcMar/>
+          </w:tcPr>
+          <w:p>
+            <w:pPr>
+              <w:pStyle w:val="TextoTablas"/>
+            </w:pPr>
+          </w:p>
+        </w:tc>
+        <w:tc>
+          <w:tcPr>
+            <w:cnfStyle w:val="000000000000" w:firstRow="0" w:lastRow="0" w:firstColumn="0" w:lastColumn="0" w:oddVBand="0" w:evenVBand="0" w:oddHBand="0" w:evenHBand="0" w:firstRowFirstColumn="0" w:firstRowLastColumn="0" w:lastRowFirstColumn="0" w:lastRowLastColumn="0"/>
+            <w:tcW w:w="1276" w:type="dxa"/>
+            <w:tcMar/>
+          </w:tcPr>
+          <w:p>
+            <w:pPr>
+              <w:pStyle w:val="TextoTablas"/>
+            </w:pPr>
+          </w:p>
+        </w:tc>
+        <w:tc>
+          <w:tcPr>
+            <w:cnfStyle w:val="000000000000" w:firstRow="0" w:lastRow="0" w:firstColumn="0" w:lastColumn="0" w:oddVBand="0" w:evenVBand="0" w:oddHBand="0" w:evenHBand="0" w:firstRowFirstColumn="0" w:firstRowLastColumn="0" w:lastRowFirstColumn="0" w:lastRowLastColumn="0"/>
+            <w:tcW w:w="1417" w:type="dxa"/>
+            <w:tcMar/>
+          </w:tcPr>
+          <w:p>
+            <w:pPr>
+              <w:pStyle w:val="TextoTablas"/>
+            </w:pPr>
+          </w:p>
+        </w:tc>
+        <w:tc>
+          <w:tcPr>
+            <w:cnfStyle w:val="000000000000" w:firstRow="0" w:lastRow="0" w:firstColumn="0" w:lastColumn="0" w:oddVBand="0" w:evenVBand="0" w:oddHBand="0" w:evenHBand="0" w:firstRowFirstColumn="0" w:firstRowLastColumn="0" w:lastRowFirstColumn="0" w:lastRowLastColumn="0"/>
+            <w:tcW w:w="1320" w:type="dxa"/>
+            <w:tcMar/>
+          </w:tcPr>
+          <w:p>
+            <w:pPr>
+              <w:pStyle w:val="TextoTablas"/>
+            </w:pPr>
+          </w:p>
+        </w:tc>
+      </w:tr>
+    </w:tbl>
+    <w:p>
+      <w:pPr>
+        <w:ind w:firstLine="0"/>
+      </w:pPr>
+    </w:p>
+    <w:p>
+      <w:pPr>
+        <w:pStyle w:val="Prrafodelista"/>
+        <w:numPr>
+          <w:ilvl w:val="0"/>
+          <w:numId w:val="13"/>
+        </w:numPr>
+        <w:rPr>
+          <w:b/>
+          <w:bCs/>
+        </w:rPr>
+      </w:pPr>
+      <w:r>
+        <w:rPr>
+          <w:b/>
+          <w:bCs/>
+        </w:rPr>
+        <w:t>Cronograma para radio</w:t>
       </w:r>
     </w:p>
     <w:tbl>
@@ -4192,7 +5035,7 @@
               <w:pStyle w:val="TextoTablas"/>
             </w:pPr>
             <w:r>
-              <w:t>Red / plataforma</w:t>
+              <w:t>Emisora</w:t>
             </w:r>
           </w:p>
         </w:tc>
@@ -4205,7 +5048,7 @@
               <w:pStyle w:val="TextoTablas"/>
             </w:pPr>
             <w:r>
-              <w:t>Tipo de campaña</w:t>
+              <w:t>Programa</w:t>
             </w:r>
           </w:p>
         </w:tc>
@@ -4218,7 +5061,7 @@
               <w:pStyle w:val="TextoTablas"/>
             </w:pPr>
             <w:r>
-              <w:t>Costo campaña</w:t>
+              <w:t>Duración cuña</w:t>
             </w:r>
           </w:p>
         </w:tc>
@@ -4231,7 +5074,7 @@
               <w:pStyle w:val="TextoTablas"/>
             </w:pPr>
             <w:r>
-              <w:t>CPC</w:t>
+              <w:t>Costo cuña</w:t>
             </w:r>
           </w:p>
         </w:tc>
@@ -4289,7 +5132,7 @@
               <w:pStyle w:val="TextoTablas"/>
             </w:pPr>
             <w:r>
-              <w:t>Facebook</w:t>
+              <w:t>W Radio</w:t>
             </w:r>
           </w:p>
         </w:tc>
@@ -4302,7 +5145,7 @@
               <w:pStyle w:val="TextoTablas"/>
             </w:pPr>
             <w:r>
-              <w:t>Grupo de anuncios</w:t>
+              <w:t>Sigue la w</w:t>
             </w:r>
           </w:p>
         </w:tc>
@@ -4314,6 +5157,9 @@
             <w:pPr>
               <w:pStyle w:val="TextoTablas"/>
             </w:pPr>
+            <w:r>
+              <w:t>15’’</w:t>
+            </w:r>
           </w:p>
         </w:tc>
         <w:tc>
@@ -4324,6 +5170,9 @@
             <w:pPr>
               <w:pStyle w:val="TextoTablas"/>
             </w:pPr>
+            <w:r>
+              <w:t>3.000.000</w:t>
+            </w:r>
           </w:p>
         </w:tc>
         <w:tc>
@@ -4334,508 +5183,9 @@
             <w:pPr>
               <w:pStyle w:val="TextoTablas"/>
             </w:pPr>
-          </w:p>
-        </w:tc>
-        <w:tc>
-          <w:tcPr>
-            <w:tcW w:w="1417" w:type="dxa"/>
-          </w:tcPr>
-          <w:p>
-            <w:pPr>
-              <w:pStyle w:val="TextoTablas"/>
-            </w:pPr>
-          </w:p>
-        </w:tc>
-        <w:tc>
-          <w:tcPr>
-            <w:tcW w:w="1320" w:type="dxa"/>
-          </w:tcPr>
-          <w:p>
-            <w:pPr>
-              <w:pStyle w:val="TextoTablas"/>
-            </w:pPr>
-          </w:p>
-        </w:tc>
-      </w:tr>
-      <w:tr>
-        <w:trPr>
-          <w:trHeight w:val="852"/>
-        </w:trPr>
-        <w:tc>
-          <w:tcPr>
-            <w:tcW w:w="1555" w:type="dxa"/>
-          </w:tcPr>
-          <w:p>
-            <w:pPr>
-              <w:pStyle w:val="TextoTablas"/>
-            </w:pPr>
-            <w:r>
-              <w:t>Instagram</w:t>
-            </w:r>
-          </w:p>
-        </w:tc>
-        <w:tc>
-          <w:tcPr>
-            <w:tcW w:w="1842" w:type="dxa"/>
-          </w:tcPr>
-          <w:p>
-            <w:pPr>
-              <w:pStyle w:val="TextoTablas"/>
-              <w:rPr>
-                <w:rStyle w:val="Extranjerismo"/>
-              </w:rPr>
-            </w:pPr>
-            <w:proofErr w:type="spellStart"/>
-            <w:r>
-              <w:rPr>
-                <w:rStyle w:val="Extranjerismo"/>
-              </w:rPr>
-              <w:t>Retargueting</w:t>
-            </w:r>
-            <w:proofErr w:type="spellEnd"/>
-          </w:p>
-        </w:tc>
-        <w:tc>
-          <w:tcPr>
-            <w:tcW w:w="1276" w:type="dxa"/>
-          </w:tcPr>
-          <w:p>
-            <w:pPr>
-              <w:pStyle w:val="TextoTablas"/>
-            </w:pPr>
-          </w:p>
-        </w:tc>
-        <w:tc>
-          <w:tcPr>
-            <w:tcW w:w="1276" w:type="dxa"/>
-          </w:tcPr>
-          <w:p>
-            <w:pPr>
-              <w:pStyle w:val="TextoTablas"/>
-            </w:pPr>
-          </w:p>
-        </w:tc>
-        <w:tc>
-          <w:tcPr>
-            <w:tcW w:w="1276" w:type="dxa"/>
-          </w:tcPr>
-          <w:p>
-            <w:pPr>
-              <w:pStyle w:val="TextoTablas"/>
-            </w:pPr>
-          </w:p>
-        </w:tc>
-        <w:tc>
-          <w:tcPr>
-            <w:tcW w:w="1417" w:type="dxa"/>
-          </w:tcPr>
-          <w:p>
-            <w:pPr>
-              <w:pStyle w:val="TextoTablas"/>
-            </w:pPr>
-          </w:p>
-        </w:tc>
-        <w:tc>
-          <w:tcPr>
-            <w:tcW w:w="1320" w:type="dxa"/>
-          </w:tcPr>
-          <w:p>
-            <w:pPr>
-              <w:pStyle w:val="TextoTablas"/>
-            </w:pPr>
-          </w:p>
-        </w:tc>
-      </w:tr>
-      <w:tr>
-        <w:trPr>
-          <w:cnfStyle w:val="000000100000" w:firstRow="0" w:lastRow="0" w:firstColumn="0" w:lastColumn="0" w:oddVBand="0" w:evenVBand="0" w:oddHBand="1" w:evenHBand="0" w:firstRowFirstColumn="0" w:firstRowLastColumn="0" w:lastRowFirstColumn="0" w:lastRowLastColumn="0"/>
-          <w:trHeight w:val="852"/>
-        </w:trPr>
-        <w:tc>
-          <w:tcPr>
-            <w:tcW w:w="1555" w:type="dxa"/>
-          </w:tcPr>
-          <w:p>
-            <w:pPr>
-              <w:pStyle w:val="TextoTablas"/>
-            </w:pPr>
-            <w:r>
-              <w:t>Twitter</w:t>
-            </w:r>
-          </w:p>
-        </w:tc>
-        <w:tc>
-          <w:tcPr>
-            <w:tcW w:w="1842" w:type="dxa"/>
-          </w:tcPr>
-          <w:p>
-            <w:pPr>
-              <w:pStyle w:val="TextoTablas"/>
-            </w:pPr>
-            <w:r>
-              <w:t>Video promocional</w:t>
-            </w:r>
-          </w:p>
-        </w:tc>
-        <w:tc>
-          <w:tcPr>
-            <w:tcW w:w="1276" w:type="dxa"/>
-          </w:tcPr>
-          <w:p>
-            <w:pPr>
-              <w:pStyle w:val="TextoTablas"/>
-            </w:pPr>
-          </w:p>
-        </w:tc>
-        <w:tc>
-          <w:tcPr>
-            <w:tcW w:w="1276" w:type="dxa"/>
-          </w:tcPr>
-          <w:p>
-            <w:pPr>
-              <w:pStyle w:val="TextoTablas"/>
-            </w:pPr>
-          </w:p>
-        </w:tc>
-        <w:tc>
-          <w:tcPr>
-            <w:tcW w:w="1276" w:type="dxa"/>
-          </w:tcPr>
-          <w:p>
-            <w:pPr>
-              <w:pStyle w:val="TextoTablas"/>
-            </w:pPr>
-          </w:p>
-        </w:tc>
-        <w:tc>
-          <w:tcPr>
-            <w:tcW w:w="1417" w:type="dxa"/>
-          </w:tcPr>
-          <w:p>
-            <w:pPr>
-              <w:pStyle w:val="TextoTablas"/>
-            </w:pPr>
-          </w:p>
-        </w:tc>
-        <w:tc>
-          <w:tcPr>
-            <w:tcW w:w="1320" w:type="dxa"/>
-          </w:tcPr>
-          <w:p>
-            <w:pPr>
-              <w:pStyle w:val="TextoTablas"/>
-            </w:pPr>
-          </w:p>
-        </w:tc>
-      </w:tr>
-      <w:tr>
-        <w:trPr>
-          <w:trHeight w:val="852"/>
-        </w:trPr>
-        <w:tc>
-          <w:tcPr>
-            <w:tcW w:w="1555" w:type="dxa"/>
-          </w:tcPr>
-          <w:p>
-            <w:pPr>
-              <w:pStyle w:val="TextoTablas"/>
-            </w:pPr>
-            <w:r>
-              <w:t>LinkedIn</w:t>
-            </w:r>
-          </w:p>
-        </w:tc>
-        <w:tc>
-          <w:tcPr>
-            <w:tcW w:w="1842" w:type="dxa"/>
-          </w:tcPr>
-          <w:p>
-            <w:pPr>
-              <w:pStyle w:val="TextoTablas"/>
-            </w:pPr>
-            <w:r>
-              <w:t>Aumento Leads</w:t>
-            </w:r>
-          </w:p>
-        </w:tc>
-        <w:tc>
-          <w:tcPr>
-            <w:tcW w:w="1276" w:type="dxa"/>
-          </w:tcPr>
-          <w:p>
-            <w:pPr>
-              <w:pStyle w:val="TextoTablas"/>
-            </w:pPr>
-          </w:p>
-        </w:tc>
-        <w:tc>
-          <w:tcPr>
-            <w:tcW w:w="1276" w:type="dxa"/>
-          </w:tcPr>
-          <w:p>
-            <w:pPr>
-              <w:pStyle w:val="TextoTablas"/>
-            </w:pPr>
-          </w:p>
-        </w:tc>
-        <w:tc>
-          <w:tcPr>
-            <w:tcW w:w="1276" w:type="dxa"/>
-          </w:tcPr>
-          <w:p>
-            <w:pPr>
-              <w:pStyle w:val="TextoTablas"/>
-            </w:pPr>
-          </w:p>
-        </w:tc>
-        <w:tc>
-          <w:tcPr>
-            <w:tcW w:w="1417" w:type="dxa"/>
-          </w:tcPr>
-          <w:p>
-            <w:pPr>
-              <w:pStyle w:val="TextoTablas"/>
-            </w:pPr>
-          </w:p>
-        </w:tc>
-        <w:tc>
-          <w:tcPr>
-            <w:tcW w:w="1320" w:type="dxa"/>
-          </w:tcPr>
-          <w:p>
-            <w:pPr>
-              <w:pStyle w:val="TextoTablas"/>
-            </w:pPr>
-          </w:p>
-        </w:tc>
-      </w:tr>
-      <w:tr>
-        <w:trPr>
-          <w:cnfStyle w:val="000000100000" w:firstRow="0" w:lastRow="0" w:firstColumn="0" w:lastColumn="0" w:oddVBand="0" w:evenVBand="0" w:oddHBand="1" w:evenHBand="0" w:firstRowFirstColumn="0" w:firstRowLastColumn="0" w:lastRowFirstColumn="0" w:lastRowLastColumn="0"/>
-          <w:trHeight w:val="852"/>
-        </w:trPr>
-        <w:tc>
-          <w:tcPr>
-            <w:tcW w:w="1555" w:type="dxa"/>
-          </w:tcPr>
-          <w:p>
-            <w:pPr>
-              <w:pStyle w:val="TextoTablas"/>
-            </w:pPr>
-            <w:r>
-              <w:t xml:space="preserve">Google </w:t>
-            </w:r>
-            <w:proofErr w:type="spellStart"/>
-            <w:r>
-              <w:t>Ads</w:t>
-            </w:r>
-            <w:proofErr w:type="spellEnd"/>
-          </w:p>
-        </w:tc>
-        <w:tc>
-          <w:tcPr>
-            <w:tcW w:w="1842" w:type="dxa"/>
-          </w:tcPr>
-          <w:p>
-            <w:pPr>
-              <w:pStyle w:val="TextoTablas"/>
-            </w:pPr>
-            <w:r>
-              <w:t>Anuncio</w:t>
-            </w:r>
-          </w:p>
-        </w:tc>
-        <w:tc>
-          <w:tcPr>
-            <w:tcW w:w="1276" w:type="dxa"/>
-          </w:tcPr>
-          <w:p>
-            <w:pPr>
-              <w:pStyle w:val="TextoTablas"/>
-            </w:pPr>
-          </w:p>
-        </w:tc>
-        <w:tc>
-          <w:tcPr>
-            <w:tcW w:w="1276" w:type="dxa"/>
-          </w:tcPr>
-          <w:p>
-            <w:pPr>
-              <w:pStyle w:val="TextoTablas"/>
-            </w:pPr>
-          </w:p>
-        </w:tc>
-        <w:tc>
-          <w:tcPr>
-            <w:tcW w:w="1276" w:type="dxa"/>
-          </w:tcPr>
-          <w:p>
-            <w:pPr>
-              <w:pStyle w:val="TextoTablas"/>
-            </w:pPr>
-          </w:p>
-        </w:tc>
-        <w:tc>
-          <w:tcPr>
-            <w:tcW w:w="1417" w:type="dxa"/>
-          </w:tcPr>
-          <w:p>
-            <w:pPr>
-              <w:pStyle w:val="TextoTablas"/>
-            </w:pPr>
-          </w:p>
-        </w:tc>
-        <w:tc>
-          <w:tcPr>
-            <w:tcW w:w="1320" w:type="dxa"/>
-          </w:tcPr>
-          <w:p>
-            <w:pPr>
-              <w:pStyle w:val="TextoTablas"/>
-            </w:pPr>
-          </w:p>
-        </w:tc>
-      </w:tr>
-      <w:tr>
-        <w:trPr>
-          <w:trHeight w:val="852"/>
-        </w:trPr>
-        <w:tc>
-          <w:tcPr>
-            <w:tcW w:w="1555" w:type="dxa"/>
-          </w:tcPr>
-          <w:p>
-            <w:pPr>
-              <w:pStyle w:val="TextoTablas"/>
-            </w:pPr>
-            <w:r>
-              <w:t>YouTube</w:t>
-            </w:r>
-          </w:p>
-        </w:tc>
-        <w:tc>
-          <w:tcPr>
-            <w:tcW w:w="1842" w:type="dxa"/>
-          </w:tcPr>
-          <w:p>
-            <w:pPr>
-              <w:pStyle w:val="TextoTablas"/>
-            </w:pPr>
-            <w:r>
-              <w:t>Texto</w:t>
-            </w:r>
-          </w:p>
-        </w:tc>
-        <w:tc>
-          <w:tcPr>
-            <w:tcW w:w="1276" w:type="dxa"/>
-          </w:tcPr>
-          <w:p>
-            <w:pPr>
-              <w:pStyle w:val="TextoTablas"/>
-            </w:pPr>
-          </w:p>
-        </w:tc>
-        <w:tc>
-          <w:tcPr>
-            <w:tcW w:w="1276" w:type="dxa"/>
-          </w:tcPr>
-          <w:p>
-            <w:pPr>
-              <w:pStyle w:val="TextoTablas"/>
-            </w:pPr>
-          </w:p>
-        </w:tc>
-        <w:tc>
-          <w:tcPr>
-            <w:tcW w:w="1276" w:type="dxa"/>
-          </w:tcPr>
-          <w:p>
-            <w:pPr>
-              <w:pStyle w:val="TextoTablas"/>
-            </w:pPr>
-          </w:p>
-        </w:tc>
-        <w:tc>
-          <w:tcPr>
-            <w:tcW w:w="1417" w:type="dxa"/>
-          </w:tcPr>
-          <w:p>
-            <w:pPr>
-              <w:pStyle w:val="TextoTablas"/>
-            </w:pPr>
-          </w:p>
-        </w:tc>
-        <w:tc>
-          <w:tcPr>
-            <w:tcW w:w="1320" w:type="dxa"/>
-          </w:tcPr>
-          <w:p>
-            <w:pPr>
-              <w:pStyle w:val="TextoTablas"/>
-            </w:pPr>
-          </w:p>
-        </w:tc>
-      </w:tr>
-      <w:tr>
-        <w:trPr>
-          <w:cnfStyle w:val="000000100000" w:firstRow="0" w:lastRow="0" w:firstColumn="0" w:lastColumn="0" w:oddVBand="0" w:evenVBand="0" w:oddHBand="1" w:evenHBand="0" w:firstRowFirstColumn="0" w:firstRowLastColumn="0" w:lastRowFirstColumn="0" w:lastRowLastColumn="0"/>
-          <w:trHeight w:val="852"/>
-        </w:trPr>
-        <w:tc>
-          <w:tcPr>
-            <w:tcW w:w="1555" w:type="dxa"/>
-          </w:tcPr>
-          <w:p>
-            <w:pPr>
-              <w:pStyle w:val="TextoTablas"/>
-            </w:pPr>
-            <w:r>
-              <w:t>Red / plataforma</w:t>
-            </w:r>
-          </w:p>
-        </w:tc>
-        <w:tc>
-          <w:tcPr>
-            <w:tcW w:w="1842" w:type="dxa"/>
-          </w:tcPr>
-          <w:p>
-            <w:pPr>
-              <w:pStyle w:val="TextoTablas"/>
-            </w:pPr>
-            <w:r>
-              <w:t>Tipo de campaña</w:t>
-            </w:r>
-          </w:p>
-        </w:tc>
-        <w:tc>
-          <w:tcPr>
-            <w:tcW w:w="1276" w:type="dxa"/>
-          </w:tcPr>
-          <w:p>
-            <w:pPr>
-              <w:pStyle w:val="TextoTablas"/>
-            </w:pPr>
-          </w:p>
-        </w:tc>
-        <w:tc>
-          <w:tcPr>
-            <w:tcW w:w="1276" w:type="dxa"/>
-          </w:tcPr>
-          <w:p>
-            <w:pPr>
-              <w:pStyle w:val="TextoTablas"/>
-            </w:pPr>
-          </w:p>
-        </w:tc>
-        <w:tc>
-          <w:tcPr>
-            <w:tcW w:w="1276" w:type="dxa"/>
-          </w:tcPr>
-          <w:p>
-            <w:pPr>
-              <w:pStyle w:val="TextoTablas"/>
-            </w:pPr>
+            <w:r>
+              <w:t>120.000</w:t>
+            </w:r>
           </w:p>
         </w:tc>
         <w:tc>
@@ -4872,17 +5222,10 @@
           <w:ilvl w:val="0"/>
           <w:numId w:val="13"/>
         </w:numPr>
-        <w:rPr>
-          <w:b/>
-          <w:bCs/>
-        </w:rPr>
-      </w:pPr>
-      <w:r>
-        <w:rPr>
-          <w:b/>
-          <w:bCs/>
-        </w:rPr>
-        <w:t>Cronograma para radio</w:t>
+      </w:pPr>
+      <w:r>
+        <w:lastRenderedPageBreak/>
+        <w:t>Cronograma para revistas</w:t>
       </w:r>
     </w:p>
     <w:tbl>
@@ -4917,7 +5260,7 @@
               <w:pStyle w:val="TextoTablas"/>
             </w:pPr>
             <w:r>
-              <w:t>Emisora</w:t>
+              <w:t>Revista</w:t>
             </w:r>
           </w:p>
         </w:tc>
@@ -4930,7 +5273,7 @@
               <w:pStyle w:val="TextoTablas"/>
             </w:pPr>
             <w:r>
-              <w:t>Programa</w:t>
+              <w:t>Ubicación</w:t>
             </w:r>
           </w:p>
         </w:tc>
@@ -4943,7 +5286,7 @@
               <w:pStyle w:val="TextoTablas"/>
             </w:pPr>
             <w:r>
-              <w:t>Duración cuña</w:t>
+              <w:t>Tamaño anuncio</w:t>
             </w:r>
           </w:p>
         </w:tc>
@@ -4956,7 +5299,7 @@
               <w:pStyle w:val="TextoTablas"/>
             </w:pPr>
             <w:r>
-              <w:t>Costo cuña</w:t>
+              <w:t>Costo anuncio</w:t>
             </w:r>
           </w:p>
         </w:tc>
@@ -4982,7 +5325,7 @@
               <w:pStyle w:val="TextoTablas"/>
             </w:pPr>
             <w:r>
-              <w:t>Fecha</w:t>
+              <w:t>Fecha publicación</w:t>
             </w:r>
           </w:p>
         </w:tc>
@@ -4995,7 +5338,7 @@
               <w:pStyle w:val="TextoTablas"/>
             </w:pPr>
             <w:r>
-              <w:t>Hora</w:t>
+              <w:t>Revista</w:t>
             </w:r>
           </w:p>
         </w:tc>
@@ -5014,7 +5357,7 @@
               <w:pStyle w:val="TextoTablas"/>
             </w:pPr>
             <w:r>
-              <w:t>W Radio</w:t>
+              <w:t>Semana</w:t>
             </w:r>
           </w:p>
         </w:tc>
@@ -5027,7 +5370,7 @@
               <w:pStyle w:val="TextoTablas"/>
             </w:pPr>
             <w:r>
-              <w:t>Sigue la w</w:t>
+              <w:t>Derecha – columnas opinión</w:t>
             </w:r>
           </w:p>
         </w:tc>
@@ -5040,7 +5383,7 @@
               <w:pStyle w:val="TextoTablas"/>
             </w:pPr>
             <w:r>
-              <w:t>15’’</w:t>
+              <w:t>½ Página horizontal</w:t>
             </w:r>
           </w:p>
         </w:tc>
@@ -5053,7 +5396,7 @@
               <w:pStyle w:val="TextoTablas"/>
             </w:pPr>
             <w:r>
-              <w:t>3.000.000</w:t>
+              <w:t>17.000.000</w:t>
             </w:r>
           </w:p>
         </w:tc>
@@ -5066,7 +5409,7 @@
               <w:pStyle w:val="TextoTablas"/>
             </w:pPr>
             <w:r>
-              <w:t>120.000</w:t>
+              <w:t>100.000</w:t>
             </w:r>
           </w:p>
         </w:tc>
@@ -5088,231 +5431,6 @@
             <w:pPr>
               <w:pStyle w:val="TextoTablas"/>
             </w:pPr>
-          </w:p>
-        </w:tc>
-      </w:tr>
-    </w:tbl>
-    <w:p>
-      <w:pPr>
-        <w:ind w:firstLine="0"/>
-      </w:pPr>
-    </w:p>
-    <w:p>
-      <w:pPr>
-        <w:pStyle w:val="Prrafodelista"/>
-        <w:numPr>
-          <w:ilvl w:val="0"/>
-          <w:numId w:val="13"/>
-        </w:numPr>
-      </w:pPr>
-      <w:r>
-        <w:lastRenderedPageBreak/>
-        <w:t>Cronograma para revistas</w:t>
-      </w:r>
-    </w:p>
-    <w:tbl>
-      <w:tblPr>
-        <w:tblStyle w:val="SENA1"/>
-        <w:tblW w:w="9962" w:type="dxa"/>
-        <w:tblLayout w:type="fixed"/>
-        <w:tblLook w:val="04A0" w:firstRow="1" w:lastRow="0" w:firstColumn="1" w:lastColumn="0" w:noHBand="0" w:noVBand="1"/>
-      </w:tblPr>
-      <w:tblGrid>
-        <w:gridCol w:w="1555"/>
-        <w:gridCol w:w="1842"/>
-        <w:gridCol w:w="1276"/>
-        <w:gridCol w:w="1276"/>
-        <w:gridCol w:w="1276"/>
-        <w:gridCol w:w="1417"/>
-        <w:gridCol w:w="1320"/>
-      </w:tblGrid>
-      <w:tr>
-        <w:trPr>
-          <w:cnfStyle w:val="100000000000" w:firstRow="1" w:lastRow="0" w:firstColumn="0" w:lastColumn="0" w:oddVBand="0" w:evenVBand="0" w:oddHBand="0" w:evenHBand="0" w:firstRowFirstColumn="0" w:firstRowLastColumn="0" w:lastRowFirstColumn="0" w:lastRowLastColumn="0"/>
-          <w:cantSplit/>
-          <w:trHeight w:val="737"/>
-          <w:tblHeader/>
-        </w:trPr>
-        <w:tc>
-          <w:tcPr>
-            <w:tcW w:w="1555" w:type="dxa"/>
-          </w:tcPr>
-          <w:p>
-            <w:pPr>
-              <w:pStyle w:val="TextoTablas"/>
-            </w:pPr>
-            <w:r>
-              <w:t>Revista</w:t>
-            </w:r>
-          </w:p>
-        </w:tc>
-        <w:tc>
-          <w:tcPr>
-            <w:tcW w:w="1842" w:type="dxa"/>
-          </w:tcPr>
-          <w:p>
-            <w:pPr>
-              <w:pStyle w:val="TextoTablas"/>
-            </w:pPr>
-            <w:r>
-              <w:t>Ubicación</w:t>
-            </w:r>
-          </w:p>
-        </w:tc>
-        <w:tc>
-          <w:tcPr>
-            <w:tcW w:w="1276" w:type="dxa"/>
-          </w:tcPr>
-          <w:p>
-            <w:pPr>
-              <w:pStyle w:val="TextoTablas"/>
-            </w:pPr>
-            <w:r>
-              <w:t>Tamaño anuncio</w:t>
-            </w:r>
-          </w:p>
-        </w:tc>
-        <w:tc>
-          <w:tcPr>
-            <w:tcW w:w="1276" w:type="dxa"/>
-          </w:tcPr>
-          <w:p>
-            <w:pPr>
-              <w:pStyle w:val="TextoTablas"/>
-            </w:pPr>
-            <w:r>
-              <w:t>Costo anuncio</w:t>
-            </w:r>
-          </w:p>
-        </w:tc>
-        <w:tc>
-          <w:tcPr>
-            <w:tcW w:w="1276" w:type="dxa"/>
-          </w:tcPr>
-          <w:p>
-            <w:pPr>
-              <w:pStyle w:val="TextoTablas"/>
-            </w:pPr>
-            <w:r>
-              <w:t>CPM</w:t>
-            </w:r>
-          </w:p>
-        </w:tc>
-        <w:tc>
-          <w:tcPr>
-            <w:tcW w:w="1417" w:type="dxa"/>
-          </w:tcPr>
-          <w:p>
-            <w:pPr>
-              <w:pStyle w:val="TextoTablas"/>
-            </w:pPr>
-            <w:r>
-              <w:t>Fecha publicación</w:t>
-            </w:r>
-          </w:p>
-        </w:tc>
-        <w:tc>
-          <w:tcPr>
-            <w:tcW w:w="1320" w:type="dxa"/>
-          </w:tcPr>
-          <w:p>
-            <w:pPr>
-              <w:pStyle w:val="TextoTablas"/>
-            </w:pPr>
-            <w:r>
-              <w:t>Revista</w:t>
-            </w:r>
-          </w:p>
-        </w:tc>
-      </w:tr>
-      <w:tr>
-        <w:trPr>
-          <w:cnfStyle w:val="000000100000" w:firstRow="0" w:lastRow="0" w:firstColumn="0" w:lastColumn="0" w:oddVBand="0" w:evenVBand="0" w:oddHBand="1" w:evenHBand="0" w:firstRowFirstColumn="0" w:firstRowLastColumn="0" w:lastRowFirstColumn="0" w:lastRowLastColumn="0"/>
-          <w:trHeight w:val="852"/>
-        </w:trPr>
-        <w:tc>
-          <w:tcPr>
-            <w:tcW w:w="1555" w:type="dxa"/>
-          </w:tcPr>
-          <w:p>
-            <w:pPr>
-              <w:pStyle w:val="TextoTablas"/>
-            </w:pPr>
-            <w:r>
-              <w:t>Semana</w:t>
-            </w:r>
-          </w:p>
-        </w:tc>
-        <w:tc>
-          <w:tcPr>
-            <w:tcW w:w="1842" w:type="dxa"/>
-          </w:tcPr>
-          <w:p>
-            <w:pPr>
-              <w:pStyle w:val="TextoTablas"/>
-            </w:pPr>
-            <w:r>
-              <w:t>Derecha – columnas opinión</w:t>
-            </w:r>
-          </w:p>
-        </w:tc>
-        <w:tc>
-          <w:tcPr>
-            <w:tcW w:w="1276" w:type="dxa"/>
-          </w:tcPr>
-          <w:p>
-            <w:pPr>
-              <w:pStyle w:val="TextoTablas"/>
-            </w:pPr>
-            <w:r>
-              <w:t>½ Página horizontal</w:t>
-            </w:r>
-          </w:p>
-        </w:tc>
-        <w:tc>
-          <w:tcPr>
-            <w:tcW w:w="1276" w:type="dxa"/>
-          </w:tcPr>
-          <w:p>
-            <w:pPr>
-              <w:pStyle w:val="TextoTablas"/>
-            </w:pPr>
-            <w:r>
-              <w:t>17.000.000</w:t>
-            </w:r>
-          </w:p>
-        </w:tc>
-        <w:tc>
-          <w:tcPr>
-            <w:tcW w:w="1276" w:type="dxa"/>
-          </w:tcPr>
-          <w:p>
-            <w:pPr>
-              <w:pStyle w:val="TextoTablas"/>
-            </w:pPr>
-            <w:r>
-              <w:t>100.000</w:t>
-            </w:r>
-          </w:p>
-        </w:tc>
-        <w:tc>
-          <w:tcPr>
-            <w:tcW w:w="1417" w:type="dxa"/>
-          </w:tcPr>
-          <w:p>
-            <w:pPr>
-              <w:pStyle w:val="TextoTablas"/>
-            </w:pPr>
-          </w:p>
-        </w:tc>
-        <w:tc>
-          <w:tcPr>
-            <w:tcW w:w="1320" w:type="dxa"/>
-          </w:tcPr>
-          <w:p>
-            <w:pPr>
-              <w:pStyle w:val="TextoTablas"/>
-            </w:pPr>
             <w:r>
               <w:t>Semana</w:t>
             </w:r>
@@ -5333,7 +5451,7 @@
       <w:pPr>
         <w:pStyle w:val="Ttulo2"/>
       </w:pPr>
-      <w:bookmarkStart w:id="11" w:name="_Toc179237026"/>
+      <w:bookmarkStart w:name="_Toc179237026" w:id="11"/>
       <w:r>
         <w:t>Presupuesto</w:t>
       </w:r>
@@ -5514,7 +5632,7 @@
       <w:pPr>
         <w:pStyle w:val="Ttulo1"/>
       </w:pPr>
-      <w:bookmarkStart w:id="12" w:name="_Toc179237027"/>
+      <w:bookmarkStart w:name="_Toc179237027" w:id="12"/>
       <w:r>
         <w:rPr>
           <w:rStyle w:val="Extranjerismo"/>
@@ -5630,7 +5748,7 @@
         <w:ind w:firstLine="0"/>
         <w:jc w:val="center"/>
       </w:pPr>
-      <w:hyperlink r:id="rId20" w:history="1">
+      <w:hyperlink w:history="1" r:id="rId20">
         <w:r>
           <w:rPr>
             <w:rStyle w:val="Hipervnculo"/>
@@ -5746,7 +5864,7 @@
         <w:textAlignment w:val="baseline"/>
         <w:outlineLvl w:val="1"/>
         <w:rPr>
-          <w:rFonts w:ascii="Calibri" w:eastAsiaTheme="majorEastAsia" w:hAnsi="Calibri" w:cs="Calibri"/>
+          <w:rFonts w:ascii="Calibri" w:hAnsi="Calibri" w:cs="Calibri" w:eastAsiaTheme="majorEastAsia"/>
           <w:b/>
           <w:bCs/>
           <w:vanish/>
@@ -5758,8 +5876,8 @@
           <w14:ligatures w14:val="none"/>
         </w:rPr>
       </w:pPr>
-      <w:bookmarkStart w:id="13" w:name="_Toc179236862"/>
-      <w:bookmarkStart w:id="14" w:name="_Toc179237028"/>
+      <w:bookmarkStart w:name="_Toc179236862" w:id="13"/>
+      <w:bookmarkStart w:name="_Toc179237028" w:id="14"/>
       <w:bookmarkEnd w:id="13"/>
       <w:bookmarkEnd w:id="14"/>
     </w:p>
@@ -5767,7 +5885,7 @@
       <w:pPr>
         <w:pStyle w:val="Ttulo2"/>
       </w:pPr>
-      <w:bookmarkStart w:id="15" w:name="_Toc179237029"/>
+      <w:bookmarkStart w:name="_Toc179237029" w:id="15"/>
       <w:r>
         <w:t>Características</w:t>
       </w:r>
@@ -5861,7 +5979,7 @@
       <w:pPr>
         <w:pStyle w:val="Ttulo2"/>
       </w:pPr>
-      <w:bookmarkStart w:id="16" w:name="_Toc179237030"/>
+      <w:bookmarkStart w:name="_Toc179237030" w:id="16"/>
       <w:r>
         <w:lastRenderedPageBreak/>
         <w:t>Objetivos</w:t>
@@ -7125,7 +7243,7 @@
       <w:pPr>
         <w:pStyle w:val="Ttulo2"/>
       </w:pPr>
-      <w:bookmarkStart w:id="17" w:name="_Toc179237031"/>
+      <w:bookmarkStart w:name="_Toc179237031" w:id="17"/>
       <w:r>
         <w:t>Tipos de promociones de ventas</w:t>
       </w:r>
@@ -7723,7 +7841,7 @@
       <w:pPr>
         <w:pStyle w:val="Ttulo2"/>
       </w:pPr>
-      <w:bookmarkStart w:id="18" w:name="_Toc179237032"/>
+      <w:bookmarkStart w:name="_Toc179237032" w:id="18"/>
       <w:r>
         <w:lastRenderedPageBreak/>
         <w:t xml:space="preserve">Técnicas de </w:t>
@@ -7844,7 +7962,7 @@
       <w:pPr>
         <w:pStyle w:val="Ttulo1"/>
       </w:pPr>
-      <w:bookmarkStart w:id="19" w:name="_Toc179237033"/>
+      <w:bookmarkStart w:name="_Toc179237033" w:id="19"/>
       <w:r>
         <w:rPr>
           <w:rStyle w:val="Extranjerismo"/>
@@ -7993,7 +8111,7 @@
         <w:textAlignment w:val="baseline"/>
         <w:outlineLvl w:val="1"/>
         <w:rPr>
-          <w:rFonts w:ascii="Calibri" w:eastAsiaTheme="majorEastAsia" w:hAnsi="Calibri" w:cs="Calibri"/>
+          <w:rFonts w:ascii="Calibri" w:hAnsi="Calibri" w:cs="Calibri" w:eastAsiaTheme="majorEastAsia"/>
           <w:b/>
           <w:bCs/>
           <w:vanish/>
@@ -8005,8 +8123,8 @@
           <w14:ligatures w14:val="none"/>
         </w:rPr>
       </w:pPr>
-      <w:bookmarkStart w:id="20" w:name="_Toc179236868"/>
-      <w:bookmarkStart w:id="21" w:name="_Toc179237034"/>
+      <w:bookmarkStart w:name="_Toc179236868" w:id="20"/>
+      <w:bookmarkStart w:name="_Toc179237034" w:id="21"/>
       <w:bookmarkEnd w:id="20"/>
       <w:bookmarkEnd w:id="21"/>
     </w:p>
@@ -8014,7 +8132,7 @@
       <w:pPr>
         <w:pStyle w:val="Ttulo2"/>
       </w:pPr>
-      <w:bookmarkStart w:id="22" w:name="_Toc179237035"/>
+      <w:bookmarkStart w:name="_Toc179237035" w:id="22"/>
       <w:r>
         <w:t>Fases en el proceso de decisión de compra</w:t>
       </w:r>
@@ -8673,7 +8791,7 @@
       <w:pPr>
         <w:pStyle w:val="Ttulo1"/>
       </w:pPr>
-      <w:bookmarkStart w:id="23" w:name="_Toc179237036"/>
+      <w:bookmarkStart w:name="_Toc179237036" w:id="23"/>
       <w:r>
         <w:lastRenderedPageBreak/>
         <w:t>Diseño de Material P.O.P</w:t>
@@ -8709,7 +8827,7 @@
         <w:textAlignment w:val="baseline"/>
         <w:outlineLvl w:val="1"/>
         <w:rPr>
-          <w:rFonts w:ascii="Calibri" w:eastAsiaTheme="majorEastAsia" w:hAnsi="Calibri" w:cs="Calibri"/>
+          <w:rFonts w:ascii="Calibri" w:hAnsi="Calibri" w:cs="Calibri" w:eastAsiaTheme="majorEastAsia"/>
           <w:b/>
           <w:bCs/>
           <w:vanish/>
@@ -8721,8 +8839,8 @@
           <w14:ligatures w14:val="none"/>
         </w:rPr>
       </w:pPr>
-      <w:bookmarkStart w:id="24" w:name="_Toc179236871"/>
-      <w:bookmarkStart w:id="25" w:name="_Toc179237037"/>
+      <w:bookmarkStart w:name="_Toc179236871" w:id="24"/>
+      <w:bookmarkStart w:name="_Toc179237037" w:id="25"/>
       <w:bookmarkEnd w:id="24"/>
       <w:bookmarkEnd w:id="25"/>
     </w:p>
@@ -8730,7 +8848,7 @@
       <w:pPr>
         <w:pStyle w:val="Ttulo2"/>
       </w:pPr>
-      <w:bookmarkStart w:id="26" w:name="_Toc179237038"/>
+      <w:bookmarkStart w:name="_Toc179237038" w:id="26"/>
       <w:r>
         <w:t>Póster de precios</w:t>
       </w:r>
@@ -8809,7 +8927,7 @@
       <w:pPr>
         <w:jc w:val="center"/>
       </w:pPr>
-      <w:hyperlink r:id="rId23" w:history="1">
+      <w:hyperlink w:history="1" r:id="rId23">
         <w:r>
           <w:rPr>
             <w:rStyle w:val="Hipervnculo"/>
@@ -8976,7 +9094,7 @@
       <w:pPr>
         <w:pStyle w:val="Ttulo2"/>
       </w:pPr>
-      <w:bookmarkStart w:id="27" w:name="_Toc179237039"/>
+      <w:bookmarkStart w:name="_Toc179237039" w:id="27"/>
       <w:r>
         <w:t>Hablador (sapito)</w:t>
       </w:r>
@@ -9062,7 +9180,7 @@
       <w:pPr>
         <w:jc w:val="center"/>
       </w:pPr>
-      <w:hyperlink r:id="rId25" w:history="1">
+      <w:hyperlink w:history="1" r:id="rId25">
         <w:r>
           <w:rPr>
             <w:rStyle w:val="Hipervnculo"/>
@@ -9150,7 +9268,7 @@
       <w:pPr>
         <w:pStyle w:val="Ttulo2"/>
       </w:pPr>
-      <w:bookmarkStart w:id="28" w:name="_Toc179237040"/>
+      <w:bookmarkStart w:name="_Toc179237040" w:id="28"/>
       <w:r>
         <w:t>Adhesivo de piso (</w:t>
       </w:r>
@@ -9243,7 +9361,7 @@
       <w:pPr>
         <w:jc w:val="center"/>
       </w:pPr>
-      <w:hyperlink r:id="rId27" w:history="1">
+      <w:hyperlink w:history="1" r:id="rId27">
         <w:r>
           <w:rPr>
             <w:rStyle w:val="Hipervnculo"/>
@@ -9323,7 +9441,7 @@
       <w:pPr>
         <w:ind w:firstLine="0"/>
         <w:rPr>
-          <w:rFonts w:ascii="Calibri" w:eastAsia="Times New Roman" w:hAnsi="Calibri" w:cs="Times New Roman (Títulos en alf"/>
+          <w:rFonts w:ascii="Calibri" w:hAnsi="Calibri" w:eastAsia="Times New Roman" w:cs="Times New Roman (Títulos en alf"/>
           <w:b/>
           <w:color w:val="000000" w:themeColor="text1"/>
           <w:spacing w:val="-10"/>
@@ -9338,7 +9456,7 @@
       <w:pPr>
         <w:ind w:firstLine="0"/>
         <w:rPr>
-          <w:rFonts w:ascii="Calibri" w:eastAsia="Times New Roman" w:hAnsi="Calibri" w:cs="Times New Roman (Títulos en alf"/>
+          <w:rFonts w:ascii="Calibri" w:hAnsi="Calibri" w:eastAsia="Times New Roman" w:cs="Times New Roman (Títulos en alf"/>
           <w:b/>
           <w:color w:val="000000" w:themeColor="text1"/>
           <w:spacing w:val="-10"/>
@@ -9390,7 +9508,7 @@
         </w:numPr>
         <w:ind w:left="1068"/>
       </w:pPr>
-      <w:bookmarkStart w:id="29" w:name="_Toc179237041"/>
+      <w:bookmarkStart w:name="_Toc179237041" w:id="29"/>
       <w:r>
         <w:lastRenderedPageBreak/>
         <w:t>Síntesis</w:t>
@@ -9528,7 +9646,7 @@
         </w:numPr>
         <w:ind w:left="1068"/>
       </w:pPr>
-      <w:bookmarkStart w:id="30" w:name="_Toc179237042"/>
+      <w:bookmarkStart w:name="_Toc179237042" w:id="30"/>
       <w:r>
         <w:lastRenderedPageBreak/>
         <w:t>Glosario</w:t>
@@ -9538,7 +9656,7 @@
     <w:p>
       <w:pPr>
         <w:rPr>
-          <w:bdr w:val="none" w:sz="0" w:space="0" w:color="auto" w:frame="1"/>
+          <w:bdr w:val="none" w:color="auto" w:sz="0" w:space="0" w:frame="1"/>
           <w:lang w:eastAsia="es-CO"/>
         </w:rPr>
       </w:pPr>
@@ -9555,14 +9673,14 @@
         <w:rPr>
           <w:b/>
           <w:bCs/>
-          <w:bdr w:val="none" w:sz="0" w:space="0" w:color="auto" w:frame="1"/>
+          <w:bdr w:val="none" w:color="auto" w:sz="0" w:space="0" w:frame="1"/>
           <w:lang w:eastAsia="es-CO"/>
         </w:rPr>
         <w:t>:</w:t>
       </w:r>
       <w:r>
         <w:rPr>
-          <w:bdr w:val="none" w:sz="0" w:space="0" w:color="auto" w:frame="1"/>
+          <w:bdr w:val="none" w:color="auto" w:sz="0" w:space="0" w:frame="1"/>
           <w:lang w:eastAsia="es-CO"/>
         </w:rPr>
         <w:t xml:space="preserve"> </w:t>
@@ -9576,7 +9694,7 @@
       </w:r>
       <w:r>
         <w:rPr>
-          <w:bdr w:val="none" w:sz="0" w:space="0" w:color="auto" w:frame="1"/>
+          <w:bdr w:val="none" w:color="auto" w:sz="0" w:space="0" w:frame="1"/>
           <w:lang w:eastAsia="es-CO"/>
         </w:rPr>
         <w:t xml:space="preserve"> que genera tareas automáticas a través de internet.</w:t>
@@ -9585,7 +9703,7 @@
     <w:p>
       <w:pPr>
         <w:rPr>
-          <w:bdr w:val="none" w:sz="0" w:space="0" w:color="auto" w:frame="1"/>
+          <w:bdr w:val="none" w:color="auto" w:sz="0" w:space="0" w:frame="1"/>
           <w:lang w:eastAsia="es-CO"/>
         </w:rPr>
       </w:pPr>
@@ -9593,14 +9711,14 @@
         <w:rPr>
           <w:b/>
           <w:bCs/>
-          <w:bdr w:val="none" w:sz="0" w:space="0" w:color="auto" w:frame="1"/>
+          <w:bdr w:val="none" w:color="auto" w:sz="0" w:space="0" w:frame="1"/>
           <w:lang w:eastAsia="es-CO"/>
         </w:rPr>
         <w:t>Cobertura:</w:t>
       </w:r>
       <w:r>
         <w:rPr>
-          <w:bdr w:val="none" w:sz="0" w:space="0" w:color="auto" w:frame="1"/>
+          <w:bdr w:val="none" w:color="auto" w:sz="0" w:space="0" w:frame="1"/>
           <w:lang w:eastAsia="es-CO"/>
         </w:rPr>
         <w:t xml:space="preserve"> término utilizado para medir la audiencia. Puede definirse a partir del porcentaje de personas alcanzadas por el mensaje publicitario a través de un medio de comunicación o media </w:t>
@@ -9608,7 +9726,7 @@
       <w:proofErr w:type="spellStart"/>
       <w:r>
         <w:rPr>
-          <w:bdr w:val="none" w:sz="0" w:space="0" w:color="auto" w:frame="1"/>
+          <w:bdr w:val="none" w:color="auto" w:sz="0" w:space="0" w:frame="1"/>
           <w:lang w:eastAsia="es-CO"/>
         </w:rPr>
         <w:t>mix</w:t>
@@ -9616,7 +9734,7 @@
       <w:proofErr w:type="spellEnd"/>
       <w:r>
         <w:rPr>
-          <w:bdr w:val="none" w:sz="0" w:space="0" w:color="auto" w:frame="1"/>
+          <w:bdr w:val="none" w:color="auto" w:sz="0" w:space="0" w:frame="1"/>
           <w:lang w:eastAsia="es-CO"/>
         </w:rPr>
         <w:t xml:space="preserve"> a partir de un número de consumidores seleccionados. También puede expresarse en términos absolutos.</w:t>
@@ -9625,7 +9743,7 @@
     <w:p>
       <w:pPr>
         <w:rPr>
-          <w:bdr w:val="none" w:sz="0" w:space="0" w:color="auto" w:frame="1"/>
+          <w:bdr w:val="none" w:color="auto" w:sz="0" w:space="0" w:frame="1"/>
           <w:lang w:eastAsia="es-CO"/>
         </w:rPr>
       </w:pPr>
@@ -9633,14 +9751,14 @@
         <w:rPr>
           <w:b/>
           <w:bCs/>
-          <w:bdr w:val="none" w:sz="0" w:space="0" w:color="auto" w:frame="1"/>
+          <w:bdr w:val="none" w:color="auto" w:sz="0" w:space="0" w:frame="1"/>
           <w:lang w:eastAsia="es-CO"/>
         </w:rPr>
         <w:t xml:space="preserve">Consumidor: </w:t>
       </w:r>
       <w:r>
         <w:rPr>
-          <w:bdr w:val="none" w:sz="0" w:space="0" w:color="auto" w:frame="1"/>
+          <w:bdr w:val="none" w:color="auto" w:sz="0" w:space="0" w:frame="1"/>
           <w:lang w:eastAsia="es-CO"/>
         </w:rPr>
         <w:t xml:space="preserve">es a quien el </w:t>
@@ -9654,7 +9772,7 @@
       </w:r>
       <w:r>
         <w:rPr>
-          <w:bdr w:val="none" w:sz="0" w:space="0" w:color="auto" w:frame="1"/>
+          <w:bdr w:val="none" w:color="auto" w:sz="0" w:space="0" w:frame="1"/>
           <w:lang w:eastAsia="es-CO"/>
         </w:rPr>
         <w:t xml:space="preserve"> dirige sus acciones, sea una persona u organización, con el fin de orientar o incitar a la compra y, para ello, se debe estudiar el proceso de toma de decisiones de quien va a adquirir el producto o servicio.</w:t>
@@ -9663,7 +9781,7 @@
     <w:p>
       <w:pPr>
         <w:rPr>
-          <w:bdr w:val="none" w:sz="0" w:space="0" w:color="auto" w:frame="1"/>
+          <w:bdr w:val="none" w:color="auto" w:sz="0" w:space="0" w:frame="1"/>
           <w:lang w:eastAsia="es-CO"/>
         </w:rPr>
       </w:pPr>
@@ -9678,7 +9796,7 @@
       </w:r>
       <w:r>
         <w:rPr>
-          <w:bdr w:val="none" w:sz="0" w:space="0" w:color="auto" w:frame="1"/>
+          <w:bdr w:val="none" w:color="auto" w:sz="0" w:space="0" w:frame="1"/>
           <w:lang w:eastAsia="es-CO"/>
         </w:rPr>
         <w:t xml:space="preserve"> archivo presente en cualquier sitio de internet y que almacena datos sobre las preferencias y pautas de navegación de los usuarios que acceden a páginas </w:t>
@@ -9692,7 +9810,7 @@
       </w:r>
       <w:r>
         <w:rPr>
-          <w:bdr w:val="none" w:sz="0" w:space="0" w:color="auto" w:frame="1"/>
+          <w:bdr w:val="none" w:color="auto" w:sz="0" w:space="0" w:frame="1"/>
           <w:lang w:eastAsia="es-CO"/>
         </w:rPr>
         <w:t xml:space="preserve">, redes sociales, </w:t>
@@ -9706,7 +9824,7 @@
       </w:r>
       <w:r>
         <w:rPr>
-          <w:bdr w:val="none" w:sz="0" w:space="0" w:color="auto" w:frame="1"/>
+          <w:bdr w:val="none" w:color="auto" w:sz="0" w:space="0" w:frame="1"/>
           <w:lang w:eastAsia="es-CO"/>
         </w:rPr>
         <w:t>, y cualquier sitio virtual integrado en la red.</w:t>
@@ -9715,7 +9833,7 @@
     <w:p>
       <w:pPr>
         <w:rPr>
-          <w:bdr w:val="none" w:sz="0" w:space="0" w:color="auto" w:frame="1"/>
+          <w:bdr w:val="none" w:color="auto" w:sz="0" w:space="0" w:frame="1"/>
           <w:lang w:eastAsia="es-CO"/>
         </w:rPr>
       </w:pPr>
@@ -9730,7 +9848,7 @@
       </w:r>
       <w:r>
         <w:rPr>
-          <w:bdr w:val="none" w:sz="0" w:space="0" w:color="auto" w:frame="1"/>
+          <w:bdr w:val="none" w:color="auto" w:sz="0" w:space="0" w:frame="1"/>
           <w:lang w:eastAsia="es-CO"/>
         </w:rPr>
         <w:t xml:space="preserve">: “son objetos tridimensionales que permiten captar la atención del consumidor o cliente, aplicando </w:t>
@@ -9738,7 +9856,7 @@
       <w:proofErr w:type="gramStart"/>
       <w:r>
         <w:rPr>
-          <w:bdr w:val="none" w:sz="0" w:space="0" w:color="auto" w:frame="1"/>
+          <w:bdr w:val="none" w:color="auto" w:sz="0" w:space="0" w:frame="1"/>
           <w:lang w:eastAsia="es-CO"/>
         </w:rPr>
         <w:t>a</w:t>
@@ -9746,7 +9864,7 @@
       <w:proofErr w:type="gramEnd"/>
       <w:r>
         <w:rPr>
-          <w:bdr w:val="none" w:sz="0" w:space="0" w:color="auto" w:frame="1"/>
+          <w:bdr w:val="none" w:color="auto" w:sz="0" w:space="0" w:frame="1"/>
           <w:lang w:eastAsia="es-CO"/>
         </w:rPr>
         <w:t xml:space="preserve"> objetos bidimensionales atributos tridimensionales como el volumen, peso, entre otros” (</w:t>
@@ -9754,7 +9872,7 @@
       <w:proofErr w:type="spellStart"/>
       <w:r>
         <w:rPr>
-          <w:bdr w:val="none" w:sz="0" w:space="0" w:color="auto" w:frame="1"/>
+          <w:bdr w:val="none" w:color="auto" w:sz="0" w:space="0" w:frame="1"/>
           <w:lang w:eastAsia="es-CO"/>
         </w:rPr>
         <w:t>Pranapublicist</w:t>
@@ -9762,7 +9880,7 @@
       <w:proofErr w:type="spellEnd"/>
       <w:r>
         <w:rPr>
-          <w:bdr w:val="none" w:sz="0" w:space="0" w:color="auto" w:frame="1"/>
+          <w:bdr w:val="none" w:color="auto" w:sz="0" w:space="0" w:frame="1"/>
           <w:lang w:eastAsia="es-CO"/>
         </w:rPr>
         <w:t>, 2020).</w:t>
@@ -9771,7 +9889,7 @@
     <w:p>
       <w:pPr>
         <w:rPr>
-          <w:bdr w:val="none" w:sz="0" w:space="0" w:color="auto" w:frame="1"/>
+          <w:bdr w:val="none" w:color="auto" w:sz="0" w:space="0" w:frame="1"/>
           <w:lang w:eastAsia="es-CO"/>
         </w:rPr>
       </w:pPr>
@@ -9786,7 +9904,7 @@
       </w:r>
       <w:r>
         <w:rPr>
-          <w:bdr w:val="none" w:sz="0" w:space="0" w:color="auto" w:frame="1"/>
+          <w:bdr w:val="none" w:color="auto" w:sz="0" w:space="0" w:frame="1"/>
           <w:lang w:eastAsia="es-CO"/>
         </w:rPr>
         <w:t>: consiste en utilizar el correo electrónico para llevar a cabo acciones comerciales mediante el envío masivo de información.</w:t>
@@ -9795,7 +9913,7 @@
     <w:p>
       <w:pPr>
         <w:rPr>
-          <w:bdr w:val="none" w:sz="0" w:space="0" w:color="auto" w:frame="1"/>
+          <w:bdr w:val="none" w:color="auto" w:sz="0" w:space="0" w:frame="1"/>
           <w:lang w:eastAsia="es-CO"/>
         </w:rPr>
       </w:pPr>
@@ -9803,14 +9921,14 @@
         <w:rPr>
           <w:b/>
           <w:bCs/>
-          <w:bdr w:val="none" w:sz="0" w:space="0" w:color="auto" w:frame="1"/>
+          <w:bdr w:val="none" w:color="auto" w:sz="0" w:space="0" w:frame="1"/>
           <w:lang w:eastAsia="es-CO"/>
         </w:rPr>
         <w:t>Expositores:</w:t>
       </w:r>
       <w:r>
         <w:rPr>
-          <w:bdr w:val="none" w:sz="0" w:space="0" w:color="auto" w:frame="1"/>
+          <w:bdr w:val="none" w:color="auto" w:sz="0" w:space="0" w:frame="1"/>
           <w:lang w:eastAsia="es-CO"/>
         </w:rPr>
         <w:t xml:space="preserve"> “exhibidor en América Latina o mueble expositor, es un mueble en el que se exhiben productos destinados a la venta o material promocional como folletos, catálogos o pequeñas revistas disponibles para el cliente” (</w:t>
@@ -9818,7 +9936,7 @@
       <w:proofErr w:type="spellStart"/>
       <w:r>
         <w:rPr>
-          <w:bdr w:val="none" w:sz="0" w:space="0" w:color="auto" w:frame="1"/>
+          <w:bdr w:val="none" w:color="auto" w:sz="0" w:space="0" w:frame="1"/>
           <w:lang w:eastAsia="es-CO"/>
         </w:rPr>
         <w:t>Educalingo</w:t>
@@ -9826,7 +9944,7 @@
       <w:proofErr w:type="spellEnd"/>
       <w:r>
         <w:rPr>
-          <w:bdr w:val="none" w:sz="0" w:space="0" w:color="auto" w:frame="1"/>
+          <w:bdr w:val="none" w:color="auto" w:sz="0" w:space="0" w:frame="1"/>
           <w:lang w:eastAsia="es-CO"/>
         </w:rPr>
         <w:t>, 2020).</w:t>
@@ -9835,7 +9953,7 @@
     <w:p>
       <w:pPr>
         <w:rPr>
-          <w:bdr w:val="none" w:sz="0" w:space="0" w:color="auto" w:frame="1"/>
+          <w:bdr w:val="none" w:color="auto" w:sz="0" w:space="0" w:frame="1"/>
           <w:lang w:eastAsia="es-CO"/>
         </w:rPr>
       </w:pPr>
@@ -9843,7 +9961,7 @@
         <w:rPr>
           <w:b/>
           <w:bCs/>
-          <w:bdr w:val="none" w:sz="0" w:space="0" w:color="auto" w:frame="1"/>
+          <w:bdr w:val="none" w:color="auto" w:sz="0" w:space="0" w:frame="1"/>
           <w:lang w:eastAsia="es-CO"/>
         </w:rPr>
         <w:lastRenderedPageBreak/>
@@ -9851,7 +9969,7 @@
       </w:r>
       <w:r>
         <w:rPr>
-          <w:bdr w:val="none" w:sz="0" w:space="0" w:color="auto" w:frame="1"/>
+          <w:bdr w:val="none" w:color="auto" w:sz="0" w:space="0" w:frame="1"/>
           <w:lang w:eastAsia="es-CO"/>
         </w:rPr>
         <w:t>influencia que ejerce un mensaje publicitario sobre el público objetivo, a partir de la suma de todas las exposiciones o contactos con el anuncio que ha tenido el grupo de consumidores al que va dirigido.</w:t>
@@ -9860,7 +9978,7 @@
     <w:p>
       <w:pPr>
         <w:rPr>
-          <w:bdr w:val="none" w:sz="0" w:space="0" w:color="auto" w:frame="1"/>
+          <w:bdr w:val="none" w:color="auto" w:sz="0" w:space="0" w:frame="1"/>
           <w:lang w:eastAsia="es-CO"/>
         </w:rPr>
       </w:pPr>
@@ -9875,7 +9993,7 @@
       </w:r>
       <w:r>
         <w:rPr>
-          <w:bdr w:val="none" w:sz="0" w:space="0" w:color="auto" w:frame="1"/>
+          <w:bdr w:val="none" w:color="auto" w:sz="0" w:space="0" w:frame="1"/>
           <w:lang w:eastAsia="es-CO"/>
         </w:rPr>
         <w:t xml:space="preserve"> “conjunto de técnicas que se aplican en el punto de venta para motivar el acto de compra de la manera más rentable, tanto para el fabricante como para el distribuidor, satisfaciendo al mismo tiempo las necesidades del consumidor. Está totalmente comprobada la influencia que tiene en la venta que el producto esté colocado en uno u otro espacio. Si el producto no está colocado en el lugar correcto decrece notablemente su ratio de ventas” (Marketing XXI, 2020).</w:t>
@@ -9884,7 +10002,7 @@
     <w:p>
       <w:pPr>
         <w:rPr>
-          <w:bdr w:val="none" w:sz="0" w:space="0" w:color="auto" w:frame="1"/>
+          <w:bdr w:val="none" w:color="auto" w:sz="0" w:space="0" w:frame="1"/>
           <w:lang w:eastAsia="es-CO"/>
         </w:rPr>
       </w:pPr>
@@ -9892,14 +10010,14 @@
         <w:rPr>
           <w:b/>
           <w:bCs/>
-          <w:bdr w:val="none" w:sz="0" w:space="0" w:color="auto" w:frame="1"/>
+          <w:bdr w:val="none" w:color="auto" w:sz="0" w:space="0" w:frame="1"/>
           <w:lang w:eastAsia="es-CO"/>
         </w:rPr>
         <w:t>Punto de venta:</w:t>
       </w:r>
       <w:r>
         <w:rPr>
-          <w:bdr w:val="none" w:sz="0" w:space="0" w:color="auto" w:frame="1"/>
+          <w:bdr w:val="none" w:color="auto" w:sz="0" w:space="0" w:frame="1"/>
           <w:lang w:eastAsia="es-CO"/>
         </w:rPr>
         <w:t xml:space="preserve"> “por definición el Punto de Venta o POS (Point </w:t>
@@ -9907,7 +10025,7 @@
       <w:proofErr w:type="spellStart"/>
       <w:r>
         <w:rPr>
-          <w:bdr w:val="none" w:sz="0" w:space="0" w:color="auto" w:frame="1"/>
+          <w:bdr w:val="none" w:color="auto" w:sz="0" w:space="0" w:frame="1"/>
           <w:lang w:eastAsia="es-CO"/>
         </w:rPr>
         <w:t>of</w:t>
@@ -9915,21 +10033,21 @@
       <w:proofErr w:type="spellEnd"/>
       <w:r>
         <w:rPr>
-          <w:bdr w:val="none" w:sz="0" w:space="0" w:color="auto" w:frame="1"/>
+          <w:bdr w:val="none" w:color="auto" w:sz="0" w:space="0" w:frame="1"/>
           <w:lang w:eastAsia="es-CO"/>
         </w:rPr>
         <w:t xml:space="preserve"> Sale) es el punto de contacto del consumidor con las marcas o productos para su compra. Es el lugar idóneo donde las marcas pueden posicionarse, sin </w:t>
       </w:r>
       <w:r>
         <w:rPr>
-          <w:bdr w:val="none" w:sz="0" w:space="0" w:color="auto" w:frame="1"/>
+          <w:bdr w:val="none" w:color="auto" w:sz="0" w:space="0" w:frame="1"/>
           <w:lang w:eastAsia="es-CO"/>
         </w:rPr>
         <w:t>embargo,</w:t>
       </w:r>
       <w:r>
         <w:rPr>
-          <w:bdr w:val="none" w:sz="0" w:space="0" w:color="auto" w:frame="1"/>
+          <w:bdr w:val="none" w:color="auto" w:sz="0" w:space="0" w:frame="1"/>
           <w:lang w:eastAsia="es-CO"/>
         </w:rPr>
         <w:t xml:space="preserve"> por la relevancia que ha tomado, el PDV va más allá” (Informa BTL, 2015).</w:t>
@@ -9938,7 +10056,7 @@
     <w:p>
       <w:pPr>
         <w:rPr>
-          <w:bdr w:val="none" w:sz="0" w:space="0" w:color="auto" w:frame="1"/>
+          <w:bdr w:val="none" w:color="auto" w:sz="0" w:space="0" w:frame="1"/>
           <w:lang w:eastAsia="es-CO"/>
         </w:rPr>
       </w:pPr>
@@ -9946,14 +10064,14 @@
         <w:rPr>
           <w:b/>
           <w:bCs/>
-          <w:bdr w:val="none" w:sz="0" w:space="0" w:color="auto" w:frame="1"/>
+          <w:bdr w:val="none" w:color="auto" w:sz="0" w:space="0" w:frame="1"/>
           <w:lang w:eastAsia="es-CO"/>
         </w:rPr>
         <w:t>Usuario:</w:t>
       </w:r>
       <w:r>
         <w:rPr>
-          <w:bdr w:val="none" w:sz="0" w:space="0" w:color="auto" w:frame="1"/>
+          <w:bdr w:val="none" w:color="auto" w:sz="0" w:space="0" w:frame="1"/>
           <w:lang w:eastAsia="es-CO"/>
         </w:rPr>
         <w:t xml:space="preserve"> persona que utiliza de forma habitual internet para sus rutinas diarias. Para las marcas determinados perfiles de usuario se pueden convertir en su público objetivo.</w:t>
@@ -9962,7 +10080,7 @@
     <w:p>
       <w:pPr>
         <w:rPr>
-          <w:bdr w:val="none" w:sz="0" w:space="0" w:color="auto" w:frame="1"/>
+          <w:bdr w:val="none" w:color="auto" w:sz="0" w:space="0" w:frame="1"/>
           <w:lang w:eastAsia="es-CO"/>
         </w:rPr>
       </w:pPr>
@@ -9970,7 +10088,7 @@
     <w:p>
       <w:pPr>
         <w:rPr>
-          <w:bdr w:val="none" w:sz="0" w:space="0" w:color="auto" w:frame="1"/>
+          <w:bdr w:val="none" w:color="auto" w:sz="0" w:space="0" w:frame="1"/>
           <w:lang w:eastAsia="es-CO"/>
         </w:rPr>
       </w:pPr>
@@ -9978,7 +10096,7 @@
     <w:p>
       <w:pPr>
         <w:rPr>
-          <w:bdr w:val="none" w:sz="0" w:space="0" w:color="auto" w:frame="1"/>
+          <w:bdr w:val="none" w:color="auto" w:sz="0" w:space="0" w:frame="1"/>
           <w:lang w:eastAsia="es-CO"/>
         </w:rPr>
       </w:pPr>
@@ -9986,7 +10104,7 @@
     <w:p>
       <w:pPr>
         <w:rPr>
-          <w:bdr w:val="none" w:sz="0" w:space="0" w:color="auto" w:frame="1"/>
+          <w:bdr w:val="none" w:color="auto" w:sz="0" w:space="0" w:frame="1"/>
           <w:lang w:eastAsia="es-CO"/>
         </w:rPr>
       </w:pPr>
@@ -9994,7 +10112,7 @@
     <w:p>
       <w:pPr>
         <w:rPr>
-          <w:bdr w:val="none" w:sz="0" w:space="0" w:color="auto" w:frame="1"/>
+          <w:bdr w:val="none" w:color="auto" w:sz="0" w:space="0" w:frame="1"/>
           <w:lang w:eastAsia="es-CO"/>
         </w:rPr>
       </w:pPr>
@@ -10004,7 +10122,7 @@
         <w:ind w:firstLine="0"/>
         <w:rPr>
           <w:szCs w:val="28"/>
-          <w:bdr w:val="none" w:sz="0" w:space="0" w:color="auto" w:frame="1"/>
+          <w:bdr w:val="none" w:color="auto" w:sz="0" w:space="0" w:frame="1"/>
           <w:lang w:eastAsia="es-CO"/>
         </w:rPr>
       </w:pPr>
@@ -10018,10 +10136,10 @@
         </w:numPr>
         <w:ind w:left="1068"/>
       </w:pPr>
-      <w:bookmarkStart w:id="31" w:name="_Toc179237043"/>
-      <w:r>
-        <w:rPr>
-          <w:bdr w:val="none" w:sz="0" w:space="0" w:color="auto" w:frame="1"/>
+      <w:bookmarkStart w:name="_Toc179237043" w:id="31"/>
+      <w:r>
+        <w:rPr>
+          <w:bdr w:val="none" w:color="auto" w:sz="0" w:space="0" w:frame="1"/>
         </w:rPr>
         <w:lastRenderedPageBreak/>
         <w:t>Referencias bibliográficas</w:t>
@@ -10035,7 +10153,7 @@
           <w:rFonts w:eastAsia="Times New Roman" w:cstheme="minorHAnsi"/>
           <w:kern w:val="0"/>
           <w:szCs w:val="28"/>
-          <w:bdr w:val="none" w:sz="0" w:space="0" w:color="auto" w:frame="1"/>
+          <w:bdr w:val="none" w:color="auto" w:sz="0" w:space="0" w:frame="1"/>
           <w:lang w:eastAsia="es-CO"/>
           <w14:ligatures w14:val="none"/>
         </w:rPr>
@@ -10045,7 +10163,7 @@
           <w:rFonts w:eastAsia="Times New Roman" w:cstheme="minorHAnsi"/>
           <w:kern w:val="0"/>
           <w:szCs w:val="28"/>
-          <w:bdr w:val="none" w:sz="0" w:space="0" w:color="auto" w:frame="1"/>
+          <w:bdr w:val="none" w:color="auto" w:sz="0" w:space="0" w:frame="1"/>
           <w:lang w:eastAsia="es-CO"/>
           <w14:ligatures w14:val="none"/>
         </w:rPr>
@@ -10056,20 +10174,20 @@
           <w:rFonts w:eastAsia="Times New Roman" w:cstheme="minorHAnsi"/>
           <w:kern w:val="0"/>
           <w:szCs w:val="28"/>
-          <w:bdr w:val="none" w:sz="0" w:space="0" w:color="auto" w:frame="1"/>
+          <w:bdr w:val="none" w:color="auto" w:sz="0" w:space="0" w:frame="1"/>
           <w:lang w:eastAsia="es-CO"/>
           <w14:ligatures w14:val="none"/>
         </w:rPr>
         <w:t xml:space="preserve"> </w:t>
       </w:r>
-      <w:hyperlink r:id="rId29" w:history="1">
+      <w:hyperlink w:history="1" r:id="rId29">
         <w:r>
           <w:rPr>
             <w:rStyle w:val="Hipervnculo"/>
             <w:rFonts w:eastAsia="Times New Roman" w:cstheme="minorHAnsi"/>
             <w:kern w:val="0"/>
             <w:szCs w:val="28"/>
-            <w:bdr w:val="none" w:sz="0" w:space="0" w:color="auto" w:frame="1"/>
+            <w:bdr w:val="none" w:color="auto" w:sz="0" w:space="0" w:frame="1"/>
             <w:lang w:eastAsia="es-CO"/>
             <w14:ligatures w14:val="none"/>
           </w:rPr>
@@ -10084,7 +10202,7 @@
           <w:rFonts w:eastAsia="Times New Roman" w:cstheme="minorHAnsi"/>
           <w:kern w:val="0"/>
           <w:szCs w:val="28"/>
-          <w:bdr w:val="none" w:sz="0" w:space="0" w:color="auto" w:frame="1"/>
+          <w:bdr w:val="none" w:color="auto" w:sz="0" w:space="0" w:frame="1"/>
           <w:lang w:eastAsia="es-CO"/>
           <w14:ligatures w14:val="none"/>
         </w:rPr>
@@ -10095,7 +10213,7 @@
           <w:rFonts w:eastAsia="Times New Roman" w:cstheme="minorHAnsi"/>
           <w:kern w:val="0"/>
           <w:szCs w:val="28"/>
-          <w:bdr w:val="none" w:sz="0" w:space="0" w:color="auto" w:frame="1"/>
+          <w:bdr w:val="none" w:color="auto" w:sz="0" w:space="0" w:frame="1"/>
           <w:lang w:eastAsia="es-CO"/>
           <w14:ligatures w14:val="none"/>
         </w:rPr>
@@ -10107,7 +10225,7 @@
           <w:rFonts w:eastAsia="Times New Roman" w:cstheme="minorHAnsi"/>
           <w:kern w:val="0"/>
           <w:szCs w:val="28"/>
-          <w:bdr w:val="none" w:sz="0" w:space="0" w:color="auto" w:frame="1"/>
+          <w:bdr w:val="none" w:color="auto" w:sz="0" w:space="0" w:frame="1"/>
           <w:lang w:eastAsia="es-CO"/>
           <w14:ligatures w14:val="none"/>
         </w:rPr>
@@ -10119,7 +10237,7 @@
           <w:rFonts w:eastAsia="Times New Roman" w:cstheme="minorHAnsi"/>
           <w:kern w:val="0"/>
           <w:szCs w:val="28"/>
-          <w:bdr w:val="none" w:sz="0" w:space="0" w:color="auto" w:frame="1"/>
+          <w:bdr w:val="none" w:color="auto" w:sz="0" w:space="0" w:frame="1"/>
           <w:lang w:eastAsia="es-CO"/>
           <w14:ligatures w14:val="none"/>
         </w:rPr>
@@ -10131,7 +10249,7 @@
           <w:rFonts w:eastAsia="Times New Roman" w:cstheme="minorHAnsi"/>
           <w:kern w:val="0"/>
           <w:szCs w:val="28"/>
-          <w:bdr w:val="none" w:sz="0" w:space="0" w:color="auto" w:frame="1"/>
+          <w:bdr w:val="none" w:color="auto" w:sz="0" w:space="0" w:frame="1"/>
           <w:lang w:eastAsia="es-CO"/>
           <w14:ligatures w14:val="none"/>
         </w:rPr>
@@ -10143,7 +10261,7 @@
           <w:rFonts w:eastAsia="Times New Roman" w:cstheme="minorHAnsi"/>
           <w:kern w:val="0"/>
           <w:szCs w:val="28"/>
-          <w:bdr w:val="none" w:sz="0" w:space="0" w:color="auto" w:frame="1"/>
+          <w:bdr w:val="none" w:color="auto" w:sz="0" w:space="0" w:frame="1"/>
           <w:lang w:eastAsia="es-CO"/>
           <w14:ligatures w14:val="none"/>
         </w:rPr>
@@ -10155,7 +10273,7 @@
           <w:rFonts w:eastAsia="Times New Roman" w:cstheme="minorHAnsi"/>
           <w:kern w:val="0"/>
           <w:szCs w:val="28"/>
-          <w:bdr w:val="none" w:sz="0" w:space="0" w:color="auto" w:frame="1"/>
+          <w:bdr w:val="none" w:color="auto" w:sz="0" w:space="0" w:frame="1"/>
           <w:lang w:eastAsia="es-CO"/>
           <w14:ligatures w14:val="none"/>
         </w:rPr>
@@ -10169,7 +10287,7 @@
           <w:rFonts w:eastAsia="Times New Roman" w:cstheme="minorHAnsi"/>
           <w:kern w:val="0"/>
           <w:szCs w:val="28"/>
-          <w:bdr w:val="none" w:sz="0" w:space="0" w:color="auto" w:frame="1"/>
+          <w:bdr w:val="none" w:color="auto" w:sz="0" w:space="0" w:frame="1"/>
           <w:lang w:eastAsia="es-CO"/>
           <w14:ligatures w14:val="none"/>
         </w:rPr>
@@ -10179,7 +10297,7 @@
           <w:rFonts w:eastAsia="Times New Roman" w:cstheme="minorHAnsi"/>
           <w:kern w:val="0"/>
           <w:szCs w:val="28"/>
-          <w:bdr w:val="none" w:sz="0" w:space="0" w:color="auto" w:frame="1"/>
+          <w:bdr w:val="none" w:color="auto" w:sz="0" w:space="0" w:frame="1"/>
           <w:lang w:eastAsia="es-CO"/>
           <w14:ligatures w14:val="none"/>
         </w:rPr>
@@ -10193,7 +10311,7 @@
           <w:rFonts w:eastAsia="Times New Roman" w:cstheme="minorHAnsi"/>
           <w:kern w:val="0"/>
           <w:szCs w:val="28"/>
-          <w:bdr w:val="none" w:sz="0" w:space="0" w:color="auto" w:frame="1"/>
+          <w:bdr w:val="none" w:color="auto" w:sz="0" w:space="0" w:frame="1"/>
           <w:lang w:eastAsia="es-CO"/>
           <w14:ligatures w14:val="none"/>
         </w:rPr>
@@ -10204,7 +10322,7 @@
           <w:rFonts w:eastAsia="Times New Roman" w:cstheme="minorHAnsi"/>
           <w:kern w:val="0"/>
           <w:szCs w:val="28"/>
-          <w:bdr w:val="none" w:sz="0" w:space="0" w:color="auto" w:frame="1"/>
+          <w:bdr w:val="none" w:color="auto" w:sz="0" w:space="0" w:frame="1"/>
           <w:lang w:eastAsia="es-CO"/>
           <w14:ligatures w14:val="none"/>
         </w:rPr>
@@ -10216,7 +10334,7 @@
           <w:rFonts w:eastAsia="Times New Roman" w:cstheme="minorHAnsi"/>
           <w:kern w:val="0"/>
           <w:szCs w:val="28"/>
-          <w:bdr w:val="none" w:sz="0" w:space="0" w:color="auto" w:frame="1"/>
+          <w:bdr w:val="none" w:color="auto" w:sz="0" w:space="0" w:frame="1"/>
           <w:lang w:eastAsia="es-CO"/>
           <w14:ligatures w14:val="none"/>
         </w:rPr>
@@ -10230,7 +10348,7 @@
           <w:rFonts w:eastAsia="Times New Roman" w:cstheme="minorHAnsi"/>
           <w:kern w:val="0"/>
           <w:szCs w:val="28"/>
-          <w:bdr w:val="none" w:sz="0" w:space="0" w:color="auto" w:frame="1"/>
+          <w:bdr w:val="none" w:color="auto" w:sz="0" w:space="0" w:frame="1"/>
           <w:lang w:eastAsia="es-CO"/>
           <w14:ligatures w14:val="none"/>
         </w:rPr>
@@ -10241,7 +10359,7 @@
           <w:rFonts w:eastAsia="Times New Roman" w:cstheme="minorHAnsi"/>
           <w:kern w:val="0"/>
           <w:szCs w:val="28"/>
-          <w:bdr w:val="none" w:sz="0" w:space="0" w:color="auto" w:frame="1"/>
+          <w:bdr w:val="none" w:color="auto" w:sz="0" w:space="0" w:frame="1"/>
           <w:lang w:eastAsia="es-CO"/>
           <w14:ligatures w14:val="none"/>
         </w:rPr>
@@ -10253,7 +10371,7 @@
           <w:rFonts w:eastAsia="Times New Roman" w:cstheme="minorHAnsi"/>
           <w:kern w:val="0"/>
           <w:szCs w:val="28"/>
-          <w:bdr w:val="none" w:sz="0" w:space="0" w:color="auto" w:frame="1"/>
+          <w:bdr w:val="none" w:color="auto" w:sz="0" w:space="0" w:frame="1"/>
           <w:lang w:eastAsia="es-CO"/>
           <w14:ligatures w14:val="none"/>
         </w:rPr>
@@ -10265,7 +10383,7 @@
           <w:rFonts w:eastAsia="Times New Roman" w:cstheme="minorHAnsi"/>
           <w:kern w:val="0"/>
           <w:szCs w:val="28"/>
-          <w:bdr w:val="none" w:sz="0" w:space="0" w:color="auto" w:frame="1"/>
+          <w:bdr w:val="none" w:color="auto" w:sz="0" w:space="0" w:frame="1"/>
           <w:lang w:eastAsia="es-CO"/>
           <w14:ligatures w14:val="none"/>
         </w:rPr>
@@ -10277,7 +10395,7 @@
           <w:rFonts w:eastAsia="Times New Roman" w:cstheme="minorHAnsi"/>
           <w:kern w:val="0"/>
           <w:szCs w:val="28"/>
-          <w:bdr w:val="none" w:sz="0" w:space="0" w:color="auto" w:frame="1"/>
+          <w:bdr w:val="none" w:color="auto" w:sz="0" w:space="0" w:frame="1"/>
           <w:lang w:eastAsia="es-CO"/>
           <w14:ligatures w14:val="none"/>
         </w:rPr>
@@ -10289,7 +10407,7 @@
           <w:rFonts w:eastAsia="Times New Roman" w:cstheme="minorHAnsi"/>
           <w:kern w:val="0"/>
           <w:szCs w:val="28"/>
-          <w:bdr w:val="none" w:sz="0" w:space="0" w:color="auto" w:frame="1"/>
+          <w:bdr w:val="none" w:color="auto" w:sz="0" w:space="0" w:frame="1"/>
           <w:lang w:eastAsia="es-CO"/>
           <w14:ligatures w14:val="none"/>
         </w:rPr>
@@ -10301,7 +10419,7 @@
           <w:rFonts w:eastAsia="Times New Roman" w:cstheme="minorHAnsi"/>
           <w:kern w:val="0"/>
           <w:szCs w:val="28"/>
-          <w:bdr w:val="none" w:sz="0" w:space="0" w:color="auto" w:frame="1"/>
+          <w:bdr w:val="none" w:color="auto" w:sz="0" w:space="0" w:frame="1"/>
           <w:lang w:eastAsia="es-CO"/>
           <w14:ligatures w14:val="none"/>
         </w:rPr>
@@ -10313,7 +10431,7 @@
           <w:rFonts w:eastAsia="Times New Roman" w:cstheme="minorHAnsi"/>
           <w:kern w:val="0"/>
           <w:szCs w:val="28"/>
-          <w:bdr w:val="none" w:sz="0" w:space="0" w:color="auto" w:frame="1"/>
+          <w:bdr w:val="none" w:color="auto" w:sz="0" w:space="0" w:frame="1"/>
           <w:lang w:eastAsia="es-CO"/>
           <w14:ligatures w14:val="none"/>
         </w:rPr>
@@ -10325,7 +10443,7 @@
           <w:rFonts w:eastAsia="Times New Roman" w:cstheme="minorHAnsi"/>
           <w:kern w:val="0"/>
           <w:szCs w:val="28"/>
-          <w:bdr w:val="none" w:sz="0" w:space="0" w:color="auto" w:frame="1"/>
+          <w:bdr w:val="none" w:color="auto" w:sz="0" w:space="0" w:frame="1"/>
           <w:lang w:eastAsia="es-CO"/>
           <w14:ligatures w14:val="none"/>
         </w:rPr>
@@ -10337,7 +10455,7 @@
           <w:rFonts w:eastAsia="Times New Roman" w:cstheme="minorHAnsi"/>
           <w:kern w:val="0"/>
           <w:szCs w:val="28"/>
-          <w:bdr w:val="none" w:sz="0" w:space="0" w:color="auto" w:frame="1"/>
+          <w:bdr w:val="none" w:color="auto" w:sz="0" w:space="0" w:frame="1"/>
           <w:lang w:eastAsia="es-CO"/>
           <w14:ligatures w14:val="none"/>
         </w:rPr>
@@ -10349,7 +10467,7 @@
           <w:rFonts w:eastAsia="Times New Roman" w:cstheme="minorHAnsi"/>
           <w:kern w:val="0"/>
           <w:szCs w:val="28"/>
-          <w:bdr w:val="none" w:sz="0" w:space="0" w:color="auto" w:frame="1"/>
+          <w:bdr w:val="none" w:color="auto" w:sz="0" w:space="0" w:frame="1"/>
           <w:lang w:eastAsia="es-CO"/>
           <w14:ligatures w14:val="none"/>
         </w:rPr>
@@ -10361,7 +10479,7 @@
           <w:rFonts w:eastAsia="Times New Roman" w:cstheme="minorHAnsi"/>
           <w:kern w:val="0"/>
           <w:szCs w:val="28"/>
-          <w:bdr w:val="none" w:sz="0" w:space="0" w:color="auto" w:frame="1"/>
+          <w:bdr w:val="none" w:color="auto" w:sz="0" w:space="0" w:frame="1"/>
           <w:lang w:eastAsia="es-CO"/>
           <w14:ligatures w14:val="none"/>
         </w:rPr>
@@ -10373,7 +10491,7 @@
           <w:rFonts w:eastAsia="Times New Roman" w:cstheme="minorHAnsi"/>
           <w:kern w:val="0"/>
           <w:szCs w:val="28"/>
-          <w:bdr w:val="none" w:sz="0" w:space="0" w:color="auto" w:frame="1"/>
+          <w:bdr w:val="none" w:color="auto" w:sz="0" w:space="0" w:frame="1"/>
           <w:lang w:eastAsia="es-CO"/>
           <w14:ligatures w14:val="none"/>
         </w:rPr>
@@ -10385,7 +10503,7 @@
           <w:rFonts w:eastAsia="Times New Roman" w:cstheme="minorHAnsi"/>
           <w:kern w:val="0"/>
           <w:szCs w:val="28"/>
-          <w:bdr w:val="none" w:sz="0" w:space="0" w:color="auto" w:frame="1"/>
+          <w:bdr w:val="none" w:color="auto" w:sz="0" w:space="0" w:frame="1"/>
           <w:lang w:eastAsia="es-CO"/>
           <w14:ligatures w14:val="none"/>
         </w:rPr>
@@ -10397,7 +10515,7 @@
           <w:rFonts w:eastAsia="Times New Roman" w:cstheme="minorHAnsi"/>
           <w:kern w:val="0"/>
           <w:szCs w:val="28"/>
-          <w:bdr w:val="none" w:sz="0" w:space="0" w:color="auto" w:frame="1"/>
+          <w:bdr w:val="none" w:color="auto" w:sz="0" w:space="0" w:frame="1"/>
           <w:lang w:eastAsia="es-CO"/>
           <w14:ligatures w14:val="none"/>
         </w:rPr>
@@ -10409,7 +10527,7 @@
           <w:rFonts w:eastAsia="Times New Roman" w:cstheme="minorHAnsi"/>
           <w:kern w:val="0"/>
           <w:szCs w:val="28"/>
-          <w:bdr w:val="none" w:sz="0" w:space="0" w:color="auto" w:frame="1"/>
+          <w:bdr w:val="none" w:color="auto" w:sz="0" w:space="0" w:frame="1"/>
           <w:lang w:eastAsia="es-CO"/>
           <w14:ligatures w14:val="none"/>
         </w:rPr>
@@ -10421,7 +10539,7 @@
           <w:rFonts w:eastAsia="Times New Roman" w:cstheme="minorHAnsi"/>
           <w:kern w:val="0"/>
           <w:szCs w:val="28"/>
-          <w:bdr w:val="none" w:sz="0" w:space="0" w:color="auto" w:frame="1"/>
+          <w:bdr w:val="none" w:color="auto" w:sz="0" w:space="0" w:frame="1"/>
           <w:lang w:eastAsia="es-CO"/>
           <w14:ligatures w14:val="none"/>
         </w:rPr>
@@ -10433,7 +10551,7 @@
           <w:rFonts w:eastAsia="Times New Roman" w:cstheme="minorHAnsi"/>
           <w:kern w:val="0"/>
           <w:szCs w:val="28"/>
-          <w:bdr w:val="none" w:sz="0" w:space="0" w:color="auto" w:frame="1"/>
+          <w:bdr w:val="none" w:color="auto" w:sz="0" w:space="0" w:frame="1"/>
           <w:lang w:eastAsia="es-CO"/>
           <w14:ligatures w14:val="none"/>
         </w:rPr>
@@ -10445,7 +10563,7 @@
           <w:rFonts w:eastAsia="Times New Roman" w:cstheme="minorHAnsi"/>
           <w:kern w:val="0"/>
           <w:szCs w:val="28"/>
-          <w:bdr w:val="none" w:sz="0" w:space="0" w:color="auto" w:frame="1"/>
+          <w:bdr w:val="none" w:color="auto" w:sz="0" w:space="0" w:frame="1"/>
           <w:lang w:eastAsia="es-CO"/>
           <w14:ligatures w14:val="none"/>
         </w:rPr>
@@ -10459,7 +10577,7 @@
           <w:rFonts w:eastAsia="Times New Roman" w:cstheme="minorHAnsi"/>
           <w:kern w:val="0"/>
           <w:szCs w:val="28"/>
-          <w:bdr w:val="none" w:sz="0" w:space="0" w:color="auto" w:frame="1"/>
+          <w:bdr w:val="none" w:color="auto" w:sz="0" w:space="0" w:frame="1"/>
           <w:lang w:eastAsia="es-CO"/>
           <w14:ligatures w14:val="none"/>
         </w:rPr>
@@ -10470,7 +10588,7 @@
           <w:rFonts w:eastAsia="Times New Roman" w:cstheme="minorHAnsi"/>
           <w:kern w:val="0"/>
           <w:szCs w:val="28"/>
-          <w:bdr w:val="none" w:sz="0" w:space="0" w:color="auto" w:frame="1"/>
+          <w:bdr w:val="none" w:color="auto" w:sz="0" w:space="0" w:frame="1"/>
           <w:lang w:eastAsia="es-CO"/>
           <w14:ligatures w14:val="none"/>
         </w:rPr>
@@ -10482,7 +10600,7 @@
           <w:rFonts w:eastAsia="Times New Roman" w:cstheme="minorHAnsi"/>
           <w:kern w:val="0"/>
           <w:szCs w:val="28"/>
-          <w:bdr w:val="none" w:sz="0" w:space="0" w:color="auto" w:frame="1"/>
+          <w:bdr w:val="none" w:color="auto" w:sz="0" w:space="0" w:frame="1"/>
           <w:lang w:eastAsia="es-CO"/>
           <w14:ligatures w14:val="none"/>
         </w:rPr>
@@ -10493,20 +10611,20 @@
           <w:rFonts w:eastAsia="Times New Roman" w:cstheme="minorHAnsi"/>
           <w:kern w:val="0"/>
           <w:szCs w:val="28"/>
-          <w:bdr w:val="none" w:sz="0" w:space="0" w:color="auto" w:frame="1"/>
+          <w:bdr w:val="none" w:color="auto" w:sz="0" w:space="0" w:frame="1"/>
           <w:lang w:eastAsia="es-CO"/>
           <w14:ligatures w14:val="none"/>
         </w:rPr>
         <w:t xml:space="preserve"> </w:t>
       </w:r>
-      <w:hyperlink r:id="rId30" w:history="1">
+      <w:hyperlink w:history="1" r:id="rId30">
         <w:r>
           <w:rPr>
             <w:rStyle w:val="Hipervnculo"/>
             <w:rFonts w:eastAsia="Times New Roman" w:cstheme="minorHAnsi"/>
             <w:kern w:val="0"/>
             <w:szCs w:val="28"/>
-            <w:bdr w:val="none" w:sz="0" w:space="0" w:color="auto" w:frame="1"/>
+            <w:bdr w:val="none" w:color="auto" w:sz="0" w:space="0" w:frame="1"/>
             <w:lang w:eastAsia="es-CO"/>
             <w14:ligatures w14:val="none"/>
           </w:rPr>
@@ -10521,7 +10639,7 @@
           <w:rFonts w:eastAsia="Times New Roman" w:cstheme="minorHAnsi"/>
           <w:kern w:val="0"/>
           <w:szCs w:val="28"/>
-          <w:bdr w:val="none" w:sz="0" w:space="0" w:color="auto" w:frame="1"/>
+          <w:bdr w:val="none" w:color="auto" w:sz="0" w:space="0" w:frame="1"/>
           <w:lang w:eastAsia="es-CO"/>
           <w14:ligatures w14:val="none"/>
         </w:rPr>
@@ -10531,7 +10649,7 @@
           <w:rFonts w:eastAsia="Times New Roman" w:cstheme="minorHAnsi"/>
           <w:kern w:val="0"/>
           <w:szCs w:val="28"/>
-          <w:bdr w:val="none" w:sz="0" w:space="0" w:color="auto" w:frame="1"/>
+          <w:bdr w:val="none" w:color="auto" w:sz="0" w:space="0" w:frame="1"/>
           <w:lang w:eastAsia="es-CO"/>
           <w14:ligatures w14:val="none"/>
         </w:rPr>
@@ -10545,7 +10663,7 @@
           <w:rFonts w:eastAsia="Times New Roman" w:cstheme="minorHAnsi"/>
           <w:kern w:val="0"/>
           <w:szCs w:val="28"/>
-          <w:bdr w:val="none" w:sz="0" w:space="0" w:color="auto" w:frame="1"/>
+          <w:bdr w:val="none" w:color="auto" w:sz="0" w:space="0" w:frame="1"/>
           <w:lang w:eastAsia="es-CO"/>
           <w14:ligatures w14:val="none"/>
         </w:rPr>
@@ -10555,7 +10673,7 @@
           <w:rFonts w:eastAsia="Times New Roman" w:cstheme="minorHAnsi"/>
           <w:kern w:val="0"/>
           <w:szCs w:val="28"/>
-          <w:bdr w:val="none" w:sz="0" w:space="0" w:color="auto" w:frame="1"/>
+          <w:bdr w:val="none" w:color="auto" w:sz="0" w:space="0" w:frame="1"/>
           <w:lang w:eastAsia="es-CO"/>
           <w14:ligatures w14:val="none"/>
         </w:rPr>
@@ -10569,7 +10687,7 @@
           <w:rFonts w:eastAsia="Times New Roman" w:cstheme="minorHAnsi"/>
           <w:kern w:val="0"/>
           <w:szCs w:val="28"/>
-          <w:bdr w:val="none" w:sz="0" w:space="0" w:color="auto" w:frame="1"/>
+          <w:bdr w:val="none" w:color="auto" w:sz="0" w:space="0" w:frame="1"/>
           <w:lang w:eastAsia="es-CO"/>
           <w14:ligatures w14:val="none"/>
         </w:rPr>
@@ -10579,7 +10697,7 @@
           <w:rFonts w:eastAsia="Times New Roman" w:cstheme="minorHAnsi"/>
           <w:kern w:val="0"/>
           <w:szCs w:val="28"/>
-          <w:bdr w:val="none" w:sz="0" w:space="0" w:color="auto" w:frame="1"/>
+          <w:bdr w:val="none" w:color="auto" w:sz="0" w:space="0" w:frame="1"/>
           <w:lang w:eastAsia="es-CO"/>
           <w14:ligatures w14:val="none"/>
         </w:rPr>
@@ -10590,20 +10708,20 @@
           <w:rFonts w:eastAsia="Times New Roman" w:cstheme="minorHAnsi"/>
           <w:kern w:val="0"/>
           <w:szCs w:val="28"/>
-          <w:bdr w:val="none" w:sz="0" w:space="0" w:color="auto" w:frame="1"/>
+          <w:bdr w:val="none" w:color="auto" w:sz="0" w:space="0" w:frame="1"/>
           <w:lang w:eastAsia="es-CO"/>
           <w14:ligatures w14:val="none"/>
         </w:rPr>
         <w:t xml:space="preserve"> </w:t>
       </w:r>
-      <w:hyperlink r:id="rId31" w:history="1">
+      <w:hyperlink w:history="1" r:id="rId31">
         <w:r>
           <w:rPr>
             <w:rStyle w:val="Hipervnculo"/>
             <w:rFonts w:eastAsia="Times New Roman" w:cstheme="minorHAnsi"/>
             <w:kern w:val="0"/>
             <w:szCs w:val="28"/>
-            <w:bdr w:val="none" w:sz="0" w:space="0" w:color="auto" w:frame="1"/>
+            <w:bdr w:val="none" w:color="auto" w:sz="0" w:space="0" w:frame="1"/>
             <w:lang w:eastAsia="es-CO"/>
             <w14:ligatures w14:val="none"/>
           </w:rPr>
@@ -10618,7 +10736,7 @@
           <w:rFonts w:eastAsia="Times New Roman" w:cstheme="minorHAnsi"/>
           <w:kern w:val="0"/>
           <w:szCs w:val="28"/>
-          <w:bdr w:val="none" w:sz="0" w:space="0" w:color="auto" w:frame="1"/>
+          <w:bdr w:val="none" w:color="auto" w:sz="0" w:space="0" w:frame="1"/>
           <w:lang w:eastAsia="es-CO"/>
           <w14:ligatures w14:val="none"/>
         </w:rPr>
@@ -10628,7 +10746,7 @@
           <w:rFonts w:eastAsia="Times New Roman" w:cstheme="minorHAnsi"/>
           <w:kern w:val="0"/>
           <w:szCs w:val="28"/>
-          <w:bdr w:val="none" w:sz="0" w:space="0" w:color="auto" w:frame="1"/>
+          <w:bdr w:val="none" w:color="auto" w:sz="0" w:space="0" w:frame="1"/>
           <w:lang w:eastAsia="es-CO"/>
           <w14:ligatures w14:val="none"/>
         </w:rPr>
@@ -10642,7 +10760,7 @@
           <w:rFonts w:eastAsia="Times New Roman" w:cstheme="minorHAnsi"/>
           <w:kern w:val="0"/>
           <w:szCs w:val="28"/>
-          <w:bdr w:val="none" w:sz="0" w:space="0" w:color="auto" w:frame="1"/>
+          <w:bdr w:val="none" w:color="auto" w:sz="0" w:space="0" w:frame="1"/>
           <w:lang w:eastAsia="es-CO"/>
           <w14:ligatures w14:val="none"/>
         </w:rPr>
@@ -10652,7 +10770,7 @@
           <w:rFonts w:eastAsia="Times New Roman" w:cstheme="minorHAnsi"/>
           <w:kern w:val="0"/>
           <w:szCs w:val="28"/>
-          <w:bdr w:val="none" w:sz="0" w:space="0" w:color="auto" w:frame="1"/>
+          <w:bdr w:val="none" w:color="auto" w:sz="0" w:space="0" w:frame="1"/>
           <w:lang w:eastAsia="es-CO"/>
           <w14:ligatures w14:val="none"/>
         </w:rPr>
@@ -10664,7 +10782,7 @@
           <w:rFonts w:eastAsia="Times New Roman" w:cstheme="minorHAnsi"/>
           <w:kern w:val="0"/>
           <w:szCs w:val="28"/>
-          <w:bdr w:val="none" w:sz="0" w:space="0" w:color="auto" w:frame="1"/>
+          <w:bdr w:val="none" w:color="auto" w:sz="0" w:space="0" w:frame="1"/>
           <w:lang w:eastAsia="es-CO"/>
           <w14:ligatures w14:val="none"/>
         </w:rPr>
@@ -10676,7 +10794,7 @@
           <w:rFonts w:eastAsia="Times New Roman" w:cstheme="minorHAnsi"/>
           <w:kern w:val="0"/>
           <w:szCs w:val="28"/>
-          <w:bdr w:val="none" w:sz="0" w:space="0" w:color="auto" w:frame="1"/>
+          <w:bdr w:val="none" w:color="auto" w:sz="0" w:space="0" w:frame="1"/>
           <w:lang w:eastAsia="es-CO"/>
           <w14:ligatures w14:val="none"/>
         </w:rPr>
@@ -10687,20 +10805,20 @@
           <w:rFonts w:eastAsia="Times New Roman" w:cstheme="minorHAnsi"/>
           <w:kern w:val="0"/>
           <w:szCs w:val="28"/>
-          <w:bdr w:val="none" w:sz="0" w:space="0" w:color="auto" w:frame="1"/>
+          <w:bdr w:val="none" w:color="auto" w:sz="0" w:space="0" w:frame="1"/>
           <w:lang w:eastAsia="es-CO"/>
           <w14:ligatures w14:val="none"/>
         </w:rPr>
         <w:t xml:space="preserve"> </w:t>
       </w:r>
-      <w:hyperlink r:id="rId32" w:history="1">
+      <w:hyperlink w:history="1" r:id="rId32">
         <w:r>
           <w:rPr>
             <w:rStyle w:val="Hipervnculo"/>
             <w:rFonts w:eastAsia="Times New Roman" w:cstheme="minorHAnsi"/>
             <w:kern w:val="0"/>
             <w:szCs w:val="28"/>
-            <w:bdr w:val="none" w:sz="0" w:space="0" w:color="auto" w:frame="1"/>
+            <w:bdr w:val="none" w:color="auto" w:sz="0" w:space="0" w:frame="1"/>
             <w:lang w:eastAsia="es-CO"/>
             <w14:ligatures w14:val="none"/>
           </w:rPr>
@@ -10715,7 +10833,7 @@
           <w:rFonts w:eastAsia="Times New Roman" w:cstheme="minorHAnsi"/>
           <w:kern w:val="0"/>
           <w:szCs w:val="28"/>
-          <w:bdr w:val="none" w:sz="0" w:space="0" w:color="auto" w:frame="1"/>
+          <w:bdr w:val="none" w:color="auto" w:sz="0" w:space="0" w:frame="1"/>
           <w:lang w:eastAsia="es-CO"/>
           <w14:ligatures w14:val="none"/>
         </w:rPr>
@@ -10725,7 +10843,7 @@
           <w:rFonts w:eastAsia="Times New Roman" w:cstheme="minorHAnsi"/>
           <w:kern w:val="0"/>
           <w:szCs w:val="28"/>
-          <w:bdr w:val="none" w:sz="0" w:space="0" w:color="auto" w:frame="1"/>
+          <w:bdr w:val="none" w:color="auto" w:sz="0" w:space="0" w:frame="1"/>
           <w:lang w:eastAsia="es-CO"/>
           <w14:ligatures w14:val="none"/>
         </w:rPr>
@@ -10740,7 +10858,7 @@
           <w:rFonts w:eastAsia="Times New Roman" w:cstheme="minorHAnsi"/>
           <w:kern w:val="0"/>
           <w:szCs w:val="28"/>
-          <w:bdr w:val="none" w:sz="0" w:space="0" w:color="auto" w:frame="1"/>
+          <w:bdr w:val="none" w:color="auto" w:sz="0" w:space="0" w:frame="1"/>
           <w:lang w:eastAsia="es-CO"/>
           <w14:ligatures w14:val="none"/>
         </w:rPr>
@@ -10750,7 +10868,7 @@
           <w:rFonts w:eastAsia="Times New Roman" w:cstheme="minorHAnsi"/>
           <w:kern w:val="0"/>
           <w:szCs w:val="28"/>
-          <w:bdr w:val="none" w:sz="0" w:space="0" w:color="auto" w:frame="1"/>
+          <w:bdr w:val="none" w:color="auto" w:sz="0" w:space="0" w:frame="1"/>
           <w:lang w:eastAsia="es-CO"/>
           <w14:ligatures w14:val="none"/>
         </w:rPr>
@@ -10762,7 +10880,7 @@
           <w:rFonts w:eastAsia="Times New Roman" w:cstheme="minorHAnsi"/>
           <w:kern w:val="0"/>
           <w:szCs w:val="28"/>
-          <w:bdr w:val="none" w:sz="0" w:space="0" w:color="auto" w:frame="1"/>
+          <w:bdr w:val="none" w:color="auto" w:sz="0" w:space="0" w:frame="1"/>
           <w:lang w:eastAsia="es-CO"/>
           <w14:ligatures w14:val="none"/>
         </w:rPr>
@@ -10774,7 +10892,7 @@
           <w:rFonts w:eastAsia="Times New Roman" w:cstheme="minorHAnsi"/>
           <w:kern w:val="0"/>
           <w:szCs w:val="28"/>
-          <w:bdr w:val="none" w:sz="0" w:space="0" w:color="auto" w:frame="1"/>
+          <w:bdr w:val="none" w:color="auto" w:sz="0" w:space="0" w:frame="1"/>
           <w:lang w:eastAsia="es-CO"/>
           <w14:ligatures w14:val="none"/>
         </w:rPr>
@@ -10786,7 +10904,7 @@
           <w:rFonts w:eastAsia="Times New Roman" w:cstheme="minorHAnsi"/>
           <w:kern w:val="0"/>
           <w:szCs w:val="28"/>
-          <w:bdr w:val="none" w:sz="0" w:space="0" w:color="auto" w:frame="1"/>
+          <w:bdr w:val="none" w:color="auto" w:sz="0" w:space="0" w:frame="1"/>
           <w:lang w:eastAsia="es-CO"/>
           <w14:ligatures w14:val="none"/>
         </w:rPr>
@@ -10798,7 +10916,7 @@
           <w:rFonts w:eastAsia="Times New Roman" w:cstheme="minorHAnsi"/>
           <w:kern w:val="0"/>
           <w:szCs w:val="28"/>
-          <w:bdr w:val="none" w:sz="0" w:space="0" w:color="auto" w:frame="1"/>
+          <w:bdr w:val="none" w:color="auto" w:sz="0" w:space="0" w:frame="1"/>
           <w:lang w:eastAsia="es-CO"/>
           <w14:ligatures w14:val="none"/>
         </w:rPr>
@@ -10809,20 +10927,20 @@
           <w:rFonts w:eastAsia="Times New Roman" w:cstheme="minorHAnsi"/>
           <w:kern w:val="0"/>
           <w:szCs w:val="28"/>
-          <w:bdr w:val="none" w:sz="0" w:space="0" w:color="auto" w:frame="1"/>
+          <w:bdr w:val="none" w:color="auto" w:sz="0" w:space="0" w:frame="1"/>
           <w:lang w:eastAsia="es-CO"/>
           <w14:ligatures w14:val="none"/>
         </w:rPr>
         <w:t xml:space="preserve"> </w:t>
       </w:r>
-      <w:hyperlink r:id="rId33" w:history="1">
+      <w:hyperlink w:history="1" r:id="rId33">
         <w:r>
           <w:rPr>
             <w:rStyle w:val="Hipervnculo"/>
             <w:rFonts w:eastAsia="Times New Roman" w:cstheme="minorHAnsi"/>
             <w:kern w:val="0"/>
             <w:szCs w:val="28"/>
-            <w:bdr w:val="none" w:sz="0" w:space="0" w:color="auto" w:frame="1"/>
+            <w:bdr w:val="none" w:color="auto" w:sz="0" w:space="0" w:frame="1"/>
             <w:lang w:eastAsia="es-CO"/>
             <w14:ligatures w14:val="none"/>
           </w:rPr>
@@ -10837,7 +10955,7 @@
           <w:rFonts w:eastAsia="Times New Roman" w:cstheme="minorHAnsi"/>
           <w:kern w:val="0"/>
           <w:szCs w:val="28"/>
-          <w:bdr w:val="none" w:sz="0" w:space="0" w:color="auto" w:frame="1"/>
+          <w:bdr w:val="none" w:color="auto" w:sz="0" w:space="0" w:frame="1"/>
           <w:lang w:eastAsia="es-CO"/>
           <w14:ligatures w14:val="none"/>
         </w:rPr>
@@ -10847,7 +10965,7 @@
           <w:rFonts w:eastAsia="Times New Roman" w:cstheme="minorHAnsi"/>
           <w:kern w:val="0"/>
           <w:szCs w:val="28"/>
-          <w:bdr w:val="none" w:sz="0" w:space="0" w:color="auto" w:frame="1"/>
+          <w:bdr w:val="none" w:color="auto" w:sz="0" w:space="0" w:frame="1"/>
           <w:lang w:eastAsia="es-CO"/>
           <w14:ligatures w14:val="none"/>
         </w:rPr>
@@ -10861,7 +10979,7 @@
           <w:rFonts w:eastAsia="Times New Roman" w:cstheme="minorHAnsi"/>
           <w:kern w:val="0"/>
           <w:szCs w:val="28"/>
-          <w:bdr w:val="none" w:sz="0" w:space="0" w:color="auto" w:frame="1"/>
+          <w:bdr w:val="none" w:color="auto" w:sz="0" w:space="0" w:frame="1"/>
           <w:lang w:eastAsia="es-CO"/>
           <w14:ligatures w14:val="none"/>
         </w:rPr>
@@ -10871,7 +10989,7 @@
           <w:rFonts w:eastAsia="Times New Roman" w:cstheme="minorHAnsi"/>
           <w:kern w:val="0"/>
           <w:szCs w:val="28"/>
-          <w:bdr w:val="none" w:sz="0" w:space="0" w:color="auto" w:frame="1"/>
+          <w:bdr w:val="none" w:color="auto" w:sz="0" w:space="0" w:frame="1"/>
           <w:lang w:eastAsia="es-CO"/>
           <w14:ligatures w14:val="none"/>
         </w:rPr>
@@ -10885,7 +11003,7 @@
           <w:rFonts w:eastAsia="Times New Roman" w:cstheme="minorHAnsi"/>
           <w:kern w:val="0"/>
           <w:szCs w:val="28"/>
-          <w:bdr w:val="none" w:sz="0" w:space="0" w:color="auto" w:frame="1"/>
+          <w:bdr w:val="none" w:color="auto" w:sz="0" w:space="0" w:frame="1"/>
           <w:lang w:eastAsia="es-CO"/>
           <w14:ligatures w14:val="none"/>
         </w:rPr>
@@ -10896,7 +11014,7 @@
           <w:rFonts w:eastAsia="Times New Roman" w:cstheme="minorHAnsi"/>
           <w:kern w:val="0"/>
           <w:szCs w:val="28"/>
-          <w:bdr w:val="none" w:sz="0" w:space="0" w:color="auto" w:frame="1"/>
+          <w:bdr w:val="none" w:color="auto" w:sz="0" w:space="0" w:frame="1"/>
           <w:lang w:eastAsia="es-CO"/>
           <w14:ligatures w14:val="none"/>
         </w:rPr>
@@ -10908,7 +11026,7 @@
           <w:rFonts w:eastAsia="Times New Roman" w:cstheme="minorHAnsi"/>
           <w:kern w:val="0"/>
           <w:szCs w:val="28"/>
-          <w:bdr w:val="none" w:sz="0" w:space="0" w:color="auto" w:frame="1"/>
+          <w:bdr w:val="none" w:color="auto" w:sz="0" w:space="0" w:frame="1"/>
           <w:lang w:eastAsia="es-CO"/>
           <w14:ligatures w14:val="none"/>
         </w:rPr>
@@ -11012,7 +11130,7 @@
         </w:numPr>
         <w:ind w:left="708"/>
       </w:pPr>
-      <w:bookmarkStart w:id="32" w:name="_Toc179237044"/>
+      <w:bookmarkStart w:name="_Toc179237044" w:id="32"/>
       <w:r>
         <w:lastRenderedPageBreak/>
         <w:t>Créditos</w:t>
@@ -11760,7 +11878,7 @@
     <w:sectPr>
       <w:headerReference w:type="default" r:id="rId34"/>
       <w:footerReference w:type="default" r:id="rId35"/>
-      <w:pgSz w:w="12240" w:h="15840"/>
+      <w:pgSz w:w="12240" w:h="15840" w:orient="portrait"/>
       <w:pgMar w:top="1701" w:right="1134" w:bottom="1134" w:left="1134" w:header="709" w:footer="737" w:gutter="0"/>
       <w:pgNumType w:start="1"/>
       <w:cols w:space="708"/>
@@ -11824,7 +11942,7 @@
 </file>
 
 <file path=word/footer2.xml><?xml version="1.0" encoding="utf-8"?>
-<w:ftr xmlns:wpc="http://schemas.microsoft.com/office/word/2010/wordprocessingCanvas" xmlns:cx="http://schemas.microsoft.com/office/drawing/2014/chartex" xmlns:cx1="http://schemas.microsoft.com/office/drawing/2015/9/8/chartex" xmlns:cx2="http://schemas.microsoft.com/office/drawing/2015/10/21/chartex" xmlns:cx3="http://schemas.microsoft.com/office/drawing/2016/5/9/chartex" xmlns:cx4="http://schemas.microsoft.com/office/drawing/2016/5/10/chartex" xmlns:cx5="http://schemas.microsoft.com/office/drawing/2016/5/11/chartex" xmlns:cx6="http://schemas.microsoft.com/office/drawing/2016/5/12/chartex" xmlns:cx7="http://schemas.microsoft.com/office/drawing/2016/5/13/chartex" xmlns:cx8="http://schemas.microsoft.com/office/drawing/2016/5/14/chartex" xmlns:mc="http://schemas.openxmlformats.org/markup-compatibility/2006" xmlns:aink="http://schemas.microsoft.com/office/drawing/2016/ink" xmlns:am3d="http://schemas.microsoft.com/office/drawing/2017/model3d" xmlns:o="urn:schemas-microsoft-com:office:office" xmlns:r="http://schemas.openxmlformats.org/officeDocument/2006/relationships" xmlns:m="http://schemas.openxmlformats.org/officeDocument/2006/math" xmlns:v="urn:schemas-microsoft-com:vml" xmlns:wp14="http://schemas.microsoft.com/office/word/2010/wordprocessingDrawing" xmlns:wp="http://schemas.openxmlformats.org/drawingml/2006/wordprocessingDrawing" xmlns:w10="urn:schemas-microsoft-com:office:word" xmlns:w="http://schemas.openxmlformats.org/wordprocessingml/2006/main" xmlns:w14="http://schemas.microsoft.com/office/word/2010/wordml" xmlns:w15="http://schemas.microsoft.com/office/word/2012/wordml" xmlns:w16cex="http://schemas.microsoft.com/office/word/2018/wordml/cex" xmlns:w16cid="http://schemas.microsoft.com/office/word/2016/wordml/cid" xmlns:w16="http://schemas.microsoft.com/office/word/2018/wordml" xmlns:w16sdtdh="http://schemas.microsoft.com/office/word/2020/wordml/sdtdatahash" xmlns:w16se="http://schemas.microsoft.com/office/word/2015/wordml/symex" xmlns:wpg="http://schemas.microsoft.com/office/word/2010/wordprocessingGroup" xmlns:wpi="http://schemas.microsoft.com/office/word/2010/wordprocessingInk" xmlns:wne="http://schemas.microsoft.com/office/word/2006/wordml" xmlns:wps="http://schemas.microsoft.com/office/word/2010/wordprocessingShape" mc:Ignorable="w14 w15 w16se w16cid w16 w16cex w16sdtdh wp14">
+<w:ftr xmlns:wpc="http://schemas.microsoft.com/office/word/2010/wordprocessingCanvas" xmlns:cx="http://schemas.microsoft.com/office/drawing/2014/chartex" xmlns:cx1="http://schemas.microsoft.com/office/drawing/2015/9/8/chartex" xmlns:cx2="http://schemas.microsoft.com/office/drawing/2015/10/21/chartex" xmlns:cx3="http://schemas.microsoft.com/office/drawing/2016/5/9/chartex" xmlns:cx4="http://schemas.microsoft.com/office/drawing/2016/5/10/chartex" xmlns:cx5="http://schemas.microsoft.com/office/drawing/2016/5/11/chartex" xmlns:cx6="http://schemas.microsoft.com/office/drawing/2016/5/12/chartex" xmlns:cx7="http://schemas.microsoft.com/office/drawing/2016/5/13/chartex" xmlns:cx8="http://schemas.microsoft.com/office/drawing/2016/5/14/chartex" xmlns:mc="http://schemas.openxmlformats.org/markup-compatibility/2006" xmlns:aink="http://schemas.microsoft.com/office/drawing/2016/ink" xmlns:am3d="http://schemas.microsoft.com/office/drawing/2017/model3d" xmlns:o="urn:schemas-microsoft-com:office:office" xmlns:r="http://schemas.openxmlformats.org/officeDocument/2006/relationships" xmlns:m="http://schemas.openxmlformats.org/officeDocument/2006/math" xmlns:v="urn:schemas-microsoft-com:vml" xmlns:wp14="http://schemas.microsoft.com/office/word/2010/wordprocessingDrawing" xmlns:wp="http://schemas.openxmlformats.org/drawingml/2006/wordprocessingDrawing" xmlns:w10="urn:schemas-microsoft-com:office:word" xmlns:w="http://schemas.openxmlformats.org/wordprocessingml/2006/main" xmlns:w14="http://schemas.microsoft.com/office/word/2010/wordml" xmlns:w15="http://schemas.microsoft.com/office/word/2012/wordml" xmlns:w16cex="http://schemas.microsoft.com/office/word/2018/wordml/cex" xmlns:w16cid="http://schemas.microsoft.com/office/word/2016/wordml/cid" xmlns:w16="http://schemas.microsoft.com/office/word/2018/wordml" xmlns:w16sdtdh="http://schemas.microsoft.com/office/word/2020/wordml/sdtdatahash" xmlns:w16se="http://schemas.microsoft.com/office/word/2015/wordml/symex" xmlns:wpg="http://schemas.microsoft.com/office/word/2010/wordprocessingGroup" xmlns:wpi="http://schemas.microsoft.com/office/word/2010/wordprocessingInk" xmlns:wne="http://schemas.microsoft.com/office/word/2006/wordml" xmlns:wps="http://schemas.microsoft.com/office/word/2010/wordprocessingShape" xmlns:a="http://schemas.openxmlformats.org/drawingml/2006/main" xmlns:adec="http://schemas.microsoft.com/office/drawing/2017/decorative" mc:Ignorable="w14 w15 w16se w16cid w16 w16cex w16sdtdh wp14">
   <w:sdt>
     <w:sdtPr>
       <w:id w:val="-1465197936"/>
@@ -11931,11 +12049,11 @@
             </mc:Choice>
             <mc:Fallback>
               <w:pict>
-                <v:shapetype w14:anchorId="797C42AF" id="_x0000_t202" coordsize="21600,21600" o:spt="202" path="m,l,21600r21600,l21600,xe">
+                <v:shapetype id="_x0000_t202" coordsize="21600,21600" o:spt="202" path="m,l,21600r21600,l21600,xe" w14:anchorId="797C42AF">
                   <v:stroke joinstyle="miter"/>
                   <v:path gradientshapeok="t" o:connecttype="rect"/>
                 </v:shapetype>
-                <v:shape id="_x0000_s1027" type="#_x0000_t202" alt="&quot;&quot;" style="position:absolute;left:0;text-align:left;margin-left:16.1pt;margin-top:.65pt;width:455.15pt;height:41.4pt;z-index:251661312;visibility:visible;mso-wrap-style:square;mso-width-percent:0;mso-height-percent:0;mso-wrap-distance-left:9pt;mso-wrap-distance-top:3.6pt;mso-wrap-distance-right:9pt;mso-wrap-distance-bottom:3.6pt;mso-position-horizontal:absolute;mso-position-horizontal-relative:text;mso-position-vertical:absolute;mso-position-vertical-relative:text;mso-width-percent:0;mso-height-percent:0;mso-width-relative:margin;mso-height-relative:margin;v-text-anchor:top" o:gfxdata="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" stroked="f">
+                <v:shape id="_x0000_s1027" style="position:absolute;left:0;text-align:left;margin-left:16.1pt;margin-top:.65pt;width:455.15pt;height:41.4pt;z-index:251661312;visibility:visible;mso-wrap-style:square;mso-width-percent:0;mso-height-percent:0;mso-wrap-distance-left:9pt;mso-wrap-distance-top:3.6pt;mso-wrap-distance-right:9pt;mso-wrap-distance-bottom:3.6pt;mso-position-horizontal:absolute;mso-position-horizontal-relative:text;mso-position-vertical:absolute;mso-position-vertical-relative:text;mso-width-percent:0;mso-height-percent:0;mso-width-relative:margin;mso-height-relative:margin;v-text-anchor:top" alt="&quot;&quot;" stroked="f" type="#_x0000_t202" o:gfxdata="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">
                   <v:textbox>
                     <w:txbxContent>
                       <w:p>
@@ -12018,7 +12136,7 @@
 </file>
 
 <file path=word/header1.xml><?xml version="1.0" encoding="utf-8"?>
-<w:hdr xmlns:wpc="http://schemas.microsoft.com/office/word/2010/wordprocessingCanvas" xmlns:cx="http://schemas.microsoft.com/office/drawing/2014/chartex" xmlns:cx1="http://schemas.microsoft.com/office/drawing/2015/9/8/chartex" xmlns:cx2="http://schemas.microsoft.com/office/drawing/2015/10/21/chartex" xmlns:cx3="http://schemas.microsoft.com/office/drawing/2016/5/9/chartex" xmlns:cx4="http://schemas.microsoft.com/office/drawing/2016/5/10/chartex" xmlns:cx5="http://schemas.microsoft.com/office/drawing/2016/5/11/chartex" xmlns:cx6="http://schemas.microsoft.com/office/drawing/2016/5/12/chartex" xmlns:cx7="http://schemas.microsoft.com/office/drawing/2016/5/13/chartex" xmlns:cx8="http://schemas.microsoft.com/office/drawing/2016/5/14/chartex" xmlns:mc="http://schemas.openxmlformats.org/markup-compatibility/2006" xmlns:aink="http://schemas.microsoft.com/office/drawing/2016/ink" xmlns:am3d="http://schemas.microsoft.com/office/drawing/2017/model3d" xmlns:o="urn:schemas-microsoft-com:office:office" xmlns:r="http://schemas.openxmlformats.org/officeDocument/2006/relationships" xmlns:m="http://schemas.openxmlformats.org/officeDocument/2006/math" xmlns:v="urn:schemas-microsoft-com:vml" xmlns:wp14="http://schemas.microsoft.com/office/word/2010/wordprocessingDrawing" xmlns:wp="http://schemas.openxmlformats.org/drawingml/2006/wordprocessingDrawing" xmlns:w10="urn:schemas-microsoft-com:office:word" xmlns:w="http://schemas.openxmlformats.org/wordprocessingml/2006/main" xmlns:w14="http://schemas.microsoft.com/office/word/2010/wordml" xmlns:w15="http://schemas.microsoft.com/office/word/2012/wordml" xmlns:w16cex="http://schemas.microsoft.com/office/word/2018/wordml/cex" xmlns:w16cid="http://schemas.microsoft.com/office/word/2016/wordml/cid" xmlns:w16="http://schemas.microsoft.com/office/word/2018/wordml" xmlns:w16sdtdh="http://schemas.microsoft.com/office/word/2020/wordml/sdtdatahash" xmlns:w16se="http://schemas.microsoft.com/office/word/2015/wordml/symex" xmlns:wpg="http://schemas.microsoft.com/office/word/2010/wordprocessingGroup" xmlns:wpi="http://schemas.microsoft.com/office/word/2010/wordprocessingInk" xmlns:wne="http://schemas.microsoft.com/office/word/2006/wordml" xmlns:wps="http://schemas.microsoft.com/office/word/2010/wordprocessingShape" mc:Ignorable="w14 w15 w16se w16cid w16 w16cex w16sdtdh wp14">
+<w:hdr xmlns:wpc="http://schemas.microsoft.com/office/word/2010/wordprocessingCanvas" xmlns:cx="http://schemas.microsoft.com/office/drawing/2014/chartex" xmlns:cx1="http://schemas.microsoft.com/office/drawing/2015/9/8/chartex" xmlns:cx2="http://schemas.microsoft.com/office/drawing/2015/10/21/chartex" xmlns:cx3="http://schemas.microsoft.com/office/drawing/2016/5/9/chartex" xmlns:cx4="http://schemas.microsoft.com/office/drawing/2016/5/10/chartex" xmlns:cx5="http://schemas.microsoft.com/office/drawing/2016/5/11/chartex" xmlns:cx6="http://schemas.microsoft.com/office/drawing/2016/5/12/chartex" xmlns:cx7="http://schemas.microsoft.com/office/drawing/2016/5/13/chartex" xmlns:cx8="http://schemas.microsoft.com/office/drawing/2016/5/14/chartex" xmlns:mc="http://schemas.openxmlformats.org/markup-compatibility/2006" xmlns:aink="http://schemas.microsoft.com/office/drawing/2016/ink" xmlns:am3d="http://schemas.microsoft.com/office/drawing/2017/model3d" xmlns:o="urn:schemas-microsoft-com:office:office" xmlns:r="http://schemas.openxmlformats.org/officeDocument/2006/relationships" xmlns:m="http://schemas.openxmlformats.org/officeDocument/2006/math" xmlns:v="urn:schemas-microsoft-com:vml" xmlns:wp14="http://schemas.microsoft.com/office/word/2010/wordprocessingDrawing" xmlns:wp="http://schemas.openxmlformats.org/drawingml/2006/wordprocessingDrawing" xmlns:w10="urn:schemas-microsoft-com:office:word" xmlns:w="http://schemas.openxmlformats.org/wordprocessingml/2006/main" xmlns:w14="http://schemas.microsoft.com/office/word/2010/wordml" xmlns:w15="http://schemas.microsoft.com/office/word/2012/wordml" xmlns:w16cex="http://schemas.microsoft.com/office/word/2018/wordml/cex" xmlns:w16cid="http://schemas.microsoft.com/office/word/2016/wordml/cid" xmlns:w16="http://schemas.microsoft.com/office/word/2018/wordml" xmlns:w16sdtdh="http://schemas.microsoft.com/office/word/2020/wordml/sdtdatahash" xmlns:w16se="http://schemas.microsoft.com/office/word/2015/wordml/symex" xmlns:wpg="http://schemas.microsoft.com/office/word/2010/wordprocessingGroup" xmlns:wpi="http://schemas.microsoft.com/office/word/2010/wordprocessingInk" xmlns:wne="http://schemas.microsoft.com/office/word/2006/wordml" xmlns:wps="http://schemas.microsoft.com/office/word/2010/wordprocessingShape" xmlns:a="http://schemas.openxmlformats.org/drawingml/2006/main" xmlns:adec="http://schemas.microsoft.com/office/drawing/2017/decorative" xmlns:pic="http://schemas.openxmlformats.org/drawingml/2006/picture" xmlns:a14="http://schemas.microsoft.com/office/drawing/2010/main" xmlns:asvg="http://schemas.microsoft.com/office/drawing/2016/SVG/main" mc:Ignorable="w14 w15 w16se w16cid w16 w16cex w16sdtdh wp14">
   <w:p>
     <w:pPr>
       <w:pStyle w:val="Encabezado"/>
@@ -12107,7 +12225,7 @@
 <w:numbering xmlns:wpc="http://schemas.microsoft.com/office/word/2010/wordprocessingCanvas" xmlns:cx="http://schemas.microsoft.com/office/drawing/2014/chartex" xmlns:cx1="http://schemas.microsoft.com/office/drawing/2015/9/8/chartex" xmlns:cx2="http://schemas.microsoft.com/office/drawing/2015/10/21/chartex" xmlns:cx3="http://schemas.microsoft.com/office/drawing/2016/5/9/chartex" xmlns:cx4="http://schemas.microsoft.com/office/drawing/2016/5/10/chartex" xmlns:cx5="http://schemas.microsoft.com/office/drawing/2016/5/11/chartex" xmlns:cx6="http://schemas.microsoft.com/office/drawing/2016/5/12/chartex" xmlns:cx7="http://schemas.microsoft.com/office/drawing/2016/5/13/chartex" xmlns:cx8="http://schemas.microsoft.com/office/drawing/2016/5/14/chartex" xmlns:mc="http://schemas.openxmlformats.org/markup-compatibility/2006" xmlns:aink="http://schemas.microsoft.com/office/drawing/2016/ink" xmlns:am3d="http://schemas.microsoft.com/office/drawing/2017/model3d" xmlns:o="urn:schemas-microsoft-com:office:office" xmlns:r="http://schemas.openxmlformats.org/officeDocument/2006/relationships" xmlns:m="http://schemas.openxmlformats.org/officeDocument/2006/math" xmlns:v="urn:schemas-microsoft-com:vml" xmlns:wp14="http://schemas.microsoft.com/office/word/2010/wordprocessingDrawing" xmlns:wp="http://schemas.openxmlformats.org/drawingml/2006/wordprocessingDrawing" xmlns:w10="urn:schemas-microsoft-com:office:word" xmlns:w="http://schemas.openxmlformats.org/wordprocessingml/2006/main" xmlns:w14="http://schemas.microsoft.com/office/word/2010/wordml" xmlns:w15="http://schemas.microsoft.com/office/word/2012/wordml" xmlns:w16cex="http://schemas.microsoft.com/office/word/2018/wordml/cex" xmlns:w16cid="http://schemas.microsoft.com/office/word/2016/wordml/cid" xmlns:w16="http://schemas.microsoft.com/office/word/2018/wordml" xmlns:w16sdtdh="http://schemas.microsoft.com/office/word/2020/wordml/sdtdatahash" xmlns:w16se="http://schemas.microsoft.com/office/word/2015/wordml/symex" xmlns:wpg="http://schemas.microsoft.com/office/word/2010/wordprocessingGroup" xmlns:wpi="http://schemas.microsoft.com/office/word/2010/wordprocessingInk" xmlns:wne="http://schemas.microsoft.com/office/word/2006/wordml" xmlns:wps="http://schemas.microsoft.com/office/word/2010/wordprocessingShape" mc:Ignorable="w14 w15 w16se w16cid w16 w16cex w16sdtdh wp14">
   <w:numPicBullet w:numPicBulletId="0">
     <w:pict>
-      <v:shapetype id="_x0000_t75" coordsize="21600,21600" o:spt="75" o:preferrelative="t" path="m@4@5l@4@11@9@11@9@5xe" filled="f" stroked="f">
+      <v:shapetype id="_x0000_t75" coordsize="21600,21600" filled="f" stroked="f" o:spt="75" o:preferrelative="t" path="m@4@5l@4@11@9@11@9@5xe">
         <v:stroke joinstyle="miter"/>
         <v:formulas>
           <v:f eqn="if lineDrawn pixelLineWidth 0"/>
@@ -12123,11 +12241,11 @@
           <v:f eqn="prod @7 21600 pixelHeight"/>
           <v:f eqn="sum @10 21600 0"/>
         </v:formulas>
-        <v:path o:extrusionok="f" gradientshapeok="t" o:connecttype="rect"/>
+        <v:path gradientshapeok="t" o:connecttype="rect" o:extrusionok="f"/>
         <o:lock v:ext="edit" aspectratio="t"/>
       </v:shapetype>
-      <v:shape id="_x0000_i2457" type="#_x0000_t75" style="width:12pt;height:12pt" o:bullet="t">
-        <v:imagedata r:id="rId1" o:title="mso8C56"/>
+      <v:shape id="_x0000_i2457" style="width:12pt;height:12pt" o:bullet="t" type="#_x0000_t75">
+        <v:imagedata o:title="mso8C56" r:id="rId1"/>
       </v:shape>
     </w:pict>
   </w:numPicBullet>
@@ -12148,7 +12266,7 @@
         <w:ind w:left="360" w:hanging="360"/>
       </w:pPr>
       <w:rPr>
-        <w:rFonts w:ascii="Symbol" w:hAnsi="Symbol" w:hint="default"/>
+        <w:rFonts w:hint="default" w:ascii="Symbol" w:hAnsi="Symbol"/>
       </w:rPr>
     </w:lvl>
   </w:abstractNum>
@@ -12165,7 +12283,7 @@
         <w:ind w:left="1429" w:hanging="360"/>
       </w:pPr>
       <w:rPr>
-        <w:rFonts w:ascii="Symbol" w:hAnsi="Symbol" w:hint="default"/>
+        <w:rFonts w:hint="default" w:ascii="Symbol" w:hAnsi="Symbol"/>
       </w:rPr>
     </w:lvl>
     <w:lvl w:ilvl="1" w:tplc="240A0003" w:tentative="1">
@@ -12177,7 +12295,7 @@
         <w:ind w:left="2149" w:hanging="360"/>
       </w:pPr>
       <w:rPr>
-        <w:rFonts w:ascii="Courier New" w:hAnsi="Courier New" w:cs="Courier New" w:hint="default"/>
+        <w:rFonts w:hint="default" w:ascii="Courier New" w:hAnsi="Courier New" w:cs="Courier New"/>
       </w:rPr>
     </w:lvl>
     <w:lvl w:ilvl="2" w:tplc="240A0005" w:tentative="1">
@@ -12189,7 +12307,7 @@
         <w:ind w:left="2869" w:hanging="360"/>
       </w:pPr>
       <w:rPr>
-        <w:rFonts w:ascii="Wingdings" w:hAnsi="Wingdings" w:hint="default"/>
+        <w:rFonts w:hint="default" w:ascii="Wingdings" w:hAnsi="Wingdings"/>
       </w:rPr>
     </w:lvl>
     <w:lvl w:ilvl="3" w:tplc="240A0001" w:tentative="1">
@@ -12201,7 +12319,7 @@
         <w:ind w:left="3589" w:hanging="360"/>
       </w:pPr>
       <w:rPr>
-        <w:rFonts w:ascii="Symbol" w:hAnsi="Symbol" w:hint="default"/>
+        <w:rFonts w:hint="default" w:ascii="Symbol" w:hAnsi="Symbol"/>
       </w:rPr>
     </w:lvl>
     <w:lvl w:ilvl="4" w:tplc="240A0003" w:tentative="1">
@@ -12213,7 +12331,7 @@
         <w:ind w:left="4309" w:hanging="360"/>
       </w:pPr>
       <w:rPr>
-        <w:rFonts w:ascii="Courier New" w:hAnsi="Courier New" w:cs="Courier New" w:hint="default"/>
+        <w:rFonts w:hint="default" w:ascii="Courier New" w:hAnsi="Courier New" w:cs="Courier New"/>
       </w:rPr>
     </w:lvl>
     <w:lvl w:ilvl="5" w:tplc="240A0005" w:tentative="1">
@@ -12225,7 +12343,7 @@
         <w:ind w:left="5029" w:hanging="360"/>
       </w:pPr>
       <w:rPr>
-        <w:rFonts w:ascii="Wingdings" w:hAnsi="Wingdings" w:hint="default"/>
+        <w:rFonts w:hint="default" w:ascii="Wingdings" w:hAnsi="Wingdings"/>
       </w:rPr>
     </w:lvl>
     <w:lvl w:ilvl="6" w:tplc="240A0001" w:tentative="1">
@@ -12237,7 +12355,7 @@
         <w:ind w:left="5749" w:hanging="360"/>
       </w:pPr>
       <w:rPr>
-        <w:rFonts w:ascii="Symbol" w:hAnsi="Symbol" w:hint="default"/>
+        <w:rFonts w:hint="default" w:ascii="Symbol" w:hAnsi="Symbol"/>
       </w:rPr>
     </w:lvl>
     <w:lvl w:ilvl="7" w:tplc="240A0003" w:tentative="1">
@@ -12249,7 +12367,7 @@
         <w:ind w:left="6469" w:hanging="360"/>
       </w:pPr>
       <w:rPr>
-        <w:rFonts w:ascii="Courier New" w:hAnsi="Courier New" w:cs="Courier New" w:hint="default"/>
+        <w:rFonts w:hint="default" w:ascii="Courier New" w:hAnsi="Courier New" w:cs="Courier New"/>
       </w:rPr>
     </w:lvl>
     <w:lvl w:ilvl="8" w:tplc="240A0005" w:tentative="1">
@@ -12261,7 +12379,7 @@
         <w:ind w:left="7189" w:hanging="360"/>
       </w:pPr>
       <w:rPr>
-        <w:rFonts w:ascii="Wingdings" w:hAnsi="Wingdings" w:hint="default"/>
+        <w:rFonts w:hint="default" w:ascii="Wingdings" w:hAnsi="Wingdings"/>
       </w:rPr>
     </w:lvl>
   </w:abstractNum>
@@ -12278,7 +12396,7 @@
         <w:ind w:left="1429" w:hanging="360"/>
       </w:pPr>
       <w:rPr>
-        <w:rFonts w:ascii="Symbol" w:hAnsi="Symbol" w:hint="default"/>
+        <w:rFonts w:hint="default" w:ascii="Symbol" w:hAnsi="Symbol"/>
       </w:rPr>
     </w:lvl>
     <w:lvl w:ilvl="1" w:tplc="240A0003" w:tentative="1">
@@ -12290,7 +12408,7 @@
         <w:ind w:left="2149" w:hanging="360"/>
       </w:pPr>
       <w:rPr>
-        <w:rFonts w:ascii="Courier New" w:hAnsi="Courier New" w:cs="Courier New" w:hint="default"/>
+        <w:rFonts w:hint="default" w:ascii="Courier New" w:hAnsi="Courier New" w:cs="Courier New"/>
       </w:rPr>
     </w:lvl>
     <w:lvl w:ilvl="2" w:tplc="240A0005" w:tentative="1">
@@ -12302,7 +12420,7 @@
         <w:ind w:left="2869" w:hanging="360"/>
       </w:pPr>
       <w:rPr>
-        <w:rFonts w:ascii="Wingdings" w:hAnsi="Wingdings" w:hint="default"/>
+        <w:rFonts w:hint="default" w:ascii="Wingdings" w:hAnsi="Wingdings"/>
       </w:rPr>
     </w:lvl>
     <w:lvl w:ilvl="3" w:tplc="240A0001" w:tentative="1">
@@ -12314,7 +12432,7 @@
         <w:ind w:left="3589" w:hanging="360"/>
       </w:pPr>
       <w:rPr>
-        <w:rFonts w:ascii="Symbol" w:hAnsi="Symbol" w:hint="default"/>
+        <w:rFonts w:hint="default" w:ascii="Symbol" w:hAnsi="Symbol"/>
       </w:rPr>
     </w:lvl>
     <w:lvl w:ilvl="4" w:tplc="240A0003" w:tentative="1">
@@ -12326,7 +12444,7 @@
         <w:ind w:left="4309" w:hanging="360"/>
       </w:pPr>
       <w:rPr>
-        <w:rFonts w:ascii="Courier New" w:hAnsi="Courier New" w:cs="Courier New" w:hint="default"/>
+        <w:rFonts w:hint="default" w:ascii="Courier New" w:hAnsi="Courier New" w:cs="Courier New"/>
       </w:rPr>
     </w:lvl>
     <w:lvl w:ilvl="5" w:tplc="240A0005" w:tentative="1">
@@ -12338,7 +12456,7 @@
         <w:ind w:left="5029" w:hanging="360"/>
       </w:pPr>
       <w:rPr>
-        <w:rFonts w:ascii="Wingdings" w:hAnsi="Wingdings" w:hint="default"/>
+        <w:rFonts w:hint="default" w:ascii="Wingdings" w:hAnsi="Wingdings"/>
       </w:rPr>
     </w:lvl>
     <w:lvl w:ilvl="6" w:tplc="240A0001" w:tentative="1">
@@ -12350,7 +12468,7 @@
         <w:ind w:left="5749" w:hanging="360"/>
       </w:pPr>
       <w:rPr>
-        <w:rFonts w:ascii="Symbol" w:hAnsi="Symbol" w:hint="default"/>
+        <w:rFonts w:hint="default" w:ascii="Symbol" w:hAnsi="Symbol"/>
       </w:rPr>
     </w:lvl>
     <w:lvl w:ilvl="7" w:tplc="240A0003" w:tentative="1">
@@ -12362,7 +12480,7 @@
         <w:ind w:left="6469" w:hanging="360"/>
       </w:pPr>
       <w:rPr>
-        <w:rFonts w:ascii="Courier New" w:hAnsi="Courier New" w:cs="Courier New" w:hint="default"/>
+        <w:rFonts w:hint="default" w:ascii="Courier New" w:hAnsi="Courier New" w:cs="Courier New"/>
       </w:rPr>
     </w:lvl>
     <w:lvl w:ilvl="8" w:tplc="240A0005" w:tentative="1">
@@ -12374,7 +12492,7 @@
         <w:ind w:left="7189" w:hanging="360"/>
       </w:pPr>
       <w:rPr>
-        <w:rFonts w:ascii="Wingdings" w:hAnsi="Wingdings" w:hint="default"/>
+        <w:rFonts w:hint="default" w:ascii="Wingdings" w:hAnsi="Wingdings"/>
       </w:rPr>
     </w:lvl>
   </w:abstractNum>
@@ -12477,7 +12595,7 @@
         <w:ind w:left="1429" w:hanging="360"/>
       </w:pPr>
       <w:rPr>
-        <w:rFonts w:ascii="Symbol" w:hAnsi="Symbol" w:hint="default"/>
+        <w:rFonts w:hint="default" w:ascii="Symbol" w:hAnsi="Symbol"/>
       </w:rPr>
     </w:lvl>
     <w:lvl w:ilvl="1" w:tplc="240A0003" w:tentative="1">
@@ -12489,7 +12607,7 @@
         <w:ind w:left="2149" w:hanging="360"/>
       </w:pPr>
       <w:rPr>
-        <w:rFonts w:ascii="Courier New" w:hAnsi="Courier New" w:cs="Courier New" w:hint="default"/>
+        <w:rFonts w:hint="default" w:ascii="Courier New" w:hAnsi="Courier New" w:cs="Courier New"/>
       </w:rPr>
     </w:lvl>
     <w:lvl w:ilvl="2" w:tplc="240A0005" w:tentative="1">
@@ -12501,7 +12619,7 @@
         <w:ind w:left="2869" w:hanging="360"/>
       </w:pPr>
       <w:rPr>
-        <w:rFonts w:ascii="Wingdings" w:hAnsi="Wingdings" w:hint="default"/>
+        <w:rFonts w:hint="default" w:ascii="Wingdings" w:hAnsi="Wingdings"/>
       </w:rPr>
     </w:lvl>
     <w:lvl w:ilvl="3" w:tplc="240A0001" w:tentative="1">
@@ -12513,7 +12631,7 @@
         <w:ind w:left="3589" w:hanging="360"/>
       </w:pPr>
       <w:rPr>
-        <w:rFonts w:ascii="Symbol" w:hAnsi="Symbol" w:hint="default"/>
+        <w:rFonts w:hint="default" w:ascii="Symbol" w:hAnsi="Symbol"/>
       </w:rPr>
     </w:lvl>
     <w:lvl w:ilvl="4" w:tplc="240A0003" w:tentative="1">
@@ -12525,7 +12643,7 @@
         <w:ind w:left="4309" w:hanging="360"/>
       </w:pPr>
       <w:rPr>
-        <w:rFonts w:ascii="Courier New" w:hAnsi="Courier New" w:cs="Courier New" w:hint="default"/>
+        <w:rFonts w:hint="default" w:ascii="Courier New" w:hAnsi="Courier New" w:cs="Courier New"/>
       </w:rPr>
     </w:lvl>
     <w:lvl w:ilvl="5" w:tplc="240A0005" w:tentative="1">
@@ -12537,7 +12655,7 @@
         <w:ind w:left="5029" w:hanging="360"/>
       </w:pPr>
       <w:rPr>
-        <w:rFonts w:ascii="Wingdings" w:hAnsi="Wingdings" w:hint="default"/>
+        <w:rFonts w:hint="default" w:ascii="Wingdings" w:hAnsi="Wingdings"/>
       </w:rPr>
     </w:lvl>
     <w:lvl w:ilvl="6" w:tplc="240A0001" w:tentative="1">
@@ -12549,7 +12667,7 @@
         <w:ind w:left="5749" w:hanging="360"/>
       </w:pPr>
       <w:rPr>
-        <w:rFonts w:ascii="Symbol" w:hAnsi="Symbol" w:hint="default"/>
+        <w:rFonts w:hint="default" w:ascii="Symbol" w:hAnsi="Symbol"/>
       </w:rPr>
     </w:lvl>
     <w:lvl w:ilvl="7" w:tplc="240A0003" w:tentative="1">
@@ -12561,7 +12679,7 @@
         <w:ind w:left="6469" w:hanging="360"/>
       </w:pPr>
       <w:rPr>
-        <w:rFonts w:ascii="Courier New" w:hAnsi="Courier New" w:cs="Courier New" w:hint="default"/>
+        <w:rFonts w:hint="default" w:ascii="Courier New" w:hAnsi="Courier New" w:cs="Courier New"/>
       </w:rPr>
     </w:lvl>
     <w:lvl w:ilvl="8" w:tplc="240A0005" w:tentative="1">
@@ -12573,7 +12691,7 @@
         <w:ind w:left="7189" w:hanging="360"/>
       </w:pPr>
       <w:rPr>
-        <w:rFonts w:ascii="Wingdings" w:hAnsi="Wingdings" w:hint="default"/>
+        <w:rFonts w:hint="default" w:ascii="Wingdings" w:hAnsi="Wingdings"/>
       </w:rPr>
     </w:lvl>
   </w:abstractNum>
@@ -12590,7 +12708,7 @@
         <w:ind w:left="1429" w:hanging="360"/>
       </w:pPr>
       <w:rPr>
-        <w:rFonts w:ascii="Symbol" w:hAnsi="Symbol" w:hint="default"/>
+        <w:rFonts w:hint="default" w:ascii="Symbol" w:hAnsi="Symbol"/>
       </w:rPr>
     </w:lvl>
     <w:lvl w:ilvl="1" w:tplc="240A0003" w:tentative="1">
@@ -12602,7 +12720,7 @@
         <w:ind w:left="2149" w:hanging="360"/>
       </w:pPr>
       <w:rPr>
-        <w:rFonts w:ascii="Courier New" w:hAnsi="Courier New" w:cs="Courier New" w:hint="default"/>
+        <w:rFonts w:hint="default" w:ascii="Courier New" w:hAnsi="Courier New" w:cs="Courier New"/>
       </w:rPr>
     </w:lvl>
     <w:lvl w:ilvl="2" w:tplc="240A0005" w:tentative="1">
@@ -12614,7 +12732,7 @@
         <w:ind w:left="2869" w:hanging="360"/>
       </w:pPr>
       <w:rPr>
-        <w:rFonts w:ascii="Wingdings" w:hAnsi="Wingdings" w:hint="default"/>
+        <w:rFonts w:hint="default" w:ascii="Wingdings" w:hAnsi="Wingdings"/>
       </w:rPr>
     </w:lvl>
     <w:lvl w:ilvl="3" w:tplc="240A0001" w:tentative="1">
@@ -12626,7 +12744,7 @@
         <w:ind w:left="3589" w:hanging="360"/>
       </w:pPr>
       <w:rPr>
-        <w:rFonts w:ascii="Symbol" w:hAnsi="Symbol" w:hint="default"/>
+        <w:rFonts w:hint="default" w:ascii="Symbol" w:hAnsi="Symbol"/>
       </w:rPr>
     </w:lvl>
     <w:lvl w:ilvl="4" w:tplc="240A0003" w:tentative="1">
@@ -12638,7 +12756,7 @@
         <w:ind w:left="4309" w:hanging="360"/>
       </w:pPr>
       <w:rPr>
-        <w:rFonts w:ascii="Courier New" w:hAnsi="Courier New" w:cs="Courier New" w:hint="default"/>
+        <w:rFonts w:hint="default" w:ascii="Courier New" w:hAnsi="Courier New" w:cs="Courier New"/>
       </w:rPr>
     </w:lvl>
     <w:lvl w:ilvl="5" w:tplc="240A0005" w:tentative="1">
@@ -12650,7 +12768,7 @@
         <w:ind w:left="5029" w:hanging="360"/>
       </w:pPr>
       <w:rPr>
-        <w:rFonts w:ascii="Wingdings" w:hAnsi="Wingdings" w:hint="default"/>
+        <w:rFonts w:hint="default" w:ascii="Wingdings" w:hAnsi="Wingdings"/>
       </w:rPr>
     </w:lvl>
     <w:lvl w:ilvl="6" w:tplc="240A0001" w:tentative="1">
@@ -12662,7 +12780,7 @@
         <w:ind w:left="5749" w:hanging="360"/>
       </w:pPr>
       <w:rPr>
-        <w:rFonts w:ascii="Symbol" w:hAnsi="Symbol" w:hint="default"/>
+        <w:rFonts w:hint="default" w:ascii="Symbol" w:hAnsi="Symbol"/>
       </w:rPr>
     </w:lvl>
     <w:lvl w:ilvl="7" w:tplc="240A0003" w:tentative="1">
@@ -12674,7 +12792,7 @@
         <w:ind w:left="6469" w:hanging="360"/>
       </w:pPr>
       <w:rPr>
-        <w:rFonts w:ascii="Courier New" w:hAnsi="Courier New" w:cs="Courier New" w:hint="default"/>
+        <w:rFonts w:hint="default" w:ascii="Courier New" w:hAnsi="Courier New" w:cs="Courier New"/>
       </w:rPr>
     </w:lvl>
     <w:lvl w:ilvl="8" w:tplc="240A0005" w:tentative="1">
@@ -12686,7 +12804,7 @@
         <w:ind w:left="7189" w:hanging="360"/>
       </w:pPr>
       <w:rPr>
-        <w:rFonts w:ascii="Wingdings" w:hAnsi="Wingdings" w:hint="default"/>
+        <w:rFonts w:hint="default" w:ascii="Wingdings" w:hAnsi="Wingdings"/>
       </w:rPr>
     </w:lvl>
   </w:abstractNum>
@@ -12793,7 +12911,7 @@
         <w:ind w:left="1429" w:hanging="360"/>
       </w:pPr>
       <w:rPr>
-        <w:rFonts w:ascii="Symbol" w:hAnsi="Symbol" w:hint="default"/>
+        <w:rFonts w:hint="default" w:ascii="Symbol" w:hAnsi="Symbol"/>
       </w:rPr>
     </w:lvl>
     <w:lvl w:ilvl="1" w:tplc="240A0003" w:tentative="1">
@@ -12805,7 +12923,7 @@
         <w:ind w:left="2149" w:hanging="360"/>
       </w:pPr>
       <w:rPr>
-        <w:rFonts w:ascii="Courier New" w:hAnsi="Courier New" w:cs="Courier New" w:hint="default"/>
+        <w:rFonts w:hint="default" w:ascii="Courier New" w:hAnsi="Courier New" w:cs="Courier New"/>
       </w:rPr>
     </w:lvl>
     <w:lvl w:ilvl="2" w:tplc="240A0005" w:tentative="1">
@@ -12817,7 +12935,7 @@
         <w:ind w:left="2869" w:hanging="360"/>
       </w:pPr>
       <w:rPr>
-        <w:rFonts w:ascii="Wingdings" w:hAnsi="Wingdings" w:hint="default"/>
+        <w:rFonts w:hint="default" w:ascii="Wingdings" w:hAnsi="Wingdings"/>
       </w:rPr>
     </w:lvl>
     <w:lvl w:ilvl="3" w:tplc="240A0001" w:tentative="1">
@@ -12829,7 +12947,7 @@
         <w:ind w:left="3589" w:hanging="360"/>
       </w:pPr>
       <w:rPr>
-        <w:rFonts w:ascii="Symbol" w:hAnsi="Symbol" w:hint="default"/>
+        <w:rFonts w:hint="default" w:ascii="Symbol" w:hAnsi="Symbol"/>
       </w:rPr>
     </w:lvl>
     <w:lvl w:ilvl="4" w:tplc="240A0003" w:tentative="1">
@@ -12841,7 +12959,7 @@
         <w:ind w:left="4309" w:hanging="360"/>
       </w:pPr>
       <w:rPr>
-        <w:rFonts w:ascii="Courier New" w:hAnsi="Courier New" w:cs="Courier New" w:hint="default"/>
+        <w:rFonts w:hint="default" w:ascii="Courier New" w:hAnsi="Courier New" w:cs="Courier New"/>
       </w:rPr>
     </w:lvl>
     <w:lvl w:ilvl="5" w:tplc="240A0005" w:tentative="1">
@@ -12853,7 +12971,7 @@
         <w:ind w:left="5029" w:hanging="360"/>
       </w:pPr>
       <w:rPr>
-        <w:rFonts w:ascii="Wingdings" w:hAnsi="Wingdings" w:hint="default"/>
+        <w:rFonts w:hint="default" w:ascii="Wingdings" w:hAnsi="Wingdings"/>
       </w:rPr>
     </w:lvl>
     <w:lvl w:ilvl="6" w:tplc="240A0001" w:tentative="1">
@@ -12865,7 +12983,7 @@
         <w:ind w:left="5749" w:hanging="360"/>
       </w:pPr>
       <w:rPr>
-        <w:rFonts w:ascii="Symbol" w:hAnsi="Symbol" w:hint="default"/>
+        <w:rFonts w:hint="default" w:ascii="Symbol" w:hAnsi="Symbol"/>
       </w:rPr>
     </w:lvl>
     <w:lvl w:ilvl="7" w:tplc="240A0003" w:tentative="1">
@@ -12877,7 +12995,7 @@
         <w:ind w:left="6469" w:hanging="360"/>
       </w:pPr>
       <w:rPr>
-        <w:rFonts w:ascii="Courier New" w:hAnsi="Courier New" w:cs="Courier New" w:hint="default"/>
+        <w:rFonts w:hint="default" w:ascii="Courier New" w:hAnsi="Courier New" w:cs="Courier New"/>
       </w:rPr>
     </w:lvl>
     <w:lvl w:ilvl="8" w:tplc="240A0005" w:tentative="1">
@@ -12889,7 +13007,7 @@
         <w:ind w:left="7189" w:hanging="360"/>
       </w:pPr>
       <w:rPr>
-        <w:rFonts w:ascii="Wingdings" w:hAnsi="Wingdings" w:hint="default"/>
+        <w:rFonts w:hint="default" w:ascii="Wingdings" w:hAnsi="Wingdings"/>
       </w:rPr>
     </w:lvl>
   </w:abstractNum>
@@ -12906,7 +13024,7 @@
         <w:ind w:left="1080" w:hanging="360"/>
       </w:pPr>
       <w:rPr>
-        <w:rFonts w:ascii="Symbol" w:hAnsi="Symbol" w:hint="default"/>
+        <w:rFonts w:hint="default" w:ascii="Symbol" w:hAnsi="Symbol"/>
       </w:rPr>
     </w:lvl>
     <w:lvl w:ilvl="1" w:tplc="240A0003" w:tentative="1">
@@ -12918,7 +13036,7 @@
         <w:ind w:left="1800" w:hanging="360"/>
       </w:pPr>
       <w:rPr>
-        <w:rFonts w:ascii="Courier New" w:hAnsi="Courier New" w:cs="Courier New" w:hint="default"/>
+        <w:rFonts w:hint="default" w:ascii="Courier New" w:hAnsi="Courier New" w:cs="Courier New"/>
       </w:rPr>
     </w:lvl>
     <w:lvl w:ilvl="2" w:tplc="240A0005" w:tentative="1">
@@ -12930,7 +13048,7 @@
         <w:ind w:left="2520" w:hanging="360"/>
       </w:pPr>
       <w:rPr>
-        <w:rFonts w:ascii="Wingdings" w:hAnsi="Wingdings" w:hint="default"/>
+        <w:rFonts w:hint="default" w:ascii="Wingdings" w:hAnsi="Wingdings"/>
       </w:rPr>
     </w:lvl>
     <w:lvl w:ilvl="3" w:tplc="240A0001" w:tentative="1">
@@ -12942,7 +13060,7 @@
         <w:ind w:left="3240" w:hanging="360"/>
       </w:pPr>
       <w:rPr>
-        <w:rFonts w:ascii="Symbol" w:hAnsi="Symbol" w:hint="default"/>
+        <w:rFonts w:hint="default" w:ascii="Symbol" w:hAnsi="Symbol"/>
       </w:rPr>
     </w:lvl>
     <w:lvl w:ilvl="4" w:tplc="240A0003" w:tentative="1">
@@ -12954,7 +13072,7 @@
         <w:ind w:left="3960" w:hanging="360"/>
       </w:pPr>
       <w:rPr>
-        <w:rFonts w:ascii="Courier New" w:hAnsi="Courier New" w:cs="Courier New" w:hint="default"/>
+        <w:rFonts w:hint="default" w:ascii="Courier New" w:hAnsi="Courier New" w:cs="Courier New"/>
       </w:rPr>
     </w:lvl>
     <w:lvl w:ilvl="5" w:tplc="240A0005" w:tentative="1">
@@ -12966,7 +13084,7 @@
         <w:ind w:left="4680" w:hanging="360"/>
       </w:pPr>
       <w:rPr>
-        <w:rFonts w:ascii="Wingdings" w:hAnsi="Wingdings" w:hint="default"/>
+        <w:rFonts w:hint="default" w:ascii="Wingdings" w:hAnsi="Wingdings"/>
       </w:rPr>
     </w:lvl>
     <w:lvl w:ilvl="6" w:tplc="240A0001" w:tentative="1">
@@ -12978,7 +13096,7 @@
         <w:ind w:left="5400" w:hanging="360"/>
       </w:pPr>
       <w:rPr>
-        <w:rFonts w:ascii="Symbol" w:hAnsi="Symbol" w:hint="default"/>
+        <w:rFonts w:hint="default" w:ascii="Symbol" w:hAnsi="Symbol"/>
       </w:rPr>
     </w:lvl>
     <w:lvl w:ilvl="7" w:tplc="240A0003" w:tentative="1">
@@ -12990,7 +13108,7 @@
         <w:ind w:left="6120" w:hanging="360"/>
       </w:pPr>
       <w:rPr>
-        <w:rFonts w:ascii="Courier New" w:hAnsi="Courier New" w:cs="Courier New" w:hint="default"/>
+        <w:rFonts w:hint="default" w:ascii="Courier New" w:hAnsi="Courier New" w:cs="Courier New"/>
       </w:rPr>
     </w:lvl>
     <w:lvl w:ilvl="8" w:tplc="240A0005" w:tentative="1">
@@ -13002,7 +13120,7 @@
         <w:ind w:left="6840" w:hanging="360"/>
       </w:pPr>
       <w:rPr>
-        <w:rFonts w:ascii="Wingdings" w:hAnsi="Wingdings" w:hint="default"/>
+        <w:rFonts w:hint="default" w:ascii="Wingdings" w:hAnsi="Wingdings"/>
       </w:rPr>
     </w:lvl>
   </w:abstractNum>
@@ -13019,7 +13137,7 @@
         <w:ind w:left="1080" w:hanging="360"/>
       </w:pPr>
       <w:rPr>
-        <w:rFonts w:ascii="Symbol" w:hAnsi="Symbol" w:hint="default"/>
+        <w:rFonts w:hint="default" w:ascii="Symbol" w:hAnsi="Symbol"/>
       </w:rPr>
     </w:lvl>
     <w:lvl w:ilvl="1" w:tplc="240A0003" w:tentative="1">
@@ -13031,7 +13149,7 @@
         <w:ind w:left="1800" w:hanging="360"/>
       </w:pPr>
       <w:rPr>
-        <w:rFonts w:ascii="Courier New" w:hAnsi="Courier New" w:cs="Courier New" w:hint="default"/>
+        <w:rFonts w:hint="default" w:ascii="Courier New" w:hAnsi="Courier New" w:cs="Courier New"/>
       </w:rPr>
     </w:lvl>
     <w:lvl w:ilvl="2" w:tplc="240A0005" w:tentative="1">
@@ -13043,7 +13161,7 @@
         <w:ind w:left="2520" w:hanging="360"/>
       </w:pPr>
       <w:rPr>
-        <w:rFonts w:ascii="Wingdings" w:hAnsi="Wingdings" w:hint="default"/>
+        <w:rFonts w:hint="default" w:ascii="Wingdings" w:hAnsi="Wingdings"/>
       </w:rPr>
     </w:lvl>
     <w:lvl w:ilvl="3" w:tplc="240A0001" w:tentative="1">
@@ -13055,7 +13173,7 @@
         <w:ind w:left="3240" w:hanging="360"/>
       </w:pPr>
       <w:rPr>
-        <w:rFonts w:ascii="Symbol" w:hAnsi="Symbol" w:hint="default"/>
+        <w:rFonts w:hint="default" w:ascii="Symbol" w:hAnsi="Symbol"/>
       </w:rPr>
     </w:lvl>
     <w:lvl w:ilvl="4" w:tplc="240A0003" w:tentative="1">
@@ -13067,7 +13185,7 @@
         <w:ind w:left="3960" w:hanging="360"/>
       </w:pPr>
       <w:rPr>
-        <w:rFonts w:ascii="Courier New" w:hAnsi="Courier New" w:cs="Courier New" w:hint="default"/>
+        <w:rFonts w:hint="default" w:ascii="Courier New" w:hAnsi="Courier New" w:cs="Courier New"/>
       </w:rPr>
     </w:lvl>
     <w:lvl w:ilvl="5" w:tplc="240A0005" w:tentative="1">
@@ -13079,7 +13197,7 @@
         <w:ind w:left="4680" w:hanging="360"/>
       </w:pPr>
       <w:rPr>
-        <w:rFonts w:ascii="Wingdings" w:hAnsi="Wingdings" w:hint="default"/>
+        <w:rFonts w:hint="default" w:ascii="Wingdings" w:hAnsi="Wingdings"/>
       </w:rPr>
     </w:lvl>
     <w:lvl w:ilvl="6" w:tplc="240A0001" w:tentative="1">
@@ -13091,7 +13209,7 @@
         <w:ind w:left="5400" w:hanging="360"/>
       </w:pPr>
       <w:rPr>
-        <w:rFonts w:ascii="Symbol" w:hAnsi="Symbol" w:hint="default"/>
+        <w:rFonts w:hint="default" w:ascii="Symbol" w:hAnsi="Symbol"/>
       </w:rPr>
     </w:lvl>
     <w:lvl w:ilvl="7" w:tplc="240A0003" w:tentative="1">
@@ -13103,7 +13221,7 @@
         <w:ind w:left="6120" w:hanging="360"/>
       </w:pPr>
       <w:rPr>
-        <w:rFonts w:ascii="Courier New" w:hAnsi="Courier New" w:cs="Courier New" w:hint="default"/>
+        <w:rFonts w:hint="default" w:ascii="Courier New" w:hAnsi="Courier New" w:cs="Courier New"/>
       </w:rPr>
     </w:lvl>
     <w:lvl w:ilvl="8" w:tplc="240A0005" w:tentative="1">
@@ -13115,7 +13233,7 @@
         <w:ind w:left="6840" w:hanging="360"/>
       </w:pPr>
       <w:rPr>
-        <w:rFonts w:ascii="Wingdings" w:hAnsi="Wingdings" w:hint="default"/>
+        <w:rFonts w:hint="default" w:ascii="Wingdings" w:hAnsi="Wingdings"/>
       </w:rPr>
     </w:lvl>
   </w:abstractNum>
@@ -13218,7 +13336,7 @@
         <w:ind w:left="1080" w:hanging="360"/>
       </w:pPr>
       <w:rPr>
-        <w:rFonts w:ascii="Symbol" w:hAnsi="Symbol" w:hint="default"/>
+        <w:rFonts w:hint="default" w:ascii="Symbol" w:hAnsi="Symbol"/>
       </w:rPr>
     </w:lvl>
     <w:lvl w:ilvl="1" w:tplc="240A0003" w:tentative="1">
@@ -13230,7 +13348,7 @@
         <w:ind w:left="1800" w:hanging="360"/>
       </w:pPr>
       <w:rPr>
-        <w:rFonts w:ascii="Courier New" w:hAnsi="Courier New" w:cs="Courier New" w:hint="default"/>
+        <w:rFonts w:hint="default" w:ascii="Courier New" w:hAnsi="Courier New" w:cs="Courier New"/>
       </w:rPr>
     </w:lvl>
     <w:lvl w:ilvl="2" w:tplc="240A0005" w:tentative="1">
@@ -13242,7 +13360,7 @@
         <w:ind w:left="2520" w:hanging="360"/>
       </w:pPr>
       <w:rPr>
-        <w:rFonts w:ascii="Wingdings" w:hAnsi="Wingdings" w:hint="default"/>
+        <w:rFonts w:hint="default" w:ascii="Wingdings" w:hAnsi="Wingdings"/>
       </w:rPr>
     </w:lvl>
     <w:lvl w:ilvl="3" w:tplc="240A0001" w:tentative="1">
@@ -13254,7 +13372,7 @@
         <w:ind w:left="3240" w:hanging="360"/>
       </w:pPr>
       <w:rPr>
-        <w:rFonts w:ascii="Symbol" w:hAnsi="Symbol" w:hint="default"/>
+        <w:rFonts w:hint="default" w:ascii="Symbol" w:hAnsi="Symbol"/>
       </w:rPr>
     </w:lvl>
     <w:lvl w:ilvl="4" w:tplc="240A0003" w:tentative="1">
@@ -13266,7 +13384,7 @@
         <w:ind w:left="3960" w:hanging="360"/>
       </w:pPr>
       <w:rPr>
-        <w:rFonts w:ascii="Courier New" w:hAnsi="Courier New" w:cs="Courier New" w:hint="default"/>
+        <w:rFonts w:hint="default" w:ascii="Courier New" w:hAnsi="Courier New" w:cs="Courier New"/>
       </w:rPr>
     </w:lvl>
     <w:lvl w:ilvl="5" w:tplc="240A0005" w:tentative="1">
@@ -13278,7 +13396,7 @@
         <w:ind w:left="4680" w:hanging="360"/>
       </w:pPr>
       <w:rPr>
-        <w:rFonts w:ascii="Wingdings" w:hAnsi="Wingdings" w:hint="default"/>
+        <w:rFonts w:hint="default" w:ascii="Wingdings" w:hAnsi="Wingdings"/>
       </w:rPr>
     </w:lvl>
     <w:lvl w:ilvl="6" w:tplc="240A0001" w:tentative="1">
@@ -13290,7 +13408,7 @@
         <w:ind w:left="5400" w:hanging="360"/>
       </w:pPr>
       <w:rPr>
-        <w:rFonts w:ascii="Symbol" w:hAnsi="Symbol" w:hint="default"/>
+        <w:rFonts w:hint="default" w:ascii="Symbol" w:hAnsi="Symbol"/>
       </w:rPr>
     </w:lvl>
     <w:lvl w:ilvl="7" w:tplc="240A0003" w:tentative="1">
@@ -13302,7 +13420,7 @@
         <w:ind w:left="6120" w:hanging="360"/>
       </w:pPr>
       <w:rPr>
-        <w:rFonts w:ascii="Courier New" w:hAnsi="Courier New" w:cs="Courier New" w:hint="default"/>
+        <w:rFonts w:hint="default" w:ascii="Courier New" w:hAnsi="Courier New" w:cs="Courier New"/>
       </w:rPr>
     </w:lvl>
     <w:lvl w:ilvl="8" w:tplc="240A0005" w:tentative="1">
@@ -13314,7 +13432,7 @@
         <w:ind w:left="6840" w:hanging="360"/>
       </w:pPr>
       <w:rPr>
-        <w:rFonts w:ascii="Wingdings" w:hAnsi="Wingdings" w:hint="default"/>
+        <w:rFonts w:hint="default" w:ascii="Wingdings" w:hAnsi="Wingdings"/>
       </w:rPr>
     </w:lvl>
   </w:abstractNum>
@@ -13601,7 +13719,7 @@
         <w:ind w:left="1429" w:hanging="360"/>
       </w:pPr>
       <w:rPr>
-        <w:rFonts w:ascii="Arial" w:hAnsi="Arial" w:hint="default"/>
+        <w:rFonts w:hint="default" w:ascii="Arial" w:hAnsi="Arial"/>
         <w:b/>
         <w:i w:val="0"/>
         <w:caps w:val="0"/>
@@ -13694,7 +13812,7 @@
         <w:ind w:left="1429" w:hanging="360"/>
       </w:pPr>
       <w:rPr>
-        <w:rFonts w:ascii="Symbol" w:hAnsi="Symbol" w:hint="default"/>
+        <w:rFonts w:hint="default" w:ascii="Symbol" w:hAnsi="Symbol"/>
       </w:rPr>
     </w:lvl>
     <w:lvl w:ilvl="1" w:tplc="240A0003" w:tentative="1">
@@ -13706,7 +13824,7 @@
         <w:ind w:left="2149" w:hanging="360"/>
       </w:pPr>
       <w:rPr>
-        <w:rFonts w:ascii="Courier New" w:hAnsi="Courier New" w:cs="Courier New" w:hint="default"/>
+        <w:rFonts w:hint="default" w:ascii="Courier New" w:hAnsi="Courier New" w:cs="Courier New"/>
       </w:rPr>
     </w:lvl>
     <w:lvl w:ilvl="2" w:tplc="240A0005" w:tentative="1">
@@ -13718,7 +13836,7 @@
         <w:ind w:left="2869" w:hanging="360"/>
       </w:pPr>
       <w:rPr>
-        <w:rFonts w:ascii="Wingdings" w:hAnsi="Wingdings" w:hint="default"/>
+        <w:rFonts w:hint="default" w:ascii="Wingdings" w:hAnsi="Wingdings"/>
       </w:rPr>
     </w:lvl>
     <w:lvl w:ilvl="3" w:tplc="240A0001" w:tentative="1">
@@ -13730,7 +13848,7 @@
         <w:ind w:left="3589" w:hanging="360"/>
       </w:pPr>
       <w:rPr>
-        <w:rFonts w:ascii="Symbol" w:hAnsi="Symbol" w:hint="default"/>
+        <w:rFonts w:hint="default" w:ascii="Symbol" w:hAnsi="Symbol"/>
       </w:rPr>
     </w:lvl>
     <w:lvl w:ilvl="4" w:tplc="240A0003" w:tentative="1">
@@ -13742,7 +13860,7 @@
         <w:ind w:left="4309" w:hanging="360"/>
       </w:pPr>
       <w:rPr>
-        <w:rFonts w:ascii="Courier New" w:hAnsi="Courier New" w:cs="Courier New" w:hint="default"/>
+        <w:rFonts w:hint="default" w:ascii="Courier New" w:hAnsi="Courier New" w:cs="Courier New"/>
       </w:rPr>
     </w:lvl>
     <w:lvl w:ilvl="5" w:tplc="240A0005" w:tentative="1">
@@ -13754,7 +13872,7 @@
         <w:ind w:left="5029" w:hanging="360"/>
       </w:pPr>
       <w:rPr>
-        <w:rFonts w:ascii="Wingdings" w:hAnsi="Wingdings" w:hint="default"/>
+        <w:rFonts w:hint="default" w:ascii="Wingdings" w:hAnsi="Wingdings"/>
       </w:rPr>
     </w:lvl>
     <w:lvl w:ilvl="6" w:tplc="240A0001" w:tentative="1">
@@ -13766,7 +13884,7 @@
         <w:ind w:left="5749" w:hanging="360"/>
       </w:pPr>
       <w:rPr>
-        <w:rFonts w:ascii="Symbol" w:hAnsi="Symbol" w:hint="default"/>
+        <w:rFonts w:hint="default" w:ascii="Symbol" w:hAnsi="Symbol"/>
       </w:rPr>
     </w:lvl>
     <w:lvl w:ilvl="7" w:tplc="240A0003" w:tentative="1">
@@ -13778,7 +13896,7 @@
         <w:ind w:left="6469" w:hanging="360"/>
       </w:pPr>
       <w:rPr>
-        <w:rFonts w:ascii="Courier New" w:hAnsi="Courier New" w:cs="Courier New" w:hint="default"/>
+        <w:rFonts w:hint="default" w:ascii="Courier New" w:hAnsi="Courier New" w:cs="Courier New"/>
       </w:rPr>
     </w:lvl>
     <w:lvl w:ilvl="8" w:tplc="240A0005" w:tentative="1">
@@ -13790,7 +13908,7 @@
         <w:ind w:left="7189" w:hanging="360"/>
       </w:pPr>
       <w:rPr>
-        <w:rFonts w:ascii="Wingdings" w:hAnsi="Wingdings" w:hint="default"/>
+        <w:rFonts w:hint="default" w:ascii="Wingdings" w:hAnsi="Wingdings"/>
       </w:rPr>
     </w:lvl>
   </w:abstractNum>
@@ -13807,7 +13925,7 @@
         <w:ind w:left="720" w:hanging="360"/>
       </w:pPr>
       <w:rPr>
-        <w:rFonts w:ascii="Symbol" w:hAnsi="Symbol" w:hint="default"/>
+        <w:rFonts w:hint="default" w:ascii="Symbol" w:hAnsi="Symbol"/>
       </w:rPr>
     </w:lvl>
     <w:lvl w:ilvl="1" w:tplc="240A0003" w:tentative="1">
@@ -13819,7 +13937,7 @@
         <w:ind w:left="1440" w:hanging="360"/>
       </w:pPr>
       <w:rPr>
-        <w:rFonts w:ascii="Courier New" w:hAnsi="Courier New" w:cs="Courier New" w:hint="default"/>
+        <w:rFonts w:hint="default" w:ascii="Courier New" w:hAnsi="Courier New" w:cs="Courier New"/>
       </w:rPr>
     </w:lvl>
     <w:lvl w:ilvl="2" w:tplc="240A0005" w:tentative="1">
@@ -13831,7 +13949,7 @@
         <w:ind w:left="2160" w:hanging="360"/>
       </w:pPr>
       <w:rPr>
-        <w:rFonts w:ascii="Wingdings" w:hAnsi="Wingdings" w:hint="default"/>
+        <w:rFonts w:hint="default" w:ascii="Wingdings" w:hAnsi="Wingdings"/>
       </w:rPr>
     </w:lvl>
     <w:lvl w:ilvl="3" w:tplc="240A0001" w:tentative="1">
@@ -13843,7 +13961,7 @@
         <w:ind w:left="2880" w:hanging="360"/>
       </w:pPr>
       <w:rPr>
-        <w:rFonts w:ascii="Symbol" w:hAnsi="Symbol" w:hint="default"/>
+        <w:rFonts w:hint="default" w:ascii="Symbol" w:hAnsi="Symbol"/>
       </w:rPr>
     </w:lvl>
     <w:lvl w:ilvl="4" w:tplc="240A0003" w:tentative="1">
@@ -13855,7 +13973,7 @@
         <w:ind w:left="3600" w:hanging="360"/>
       </w:pPr>
       <w:rPr>
-        <w:rFonts w:ascii="Courier New" w:hAnsi="Courier New" w:cs="Courier New" w:hint="default"/>
+        <w:rFonts w:hint="default" w:ascii="Courier New" w:hAnsi="Courier New" w:cs="Courier New"/>
       </w:rPr>
     </w:lvl>
     <w:lvl w:ilvl="5" w:tplc="240A0005" w:tentative="1">
@@ -13867,7 +13985,7 @@
         <w:ind w:left="4320" w:hanging="360"/>
       </w:pPr>
       <w:rPr>
-        <w:rFonts w:ascii="Wingdings" w:hAnsi="Wingdings" w:hint="default"/>
+        <w:rFonts w:hint="default" w:ascii="Wingdings" w:hAnsi="Wingdings"/>
       </w:rPr>
     </w:lvl>
     <w:lvl w:ilvl="6" w:tplc="240A0001" w:tentative="1">
@@ -13879,7 +13997,7 @@
         <w:ind w:left="5040" w:hanging="360"/>
       </w:pPr>
       <w:rPr>
-        <w:rFonts w:ascii="Symbol" w:hAnsi="Symbol" w:hint="default"/>
+        <w:rFonts w:hint="default" w:ascii="Symbol" w:hAnsi="Symbol"/>
       </w:rPr>
     </w:lvl>
     <w:lvl w:ilvl="7" w:tplc="240A0003" w:tentative="1">
@@ -13891,7 +14009,7 @@
         <w:ind w:left="5760" w:hanging="360"/>
       </w:pPr>
       <w:rPr>
-        <w:rFonts w:ascii="Courier New" w:hAnsi="Courier New" w:cs="Courier New" w:hint="default"/>
+        <w:rFonts w:hint="default" w:ascii="Courier New" w:hAnsi="Courier New" w:cs="Courier New"/>
       </w:rPr>
     </w:lvl>
     <w:lvl w:ilvl="8" w:tplc="240A0005" w:tentative="1">
@@ -13903,7 +14021,7 @@
         <w:ind w:left="6480" w:hanging="360"/>
       </w:pPr>
       <w:rPr>
-        <w:rFonts w:ascii="Wingdings" w:hAnsi="Wingdings" w:hint="default"/>
+        <w:rFonts w:hint="default" w:ascii="Wingdings" w:hAnsi="Wingdings"/>
       </w:rPr>
     </w:lvl>
   </w:abstractNum>
@@ -13920,7 +14038,7 @@
         <w:ind w:left="1080" w:hanging="360"/>
       </w:pPr>
       <w:rPr>
-        <w:rFonts w:ascii="Symbol" w:hAnsi="Symbol" w:hint="default"/>
+        <w:rFonts w:hint="default" w:ascii="Symbol" w:hAnsi="Symbol"/>
       </w:rPr>
     </w:lvl>
     <w:lvl w:ilvl="1" w:tplc="240A0003" w:tentative="1">
@@ -13932,7 +14050,7 @@
         <w:ind w:left="1800" w:hanging="360"/>
       </w:pPr>
       <w:rPr>
-        <w:rFonts w:ascii="Courier New" w:hAnsi="Courier New" w:cs="Courier New" w:hint="default"/>
+        <w:rFonts w:hint="default" w:ascii="Courier New" w:hAnsi="Courier New" w:cs="Courier New"/>
       </w:rPr>
     </w:lvl>
     <w:lvl w:ilvl="2" w:tplc="240A0005" w:tentative="1">
@@ -13944,7 +14062,7 @@
         <w:ind w:left="2520" w:hanging="360"/>
       </w:pPr>
       <w:rPr>
-        <w:rFonts w:ascii="Wingdings" w:hAnsi="Wingdings" w:hint="default"/>
+        <w:rFonts w:hint="default" w:ascii="Wingdings" w:hAnsi="Wingdings"/>
       </w:rPr>
     </w:lvl>
     <w:lvl w:ilvl="3" w:tplc="240A0001" w:tentative="1">
@@ -13956,7 +14074,7 @@
         <w:ind w:left="3240" w:hanging="360"/>
       </w:pPr>
       <w:rPr>
-        <w:rFonts w:ascii="Symbol" w:hAnsi="Symbol" w:hint="default"/>
+        <w:rFonts w:hint="default" w:ascii="Symbol" w:hAnsi="Symbol"/>
       </w:rPr>
     </w:lvl>
     <w:lvl w:ilvl="4" w:tplc="240A0003" w:tentative="1">
@@ -13968,7 +14086,7 @@
         <w:ind w:left="3960" w:hanging="360"/>
       </w:pPr>
       <w:rPr>
-        <w:rFonts w:ascii="Courier New" w:hAnsi="Courier New" w:cs="Courier New" w:hint="default"/>
+        <w:rFonts w:hint="default" w:ascii="Courier New" w:hAnsi="Courier New" w:cs="Courier New"/>
       </w:rPr>
     </w:lvl>
     <w:lvl w:ilvl="5" w:tplc="240A0005" w:tentative="1">
@@ -13980,7 +14098,7 @@
         <w:ind w:left="4680" w:hanging="360"/>
       </w:pPr>
       <w:rPr>
-        <w:rFonts w:ascii="Wingdings" w:hAnsi="Wingdings" w:hint="default"/>
+        <w:rFonts w:hint="default" w:ascii="Wingdings" w:hAnsi="Wingdings"/>
       </w:rPr>
     </w:lvl>
     <w:lvl w:ilvl="6" w:tplc="240A0001" w:tentative="1">
@@ -13992,7 +14110,7 @@
         <w:ind w:left="5400" w:hanging="360"/>
       </w:pPr>
       <w:rPr>
-        <w:rFonts w:ascii="Symbol" w:hAnsi="Symbol" w:hint="default"/>
+        <w:rFonts w:hint="default" w:ascii="Symbol" w:hAnsi="Symbol"/>
       </w:rPr>
     </w:lvl>
     <w:lvl w:ilvl="7" w:tplc="240A0003" w:tentative="1">
@@ -14004,7 +14122,7 @@
         <w:ind w:left="6120" w:hanging="360"/>
       </w:pPr>
       <w:rPr>
-        <w:rFonts w:ascii="Courier New" w:hAnsi="Courier New" w:cs="Courier New" w:hint="default"/>
+        <w:rFonts w:hint="default" w:ascii="Courier New" w:hAnsi="Courier New" w:cs="Courier New"/>
       </w:rPr>
     </w:lvl>
     <w:lvl w:ilvl="8" w:tplc="240A0005" w:tentative="1">
@@ -14016,7 +14134,7 @@
         <w:ind w:left="6840" w:hanging="360"/>
       </w:pPr>
       <w:rPr>
-        <w:rFonts w:ascii="Wingdings" w:hAnsi="Wingdings" w:hint="default"/>
+        <w:rFonts w:hint="default" w:ascii="Wingdings" w:hAnsi="Wingdings"/>
       </w:rPr>
     </w:lvl>
   </w:abstractNum>
@@ -14124,7 +14242,7 @@
         <w:ind w:left="360" w:hanging="360"/>
       </w:pPr>
       <w:rPr>
-        <w:rFonts w:ascii="Arial" w:hAnsi="Arial" w:hint="default"/>
+        <w:rFonts w:hint="default" w:ascii="Arial" w:hAnsi="Arial"/>
         <w:b/>
         <w:i w:val="0"/>
         <w:sz w:val="24"/>
@@ -14217,7 +14335,7 @@
         <w:ind w:left="1429" w:hanging="360"/>
       </w:pPr>
       <w:rPr>
-        <w:rFonts w:ascii="Symbol" w:hAnsi="Symbol" w:hint="default"/>
+        <w:rFonts w:hint="default" w:ascii="Symbol" w:hAnsi="Symbol"/>
       </w:rPr>
     </w:lvl>
     <w:lvl w:ilvl="1" w:tplc="240A0003" w:tentative="1">
@@ -14229,7 +14347,7 @@
         <w:ind w:left="2149" w:hanging="360"/>
       </w:pPr>
       <w:rPr>
-        <w:rFonts w:ascii="Courier New" w:hAnsi="Courier New" w:cs="Courier New" w:hint="default"/>
+        <w:rFonts w:hint="default" w:ascii="Courier New" w:hAnsi="Courier New" w:cs="Courier New"/>
       </w:rPr>
     </w:lvl>
     <w:lvl w:ilvl="2" w:tplc="240A0005" w:tentative="1">
@@ -14241,7 +14359,7 @@
         <w:ind w:left="2869" w:hanging="360"/>
       </w:pPr>
       <w:rPr>
-        <w:rFonts w:ascii="Wingdings" w:hAnsi="Wingdings" w:hint="default"/>
+        <w:rFonts w:hint="default" w:ascii="Wingdings" w:hAnsi="Wingdings"/>
       </w:rPr>
     </w:lvl>
     <w:lvl w:ilvl="3" w:tplc="240A0001" w:tentative="1">
@@ -14253,7 +14371,7 @@
         <w:ind w:left="3589" w:hanging="360"/>
       </w:pPr>
       <w:rPr>
-        <w:rFonts w:ascii="Symbol" w:hAnsi="Symbol" w:hint="default"/>
+        <w:rFonts w:hint="default" w:ascii="Symbol" w:hAnsi="Symbol"/>
       </w:rPr>
     </w:lvl>
     <w:lvl w:ilvl="4" w:tplc="240A0003" w:tentative="1">
@@ -14265,7 +14383,7 @@
         <w:ind w:left="4309" w:hanging="360"/>
       </w:pPr>
       <w:rPr>
-        <w:rFonts w:ascii="Courier New" w:hAnsi="Courier New" w:cs="Courier New" w:hint="default"/>
+        <w:rFonts w:hint="default" w:ascii="Courier New" w:hAnsi="Courier New" w:cs="Courier New"/>
       </w:rPr>
     </w:lvl>
     <w:lvl w:ilvl="5" w:tplc="240A0005" w:tentative="1">
@@ -14277,7 +14395,7 @@
         <w:ind w:left="5029" w:hanging="360"/>
       </w:pPr>
       <w:rPr>
-        <w:rFonts w:ascii="Wingdings" w:hAnsi="Wingdings" w:hint="default"/>
+        <w:rFonts w:hint="default" w:ascii="Wingdings" w:hAnsi="Wingdings"/>
       </w:rPr>
     </w:lvl>
     <w:lvl w:ilvl="6" w:tplc="240A0001" w:tentative="1">
@@ -14289,7 +14407,7 @@
         <w:ind w:left="5749" w:hanging="360"/>
       </w:pPr>
       <w:rPr>
-        <w:rFonts w:ascii="Symbol" w:hAnsi="Symbol" w:hint="default"/>
+        <w:rFonts w:hint="default" w:ascii="Symbol" w:hAnsi="Symbol"/>
       </w:rPr>
     </w:lvl>
     <w:lvl w:ilvl="7" w:tplc="240A0003" w:tentative="1">
@@ -14301,7 +14419,7 @@
         <w:ind w:left="6469" w:hanging="360"/>
       </w:pPr>
       <w:rPr>
-        <w:rFonts w:ascii="Courier New" w:hAnsi="Courier New" w:cs="Courier New" w:hint="default"/>
+        <w:rFonts w:hint="default" w:ascii="Courier New" w:hAnsi="Courier New" w:cs="Courier New"/>
       </w:rPr>
     </w:lvl>
     <w:lvl w:ilvl="8" w:tplc="240A0005" w:tentative="1">
@@ -14313,7 +14431,7 @@
         <w:ind w:left="7189" w:hanging="360"/>
       </w:pPr>
       <w:rPr>
-        <w:rFonts w:ascii="Wingdings" w:hAnsi="Wingdings" w:hint="default"/>
+        <w:rFonts w:hint="default" w:ascii="Wingdings" w:hAnsi="Wingdings"/>
       </w:rPr>
     </w:lvl>
   </w:abstractNum>
@@ -14330,7 +14448,7 @@
         <w:ind w:left="1429" w:hanging="360"/>
       </w:pPr>
       <w:rPr>
-        <w:rFonts w:ascii="Symbol" w:hAnsi="Symbol" w:hint="default"/>
+        <w:rFonts w:hint="default" w:ascii="Symbol" w:hAnsi="Symbol"/>
       </w:rPr>
     </w:lvl>
     <w:lvl w:ilvl="1" w:tplc="240A0003" w:tentative="1">
@@ -14342,7 +14460,7 @@
         <w:ind w:left="2149" w:hanging="360"/>
       </w:pPr>
       <w:rPr>
-        <w:rFonts w:ascii="Courier New" w:hAnsi="Courier New" w:cs="Courier New" w:hint="default"/>
+        <w:rFonts w:hint="default" w:ascii="Courier New" w:hAnsi="Courier New" w:cs="Courier New"/>
       </w:rPr>
     </w:lvl>
     <w:lvl w:ilvl="2" w:tplc="240A0005" w:tentative="1">
@@ -14354,7 +14472,7 @@
         <w:ind w:left="2869" w:hanging="360"/>
       </w:pPr>
       <w:rPr>
-        <w:rFonts w:ascii="Wingdings" w:hAnsi="Wingdings" w:hint="default"/>
+        <w:rFonts w:hint="default" w:ascii="Wingdings" w:hAnsi="Wingdings"/>
       </w:rPr>
     </w:lvl>
     <w:lvl w:ilvl="3" w:tplc="240A0001" w:tentative="1">
@@ -14366,7 +14484,7 @@
         <w:ind w:left="3589" w:hanging="360"/>
       </w:pPr>
       <w:rPr>
-        <w:rFonts w:ascii="Symbol" w:hAnsi="Symbol" w:hint="default"/>
+        <w:rFonts w:hint="default" w:ascii="Symbol" w:hAnsi="Symbol"/>
       </w:rPr>
     </w:lvl>
     <w:lvl w:ilvl="4" w:tplc="240A0003" w:tentative="1">
@@ -14378,7 +14496,7 @@
         <w:ind w:left="4309" w:hanging="360"/>
       </w:pPr>
       <w:rPr>
-        <w:rFonts w:ascii="Courier New" w:hAnsi="Courier New" w:cs="Courier New" w:hint="default"/>
+        <w:rFonts w:hint="default" w:ascii="Courier New" w:hAnsi="Courier New" w:cs="Courier New"/>
       </w:rPr>
     </w:lvl>
     <w:lvl w:ilvl="5" w:tplc="240A0005" w:tentative="1">
@@ -14390,7 +14508,7 @@
         <w:ind w:left="5029" w:hanging="360"/>
       </w:pPr>
       <w:rPr>
-        <w:rFonts w:ascii="Wingdings" w:hAnsi="Wingdings" w:hint="default"/>
+        <w:rFonts w:hint="default" w:ascii="Wingdings" w:hAnsi="Wingdings"/>
       </w:rPr>
     </w:lvl>
     <w:lvl w:ilvl="6" w:tplc="240A0001" w:tentative="1">
@@ -14402,7 +14520,7 @@
         <w:ind w:left="5749" w:hanging="360"/>
       </w:pPr>
       <w:rPr>
-        <w:rFonts w:ascii="Symbol" w:hAnsi="Symbol" w:hint="default"/>
+        <w:rFonts w:hint="default" w:ascii="Symbol" w:hAnsi="Symbol"/>
       </w:rPr>
     </w:lvl>
     <w:lvl w:ilvl="7" w:tplc="240A0003" w:tentative="1">
@@ -14414,7 +14532,7 @@
         <w:ind w:left="6469" w:hanging="360"/>
       </w:pPr>
       <w:rPr>
-        <w:rFonts w:ascii="Courier New" w:hAnsi="Courier New" w:cs="Courier New" w:hint="default"/>
+        <w:rFonts w:hint="default" w:ascii="Courier New" w:hAnsi="Courier New" w:cs="Courier New"/>
       </w:rPr>
     </w:lvl>
     <w:lvl w:ilvl="8" w:tplc="240A0005" w:tentative="1">
@@ -14426,7 +14544,7 @@
         <w:ind w:left="7189" w:hanging="360"/>
       </w:pPr>
       <w:rPr>
-        <w:rFonts w:ascii="Wingdings" w:hAnsi="Wingdings" w:hint="default"/>
+        <w:rFonts w:hint="default" w:ascii="Wingdings" w:hAnsi="Wingdings"/>
       </w:rPr>
     </w:lvl>
   </w:abstractNum>
@@ -14443,7 +14561,7 @@
         <w:ind w:left="1429" w:hanging="360"/>
       </w:pPr>
       <w:rPr>
-        <w:rFonts w:ascii="Symbol" w:hAnsi="Symbol" w:hint="default"/>
+        <w:rFonts w:hint="default" w:ascii="Symbol" w:hAnsi="Symbol"/>
       </w:rPr>
     </w:lvl>
     <w:lvl w:ilvl="1" w:tplc="240A0003" w:tentative="1">
@@ -14455,7 +14573,7 @@
         <w:ind w:left="2149" w:hanging="360"/>
       </w:pPr>
       <w:rPr>
-        <w:rFonts w:ascii="Courier New" w:hAnsi="Courier New" w:cs="Courier New" w:hint="default"/>
+        <w:rFonts w:hint="default" w:ascii="Courier New" w:hAnsi="Courier New" w:cs="Courier New"/>
       </w:rPr>
     </w:lvl>
     <w:lvl w:ilvl="2" w:tplc="240A0005" w:tentative="1">
@@ -14467,7 +14585,7 @@
         <w:ind w:left="2869" w:hanging="360"/>
       </w:pPr>
       <w:rPr>
-        <w:rFonts w:ascii="Wingdings" w:hAnsi="Wingdings" w:hint="default"/>
+        <w:rFonts w:hint="default" w:ascii="Wingdings" w:hAnsi="Wingdings"/>
       </w:rPr>
     </w:lvl>
     <w:lvl w:ilvl="3" w:tplc="240A0001" w:tentative="1">
@@ -14479,7 +14597,7 @@
         <w:ind w:left="3589" w:hanging="360"/>
       </w:pPr>
       <w:rPr>
-        <w:rFonts w:ascii="Symbol" w:hAnsi="Symbol" w:hint="default"/>
+        <w:rFonts w:hint="default" w:ascii="Symbol" w:hAnsi="Symbol"/>
       </w:rPr>
     </w:lvl>
     <w:lvl w:ilvl="4" w:tplc="240A0003" w:tentative="1">
@@ -14491,7 +14609,7 @@
         <w:ind w:left="4309" w:hanging="360"/>
       </w:pPr>
       <w:rPr>
-        <w:rFonts w:ascii="Courier New" w:hAnsi="Courier New" w:cs="Courier New" w:hint="default"/>
+        <w:rFonts w:hint="default" w:ascii="Courier New" w:hAnsi="Courier New" w:cs="Courier New"/>
       </w:rPr>
     </w:lvl>
     <w:lvl w:ilvl="5" w:tplc="240A0005" w:tentative="1">
@@ -14503,7 +14621,7 @@
         <w:ind w:left="5029" w:hanging="360"/>
       </w:pPr>
       <w:rPr>
-        <w:rFonts w:ascii="Wingdings" w:hAnsi="Wingdings" w:hint="default"/>
+        <w:rFonts w:hint="default" w:ascii="Wingdings" w:hAnsi="Wingdings"/>
       </w:rPr>
     </w:lvl>
     <w:lvl w:ilvl="6" w:tplc="240A0001" w:tentative="1">
@@ -14515,7 +14633,7 @@
         <w:ind w:left="5749" w:hanging="360"/>
       </w:pPr>
       <w:rPr>
-        <w:rFonts w:ascii="Symbol" w:hAnsi="Symbol" w:hint="default"/>
+        <w:rFonts w:hint="default" w:ascii="Symbol" w:hAnsi="Symbol"/>
       </w:rPr>
     </w:lvl>
     <w:lvl w:ilvl="7" w:tplc="240A0003" w:tentative="1">
@@ -14527,7 +14645,7 @@
         <w:ind w:left="6469" w:hanging="360"/>
       </w:pPr>
       <w:rPr>
-        <w:rFonts w:ascii="Courier New" w:hAnsi="Courier New" w:cs="Courier New" w:hint="default"/>
+        <w:rFonts w:hint="default" w:ascii="Courier New" w:hAnsi="Courier New" w:cs="Courier New"/>
       </w:rPr>
     </w:lvl>
     <w:lvl w:ilvl="8" w:tplc="240A0005" w:tentative="1">
@@ -14539,7 +14657,7 @@
         <w:ind w:left="7189" w:hanging="360"/>
       </w:pPr>
       <w:rPr>
-        <w:rFonts w:ascii="Wingdings" w:hAnsi="Wingdings" w:hint="default"/>
+        <w:rFonts w:hint="default" w:ascii="Wingdings" w:hAnsi="Wingdings"/>
       </w:rPr>
     </w:lvl>
   </w:abstractNum>
@@ -14556,7 +14674,7 @@
         <w:ind w:left="1440" w:hanging="360"/>
       </w:pPr>
       <w:rPr>
-        <w:rFonts w:ascii="Symbol" w:hAnsi="Symbol" w:hint="default"/>
+        <w:rFonts w:hint="default" w:ascii="Symbol" w:hAnsi="Symbol"/>
       </w:rPr>
     </w:lvl>
     <w:lvl w:ilvl="1" w:tplc="240A0003" w:tentative="1">
@@ -14568,7 +14686,7 @@
         <w:ind w:left="2160" w:hanging="360"/>
       </w:pPr>
       <w:rPr>
-        <w:rFonts w:ascii="Courier New" w:hAnsi="Courier New" w:cs="Courier New" w:hint="default"/>
+        <w:rFonts w:hint="default" w:ascii="Courier New" w:hAnsi="Courier New" w:cs="Courier New"/>
       </w:rPr>
     </w:lvl>
     <w:lvl w:ilvl="2" w:tplc="240A0005" w:tentative="1">
@@ -14580,7 +14698,7 @@
         <w:ind w:left="2880" w:hanging="360"/>
       </w:pPr>
       <w:rPr>
-        <w:rFonts w:ascii="Wingdings" w:hAnsi="Wingdings" w:hint="default"/>
+        <w:rFonts w:hint="default" w:ascii="Wingdings" w:hAnsi="Wingdings"/>
       </w:rPr>
     </w:lvl>
     <w:lvl w:ilvl="3" w:tplc="240A0001" w:tentative="1">
@@ -14592,7 +14710,7 @@
         <w:ind w:left="3600" w:hanging="360"/>
       </w:pPr>
       <w:rPr>
-        <w:rFonts w:ascii="Symbol" w:hAnsi="Symbol" w:hint="default"/>
+        <w:rFonts w:hint="default" w:ascii="Symbol" w:hAnsi="Symbol"/>
       </w:rPr>
     </w:lvl>
     <w:lvl w:ilvl="4" w:tplc="240A0003" w:tentative="1">
@@ -14604,7 +14722,7 @@
         <w:ind w:left="4320" w:hanging="360"/>
       </w:pPr>
       <w:rPr>
-        <w:rFonts w:ascii="Courier New" w:hAnsi="Courier New" w:cs="Courier New" w:hint="default"/>
+        <w:rFonts w:hint="default" w:ascii="Courier New" w:hAnsi="Courier New" w:cs="Courier New"/>
       </w:rPr>
     </w:lvl>
     <w:lvl w:ilvl="5" w:tplc="240A0005" w:tentative="1">
@@ -14616,7 +14734,7 @@
         <w:ind w:left="5040" w:hanging="360"/>
       </w:pPr>
       <w:rPr>
-        <w:rFonts w:ascii="Wingdings" w:hAnsi="Wingdings" w:hint="default"/>
+        <w:rFonts w:hint="default" w:ascii="Wingdings" w:hAnsi="Wingdings"/>
       </w:rPr>
     </w:lvl>
     <w:lvl w:ilvl="6" w:tplc="240A0001" w:tentative="1">
@@ -14628,7 +14746,7 @@
         <w:ind w:left="5760" w:hanging="360"/>
       </w:pPr>
       <w:rPr>
-        <w:rFonts w:ascii="Symbol" w:hAnsi="Symbol" w:hint="default"/>
+        <w:rFonts w:hint="default" w:ascii="Symbol" w:hAnsi="Symbol"/>
       </w:rPr>
     </w:lvl>
     <w:lvl w:ilvl="7" w:tplc="240A0003" w:tentative="1">
@@ -14640,7 +14758,7 @@
         <w:ind w:left="6480" w:hanging="360"/>
       </w:pPr>
       <w:rPr>
-        <w:rFonts w:ascii="Courier New" w:hAnsi="Courier New" w:cs="Courier New" w:hint="default"/>
+        <w:rFonts w:hint="default" w:ascii="Courier New" w:hAnsi="Courier New" w:cs="Courier New"/>
       </w:rPr>
     </w:lvl>
     <w:lvl w:ilvl="8" w:tplc="240A0005" w:tentative="1">
@@ -14652,7 +14770,7 @@
         <w:ind w:left="7200" w:hanging="360"/>
       </w:pPr>
       <w:rPr>
-        <w:rFonts w:ascii="Wingdings" w:hAnsi="Wingdings" w:hint="default"/>
+        <w:rFonts w:hint="default" w:ascii="Wingdings" w:hAnsi="Wingdings"/>
       </w:rPr>
     </w:lvl>
   </w:abstractNum>
@@ -14669,7 +14787,7 @@
         <w:ind w:left="1080" w:hanging="360"/>
       </w:pPr>
       <w:rPr>
-        <w:rFonts w:ascii="Symbol" w:hAnsi="Symbol" w:hint="default"/>
+        <w:rFonts w:hint="default" w:ascii="Symbol" w:hAnsi="Symbol"/>
       </w:rPr>
     </w:lvl>
     <w:lvl w:ilvl="1" w:tplc="240A0003" w:tentative="1">
@@ -14681,7 +14799,7 @@
         <w:ind w:left="1800" w:hanging="360"/>
       </w:pPr>
       <w:rPr>
-        <w:rFonts w:ascii="Courier New" w:hAnsi="Courier New" w:cs="Courier New" w:hint="default"/>
+        <w:rFonts w:hint="default" w:ascii="Courier New" w:hAnsi="Courier New" w:cs="Courier New"/>
       </w:rPr>
     </w:lvl>
     <w:lvl w:ilvl="2" w:tplc="240A0005" w:tentative="1">
@@ -14693,7 +14811,7 @@
         <w:ind w:left="2520" w:hanging="360"/>
       </w:pPr>
       <w:rPr>
-        <w:rFonts w:ascii="Wingdings" w:hAnsi="Wingdings" w:hint="default"/>
+        <w:rFonts w:hint="default" w:ascii="Wingdings" w:hAnsi="Wingdings"/>
       </w:rPr>
     </w:lvl>
     <w:lvl w:ilvl="3" w:tplc="240A0001" w:tentative="1">
@@ -14705,7 +14823,7 @@
         <w:ind w:left="3240" w:hanging="360"/>
       </w:pPr>
       <w:rPr>
-        <w:rFonts w:ascii="Symbol" w:hAnsi="Symbol" w:hint="default"/>
+        <w:rFonts w:hint="default" w:ascii="Symbol" w:hAnsi="Symbol"/>
       </w:rPr>
     </w:lvl>
     <w:lvl w:ilvl="4" w:tplc="240A0003" w:tentative="1">
@@ -14717,7 +14835,7 @@
         <w:ind w:left="3960" w:hanging="360"/>
       </w:pPr>
       <w:rPr>
-        <w:rFonts w:ascii="Courier New" w:hAnsi="Courier New" w:cs="Courier New" w:hint="default"/>
+        <w:rFonts w:hint="default" w:ascii="Courier New" w:hAnsi="Courier New" w:cs="Courier New"/>
       </w:rPr>
     </w:lvl>
     <w:lvl w:ilvl="5" w:tplc="240A0005" w:tentative="1">
@@ -14729,7 +14847,7 @@
         <w:ind w:left="4680" w:hanging="360"/>
       </w:pPr>
       <w:rPr>
-        <w:rFonts w:ascii="Wingdings" w:hAnsi="Wingdings" w:hint="default"/>
+        <w:rFonts w:hint="default" w:ascii="Wingdings" w:hAnsi="Wingdings"/>
       </w:rPr>
     </w:lvl>
     <w:lvl w:ilvl="6" w:tplc="240A0001" w:tentative="1">
@@ -14741,7 +14859,7 @@
         <w:ind w:left="5400" w:hanging="360"/>
       </w:pPr>
       <w:rPr>
-        <w:rFonts w:ascii="Symbol" w:hAnsi="Symbol" w:hint="default"/>
+        <w:rFonts w:hint="default" w:ascii="Symbol" w:hAnsi="Symbol"/>
       </w:rPr>
     </w:lvl>
     <w:lvl w:ilvl="7" w:tplc="240A0003" w:tentative="1">
@@ -14753,7 +14871,7 @@
         <w:ind w:left="6120" w:hanging="360"/>
       </w:pPr>
       <w:rPr>
-        <w:rFonts w:ascii="Courier New" w:hAnsi="Courier New" w:cs="Courier New" w:hint="default"/>
+        <w:rFonts w:hint="default" w:ascii="Courier New" w:hAnsi="Courier New" w:cs="Courier New"/>
       </w:rPr>
     </w:lvl>
     <w:lvl w:ilvl="8" w:tplc="240A0005" w:tentative="1">
@@ -14765,7 +14883,7 @@
         <w:ind w:left="6840" w:hanging="360"/>
       </w:pPr>
       <w:rPr>
-        <w:rFonts w:ascii="Wingdings" w:hAnsi="Wingdings" w:hint="default"/>
+        <w:rFonts w:hint="default" w:ascii="Wingdings" w:hAnsi="Wingdings"/>
       </w:rPr>
     </w:lvl>
   </w:abstractNum>
@@ -14783,7 +14901,7 @@
         <w:ind w:left="1068" w:hanging="360"/>
       </w:pPr>
       <w:rPr>
-        <w:rFonts w:ascii="Calibri" w:hAnsi="Calibri" w:hint="default"/>
+        <w:rFonts w:hint="default" w:ascii="Calibri" w:hAnsi="Calibri"/>
         <w:b/>
         <w:bCs/>
         <w:i w:val="0"/>
@@ -14897,7 +15015,7 @@
         <w:ind w:left="1429" w:hanging="360"/>
       </w:pPr>
       <w:rPr>
-        <w:rFonts w:ascii="Symbol" w:hAnsi="Symbol" w:hint="default"/>
+        <w:rFonts w:hint="default" w:ascii="Symbol" w:hAnsi="Symbol"/>
       </w:rPr>
     </w:lvl>
     <w:lvl w:ilvl="1" w:tplc="240A0003" w:tentative="1">
@@ -14909,7 +15027,7 @@
         <w:ind w:left="2149" w:hanging="360"/>
       </w:pPr>
       <w:rPr>
-        <w:rFonts w:ascii="Courier New" w:hAnsi="Courier New" w:cs="Courier New" w:hint="default"/>
+        <w:rFonts w:hint="default" w:ascii="Courier New" w:hAnsi="Courier New" w:cs="Courier New"/>
       </w:rPr>
     </w:lvl>
     <w:lvl w:ilvl="2" w:tplc="240A0005" w:tentative="1">
@@ -14921,7 +15039,7 @@
         <w:ind w:left="2869" w:hanging="360"/>
       </w:pPr>
       <w:rPr>
-        <w:rFonts w:ascii="Wingdings" w:hAnsi="Wingdings" w:hint="default"/>
+        <w:rFonts w:hint="default" w:ascii="Wingdings" w:hAnsi="Wingdings"/>
       </w:rPr>
     </w:lvl>
     <w:lvl w:ilvl="3" w:tplc="240A0001" w:tentative="1">
@@ -14933,7 +15051,7 @@
         <w:ind w:left="3589" w:hanging="360"/>
       </w:pPr>
       <w:rPr>
-        <w:rFonts w:ascii="Symbol" w:hAnsi="Symbol" w:hint="default"/>
+        <w:rFonts w:hint="default" w:ascii="Symbol" w:hAnsi="Symbol"/>
       </w:rPr>
     </w:lvl>
     <w:lvl w:ilvl="4" w:tplc="240A0003" w:tentative="1">
@@ -14945,7 +15063,7 @@
         <w:ind w:left="4309" w:hanging="360"/>
       </w:pPr>
       <w:rPr>
-        <w:rFonts w:ascii="Courier New" w:hAnsi="Courier New" w:cs="Courier New" w:hint="default"/>
+        <w:rFonts w:hint="default" w:ascii="Courier New" w:hAnsi="Courier New" w:cs="Courier New"/>
       </w:rPr>
     </w:lvl>
     <w:lvl w:ilvl="5" w:tplc="240A0005" w:tentative="1">
@@ -14957,7 +15075,7 @@
         <w:ind w:left="5029" w:hanging="360"/>
       </w:pPr>
       <w:rPr>
-        <w:rFonts w:ascii="Wingdings" w:hAnsi="Wingdings" w:hint="default"/>
+        <w:rFonts w:hint="default" w:ascii="Wingdings" w:hAnsi="Wingdings"/>
       </w:rPr>
     </w:lvl>
     <w:lvl w:ilvl="6" w:tplc="240A0001" w:tentative="1">
@@ -14969,7 +15087,7 @@
         <w:ind w:left="5749" w:hanging="360"/>
       </w:pPr>
       <w:rPr>
-        <w:rFonts w:ascii="Symbol" w:hAnsi="Symbol" w:hint="default"/>
+        <w:rFonts w:hint="default" w:ascii="Symbol" w:hAnsi="Symbol"/>
       </w:rPr>
     </w:lvl>
     <w:lvl w:ilvl="7" w:tplc="240A0003" w:tentative="1">
@@ -14981,7 +15099,7 @@
         <w:ind w:left="6469" w:hanging="360"/>
       </w:pPr>
       <w:rPr>
-        <w:rFonts w:ascii="Courier New" w:hAnsi="Courier New" w:cs="Courier New" w:hint="default"/>
+        <w:rFonts w:hint="default" w:ascii="Courier New" w:hAnsi="Courier New" w:cs="Courier New"/>
       </w:rPr>
     </w:lvl>
     <w:lvl w:ilvl="8" w:tplc="240A0005" w:tentative="1">
@@ -14993,7 +15111,7 @@
         <w:ind w:left="7189" w:hanging="360"/>
       </w:pPr>
       <w:rPr>
-        <w:rFonts w:ascii="Wingdings" w:hAnsi="Wingdings" w:hint="default"/>
+        <w:rFonts w:hint="default" w:ascii="Wingdings" w:hAnsi="Wingdings"/>
       </w:rPr>
     </w:lvl>
   </w:abstractNum>
@@ -15145,7 +15263,7 @@
         <w:ind w:left="1080" w:hanging="360"/>
       </w:pPr>
       <w:rPr>
-        <w:rFonts w:ascii="Symbol" w:hAnsi="Symbol" w:hint="default"/>
+        <w:rFonts w:hint="default" w:ascii="Symbol" w:hAnsi="Symbol"/>
       </w:rPr>
     </w:lvl>
     <w:lvl w:ilvl="1" w:tplc="240A0003" w:tentative="1">
@@ -15157,7 +15275,7 @@
         <w:ind w:left="1800" w:hanging="360"/>
       </w:pPr>
       <w:rPr>
-        <w:rFonts w:ascii="Courier New" w:hAnsi="Courier New" w:cs="Courier New" w:hint="default"/>
+        <w:rFonts w:hint="default" w:ascii="Courier New" w:hAnsi="Courier New" w:cs="Courier New"/>
       </w:rPr>
     </w:lvl>
     <w:lvl w:ilvl="2" w:tplc="240A0005" w:tentative="1">
@@ -15169,7 +15287,7 @@
         <w:ind w:left="2520" w:hanging="360"/>
       </w:pPr>
       <w:rPr>
-        <w:rFonts w:ascii="Wingdings" w:hAnsi="Wingdings" w:hint="default"/>
+        <w:rFonts w:hint="default" w:ascii="Wingdings" w:hAnsi="Wingdings"/>
       </w:rPr>
     </w:lvl>
     <w:lvl w:ilvl="3" w:tplc="240A0001" w:tentative="1">
@@ -15181,7 +15299,7 @@
         <w:ind w:left="3240" w:hanging="360"/>
       </w:pPr>
       <w:rPr>
-        <w:rFonts w:ascii="Symbol" w:hAnsi="Symbol" w:hint="default"/>
+        <w:rFonts w:hint="default" w:ascii="Symbol" w:hAnsi="Symbol"/>
       </w:rPr>
     </w:lvl>
     <w:lvl w:ilvl="4" w:tplc="240A0003" w:tentative="1">
@@ -15193,7 +15311,7 @@
         <w:ind w:left="3960" w:hanging="360"/>
       </w:pPr>
       <w:rPr>
-        <w:rFonts w:ascii="Courier New" w:hAnsi="Courier New" w:cs="Courier New" w:hint="default"/>
+        <w:rFonts w:hint="default" w:ascii="Courier New" w:hAnsi="Courier New" w:cs="Courier New"/>
       </w:rPr>
     </w:lvl>
     <w:lvl w:ilvl="5" w:tplc="240A0005" w:tentative="1">
@@ -15205,7 +15323,7 @@
         <w:ind w:left="4680" w:hanging="360"/>
       </w:pPr>
       <w:rPr>
-        <w:rFonts w:ascii="Wingdings" w:hAnsi="Wingdings" w:hint="default"/>
+        <w:rFonts w:hint="default" w:ascii="Wingdings" w:hAnsi="Wingdings"/>
       </w:rPr>
     </w:lvl>
     <w:lvl w:ilvl="6" w:tplc="240A0001" w:tentative="1">
@@ -15217,7 +15335,7 @@
         <w:ind w:left="5400" w:hanging="360"/>
       </w:pPr>
       <w:rPr>
-        <w:rFonts w:ascii="Symbol" w:hAnsi="Symbol" w:hint="default"/>
+        <w:rFonts w:hint="default" w:ascii="Symbol" w:hAnsi="Symbol"/>
       </w:rPr>
     </w:lvl>
     <w:lvl w:ilvl="7" w:tplc="240A0003" w:tentative="1">
@@ -15229,7 +15347,7 @@
         <w:ind w:left="6120" w:hanging="360"/>
       </w:pPr>
       <w:rPr>
-        <w:rFonts w:ascii="Courier New" w:hAnsi="Courier New" w:cs="Courier New" w:hint="default"/>
+        <w:rFonts w:hint="default" w:ascii="Courier New" w:hAnsi="Courier New" w:cs="Courier New"/>
       </w:rPr>
     </w:lvl>
     <w:lvl w:ilvl="8" w:tplc="240A0005" w:tentative="1">
@@ -15241,7 +15359,7 @@
         <w:ind w:left="6840" w:hanging="360"/>
       </w:pPr>
       <w:rPr>
-        <w:rFonts w:ascii="Wingdings" w:hAnsi="Wingdings" w:hint="default"/>
+        <w:rFonts w:hint="default" w:ascii="Wingdings" w:hAnsi="Wingdings"/>
       </w:rPr>
     </w:lvl>
   </w:abstractNum>
@@ -15258,7 +15376,7 @@
         <w:ind w:left="1080" w:hanging="360"/>
       </w:pPr>
       <w:rPr>
-        <w:rFonts w:ascii="Symbol" w:hAnsi="Symbol" w:hint="default"/>
+        <w:rFonts w:hint="default" w:ascii="Symbol" w:hAnsi="Symbol"/>
       </w:rPr>
     </w:lvl>
     <w:lvl w:ilvl="1" w:tplc="240A0003" w:tentative="1">
@@ -15270,7 +15388,7 @@
         <w:ind w:left="1800" w:hanging="360"/>
       </w:pPr>
       <w:rPr>
-        <w:rFonts w:ascii="Courier New" w:hAnsi="Courier New" w:cs="Courier New" w:hint="default"/>
+        <w:rFonts w:hint="default" w:ascii="Courier New" w:hAnsi="Courier New" w:cs="Courier New"/>
       </w:rPr>
     </w:lvl>
     <w:lvl w:ilvl="2" w:tplc="240A0005" w:tentative="1">
@@ -15282,7 +15400,7 @@
         <w:ind w:left="2520" w:hanging="360"/>
       </w:pPr>
       <w:rPr>
-        <w:rFonts w:ascii="Wingdings" w:hAnsi="Wingdings" w:hint="default"/>
+        <w:rFonts w:hint="default" w:ascii="Wingdings" w:hAnsi="Wingdings"/>
       </w:rPr>
     </w:lvl>
     <w:lvl w:ilvl="3" w:tplc="240A0001" w:tentative="1">
@@ -15294,7 +15412,7 @@
         <w:ind w:left="3240" w:hanging="360"/>
       </w:pPr>
       <w:rPr>
-        <w:rFonts w:ascii="Symbol" w:hAnsi="Symbol" w:hint="default"/>
+        <w:rFonts w:hint="default" w:ascii="Symbol" w:hAnsi="Symbol"/>
       </w:rPr>
     </w:lvl>
     <w:lvl w:ilvl="4" w:tplc="240A0003" w:tentative="1">
@@ -15306,7 +15424,7 @@
         <w:ind w:left="3960" w:hanging="360"/>
       </w:pPr>
       <w:rPr>
-        <w:rFonts w:ascii="Courier New" w:hAnsi="Courier New" w:cs="Courier New" w:hint="default"/>
+        <w:rFonts w:hint="default" w:ascii="Courier New" w:hAnsi="Courier New" w:cs="Courier New"/>
       </w:rPr>
     </w:lvl>
     <w:lvl w:ilvl="5" w:tplc="240A0005" w:tentative="1">
@@ -15318,7 +15436,7 @@
         <w:ind w:left="4680" w:hanging="360"/>
       </w:pPr>
       <w:rPr>
-        <w:rFonts w:ascii="Wingdings" w:hAnsi="Wingdings" w:hint="default"/>
+        <w:rFonts w:hint="default" w:ascii="Wingdings" w:hAnsi="Wingdings"/>
       </w:rPr>
     </w:lvl>
     <w:lvl w:ilvl="6" w:tplc="240A0001" w:tentative="1">
@@ -15330,7 +15448,7 @@
         <w:ind w:left="5400" w:hanging="360"/>
       </w:pPr>
       <w:rPr>
-        <w:rFonts w:ascii="Symbol" w:hAnsi="Symbol" w:hint="default"/>
+        <w:rFonts w:hint="default" w:ascii="Symbol" w:hAnsi="Symbol"/>
       </w:rPr>
     </w:lvl>
     <w:lvl w:ilvl="7" w:tplc="240A0003" w:tentative="1">
@@ -15342,7 +15460,7 @@
         <w:ind w:left="6120" w:hanging="360"/>
       </w:pPr>
       <w:rPr>
-        <w:rFonts w:ascii="Courier New" w:hAnsi="Courier New" w:cs="Courier New" w:hint="default"/>
+        <w:rFonts w:hint="default" w:ascii="Courier New" w:hAnsi="Courier New" w:cs="Courier New"/>
       </w:rPr>
     </w:lvl>
     <w:lvl w:ilvl="8" w:tplc="240A0005" w:tentative="1">
@@ -15354,7 +15472,7 @@
         <w:ind w:left="6840" w:hanging="360"/>
       </w:pPr>
       <w:rPr>
-        <w:rFonts w:ascii="Wingdings" w:hAnsi="Wingdings" w:hint="default"/>
+        <w:rFonts w:hint="default" w:ascii="Wingdings" w:hAnsi="Wingdings"/>
       </w:rPr>
     </w:lvl>
   </w:abstractNum>
@@ -15460,7 +15578,7 @@
   <w:docDefaults>
     <w:rPrDefault>
       <w:rPr>
-        <w:rFonts w:asciiTheme="minorHAnsi" w:eastAsiaTheme="minorHAnsi" w:hAnsiTheme="minorHAnsi" w:cstheme="minorBidi"/>
+        <w:rFonts w:asciiTheme="minorHAnsi" w:hAnsiTheme="minorHAnsi" w:eastAsiaTheme="minorHAnsi" w:cstheme="minorBidi"/>
         <w:kern w:val="2"/>
         <w:sz w:val="22"/>
         <w:szCs w:val="22"/>
@@ -15477,14 +15595,14 @@
   <w:latentStyles w:defLockedState="0" w:defUIPriority="99" w:defSemiHidden="0" w:defUnhideWhenUsed="0" w:defQFormat="0" w:count="376">
     <w:lsdException w:name="Normal" w:uiPriority="0" w:qFormat="1"/>
     <w:lsdException w:name="heading 1" w:uiPriority="9" w:qFormat="1"/>
-    <w:lsdException w:name="heading 2" w:semiHidden="1" w:uiPriority="9" w:unhideWhenUsed="1" w:qFormat="1"/>
-    <w:lsdException w:name="heading 3" w:semiHidden="1" w:uiPriority="9" w:unhideWhenUsed="1" w:qFormat="1"/>
-    <w:lsdException w:name="heading 4" w:semiHidden="1" w:uiPriority="9" w:unhideWhenUsed="1" w:qFormat="1"/>
-    <w:lsdException w:name="heading 5" w:semiHidden="1" w:uiPriority="9" w:unhideWhenUsed="1" w:qFormat="1"/>
-    <w:lsdException w:name="heading 6" w:semiHidden="1" w:uiPriority="9" w:unhideWhenUsed="1"/>
-    <w:lsdException w:name="heading 7" w:semiHidden="1" w:uiPriority="9" w:unhideWhenUsed="1" w:qFormat="1"/>
-    <w:lsdException w:name="heading 8" w:semiHidden="1" w:uiPriority="9" w:unhideWhenUsed="1" w:qFormat="1"/>
-    <w:lsdException w:name="heading 9" w:semiHidden="1" w:uiPriority="9" w:unhideWhenUsed="1" w:qFormat="1"/>
+    <w:lsdException w:name="heading 2" w:uiPriority="9" w:semiHidden="1" w:unhideWhenUsed="1" w:qFormat="1"/>
+    <w:lsdException w:name="heading 3" w:uiPriority="9" w:semiHidden="1" w:unhideWhenUsed="1" w:qFormat="1"/>
+    <w:lsdException w:name="heading 4" w:uiPriority="9" w:semiHidden="1" w:unhideWhenUsed="1" w:qFormat="1"/>
+    <w:lsdException w:name="heading 5" w:uiPriority="9" w:semiHidden="1" w:unhideWhenUsed="1" w:qFormat="1"/>
+    <w:lsdException w:name="heading 6" w:uiPriority="9" w:semiHidden="1" w:unhideWhenUsed="1"/>
+    <w:lsdException w:name="heading 7" w:uiPriority="9" w:semiHidden="1" w:unhideWhenUsed="1" w:qFormat="1"/>
+    <w:lsdException w:name="heading 8" w:uiPriority="9" w:semiHidden="1" w:unhideWhenUsed="1" w:qFormat="1"/>
+    <w:lsdException w:name="heading 9" w:uiPriority="9" w:semiHidden="1" w:unhideWhenUsed="1" w:qFormat="1"/>
     <w:lsdException w:name="index 1" w:semiHidden="1" w:unhideWhenUsed="1"/>
     <w:lsdException w:name="index 2" w:semiHidden="1" w:unhideWhenUsed="1"/>
     <w:lsdException w:name="index 3" w:semiHidden="1" w:unhideWhenUsed="1"/>
@@ -15494,22 +15612,22 @@
     <w:lsdException w:name="index 7" w:semiHidden="1" w:unhideWhenUsed="1"/>
     <w:lsdException w:name="index 8" w:semiHidden="1" w:unhideWhenUsed="1"/>
     <w:lsdException w:name="index 9" w:semiHidden="1" w:unhideWhenUsed="1"/>
-    <w:lsdException w:name="toc 1" w:semiHidden="1" w:uiPriority="39" w:unhideWhenUsed="1"/>
-    <w:lsdException w:name="toc 2" w:semiHidden="1" w:uiPriority="39" w:unhideWhenUsed="1"/>
-    <w:lsdException w:name="toc 3" w:semiHidden="1" w:uiPriority="39" w:unhideWhenUsed="1"/>
-    <w:lsdException w:name="toc 4" w:semiHidden="1" w:uiPriority="39" w:unhideWhenUsed="1"/>
-    <w:lsdException w:name="toc 5" w:semiHidden="1" w:uiPriority="39" w:unhideWhenUsed="1"/>
-    <w:lsdException w:name="toc 6" w:semiHidden="1" w:uiPriority="39" w:unhideWhenUsed="1"/>
-    <w:lsdException w:name="toc 7" w:semiHidden="1" w:uiPriority="39" w:unhideWhenUsed="1"/>
-    <w:lsdException w:name="toc 8" w:semiHidden="1" w:uiPriority="39" w:unhideWhenUsed="1"/>
-    <w:lsdException w:name="toc 9" w:semiHidden="1" w:uiPriority="39" w:unhideWhenUsed="1"/>
+    <w:lsdException w:name="toc 1" w:uiPriority="39" w:semiHidden="1" w:unhideWhenUsed="1"/>
+    <w:lsdException w:name="toc 2" w:uiPriority="39" w:semiHidden="1" w:unhideWhenUsed="1"/>
+    <w:lsdException w:name="toc 3" w:uiPriority="39" w:semiHidden="1" w:unhideWhenUsed="1"/>
+    <w:lsdException w:name="toc 4" w:uiPriority="39" w:semiHidden="1" w:unhideWhenUsed="1"/>
+    <w:lsdException w:name="toc 5" w:uiPriority="39" w:semiHidden="1" w:unhideWhenUsed="1"/>
+    <w:lsdException w:name="toc 6" w:uiPriority="39" w:semiHidden="1" w:unhideWhenUsed="1"/>
+    <w:lsdException w:name="toc 7" w:uiPriority="39" w:semiHidden="1" w:unhideWhenUsed="1"/>
+    <w:lsdException w:name="toc 8" w:uiPriority="39" w:semiHidden="1" w:unhideWhenUsed="1"/>
+    <w:lsdException w:name="toc 9" w:uiPriority="39" w:semiHidden="1" w:unhideWhenUsed="1"/>
     <w:lsdException w:name="Normal Indent" w:semiHidden="1" w:unhideWhenUsed="1"/>
     <w:lsdException w:name="footnote text" w:semiHidden="1" w:unhideWhenUsed="1"/>
     <w:lsdException w:name="annotation text" w:semiHidden="1" w:unhideWhenUsed="1"/>
     <w:lsdException w:name="header" w:semiHidden="1" w:unhideWhenUsed="1"/>
     <w:lsdException w:name="footer" w:semiHidden="1" w:unhideWhenUsed="1"/>
     <w:lsdException w:name="index heading" w:semiHidden="1" w:unhideWhenUsed="1"/>
-    <w:lsdException w:name="caption" w:semiHidden="1" w:uiPriority="35" w:unhideWhenUsed="1" w:qFormat="1"/>
+    <w:lsdException w:name="caption" w:uiPriority="35" w:semiHidden="1" w:unhideWhenUsed="1" w:qFormat="1"/>
     <w:lsdException w:name="table of figures" w:semiHidden="1" w:unhideWhenUsed="1"/>
     <w:lsdException w:name="envelope address" w:semiHidden="1" w:unhideWhenUsed="1"/>
     <w:lsdException w:name="envelope return" w:semiHidden="1" w:unhideWhenUsed="1"/>
@@ -15540,7 +15658,7 @@
     <w:lsdException w:name="Title" w:uiPriority="10" w:qFormat="1"/>
     <w:lsdException w:name="Closing" w:semiHidden="1" w:unhideWhenUsed="1"/>
     <w:lsdException w:name="Signature" w:semiHidden="1" w:unhideWhenUsed="1"/>
-    <w:lsdException w:name="Default Paragraph Font" w:semiHidden="1" w:uiPriority="1" w:unhideWhenUsed="1"/>
+    <w:lsdException w:name="Default Paragraph Font" w:uiPriority="1" w:semiHidden="1" w:unhideWhenUsed="1"/>
     <w:lsdException w:name="Body Text" w:semiHidden="1" w:unhideWhenUsed="1"/>
     <w:lsdException w:name="Body Text Indent" w:semiHidden="1" w:unhideWhenUsed="1"/>
     <w:lsdException w:name="List Continue" w:semiHidden="1" w:unhideWhenUsed="1"/>
@@ -15740,8 +15858,8 @@
     <w:lsdException w:name="Subtle Reference" w:uiPriority="31" w:qFormat="1"/>
     <w:lsdException w:name="Intense Reference" w:uiPriority="32" w:qFormat="1"/>
     <w:lsdException w:name="Book Title" w:uiPriority="33" w:qFormat="1"/>
-    <w:lsdException w:name="Bibliography" w:semiHidden="1" w:uiPriority="37" w:unhideWhenUsed="1"/>
-    <w:lsdException w:name="TOC Heading" w:semiHidden="1" w:uiPriority="39" w:unhideWhenUsed="1" w:qFormat="1"/>
+    <w:lsdException w:name="Bibliography" w:uiPriority="37" w:semiHidden="1" w:unhideWhenUsed="1"/>
+    <w:lsdException w:name="TOC Heading" w:uiPriority="39" w:semiHidden="1" w:unhideWhenUsed="1" w:qFormat="1"/>
     <w:lsdException w:name="Plain Table 1" w:uiPriority="41"/>
     <w:lsdException w:name="Plain Table 2" w:uiPriority="42"/>
     <w:lsdException w:name="Plain Table 3" w:uiPriority="43"/>
@@ -15852,7 +15970,7 @@
     <w:lsdException w:name="Unresolved Mention" w:semiHidden="1" w:unhideWhenUsed="1"/>
     <w:lsdException w:name="Smart Link" w:semiHidden="1" w:unhideWhenUsed="1"/>
   </w:latentStyles>
-  <w:style w:type="paragraph" w:default="1" w:styleId="Normal">
+  <w:style w:type="paragraph" w:styleId="Normal" w:default="1">
     <w:name w:val="Normal"/>
     <w:qFormat/>
     <w:rsid w:val="001A6D42"/>
@@ -15883,7 +16001,7 @@
       <w:outlineLvl w:val="0"/>
     </w:pPr>
     <w:rPr>
-      <w:rFonts w:ascii="Calibri" w:eastAsia="Times New Roman" w:hAnsi="Calibri" w:cs="Times New Roman (Títulos en alf"/>
+      <w:rFonts w:ascii="Calibri" w:hAnsi="Calibri" w:eastAsia="Times New Roman" w:cs="Times New Roman (Títulos en alf"/>
       <w:b/>
       <w:color w:val="000000" w:themeColor="text1"/>
       <w:kern w:val="0"/>
@@ -15917,7 +16035,7 @@
       <w:outlineLvl w:val="1"/>
     </w:pPr>
     <w:rPr>
-      <w:rFonts w:ascii="Calibri" w:eastAsiaTheme="majorEastAsia" w:hAnsi="Calibri" w:cs="Calibri"/>
+      <w:rFonts w:ascii="Calibri" w:hAnsi="Calibri" w:cs="Calibri" w:eastAsiaTheme="majorEastAsia"/>
       <w:b/>
       <w:bCs/>
       <w:color w:val="000000"/>
@@ -15996,12 +16114,12 @@
       <w:outlineLvl w:val="5"/>
     </w:pPr>
   </w:style>
-  <w:style w:type="character" w:default="1" w:styleId="Fuentedeprrafopredeter">
+  <w:style w:type="character" w:styleId="Fuentedeprrafopredeter" w:default="1">
     <w:name w:val="Default Paragraph Font"/>
     <w:uiPriority w:val="1"/>
     <w:unhideWhenUsed/>
   </w:style>
-  <w:style w:type="table" w:default="1" w:styleId="Tablanormal">
+  <w:style w:type="table" w:styleId="Tablanormal" w:default="1">
     <w:name w:val="Normal Table"/>
     <w:uiPriority w:val="99"/>
     <w:semiHidden/>
@@ -16016,7 +16134,7 @@
       </w:tblCellMar>
     </w:tblPr>
   </w:style>
-  <w:style w:type="numbering" w:default="1" w:styleId="Sinlista">
+  <w:style w:type="numbering" w:styleId="Sinlista" w:default="1">
     <w:name w:val="No List"/>
     <w:uiPriority w:val="99"/>
     <w:semiHidden/>
@@ -16033,7 +16151,7 @@
       <w:contextualSpacing/>
     </w:pPr>
   </w:style>
-  <w:style w:type="paragraph" w:customStyle="1" w:styleId="TituloPortada">
+  <w:style w:type="paragraph" w:styleId="TituloPortada" w:customStyle="1">
     <w:name w:val="Titulo Portada"/>
     <w:basedOn w:val="Normal"/>
     <w:rsid w:val="00C407C1"/>
@@ -16047,14 +16165,14 @@
       <w:lang w:val="es-419"/>
     </w:rPr>
   </w:style>
-  <w:style w:type="character" w:customStyle="1" w:styleId="Ttulo1Car">
+  <w:style w:type="character" w:styleId="Ttulo1Car" w:customStyle="1">
     <w:name w:val="Título 1 Car"/>
     <w:basedOn w:val="Fuentedeprrafopredeter"/>
     <w:link w:val="Ttulo1"/>
     <w:uiPriority w:val="9"/>
     <w:rsid w:val="00FA65F6"/>
     <w:rPr>
-      <w:rFonts w:ascii="Calibri" w:eastAsia="Times New Roman" w:hAnsi="Calibri" w:cs="Times New Roman (Títulos en alf"/>
+      <w:rFonts w:ascii="Calibri" w:hAnsi="Calibri" w:eastAsia="Times New Roman" w:cs="Times New Roman (Títulos en alf"/>
       <w:b/>
       <w:color w:val="000000" w:themeColor="text1"/>
       <w:spacing w:val="-10"/>
@@ -16066,14 +16184,14 @@
       <w14:ligatures w14:val="none"/>
     </w:rPr>
   </w:style>
-  <w:style w:type="character" w:customStyle="1" w:styleId="Ttulo2Car">
+  <w:style w:type="character" w:styleId="Ttulo2Car" w:customStyle="1">
     <w:name w:val="Título 2 Car"/>
     <w:basedOn w:val="Fuentedeprrafopredeter"/>
     <w:link w:val="Ttulo2"/>
     <w:uiPriority w:val="9"/>
     <w:rsid w:val="00072045"/>
     <w:rPr>
-      <w:rFonts w:ascii="Calibri" w:eastAsiaTheme="majorEastAsia" w:hAnsi="Calibri" w:cs="Calibri"/>
+      <w:rFonts w:ascii="Calibri" w:hAnsi="Calibri" w:cs="Calibri" w:eastAsiaTheme="majorEastAsia"/>
       <w:b/>
       <w:bCs/>
       <w:color w:val="000000"/>
@@ -16085,14 +16203,14 @@
       <w14:ligatures w14:val="none"/>
     </w:rPr>
   </w:style>
-  <w:style w:type="character" w:customStyle="1" w:styleId="Ttulo3Car">
+  <w:style w:type="character" w:styleId="Ttulo3Car" w:customStyle="1">
     <w:name w:val="Título 3 Car"/>
     <w:basedOn w:val="Fuentedeprrafopredeter"/>
     <w:link w:val="Ttulo3"/>
     <w:uiPriority w:val="9"/>
     <w:rsid w:val="00203367"/>
     <w:rPr>
-      <w:rFonts w:ascii="Calibri" w:eastAsiaTheme="majorEastAsia" w:hAnsi="Calibri" w:cstheme="majorBidi"/>
+      <w:rFonts w:ascii="Calibri" w:hAnsi="Calibri" w:eastAsiaTheme="majorEastAsia" w:cstheme="majorBidi"/>
       <w:b/>
       <w:iCs/>
       <w:color w:val="3B3838" w:themeColor="background2" w:themeShade="40"/>
@@ -16123,7 +16241,7 @@
       <w14:ligatures w14:val="none"/>
     </w:rPr>
   </w:style>
-  <w:style w:type="character" w:customStyle="1" w:styleId="Extranjerismo">
+  <w:style w:type="character" w:styleId="Extranjerismo" w:customStyle="1">
     <w:name w:val="Extranjerismo"/>
     <w:basedOn w:val="Fuentedeprrafopredeter"/>
     <w:uiPriority w:val="1"/>
@@ -16134,7 +16252,7 @@
       <w:lang w:val="en-US"/>
     </w:rPr>
   </w:style>
-  <w:style w:type="paragraph" w:customStyle="1" w:styleId="Figura">
+  <w:style w:type="paragraph" w:styleId="Figura" w:customStyle="1">
     <w:name w:val="Figura"/>
     <w:basedOn w:val="Normal"/>
     <w:next w:val="Normal"/>
@@ -16163,7 +16281,7 @@
       <w14:ligatures w14:val="none"/>
     </w:rPr>
   </w:style>
-  <w:style w:type="character" w:customStyle="1" w:styleId="FiguraCar">
+  <w:style w:type="character" w:styleId="FiguraCar" w:customStyle="1">
     <w:name w:val="Figura Car"/>
     <w:basedOn w:val="Fuentedeprrafopredeter"/>
     <w:link w:val="Figura"/>
@@ -16179,14 +16297,14 @@
       <w14:ligatures w14:val="none"/>
     </w:rPr>
   </w:style>
-  <w:style w:type="character" w:customStyle="1" w:styleId="Ttulo4Car">
+  <w:style w:type="character" w:styleId="Ttulo4Car" w:customStyle="1">
     <w:name w:val="Título 4 Car"/>
     <w:basedOn w:val="Fuentedeprrafopredeter"/>
     <w:link w:val="Ttulo4"/>
     <w:uiPriority w:val="9"/>
     <w:rsid w:val="001B57A6"/>
     <w:rPr>
-      <w:rFonts w:ascii="Calibri" w:eastAsiaTheme="majorEastAsia" w:hAnsi="Calibri" w:cstheme="majorBidi"/>
+      <w:rFonts w:ascii="Calibri" w:hAnsi="Calibri" w:eastAsiaTheme="majorEastAsia" w:cstheme="majorBidi"/>
       <w:b/>
       <w:color w:val="000000" w:themeColor="text1"/>
       <w:kern w:val="0"/>
@@ -16196,14 +16314,14 @@
       <w14:ligatures w14:val="none"/>
     </w:rPr>
   </w:style>
-  <w:style w:type="character" w:customStyle="1" w:styleId="Ttulo5Car">
+  <w:style w:type="character" w:styleId="Ttulo5Car" w:customStyle="1">
     <w:name w:val="Título 5 Car"/>
     <w:basedOn w:val="Fuentedeprrafopredeter"/>
     <w:link w:val="Ttulo5"/>
     <w:uiPriority w:val="9"/>
     <w:rsid w:val="00746AD1"/>
     <w:rPr>
-      <w:rFonts w:ascii="Calibri" w:eastAsiaTheme="majorEastAsia" w:hAnsi="Calibri" w:cstheme="majorBidi"/>
+      <w:rFonts w:ascii="Calibri" w:hAnsi="Calibri" w:eastAsiaTheme="majorEastAsia" w:cstheme="majorBidi"/>
       <w:b/>
       <w:color w:val="000000" w:themeColor="text1"/>
       <w:kern w:val="0"/>
@@ -16213,7 +16331,7 @@
       <w14:ligatures w14:val="none"/>
     </w:rPr>
   </w:style>
-  <w:style w:type="paragraph" w:customStyle="1" w:styleId="Tabla">
+  <w:style w:type="paragraph" w:styleId="Tabla" w:customStyle="1">
     <w:name w:val="Tabla"/>
     <w:basedOn w:val="Normal"/>
     <w:next w:val="Normal"/>
@@ -16249,28 +16367,28 @@
       <w:contextualSpacing/>
     </w:pPr>
     <w:rPr>
-      <w:rFonts w:asciiTheme="majorHAnsi" w:eastAsiaTheme="majorEastAsia" w:hAnsiTheme="majorHAnsi" w:cstheme="majorBidi"/>
+      <w:rFonts w:asciiTheme="majorHAnsi" w:hAnsiTheme="majorHAnsi" w:eastAsiaTheme="majorEastAsia" w:cstheme="majorBidi"/>
       <w:spacing w:val="-10"/>
       <w:kern w:val="28"/>
       <w:sz w:val="56"/>
       <w:szCs w:val="56"/>
     </w:rPr>
   </w:style>
-  <w:style w:type="character" w:customStyle="1" w:styleId="TtuloCar">
+  <w:style w:type="character" w:styleId="TtuloCar" w:customStyle="1">
     <w:name w:val="Título Car"/>
     <w:basedOn w:val="Fuentedeprrafopredeter"/>
     <w:link w:val="Ttulo"/>
     <w:uiPriority w:val="10"/>
     <w:rsid w:val="00590D20"/>
     <w:rPr>
-      <w:rFonts w:asciiTheme="majorHAnsi" w:eastAsiaTheme="majorEastAsia" w:hAnsiTheme="majorHAnsi" w:cstheme="majorBidi"/>
+      <w:rFonts w:asciiTheme="majorHAnsi" w:hAnsiTheme="majorHAnsi" w:eastAsiaTheme="majorEastAsia" w:cstheme="majorBidi"/>
       <w:spacing w:val="-10"/>
       <w:kern w:val="28"/>
       <w:sz w:val="56"/>
       <w:szCs w:val="56"/>
     </w:rPr>
   </w:style>
-  <w:style w:type="character" w:customStyle="1" w:styleId="TablaCar">
+  <w:style w:type="character" w:styleId="TablaCar" w:customStyle="1">
     <w:name w:val="Tabla Car"/>
     <w:basedOn w:val="Fuentedeprrafopredeter"/>
     <w:link w:val="Tabla"/>
@@ -16285,7 +16403,7 @@
       <w14:ligatures w14:val="none"/>
     </w:rPr>
   </w:style>
-  <w:style w:type="table" w:customStyle="1" w:styleId="SENA">
+  <w:style w:type="table" w:styleId="SENA" w:customStyle="1">
     <w:name w:val="SENA"/>
     <w:basedOn w:val="Tablanormal"/>
     <w:uiPriority w:val="99"/>
@@ -16302,18 +16420,18 @@
     <w:tblPr>
       <w:tblStyleRowBandSize w:val="1"/>
       <w:tblBorders>
-        <w:top w:val="single" w:sz="4" w:space="0" w:color="D9D9D9" w:themeColor="background1" w:themeShade="D9"/>
-        <w:left w:val="single" w:sz="4" w:space="0" w:color="D9D9D9" w:themeColor="background1" w:themeShade="D9"/>
-        <w:bottom w:val="single" w:sz="4" w:space="0" w:color="D9D9D9" w:themeColor="background1" w:themeShade="D9"/>
-        <w:right w:val="single" w:sz="4" w:space="0" w:color="D9D9D9" w:themeColor="background1" w:themeShade="D9"/>
-        <w:insideH w:val="single" w:sz="4" w:space="0" w:color="D9D9D9" w:themeColor="background1" w:themeShade="D9"/>
-        <w:insideV w:val="single" w:sz="4" w:space="0" w:color="D9D9D9" w:themeColor="background1" w:themeShade="D9"/>
+        <w:top w:val="single" w:color="D9D9D9" w:themeColor="background1" w:themeShade="D9" w:sz="4" w:space="0"/>
+        <w:left w:val="single" w:color="D9D9D9" w:themeColor="background1" w:themeShade="D9" w:sz="4" w:space="0"/>
+        <w:bottom w:val="single" w:color="D9D9D9" w:themeColor="background1" w:themeShade="D9" w:sz="4" w:space="0"/>
+        <w:right w:val="single" w:color="D9D9D9" w:themeColor="background1" w:themeShade="D9" w:sz="4" w:space="0"/>
+        <w:insideH w:val="single" w:color="D9D9D9" w:themeColor="background1" w:themeShade="D9" w:sz="4" w:space="0"/>
+        <w:insideV w:val="single" w:color="D9D9D9" w:themeColor="background1" w:themeShade="D9" w:sz="4" w:space="0"/>
       </w:tblBorders>
     </w:tblPr>
     <w:tblStylePr w:type="firstRow">
       <w:pPr>
         <w:wordWrap/>
-        <w:spacing w:beforeLines="0" w:before="120" w:beforeAutospacing="0" w:afterLines="0" w:after="120" w:afterAutospacing="0"/>
+        <w:spacing w:before="120" w:beforeLines="0" w:beforeAutospacing="0" w:after="120" w:afterLines="0" w:afterAutospacing="0"/>
       </w:pPr>
       <w:rPr>
         <w:b/>
@@ -16340,12 +16458,12 @@
     </w:pPr>
     <w:tblPr>
       <w:tblBorders>
-        <w:top w:val="single" w:sz="4" w:space="0" w:color="auto"/>
-        <w:left w:val="single" w:sz="4" w:space="0" w:color="auto"/>
-        <w:bottom w:val="single" w:sz="4" w:space="0" w:color="auto"/>
-        <w:right w:val="single" w:sz="4" w:space="0" w:color="auto"/>
-        <w:insideH w:val="single" w:sz="4" w:space="0" w:color="auto"/>
-        <w:insideV w:val="single" w:sz="4" w:space="0" w:color="auto"/>
+        <w:top w:val="single" w:color="auto" w:sz="4" w:space="0"/>
+        <w:left w:val="single" w:color="auto" w:sz="4" w:space="0"/>
+        <w:bottom w:val="single" w:color="auto" w:sz="4" w:space="0"/>
+        <w:right w:val="single" w:color="auto" w:sz="4" w:space="0"/>
+        <w:insideH w:val="single" w:color="auto" w:sz="4" w:space="0"/>
+        <w:insideV w:val="single" w:color="auto" w:sz="4" w:space="0"/>
       </w:tblBorders>
     </w:tblPr>
   </w:style>
@@ -16360,7 +16478,7 @@
       <w:u w:val="single"/>
     </w:rPr>
   </w:style>
-  <w:style w:type="paragraph" w:customStyle="1" w:styleId="Video">
+  <w:style w:type="paragraph" w:styleId="Video" w:customStyle="1">
     <w:name w:val="Video"/>
     <w:basedOn w:val="Normal"/>
     <w:next w:val="Normal"/>
@@ -16382,7 +16500,7 @@
       <w14:ligatures w14:val="none"/>
     </w:rPr>
   </w:style>
-  <w:style w:type="character" w:customStyle="1" w:styleId="VideoCar">
+  <w:style w:type="character" w:styleId="VideoCar" w:customStyle="1">
     <w:name w:val="Video Car"/>
     <w:basedOn w:val="Fuentedeprrafopredeter"/>
     <w:link w:val="Video"/>
@@ -16395,7 +16513,7 @@
       <w14:ligatures w14:val="none"/>
     </w:rPr>
   </w:style>
-  <w:style w:type="character" w:customStyle="1" w:styleId="Mencinsinresolver1">
+  <w:style w:type="character" w:styleId="Mencinsinresolver1" w:customStyle="1">
     <w:name w:val="Mención sin resolver1"/>
     <w:basedOn w:val="Fuentedeprrafopredeter"/>
     <w:uiPriority w:val="99"/>
@@ -16423,12 +16541,12 @@
       <w:tblStyleRowBandSize w:val="1"/>
       <w:tblStyleColBandSize w:val="1"/>
       <w:tblBorders>
-        <w:top w:val="single" w:sz="4" w:space="0" w:color="C9C9C9" w:themeColor="accent3" w:themeTint="99"/>
-        <w:left w:val="single" w:sz="4" w:space="0" w:color="C9C9C9" w:themeColor="accent3" w:themeTint="99"/>
-        <w:bottom w:val="single" w:sz="4" w:space="0" w:color="C9C9C9" w:themeColor="accent3" w:themeTint="99"/>
-        <w:right w:val="single" w:sz="4" w:space="0" w:color="C9C9C9" w:themeColor="accent3" w:themeTint="99"/>
-        <w:insideH w:val="single" w:sz="4" w:space="0" w:color="C9C9C9" w:themeColor="accent3" w:themeTint="99"/>
-        <w:insideV w:val="single" w:sz="4" w:space="0" w:color="C9C9C9" w:themeColor="accent3" w:themeTint="99"/>
+        <w:top w:val="single" w:color="C9C9C9" w:themeColor="accent3" w:themeTint="99" w:sz="4" w:space="0"/>
+        <w:left w:val="single" w:color="C9C9C9" w:themeColor="accent3" w:themeTint="99" w:sz="4" w:space="0"/>
+        <w:bottom w:val="single" w:color="C9C9C9" w:themeColor="accent3" w:themeTint="99" w:sz="4" w:space="0"/>
+        <w:right w:val="single" w:color="C9C9C9" w:themeColor="accent3" w:themeTint="99" w:sz="4" w:space="0"/>
+        <w:insideH w:val="single" w:color="C9C9C9" w:themeColor="accent3" w:themeTint="99" w:sz="4" w:space="0"/>
+        <w:insideV w:val="single" w:color="C9C9C9" w:themeColor="accent3" w:themeTint="99" w:sz="4" w:space="0"/>
       </w:tblBorders>
     </w:tblPr>
     <w:tblStylePr w:type="firstRow">
@@ -16440,10 +16558,10 @@
       <w:tblPr/>
       <w:tcPr>
         <w:tcBorders>
-          <w:top w:val="single" w:sz="4" w:space="0" w:color="A5A5A5" w:themeColor="accent3"/>
-          <w:left w:val="single" w:sz="4" w:space="0" w:color="A5A5A5" w:themeColor="accent3"/>
-          <w:bottom w:val="single" w:sz="4" w:space="0" w:color="A5A5A5" w:themeColor="accent3"/>
-          <w:right w:val="single" w:sz="4" w:space="0" w:color="A5A5A5" w:themeColor="accent3"/>
+          <w:top w:val="single" w:color="A5A5A5" w:themeColor="accent3" w:sz="4" w:space="0"/>
+          <w:left w:val="single" w:color="A5A5A5" w:themeColor="accent3" w:sz="4" w:space="0"/>
+          <w:bottom w:val="single" w:color="A5A5A5" w:themeColor="accent3" w:sz="4" w:space="0"/>
+          <w:right w:val="single" w:color="A5A5A5" w:themeColor="accent3" w:sz="4" w:space="0"/>
           <w:insideH w:val="nil"/>
           <w:insideV w:val="nil"/>
         </w:tcBorders>
@@ -16458,7 +16576,7 @@
       <w:tblPr/>
       <w:tcPr>
         <w:tcBorders>
-          <w:top w:val="double" w:sz="4" w:space="0" w:color="A5A5A5" w:themeColor="accent3"/>
+          <w:top w:val="double" w:color="A5A5A5" w:themeColor="accent3" w:sz="4" w:space="0"/>
         </w:tcBorders>
       </w:tcPr>
     </w:tblStylePr>
@@ -16487,7 +16605,7 @@
       </w:tcPr>
     </w:tblStylePr>
   </w:style>
-  <w:style w:type="paragraph" w:customStyle="1" w:styleId="Tablas">
+  <w:style w:type="paragraph" w:styleId="Tablas" w:customStyle="1">
     <w:name w:val="Tablas"/>
     <w:qFormat/>
     <w:rsid w:val="00CE2C4A"/>
@@ -16504,7 +16622,7 @@
       <w14:ligatures w14:val="none"/>
     </w:rPr>
   </w:style>
-  <w:style w:type="paragraph" w:customStyle="1" w:styleId="TextoTablas">
+  <w:style w:type="paragraph" w:styleId="TextoTablas" w:customStyle="1">
     <w:name w:val="Texto_Tablas"/>
     <w:basedOn w:val="Normal"/>
     <w:qFormat/>
@@ -16607,7 +16725,7 @@
       <w:spacing w:before="0" w:after="0" w:line="240" w:lineRule="auto"/>
     </w:pPr>
   </w:style>
-  <w:style w:type="character" w:customStyle="1" w:styleId="EncabezadoCar">
+  <w:style w:type="character" w:styleId="EncabezadoCar" w:customStyle="1">
     <w:name w:val="Encabezado Car"/>
     <w:basedOn w:val="Fuentedeprrafopredeter"/>
     <w:link w:val="Encabezado"/>
@@ -16632,7 +16750,7 @@
       <w:spacing w:before="0" w:after="0" w:line="240" w:lineRule="auto"/>
     </w:pPr>
   </w:style>
-  <w:style w:type="character" w:customStyle="1" w:styleId="PiedepginaCar">
+  <w:style w:type="character" w:styleId="PiedepginaCar" w:customStyle="1">
     <w:name w:val="Pie de página Car"/>
     <w:basedOn w:val="Fuentedeprrafopredeter"/>
     <w:link w:val="Piedepgina"/>
@@ -16642,7 +16760,7 @@
       <w:sz w:val="28"/>
     </w:rPr>
   </w:style>
-  <w:style w:type="character" w:customStyle="1" w:styleId="Ttulo6Car">
+  <w:style w:type="character" w:styleId="Ttulo6Car" w:customStyle="1">
     <w:name w:val="Título 6 Car"/>
     <w:basedOn w:val="Fuentedeprrafopredeter"/>
     <w:link w:val="Ttulo6"/>
@@ -16650,7 +16768,7 @@
     <w:semiHidden/>
     <w:rsid w:val="00C7377B"/>
     <w:rPr>
-      <w:rFonts w:ascii="Calibri" w:eastAsiaTheme="majorEastAsia" w:hAnsi="Calibri" w:cstheme="majorBidi"/>
+      <w:rFonts w:ascii="Calibri" w:hAnsi="Calibri" w:eastAsiaTheme="majorEastAsia" w:cstheme="majorBidi"/>
       <w:b/>
       <w:color w:val="000000" w:themeColor="text1"/>
       <w:kern w:val="0"/>
@@ -16671,7 +16789,7 @@
       <w:ind w:firstLine="0"/>
     </w:pPr>
     <w:rPr>
-      <w:rFonts w:ascii="Times New Roman" w:eastAsia="Times New Roman" w:hAnsi="Times New Roman" w:cs="Times New Roman"/>
+      <w:rFonts w:ascii="Times New Roman" w:hAnsi="Times New Roman" w:eastAsia="Times New Roman" w:cs="Times New Roman"/>
       <w:kern w:val="0"/>
       <w:sz w:val="24"/>
       <w:szCs w:val="24"/>
@@ -16679,7 +16797,7 @@
       <w14:ligatures w14:val="none"/>
     </w:rPr>
   </w:style>
-  <w:style w:type="paragraph" w:customStyle="1" w:styleId="TITULO2">
+  <w:style w:type="paragraph" w:styleId="TITULO2" w:customStyle="1">
     <w:name w:val="TITULO 2"/>
     <w:basedOn w:val="Normal"/>
     <w:next w:val="Normal"/>
@@ -16695,7 +16813,7 @@
       <w:b/>
     </w:rPr>
   </w:style>
-  <w:style w:type="character" w:customStyle="1" w:styleId="TITULO2Car">
+  <w:style w:type="character" w:styleId="TITULO2Car" w:customStyle="1">
     <w:name w:val="TITULO 2 Car"/>
     <w:basedOn w:val="Fuentedeprrafopredeter"/>
     <w:link w:val="TITULO2"/>
@@ -16705,12 +16823,12 @@
       <w:sz w:val="28"/>
     </w:rPr>
   </w:style>
-  <w:style w:type="character" w:customStyle="1" w:styleId="normaltextrun">
+  <w:style w:type="character" w:styleId="normaltextrun" w:customStyle="1">
     <w:name w:val="normaltextrun"/>
     <w:basedOn w:val="Fuentedeprrafopredeter"/>
     <w:rsid w:val="002B060B"/>
   </w:style>
-  <w:style w:type="paragraph" w:customStyle="1" w:styleId="paragraph">
+  <w:style w:type="paragraph" w:styleId="paragraph" w:customStyle="1">
     <w:name w:val="paragraph"/>
     <w:basedOn w:val="Normal"/>
     <w:rsid w:val="002B060B"/>
@@ -16719,7 +16837,7 @@
       <w:ind w:firstLine="0"/>
     </w:pPr>
     <w:rPr>
-      <w:rFonts w:ascii="Times New Roman" w:eastAsia="Times New Roman" w:hAnsi="Times New Roman" w:cs="Times New Roman"/>
+      <w:rFonts w:ascii="Times New Roman" w:hAnsi="Times New Roman" w:eastAsia="Times New Roman" w:cs="Times New Roman"/>
       <w:kern w:val="0"/>
       <w:sz w:val="24"/>
       <w:szCs w:val="24"/>
@@ -16727,7 +16845,7 @@
       <w14:ligatures w14:val="none"/>
     </w:rPr>
   </w:style>
-  <w:style w:type="character" w:customStyle="1" w:styleId="eop">
+  <w:style w:type="character" w:styleId="eop" w:customStyle="1">
     <w:name w:val="eop"/>
     <w:basedOn w:val="Fuentedeprrafopredeter"/>
     <w:rsid w:val="002B060B"/>
@@ -16756,7 +16874,7 @@
       <w:u w:val="single"/>
     </w:rPr>
   </w:style>
-  <w:style w:type="paragraph" w:customStyle="1" w:styleId="numero3">
+  <w:style w:type="paragraph" w:styleId="numero3" w:customStyle="1">
     <w:name w:val="numero 3"/>
     <w:basedOn w:val="Ttulo2"/>
     <w:link w:val="numero3Car"/>
@@ -16769,13 +16887,13 @@
       </w:numPr>
     </w:pPr>
   </w:style>
-  <w:style w:type="character" w:customStyle="1" w:styleId="numero3Car">
+  <w:style w:type="character" w:styleId="numero3Car" w:customStyle="1">
     <w:name w:val="numero 3 Car"/>
     <w:basedOn w:val="Ttulo2Car"/>
     <w:link w:val="numero3"/>
     <w:rsid w:val="00905315"/>
     <w:rPr>
-      <w:rFonts w:ascii="Calibri" w:eastAsiaTheme="majorEastAsia" w:hAnsi="Calibri" w:cs="Calibri"/>
+      <w:rFonts w:ascii="Calibri" w:hAnsi="Calibri" w:cs="Calibri" w:eastAsiaTheme="majorEastAsia"/>
       <w:b/>
       <w:bCs/>
       <w:color w:val="000000"/>
@@ -16787,7 +16905,7 @@
       <w14:ligatures w14:val="none"/>
     </w:rPr>
   </w:style>
-  <w:style w:type="table" w:customStyle="1" w:styleId="SENA2">
+  <w:style w:type="table" w:styleId="SENA2" w:customStyle="1">
     <w:name w:val="SENA2"/>
     <w:basedOn w:val="Tablanormal"/>
     <w:uiPriority w:val="99"/>
@@ -16804,18 +16922,18 @@
     <w:tblPr>
       <w:tblStyleRowBandSize w:val="1"/>
       <w:tblBorders>
-        <w:top w:val="single" w:sz="4" w:space="0" w:color="D9D9D9" w:themeColor="background1" w:themeShade="D9"/>
-        <w:left w:val="single" w:sz="4" w:space="0" w:color="D9D9D9" w:themeColor="background1" w:themeShade="D9"/>
-        <w:bottom w:val="single" w:sz="4" w:space="0" w:color="D9D9D9" w:themeColor="background1" w:themeShade="D9"/>
-        <w:right w:val="single" w:sz="4" w:space="0" w:color="D9D9D9" w:themeColor="background1" w:themeShade="D9"/>
-        <w:insideH w:val="single" w:sz="4" w:space="0" w:color="D9D9D9" w:themeColor="background1" w:themeShade="D9"/>
-        <w:insideV w:val="single" w:sz="4" w:space="0" w:color="D9D9D9" w:themeColor="background1" w:themeShade="D9"/>
+        <w:top w:val="single" w:color="D9D9D9" w:themeColor="background1" w:themeShade="D9" w:sz="4" w:space="0"/>
+        <w:left w:val="single" w:color="D9D9D9" w:themeColor="background1" w:themeShade="D9" w:sz="4" w:space="0"/>
+        <w:bottom w:val="single" w:color="D9D9D9" w:themeColor="background1" w:themeShade="D9" w:sz="4" w:space="0"/>
+        <w:right w:val="single" w:color="D9D9D9" w:themeColor="background1" w:themeShade="D9" w:sz="4" w:space="0"/>
+        <w:insideH w:val="single" w:color="D9D9D9" w:themeColor="background1" w:themeShade="D9" w:sz="4" w:space="0"/>
+        <w:insideV w:val="single" w:color="D9D9D9" w:themeColor="background1" w:themeShade="D9" w:sz="4" w:space="0"/>
       </w:tblBorders>
     </w:tblPr>
     <w:tblStylePr w:type="firstRow">
       <w:pPr>
         <w:wordWrap/>
-        <w:spacing w:beforeLines="0" w:before="120" w:beforeAutospacing="0" w:afterLines="0" w:after="120" w:afterAutospacing="0"/>
+        <w:spacing w:before="120" w:beforeLines="0" w:beforeAutospacing="0" w:after="120" w:afterLines="0" w:afterAutospacing="0"/>
       </w:pPr>
       <w:rPr>
         <w:b/>
@@ -16832,7 +16950,7 @@
       </w:tcPr>
     </w:tblStylePr>
   </w:style>
-  <w:style w:type="table" w:customStyle="1" w:styleId="SENA1">
+  <w:style w:type="table" w:styleId="SENA1" w:customStyle="1">
     <w:name w:val="SENA1"/>
     <w:basedOn w:val="Tablanormal"/>
     <w:uiPriority w:val="99"/>
@@ -16849,18 +16967,18 @@
     <w:tblPr>
       <w:tblStyleRowBandSize w:val="1"/>
       <w:tblBorders>
-        <w:top w:val="single" w:sz="4" w:space="0" w:color="D9D9D9" w:themeColor="background1" w:themeShade="D9"/>
-        <w:left w:val="single" w:sz="4" w:space="0" w:color="D9D9D9" w:themeColor="background1" w:themeShade="D9"/>
-        <w:bottom w:val="single" w:sz="4" w:space="0" w:color="D9D9D9" w:themeColor="background1" w:themeShade="D9"/>
-        <w:right w:val="single" w:sz="4" w:space="0" w:color="D9D9D9" w:themeColor="background1" w:themeShade="D9"/>
-        <w:insideH w:val="single" w:sz="4" w:space="0" w:color="D9D9D9" w:themeColor="background1" w:themeShade="D9"/>
-        <w:insideV w:val="single" w:sz="4" w:space="0" w:color="D9D9D9" w:themeColor="background1" w:themeShade="D9"/>
+        <w:top w:val="single" w:color="D9D9D9" w:themeColor="background1" w:themeShade="D9" w:sz="4" w:space="0"/>
+        <w:left w:val="single" w:color="D9D9D9" w:themeColor="background1" w:themeShade="D9" w:sz="4" w:space="0"/>
+        <w:bottom w:val="single" w:color="D9D9D9" w:themeColor="background1" w:themeShade="D9" w:sz="4" w:space="0"/>
+        <w:right w:val="single" w:color="D9D9D9" w:themeColor="background1" w:themeShade="D9" w:sz="4" w:space="0"/>
+        <w:insideH w:val="single" w:color="D9D9D9" w:themeColor="background1" w:themeShade="D9" w:sz="4" w:space="0"/>
+        <w:insideV w:val="single" w:color="D9D9D9" w:themeColor="background1" w:themeShade="D9" w:sz="4" w:space="0"/>
       </w:tblBorders>
     </w:tblPr>
     <w:tblStylePr w:type="firstRow">
       <w:pPr>
         <w:wordWrap/>
-        <w:spacing w:beforeLines="0" w:before="120" w:beforeAutospacing="0" w:afterLines="0" w:after="120" w:afterAutospacing="0"/>
+        <w:spacing w:before="120" w:beforeLines="0" w:beforeAutospacing="0" w:after="120" w:afterLines="0" w:afterAutospacing="0"/>
       </w:pPr>
       <w:rPr>
         <w:b/>
@@ -16899,7 +17017,7 @@
       <w:sz w:val="22"/>
     </w:rPr>
   </w:style>
-  <w:style w:type="character" w:customStyle="1" w:styleId="SubttuloCar">
+  <w:style w:type="character" w:styleId="SubttuloCar" w:customStyle="1">
     <w:name w:val="Subtítulo Car"/>
     <w:basedOn w:val="Fuentedeprrafopredeter"/>
     <w:link w:val="Subttulo"/>

--- a/fuentes/CF13_124100_DU.docx
+++ b/fuentes/CF13_124100_DU.docx
@@ -1,6 +1,6 @@
 
 <file path=word/document.xml><?xml version="1.0" encoding="utf-8"?>
-<w:document xmlns:wpc="http://schemas.microsoft.com/office/word/2010/wordprocessingCanvas" xmlns:cx="http://schemas.microsoft.com/office/drawing/2014/chartex" xmlns:cx1="http://schemas.microsoft.com/office/drawing/2015/9/8/chartex" xmlns:cx2="http://schemas.microsoft.com/office/drawing/2015/10/21/chartex" xmlns:cx3="http://schemas.microsoft.com/office/drawing/2016/5/9/chartex" xmlns:cx4="http://schemas.microsoft.com/office/drawing/2016/5/10/chartex" xmlns:cx5="http://schemas.microsoft.com/office/drawing/2016/5/11/chartex" xmlns:cx6="http://schemas.microsoft.com/office/drawing/2016/5/12/chartex" xmlns:cx7="http://schemas.microsoft.com/office/drawing/2016/5/13/chartex" xmlns:cx8="http://schemas.microsoft.com/office/drawing/2016/5/14/chartex" xmlns:mc="http://schemas.openxmlformats.org/markup-compatibility/2006" xmlns:aink="http://schemas.microsoft.com/office/drawing/2016/ink" xmlns:am3d="http://schemas.microsoft.com/office/drawing/2017/model3d" xmlns:o="urn:schemas-microsoft-com:office:office" xmlns:r="http://schemas.openxmlformats.org/officeDocument/2006/relationships" xmlns:m="http://schemas.openxmlformats.org/officeDocument/2006/math" xmlns:v="urn:schemas-microsoft-com:vml" xmlns:wp14="http://schemas.microsoft.com/office/word/2010/wordprocessingDrawing" xmlns:wp="http://schemas.openxmlformats.org/drawingml/2006/wordprocessingDrawing" xmlns:w10="urn:schemas-microsoft-com:office:word" xmlns:w="http://schemas.openxmlformats.org/wordprocessingml/2006/main" xmlns:w14="http://schemas.microsoft.com/office/word/2010/wordml" xmlns:w15="http://schemas.microsoft.com/office/word/2012/wordml" xmlns:w16cex="http://schemas.microsoft.com/office/word/2018/wordml/cex" xmlns:w16cid="http://schemas.microsoft.com/office/word/2016/wordml/cid" xmlns:w16="http://schemas.microsoft.com/office/word/2018/wordml" xmlns:w16sdtdh="http://schemas.microsoft.com/office/word/2020/wordml/sdtdatahash" xmlns:w16se="http://schemas.microsoft.com/office/word/2015/wordml/symex" xmlns:wpg="http://schemas.microsoft.com/office/word/2010/wordprocessingGroup" xmlns:wpi="http://schemas.microsoft.com/office/word/2010/wordprocessingInk" xmlns:wne="http://schemas.microsoft.com/office/word/2006/wordml" xmlns:wps="http://schemas.microsoft.com/office/word/2010/wordprocessingShape" xmlns:a="http://schemas.openxmlformats.org/drawingml/2006/main" xmlns:adec="http://schemas.microsoft.com/office/drawing/2017/decorative" xmlns:pic="http://schemas.openxmlformats.org/drawingml/2006/picture" xmlns:a14="http://schemas.microsoft.com/office/drawing/2010/main" mc:Ignorable="w14 w15 w16se w16cid w16 w16cex w16sdtdh wp14">
+<w:document xmlns:wpc="http://schemas.microsoft.com/office/word/2010/wordprocessingCanvas" xmlns:cx="http://schemas.microsoft.com/office/drawing/2014/chartex" xmlns:cx1="http://schemas.microsoft.com/office/drawing/2015/9/8/chartex" xmlns:cx2="http://schemas.microsoft.com/office/drawing/2015/10/21/chartex" xmlns:cx3="http://schemas.microsoft.com/office/drawing/2016/5/9/chartex" xmlns:cx4="http://schemas.microsoft.com/office/drawing/2016/5/10/chartex" xmlns:cx5="http://schemas.microsoft.com/office/drawing/2016/5/11/chartex" xmlns:cx6="http://schemas.microsoft.com/office/drawing/2016/5/12/chartex" xmlns:cx7="http://schemas.microsoft.com/office/drawing/2016/5/13/chartex" xmlns:cx8="http://schemas.microsoft.com/office/drawing/2016/5/14/chartex" xmlns:mc="http://schemas.openxmlformats.org/markup-compatibility/2006" xmlns:aink="http://schemas.microsoft.com/office/drawing/2016/ink" xmlns:am3d="http://schemas.microsoft.com/office/drawing/2017/model3d" xmlns:o="urn:schemas-microsoft-com:office:office" xmlns:r="http://schemas.openxmlformats.org/officeDocument/2006/relationships" xmlns:m="http://schemas.openxmlformats.org/officeDocument/2006/math" xmlns:v="urn:schemas-microsoft-com:vml" xmlns:wp14="http://schemas.microsoft.com/office/word/2010/wordprocessingDrawing" xmlns:wp="http://schemas.openxmlformats.org/drawingml/2006/wordprocessingDrawing" xmlns:w10="urn:schemas-microsoft-com:office:word" xmlns:w="http://schemas.openxmlformats.org/wordprocessingml/2006/main" xmlns:w14="http://schemas.microsoft.com/office/word/2010/wordml" xmlns:w15="http://schemas.microsoft.com/office/word/2012/wordml" xmlns:w16cex="http://schemas.microsoft.com/office/word/2018/wordml/cex" xmlns:w16cid="http://schemas.microsoft.com/office/word/2016/wordml/cid" xmlns:w16="http://schemas.microsoft.com/office/word/2018/wordml" xmlns:w16sdtdh="http://schemas.microsoft.com/office/word/2020/wordml/sdtdatahash" xmlns:w16se="http://schemas.microsoft.com/office/word/2015/wordml/symex" xmlns:wpg="http://schemas.microsoft.com/office/word/2010/wordprocessingGroup" xmlns:wpi="http://schemas.microsoft.com/office/word/2010/wordprocessingInk" xmlns:wne="http://schemas.microsoft.com/office/word/2006/wordml" xmlns:wps="http://schemas.microsoft.com/office/word/2010/wordprocessingShape" mc:Ignorable="w14 w15 w16se w16cid w16 w16cex w16sdtdh wp14">
   <w:body>
     <w:p>
       <w:r>
@@ -203,7 +203,7 @@
           </mc:Choice>
           <mc:Fallback>
             <w:pict>
-              <v:rect id="Rectángulo 3" style="position:absolute;margin-left:-55.65pt;margin-top:26.95pt;width:613.85pt;height:165.5pt;z-index:-251655168;visibility:visible;mso-wrap-style:square;mso-height-percent:0;mso-wrap-distance-left:9pt;mso-wrap-distance-top:0;mso-wrap-distance-right:9pt;mso-wrap-distance-bottom:0;mso-position-horizontal:absolute;mso-position-horizontal-relative:text;mso-position-vertical:absolute;mso-position-vertical-relative:text;mso-height-percent:0;mso-height-relative:margin;v-text-anchor:middle" alt="&quot;&quot;" o:spid="_x0000_s1026" fillcolor="#00314d" stroked="f" strokeweight="1pt" w14:anchorId="393B4CD3" o:gfxdata="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"/>
+              <v:rect w14:anchorId="393B4CD3" id="Rectángulo 3" o:spid="_x0000_s1026" alt="&quot;&quot;" style="position:absolute;margin-left:-55.65pt;margin-top:26.95pt;width:613.85pt;height:165.5pt;z-index:-251655168;visibility:visible;mso-wrap-style:square;mso-height-percent:0;mso-wrap-distance-left:9pt;mso-wrap-distance-top:0;mso-wrap-distance-right:9pt;mso-wrap-distance-bottom:0;mso-position-horizontal:absolute;mso-position-horizontal-relative:text;mso-position-vertical:absolute;mso-position-vertical-relative:text;mso-height-percent:0;mso-height-relative:margin;v-text-anchor:middle" o:gfxdata="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" fillcolor="#00314d" stroked="f" strokeweight="1pt"/>
             </w:pict>
           </mc:Fallback>
         </mc:AlternateContent>
@@ -304,11 +304,11 @@
           </mc:Choice>
           <mc:Fallback>
             <w:pict>
-              <v:shapetype id="_x0000_t202" coordsize="21600,21600" o:spt="202" path="m,l,21600r21600,l21600,xe" w14:anchorId="2E2DABF6">
+              <v:shapetype w14:anchorId="2E2DABF6" id="_x0000_t202" coordsize="21600,21600" o:spt="202" path="m,l,21600r21600,l21600,xe">
                 <v:stroke joinstyle="miter"/>
                 <v:path gradientshapeok="t" o:connecttype="rect"/>
               </v:shapetype>
-              <v:shape id="Cuadro de texto 2" style="position:absolute;left:0;text-align:left;margin-left:-19.8pt;margin-top:36.75pt;width:488.95pt;height:115.5pt;z-index:251663360;visibility:visible;mso-wrap-style:square;mso-width-percent:0;mso-height-percent:0;mso-wrap-distance-left:9pt;mso-wrap-distance-top:3.6pt;mso-wrap-distance-right:9pt;mso-wrap-distance-bottom:3.6pt;mso-position-horizontal:absolute;mso-position-horizontal-relative:text;mso-position-vertical:absolute;mso-position-vertical-relative:text;mso-width-percent:0;mso-height-percent:0;mso-width-relative:margin;mso-height-relative:margin;v-text-anchor:top" alt="&quot;&quot;" o:spid="_x0000_s1026" filled="f" stroked="f" type="#_x0000_t202" o:gfxdata="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">
+              <v:shape id="Cuadro de texto 2" o:spid="_x0000_s1026" type="#_x0000_t202" alt="&quot;&quot;" style="position:absolute;left:0;text-align:left;margin-left:-19.8pt;margin-top:36.75pt;width:488.95pt;height:115.5pt;z-index:251663360;visibility:visible;mso-wrap-style:square;mso-width-percent:0;mso-height-percent:0;mso-wrap-distance-left:9pt;mso-wrap-distance-top:3.6pt;mso-wrap-distance-right:9pt;mso-wrap-distance-bottom:3.6pt;mso-position-horizontal:absolute;mso-position-horizontal-relative:text;mso-position-vertical:absolute;mso-position-vertical-relative:text;mso-width-percent:0;mso-height-percent:0;mso-width-relative:margin;mso-height-relative:margin;v-text-anchor:top" o:gfxdata="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" filled="f" stroked="f">
                 <v:textbox>
                   <w:txbxContent>
                     <w:p>
@@ -484,32 +484,26 @@
     </w:p>
     <w:sdt>
       <w:sdtPr>
+        <w:rPr>
+          <w:rFonts w:asciiTheme="minorHAnsi" w:eastAsiaTheme="minorHAnsi" w:hAnsiTheme="minorHAnsi" w:cstheme="minorBidi"/>
+          <w:b w:val="0"/>
+          <w:color w:val="auto"/>
+          <w:kern w:val="2"/>
+          <w:sz w:val="28"/>
+          <w:szCs w:val="22"/>
+          <w:lang w:val="es-ES" w:eastAsia="en-US"/>
+          <w14:ligatures w14:val="standardContextual"/>
+        </w:rPr>
         <w:id w:val="-1852639233"/>
         <w:docPartObj>
           <w:docPartGallery w:val="Table of Contents"/>
           <w:docPartUnique/>
         </w:docPartObj>
-        <w:rPr>
-          <w:rFonts w:ascii="Calibri" w:hAnsi="Calibri" w:eastAsia="Calibri" w:cs="Arial" w:asciiTheme="minorAscii" w:hAnsiTheme="minorAscii" w:eastAsiaTheme="minorAscii" w:cstheme="minorBidi"/>
-          <w:b w:val="0"/>
-          <w:bCs w:val="0"/>
-          <w:color w:val="auto"/>
-          <w:kern w:val="2"/>
-          <w:sz w:val="28"/>
-          <w:szCs w:val="28"/>
-          <w:lang w:val="es-ES" w:eastAsia="en-US"/>
-          <w14:ligatures w14:val="standardContextual"/>
-        </w:rPr>
       </w:sdtPr>
       <w:sdtEndPr>
         <w:rPr>
-          <w:rFonts w:ascii="Calibri" w:hAnsi="Calibri" w:eastAsia="Calibri" w:cs="Calibri" w:asciiTheme="minorAscii" w:hAnsiTheme="minorAscii" w:eastAsiaTheme="minorAscii" w:cstheme="minorAscii"/>
-          <w:b w:val="0"/>
-          <w:bCs w:val="0"/>
-          <w:color w:val="auto"/>
-          <w:sz w:val="28"/>
-          <w:szCs w:val="28"/>
-          <w:lang w:val="es-ES" w:eastAsia="en-US"/>
+          <w:rFonts w:cstheme="minorHAnsi"/>
+          <w:bCs/>
         </w:rPr>
       </w:sdtEndPr>
       <w:sdtContent>
@@ -566,7 +560,7 @@
             </w:rPr>
             <w:fldChar w:fldCharType="separate"/>
           </w:r>
-          <w:hyperlink w:history="1" w:anchor="_Toc179237016">
+          <w:hyperlink w:anchor="_Toc179237016" w:history="1">
             <w:r>
               <w:rPr>
                 <w:rStyle w:val="Hipervnculo"/>
@@ -640,7 +634,7 @@
               <w14:ligatures w14:val="none"/>
             </w:rPr>
           </w:pPr>
-          <w:hyperlink w:history="1" w:anchor="_Toc179237017">
+          <w:hyperlink w:anchor="_Toc179237017" w:history="1">
             <w:r>
               <w:rPr>
                 <w:rStyle w:val="Hipervnculo"/>
@@ -727,7 +721,7 @@
               <w14:ligatures w14:val="none"/>
             </w:rPr>
           </w:pPr>
-          <w:hyperlink w:history="1" w:anchor="_Toc179237018">
+          <w:hyperlink w:anchor="_Toc179237018" w:history="1">
             <w:r>
               <w:rPr>
                 <w:rStyle w:val="Hipervnculo"/>
@@ -815,7 +809,7 @@
               <w14:ligatures w14:val="none"/>
             </w:rPr>
           </w:pPr>
-          <w:hyperlink w:history="1" w:anchor="_Toc179237019">
+          <w:hyperlink w:anchor="_Toc179237019" w:history="1">
             <w:r>
               <w:rPr>
                 <w:rStyle w:val="Hipervnculo"/>
@@ -902,7 +896,7 @@
               <w14:ligatures w14:val="none"/>
             </w:rPr>
           </w:pPr>
-          <w:hyperlink w:history="1" w:anchor="_Toc179237021">
+          <w:hyperlink w:anchor="_Toc179237021" w:history="1">
             <w:r>
               <w:rPr>
                 <w:rStyle w:val="Hipervnculo"/>
@@ -985,7 +979,7 @@
               <w14:ligatures w14:val="none"/>
             </w:rPr>
           </w:pPr>
-          <w:hyperlink w:history="1" w:anchor="_Toc179237022">
+          <w:hyperlink w:anchor="_Toc179237022" w:history="1">
             <w:r>
               <w:rPr>
                 <w:rStyle w:val="Hipervnculo"/>
@@ -1068,7 +1062,7 @@
               <w14:ligatures w14:val="none"/>
             </w:rPr>
           </w:pPr>
-          <w:hyperlink w:history="1" w:anchor="_Toc179237023">
+          <w:hyperlink w:anchor="_Toc179237023" w:history="1">
             <w:r>
               <w:rPr>
                 <w:rStyle w:val="Hipervnculo"/>
@@ -1151,7 +1145,7 @@
               <w14:ligatures w14:val="none"/>
             </w:rPr>
           </w:pPr>
-          <w:hyperlink w:history="1" w:anchor="_Toc179237024">
+          <w:hyperlink w:anchor="_Toc179237024" w:history="1">
             <w:r>
               <w:rPr>
                 <w:rStyle w:val="Hipervnculo"/>
@@ -1234,7 +1228,7 @@
               <w14:ligatures w14:val="none"/>
             </w:rPr>
           </w:pPr>
-          <w:hyperlink w:history="1" w:anchor="_Toc179237025">
+          <w:hyperlink w:anchor="_Toc179237025" w:history="1">
             <w:r>
               <w:rPr>
                 <w:rStyle w:val="Hipervnculo"/>
@@ -1317,7 +1311,7 @@
               <w14:ligatures w14:val="none"/>
             </w:rPr>
           </w:pPr>
-          <w:hyperlink w:history="1" w:anchor="_Toc179237026">
+          <w:hyperlink w:anchor="_Toc179237026" w:history="1">
             <w:r>
               <w:rPr>
                 <w:rStyle w:val="Hipervnculo"/>
@@ -1405,7 +1399,7 @@
               <w14:ligatures w14:val="none"/>
             </w:rPr>
           </w:pPr>
-          <w:hyperlink w:history="1" w:anchor="_Toc179237027">
+          <w:hyperlink w:anchor="_Toc179237027" w:history="1">
             <w:r>
               <w:rPr>
                 <w:rStyle w:val="Hipervnculo"/>
@@ -1479,7 +1473,7 @@
                 <w:noProof/>
                 <w:webHidden/>
               </w:rPr>
-              <w:t>14</w:t>
+              <w:t>13</w:t>
             </w:r>
             <w:r>
               <w:rPr>
@@ -1501,7 +1495,7 @@
               <w14:ligatures w14:val="none"/>
             </w:rPr>
           </w:pPr>
-          <w:hyperlink w:history="1" w:anchor="_Toc179237029">
+          <w:hyperlink w:anchor="_Toc179237029" w:history="1">
             <w:r>
               <w:rPr>
                 <w:rStyle w:val="Hipervnculo"/>
@@ -1563,7 +1557,7 @@
               <w:rPr>
                 <w:webHidden/>
               </w:rPr>
-              <w:t>15</w:t>
+              <w:t>14</w:t>
             </w:r>
             <w:r>
               <w:rPr>
@@ -1584,7 +1578,7 @@
               <w14:ligatures w14:val="none"/>
             </w:rPr>
           </w:pPr>
-          <w:hyperlink w:history="1" w:anchor="_Toc179237030">
+          <w:hyperlink w:anchor="_Toc179237030" w:history="1">
             <w:r>
               <w:rPr>
                 <w:rStyle w:val="Hipervnculo"/>
@@ -1599,6 +1593,18 @@
             </w:r>
             <w:r>
               <w:rPr>
+                <w:rStyle w:val="Hipervnculo"/>
+                <w14:scene3d>
+                  <w14:camera w14:prst="orthographicFront"/>
+                  <w14:lightRig w14:rig="threePt" w14:dir="t">
+                    <w14:rot w14:lat="0" w14:lon="0" w14:rev="0"/>
+                  </w14:lightRig>
+                </w14:scene3d>
+              </w:rPr>
+              <w:t>.</w:t>
+            </w:r>
+            <w:r>
+              <w:rPr>
                 <w:rFonts w:eastAsiaTheme="minorEastAsia"/>
                 <w:kern w:val="0"/>
                 <w:sz w:val="22"/>
@@ -1646,7 +1652,7 @@
               <w:rPr>
                 <w:webHidden/>
               </w:rPr>
-              <w:t>16</w:t>
+              <w:t>15</w:t>
             </w:r>
             <w:r>
               <w:rPr>
@@ -1667,7 +1673,7 @@
               <w14:ligatures w14:val="none"/>
             </w:rPr>
           </w:pPr>
-          <w:hyperlink w:history="1" w:anchor="_Toc179237031">
+          <w:hyperlink w:anchor="_Toc179237031" w:history="1">
             <w:r>
               <w:rPr>
                 <w:rStyle w:val="Hipervnculo"/>
@@ -1683,6 +1689,18 @@
             <w:r>
               <w:rPr>
                 <w:rStyle w:val="Hipervnculo"/>
+                <w14:scene3d>
+                  <w14:camera w14:prst="orthographicFront"/>
+                  <w14:lightRig w14:rig="threePt" w14:dir="t">
+                    <w14:rot w14:lat="0" w14:lon="0" w14:rev="0"/>
+                  </w14:lightRig>
+                </w14:scene3d>
+              </w:rPr>
+              <w:t xml:space="preserve"> </w:t>
+            </w:r>
+            <w:r>
+              <w:rPr>
+                <w:rStyle w:val="Hipervnculo"/>
               </w:rPr>
               <w:t>Tipos de promociones de ventas</w:t>
             </w:r>
@@ -1719,7 +1737,7 @@
               <w:rPr>
                 <w:webHidden/>
               </w:rPr>
-              <w:t>23</w:t>
+              <w:t>22</w:t>
             </w:r>
             <w:r>
               <w:rPr>
@@ -1740,7 +1758,7 @@
               <w14:ligatures w14:val="none"/>
             </w:rPr>
           </w:pPr>
-          <w:hyperlink w:history="1" w:anchor="_Toc179237032">
+          <w:hyperlink w:anchor="_Toc179237032" w:history="1">
             <w:r>
               <w:rPr>
                 <w:rStyle w:val="Hipervnculo"/>
@@ -1810,7 +1828,7 @@
               <w:rPr>
                 <w:webHidden/>
               </w:rPr>
-              <w:t>28</w:t>
+              <w:t>27</w:t>
             </w:r>
             <w:r>
               <w:rPr>
@@ -1836,7 +1854,7 @@
               <w14:ligatures w14:val="none"/>
             </w:rPr>
           </w:pPr>
-          <w:hyperlink w:history="1" w:anchor="_Toc179237033">
+          <w:hyperlink w:anchor="_Toc179237033" w:history="1">
             <w:r>
               <w:rPr>
                 <w:rStyle w:val="Hipervnculo"/>
@@ -1910,7 +1928,7 @@
                 <w:noProof/>
                 <w:webHidden/>
               </w:rPr>
-              <w:t>29</w:t>
+              <w:t>27</w:t>
             </w:r>
             <w:r>
               <w:rPr>
@@ -1932,7 +1950,7 @@
               <w14:ligatures w14:val="none"/>
             </w:rPr>
           </w:pPr>
-          <w:hyperlink w:history="1" w:anchor="_Toc179237035">
+          <w:hyperlink w:anchor="_Toc179237035" w:history="1">
             <w:r>
               <w:rPr>
                 <w:rStyle w:val="Hipervnculo"/>
@@ -1994,7 +2012,7 @@
               <w:rPr>
                 <w:webHidden/>
               </w:rPr>
-              <w:t>30</w:t>
+              <w:t>29</w:t>
             </w:r>
             <w:r>
               <w:rPr>
@@ -2020,7 +2038,7 @@
               <w14:ligatures w14:val="none"/>
             </w:rPr>
           </w:pPr>
-          <w:hyperlink w:history="1" w:anchor="_Toc179237036">
+          <w:hyperlink w:anchor="_Toc179237036" w:history="1">
             <w:r>
               <w:rPr>
                 <w:rStyle w:val="Hipervnculo"/>
@@ -2085,7 +2103,7 @@
                 <w:noProof/>
                 <w:webHidden/>
               </w:rPr>
-              <w:t>35</w:t>
+              <w:t>33</w:t>
             </w:r>
             <w:r>
               <w:rPr>
@@ -2107,7 +2125,7 @@
               <w14:ligatures w14:val="none"/>
             </w:rPr>
           </w:pPr>
-          <w:hyperlink w:history="1" w:anchor="_Toc179237038">
+          <w:hyperlink w:anchor="_Toc179237038" w:history="1">
             <w:r>
               <w:rPr>
                 <w:rStyle w:val="Hipervnculo"/>
@@ -2169,7 +2187,7 @@
               <w:rPr>
                 <w:webHidden/>
               </w:rPr>
-              <w:t>35</w:t>
+              <w:t>34</w:t>
             </w:r>
             <w:r>
               <w:rPr>
@@ -2190,7 +2208,7 @@
               <w14:ligatures w14:val="none"/>
             </w:rPr>
           </w:pPr>
-          <w:hyperlink w:history="1" w:anchor="_Toc179237039">
+          <w:hyperlink w:anchor="_Toc179237039" w:history="1">
             <w:r>
               <w:rPr>
                 <w:rStyle w:val="Hipervnculo"/>
@@ -2252,7 +2270,7 @@
               <w:rPr>
                 <w:webHidden/>
               </w:rPr>
-              <w:t>38</w:t>
+              <w:t>37</w:t>
             </w:r>
             <w:r>
               <w:rPr>
@@ -2273,7 +2291,7 @@
               <w14:ligatures w14:val="none"/>
             </w:rPr>
           </w:pPr>
-          <w:hyperlink w:history="1" w:anchor="_Toc179237040">
+          <w:hyperlink w:anchor="_Toc179237040" w:history="1">
             <w:r>
               <w:rPr>
                 <w:rStyle w:val="Hipervnculo"/>
@@ -2349,7 +2367,7 @@
               <w:rPr>
                 <w:webHidden/>
               </w:rPr>
-              <w:t>40</w:t>
+              <w:t>39</w:t>
             </w:r>
             <w:r>
               <w:rPr>
@@ -2374,7 +2392,7 @@
               <w14:ligatures w14:val="none"/>
             </w:rPr>
           </w:pPr>
-          <w:hyperlink w:history="1" w:anchor="_Toc179237041">
+          <w:hyperlink w:anchor="_Toc179237041" w:history="1">
             <w:r>
               <w:rPr>
                 <w:rStyle w:val="Hipervnculo"/>
@@ -2421,7 +2439,7 @@
                 <w:noProof/>
                 <w:webHidden/>
               </w:rPr>
-              <w:t>43</w:t>
+              <w:t>42</w:t>
             </w:r>
             <w:r>
               <w:rPr>
@@ -2447,7 +2465,7 @@
               <w14:ligatures w14:val="none"/>
             </w:rPr>
           </w:pPr>
-          <w:hyperlink w:history="1" w:anchor="_Toc179237042">
+          <w:hyperlink w:anchor="_Toc179237042" w:history="1">
             <w:r>
               <w:rPr>
                 <w:rStyle w:val="Hipervnculo"/>
@@ -2494,7 +2512,7 @@
                 <w:noProof/>
                 <w:webHidden/>
               </w:rPr>
-              <w:t>44</w:t>
+              <w:t>43</w:t>
             </w:r>
             <w:r>
               <w:rPr>
@@ -2520,12 +2538,12 @@
               <w14:ligatures w14:val="none"/>
             </w:rPr>
           </w:pPr>
-          <w:hyperlink w:history="1" w:anchor="_Toc179237043">
+          <w:hyperlink w:anchor="_Toc179237043" w:history="1">
             <w:r>
               <w:rPr>
                 <w:rStyle w:val="Hipervnculo"/>
                 <w:noProof/>
-                <w:bdr w:val="none" w:color="auto" w:sz="0" w:space="0" w:frame="1"/>
+                <w:bdr w:val="none" w:sz="0" w:space="0" w:color="auto" w:frame="1"/>
               </w:rPr>
               <w:t>Referencias bibliográficas</w:t>
             </w:r>
@@ -2568,7 +2586,7 @@
                 <w:noProof/>
                 <w:webHidden/>
               </w:rPr>
-              <w:t>46</w:t>
+              <w:t>45</w:t>
             </w:r>
             <w:r>
               <w:rPr>
@@ -2594,7 +2612,7 @@
               <w14:ligatures w14:val="none"/>
             </w:rPr>
           </w:pPr>
-          <w:hyperlink w:history="1" w:anchor="_Toc179237044">
+          <w:hyperlink w:anchor="_Toc179237044" w:history="1">
             <w:r>
               <w:rPr>
                 <w:rStyle w:val="Hipervnculo"/>
@@ -2641,7 +2659,7 @@
                 <w:noProof/>
                 <w:webHidden/>
               </w:rPr>
-              <w:t>48</w:t>
+              <w:t>47</w:t>
             </w:r>
             <w:r>
               <w:rPr>
@@ -2681,7 +2699,7 @@
         </w:rPr>
         <w:sectPr>
           <w:footerReference w:type="default" r:id="rId12"/>
-          <w:pgSz w:w="12240" w:h="15840" w:orient="portrait"/>
+          <w:pgSz w:w="12240" w:h="15840"/>
           <w:pgMar w:top="1701" w:right="1134" w:bottom="1134" w:left="1134" w:header="709" w:footer="709" w:gutter="0"/>
           <w:cols w:space="708"/>
           <w:docGrid w:linePitch="360"/>
@@ -2697,7 +2715,7 @@
         </w:numPr>
         <w:ind w:left="1068"/>
       </w:pPr>
-      <w:bookmarkStart w:name="_Toc179237016" w:id="0"/>
+      <w:bookmarkStart w:id="0" w:name="_Toc179237016"/>
       <w:r>
         <w:lastRenderedPageBreak/>
         <w:t>Introducción</w:t>
@@ -2785,7 +2803,7 @@
           <w:rStyle w:val="Hipervnculo"/>
         </w:rPr>
       </w:pPr>
-      <w:hyperlink w:history="1" r:id="rId14">
+      <w:hyperlink r:id="rId14" w:history="1">
         <w:r>
           <w:rPr>
             <w:rStyle w:val="Hipervnculo"/>
@@ -2872,7 +2890,7 @@
       <w:pPr>
         <w:pStyle w:val="Ttulo1"/>
       </w:pPr>
-      <w:bookmarkStart w:name="_Toc179237017" w:id="1"/>
+      <w:bookmarkStart w:id="1" w:name="_Toc179237017"/>
       <w:r>
         <w:t>Medición de audiencias</w:t>
       </w:r>
@@ -2918,32 +2936,14 @@
         <w:ind w:left="1429" w:firstLine="0"/>
       </w:pPr>
       <w:r>
-        <w:t xml:space="preserve">En el desarrollo de una campaña publicitaria o una estrategia de comunicación, el factor más importante es la audiencia, por ello lo invitamos a </w:t>
-      </w:r>
-      <w:r>
-        <w:t xml:space="preserve">revisar en la carpeta de anexos, </w:t>
-      </w:r>
-      <w:r>
-        <w:t>la</w:t>
-      </w:r>
-      <w:r>
-        <w:t xml:space="preserve"> </w:t>
-      </w:r>
-      <w:r>
-        <w:t xml:space="preserve">infografía </w:t>
-      </w:r>
-      <w:r>
-        <w:t xml:space="preserve">le </w:t>
-      </w:r>
-      <w:r>
-        <w:t>servirá para introducir un poco más el tema.</w:t>
+        <w:t>En el desarrollo de una campaña publicitaria o una estrategia de comunicación, el factor más importante es la audiencia, por ello lo invitamos a revisar en la carpeta de anexos, la infografía le servirá para introducir un poco más el tema.</w:t>
       </w:r>
     </w:p>
     <w:p>
       <w:pPr>
         <w:pStyle w:val="Ttulo2"/>
       </w:pPr>
-      <w:bookmarkStart w:name="_Toc179237018" w:id="2"/>
+      <w:bookmarkStart w:id="2" w:name="_Toc179237018"/>
       <w:r>
         <w:t>Fuentes de medición de audiencias</w:t>
       </w:r>
@@ -2971,7 +2971,13 @@
     </w:p>
     <w:p>
       <w:r>
-        <w:t>El EGM es un estudio poblacional que busca una representación adecuada del universo objetivo, a través de una muestra interrogada acerca de su comportamiento en relación al consumo de medios, entre otras cosas.</w:t>
+        <w:t xml:space="preserve">El EGM es un estudio poblacional que busca una representación adecuada del universo objetivo, a través de una muestra interrogada acerca de su comportamiento en relación </w:t>
+      </w:r>
+      <w:r>
+        <w:t xml:space="preserve">con el </w:t>
+      </w:r>
+      <w:r>
+        <w:t>consumo de medios, entre otras cosas.</w:t>
       </w:r>
     </w:p>
     <w:p>
@@ -3002,7 +3008,21 @@
           <w:b/>
           <w:bCs/>
         </w:rPr>
-        <w:t>Es importante tener presente dos aspectos del EGM:</w:t>
+        <w:t>Es importante tener presente</w:t>
+      </w:r>
+      <w:r>
+        <w:rPr>
+          <w:b/>
+          <w:bCs/>
+        </w:rPr>
+        <w:t>s</w:t>
+      </w:r>
+      <w:r>
+        <w:rPr>
+          <w:b/>
+          <w:bCs/>
+        </w:rPr>
+        <w:t xml:space="preserve"> dos aspectos del EGM:</w:t>
       </w:r>
     </w:p>
     <w:p>
@@ -3076,7 +3096,13 @@
         <w:t>rating</w:t>
       </w:r>
       <w:r>
-        <w:t> se mide en puntos, donde cada uno equivale a 100 mil personas, entonces si se habla de 5 puntos de </w:t>
+        <w:t xml:space="preserve"> se mide en puntos, donde cada uno equivale a </w:t>
+      </w:r>
+      <w:r>
+        <w:t>cien</w:t>
+      </w:r>
+      <w:r>
+        <w:t xml:space="preserve"> mil personas, entonces si se habla de 5 puntos de </w:t>
       </w:r>
       <w:r>
         <w:rPr>
@@ -3085,7 +3111,18 @@
         <w:t>rating</w:t>
       </w:r>
       <w:r>
-        <w:t>, eso significa que 500 mil personas están viendo un programa de televisión o escuchando uno de radio a una hora determinada.</w:t>
+        <w:t xml:space="preserve">, eso significa que </w:t>
+      </w:r>
+      <w:proofErr w:type="gramStart"/>
+      <w:r>
+        <w:t xml:space="preserve">quinientos </w:t>
+      </w:r>
+      <w:r>
+        <w:t xml:space="preserve"> mil</w:t>
+      </w:r>
+      <w:proofErr w:type="gramEnd"/>
+      <w:r>
+        <w:t xml:space="preserve"> personas están viendo un programa de televisión o escuchando uno de radio a una hora determinada.</w:t>
       </w:r>
     </w:p>
     <w:p>
@@ -3107,7 +3144,17 @@
       </w:r>
       <w:proofErr w:type="spellEnd"/>
       <w:r>
-        <w:t xml:space="preserve"> es quien desarrolla dicha medición desde hace casi 30 años de la misma forma que lo hace en otros países de Latinoamérica.</w:t>
+        <w:t xml:space="preserve"> es quien desarrolla dicha medición </w:t>
+      </w:r>
+      <w:r>
+        <w:lastRenderedPageBreak/>
+        <w:t>desde hace casi 30 años</w:t>
+      </w:r>
+      <w:r>
+        <w:t xml:space="preserve">, </w:t>
+      </w:r>
+      <w:r>
+        <w:t>de la misma forma que lo hace en otros países de Latinoamérica.</w:t>
       </w:r>
     </w:p>
     <w:p>
@@ -3122,7 +3169,6 @@
           <w:b/>
           <w:bCs/>
         </w:rPr>
-        <w:lastRenderedPageBreak/>
         <w:t>Medición de </w:t>
       </w:r>
       <w:r>
@@ -3169,7 +3215,13 @@
         <w:t>meter</w:t>
       </w:r>
       <w:r>
-        <w:t> permite saber con base en la muestra, el tiempo que una persona está conectada en un canal específico y los cambios de canales que realiza durante el tiempo que permanece frente a la pantalla. Adicionalmente, este dispositivo realiza un perfilamiento de los usuarios para saber quién específicamente está viendo determinado programa. La información pasa luego a una central de información donde acopian, tabulan y analizan todos los datos. De acuerdo con el tamaño de la población el máximo de </w:t>
+        <w:t> permite saber con base en la muestra, el tiempo que una persona está conectada en un canal específico y los cambios de canales que realiza durante el tiempo que permanece frente a la pantalla. Adicionalmente, este dispositivo realiza un perfilamiento de los usuarios para saber quién específicamente está viendo determinado programa. La información pasa luego a una central de información donde acopian, tabulan y analizan todos los datos. De acuerdo con el tamaño de la población</w:t>
+      </w:r>
+      <w:r>
+        <w:t>,</w:t>
+      </w:r>
+      <w:r>
+        <w:t xml:space="preserve"> el máximo de </w:t>
       </w:r>
       <w:r>
         <w:rPr>
@@ -3213,9 +3265,21 @@
     </w:p>
     <w:p>
       <w:r>
-        <w:t>Para el caso de las audiencias de radio es diferente, aunque en la actualidad se puede determinar cuántas personas están conectadas a una cadena radial vía a internet, sin embargo, aún hay muchos radio-escuchas que sintonizan a través de las frecuencias AM y FM. Para estos casos se toman varios datos combinados; uno es el de las encuestas a una muestra representativa de la población y el otro se basa en la retroalimentación que hacen los oyentes por los diferentes medios: teléfono, redes sociales y correo electrónico. Para este, cada emisora y programa de radio se encarga de realizar la medición de su audiencia, con el fin de vender pauta publicitaria.</w:t>
-      </w:r>
-    </w:p>
+        <w:t xml:space="preserve">Para el caso de las audiencias de radio es diferente, aunque en la actualidad se puede determinar cuántas personas están conectadas a una cadena radial vía a internet, sin embargo, aún hay </w:t>
+      </w:r>
+      <w:proofErr w:type="gramStart"/>
+      <w:r>
+        <w:t>muchos radio</w:t>
+      </w:r>
+      <w:proofErr w:type="gramEnd"/>
+      <w:r>
+        <w:t xml:space="preserve"> </w:t>
+      </w:r>
+      <w:r>
+        <w:t>escuchas que sintonizan a través de las frecuencias AM y FM. Para estos casos se toman varios datos combinados; uno es el de las encuestas a una muestra representativa de la población y el otro se basa en la retroalimentación que hacen los oyentes por los diferentes medios: teléfono, redes sociales y correo electrónico. Para este, cada emisora y programa de radio se encarga de realizar la medición de su audiencia, con el fin de vender pauta publicitaria.</w:t>
+      </w:r>
+    </w:p>
+    <w:p/>
     <w:p>
       <w:pPr>
         <w:rPr>
@@ -3228,16 +3292,13 @@
           <w:b/>
           <w:bCs/>
         </w:rPr>
+        <w:lastRenderedPageBreak/>
         <w:t>Medición de prensa y revistas impresas</w:t>
       </w:r>
     </w:p>
     <w:p>
       <w:r>
-        <w:t xml:space="preserve">La audiencia de un medio impreso se mide utilizando dos datos básicos, el primero es el tiraje del medio, es decir, las impresiones que se hagan de un ejemplar. El </w:t>
-      </w:r>
-      <w:r>
-        <w:lastRenderedPageBreak/>
-        <w:t>segundo dato son los lectores, los cuales están determinados por ejemplar. Por ejemplo, un ejemplar de periódico comprado en una familia puede ser leído por varios miembros de ella. Por su parte, una revista por tener un tiempo de vida más prolongado, de una semana o un mes, puede ser leída por muchas personas dependiendo del lugar donde estén. Cada medio debe determinar un promedio de lectores de sus ejemplares, con el fin de determinar su audiencia total. Estas mediciones son llevadas a cabo por la Oficina de Justificación de la Difusión (OJD), para los medios que solicitan sus servicios.</w:t>
+        <w:t>La audiencia de un medio impreso se mide utilizando dos datos básicos, el primero es el tiraje del medio, es decir, las impresiones que se hagan de un ejemplar. El segundo dato son los lectores, los cuales están determinados por ejemplar. Por ejemplo, un ejemplar de periódico comprado en una familia puede ser leído por varios miembros de ella. Por su parte, una revista por tener un tiempo de vida más prolongado, de una semana o un mes, puede ser leída por muchas personas dependiendo del lugar donde estén. Cada medio debe determinar un promedio de lectores de sus ejemplares, con el fin de determinar su audiencia total. Estas mediciones son llevadas a cabo por la Oficina de Justificación de la Difusión (OJD), para los medios que solicitan sus servicios.</w:t>
       </w:r>
     </w:p>
     <w:p>
@@ -3257,7 +3318,13 @@
     </w:p>
     <w:p>
       <w:r>
-        <w:t>Los medios digitales también deben combinar varios datos para determinar su audiencia total, es importante aclarar que las revistas y periódicos digitales en su mayoría cuentan con un sitio </w:t>
+        <w:t>Los medios digitales también deben combinar varios datos para determinar su audiencia total</w:t>
+      </w:r>
+      <w:r>
+        <w:t>. E</w:t>
+      </w:r>
+      <w:r>
+        <w:t>s importante aclarar que las revistas y periódicos digitales en su mayoría cuentan con un sitio </w:t>
       </w:r>
       <w:r>
         <w:rPr>
@@ -3288,14 +3355,16 @@
       </w:r>
     </w:p>
     <w:p/>
-    <w:p/>
-    <w:p/>
-    <w:p/>
+    <w:p>
+      <w:pPr>
+        <w:ind w:firstLine="0"/>
+      </w:pPr>
+    </w:p>
     <w:p>
       <w:pPr>
         <w:pStyle w:val="Ttulo1"/>
       </w:pPr>
-      <w:bookmarkStart w:name="_Toc179237019" w:id="3"/>
+      <w:bookmarkStart w:id="3" w:name="_Toc179237019"/>
       <w:r>
         <w:lastRenderedPageBreak/>
         <w:t>Plan de medios</w:t>
@@ -3344,7 +3413,7 @@
         <w:textAlignment w:val="baseline"/>
         <w:outlineLvl w:val="1"/>
         <w:rPr>
-          <w:rFonts w:ascii="Calibri" w:hAnsi="Calibri" w:cs="Calibri" w:eastAsiaTheme="majorEastAsia"/>
+          <w:rFonts w:ascii="Calibri" w:eastAsiaTheme="majorEastAsia" w:hAnsi="Calibri" w:cs="Calibri"/>
           <w:b/>
           <w:bCs/>
           <w:vanish/>
@@ -3356,8 +3425,8 @@
           <w14:ligatures w14:val="none"/>
         </w:rPr>
       </w:pPr>
-      <w:bookmarkStart w:name="_Toc179236854" w:id="4"/>
-      <w:bookmarkStart w:name="_Toc179237020" w:id="5"/>
+      <w:bookmarkStart w:id="4" w:name="_Toc179236854"/>
+      <w:bookmarkStart w:id="5" w:name="_Toc179237020"/>
       <w:bookmarkEnd w:id="4"/>
       <w:bookmarkEnd w:id="5"/>
     </w:p>
@@ -3365,7 +3434,7 @@
       <w:pPr>
         <w:pStyle w:val="Ttulo2"/>
       </w:pPr>
-      <w:bookmarkStart w:name="_Toc179237021" w:id="6"/>
+      <w:bookmarkStart w:id="6" w:name="_Toc179237021"/>
       <w:r>
         <w:t>Elementos básicos de un plan de medios</w:t>
       </w:r>
@@ -3447,7 +3516,7 @@
       <w:pPr>
         <w:jc w:val="center"/>
       </w:pPr>
-      <w:hyperlink w:history="1" r:id="rId16">
+      <w:hyperlink r:id="rId16" w:history="1">
         <w:r>
           <w:rPr>
             <w:rStyle w:val="Hipervnculo"/>
@@ -3502,19 +3571,7 @@
           </w:tcPr>
           <w:p>
             <w:r>
-              <w:t xml:space="preserve">Para crear una imagen de 1024x512 píxeles, primero dupliqué la capa en Photoshop, cambié el modo de fusión a "trama", volví a duplicar la capa, yendo a efectos de desenfoque, aplicando un desenfoque gaussiano con un radio de 15 píxeles, luego cambié el modo de fusión de esa capa a "multiplicar". Después configuré el archivo en formato ARGB con las dimensiones de 1024x512 píxeles y llevé la imagen a </w:t>
-            </w:r>
-            <w:r>
-              <w:t>Ilustrador</w:t>
-            </w:r>
-            <w:r>
-              <w:t xml:space="preserve">, donde incrusté el archivo. </w:t>
-            </w:r>
-            <w:r>
-              <w:t>Tracé</w:t>
-            </w:r>
-            <w:r>
-              <w:t xml:space="preserve"> una forma para crear una máscara de recorte y, con el pincel, dibujé una línea que seguía la curva de la máscara, asignándole el color #ffda42, 5 puntos de grosor y estilo carboncillo. Con el mismo pincel realicé dos trazos para el fondo del texto, ambos con el estilo carboncillo desvanecer y grosor de 14 puntos, uno con el color #ff4b5f y el otro con el color #84e290. Sobre el primer trazo escribí la palabra "Explora" en color blanco, utilizando la tipografía GFI a 54 puntos, y sobre el segundo trazo añadí "Quindío" en Poppins </w:t>
+              <w:t xml:space="preserve">Para crear una imagen de 1024x512 píxeles, primero dupliqué la capa en Photoshop, cambié el modo de fusión a "trama", volví a duplicar la capa, yendo a efectos de desenfoque, aplicando un desenfoque gaussiano con un radio de 15 píxeles, luego cambié el modo de fusión de esa capa a "multiplicar". Después configuré el archivo en formato ARGB con las dimensiones de 1024x512 píxeles y llevé la imagen a Ilustrador, donde incrusté el archivo. Tracé una forma para crear una máscara de recorte y, con el pincel, dibujé una línea que seguía la curva de la máscara, asignándole el color #ffda42, 5 puntos de grosor y estilo carboncillo. Con el mismo pincel realicé dos trazos para el fondo del texto, ambos con el estilo carboncillo desvanecer y grosor de 14 puntos, uno con el color #ff4b5f y el otro con el color #84e290. Sobre el primer trazo escribí la palabra "Explora" en color blanco, utilizando la tipografía GFI a 54 puntos, y sobre el segundo trazo añadí "Quindío" en Poppins </w:t>
             </w:r>
             <w:r>
               <w:rPr>
@@ -3534,7 +3591,7 @@
       <w:pPr>
         <w:pStyle w:val="Ttulo2"/>
       </w:pPr>
-      <w:bookmarkStart w:name="_Toc179237022" w:id="7"/>
+      <w:bookmarkStart w:id="7" w:name="_Toc179237022"/>
       <w:r>
         <w:t>Variables para el análisis de medios</w:t>
       </w:r>
@@ -3542,15 +3599,32 @@
     </w:p>
     <w:p>
       <w:r>
-        <w:t xml:space="preserve">Por otro lado, la planeación de medios implica conocer a fondo los canales por medio de los cuales se va llevar el mensaje al público objetivo, logrando que este llegue </w:t>
+        <w:t>Por otro lado, la planeación de medios implica conocer a fondo los canales por medio de los cuales se va</w:t>
+      </w:r>
+      <w:r>
+        <w:t xml:space="preserve"> a</w:t>
+      </w:r>
+      <w:r>
+        <w:t xml:space="preserve"> llevar el mensaje al público objetivo, logrando que este </w:t>
       </w:r>
       <w:r>
         <w:lastRenderedPageBreak/>
-        <w:t>de la forma más eficiente posible y logre el cumplimiento de las metas planteadas para la campaña. Para conocer los medios y tener un criterio bien estructurado que permite tomar las decisiones más acertadas en cuanto a selección, jerarquización y peso de los medios para la campaña se requieren las siguientes variables:</w:t>
-      </w:r>
-    </w:p>
-    <w:p>
-      <w:pPr>
+        <w:t>llegue de la forma más eficiente posible y logre el cumplimiento de las metas planteadas para la campaña. Para conocer los medios y tener un criterio bien estructurado que permite tomar las decisiones más acertadas en cuanto a selección, jerarquización y peso de los medios para la campaña</w:t>
+      </w:r>
+      <w:r>
+        <w:t>,</w:t>
+      </w:r>
+      <w:r>
+        <w:t xml:space="preserve"> se requieren las siguientes variables:</w:t>
+      </w:r>
+    </w:p>
+    <w:p>
+      <w:pPr>
+        <w:pStyle w:val="Prrafodelista"/>
+        <w:numPr>
+          <w:ilvl w:val="0"/>
+          <w:numId w:val="32"/>
+        </w:numPr>
         <w:rPr>
           <w:b/>
           <w:bCs/>
@@ -3565,12 +3639,21 @@
       </w:r>
     </w:p>
     <w:p>
+      <w:pPr>
+        <w:pStyle w:val="Prrafodelista"/>
+        <w:ind w:left="1429" w:firstLine="0"/>
+      </w:pPr>
       <w:r>
         <w:t>Es el promedio de personas que están en contacto con un medio en un periodo de tiempo establecido. En los medios digitales este dato se conoce como los visitantes o usuarios.</w:t>
       </w:r>
     </w:p>
     <w:p>
       <w:pPr>
+        <w:pStyle w:val="Prrafodelista"/>
+        <w:numPr>
+          <w:ilvl w:val="0"/>
+          <w:numId w:val="32"/>
+        </w:numPr>
         <w:rPr>
           <w:b/>
           <w:bCs/>
@@ -3585,6 +3668,10 @@
       </w:r>
     </w:p>
     <w:p>
+      <w:pPr>
+        <w:pStyle w:val="Prrafodelista"/>
+        <w:ind w:left="1429" w:firstLine="0"/>
+      </w:pPr>
       <w:r>
         <w:t>Este dato está relacionado con un mercado objetivo específico, es la cifra promedio que un medio puede impactar de un </w:t>
       </w:r>
@@ -3600,6 +3687,11 @@
     </w:p>
     <w:p>
       <w:pPr>
+        <w:pStyle w:val="Prrafodelista"/>
+        <w:numPr>
+          <w:ilvl w:val="0"/>
+          <w:numId w:val="32"/>
+        </w:numPr>
         <w:rPr>
           <w:b/>
           <w:bCs/>
@@ -3622,12 +3714,21 @@
       </w:r>
     </w:p>
     <w:p>
+      <w:pPr>
+        <w:pStyle w:val="Prrafodelista"/>
+        <w:ind w:left="1429" w:firstLine="0"/>
+      </w:pPr>
       <w:r>
         <w:t>Esta variable indica el porcentaje de participación de un medio en relación con el total de la audiencia.</w:t>
       </w:r>
     </w:p>
     <w:p>
       <w:pPr>
+        <w:pStyle w:val="Prrafodelista"/>
+        <w:numPr>
+          <w:ilvl w:val="0"/>
+          <w:numId w:val="32"/>
+        </w:numPr>
         <w:rPr>
           <w:b/>
           <w:bCs/>
@@ -3642,6 +3743,10 @@
       </w:r>
     </w:p>
     <w:p>
+      <w:pPr>
+        <w:pStyle w:val="Prrafodelista"/>
+        <w:ind w:left="1429" w:firstLine="0"/>
+      </w:pPr>
       <w:r>
         <w:t>Cada medio, programa o sitio </w:t>
       </w:r>
@@ -3657,6 +3762,11 @@
     </w:p>
     <w:p>
       <w:pPr>
+        <w:pStyle w:val="Prrafodelista"/>
+        <w:numPr>
+          <w:ilvl w:val="0"/>
+          <w:numId w:val="32"/>
+        </w:numPr>
         <w:rPr>
           <w:b/>
           <w:bCs/>
@@ -3671,6 +3781,10 @@
       </w:r>
     </w:p>
     <w:p>
+      <w:pPr>
+        <w:pStyle w:val="Prrafodelista"/>
+        <w:ind w:left="1429" w:firstLine="0"/>
+      </w:pPr>
       <w:r>
         <w:t>Esta variable indica el porcentaje de un determinado </w:t>
       </w:r>
@@ -3686,6 +3800,11 @@
     </w:p>
     <w:p>
       <w:pPr>
+        <w:pStyle w:val="Prrafodelista"/>
+        <w:numPr>
+          <w:ilvl w:val="0"/>
+          <w:numId w:val="32"/>
+        </w:numPr>
         <w:rPr>
           <w:b/>
           <w:bCs/>
@@ -3701,12 +3820,21 @@
       </w:r>
     </w:p>
     <w:p>
+      <w:pPr>
+        <w:pStyle w:val="Prrafodelista"/>
+        <w:ind w:left="1429" w:firstLine="0"/>
+      </w:pPr>
       <w:r>
         <w:t>Es el promedio de personas que tienen contacto con un medio en un periodo en particular.</w:t>
       </w:r>
     </w:p>
     <w:p>
       <w:pPr>
+        <w:pStyle w:val="Prrafodelista"/>
+        <w:numPr>
+          <w:ilvl w:val="0"/>
+          <w:numId w:val="32"/>
+        </w:numPr>
         <w:rPr>
           <w:rStyle w:val="Extranjerismo"/>
           <w:b/>
@@ -3723,6 +3851,10 @@
       </w:r>
     </w:p>
     <w:p>
+      <w:pPr>
+        <w:pStyle w:val="Prrafodelista"/>
+        <w:ind w:left="1429" w:firstLine="0"/>
+      </w:pPr>
       <w:r>
         <w:t>Corresponde al porcentaje de audiencia útil que tiene un medio del total de su audiencia.</w:t>
       </w:r>
@@ -3731,7 +3863,7 @@
       <w:pPr>
         <w:pStyle w:val="Ttulo2"/>
       </w:pPr>
-      <w:bookmarkStart w:name="_Toc179237023" w:id="8"/>
+      <w:bookmarkStart w:id="8" w:name="_Toc179237023"/>
       <w:r>
         <w:t>Variables para el análisis de campañas</w:t>
       </w:r>
@@ -3744,6 +3876,11 @@
     </w:p>
     <w:p>
       <w:pPr>
+        <w:pStyle w:val="Prrafodelista"/>
+        <w:numPr>
+          <w:ilvl w:val="0"/>
+          <w:numId w:val="32"/>
+        </w:numPr>
         <w:rPr>
           <w:b/>
           <w:bCs/>
@@ -3758,6 +3895,10 @@
       </w:r>
     </w:p>
     <w:p>
+      <w:pPr>
+        <w:pStyle w:val="Prrafodelista"/>
+        <w:ind w:left="1429" w:firstLine="0"/>
+      </w:pPr>
       <w:r>
         <w:t>Se refiere al número de veces que el mensaje publicitario impacta al </w:t>
       </w:r>
@@ -3773,6 +3914,11 @@
     </w:p>
     <w:p>
       <w:pPr>
+        <w:pStyle w:val="Prrafodelista"/>
+        <w:numPr>
+          <w:ilvl w:val="0"/>
+          <w:numId w:val="32"/>
+        </w:numPr>
         <w:rPr>
           <w:b/>
           <w:bCs/>
@@ -3795,13 +3941,18 @@
       </w:r>
     </w:p>
     <w:p>
+      <w:pPr>
+        <w:pStyle w:val="Prrafodelista"/>
+        <w:ind w:left="1429" w:firstLine="0"/>
+      </w:pPr>
       <w:r>
         <w:t>Corresponden a la sumatoria de los porcentajes de la audiencia útil, la fórmula es la siguiente:</w:t>
       </w:r>
     </w:p>
     <w:p>
       <w:pPr>
-        <w:jc w:val="center"/>
+        <w:pStyle w:val="Prrafodelista"/>
+        <w:ind w:left="1429" w:firstLine="0"/>
       </w:pPr>
       <w:r>
         <w:rPr>
@@ -3868,6 +4019,11 @@
     </w:p>
     <w:p>
       <w:pPr>
+        <w:pStyle w:val="Prrafodelista"/>
+        <w:numPr>
+          <w:ilvl w:val="0"/>
+          <w:numId w:val="32"/>
+        </w:numPr>
         <w:rPr>
           <w:b/>
           <w:bCs/>
@@ -3882,19 +4038,23 @@
       </w:r>
     </w:p>
     <w:p>
+      <w:pPr>
+        <w:pStyle w:val="Prrafodelista"/>
+        <w:ind w:left="1429" w:firstLine="0"/>
+      </w:pPr>
       <w:r>
         <w:t>El CPM indica la inversión que requiere una campaña para impactar mil veces al mercado objetivo. Este se calcula con la siguiente fórmula:</w:t>
       </w:r>
     </w:p>
     <w:p>
       <w:pPr>
-        <w:jc w:val="center"/>
+        <w:pStyle w:val="Prrafodelista"/>
+        <w:ind w:left="1429" w:firstLine="0"/>
       </w:pPr>
       <w:r>
         <w:rPr>
           <w:noProof/>
         </w:rPr>
-        <w:lastRenderedPageBreak/>
         <w:drawing>
           <wp:inline distT="0" distB="0" distL="0" distR="0" wp14:anchorId="6035C43B" wp14:editId="4A522A90">
             <wp:extent cx="2286000" cy="314325"/>
@@ -3946,8 +4106,9 @@
       <w:pPr>
         <w:pStyle w:val="Ttulo2"/>
       </w:pPr>
-      <w:bookmarkStart w:name="_Toc179237024" w:id="9"/>
-      <w:r>
+      <w:bookmarkStart w:id="9" w:name="_Toc179237024"/>
+      <w:r>
+        <w:lastRenderedPageBreak/>
         <w:t>Variables para análisis de medios digitales</w:t>
       </w:r>
       <w:bookmarkEnd w:id="9"/>
@@ -3985,8 +4146,7 @@
       </w:r>
       <w:r>
         <w:rPr>
-          <w:i/>
-          <w:iCs/>
+          <w:rStyle w:val="Extranjerismo"/>
         </w:rPr>
         <w:t>web</w:t>
       </w:r>
@@ -4014,8 +4174,7 @@
       </w:r>
       <w:r>
         <w:rPr>
-          <w:i/>
-          <w:iCs/>
+          <w:rStyle w:val="Extranjerismo"/>
         </w:rPr>
         <w:t>web</w:t>
       </w:r>
@@ -4024,8 +4183,7 @@
       </w:r>
       <w:r>
         <w:rPr>
-          <w:i/>
-          <w:iCs/>
+          <w:rStyle w:val="Extranjerismo"/>
         </w:rPr>
         <w:t>web</w:t>
       </w:r>
@@ -4135,7 +4293,7 @@
       <w:pPr>
         <w:pStyle w:val="Ttulo2"/>
       </w:pPr>
-      <w:bookmarkStart w:name="_Toc179237025" w:id="10"/>
+      <w:bookmarkStart w:id="10" w:name="_Toc179237025"/>
       <w:r>
         <w:t>Cronogramas de medios</w:t>
       </w:r>
@@ -4143,27 +4301,16 @@
     </w:p>
     <w:p>
       <w:r>
-        <w:t xml:space="preserve">Con el fin que los mensajes sean divulgados y entregados de la forma más adecuada y eficiente posible, es necesario que la planificación de la pauta sea clara, tanto para los estrategas y los responsables de la empresa anunciante, como para los </w:t>
-      </w:r>
+        <w:t>Con el fin que los mensajes sean divulgados y entregados de la forma más adecuada y eficiente posible, es necesario que la planificación de la pauta sea clara, tanto para los estrategas y los responsables de la empresa anunciante, como para los medios o para quienes realizan la compra en el caso de las redes sociales. Se deben tener en cuenta los siguientes:</w:t>
+      </w:r>
+    </w:p>
+    <w:p>
+      <w:pPr>
+        <w:pStyle w:val="Tabla"/>
+      </w:pPr>
       <w:r>
         <w:lastRenderedPageBreak/>
-        <w:t>medios o para quienes realizan la compra en el caso de las redes sociales. Se deben tener en cuenta los siguientes:</w:t>
-      </w:r>
-    </w:p>
-    <w:p>
-      <w:pPr>
-        <w:pStyle w:val="Prrafodelista"/>
-        <w:numPr>
-          <w:ilvl w:val="0"/>
-          <w:numId w:val="13"/>
-        </w:numPr>
-      </w:pPr>
-      <w:r>
-        <w:rPr>
-          <w:b/>
-          <w:bCs/>
-        </w:rPr>
-        <w:t>Cronograma para redes sociales / internet</w:t>
+        <w:t xml:space="preserve">Cronograma para redes </w:t>
       </w:r>
     </w:p>
     <w:tbl>
@@ -4172,843 +4319,8 @@
         <w:tblW w:w="9962" w:type="dxa"/>
         <w:tblLayout w:type="fixed"/>
         <w:tblLook w:val="04A0" w:firstRow="1" w:lastRow="0" w:firstColumn="1" w:lastColumn="0" w:noHBand="0" w:noVBand="1"/>
-      </w:tblPr>
-      <w:tblGrid>
-        <w:gridCol w:w="1555"/>
-        <w:gridCol w:w="1842"/>
-        <w:gridCol w:w="1276"/>
-        <w:gridCol w:w="1276"/>
-        <w:gridCol w:w="1276"/>
-        <w:gridCol w:w="1417"/>
-        <w:gridCol w:w="1320"/>
-      </w:tblGrid>
-      <w:tr>
-        <w:trPr>
-          <w:cnfStyle w:val="100000000000" w:firstRow="1" w:lastRow="0" w:firstColumn="0" w:lastColumn="0" w:oddVBand="0" w:evenVBand="0" w:oddHBand="0" w:evenHBand="0" w:firstRowFirstColumn="0" w:firstRowLastColumn="0" w:lastRowFirstColumn="0" w:lastRowLastColumn="0"/>
-          <w:cantSplit/>
-          <w:trHeight w:val="737"/>
-          <w:tblHeader/>
-        </w:trPr>
-        <w:tc>
-          <w:tcPr>
-            <w:cnfStyle w:val="000000000000" w:firstRow="0" w:lastRow="0" w:firstColumn="0" w:lastColumn="0" w:oddVBand="0" w:evenVBand="0" w:oddHBand="0" w:evenHBand="0" w:firstRowFirstColumn="0" w:firstRowLastColumn="0" w:lastRowFirstColumn="0" w:lastRowLastColumn="0"/>
-            <w:tcW w:w="1555" w:type="dxa"/>
-            <w:tcMar/>
-          </w:tcPr>
-          <w:p>
-            <w:pPr>
-              <w:pStyle w:val="TextoTablas"/>
-            </w:pPr>
-            <w:r>
-              <w:t>Red / plataforma</w:t>
-            </w:r>
-          </w:p>
-        </w:tc>
-        <w:tc>
-          <w:tcPr>
-            <w:cnfStyle w:val="000000000000" w:firstRow="0" w:lastRow="0" w:firstColumn="0" w:lastColumn="0" w:oddVBand="0" w:evenVBand="0" w:oddHBand="0" w:evenHBand="0" w:firstRowFirstColumn="0" w:firstRowLastColumn="0" w:lastRowFirstColumn="0" w:lastRowLastColumn="0"/>
-            <w:tcW w:w="1842" w:type="dxa"/>
-            <w:tcMar/>
-          </w:tcPr>
-          <w:p>
-            <w:pPr>
-              <w:pStyle w:val="TextoTablas"/>
-            </w:pPr>
-            <w:r>
-              <w:t>Tipo de campaña</w:t>
-            </w:r>
-          </w:p>
-        </w:tc>
-        <w:tc>
-          <w:tcPr>
-            <w:cnfStyle w:val="000000000000" w:firstRow="0" w:lastRow="0" w:firstColumn="0" w:lastColumn="0" w:oddVBand="0" w:evenVBand="0" w:oddHBand="0" w:evenHBand="0" w:firstRowFirstColumn="0" w:firstRowLastColumn="0" w:lastRowFirstColumn="0" w:lastRowLastColumn="0"/>
-            <w:tcW w:w="1276" w:type="dxa"/>
-            <w:tcMar/>
-          </w:tcPr>
-          <w:p>
-            <w:pPr>
-              <w:pStyle w:val="TextoTablas"/>
-            </w:pPr>
-            <w:r>
-              <w:t>Costo campaña</w:t>
-            </w:r>
-          </w:p>
-        </w:tc>
-        <w:tc>
-          <w:tcPr>
-            <w:cnfStyle w:val="000000000000" w:firstRow="0" w:lastRow="0" w:firstColumn="0" w:lastColumn="0" w:oddVBand="0" w:evenVBand="0" w:oddHBand="0" w:evenHBand="0" w:firstRowFirstColumn="0" w:firstRowLastColumn="0" w:lastRowFirstColumn="0" w:lastRowLastColumn="0"/>
-            <w:tcW w:w="1276" w:type="dxa"/>
-            <w:tcMar/>
-          </w:tcPr>
-          <w:p>
-            <w:pPr>
-              <w:pStyle w:val="TextoTablas"/>
-            </w:pPr>
-            <w:r>
-              <w:t>CPC</w:t>
-            </w:r>
-          </w:p>
-        </w:tc>
-        <w:tc>
-          <w:tcPr>
-            <w:cnfStyle w:val="000000000000" w:firstRow="0" w:lastRow="0" w:firstColumn="0" w:lastColumn="0" w:oddVBand="0" w:evenVBand="0" w:oddHBand="0" w:evenHBand="0" w:firstRowFirstColumn="0" w:firstRowLastColumn="0" w:lastRowFirstColumn="0" w:lastRowLastColumn="0"/>
-            <w:tcW w:w="1276" w:type="dxa"/>
-            <w:tcMar/>
-          </w:tcPr>
-          <w:p>
-            <w:pPr>
-              <w:pStyle w:val="TextoTablas"/>
-            </w:pPr>
-            <w:r>
-              <w:t>CPM</w:t>
-            </w:r>
-          </w:p>
-        </w:tc>
-        <w:tc>
-          <w:tcPr>
-            <w:cnfStyle w:val="000000000000" w:firstRow="0" w:lastRow="0" w:firstColumn="0" w:lastColumn="0" w:oddVBand="0" w:evenVBand="0" w:oddHBand="0" w:evenHBand="0" w:firstRowFirstColumn="0" w:firstRowLastColumn="0" w:lastRowFirstColumn="0" w:lastRowLastColumn="0"/>
-            <w:tcW w:w="1417" w:type="dxa"/>
-            <w:tcMar/>
-          </w:tcPr>
-          <w:p>
-            <w:pPr>
-              <w:pStyle w:val="TextoTablas"/>
-            </w:pPr>
-            <w:r>
-              <w:t>Fecha</w:t>
-            </w:r>
-          </w:p>
-        </w:tc>
-        <w:tc>
-          <w:tcPr>
-            <w:cnfStyle w:val="000000000000" w:firstRow="0" w:lastRow="0" w:firstColumn="0" w:lastColumn="0" w:oddVBand="0" w:evenVBand="0" w:oddHBand="0" w:evenHBand="0" w:firstRowFirstColumn="0" w:firstRowLastColumn="0" w:lastRowFirstColumn="0" w:lastRowLastColumn="0"/>
-            <w:tcW w:w="1320" w:type="dxa"/>
-            <w:tcMar/>
-          </w:tcPr>
-          <w:p>
-            <w:pPr>
-              <w:pStyle w:val="TextoTablas"/>
-            </w:pPr>
-            <w:r>
-              <w:t>Hora</w:t>
-            </w:r>
-          </w:p>
-        </w:tc>
-      </w:tr>
-      <w:tr>
-        <w:trPr>
-          <w:cnfStyle w:val="000000100000" w:firstRow="0" w:lastRow="0" w:firstColumn="0" w:lastColumn="0" w:oddVBand="0" w:evenVBand="0" w:oddHBand="1" w:evenHBand="0" w:firstRowFirstColumn="0" w:firstRowLastColumn="0" w:lastRowFirstColumn="0" w:lastRowLastColumn="0"/>
-          <w:trHeight w:val="852"/>
-        </w:trPr>
-        <w:tc>
-          <w:tcPr>
-            <w:cnfStyle w:val="000000000000" w:firstRow="0" w:lastRow="0" w:firstColumn="0" w:lastColumn="0" w:oddVBand="0" w:evenVBand="0" w:oddHBand="0" w:evenHBand="0" w:firstRowFirstColumn="0" w:firstRowLastColumn="0" w:lastRowFirstColumn="0" w:lastRowLastColumn="0"/>
-            <w:tcW w:w="1555" w:type="dxa"/>
-            <w:tcMar/>
-          </w:tcPr>
-          <w:p>
-            <w:pPr>
-              <w:pStyle w:val="TextoTablas"/>
-            </w:pPr>
-            <w:r>
-              <w:t>Facebook</w:t>
-            </w:r>
-          </w:p>
-        </w:tc>
-        <w:tc>
-          <w:tcPr>
-            <w:cnfStyle w:val="000000000000" w:firstRow="0" w:lastRow="0" w:firstColumn="0" w:lastColumn="0" w:oddVBand="0" w:evenVBand="0" w:oddHBand="0" w:evenHBand="0" w:firstRowFirstColumn="0" w:firstRowLastColumn="0" w:lastRowFirstColumn="0" w:lastRowLastColumn="0"/>
-            <w:tcW w:w="1842" w:type="dxa"/>
-            <w:tcMar/>
-          </w:tcPr>
-          <w:p>
-            <w:pPr>
-              <w:pStyle w:val="TextoTablas"/>
-            </w:pPr>
-            <w:r>
-              <w:t>Grupo de anuncios</w:t>
-            </w:r>
-          </w:p>
-        </w:tc>
-        <w:tc>
-          <w:tcPr>
-            <w:cnfStyle w:val="000000000000" w:firstRow="0" w:lastRow="0" w:firstColumn="0" w:lastColumn="0" w:oddVBand="0" w:evenVBand="0" w:oddHBand="0" w:evenHBand="0" w:firstRowFirstColumn="0" w:firstRowLastColumn="0" w:lastRowFirstColumn="0" w:lastRowLastColumn="0"/>
-            <w:tcW w:w="1276" w:type="dxa"/>
-            <w:tcMar/>
-          </w:tcPr>
-          <w:p>
-            <w:pPr>
-              <w:pStyle w:val="TextoTablas"/>
-            </w:pPr>
-          </w:p>
-        </w:tc>
-        <w:tc>
-          <w:tcPr>
-            <w:cnfStyle w:val="000000000000" w:firstRow="0" w:lastRow="0" w:firstColumn="0" w:lastColumn="0" w:oddVBand="0" w:evenVBand="0" w:oddHBand="0" w:evenHBand="0" w:firstRowFirstColumn="0" w:firstRowLastColumn="0" w:lastRowFirstColumn="0" w:lastRowLastColumn="0"/>
-            <w:tcW w:w="1276" w:type="dxa"/>
-            <w:tcMar/>
-          </w:tcPr>
-          <w:p>
-            <w:pPr>
-              <w:pStyle w:val="TextoTablas"/>
-            </w:pPr>
-          </w:p>
-        </w:tc>
-        <w:tc>
-          <w:tcPr>
-            <w:cnfStyle w:val="000000000000" w:firstRow="0" w:lastRow="0" w:firstColumn="0" w:lastColumn="0" w:oddVBand="0" w:evenVBand="0" w:oddHBand="0" w:evenHBand="0" w:firstRowFirstColumn="0" w:firstRowLastColumn="0" w:lastRowFirstColumn="0" w:lastRowLastColumn="0"/>
-            <w:tcW w:w="1276" w:type="dxa"/>
-            <w:tcMar/>
-          </w:tcPr>
-          <w:p>
-            <w:pPr>
-              <w:pStyle w:val="TextoTablas"/>
-            </w:pPr>
-          </w:p>
-        </w:tc>
-        <w:tc>
-          <w:tcPr>
-            <w:cnfStyle w:val="000000000000" w:firstRow="0" w:lastRow="0" w:firstColumn="0" w:lastColumn="0" w:oddVBand="0" w:evenVBand="0" w:oddHBand="0" w:evenHBand="0" w:firstRowFirstColumn="0" w:firstRowLastColumn="0" w:lastRowFirstColumn="0" w:lastRowLastColumn="0"/>
-            <w:tcW w:w="1417" w:type="dxa"/>
-            <w:tcMar/>
-          </w:tcPr>
-          <w:p>
-            <w:pPr>
-              <w:pStyle w:val="TextoTablas"/>
-            </w:pPr>
-          </w:p>
-        </w:tc>
-        <w:tc>
-          <w:tcPr>
-            <w:cnfStyle w:val="000000000000" w:firstRow="0" w:lastRow="0" w:firstColumn="0" w:lastColumn="0" w:oddVBand="0" w:evenVBand="0" w:oddHBand="0" w:evenHBand="0" w:firstRowFirstColumn="0" w:firstRowLastColumn="0" w:lastRowFirstColumn="0" w:lastRowLastColumn="0"/>
-            <w:tcW w:w="1320" w:type="dxa"/>
-            <w:tcMar/>
-          </w:tcPr>
-          <w:p>
-            <w:pPr>
-              <w:pStyle w:val="TextoTablas"/>
-            </w:pPr>
-          </w:p>
-        </w:tc>
-      </w:tr>
-      <w:tr>
-        <w:trPr>
-          <w:trHeight w:val="852"/>
-        </w:trPr>
-        <w:tc>
-          <w:tcPr>
-            <w:cnfStyle w:val="000000000000" w:firstRow="0" w:lastRow="0" w:firstColumn="0" w:lastColumn="0" w:oddVBand="0" w:evenVBand="0" w:oddHBand="0" w:evenHBand="0" w:firstRowFirstColumn="0" w:firstRowLastColumn="0" w:lastRowFirstColumn="0" w:lastRowLastColumn="0"/>
-            <w:tcW w:w="1555" w:type="dxa"/>
-            <w:tcMar/>
-          </w:tcPr>
-          <w:p>
-            <w:pPr>
-              <w:pStyle w:val="TextoTablas"/>
-            </w:pPr>
-            <w:r>
-              <w:t>Instagram</w:t>
-            </w:r>
-          </w:p>
-        </w:tc>
-        <w:tc>
-          <w:tcPr>
-            <w:cnfStyle w:val="000000000000" w:firstRow="0" w:lastRow="0" w:firstColumn="0" w:lastColumn="0" w:oddVBand="0" w:evenVBand="0" w:oddHBand="0" w:evenHBand="0" w:firstRowFirstColumn="0" w:firstRowLastColumn="0" w:lastRowFirstColumn="0" w:lastRowLastColumn="0"/>
-            <w:tcW w:w="1842" w:type="dxa"/>
-            <w:tcMar/>
-          </w:tcPr>
-          <w:p>
-            <w:pPr>
-              <w:pStyle w:val="TextoTablas"/>
-              <w:rPr>
-                <w:rStyle w:val="Extranjerismo"/>
-                <w:lang w:val="es-419"/>
-              </w:rPr>
-            </w:pPr>
-            <w:r>
-              <w:rPr>
-                <w:rStyle w:val="Extranjerismo"/>
-                <w:lang w:val="es-419"/>
-              </w:rPr>
-              <w:t>Retargueting</w:t>
-            </w:r>
-          </w:p>
-        </w:tc>
-        <w:tc>
-          <w:tcPr>
-            <w:cnfStyle w:val="000000000000" w:firstRow="0" w:lastRow="0" w:firstColumn="0" w:lastColumn="0" w:oddVBand="0" w:evenVBand="0" w:oddHBand="0" w:evenHBand="0" w:firstRowFirstColumn="0" w:firstRowLastColumn="0" w:lastRowFirstColumn="0" w:lastRowLastColumn="0"/>
-            <w:tcW w:w="1276" w:type="dxa"/>
-            <w:tcMar/>
-          </w:tcPr>
-          <w:p>
-            <w:pPr>
-              <w:pStyle w:val="TextoTablas"/>
-            </w:pPr>
-          </w:p>
-        </w:tc>
-        <w:tc>
-          <w:tcPr>
-            <w:cnfStyle w:val="000000000000" w:firstRow="0" w:lastRow="0" w:firstColumn="0" w:lastColumn="0" w:oddVBand="0" w:evenVBand="0" w:oddHBand="0" w:evenHBand="0" w:firstRowFirstColumn="0" w:firstRowLastColumn="0" w:lastRowFirstColumn="0" w:lastRowLastColumn="0"/>
-            <w:tcW w:w="1276" w:type="dxa"/>
-            <w:tcMar/>
-          </w:tcPr>
-          <w:p>
-            <w:pPr>
-              <w:pStyle w:val="TextoTablas"/>
-            </w:pPr>
-          </w:p>
-        </w:tc>
-        <w:tc>
-          <w:tcPr>
-            <w:cnfStyle w:val="000000000000" w:firstRow="0" w:lastRow="0" w:firstColumn="0" w:lastColumn="0" w:oddVBand="0" w:evenVBand="0" w:oddHBand="0" w:evenHBand="0" w:firstRowFirstColumn="0" w:firstRowLastColumn="0" w:lastRowFirstColumn="0" w:lastRowLastColumn="0"/>
-            <w:tcW w:w="1276" w:type="dxa"/>
-            <w:tcMar/>
-          </w:tcPr>
-          <w:p>
-            <w:pPr>
-              <w:pStyle w:val="TextoTablas"/>
-            </w:pPr>
-          </w:p>
-        </w:tc>
-        <w:tc>
-          <w:tcPr>
-            <w:cnfStyle w:val="000000000000" w:firstRow="0" w:lastRow="0" w:firstColumn="0" w:lastColumn="0" w:oddVBand="0" w:evenVBand="0" w:oddHBand="0" w:evenHBand="0" w:firstRowFirstColumn="0" w:firstRowLastColumn="0" w:lastRowFirstColumn="0" w:lastRowLastColumn="0"/>
-            <w:tcW w:w="1417" w:type="dxa"/>
-            <w:tcMar/>
-          </w:tcPr>
-          <w:p>
-            <w:pPr>
-              <w:pStyle w:val="TextoTablas"/>
-            </w:pPr>
-          </w:p>
-        </w:tc>
-        <w:tc>
-          <w:tcPr>
-            <w:cnfStyle w:val="000000000000" w:firstRow="0" w:lastRow="0" w:firstColumn="0" w:lastColumn="0" w:oddVBand="0" w:evenVBand="0" w:oddHBand="0" w:evenHBand="0" w:firstRowFirstColumn="0" w:firstRowLastColumn="0" w:lastRowFirstColumn="0" w:lastRowLastColumn="0"/>
-            <w:tcW w:w="1320" w:type="dxa"/>
-            <w:tcMar/>
-          </w:tcPr>
-          <w:p>
-            <w:pPr>
-              <w:pStyle w:val="TextoTablas"/>
-            </w:pPr>
-          </w:p>
-        </w:tc>
-      </w:tr>
-      <w:tr>
-        <w:trPr>
-          <w:cnfStyle w:val="000000100000" w:firstRow="0" w:lastRow="0" w:firstColumn="0" w:lastColumn="0" w:oddVBand="0" w:evenVBand="0" w:oddHBand="1" w:evenHBand="0" w:firstRowFirstColumn="0" w:firstRowLastColumn="0" w:lastRowFirstColumn="0" w:lastRowLastColumn="0"/>
-          <w:trHeight w:val="852"/>
-        </w:trPr>
-        <w:tc>
-          <w:tcPr>
-            <w:cnfStyle w:val="000000000000" w:firstRow="0" w:lastRow="0" w:firstColumn="0" w:lastColumn="0" w:oddVBand="0" w:evenVBand="0" w:oddHBand="0" w:evenHBand="0" w:firstRowFirstColumn="0" w:firstRowLastColumn="0" w:lastRowFirstColumn="0" w:lastRowLastColumn="0"/>
-            <w:tcW w:w="1555" w:type="dxa"/>
-            <w:tcMar/>
-          </w:tcPr>
-          <w:p>
-            <w:pPr>
-              <w:pStyle w:val="TextoTablas"/>
-            </w:pPr>
-            <w:r>
-              <w:t>Twitter</w:t>
-            </w:r>
-          </w:p>
-        </w:tc>
-        <w:tc>
-          <w:tcPr>
-            <w:cnfStyle w:val="000000000000" w:firstRow="0" w:lastRow="0" w:firstColumn="0" w:lastColumn="0" w:oddVBand="0" w:evenVBand="0" w:oddHBand="0" w:evenHBand="0" w:firstRowFirstColumn="0" w:firstRowLastColumn="0" w:lastRowFirstColumn="0" w:lastRowLastColumn="0"/>
-            <w:tcW w:w="1842" w:type="dxa"/>
-            <w:tcMar/>
-          </w:tcPr>
-          <w:p>
-            <w:pPr>
-              <w:pStyle w:val="TextoTablas"/>
-            </w:pPr>
-            <w:r>
-              <w:t>Video promocional</w:t>
-            </w:r>
-          </w:p>
-        </w:tc>
-        <w:tc>
-          <w:tcPr>
-            <w:cnfStyle w:val="000000000000" w:firstRow="0" w:lastRow="0" w:firstColumn="0" w:lastColumn="0" w:oddVBand="0" w:evenVBand="0" w:oddHBand="0" w:evenHBand="0" w:firstRowFirstColumn="0" w:firstRowLastColumn="0" w:lastRowFirstColumn="0" w:lastRowLastColumn="0"/>
-            <w:tcW w:w="1276" w:type="dxa"/>
-            <w:tcMar/>
-          </w:tcPr>
-          <w:p>
-            <w:pPr>
-              <w:pStyle w:val="TextoTablas"/>
-            </w:pPr>
-          </w:p>
-        </w:tc>
-        <w:tc>
-          <w:tcPr>
-            <w:cnfStyle w:val="000000000000" w:firstRow="0" w:lastRow="0" w:firstColumn="0" w:lastColumn="0" w:oddVBand="0" w:evenVBand="0" w:oddHBand="0" w:evenHBand="0" w:firstRowFirstColumn="0" w:firstRowLastColumn="0" w:lastRowFirstColumn="0" w:lastRowLastColumn="0"/>
-            <w:tcW w:w="1276" w:type="dxa"/>
-            <w:tcMar/>
-          </w:tcPr>
-          <w:p>
-            <w:pPr>
-              <w:pStyle w:val="TextoTablas"/>
-            </w:pPr>
-          </w:p>
-        </w:tc>
-        <w:tc>
-          <w:tcPr>
-            <w:cnfStyle w:val="000000000000" w:firstRow="0" w:lastRow="0" w:firstColumn="0" w:lastColumn="0" w:oddVBand="0" w:evenVBand="0" w:oddHBand="0" w:evenHBand="0" w:firstRowFirstColumn="0" w:firstRowLastColumn="0" w:lastRowFirstColumn="0" w:lastRowLastColumn="0"/>
-            <w:tcW w:w="1276" w:type="dxa"/>
-            <w:tcMar/>
-          </w:tcPr>
-          <w:p>
-            <w:pPr>
-              <w:pStyle w:val="TextoTablas"/>
-            </w:pPr>
-          </w:p>
-        </w:tc>
-        <w:tc>
-          <w:tcPr>
-            <w:cnfStyle w:val="000000000000" w:firstRow="0" w:lastRow="0" w:firstColumn="0" w:lastColumn="0" w:oddVBand="0" w:evenVBand="0" w:oddHBand="0" w:evenHBand="0" w:firstRowFirstColumn="0" w:firstRowLastColumn="0" w:lastRowFirstColumn="0" w:lastRowLastColumn="0"/>
-            <w:tcW w:w="1417" w:type="dxa"/>
-            <w:tcMar/>
-          </w:tcPr>
-          <w:p>
-            <w:pPr>
-              <w:pStyle w:val="TextoTablas"/>
-            </w:pPr>
-          </w:p>
-        </w:tc>
-        <w:tc>
-          <w:tcPr>
-            <w:cnfStyle w:val="000000000000" w:firstRow="0" w:lastRow="0" w:firstColumn="0" w:lastColumn="0" w:oddVBand="0" w:evenVBand="0" w:oddHBand="0" w:evenHBand="0" w:firstRowFirstColumn="0" w:firstRowLastColumn="0" w:lastRowFirstColumn="0" w:lastRowLastColumn="0"/>
-            <w:tcW w:w="1320" w:type="dxa"/>
-            <w:tcMar/>
-          </w:tcPr>
-          <w:p>
-            <w:pPr>
-              <w:pStyle w:val="TextoTablas"/>
-            </w:pPr>
-          </w:p>
-        </w:tc>
-      </w:tr>
-      <w:tr>
-        <w:trPr>
-          <w:trHeight w:val="852"/>
-        </w:trPr>
-        <w:tc>
-          <w:tcPr>
-            <w:cnfStyle w:val="000000000000" w:firstRow="0" w:lastRow="0" w:firstColumn="0" w:lastColumn="0" w:oddVBand="0" w:evenVBand="0" w:oddHBand="0" w:evenHBand="0" w:firstRowFirstColumn="0" w:firstRowLastColumn="0" w:lastRowFirstColumn="0" w:lastRowLastColumn="0"/>
-            <w:tcW w:w="1555" w:type="dxa"/>
-            <w:tcMar/>
-          </w:tcPr>
-          <w:p>
-            <w:pPr>
-              <w:pStyle w:val="TextoTablas"/>
-            </w:pPr>
-            <w:r>
-              <w:t>LinkedIn</w:t>
-            </w:r>
-          </w:p>
-        </w:tc>
-        <w:tc>
-          <w:tcPr>
-            <w:cnfStyle w:val="000000000000" w:firstRow="0" w:lastRow="0" w:firstColumn="0" w:lastColumn="0" w:oddVBand="0" w:evenVBand="0" w:oddHBand="0" w:evenHBand="0" w:firstRowFirstColumn="0" w:firstRowLastColumn="0" w:lastRowFirstColumn="0" w:lastRowLastColumn="0"/>
-            <w:tcW w:w="1842" w:type="dxa"/>
-            <w:tcMar/>
-          </w:tcPr>
-          <w:p>
-            <w:pPr>
-              <w:pStyle w:val="TextoTablas"/>
-            </w:pPr>
-            <w:r>
-              <w:t>Aumento Leads</w:t>
-            </w:r>
-          </w:p>
-        </w:tc>
-        <w:tc>
-          <w:tcPr>
-            <w:cnfStyle w:val="000000000000" w:firstRow="0" w:lastRow="0" w:firstColumn="0" w:lastColumn="0" w:oddVBand="0" w:evenVBand="0" w:oddHBand="0" w:evenHBand="0" w:firstRowFirstColumn="0" w:firstRowLastColumn="0" w:lastRowFirstColumn="0" w:lastRowLastColumn="0"/>
-            <w:tcW w:w="1276" w:type="dxa"/>
-            <w:tcMar/>
-          </w:tcPr>
-          <w:p>
-            <w:pPr>
-              <w:pStyle w:val="TextoTablas"/>
-            </w:pPr>
-          </w:p>
-        </w:tc>
-        <w:tc>
-          <w:tcPr>
-            <w:cnfStyle w:val="000000000000" w:firstRow="0" w:lastRow="0" w:firstColumn="0" w:lastColumn="0" w:oddVBand="0" w:evenVBand="0" w:oddHBand="0" w:evenHBand="0" w:firstRowFirstColumn="0" w:firstRowLastColumn="0" w:lastRowFirstColumn="0" w:lastRowLastColumn="0"/>
-            <w:tcW w:w="1276" w:type="dxa"/>
-            <w:tcMar/>
-          </w:tcPr>
-          <w:p>
-            <w:pPr>
-              <w:pStyle w:val="TextoTablas"/>
-            </w:pPr>
-          </w:p>
-        </w:tc>
-        <w:tc>
-          <w:tcPr>
-            <w:cnfStyle w:val="000000000000" w:firstRow="0" w:lastRow="0" w:firstColumn="0" w:lastColumn="0" w:oddVBand="0" w:evenVBand="0" w:oddHBand="0" w:evenHBand="0" w:firstRowFirstColumn="0" w:firstRowLastColumn="0" w:lastRowFirstColumn="0" w:lastRowLastColumn="0"/>
-            <w:tcW w:w="1276" w:type="dxa"/>
-            <w:tcMar/>
-          </w:tcPr>
-          <w:p>
-            <w:pPr>
-              <w:pStyle w:val="TextoTablas"/>
-            </w:pPr>
-          </w:p>
-        </w:tc>
-        <w:tc>
-          <w:tcPr>
-            <w:cnfStyle w:val="000000000000" w:firstRow="0" w:lastRow="0" w:firstColumn="0" w:lastColumn="0" w:oddVBand="0" w:evenVBand="0" w:oddHBand="0" w:evenHBand="0" w:firstRowFirstColumn="0" w:firstRowLastColumn="0" w:lastRowFirstColumn="0" w:lastRowLastColumn="0"/>
-            <w:tcW w:w="1417" w:type="dxa"/>
-            <w:tcMar/>
-          </w:tcPr>
-          <w:p>
-            <w:pPr>
-              <w:pStyle w:val="TextoTablas"/>
-            </w:pPr>
-          </w:p>
-        </w:tc>
-        <w:tc>
-          <w:tcPr>
-            <w:cnfStyle w:val="000000000000" w:firstRow="0" w:lastRow="0" w:firstColumn="0" w:lastColumn="0" w:oddVBand="0" w:evenVBand="0" w:oddHBand="0" w:evenHBand="0" w:firstRowFirstColumn="0" w:firstRowLastColumn="0" w:lastRowFirstColumn="0" w:lastRowLastColumn="0"/>
-            <w:tcW w:w="1320" w:type="dxa"/>
-            <w:tcMar/>
-          </w:tcPr>
-          <w:p>
-            <w:pPr>
-              <w:pStyle w:val="TextoTablas"/>
-            </w:pPr>
-          </w:p>
-        </w:tc>
-      </w:tr>
-      <w:tr>
-        <w:trPr>
-          <w:cnfStyle w:val="000000100000" w:firstRow="0" w:lastRow="0" w:firstColumn="0" w:lastColumn="0" w:oddVBand="0" w:evenVBand="0" w:oddHBand="1" w:evenHBand="0" w:firstRowFirstColumn="0" w:firstRowLastColumn="0" w:lastRowFirstColumn="0" w:lastRowLastColumn="0"/>
-          <w:trHeight w:val="852"/>
-        </w:trPr>
-        <w:tc>
-          <w:tcPr>
-            <w:cnfStyle w:val="000000000000" w:firstRow="0" w:lastRow="0" w:firstColumn="0" w:lastColumn="0" w:oddVBand="0" w:evenVBand="0" w:oddHBand="0" w:evenHBand="0" w:firstRowFirstColumn="0" w:firstRowLastColumn="0" w:lastRowFirstColumn="0" w:lastRowLastColumn="0"/>
-            <w:tcW w:w="1555" w:type="dxa"/>
-            <w:tcMar/>
-          </w:tcPr>
-          <w:p>
-            <w:pPr>
-              <w:pStyle w:val="TextoTablas"/>
-            </w:pPr>
-            <w:r>
-              <w:t xml:space="preserve">Google </w:t>
-            </w:r>
-            <w:proofErr w:type="spellStart"/>
-            <w:r>
-              <w:t>Ads</w:t>
-            </w:r>
-            <w:proofErr w:type="spellEnd"/>
-          </w:p>
-        </w:tc>
-        <w:tc>
-          <w:tcPr>
-            <w:cnfStyle w:val="000000000000" w:firstRow="0" w:lastRow="0" w:firstColumn="0" w:lastColumn="0" w:oddVBand="0" w:evenVBand="0" w:oddHBand="0" w:evenHBand="0" w:firstRowFirstColumn="0" w:firstRowLastColumn="0" w:lastRowFirstColumn="0" w:lastRowLastColumn="0"/>
-            <w:tcW w:w="1842" w:type="dxa"/>
-            <w:tcMar/>
-          </w:tcPr>
-          <w:p>
-            <w:pPr>
-              <w:pStyle w:val="TextoTablas"/>
-            </w:pPr>
-            <w:r>
-              <w:t>Anuncio</w:t>
-            </w:r>
-          </w:p>
-        </w:tc>
-        <w:tc>
-          <w:tcPr>
-            <w:cnfStyle w:val="000000000000" w:firstRow="0" w:lastRow="0" w:firstColumn="0" w:lastColumn="0" w:oddVBand="0" w:evenVBand="0" w:oddHBand="0" w:evenHBand="0" w:firstRowFirstColumn="0" w:firstRowLastColumn="0" w:lastRowFirstColumn="0" w:lastRowLastColumn="0"/>
-            <w:tcW w:w="1276" w:type="dxa"/>
-            <w:tcMar/>
-          </w:tcPr>
-          <w:p>
-            <w:pPr>
-              <w:pStyle w:val="TextoTablas"/>
-            </w:pPr>
-          </w:p>
-        </w:tc>
-        <w:tc>
-          <w:tcPr>
-            <w:cnfStyle w:val="000000000000" w:firstRow="0" w:lastRow="0" w:firstColumn="0" w:lastColumn="0" w:oddVBand="0" w:evenVBand="0" w:oddHBand="0" w:evenHBand="0" w:firstRowFirstColumn="0" w:firstRowLastColumn="0" w:lastRowFirstColumn="0" w:lastRowLastColumn="0"/>
-            <w:tcW w:w="1276" w:type="dxa"/>
-            <w:tcMar/>
-          </w:tcPr>
-          <w:p>
-            <w:pPr>
-              <w:pStyle w:val="TextoTablas"/>
-            </w:pPr>
-          </w:p>
-        </w:tc>
-        <w:tc>
-          <w:tcPr>
-            <w:cnfStyle w:val="000000000000" w:firstRow="0" w:lastRow="0" w:firstColumn="0" w:lastColumn="0" w:oddVBand="0" w:evenVBand="0" w:oddHBand="0" w:evenHBand="0" w:firstRowFirstColumn="0" w:firstRowLastColumn="0" w:lastRowFirstColumn="0" w:lastRowLastColumn="0"/>
-            <w:tcW w:w="1276" w:type="dxa"/>
-            <w:tcMar/>
-          </w:tcPr>
-          <w:p>
-            <w:pPr>
-              <w:pStyle w:val="TextoTablas"/>
-            </w:pPr>
-          </w:p>
-        </w:tc>
-        <w:tc>
-          <w:tcPr>
-            <w:cnfStyle w:val="000000000000" w:firstRow="0" w:lastRow="0" w:firstColumn="0" w:lastColumn="0" w:oddVBand="0" w:evenVBand="0" w:oddHBand="0" w:evenHBand="0" w:firstRowFirstColumn="0" w:firstRowLastColumn="0" w:lastRowFirstColumn="0" w:lastRowLastColumn="0"/>
-            <w:tcW w:w="1417" w:type="dxa"/>
-            <w:tcMar/>
-          </w:tcPr>
-          <w:p>
-            <w:pPr>
-              <w:pStyle w:val="TextoTablas"/>
-            </w:pPr>
-          </w:p>
-        </w:tc>
-        <w:tc>
-          <w:tcPr>
-            <w:cnfStyle w:val="000000000000" w:firstRow="0" w:lastRow="0" w:firstColumn="0" w:lastColumn="0" w:oddVBand="0" w:evenVBand="0" w:oddHBand="0" w:evenHBand="0" w:firstRowFirstColumn="0" w:firstRowLastColumn="0" w:lastRowFirstColumn="0" w:lastRowLastColumn="0"/>
-            <w:tcW w:w="1320" w:type="dxa"/>
-            <w:tcMar/>
-          </w:tcPr>
-          <w:p>
-            <w:pPr>
-              <w:pStyle w:val="TextoTablas"/>
-            </w:pPr>
-          </w:p>
-        </w:tc>
-      </w:tr>
-      <w:tr>
-        <w:trPr>
-          <w:trHeight w:val="852"/>
-        </w:trPr>
-        <w:tc>
-          <w:tcPr>
-            <w:cnfStyle w:val="000000000000" w:firstRow="0" w:lastRow="0" w:firstColumn="0" w:lastColumn="0" w:oddVBand="0" w:evenVBand="0" w:oddHBand="0" w:evenHBand="0" w:firstRowFirstColumn="0" w:firstRowLastColumn="0" w:lastRowFirstColumn="0" w:lastRowLastColumn="0"/>
-            <w:tcW w:w="1555" w:type="dxa"/>
-            <w:tcMar/>
-          </w:tcPr>
-          <w:p>
-            <w:pPr>
-              <w:pStyle w:val="TextoTablas"/>
-            </w:pPr>
-            <w:r>
-              <w:t>YouTube</w:t>
-            </w:r>
-          </w:p>
-        </w:tc>
-        <w:tc>
-          <w:tcPr>
-            <w:cnfStyle w:val="000000000000" w:firstRow="0" w:lastRow="0" w:firstColumn="0" w:lastColumn="0" w:oddVBand="0" w:evenVBand="0" w:oddHBand="0" w:evenHBand="0" w:firstRowFirstColumn="0" w:firstRowLastColumn="0" w:lastRowFirstColumn="0" w:lastRowLastColumn="0"/>
-            <w:tcW w:w="1842" w:type="dxa"/>
-            <w:tcMar/>
-          </w:tcPr>
-          <w:p>
-            <w:pPr>
-              <w:pStyle w:val="TextoTablas"/>
-            </w:pPr>
-            <w:r>
-              <w:t>Texto</w:t>
-            </w:r>
-          </w:p>
-        </w:tc>
-        <w:tc>
-          <w:tcPr>
-            <w:cnfStyle w:val="000000000000" w:firstRow="0" w:lastRow="0" w:firstColumn="0" w:lastColumn="0" w:oddVBand="0" w:evenVBand="0" w:oddHBand="0" w:evenHBand="0" w:firstRowFirstColumn="0" w:firstRowLastColumn="0" w:lastRowFirstColumn="0" w:lastRowLastColumn="0"/>
-            <w:tcW w:w="1276" w:type="dxa"/>
-            <w:tcMar/>
-          </w:tcPr>
-          <w:p>
-            <w:pPr>
-              <w:pStyle w:val="TextoTablas"/>
-            </w:pPr>
-          </w:p>
-        </w:tc>
-        <w:tc>
-          <w:tcPr>
-            <w:cnfStyle w:val="000000000000" w:firstRow="0" w:lastRow="0" w:firstColumn="0" w:lastColumn="0" w:oddVBand="0" w:evenVBand="0" w:oddHBand="0" w:evenHBand="0" w:firstRowFirstColumn="0" w:firstRowLastColumn="0" w:lastRowFirstColumn="0" w:lastRowLastColumn="0"/>
-            <w:tcW w:w="1276" w:type="dxa"/>
-            <w:tcMar/>
-          </w:tcPr>
-          <w:p>
-            <w:pPr>
-              <w:pStyle w:val="TextoTablas"/>
-            </w:pPr>
-          </w:p>
-        </w:tc>
-        <w:tc>
-          <w:tcPr>
-            <w:cnfStyle w:val="000000000000" w:firstRow="0" w:lastRow="0" w:firstColumn="0" w:lastColumn="0" w:oddVBand="0" w:evenVBand="0" w:oddHBand="0" w:evenHBand="0" w:firstRowFirstColumn="0" w:firstRowLastColumn="0" w:lastRowFirstColumn="0" w:lastRowLastColumn="0"/>
-            <w:tcW w:w="1276" w:type="dxa"/>
-            <w:tcMar/>
-          </w:tcPr>
-          <w:p>
-            <w:pPr>
-              <w:pStyle w:val="TextoTablas"/>
-            </w:pPr>
-          </w:p>
-        </w:tc>
-        <w:tc>
-          <w:tcPr>
-            <w:cnfStyle w:val="000000000000" w:firstRow="0" w:lastRow="0" w:firstColumn="0" w:lastColumn="0" w:oddVBand="0" w:evenVBand="0" w:oddHBand="0" w:evenHBand="0" w:firstRowFirstColumn="0" w:firstRowLastColumn="0" w:lastRowFirstColumn="0" w:lastRowLastColumn="0"/>
-            <w:tcW w:w="1417" w:type="dxa"/>
-            <w:tcMar/>
-          </w:tcPr>
-          <w:p>
-            <w:pPr>
-              <w:pStyle w:val="TextoTablas"/>
-            </w:pPr>
-          </w:p>
-        </w:tc>
-        <w:tc>
-          <w:tcPr>
-            <w:cnfStyle w:val="000000000000" w:firstRow="0" w:lastRow="0" w:firstColumn="0" w:lastColumn="0" w:oddVBand="0" w:evenVBand="0" w:oddHBand="0" w:evenHBand="0" w:firstRowFirstColumn="0" w:firstRowLastColumn="0" w:lastRowFirstColumn="0" w:lastRowLastColumn="0"/>
-            <w:tcW w:w="1320" w:type="dxa"/>
-            <w:tcMar/>
-          </w:tcPr>
-          <w:p>
-            <w:pPr>
-              <w:pStyle w:val="TextoTablas"/>
-            </w:pPr>
-          </w:p>
-        </w:tc>
-      </w:tr>
-      <w:tr>
-        <w:trPr>
-          <w:cnfStyle w:val="000000100000" w:firstRow="0" w:lastRow="0" w:firstColumn="0" w:lastColumn="0" w:oddVBand="0" w:evenVBand="0" w:oddHBand="1" w:evenHBand="0" w:firstRowFirstColumn="0" w:firstRowLastColumn="0" w:lastRowFirstColumn="0" w:lastRowLastColumn="0"/>
-          <w:trHeight w:val="852"/>
-        </w:trPr>
-        <w:tc>
-          <w:tcPr>
-            <w:cnfStyle w:val="000000000000" w:firstRow="0" w:lastRow="0" w:firstColumn="0" w:lastColumn="0" w:oddVBand="0" w:evenVBand="0" w:oddHBand="0" w:evenHBand="0" w:firstRowFirstColumn="0" w:firstRowLastColumn="0" w:lastRowFirstColumn="0" w:lastRowLastColumn="0"/>
-            <w:tcW w:w="1555" w:type="dxa"/>
-            <w:tcMar/>
-          </w:tcPr>
-          <w:p>
-            <w:pPr>
-              <w:pStyle w:val="TextoTablas"/>
-            </w:pPr>
-            <w:r>
-              <w:t>Red / plataforma</w:t>
-            </w:r>
-          </w:p>
-        </w:tc>
-        <w:tc>
-          <w:tcPr>
-            <w:cnfStyle w:val="000000000000" w:firstRow="0" w:lastRow="0" w:firstColumn="0" w:lastColumn="0" w:oddVBand="0" w:evenVBand="0" w:oddHBand="0" w:evenHBand="0" w:firstRowFirstColumn="0" w:firstRowLastColumn="0" w:lastRowFirstColumn="0" w:lastRowLastColumn="0"/>
-            <w:tcW w:w="1842" w:type="dxa"/>
-            <w:tcMar/>
-          </w:tcPr>
-          <w:p>
-            <w:pPr>
-              <w:pStyle w:val="TextoTablas"/>
-            </w:pPr>
-            <w:r>
-              <w:t>Tipo de campaña</w:t>
-            </w:r>
-          </w:p>
-        </w:tc>
-        <w:tc>
-          <w:tcPr>
-            <w:cnfStyle w:val="000000000000" w:firstRow="0" w:lastRow="0" w:firstColumn="0" w:lastColumn="0" w:oddVBand="0" w:evenVBand="0" w:oddHBand="0" w:evenHBand="0" w:firstRowFirstColumn="0" w:firstRowLastColumn="0" w:lastRowFirstColumn="0" w:lastRowLastColumn="0"/>
-            <w:tcW w:w="1276" w:type="dxa"/>
-            <w:tcMar/>
-          </w:tcPr>
-          <w:p>
-            <w:pPr>
-              <w:pStyle w:val="TextoTablas"/>
-            </w:pPr>
-          </w:p>
-        </w:tc>
-        <w:tc>
-          <w:tcPr>
-            <w:cnfStyle w:val="000000000000" w:firstRow="0" w:lastRow="0" w:firstColumn="0" w:lastColumn="0" w:oddVBand="0" w:evenVBand="0" w:oddHBand="0" w:evenHBand="0" w:firstRowFirstColumn="0" w:firstRowLastColumn="0" w:lastRowFirstColumn="0" w:lastRowLastColumn="0"/>
-            <w:tcW w:w="1276" w:type="dxa"/>
-            <w:tcMar/>
-          </w:tcPr>
-          <w:p>
-            <w:pPr>
-              <w:pStyle w:val="TextoTablas"/>
-            </w:pPr>
-          </w:p>
-        </w:tc>
-        <w:tc>
-          <w:tcPr>
-            <w:cnfStyle w:val="000000000000" w:firstRow="0" w:lastRow="0" w:firstColumn="0" w:lastColumn="0" w:oddVBand="0" w:evenVBand="0" w:oddHBand="0" w:evenHBand="0" w:firstRowFirstColumn="0" w:firstRowLastColumn="0" w:lastRowFirstColumn="0" w:lastRowLastColumn="0"/>
-            <w:tcW w:w="1276" w:type="dxa"/>
-            <w:tcMar/>
-          </w:tcPr>
-          <w:p>
-            <w:pPr>
-              <w:pStyle w:val="TextoTablas"/>
-            </w:pPr>
-          </w:p>
-        </w:tc>
-        <w:tc>
-          <w:tcPr>
-            <w:cnfStyle w:val="000000000000" w:firstRow="0" w:lastRow="0" w:firstColumn="0" w:lastColumn="0" w:oddVBand="0" w:evenVBand="0" w:oddHBand="0" w:evenHBand="0" w:firstRowFirstColumn="0" w:firstRowLastColumn="0" w:lastRowFirstColumn="0" w:lastRowLastColumn="0"/>
-            <w:tcW w:w="1417" w:type="dxa"/>
-            <w:tcMar/>
-          </w:tcPr>
-          <w:p>
-            <w:pPr>
-              <w:pStyle w:val="TextoTablas"/>
-            </w:pPr>
-          </w:p>
-        </w:tc>
-        <w:tc>
-          <w:tcPr>
-            <w:cnfStyle w:val="000000000000" w:firstRow="0" w:lastRow="0" w:firstColumn="0" w:lastColumn="0" w:oddVBand="0" w:evenVBand="0" w:oddHBand="0" w:evenHBand="0" w:firstRowFirstColumn="0" w:firstRowLastColumn="0" w:lastRowFirstColumn="0" w:lastRowLastColumn="0"/>
-            <w:tcW w:w="1320" w:type="dxa"/>
-            <w:tcMar/>
-          </w:tcPr>
-          <w:p>
-            <w:pPr>
-              <w:pStyle w:val="TextoTablas"/>
-            </w:pPr>
-          </w:p>
-        </w:tc>
-      </w:tr>
-    </w:tbl>
-    <w:p>
-      <w:pPr>
-        <w:ind w:firstLine="0"/>
-      </w:pPr>
-    </w:p>
-    <w:p>
-      <w:pPr>
-        <w:pStyle w:val="Prrafodelista"/>
-        <w:numPr>
-          <w:ilvl w:val="0"/>
-          <w:numId w:val="13"/>
-        </w:numPr>
-        <w:rPr>
-          <w:b/>
-          <w:bCs/>
-        </w:rPr>
-      </w:pPr>
-      <w:r>
-        <w:rPr>
-          <w:b/>
-          <w:bCs/>
-        </w:rPr>
-        <w:t>Cronograma para radio</w:t>
-      </w:r>
-    </w:p>
-    <w:tbl>
-      <w:tblPr>
-        <w:tblStyle w:val="SENA1"/>
-        <w:tblW w:w="9962" w:type="dxa"/>
-        <w:tblLayout w:type="fixed"/>
-        <w:tblLook w:val="04A0" w:firstRow="1" w:lastRow="0" w:firstColumn="1" w:lastColumn="0" w:noHBand="0" w:noVBand="1"/>
+        <w:tblCaption w:val="Tabla 1. "/>
+        <w:tblDescription w:val=" se presenta una tabla con 7 columnas y 7 filas, En la primera fila se menciona: Red/plataforma, tipo de campaña, costo, CPC, CPM, Fecha, hora.&#10;&#10;En la primera columna se mencionan las diferentes redes sociales y en la segunda fila se mencionan diferentes tipos de campaña: grupo de anuncios, retargueting, video promocional, aumento leads, anuncio y texto. las demás casillas se encuentran vacías."/>
       </w:tblPr>
       <w:tblGrid>
         <w:gridCol w:w="1555"/>
@@ -5035,7 +4347,7 @@
               <w:pStyle w:val="TextoTablas"/>
             </w:pPr>
             <w:r>
-              <w:t>Emisora</w:t>
+              <w:t>Red / plataforma</w:t>
             </w:r>
           </w:p>
         </w:tc>
@@ -5048,7 +4360,7 @@
               <w:pStyle w:val="TextoTablas"/>
             </w:pPr>
             <w:r>
-              <w:t>Programa</w:t>
+              <w:t>Tipo de campaña</w:t>
             </w:r>
           </w:p>
         </w:tc>
@@ -5061,7 +4373,7 @@
               <w:pStyle w:val="TextoTablas"/>
             </w:pPr>
             <w:r>
-              <w:t>Duración cuña</w:t>
+              <w:t>Costo campaña</w:t>
             </w:r>
           </w:p>
         </w:tc>
@@ -5074,7 +4386,7 @@
               <w:pStyle w:val="TextoTablas"/>
             </w:pPr>
             <w:r>
-              <w:t>Costo cuña</w:t>
+              <w:t>CPC</w:t>
             </w:r>
           </w:p>
         </w:tc>
@@ -5132,7 +4444,7 @@
               <w:pStyle w:val="TextoTablas"/>
             </w:pPr>
             <w:r>
-              <w:t>W Radio</w:t>
+              <w:t>Facebook</w:t>
             </w:r>
           </w:p>
         </w:tc>
@@ -5145,7 +4457,7 @@
               <w:pStyle w:val="TextoTablas"/>
             </w:pPr>
             <w:r>
-              <w:t>Sigue la w</w:t>
+              <w:t>Grupo de anuncios</w:t>
             </w:r>
           </w:p>
         </w:tc>
@@ -5157,9 +4469,6 @@
             <w:pPr>
               <w:pStyle w:val="TextoTablas"/>
             </w:pPr>
-            <w:r>
-              <w:t>15’’</w:t>
-            </w:r>
           </w:p>
         </w:tc>
         <w:tc>
@@ -5170,9 +4479,6 @@
             <w:pPr>
               <w:pStyle w:val="TextoTablas"/>
             </w:pPr>
-            <w:r>
-              <w:t>3.000.000</w:t>
-            </w:r>
           </w:p>
         </w:tc>
         <w:tc>
@@ -5183,9 +4489,508 @@
             <w:pPr>
               <w:pStyle w:val="TextoTablas"/>
             </w:pPr>
-            <w:r>
-              <w:t>120.000</w:t>
-            </w:r>
+          </w:p>
+        </w:tc>
+        <w:tc>
+          <w:tcPr>
+            <w:tcW w:w="1417" w:type="dxa"/>
+          </w:tcPr>
+          <w:p>
+            <w:pPr>
+              <w:pStyle w:val="TextoTablas"/>
+            </w:pPr>
+          </w:p>
+        </w:tc>
+        <w:tc>
+          <w:tcPr>
+            <w:tcW w:w="1320" w:type="dxa"/>
+          </w:tcPr>
+          <w:p>
+            <w:pPr>
+              <w:pStyle w:val="TextoTablas"/>
+            </w:pPr>
+          </w:p>
+        </w:tc>
+      </w:tr>
+      <w:tr>
+        <w:trPr>
+          <w:trHeight w:val="852"/>
+        </w:trPr>
+        <w:tc>
+          <w:tcPr>
+            <w:tcW w:w="1555" w:type="dxa"/>
+          </w:tcPr>
+          <w:p>
+            <w:pPr>
+              <w:pStyle w:val="TextoTablas"/>
+            </w:pPr>
+            <w:r>
+              <w:t>Instagram</w:t>
+            </w:r>
+          </w:p>
+        </w:tc>
+        <w:tc>
+          <w:tcPr>
+            <w:tcW w:w="1842" w:type="dxa"/>
+          </w:tcPr>
+          <w:p>
+            <w:pPr>
+              <w:pStyle w:val="TextoTablas"/>
+              <w:rPr>
+                <w:rStyle w:val="Extranjerismo"/>
+              </w:rPr>
+            </w:pPr>
+            <w:proofErr w:type="spellStart"/>
+            <w:r>
+              <w:rPr>
+                <w:rStyle w:val="Extranjerismo"/>
+              </w:rPr>
+              <w:t>Retargueting</w:t>
+            </w:r>
+            <w:proofErr w:type="spellEnd"/>
+          </w:p>
+        </w:tc>
+        <w:tc>
+          <w:tcPr>
+            <w:tcW w:w="1276" w:type="dxa"/>
+          </w:tcPr>
+          <w:p>
+            <w:pPr>
+              <w:pStyle w:val="TextoTablas"/>
+            </w:pPr>
+          </w:p>
+        </w:tc>
+        <w:tc>
+          <w:tcPr>
+            <w:tcW w:w="1276" w:type="dxa"/>
+          </w:tcPr>
+          <w:p>
+            <w:pPr>
+              <w:pStyle w:val="TextoTablas"/>
+            </w:pPr>
+          </w:p>
+        </w:tc>
+        <w:tc>
+          <w:tcPr>
+            <w:tcW w:w="1276" w:type="dxa"/>
+          </w:tcPr>
+          <w:p>
+            <w:pPr>
+              <w:pStyle w:val="TextoTablas"/>
+            </w:pPr>
+          </w:p>
+        </w:tc>
+        <w:tc>
+          <w:tcPr>
+            <w:tcW w:w="1417" w:type="dxa"/>
+          </w:tcPr>
+          <w:p>
+            <w:pPr>
+              <w:pStyle w:val="TextoTablas"/>
+            </w:pPr>
+          </w:p>
+        </w:tc>
+        <w:tc>
+          <w:tcPr>
+            <w:tcW w:w="1320" w:type="dxa"/>
+          </w:tcPr>
+          <w:p>
+            <w:pPr>
+              <w:pStyle w:val="TextoTablas"/>
+            </w:pPr>
+          </w:p>
+        </w:tc>
+      </w:tr>
+      <w:tr>
+        <w:trPr>
+          <w:cnfStyle w:val="000000100000" w:firstRow="0" w:lastRow="0" w:firstColumn="0" w:lastColumn="0" w:oddVBand="0" w:evenVBand="0" w:oddHBand="1" w:evenHBand="0" w:firstRowFirstColumn="0" w:firstRowLastColumn="0" w:lastRowFirstColumn="0" w:lastRowLastColumn="0"/>
+          <w:trHeight w:val="852"/>
+        </w:trPr>
+        <w:tc>
+          <w:tcPr>
+            <w:tcW w:w="1555" w:type="dxa"/>
+          </w:tcPr>
+          <w:p>
+            <w:pPr>
+              <w:pStyle w:val="TextoTablas"/>
+            </w:pPr>
+            <w:r>
+              <w:t>Twitter</w:t>
+            </w:r>
+          </w:p>
+        </w:tc>
+        <w:tc>
+          <w:tcPr>
+            <w:tcW w:w="1842" w:type="dxa"/>
+          </w:tcPr>
+          <w:p>
+            <w:pPr>
+              <w:pStyle w:val="TextoTablas"/>
+            </w:pPr>
+            <w:r>
+              <w:t>Video promocional</w:t>
+            </w:r>
+          </w:p>
+        </w:tc>
+        <w:tc>
+          <w:tcPr>
+            <w:tcW w:w="1276" w:type="dxa"/>
+          </w:tcPr>
+          <w:p>
+            <w:pPr>
+              <w:pStyle w:val="TextoTablas"/>
+            </w:pPr>
+          </w:p>
+        </w:tc>
+        <w:tc>
+          <w:tcPr>
+            <w:tcW w:w="1276" w:type="dxa"/>
+          </w:tcPr>
+          <w:p>
+            <w:pPr>
+              <w:pStyle w:val="TextoTablas"/>
+            </w:pPr>
+          </w:p>
+        </w:tc>
+        <w:tc>
+          <w:tcPr>
+            <w:tcW w:w="1276" w:type="dxa"/>
+          </w:tcPr>
+          <w:p>
+            <w:pPr>
+              <w:pStyle w:val="TextoTablas"/>
+            </w:pPr>
+          </w:p>
+        </w:tc>
+        <w:tc>
+          <w:tcPr>
+            <w:tcW w:w="1417" w:type="dxa"/>
+          </w:tcPr>
+          <w:p>
+            <w:pPr>
+              <w:pStyle w:val="TextoTablas"/>
+            </w:pPr>
+          </w:p>
+        </w:tc>
+        <w:tc>
+          <w:tcPr>
+            <w:tcW w:w="1320" w:type="dxa"/>
+          </w:tcPr>
+          <w:p>
+            <w:pPr>
+              <w:pStyle w:val="TextoTablas"/>
+            </w:pPr>
+          </w:p>
+        </w:tc>
+      </w:tr>
+      <w:tr>
+        <w:trPr>
+          <w:trHeight w:val="852"/>
+        </w:trPr>
+        <w:tc>
+          <w:tcPr>
+            <w:tcW w:w="1555" w:type="dxa"/>
+          </w:tcPr>
+          <w:p>
+            <w:pPr>
+              <w:pStyle w:val="TextoTablas"/>
+            </w:pPr>
+            <w:r>
+              <w:t>LinkedIn</w:t>
+            </w:r>
+          </w:p>
+        </w:tc>
+        <w:tc>
+          <w:tcPr>
+            <w:tcW w:w="1842" w:type="dxa"/>
+          </w:tcPr>
+          <w:p>
+            <w:pPr>
+              <w:pStyle w:val="TextoTablas"/>
+            </w:pPr>
+            <w:r>
+              <w:t>Aumento Leads</w:t>
+            </w:r>
+          </w:p>
+        </w:tc>
+        <w:tc>
+          <w:tcPr>
+            <w:tcW w:w="1276" w:type="dxa"/>
+          </w:tcPr>
+          <w:p>
+            <w:pPr>
+              <w:pStyle w:val="TextoTablas"/>
+            </w:pPr>
+          </w:p>
+        </w:tc>
+        <w:tc>
+          <w:tcPr>
+            <w:tcW w:w="1276" w:type="dxa"/>
+          </w:tcPr>
+          <w:p>
+            <w:pPr>
+              <w:pStyle w:val="TextoTablas"/>
+            </w:pPr>
+          </w:p>
+        </w:tc>
+        <w:tc>
+          <w:tcPr>
+            <w:tcW w:w="1276" w:type="dxa"/>
+          </w:tcPr>
+          <w:p>
+            <w:pPr>
+              <w:pStyle w:val="TextoTablas"/>
+            </w:pPr>
+          </w:p>
+        </w:tc>
+        <w:tc>
+          <w:tcPr>
+            <w:tcW w:w="1417" w:type="dxa"/>
+          </w:tcPr>
+          <w:p>
+            <w:pPr>
+              <w:pStyle w:val="TextoTablas"/>
+            </w:pPr>
+          </w:p>
+        </w:tc>
+        <w:tc>
+          <w:tcPr>
+            <w:tcW w:w="1320" w:type="dxa"/>
+          </w:tcPr>
+          <w:p>
+            <w:pPr>
+              <w:pStyle w:val="TextoTablas"/>
+            </w:pPr>
+          </w:p>
+        </w:tc>
+      </w:tr>
+      <w:tr>
+        <w:trPr>
+          <w:cnfStyle w:val="000000100000" w:firstRow="0" w:lastRow="0" w:firstColumn="0" w:lastColumn="0" w:oddVBand="0" w:evenVBand="0" w:oddHBand="1" w:evenHBand="0" w:firstRowFirstColumn="0" w:firstRowLastColumn="0" w:lastRowFirstColumn="0" w:lastRowLastColumn="0"/>
+          <w:trHeight w:val="852"/>
+        </w:trPr>
+        <w:tc>
+          <w:tcPr>
+            <w:tcW w:w="1555" w:type="dxa"/>
+          </w:tcPr>
+          <w:p>
+            <w:pPr>
+              <w:pStyle w:val="TextoTablas"/>
+            </w:pPr>
+            <w:r>
+              <w:t xml:space="preserve">Google </w:t>
+            </w:r>
+            <w:proofErr w:type="spellStart"/>
+            <w:r>
+              <w:t>Ads</w:t>
+            </w:r>
+            <w:proofErr w:type="spellEnd"/>
+          </w:p>
+        </w:tc>
+        <w:tc>
+          <w:tcPr>
+            <w:tcW w:w="1842" w:type="dxa"/>
+          </w:tcPr>
+          <w:p>
+            <w:pPr>
+              <w:pStyle w:val="TextoTablas"/>
+            </w:pPr>
+            <w:r>
+              <w:t>Anuncio</w:t>
+            </w:r>
+          </w:p>
+        </w:tc>
+        <w:tc>
+          <w:tcPr>
+            <w:tcW w:w="1276" w:type="dxa"/>
+          </w:tcPr>
+          <w:p>
+            <w:pPr>
+              <w:pStyle w:val="TextoTablas"/>
+            </w:pPr>
+          </w:p>
+        </w:tc>
+        <w:tc>
+          <w:tcPr>
+            <w:tcW w:w="1276" w:type="dxa"/>
+          </w:tcPr>
+          <w:p>
+            <w:pPr>
+              <w:pStyle w:val="TextoTablas"/>
+            </w:pPr>
+          </w:p>
+        </w:tc>
+        <w:tc>
+          <w:tcPr>
+            <w:tcW w:w="1276" w:type="dxa"/>
+          </w:tcPr>
+          <w:p>
+            <w:pPr>
+              <w:pStyle w:val="TextoTablas"/>
+            </w:pPr>
+          </w:p>
+        </w:tc>
+        <w:tc>
+          <w:tcPr>
+            <w:tcW w:w="1417" w:type="dxa"/>
+          </w:tcPr>
+          <w:p>
+            <w:pPr>
+              <w:pStyle w:val="TextoTablas"/>
+            </w:pPr>
+          </w:p>
+        </w:tc>
+        <w:tc>
+          <w:tcPr>
+            <w:tcW w:w="1320" w:type="dxa"/>
+          </w:tcPr>
+          <w:p>
+            <w:pPr>
+              <w:pStyle w:val="TextoTablas"/>
+            </w:pPr>
+          </w:p>
+        </w:tc>
+      </w:tr>
+      <w:tr>
+        <w:trPr>
+          <w:trHeight w:val="852"/>
+        </w:trPr>
+        <w:tc>
+          <w:tcPr>
+            <w:tcW w:w="1555" w:type="dxa"/>
+          </w:tcPr>
+          <w:p>
+            <w:pPr>
+              <w:pStyle w:val="TextoTablas"/>
+            </w:pPr>
+            <w:r>
+              <w:t>YouTube</w:t>
+            </w:r>
+          </w:p>
+        </w:tc>
+        <w:tc>
+          <w:tcPr>
+            <w:tcW w:w="1842" w:type="dxa"/>
+          </w:tcPr>
+          <w:p>
+            <w:pPr>
+              <w:pStyle w:val="TextoTablas"/>
+            </w:pPr>
+            <w:r>
+              <w:t>Texto</w:t>
+            </w:r>
+          </w:p>
+        </w:tc>
+        <w:tc>
+          <w:tcPr>
+            <w:tcW w:w="1276" w:type="dxa"/>
+          </w:tcPr>
+          <w:p>
+            <w:pPr>
+              <w:pStyle w:val="TextoTablas"/>
+            </w:pPr>
+          </w:p>
+        </w:tc>
+        <w:tc>
+          <w:tcPr>
+            <w:tcW w:w="1276" w:type="dxa"/>
+          </w:tcPr>
+          <w:p>
+            <w:pPr>
+              <w:pStyle w:val="TextoTablas"/>
+            </w:pPr>
+          </w:p>
+        </w:tc>
+        <w:tc>
+          <w:tcPr>
+            <w:tcW w:w="1276" w:type="dxa"/>
+          </w:tcPr>
+          <w:p>
+            <w:pPr>
+              <w:pStyle w:val="TextoTablas"/>
+            </w:pPr>
+          </w:p>
+        </w:tc>
+        <w:tc>
+          <w:tcPr>
+            <w:tcW w:w="1417" w:type="dxa"/>
+          </w:tcPr>
+          <w:p>
+            <w:pPr>
+              <w:pStyle w:val="TextoTablas"/>
+            </w:pPr>
+          </w:p>
+        </w:tc>
+        <w:tc>
+          <w:tcPr>
+            <w:tcW w:w="1320" w:type="dxa"/>
+          </w:tcPr>
+          <w:p>
+            <w:pPr>
+              <w:pStyle w:val="TextoTablas"/>
+            </w:pPr>
+          </w:p>
+        </w:tc>
+      </w:tr>
+      <w:tr>
+        <w:trPr>
+          <w:cnfStyle w:val="000000100000" w:firstRow="0" w:lastRow="0" w:firstColumn="0" w:lastColumn="0" w:oddVBand="0" w:evenVBand="0" w:oddHBand="1" w:evenHBand="0" w:firstRowFirstColumn="0" w:firstRowLastColumn="0" w:lastRowFirstColumn="0" w:lastRowLastColumn="0"/>
+          <w:trHeight w:val="852"/>
+        </w:trPr>
+        <w:tc>
+          <w:tcPr>
+            <w:tcW w:w="1555" w:type="dxa"/>
+          </w:tcPr>
+          <w:p>
+            <w:pPr>
+              <w:pStyle w:val="TextoTablas"/>
+            </w:pPr>
+            <w:r>
+              <w:t>Red / plataforma</w:t>
+            </w:r>
+          </w:p>
+        </w:tc>
+        <w:tc>
+          <w:tcPr>
+            <w:tcW w:w="1842" w:type="dxa"/>
+          </w:tcPr>
+          <w:p>
+            <w:pPr>
+              <w:pStyle w:val="TextoTablas"/>
+            </w:pPr>
+            <w:r>
+              <w:t>Tipo de campaña</w:t>
+            </w:r>
+          </w:p>
+        </w:tc>
+        <w:tc>
+          <w:tcPr>
+            <w:tcW w:w="1276" w:type="dxa"/>
+          </w:tcPr>
+          <w:p>
+            <w:pPr>
+              <w:pStyle w:val="TextoTablas"/>
+            </w:pPr>
+          </w:p>
+        </w:tc>
+        <w:tc>
+          <w:tcPr>
+            <w:tcW w:w="1276" w:type="dxa"/>
+          </w:tcPr>
+          <w:p>
+            <w:pPr>
+              <w:pStyle w:val="TextoTablas"/>
+            </w:pPr>
+          </w:p>
+        </w:tc>
+        <w:tc>
+          <w:tcPr>
+            <w:tcW w:w="1276" w:type="dxa"/>
+          </w:tcPr>
+          <w:p>
+            <w:pPr>
+              <w:pStyle w:val="TextoTablas"/>
+            </w:pPr>
           </w:p>
         </w:tc>
         <w:tc>
@@ -5217,15 +5022,13 @@
     </w:p>
     <w:p>
       <w:pPr>
-        <w:pStyle w:val="Prrafodelista"/>
-        <w:numPr>
-          <w:ilvl w:val="0"/>
-          <w:numId w:val="13"/>
-        </w:numPr>
-      </w:pPr>
-      <w:r>
-        <w:lastRenderedPageBreak/>
-        <w:t>Cronograma para revistas</w:t>
+        <w:pStyle w:val="Tabla"/>
+      </w:pPr>
+      <w:r>
+        <w:t>Ejemplo de c</w:t>
+      </w:r>
+      <w:r>
+        <w:t>ronograma para radio</w:t>
       </w:r>
     </w:p>
     <w:tbl>
@@ -5234,6 +5037,8 @@
         <w:tblW w:w="9962" w:type="dxa"/>
         <w:tblLayout w:type="fixed"/>
         <w:tblLook w:val="04A0" w:firstRow="1" w:lastRow="0" w:firstColumn="1" w:lastColumn="0" w:noHBand="0" w:noVBand="1"/>
+        <w:tblCaption w:val="Tabla 2. Ejemplo de cronograma para radio"/>
+        <w:tblDescription w:val=" la tabla tienen 7 columnas y dos filas, en la primera fila se puede leer: emisora, programa, duración, costo, CPM, fecha y hora. En la segunda fila se presenta un ejemplo: W radio, sigue la W, 15&quot;, 3000000, 120000."/>
       </w:tblPr>
       <w:tblGrid>
         <w:gridCol w:w="1555"/>
@@ -5260,7 +5065,7 @@
               <w:pStyle w:val="TextoTablas"/>
             </w:pPr>
             <w:r>
-              <w:t>Revista</w:t>
+              <w:t>Emisora</w:t>
             </w:r>
           </w:p>
         </w:tc>
@@ -5273,7 +5078,7 @@
               <w:pStyle w:val="TextoTablas"/>
             </w:pPr>
             <w:r>
-              <w:t>Ubicación</w:t>
+              <w:t>Programa</w:t>
             </w:r>
           </w:p>
         </w:tc>
@@ -5286,7 +5091,7 @@
               <w:pStyle w:val="TextoTablas"/>
             </w:pPr>
             <w:r>
-              <w:t>Tamaño anuncio</w:t>
+              <w:t>Duración cuña</w:t>
             </w:r>
           </w:p>
         </w:tc>
@@ -5299,7 +5104,7 @@
               <w:pStyle w:val="TextoTablas"/>
             </w:pPr>
             <w:r>
-              <w:t>Costo anuncio</w:t>
+              <w:t>Costo cuña</w:t>
             </w:r>
           </w:p>
         </w:tc>
@@ -5325,7 +5130,7 @@
               <w:pStyle w:val="TextoTablas"/>
             </w:pPr>
             <w:r>
-              <w:t>Fecha publicación</w:t>
+              <w:t>Fecha</w:t>
             </w:r>
           </w:p>
         </w:tc>
@@ -5338,7 +5143,7 @@
               <w:pStyle w:val="TextoTablas"/>
             </w:pPr>
             <w:r>
-              <w:t>Revista</w:t>
+              <w:t>Hora</w:t>
             </w:r>
           </w:p>
         </w:tc>
@@ -5357,7 +5162,7 @@
               <w:pStyle w:val="TextoTablas"/>
             </w:pPr>
             <w:r>
-              <w:t>Semana</w:t>
+              <w:t>W Radio</w:t>
             </w:r>
           </w:p>
         </w:tc>
@@ -5370,7 +5175,7 @@
               <w:pStyle w:val="TextoTablas"/>
             </w:pPr>
             <w:r>
-              <w:t>Derecha – columnas opinión</w:t>
+              <w:t>Sigue la w</w:t>
             </w:r>
           </w:p>
         </w:tc>
@@ -5383,7 +5188,7 @@
               <w:pStyle w:val="TextoTablas"/>
             </w:pPr>
             <w:r>
-              <w:t>½ Página horizontal</w:t>
+              <w:t>15’’</w:t>
             </w:r>
           </w:p>
         </w:tc>
@@ -5396,7 +5201,7 @@
               <w:pStyle w:val="TextoTablas"/>
             </w:pPr>
             <w:r>
-              <w:t>17.000.000</w:t>
+              <w:t>3.000.000</w:t>
             </w:r>
           </w:p>
         </w:tc>
@@ -5409,7 +5214,7 @@
               <w:pStyle w:val="TextoTablas"/>
             </w:pPr>
             <w:r>
-              <w:t>100.000</w:t>
+              <w:t>120.000</w:t>
             </w:r>
           </w:p>
         </w:tc>
@@ -5431,6 +5236,242 @@
             <w:pPr>
               <w:pStyle w:val="TextoTablas"/>
             </w:pPr>
+          </w:p>
+        </w:tc>
+      </w:tr>
+    </w:tbl>
+    <w:p>
+      <w:pPr>
+        <w:ind w:firstLine="0"/>
+      </w:pPr>
+    </w:p>
+    <w:p>
+      <w:pPr>
+        <w:ind w:firstLine="0"/>
+      </w:pPr>
+    </w:p>
+    <w:p>
+      <w:pPr>
+        <w:ind w:firstLine="0"/>
+      </w:pPr>
+    </w:p>
+    <w:p>
+      <w:pPr>
+        <w:pStyle w:val="Tabla"/>
+      </w:pPr>
+      <w:r>
+        <w:lastRenderedPageBreak/>
+        <w:t>Ejemplo de c</w:t>
+      </w:r>
+      <w:r>
+        <w:t>ronograma para revistas</w:t>
+      </w:r>
+    </w:p>
+    <w:tbl>
+      <w:tblPr>
+        <w:tblStyle w:val="SENA1"/>
+        <w:tblW w:w="9962" w:type="dxa"/>
+        <w:tblLayout w:type="fixed"/>
+        <w:tblLook w:val="04A0" w:firstRow="1" w:lastRow="0" w:firstColumn="1" w:lastColumn="0" w:noHBand="0" w:noVBand="1"/>
+        <w:tblCaption w:val="Tabla 3. ejemplo de cronograma para revista"/>
+        <w:tblDescription w:val="la tabla tienen 7 columnas y dos filas, en la primera fila se puede leer: revista, ubicación, tamaño anuncio, costo, CPM, fecha publicación. En la  segunda fila se presenta un ejemplo: semana, derecha- columnas opinión, media pagina horizontal, 17000000, 100000."/>
+      </w:tblPr>
+      <w:tblGrid>
+        <w:gridCol w:w="1555"/>
+        <w:gridCol w:w="1842"/>
+        <w:gridCol w:w="1276"/>
+        <w:gridCol w:w="1276"/>
+        <w:gridCol w:w="1276"/>
+        <w:gridCol w:w="1417"/>
+        <w:gridCol w:w="1320"/>
+      </w:tblGrid>
+      <w:tr>
+        <w:trPr>
+          <w:cnfStyle w:val="100000000000" w:firstRow="1" w:lastRow="0" w:firstColumn="0" w:lastColumn="0" w:oddVBand="0" w:evenVBand="0" w:oddHBand="0" w:evenHBand="0" w:firstRowFirstColumn="0" w:firstRowLastColumn="0" w:lastRowFirstColumn="0" w:lastRowLastColumn="0"/>
+          <w:cantSplit/>
+          <w:trHeight w:val="737"/>
+          <w:tblHeader/>
+        </w:trPr>
+        <w:tc>
+          <w:tcPr>
+            <w:tcW w:w="1555" w:type="dxa"/>
+          </w:tcPr>
+          <w:p>
+            <w:pPr>
+              <w:pStyle w:val="TextoTablas"/>
+            </w:pPr>
+            <w:r>
+              <w:t>Revista</w:t>
+            </w:r>
+          </w:p>
+        </w:tc>
+        <w:tc>
+          <w:tcPr>
+            <w:tcW w:w="1842" w:type="dxa"/>
+          </w:tcPr>
+          <w:p>
+            <w:pPr>
+              <w:pStyle w:val="TextoTablas"/>
+            </w:pPr>
+            <w:r>
+              <w:t>Ubicación</w:t>
+            </w:r>
+          </w:p>
+        </w:tc>
+        <w:tc>
+          <w:tcPr>
+            <w:tcW w:w="1276" w:type="dxa"/>
+          </w:tcPr>
+          <w:p>
+            <w:pPr>
+              <w:pStyle w:val="TextoTablas"/>
+            </w:pPr>
+            <w:r>
+              <w:t>Tamaño anuncio</w:t>
+            </w:r>
+          </w:p>
+        </w:tc>
+        <w:tc>
+          <w:tcPr>
+            <w:tcW w:w="1276" w:type="dxa"/>
+          </w:tcPr>
+          <w:p>
+            <w:pPr>
+              <w:pStyle w:val="TextoTablas"/>
+            </w:pPr>
+            <w:r>
+              <w:t>Costo anuncio</w:t>
+            </w:r>
+          </w:p>
+        </w:tc>
+        <w:tc>
+          <w:tcPr>
+            <w:tcW w:w="1276" w:type="dxa"/>
+          </w:tcPr>
+          <w:p>
+            <w:pPr>
+              <w:pStyle w:val="TextoTablas"/>
+            </w:pPr>
+            <w:r>
+              <w:t>CPM</w:t>
+            </w:r>
+          </w:p>
+        </w:tc>
+        <w:tc>
+          <w:tcPr>
+            <w:tcW w:w="1417" w:type="dxa"/>
+          </w:tcPr>
+          <w:p>
+            <w:pPr>
+              <w:pStyle w:val="TextoTablas"/>
+            </w:pPr>
+            <w:r>
+              <w:t>Fecha publicación</w:t>
+            </w:r>
+          </w:p>
+        </w:tc>
+        <w:tc>
+          <w:tcPr>
+            <w:tcW w:w="1320" w:type="dxa"/>
+          </w:tcPr>
+          <w:p>
+            <w:pPr>
+              <w:pStyle w:val="TextoTablas"/>
+            </w:pPr>
+            <w:r>
+              <w:t>Revista</w:t>
+            </w:r>
+          </w:p>
+        </w:tc>
+      </w:tr>
+      <w:tr>
+        <w:trPr>
+          <w:cnfStyle w:val="000000100000" w:firstRow="0" w:lastRow="0" w:firstColumn="0" w:lastColumn="0" w:oddVBand="0" w:evenVBand="0" w:oddHBand="1" w:evenHBand="0" w:firstRowFirstColumn="0" w:firstRowLastColumn="0" w:lastRowFirstColumn="0" w:lastRowLastColumn="0"/>
+          <w:trHeight w:val="852"/>
+        </w:trPr>
+        <w:tc>
+          <w:tcPr>
+            <w:tcW w:w="1555" w:type="dxa"/>
+          </w:tcPr>
+          <w:p>
+            <w:pPr>
+              <w:pStyle w:val="TextoTablas"/>
+            </w:pPr>
+            <w:r>
+              <w:t>Semana</w:t>
+            </w:r>
+          </w:p>
+        </w:tc>
+        <w:tc>
+          <w:tcPr>
+            <w:tcW w:w="1842" w:type="dxa"/>
+          </w:tcPr>
+          <w:p>
+            <w:pPr>
+              <w:pStyle w:val="TextoTablas"/>
+            </w:pPr>
+            <w:r>
+              <w:t>Derecha – columnas opinión</w:t>
+            </w:r>
+          </w:p>
+        </w:tc>
+        <w:tc>
+          <w:tcPr>
+            <w:tcW w:w="1276" w:type="dxa"/>
+          </w:tcPr>
+          <w:p>
+            <w:pPr>
+              <w:pStyle w:val="TextoTablas"/>
+            </w:pPr>
+            <w:r>
+              <w:t>½ Página horizontal</w:t>
+            </w:r>
+          </w:p>
+        </w:tc>
+        <w:tc>
+          <w:tcPr>
+            <w:tcW w:w="1276" w:type="dxa"/>
+          </w:tcPr>
+          <w:p>
+            <w:pPr>
+              <w:pStyle w:val="TextoTablas"/>
+            </w:pPr>
+            <w:r>
+              <w:t>17.000.000</w:t>
+            </w:r>
+          </w:p>
+        </w:tc>
+        <w:tc>
+          <w:tcPr>
+            <w:tcW w:w="1276" w:type="dxa"/>
+          </w:tcPr>
+          <w:p>
+            <w:pPr>
+              <w:pStyle w:val="TextoTablas"/>
+            </w:pPr>
+            <w:r>
+              <w:t>100.000</w:t>
+            </w:r>
+          </w:p>
+        </w:tc>
+        <w:tc>
+          <w:tcPr>
+            <w:tcW w:w="1417" w:type="dxa"/>
+          </w:tcPr>
+          <w:p>
+            <w:pPr>
+              <w:pStyle w:val="TextoTablas"/>
+            </w:pPr>
+          </w:p>
+        </w:tc>
+        <w:tc>
+          <w:tcPr>
+            <w:tcW w:w="1320" w:type="dxa"/>
+          </w:tcPr>
+          <w:p>
+            <w:pPr>
+              <w:pStyle w:val="TextoTablas"/>
+            </w:pPr>
             <w:r>
               <w:t>Semana</w:t>
             </w:r>
@@ -5451,7 +5492,7 @@
       <w:pPr>
         <w:pStyle w:val="Ttulo2"/>
       </w:pPr>
-      <w:bookmarkStart w:name="_Toc179237026" w:id="11"/>
+      <w:bookmarkStart w:id="11" w:name="_Toc179237026"/>
       <w:r>
         <w:t>Presupuesto</w:t>
       </w:r>
@@ -5459,7 +5500,13 @@
     </w:p>
     <w:p>
       <w:r>
-        <w:t xml:space="preserve">Determinar el presupuesto de una campaña es tal vez la terea más difícil del proceso, pues es incierto saber o determinar el monto adecuado para tener los resultados esperados y la publicidad no es una ciencia exacta; aunque las plataformas de publicidad de redes sociales han logrado un acercamiento a un presupuesto bien definido, puesto que </w:t>
+        <w:t>Determinar el presupuesto de una campaña es tal vez la t</w:t>
+      </w:r>
+      <w:r>
+        <w:t>a</w:t>
+      </w:r>
+      <w:r>
+        <w:t xml:space="preserve">rea más difícil del proceso, pues es incierto saber o determinar el monto adecuado para tener los resultados esperados y la publicidad no es una ciencia exacta; aunque las plataformas de publicidad de redes sociales han logrado un acercamiento a un presupuesto bien definido, puesto que </w:t>
       </w:r>
       <w:proofErr w:type="spellStart"/>
       <w:r>
@@ -5517,7 +5564,13 @@
     </w:p>
     <w:p>
       <w:r>
-        <w:t>En este caso el presupuesto de ventas se plantea con base en un porcentaje sobre las ventas. Es el método más recomendado, puesto que son los clientes los que deberían pagar por la información que reciben acerca del producto.</w:t>
+        <w:t>En este caso</w:t>
+      </w:r>
+      <w:r>
+        <w:t>,</w:t>
+      </w:r>
+      <w:r>
+        <w:t xml:space="preserve"> el presupuesto de ventas se plantea con base en un porcentaje sobre las ventas. Es el método más recomendado, puesto que son los clientes los que deberían pagar por la información que reciben acerca del producto.</w:t>
       </w:r>
     </w:p>
     <w:p>
@@ -5543,7 +5596,13 @@
     </w:p>
     <w:p>
       <w:r>
-        <w:t>Es un método incierto puesto que se destina el presupuesto sobre suposiciones o pronósticos que realiza la empresa estimando un potencial de mercado y de ventas.</w:t>
+        <w:t>Es un método incierto</w:t>
+      </w:r>
+      <w:r>
+        <w:t>,</w:t>
+      </w:r>
+      <w:r>
+        <w:t xml:space="preserve"> puesto que se destina el presupuesto sobre suposiciones o pronósticos que realiza la empresa estimando un potencial de mercado y de ventas.</w:t>
       </w:r>
     </w:p>
     <w:p>
@@ -5571,120 +5630,62 @@
         <w:t>Es otro método recomendado, el cual se basa en lo invertido en campañas realizadas anteriormente por la empresa, esto permite determinar si lo invertido fue lo adecuado o si debe ajustarse el presupuesto para el logro de los objetivos.</w:t>
       </w:r>
     </w:p>
-    <w:p/>
-    <w:p/>
+    <w:p>
+      <w:pPr>
+        <w:pStyle w:val="Ttulo1"/>
+      </w:pPr>
+      <w:bookmarkStart w:id="12" w:name="_Toc179237027"/>
+      <w:r>
+        <w:rPr>
+          <w:rStyle w:val="Extranjerismo"/>
+        </w:rPr>
+        <w:t>Merchandising</w:t>
+      </w:r>
+      <w:r>
+        <w:t xml:space="preserve"> - Promoción en el punto de venta</w:t>
+      </w:r>
+      <w:bookmarkEnd w:id="12"/>
+    </w:p>
+    <w:p>
+      <w:r>
+        <w:t xml:space="preserve">En el siguiente video se expone con claridad el concepto de </w:t>
+      </w:r>
+      <w:r>
+        <w:rPr>
+          <w:rStyle w:val="Extranjerismo"/>
+        </w:rPr>
+        <w:t>merchandising</w:t>
+      </w:r>
+      <w:r>
+        <w:t xml:space="preserve"> y su relación con la promoción en puntos de venta:</w:t>
+      </w:r>
+    </w:p>
+    <w:p>
+      <w:pPr>
+        <w:pStyle w:val="Video"/>
+      </w:pPr>
+      <w:r>
+        <w:rPr>
+          <w:rStyle w:val="Extranjerismo"/>
+        </w:rPr>
+        <w:t>Merchandising</w:t>
+      </w:r>
+      <w:r>
+        <w:t xml:space="preserve"> en el punto de venta</w:t>
+      </w:r>
+    </w:p>
     <w:p>
       <w:pPr>
         <w:ind w:firstLine="0"/>
       </w:pPr>
-    </w:p>
-    <w:p>
-      <w:pPr>
-        <w:ind w:firstLine="0"/>
-      </w:pPr>
-    </w:p>
-    <w:p>
-      <w:pPr>
-        <w:ind w:firstLine="0"/>
-      </w:pPr>
-    </w:p>
-    <w:p>
-      <w:pPr>
-        <w:ind w:firstLine="0"/>
-      </w:pPr>
-    </w:p>
-    <w:p>
-      <w:pPr>
-        <w:ind w:firstLine="0"/>
-      </w:pPr>
-    </w:p>
-    <w:p>
-      <w:pPr>
-        <w:ind w:firstLine="0"/>
-      </w:pPr>
-    </w:p>
-    <w:p>
-      <w:pPr>
-        <w:ind w:firstLine="0"/>
-      </w:pPr>
-    </w:p>
-    <w:p>
-      <w:pPr>
-        <w:ind w:firstLine="0"/>
-      </w:pPr>
-    </w:p>
-    <w:p>
-      <w:pPr>
-        <w:ind w:firstLine="0"/>
-      </w:pPr>
-    </w:p>
-    <w:p>
-      <w:pPr>
-        <w:ind w:firstLine="0"/>
-      </w:pPr>
-    </w:p>
-    <w:p>
-      <w:pPr>
-        <w:ind w:firstLine="0"/>
-      </w:pPr>
-    </w:p>
-    <w:p>
-      <w:pPr>
-        <w:pStyle w:val="Ttulo1"/>
-      </w:pPr>
-      <w:bookmarkStart w:name="_Toc179237027" w:id="12"/>
-      <w:r>
-        <w:rPr>
-          <w:rStyle w:val="Extranjerismo"/>
-        </w:rPr>
-        <w:lastRenderedPageBreak/>
-        <w:t>Merchandising</w:t>
-      </w:r>
-      <w:r>
-        <w:t xml:space="preserve"> - Promoción en el punto de venta</w:t>
-      </w:r>
-      <w:bookmarkEnd w:id="12"/>
-    </w:p>
-    <w:p>
-      <w:r>
-        <w:t xml:space="preserve">En el siguiente video se expone con claridad el concepto de </w:t>
-      </w:r>
-      <w:r>
-        <w:rPr>
-          <w:rStyle w:val="Extranjerismo"/>
-        </w:rPr>
-        <w:t>merchandising</w:t>
-      </w:r>
-      <w:r>
-        <w:t xml:space="preserve"> y su relación con la promoción en puntos de venta:</w:t>
-      </w:r>
-    </w:p>
-    <w:p>
-      <w:pPr>
-        <w:pStyle w:val="Video"/>
-      </w:pPr>
-      <w:r>
-        <w:rPr>
-          <w:rStyle w:val="Extranjerismo"/>
-        </w:rPr>
-        <w:t>Merchandising</w:t>
-      </w:r>
-      <w:r>
-        <w:t xml:space="preserve"> en el punto de venta</w:t>
-      </w:r>
-    </w:p>
-    <w:p>
-      <w:pPr>
-        <w:ind w:firstLine="0"/>
-      </w:pPr>
       <w:r>
         <w:rPr>
           <w:noProof/>
         </w:rPr>
         <w:drawing>
-          <wp:inline distT="0" distB="0" distL="0" distR="0" wp14:anchorId="36729ADB" wp14:editId="34848FA3">
-            <wp:extent cx="6332220" cy="3566795"/>
-            <wp:effectExtent l="0" t="0" r="0" b="0"/>
+          <wp:inline distT="0" distB="0" distL="0" distR="0" wp14:anchorId="36729ADB" wp14:editId="4D9F37EA">
+            <wp:extent cx="5783210" cy="3257550"/>
+            <wp:effectExtent l="0" t="0" r="8255" b="0"/>
             <wp:docPr id="24" name="Imagen 24">
               <a:extLst xmlns:a="http://schemas.openxmlformats.org/drawingml/2006/main">
                 <a:ext uri="{C183D7F6-B498-43B3-948B-1728B52AA6E4}">
@@ -5726,7 +5727,7 @@
                   <pic:spPr bwMode="auto">
                     <a:xfrm>
                       <a:off x="0" y="0"/>
-                      <a:ext cx="6332220" cy="3566795"/>
+                      <a:ext cx="5786060" cy="3259155"/>
                     </a:xfrm>
                     <a:prstGeom prst="rect">
                       <a:avLst/>
@@ -5748,7 +5749,7 @@
         <w:ind w:firstLine="0"/>
         <w:jc w:val="center"/>
       </w:pPr>
-      <w:hyperlink w:history="1" r:id="rId20">
+      <w:hyperlink r:id="rId20" w:history="1">
         <w:r>
           <w:rPr>
             <w:rStyle w:val="Hipervnculo"/>
@@ -5777,6 +5778,7 @@
               <w:jc w:val="center"/>
             </w:pPr>
             <w:r>
+              <w:lastRenderedPageBreak/>
               <w:t xml:space="preserve">Síntesis del video: </w:t>
             </w:r>
             <w:r>
@@ -5798,11 +5800,7 @@
           </w:tcPr>
           <w:p>
             <w:r>
-              <w:t xml:space="preserve">El término "promoción de ventas" ha generado confusión debido a sus múltiples acepciones y a la falta de consenso sobre su definición. Parte de esta confusión proviene de la utilización del término "promoción" en lugar de "ventas", entendiéndolo como un local comercial, cuando en realidad se refiere a un conjunto de técnicas de comunicación persuasivas, entre las que se incluye la promoción de </w:t>
-            </w:r>
-            <w:r>
-              <w:lastRenderedPageBreak/>
-              <w:t xml:space="preserve">ventas. Esta, a su vez, se refiere a una modalidad de comunicación persuasiva de la empresa que consiste en ofrecer temporalmente un valor adicional al producto. Sin embargo, no siempre que se utiliza la palabra "promoción" se refiere únicamente a la promoción de ventas, ya que también se emplea en un sentido más amplio para englobar todas las modalidades de comunicación persuasiva de la empresa, como la publicidad, la fuerza de ventas, las relaciones públicas y el </w:t>
+              <w:t xml:space="preserve">El término "promoción de ventas" ha generado confusión debido a sus múltiples acepciones y a la falta de consenso sobre su definición. Parte de esta confusión proviene de la utilización del término "promoción" en lugar de "ventas", entendiéndolo como un local comercial, cuando en realidad se refiere a un conjunto de técnicas de comunicación persuasivas, entre las que se incluye la promoción de ventas. Esta, a su vez, se refiere a una modalidad de comunicación persuasiva de la empresa que consiste en ofrecer temporalmente un valor adicional al producto. Sin embargo, no siempre que se utiliza la palabra "promoción" se refiere únicamente a la promoción de ventas, ya que también se emplea en un sentido más amplio para englobar todas las modalidades de comunicación persuasiva de la empresa, como la publicidad, la fuerza de ventas, las relaciones públicas y el </w:t>
             </w:r>
             <w:r>
               <w:rPr>
@@ -5864,7 +5862,7 @@
         <w:textAlignment w:val="baseline"/>
         <w:outlineLvl w:val="1"/>
         <w:rPr>
-          <w:rFonts w:ascii="Calibri" w:hAnsi="Calibri" w:cs="Calibri" w:eastAsiaTheme="majorEastAsia"/>
+          <w:rFonts w:ascii="Calibri" w:eastAsiaTheme="majorEastAsia" w:hAnsi="Calibri" w:cs="Calibri"/>
           <w:b/>
           <w:bCs/>
           <w:vanish/>
@@ -5876,8 +5874,8 @@
           <w14:ligatures w14:val="none"/>
         </w:rPr>
       </w:pPr>
-      <w:bookmarkStart w:name="_Toc179236862" w:id="13"/>
-      <w:bookmarkStart w:name="_Toc179237028" w:id="14"/>
+      <w:bookmarkStart w:id="13" w:name="_Toc179236862"/>
+      <w:bookmarkStart w:id="14" w:name="_Toc179237028"/>
       <w:bookmarkEnd w:id="13"/>
       <w:bookmarkEnd w:id="14"/>
     </w:p>
@@ -5885,7 +5883,7 @@
       <w:pPr>
         <w:pStyle w:val="Ttulo2"/>
       </w:pPr>
-      <w:bookmarkStart w:name="_Toc179237029" w:id="15"/>
+      <w:bookmarkStart w:id="15" w:name="_Toc179237029"/>
       <w:r>
         <w:t>Características</w:t>
       </w:r>
@@ -5924,6 +5922,7 @@
         </w:numPr>
       </w:pPr>
       <w:r>
+        <w:lastRenderedPageBreak/>
         <w:t>Debe limitarse en el espacio y en el tiempo.</w:t>
       </w:r>
     </w:p>
@@ -5979,9 +5978,8 @@
       <w:pPr>
         <w:pStyle w:val="Ttulo2"/>
       </w:pPr>
-      <w:bookmarkStart w:name="_Toc179237030" w:id="16"/>
-      <w:r>
-        <w:lastRenderedPageBreak/>
+      <w:bookmarkStart w:id="16" w:name="_Toc179237030"/>
+      <w:r>
         <w:t>Objetivos</w:t>
       </w:r>
       <w:bookmarkEnd w:id="16"/>
@@ -6049,6 +6047,7 @@
     </w:p>
     <w:p>
       <w:r>
+        <w:lastRenderedPageBreak/>
         <w:t>Debido a que las acciones promocionales pueden tener efectos tanto a corto como a largo plazo, es necesario diferenciar los objetivos de las promociones de ventas según su alcance temporal, esto es, según persigan efectos a corto o a largo plazo. Se puede clasificar, entonces, los objetivos de las promociones de ventas en: objetivos tácticos, estratégicos y finales, según afecten al corto, medio y largo plazo, respectivamente.</w:t>
       </w:r>
     </w:p>
@@ -6064,7 +6063,6 @@
           <w:b/>
           <w:bCs/>
         </w:rPr>
-        <w:lastRenderedPageBreak/>
         <w:t>Objetivos tácticos</w:t>
       </w:r>
     </w:p>
@@ -6128,7 +6126,13 @@
         </w:numPr>
       </w:pPr>
       <w:r>
-        <w:t>Aumentar el nivel de consumo los clientes actuales del producto.</w:t>
+        <w:t xml:space="preserve">Aumentar el nivel de consumo </w:t>
+      </w:r>
+      <w:r>
+        <w:t xml:space="preserve">de </w:t>
+      </w:r>
+      <w:r>
+        <w:t>los clientes actuales del producto.</w:t>
       </w:r>
     </w:p>
     <w:p>
@@ -6215,6 +6219,7 @@
         </w:numPr>
       </w:pPr>
       <w:r>
+        <w:lastRenderedPageBreak/>
         <w:t>Aumentar los beneficios.</w:t>
       </w:r>
     </w:p>
@@ -6255,7 +6260,6 @@
           <w:b/>
           <w:bCs/>
         </w:rPr>
-        <w:lastRenderedPageBreak/>
         <w:t>Comercial</w:t>
       </w:r>
     </w:p>
@@ -6436,6 +6440,7 @@
           <w:b/>
           <w:bCs/>
         </w:rPr>
+        <w:lastRenderedPageBreak/>
         <w:t>Fabricante</w:t>
       </w:r>
     </w:p>
@@ -6496,7 +6501,6 @@
         </w:numPr>
       </w:pPr>
       <w:r>
-        <w:lastRenderedPageBreak/>
         <w:t>Crear y mantener el hábito de compra hacia el producto.</w:t>
       </w:r>
     </w:p>
@@ -6700,6 +6704,7 @@
         <w:ind w:left="1068"/>
       </w:pPr>
       <w:r>
+        <w:lastRenderedPageBreak/>
         <w:t>Trasladar inventario a los consumidores.</w:t>
       </w:r>
     </w:p>
@@ -6772,7 +6777,6 @@
           <w:b/>
           <w:bCs/>
         </w:rPr>
-        <w:lastRenderedPageBreak/>
         <w:t>Objetivos de las promociones de ventas según el público objetivo al que van dirigidas</w:t>
       </w:r>
     </w:p>
@@ -6909,6 +6913,12 @@
     </w:p>
     <w:p>
       <w:pPr>
+        <w:pStyle w:val="Prrafodelista"/>
+        <w:ind w:left="1080" w:firstLine="0"/>
+      </w:pPr>
+    </w:p>
+    <w:p>
+      <w:pPr>
         <w:rPr>
           <w:b/>
           <w:bCs/>
@@ -6919,6 +6929,7 @@
           <w:b/>
           <w:bCs/>
         </w:rPr>
+        <w:lastRenderedPageBreak/>
         <w:t>Detallistas</w:t>
       </w:r>
     </w:p>
@@ -6979,7 +6990,6 @@
         </w:numPr>
       </w:pPr>
       <w:r>
-        <w:lastRenderedPageBreak/>
         <w:t>Compensar las promociones realizadas por los competidores.</w:t>
       </w:r>
     </w:p>
@@ -7081,7 +7091,11 @@
       </w:r>
       <w:proofErr w:type="spellEnd"/>
       <w:r>
-        <w:t>, atendiendo a si se trata de promociones del fabricante al distribuidor, del distribuidor al consumidor o directamente del fabricante al consumidor, conocida como estrategia </w:t>
+        <w:t xml:space="preserve">, atendiendo a si se trata de promociones del fabricante al distribuidor, del distribuidor al consumidor o directamente del fabricante al </w:t>
+      </w:r>
+      <w:r>
+        <w:lastRenderedPageBreak/>
+        <w:t>consumidor, conocida como estrategia </w:t>
       </w:r>
       <w:r>
         <w:rPr>
@@ -7110,15 +7124,11 @@
         <w:t xml:space="preserve"> (2002) o Santesmases (2007), entre otros.</w:t>
       </w:r>
     </w:p>
-    <w:p/>
-    <w:p/>
-    <w:p/>
     <w:p>
       <w:pPr>
         <w:pStyle w:val="Figura"/>
       </w:pPr>
       <w:r>
-        <w:lastRenderedPageBreak/>
         <w:t xml:space="preserve">Estrategia </w:t>
       </w:r>
       <w:r>
@@ -7184,12 +7194,21 @@
       </w:r>
     </w:p>
     <w:p>
+      <w:pPr>
+        <w:jc w:val="center"/>
+      </w:pPr>
+      <w:r>
+        <w:t>Fuente: SENA</w:t>
+      </w:r>
+    </w:p>
+    <w:p>
       <w:r>
         <w:t>El diagrama circular ilustra la relación entre el fabricante, el distribuidor y el consumidor a través de distintos tipos de promociones. En primer lugar, muestra la conexión entre el fabricante y el consumidor mediante las promociones dirigidas directamente al consumidor, diseñadas para incentivar la compra. Luego, representa la relación entre el fabricante y el distribuidor mediante las promociones del fabricante, que buscan motivar al distribuidor a adquirir y comercializar los productos del fabricante. Por último, destaca la relación entre el distribuidor y el consumidor a través de las promociones que el distribuidor realiza con el fin de atraer a los consumidores y fomentar la venta de los productos. El diagrama cierra un ciclo que interrelaciona a las tres partes a través de distintas estrategias promocionales.</w:t>
       </w:r>
     </w:p>
     <w:p>
       <w:r>
+        <w:lastRenderedPageBreak/>
         <w:t>De acuerdo con esta clasificación, en la estrategia </w:t>
       </w:r>
       <w:r>
@@ -7210,8 +7229,13 @@
     </w:p>
     <w:p>
       <w:r>
-        <w:lastRenderedPageBreak/>
-        <w:t>Por su parte en la estrategia </w:t>
+        <w:t>Por su parte</w:t>
+      </w:r>
+      <w:r>
+        <w:t>,</w:t>
+      </w:r>
+      <w:r>
+        <w:t xml:space="preserve"> en la estrategia </w:t>
       </w:r>
       <w:r>
         <w:rPr>
@@ -7243,7 +7267,7 @@
       <w:pPr>
         <w:pStyle w:val="Ttulo2"/>
       </w:pPr>
-      <w:bookmarkStart w:name="_Toc179237031" w:id="17"/>
+      <w:bookmarkStart w:id="17" w:name="_Toc179237031"/>
       <w:r>
         <w:t>Tipos de promociones de ventas</w:t>
       </w:r>
@@ -7372,6 +7396,7 @@
           <w:b/>
           <w:bCs/>
         </w:rPr>
+        <w:lastRenderedPageBreak/>
         <w:t>Promociones al consumidor</w:t>
       </w:r>
     </w:p>
@@ -7420,7 +7445,6 @@
         </w:numPr>
       </w:pPr>
       <w:r>
-        <w:lastRenderedPageBreak/>
         <w:t>Contribuciones monetarias.</w:t>
       </w:r>
     </w:p>
@@ -7645,11 +7669,8 @@
     </w:p>
     <w:p>
       <w:r>
-        <w:t xml:space="preserve">En todos los casos, el destinatario de las promociones de ventas es el consumidor. Ahora bien, como ya se ha adelantado, la existencia de grupos de consumidores con actitudes y comportamientos muy diferentes ante las promociones de ventas, exige que las acciones promocionales sean definidas de acuerdo a las </w:t>
-      </w:r>
-      <w:r>
         <w:lastRenderedPageBreak/>
-        <w:t>características y preferencias de los segmentos de mercado a las que vayan dirigidas. Así, las distintas técnicas promocionales señaladas, cuya utilización dependerá, entre otros factores, de los objetivos perseguidos en cada momento, serán más o menos eficaces según el tipo de consumidor al que vayan dirigidas.</w:t>
+        <w:t>En todos los casos, el destinatario de las promociones de ventas es el consumidor. Ahora bien, como ya se ha adelantado, la existencia de grupos de consumidores con actitudes y comportamientos muy diferentes ante las promociones de ventas, exige que las acciones promocionales sean definidas de acuerdo a las características y preferencias de los segmentos de mercado a las que vayan dirigidas. Así, las distintas técnicas promocionales señaladas, cuya utilización dependerá, entre otros factores, de los objetivos perseguidos en cada momento, serán más o menos eficaces según el tipo de consumidor al que vayan dirigidas.</w:t>
       </w:r>
     </w:p>
     <w:p>
@@ -7674,7 +7695,11 @@
     </w:p>
     <w:p>
       <w:r>
-        <w:t>Además de en función del público objetivo al que van dirigidas, el criterio de clasificación de las promociones de ventas según el tipo de incentivo promocional ofrecido es uno de los más empleados. En este sentido, las promociones de ventas se pueden agrupar en diferentes clases atendiendo a las características del incentivo que se ofrece al consumidor, independientemente de que la promoción sea del fabricante, del distribuidor o resultado de una colaboración conjunta entre ambos. Existen cuatro criterios de clasificación de las promociones en función del tipo de incentivo ofrecido al consumidor: en función de la naturaleza del incentivo, en función del horizonte temporal, en función de la certeza del incentivo y, por último, en función del objetivo perseguido.</w:t>
+        <w:t xml:space="preserve">Además de en función del público objetivo al que van dirigidas, el criterio de clasificación de las promociones de ventas según el tipo de incentivo promocional ofrecido es uno de los más empleados. En este sentido, las promociones de ventas se pueden agrupar en diferentes clases atendiendo a las características del incentivo que se ofrece al consumidor, independientemente de que la promoción sea del fabricante, del distribuidor o resultado de una colaboración conjunta entre ambos. Existen cuatro criterios de clasificación de las promociones en función del tipo de incentivo ofrecido al consumidor: en función de la naturaleza del incentivo, en función del horizonte </w:t>
+      </w:r>
+      <w:r>
+        <w:lastRenderedPageBreak/>
+        <w:t>temporal, en función de la certeza del incentivo y, por último, en función del objetivo perseguido.</w:t>
       </w:r>
     </w:p>
     <w:p>
@@ -7698,7 +7723,6 @@
         </w:numPr>
       </w:pPr>
       <w:r>
-        <w:lastRenderedPageBreak/>
         <w:t>Las promociones monetarias hacen referencia a todas aquellas acciones promocionales que permiten al consumidor adquirir un determinado bien a un precio inferior al habitual, tales como los descuentos inmediatos o diferidos, los vales y cupones de descuento o los reembolsos.</w:t>
       </w:r>
     </w:p>
@@ -7727,7 +7751,7 @@
         <w:t>En cuanto al horizonte temporal:</w:t>
       </w:r>
       <w:r>
-        <w:t> esto es, el tiempo transcurrido desde que se realiza la compra hasta que el consumidor recibe el incentivo y se pueden diferenciar entre promociones inmediatas y promociones diferidas.</w:t>
+        <w:t> esto es, el tiempo transcurrido desde que se realiza la compra hasta que el consumidor recibe el incentivo y se puede diferenciar entre promociones inmediatas y promociones diferidas.</w:t>
       </w:r>
     </w:p>
     <w:p>
@@ -7736,7 +7760,19 @@
         <w:ind w:left="1429" w:firstLine="0"/>
       </w:pPr>
       <w:r>
-        <w:t>En las promociones inmediatas el consumidor recibe el incentivo en el momento en el que realiza la compra sin que se le exija ningún esfuerzo adicional por su parte: descuentos directos, paquetes especiales con mayor cantidad de producto, muestras y regalos directos que acompañan al producto, etc.</w:t>
+        <w:t>En las promociones inmediatas</w:t>
+      </w:r>
+      <w:r>
+        <w:t>,</w:t>
+      </w:r>
+      <w:r>
+        <w:t xml:space="preserve"> el consumidor recibe el incentivo en el momento en el que realiza la compra</w:t>
+      </w:r>
+      <w:r>
+        <w:t>,</w:t>
+      </w:r>
+      <w:r>
+        <w:t xml:space="preserve"> sin que se le exija ningún esfuerzo adicional por su parte: descuentos directos, paquetes especiales con mayor cantidad de producto, muestras y regalos directos que acompañan al producto, etc.</w:t>
       </w:r>
     </w:p>
     <w:p>
@@ -7745,6 +7781,7 @@
         <w:ind w:left="1429" w:firstLine="0"/>
       </w:pPr>
       <w:r>
+        <w:lastRenderedPageBreak/>
         <w:t xml:space="preserve">En las promociones diferidas el incentivo promocional no es inmediato y requiere una participación por parte del consumidor, al que se le exige cierto esfuerzo, </w:t>
       </w:r>
       <w:proofErr w:type="gramStart"/>
@@ -7753,11 +7790,7 @@
       </w:r>
       <w:proofErr w:type="gramEnd"/>
       <w:r>
-        <w:t xml:space="preserve"> por ejemplo: recortar y guardar los cupones o vales promocionales, enviar los comprobantes de compra para obtener </w:t>
-      </w:r>
-      <w:r>
-        <w:lastRenderedPageBreak/>
-        <w:t>descuentos o regalos, completar formularios para participar en sorteos o concursos, etc.</w:t>
+        <w:t xml:space="preserve"> por ejemplo: recortar y guardar los cupones o vales promocionales, enviar los comprobantes de compra para obtener descuentos o regalos, completar formularios para participar en sorteos o concursos, etc.</w:t>
       </w:r>
     </w:p>
     <w:p>
@@ -7769,7 +7802,14 @@
         </w:numPr>
       </w:pPr>
       <w:r>
-        <w:t>Según la certeza del incentivo: esto es, la seguridad en la obtención del mismo, distinguiéndose entre promociones sistemáticas y promociones selectivas.</w:t>
+        <w:rPr>
+          <w:b/>
+          <w:bCs/>
+        </w:rPr>
+        <w:t>Según la certeza del incentivo:</w:t>
+      </w:r>
+      <w:r>
+        <w:t xml:space="preserve"> esto es, la seguridad en la obtención del mismo, distinguiéndose entre promociones sistemáticas y promociones selectivas.</w:t>
       </w:r>
     </w:p>
     <w:p>
@@ -7833,6 +7873,7 @@
         <w:ind w:left="1429" w:firstLine="0"/>
       </w:pPr>
       <w:r>
+        <w:lastRenderedPageBreak/>
         <w:t>Las promociones incentivadoras persiguen hacer la compra más atractiva a través de incentivos monetarios o no monetarios.</w:t>
       </w:r>
     </w:p>
@@ -7841,9 +7882,8 @@
       <w:pPr>
         <w:pStyle w:val="Ttulo2"/>
       </w:pPr>
-      <w:bookmarkStart w:name="_Toc179237032" w:id="18"/>
-      <w:r>
-        <w:lastRenderedPageBreak/>
+      <w:bookmarkStart w:id="18" w:name="_Toc179237032"/>
+      <w:r>
         <w:t xml:space="preserve">Técnicas de </w:t>
       </w:r>
       <w:r>
@@ -7856,6 +7896,11 @@
     </w:p>
     <w:p>
       <w:pPr>
+        <w:pStyle w:val="Prrafodelista"/>
+        <w:numPr>
+          <w:ilvl w:val="0"/>
+          <w:numId w:val="33"/>
+        </w:numPr>
         <w:rPr>
           <w:b/>
           <w:bCs/>
@@ -7884,6 +7929,8 @@
     </w:p>
     <w:p>
       <w:pPr>
+        <w:pStyle w:val="Prrafodelista"/>
+        <w:ind w:left="1429" w:firstLine="0"/>
         <w:rPr>
           <w:lang w:val="es-419" w:eastAsia="es-CO"/>
         </w:rPr>
@@ -7892,11 +7939,28 @@
         <w:rPr>
           <w:lang w:val="es-419" w:eastAsia="es-CO"/>
         </w:rPr>
-        <w:t>Se puede definir como la manera de presentar los artículos y el punto de venta de modo que el acto de compra sea lo más agradable y sencillo posible para el cliente y los más rentable posible para el establecimiento. En definitiva, pretende hacer atractivo y dinámico el punto de venta, con el fin de guiar al consumidor e influir en su comportamiento de compra.</w:t>
-      </w:r>
-    </w:p>
-    <w:p>
-      <w:pPr>
+        <w:t>Se puede definir como la manera de presentar los artículos y el punto de venta</w:t>
+      </w:r>
+      <w:r>
+        <w:rPr>
+          <w:lang w:val="es-419" w:eastAsia="es-CO"/>
+        </w:rPr>
+        <w:t>,</w:t>
+      </w:r>
+      <w:r>
+        <w:rPr>
+          <w:lang w:val="es-419" w:eastAsia="es-CO"/>
+        </w:rPr>
+        <w:t xml:space="preserve"> de modo que el acto de compra sea lo más agradable y sencillo posible para el cliente y lo más rentable posible para el establecimiento. En definitiva, pretende hacer atractivo y dinámico el punto de venta, con el fin de guiar al consumidor e influir en su comportamiento de compra.</w:t>
+      </w:r>
+    </w:p>
+    <w:p>
+      <w:pPr>
+        <w:pStyle w:val="Prrafodelista"/>
+        <w:numPr>
+          <w:ilvl w:val="0"/>
+          <w:numId w:val="33"/>
+        </w:numPr>
         <w:rPr>
           <w:b/>
           <w:bCs/>
@@ -7919,12 +7983,21 @@
       </w:r>
     </w:p>
     <w:p>
+      <w:pPr>
+        <w:pStyle w:val="Prrafodelista"/>
+        <w:ind w:left="1429" w:firstLine="0"/>
+      </w:pPr>
       <w:r>
         <w:t>Consiste en la denominada “tienda espectáculo” y pasa por la concepción del mobiliario específico, la decoración, la información, etc., con el objetivo de dar un aspecto seductor al lineal y a la tienda para promover la imagen del propio distribuidor.</w:t>
       </w:r>
     </w:p>
     <w:p>
       <w:pPr>
+        <w:pStyle w:val="Prrafodelista"/>
+        <w:numPr>
+          <w:ilvl w:val="0"/>
+          <w:numId w:val="33"/>
+        </w:numPr>
         <w:rPr>
           <w:b/>
           <w:bCs/>
@@ -7947,45 +8020,48 @@
       </w:r>
     </w:p>
     <w:p>
+      <w:pPr>
+        <w:pStyle w:val="Prrafodelista"/>
+        <w:ind w:left="1429" w:firstLine="0"/>
+      </w:pPr>
       <w:r>
         <w:t>Consiste, como su nombre indica, en gestionar el espacio expositivo y el surtido a efectos de maximizar la satisfacción del cliente y la rentabilidad del establecimiento.</w:t>
       </w:r>
     </w:p>
-    <w:p/>
-    <w:p/>
-    <w:p/>
-    <w:p/>
-    <w:p/>
-    <w:p/>
-    <w:p/>
     <w:p>
       <w:pPr>
         <w:pStyle w:val="Ttulo1"/>
       </w:pPr>
-      <w:bookmarkStart w:name="_Toc179237033" w:id="19"/>
+      <w:bookmarkStart w:id="19" w:name="_Toc179237033"/>
       <w:r>
         <w:rPr>
           <w:rStyle w:val="Extranjerismo"/>
         </w:rPr>
+        <w:t>Merchandising</w:t>
+      </w:r>
+      <w:r>
+        <w:t xml:space="preserve"> y cliente</w:t>
+      </w:r>
+      <w:bookmarkEnd w:id="19"/>
+    </w:p>
+    <w:p>
+      <w:pPr>
+        <w:rPr>
+          <w:lang w:val="es-419" w:eastAsia="es-CO"/>
+        </w:rPr>
+      </w:pPr>
+      <w:r>
+        <w:rPr>
+          <w:lang w:val="es-419" w:eastAsia="es-CO"/>
+        </w:rPr>
+        <w:t xml:space="preserve">Los que acuden a los establecimientos a realizar sus compras y quienes toman la decisión de comprar los artículos o no, son los clientes. Por este motivo, el marketing se preocupa por conocerlos y estudiar cómo toman sus decisiones y sin duda, aplicar las </w:t>
+      </w:r>
+      <w:r>
+        <w:rPr>
+          <w:lang w:val="es-419" w:eastAsia="es-CO"/>
+        </w:rPr>
         <w:lastRenderedPageBreak/>
-        <w:t>Merchandising</w:t>
-      </w:r>
-      <w:r>
-        <w:t xml:space="preserve"> y cliente</w:t>
-      </w:r>
-      <w:bookmarkEnd w:id="19"/>
-    </w:p>
-    <w:p>
-      <w:pPr>
-        <w:rPr>
-          <w:lang w:val="es-419" w:eastAsia="es-CO"/>
-        </w:rPr>
-      </w:pPr>
-      <w:r>
-        <w:rPr>
-          <w:lang w:val="es-419" w:eastAsia="es-CO"/>
-        </w:rPr>
-        <w:t xml:space="preserve">Los que acuden a los establecimientos a realizar sus compras y quienes toman la decisión de comprar los artículos o no, son los clientes. Por este motivo, el marketing se preocupa por conocerlos y estudiar cómo toman sus decisiones y sin duda, aplicar las técnicas de </w:t>
+        <w:t xml:space="preserve">técnicas de </w:t>
       </w:r>
       <w:proofErr w:type="spellStart"/>
       <w:r>
@@ -8025,7 +8101,14 @@
     </w:p>
     <w:p>
       <w:r>
-        <w:t xml:space="preserve">El cliente </w:t>
+        <w:rPr>
+          <w:b/>
+          <w:bCs/>
+        </w:rPr>
+        <w:t>El cliente</w:t>
+      </w:r>
+      <w:r>
+        <w:t xml:space="preserve"> </w:t>
       </w:r>
       <w:r>
         <w:rPr>
@@ -8041,7 +8124,13 @@
     </w:p>
     <w:p>
       <w:r>
-        <w:t>La tendencia actual es la comodidad y muchos comercios excelentes por dentro descuidan lo referente a la atracción requerida en los aspectos </w:t>
+        <w:t>La tendencia actual es la comodidad</w:t>
+      </w:r>
+      <w:r>
+        <w:t>,</w:t>
+      </w:r>
+      <w:r>
+        <w:t xml:space="preserve"> y muchos comercios excelentes por dentro descuidan lo referente a la atracción requerida en los aspectos </w:t>
       </w:r>
       <w:r>
         <w:rPr>
@@ -8087,7 +8176,6 @@
     </w:p>
     <w:p>
       <w:r>
-        <w:lastRenderedPageBreak/>
         <w:t>* En el caso de que el comprador lo haga para más de una persona (familia, etc.).</w:t>
       </w:r>
     </w:p>
@@ -8111,7 +8199,7 @@
         <w:textAlignment w:val="baseline"/>
         <w:outlineLvl w:val="1"/>
         <w:rPr>
-          <w:rFonts w:ascii="Calibri" w:hAnsi="Calibri" w:cs="Calibri" w:eastAsiaTheme="majorEastAsia"/>
+          <w:rFonts w:ascii="Calibri" w:eastAsiaTheme="majorEastAsia" w:hAnsi="Calibri" w:cs="Calibri"/>
           <w:b/>
           <w:bCs/>
           <w:vanish/>
@@ -8123,8 +8211,8 @@
           <w14:ligatures w14:val="none"/>
         </w:rPr>
       </w:pPr>
-      <w:bookmarkStart w:name="_Toc179236868" w:id="20"/>
-      <w:bookmarkStart w:name="_Toc179237034" w:id="21"/>
+      <w:bookmarkStart w:id="20" w:name="_Toc179236868"/>
+      <w:bookmarkStart w:id="21" w:name="_Toc179237034"/>
       <w:bookmarkEnd w:id="20"/>
       <w:bookmarkEnd w:id="21"/>
     </w:p>
@@ -8132,7 +8220,7 @@
       <w:pPr>
         <w:pStyle w:val="Ttulo2"/>
       </w:pPr>
-      <w:bookmarkStart w:name="_Toc179237035" w:id="22"/>
+      <w:bookmarkStart w:id="22" w:name="_Toc179237035"/>
       <w:r>
         <w:t>Fases en el proceso de decisión de compra</w:t>
       </w:r>
@@ -8226,6 +8314,8 @@
         <w:t>Por ejemplo, si cuando se nos averió la plancha hemos decidido comprar una nueva, pensaremos en primer lugar en la experiencia positiva o negativa del uso; además de nuestra propia experiencia, podemos preguntar a otras personas sobre la plancha que tienen y si su funcionamiento es satisfactorio.</w:t>
       </w:r>
     </w:p>
+    <w:p/>
+    <w:p/>
     <w:p>
       <w:pPr>
         <w:rPr>
@@ -8244,7 +8334,7 @@
     </w:p>
     <w:p>
       <w:r>
-        <w:t>A la hora de evaluar la información obtenida tenemos en cuenta una serie de criterios que ayudan a tomar la decisión, y que sabemos cuáles son gracias a los es estudios realizados sobre el tema. Los criterios que el cliente tiene en cuenta a la hora de comprar son:</w:t>
+        <w:t>A la hora de evaluar la información obtenida tenemos en cuenta una serie de criterios que ayudan a tomar la decisión, y que sabemos cuáles son gracias a los estudios realizados sobre el tema. Los criterios que el cliente tiene en cuenta a la hora de comprar son:</w:t>
       </w:r>
     </w:p>
     <w:p>
@@ -8336,7 +8426,19 @@
         <w:t>A</w:t>
       </w:r>
       <w:r>
-        <w:t>sí, por ejemplo, si hemos decidido comprar una plancha nueva, tendremos en cuenta el dinero que nos vamos a gastar, si nos interesa que sea de alta gama o por el contrario preferimos una gama baja porque no la usamos mucho. Dependiendo de las alternativas que haya y de la decisión adoptada, compraremos finalmente una plancha determinada.</w:t>
+        <w:t>sí, por ejemplo, si hemos decidido comprar una plancha nueva, tendremos en cuenta el dinero que nos vamos a gastar, si nos interesa que sea de alta gama o</w:t>
+      </w:r>
+      <w:r>
+        <w:t>,</w:t>
+      </w:r>
+      <w:r>
+        <w:t xml:space="preserve"> por el contrario</w:t>
+      </w:r>
+      <w:r>
+        <w:t>,</w:t>
+      </w:r>
+      <w:r>
+        <w:t xml:space="preserve"> preferimos una gama baja porque no la usamos mucho. Dependiendo de las alternativas que haya y de la decisión adoptada, compraremos finalmente una plancha determinada.</w:t>
       </w:r>
     </w:p>
     <w:p>
@@ -8356,7 +8458,13 @@
     </w:p>
     <w:p>
       <w:r>
-        <w:t>Una vez que hemos valorado las posibilidades a nuestro alcance, decidimos que producto comprar y lo hacemos. En el acto de compra pueden intervenir varias personas (aunque también pueden ser una misma persona). Así, existen diferentes roles:</w:t>
+        <w:t>Una vez que hemos valorado las posibilidades a nuestro alcance, decidimos qu</w:t>
+      </w:r>
+      <w:r>
+        <w:t xml:space="preserve">é </w:t>
+      </w:r>
+      <w:r>
+        <w:t>producto comprar y lo hacemos. En el acto de compra pueden intervenir varias personas (aunque también pueden ser una misma persona). Así, existen diferentes roles:</w:t>
       </w:r>
     </w:p>
     <w:p/>
@@ -8532,7 +8640,13 @@
     </w:p>
     <w:p>
       <w:r>
-        <w:t>Si ha sido un acierto, se habrá logrado fidelizar al cliente y la próxima vez que necesite comprar este producto es muy posible que repita la experiencia y vuelva a comprar. Es más, es posible incluso que, si la experiencia ha sido muy positiva, lo comparta con amigos y familiares.</w:t>
+        <w:t>Si ha sido un acierto, se habrá logrado fidelizar al cliente y la próxima vez que necesite comprar este producto</w:t>
+      </w:r>
+      <w:r>
+        <w:t>,</w:t>
+      </w:r>
+      <w:r>
+        <w:t xml:space="preserve"> es muy posible que repita la experiencia y vuelva a comprar. Es más, es posible incluso que, si la experiencia ha sido muy positiva, lo comparta con amigos y familiares.</w:t>
       </w:r>
     </w:p>
     <w:p>
@@ -8707,7 +8821,13 @@
     </w:p>
     <w:p>
       <w:r>
-        <w:t>Consiste en presentar el producto de una manera atractiva; es decir, llamar la atención del cliente mediante la presentación y las características del producto. Para ello, se utilizan varias herramientas: el precio, el envase, degustaciones.</w:t>
+        <w:t xml:space="preserve">Consiste en presentar el producto de una manera atractiva; es decir, llamar la atención del cliente mediante la presentación y las características del producto. Para ello, se utilizan varias herramientas: el precio, el envase, </w:t>
+      </w:r>
+      <w:r>
+        <w:t xml:space="preserve">las </w:t>
+      </w:r>
+      <w:r>
+        <w:t>degustaciones.</w:t>
       </w:r>
     </w:p>
     <w:p>
@@ -8769,49 +8889,36 @@
     <w:p>
       <w:r>
         <w:t>Consiste en actuar; es decir, proceder a la compra del producto, una vez que se ha tomado la decisión.</w:t>
+      </w:r>
+    </w:p>
+    <w:p>
+      <w:pPr>
+        <w:pStyle w:val="Ttulo1"/>
+      </w:pPr>
+      <w:bookmarkStart w:id="23" w:name="_Toc179237036"/>
+      <w:r>
+        <w:t>Diseño de Material P.O.P</w:t>
+      </w:r>
+      <w:bookmarkEnd w:id="23"/>
+    </w:p>
+    <w:p>
+      <w:r>
+        <w:t>A continuación, se presentan una serie de videos explicativos acerca de la creación de material POP (</w:t>
+      </w:r>
+      <w:r>
+        <w:rPr>
+          <w:rStyle w:val="Extranjerismo"/>
+        </w:rPr>
+        <w:t>Point Of Purchase Display</w:t>
+      </w:r>
+      <w:r>
+        <w:t>), con lo cual se ejemplifican algunas estrategias para potenciar las ventas de una marca.</w:t>
       </w:r>
     </w:p>
     <w:p/>
     <w:p/>
     <w:p/>
     <w:p/>
-    <w:p/>
-    <w:p/>
-    <w:p>
-      <w:pPr>
-        <w:ind w:firstLine="0"/>
-      </w:pPr>
-    </w:p>
-    <w:p>
-      <w:pPr>
-        <w:ind w:firstLine="0"/>
-      </w:pPr>
-    </w:p>
-    <w:p>
-      <w:pPr>
-        <w:pStyle w:val="Ttulo1"/>
-      </w:pPr>
-      <w:bookmarkStart w:name="_Toc179237036" w:id="23"/>
-      <w:r>
-        <w:lastRenderedPageBreak/>
-        <w:t>Diseño de Material P.O.P</w:t>
-      </w:r>
-      <w:bookmarkEnd w:id="23"/>
-    </w:p>
-    <w:p>
-      <w:r>
-        <w:t>A continuación, se presentan una serie de videos explicativos acerca de la creación de material POP (</w:t>
-      </w:r>
-      <w:r>
-        <w:rPr>
-          <w:rStyle w:val="Extranjerismo"/>
-        </w:rPr>
-        <w:t>Point Of Purchase Display</w:t>
-      </w:r>
-      <w:r>
-        <w:t>), con lo cual se ejemplifican algunas estrategias para potenciar las ventas de una marca.</w:t>
-      </w:r>
-    </w:p>
     <w:p>
       <w:pPr>
         <w:pStyle w:val="Prrafodelista"/>
@@ -8827,7 +8934,7 @@
         <w:textAlignment w:val="baseline"/>
         <w:outlineLvl w:val="1"/>
         <w:rPr>
-          <w:rFonts w:ascii="Calibri" w:hAnsi="Calibri" w:cs="Calibri" w:eastAsiaTheme="majorEastAsia"/>
+          <w:rFonts w:ascii="Calibri" w:eastAsiaTheme="majorEastAsia" w:hAnsi="Calibri" w:cs="Calibri"/>
           <w:b/>
           <w:bCs/>
           <w:vanish/>
@@ -8839,8 +8946,8 @@
           <w14:ligatures w14:val="none"/>
         </w:rPr>
       </w:pPr>
-      <w:bookmarkStart w:name="_Toc179236871" w:id="24"/>
-      <w:bookmarkStart w:name="_Toc179237037" w:id="25"/>
+      <w:bookmarkStart w:id="24" w:name="_Toc179236871"/>
+      <w:bookmarkStart w:id="25" w:name="_Toc179237037"/>
       <w:bookmarkEnd w:id="24"/>
       <w:bookmarkEnd w:id="25"/>
     </w:p>
@@ -8848,7 +8955,7 @@
       <w:pPr>
         <w:pStyle w:val="Ttulo2"/>
       </w:pPr>
-      <w:bookmarkStart w:name="_Toc179237038" w:id="26"/>
+      <w:bookmarkStart w:id="26" w:name="_Toc179237038"/>
       <w:r>
         <w:t>Póster de precios</w:t>
       </w:r>
@@ -8865,7 +8972,31 @@
         <w:rPr>
           <w:lang w:val="es-419" w:eastAsia="es-CO"/>
         </w:rPr>
-        <w:t>Póster De Precios</w:t>
+        <w:t xml:space="preserve">Póster </w:t>
+      </w:r>
+      <w:r>
+        <w:rPr>
+          <w:lang w:val="es-419" w:eastAsia="es-CO"/>
+        </w:rPr>
+        <w:t>d</w:t>
+      </w:r>
+      <w:r>
+        <w:rPr>
+          <w:lang w:val="es-419" w:eastAsia="es-CO"/>
+        </w:rPr>
+        <w:t xml:space="preserve">e </w:t>
+      </w:r>
+      <w:r>
+        <w:rPr>
+          <w:lang w:val="es-419" w:eastAsia="es-CO"/>
+        </w:rPr>
+        <w:t>p</w:t>
+      </w:r>
+      <w:r>
+        <w:rPr>
+          <w:lang w:val="es-419" w:eastAsia="es-CO"/>
+        </w:rPr>
+        <w:t>recios</w:t>
       </w:r>
     </w:p>
     <w:p>
@@ -8874,10 +9005,16 @@
           <w:noProof/>
         </w:rPr>
         <w:drawing>
-          <wp:inline distT="0" distB="0" distL="0" distR="0" wp14:anchorId="6293667B" wp14:editId="2A2FB5CB">
-            <wp:extent cx="5306198" cy="2988860"/>
-            <wp:effectExtent l="0" t="0" r="0" b="2540"/>
-            <wp:docPr id="31" name="Imagen 31"/>
+          <wp:inline distT="0" distB="0" distL="0" distR="0" wp14:anchorId="7D3726CD" wp14:editId="34742A99">
+            <wp:extent cx="5546742" cy="3121572"/>
+            <wp:effectExtent l="0" t="0" r="0" b="3175"/>
+            <wp:docPr id="1" name="Imagen 1">
+              <a:extLst xmlns:a="http://schemas.openxmlformats.org/drawingml/2006/main">
+                <a:ext uri="{C183D7F6-B498-43B3-948B-1728B52AA6E4}">
+                  <adec:decorative xmlns:adec="http://schemas.microsoft.com/office/drawing/2017/decorative" val="1"/>
+                </a:ext>
+              </a:extLst>
+            </wp:docPr>
             <wp:cNvGraphicFramePr>
               <a:graphicFrameLocks xmlns:a="http://schemas.openxmlformats.org/drawingml/2006/main" noChangeAspect="1"/>
             </wp:cNvGraphicFramePr>
@@ -8885,7 +9022,13 @@
               <a:graphicData uri="http://schemas.openxmlformats.org/drawingml/2006/picture">
                 <pic:pic xmlns:pic="http://schemas.openxmlformats.org/drawingml/2006/picture">
                   <pic:nvPicPr>
-                    <pic:cNvPr id="0" name="Picture 67"/>
+                    <pic:cNvPr id="1" name="Imagen 1">
+                      <a:extLst>
+                        <a:ext uri="{C183D7F6-B498-43B3-948B-1728B52AA6E4}">
+                          <adec:decorative xmlns:adec="http://schemas.microsoft.com/office/drawing/2017/decorative" val="1"/>
+                        </a:ext>
+                      </a:extLst>
+                    </pic:cNvPr>
                     <pic:cNvPicPr>
                       <a:picLocks noChangeAspect="1" noChangeArrowheads="1"/>
                     </pic:cNvPicPr>
@@ -8906,7 +9049,7 @@
                   <pic:spPr bwMode="auto">
                     <a:xfrm>
                       <a:off x="0" y="0"/>
-                      <a:ext cx="5310325" cy="2991184"/>
+                      <a:ext cx="5552209" cy="3124649"/>
                     </a:xfrm>
                     <a:prstGeom prst="rect">
                       <a:avLst/>
@@ -8927,7 +9070,7 @@
       <w:pPr>
         <w:jc w:val="center"/>
       </w:pPr>
-      <w:hyperlink w:history="1" r:id="rId23">
+      <w:hyperlink r:id="rId23" w:history="1">
         <w:r>
           <w:rPr>
             <w:rStyle w:val="Hipervnculo"/>
@@ -8956,7 +9099,19 @@
               <w:jc w:val="center"/>
             </w:pPr>
             <w:r>
-              <w:t>Síntesis del video: Póster De Precios</w:t>
+              <w:t xml:space="preserve">Síntesis del video: Póster </w:t>
+            </w:r>
+            <w:r>
+              <w:t>d</w:t>
+            </w:r>
+            <w:r>
+              <w:t xml:space="preserve">e </w:t>
+            </w:r>
+            <w:r>
+              <w:t>p</w:t>
+            </w:r>
+            <w:r>
+              <w:t>recios</w:t>
             </w:r>
           </w:p>
         </w:tc>
@@ -8968,11 +9123,11 @@
           </w:tcPr>
           <w:p>
             <w:r>
-              <w:t xml:space="preserve">Para crear un póster de precios, lo primero es editar y preparar las imágenes en Photoshop. Existen dos herramientas clave para recortar imágenes y eliminar fondos: la herramienta de lazo y la herramienta de pluma. La herramienta de lazo incluye variantes como el lazo libre, el lazo poligonal y el lazo magnético, que permiten seleccionar objetos de diferentes formas. Es importante hacer una selección precisa </w:t>
+              <w:t xml:space="preserve">Para crear un póster de precios, lo primero es editar y preparar las imágenes en Photoshop. Existen dos herramientas clave para recortar imágenes y eliminar fondos: la herramienta de lazo y la herramienta de pluma. La herramienta de lazo incluye variantes como el lazo libre, el lazo poligonal y el lazo magnético, que permiten seleccionar objetos de diferentes formas. Es importante hacer una selección precisa para evitar errores al eliminar el fondo. Además, se puede suavizar el borde de la selección con la opción de "desvanecer" para evitar cortes drásticos. Si la imagen tiene un candado en la capa, este debe desbloquearse antes de eliminar el fondo. </w:t>
             </w:r>
             <w:r>
               <w:lastRenderedPageBreak/>
-              <w:t>para evitar errores al eliminar el fondo. Además, se puede suavizar el borde de la selección con la opción de "desvanecer" para evitar cortes drásticos. Si la imagen tiene un candado en la capa, este debe desbloquearse antes de eliminar el fondo. Una vez seleccionada el área deseada, se invierte la selección (</w:t>
+              <w:t>Una vez seleccionada el área deseada, se invierte la selección (</w:t>
             </w:r>
             <w:proofErr w:type="spellStart"/>
             <w:r>
@@ -9002,7 +9157,16 @@
               <w:t>Illustrator</w:t>
             </w:r>
             <w:r>
-              <w:t>, donde se crea un nuevo documento, generalmente en formato A3 para un póster. Es crucial configurar el perfil de color según el medio. Para impresiones, se utiliza el modo CMYK, mientras que para web o pantallas se usa RGB. Después de configurar el documento, se pueden empezar a colocar las imágenes y agregar las características del póster mediante la opción "Archivo" &gt; "Colocar". Esto permite cargar todas las imágenes preparadas para el diseño final del póster.</w:t>
+              <w:t xml:space="preserve">, donde se crea un nuevo documento, generalmente en formato A3 para un póster. Es crucial configurar el perfil de color según el medio. Para impresiones, se utiliza el modo CMYK, mientras que para </w:t>
+            </w:r>
+            <w:r>
+              <w:rPr>
+                <w:rStyle w:val="Extranjerismo"/>
+              </w:rPr>
+              <w:t>web</w:t>
+            </w:r>
+            <w:r>
+              <w:t xml:space="preserve"> o pantallas se usa RGB. Después de configurar el documento, se pueden empezar a colocar las imágenes y agregar las características del póster mediante la opción "Archivo" &gt; "Colocar". Esto permite cargar todas las imágenes preparadas para el diseño final del póster.</w:t>
             </w:r>
           </w:p>
           <w:p>
@@ -9028,11 +9192,7 @@
           </w:p>
           <w:p>
             <w:r>
-              <w:t xml:space="preserve">Primero, se crea una capa para las fotos de los helados y otra nueva para trabajar el fondo. Se seleccionan las fotos y se ajustan manualmente, escalando correctamente con la tecla "Shift" sostenida para mantener la proporción, evitando </w:t>
-            </w:r>
-            <w:r>
-              <w:lastRenderedPageBreak/>
-              <w:t xml:space="preserve">deformar las imágenes. Para mayor precisión, se puede usar la opción de dimensiones que ofrece </w:t>
+              <w:t xml:space="preserve">Primero, se crea una capa para las fotos de los helados y otra nueva para trabajar el fondo. Se seleccionan las fotos y se ajustan manualmente, escalando correctamente con la tecla "Shift" sostenida para mantener la proporción, evitando deformar las imágenes. Para mayor precisión, se puede usar la opción de dimensiones que ofrece </w:t>
             </w:r>
             <w:r>
               <w:rPr>
@@ -9046,6 +9206,7 @@
           </w:p>
           <w:p>
             <w:r>
+              <w:lastRenderedPageBreak/>
               <w:t>Se organiza el diseño creando una estructura gráfica básica que incluye un fondo, imágenes de los helados, un espacio para la lista de precios, el logo de la heladería o marca, y los íconos de redes sociales. El logo se coloca en la parte superior del póster, y un área inferior se reserva para los íconos de redes sociales como Facebook y Twitter.</w:t>
             </w:r>
           </w:p>
@@ -9070,15 +9231,12 @@
           </w:p>
           <w:p>
             <w:r>
-              <w:t xml:space="preserve">Se pueden reflejar y duplicar las banderillas para usarlas con diferentes productos, y se juega con el tamaño de los helados dependiendo de su importancia </w:t>
-            </w:r>
-            <w:r>
-              <w:lastRenderedPageBreak/>
-              <w:t>en el menú. Si es necesario, se puede cambiar el fondo para darle mayor coherencia visual al diseño. El fondo se coloca en una capa inferior y se ajusta con la herramienta de máscaras de recorte para que encaje dentro de los límites del diseño sin sobresalir.</w:t>
+              <w:t>Se pueden reflejar y duplicar las banderillas para usarlas con diferentes productos, y se juega con el tamaño de los helados dependiendo de su importancia en el menú. Si es necesario, se puede cambiar el fondo para darle mayor coherencia visual al diseño. El fondo se coloca en una capa inferior y se ajusta con la herramienta de máscaras de recorte para que encaje dentro de los límites del diseño sin sobresalir.</w:t>
             </w:r>
           </w:p>
           <w:p>
             <w:r>
+              <w:lastRenderedPageBreak/>
               <w:t>Finalmente, se agregan los precios a cada uno de los productos, asegurándose de duplicar y modificar el texto correspondiente sin cometer errores. Los precios se pueden ajustar manualmente o utilizar el panel de opciones de tipografía para mantener consistencia en el tamaño y presentación. De este modo, se organiza un póster atractivo y profesional que presenta los productos y precios de forma clara y visualmente coherente.</w:t>
             </w:r>
           </w:p>
@@ -9094,7 +9252,7 @@
       <w:pPr>
         <w:pStyle w:val="Ttulo2"/>
       </w:pPr>
-      <w:bookmarkStart w:name="_Toc179237039" w:id="27"/>
+      <w:bookmarkStart w:id="27" w:name="_Toc179237039"/>
       <w:r>
         <w:t>Hablador (sapito)</w:t>
       </w:r>
@@ -9111,7 +9269,19 @@
         <w:rPr>
           <w:lang w:val="es-419" w:eastAsia="es-CO"/>
         </w:rPr>
-        <w:t>Hablador (Sapito)</w:t>
+        <w:t>Hablador (</w:t>
+      </w:r>
+      <w:r>
+        <w:rPr>
+          <w:lang w:val="es-419" w:eastAsia="es-CO"/>
+        </w:rPr>
+        <w:t>s</w:t>
+      </w:r>
+      <w:r>
+        <w:rPr>
+          <w:lang w:val="es-419" w:eastAsia="es-CO"/>
+        </w:rPr>
+        <w:t>apito)</w:t>
       </w:r>
     </w:p>
     <w:p>
@@ -9179,8 +9349,11 @@
     <w:p>
       <w:pPr>
         <w:jc w:val="center"/>
-      </w:pPr>
-      <w:hyperlink w:history="1" r:id="rId25">
+        <w:rPr>
+          <w:rStyle w:val="Hipervnculo"/>
+        </w:rPr>
+      </w:pPr>
+      <w:hyperlink r:id="rId25" w:history="1">
         <w:r>
           <w:rPr>
             <w:rStyle w:val="Hipervnculo"/>
@@ -9188,6 +9361,11 @@
           <w:t>Enlace de reproducción del video</w:t>
         </w:r>
       </w:hyperlink>
+    </w:p>
+    <w:p>
+      <w:pPr>
+        <w:jc w:val="center"/>
+      </w:pPr>
     </w:p>
     <w:tbl>
       <w:tblPr>
@@ -9209,10 +9387,17 @@
               <w:jc w:val="center"/>
             </w:pPr>
             <w:r>
+              <w:lastRenderedPageBreak/>
               <w:t xml:space="preserve">Síntesis del video: </w:t>
             </w:r>
             <w:r>
-              <w:t>Hablador (Sapito)</w:t>
+              <w:t>Hablador (</w:t>
+            </w:r>
+            <w:r>
+              <w:t>s</w:t>
+            </w:r>
+            <w:r>
+              <w:t>apito)</w:t>
             </w:r>
           </w:p>
         </w:tc>
@@ -9268,7 +9453,7 @@
       <w:pPr>
         <w:pStyle w:val="Ttulo2"/>
       </w:pPr>
-      <w:bookmarkStart w:name="_Toc179237040" w:id="28"/>
+      <w:bookmarkStart w:id="28" w:name="_Toc179237040"/>
       <w:r>
         <w:t>Adhesivo de piso (</w:t>
       </w:r>
@@ -9296,7 +9481,13 @@
         <w:pStyle w:val="Video"/>
       </w:pPr>
       <w:r>
-        <w:t>Adhesivo de Piso</w:t>
+        <w:t xml:space="preserve">Adhesivo de </w:t>
+      </w:r>
+      <w:r>
+        <w:t>p</w:t>
+      </w:r>
+      <w:r>
+        <w:t>iso</w:t>
       </w:r>
     </w:p>
     <w:p>
@@ -9308,10 +9499,16 @@
           <w:noProof/>
         </w:rPr>
         <w:drawing>
-          <wp:inline distT="0" distB="0" distL="0" distR="0" wp14:anchorId="2B58DFA6" wp14:editId="0C298095">
-            <wp:extent cx="6332220" cy="3566795"/>
+          <wp:inline distT="0" distB="0" distL="0" distR="0" wp14:anchorId="5884CD51" wp14:editId="642B98CC">
+            <wp:extent cx="6332220" cy="3563620"/>
             <wp:effectExtent l="0" t="0" r="0" b="0"/>
-            <wp:docPr id="33" name="Imagen 33"/>
+            <wp:docPr id="4" name="Imagen 4">
+              <a:extLst xmlns:a="http://schemas.openxmlformats.org/drawingml/2006/main">
+                <a:ext uri="{C183D7F6-B498-43B3-948B-1728B52AA6E4}">
+                  <adec:decorative xmlns:adec="http://schemas.microsoft.com/office/drawing/2017/decorative" val="1"/>
+                </a:ext>
+              </a:extLst>
+            </wp:docPr>
             <wp:cNvGraphicFramePr>
               <a:graphicFrameLocks xmlns:a="http://schemas.openxmlformats.org/drawingml/2006/main" noChangeAspect="1"/>
             </wp:cNvGraphicFramePr>
@@ -9319,7 +9516,13 @@
               <a:graphicData uri="http://schemas.openxmlformats.org/drawingml/2006/picture">
                 <pic:pic xmlns:pic="http://schemas.openxmlformats.org/drawingml/2006/picture">
                   <pic:nvPicPr>
-                    <pic:cNvPr id="0" name="Picture 72"/>
+                    <pic:cNvPr id="4" name="Imagen 4">
+                      <a:extLst>
+                        <a:ext uri="{C183D7F6-B498-43B3-948B-1728B52AA6E4}">
+                          <adec:decorative xmlns:adec="http://schemas.microsoft.com/office/drawing/2017/decorative" val="1"/>
+                        </a:ext>
+                      </a:extLst>
+                    </pic:cNvPr>
                     <pic:cNvPicPr>
                       <a:picLocks noChangeAspect="1" noChangeArrowheads="1"/>
                     </pic:cNvPicPr>
@@ -9340,7 +9543,7 @@
                   <pic:spPr bwMode="auto">
                     <a:xfrm>
                       <a:off x="0" y="0"/>
-                      <a:ext cx="6332220" cy="3566795"/>
+                      <a:ext cx="6332220" cy="3563620"/>
                     </a:xfrm>
                     <a:prstGeom prst="rect">
                       <a:avLst/>
@@ -9361,7 +9564,7 @@
       <w:pPr>
         <w:jc w:val="center"/>
       </w:pPr>
-      <w:hyperlink w:history="1" r:id="rId27">
+      <w:hyperlink r:id="rId27" w:history="1">
         <w:r>
           <w:rPr>
             <w:rStyle w:val="Hipervnculo"/>
@@ -9396,7 +9599,13 @@
             </w:pPr>
             <w:r>
               <w:lastRenderedPageBreak/>
-              <w:t>Síntesis del video: Adhesivo de Piso</w:t>
+              <w:t xml:space="preserve">Síntesis del video: Adhesivo de </w:t>
+            </w:r>
+            <w:r>
+              <w:t>p</w:t>
+            </w:r>
+            <w:r>
+              <w:t>iso</w:t>
             </w:r>
           </w:p>
         </w:tc>
@@ -9441,7 +9650,7 @@
       <w:pPr>
         <w:ind w:firstLine="0"/>
         <w:rPr>
-          <w:rFonts w:ascii="Calibri" w:hAnsi="Calibri" w:eastAsia="Times New Roman" w:cs="Times New Roman (Títulos en alf"/>
+          <w:rFonts w:ascii="Calibri" w:eastAsia="Times New Roman" w:hAnsi="Calibri" w:cs="Times New Roman (Títulos en alf"/>
           <w:b/>
           <w:color w:val="000000" w:themeColor="text1"/>
           <w:spacing w:val="-10"/>
@@ -9456,7 +9665,7 @@
       <w:pPr>
         <w:ind w:firstLine="0"/>
         <w:rPr>
-          <w:rFonts w:ascii="Calibri" w:hAnsi="Calibri" w:eastAsia="Times New Roman" w:cs="Times New Roman (Títulos en alf"/>
+          <w:rFonts w:ascii="Calibri" w:eastAsia="Times New Roman" w:hAnsi="Calibri" w:cs="Times New Roman (Títulos en alf"/>
           <w:b/>
           <w:color w:val="000000" w:themeColor="text1"/>
           <w:spacing w:val="-10"/>
@@ -9508,7 +9717,7 @@
         </w:numPr>
         <w:ind w:left="1068"/>
       </w:pPr>
-      <w:bookmarkStart w:name="_Toc179237041" w:id="29"/>
+      <w:bookmarkStart w:id="29" w:name="_Toc179237041"/>
       <w:r>
         <w:lastRenderedPageBreak/>
         <w:t>Síntesis</w:t>
@@ -9518,32 +9727,40 @@
     <w:p>
       <w:pPr>
         <w:rPr>
-          <w:lang w:eastAsia="es-CO"/>
-        </w:rPr>
-      </w:pPr>
-      <w:r>
-        <w:rPr>
-          <w:lang w:eastAsia="es-CO"/>
-        </w:rPr>
-        <w:t>En el desarrollo de una campaña publicitaria el plan de medios representa la estructura para que la campaña sea coherente y alcance los objetivos deseados, pues en él se definen elementos como la frecuencia, el alcance y la intensidad. A continuación, se presenta un diagrama donde se enuncian los contenidos del componente formativo resaltando los conceptos y temas más importantes.</w:t>
-      </w:r>
-      <w:r>
-        <w:rPr>
           <w:noProof/>
           <w:lang w:eastAsia="es-CO"/>
         </w:rPr>
-        <w:t xml:space="preserve"> </w:t>
+      </w:pPr>
+      <w:r>
+        <w:rPr>
+          <w:lang w:eastAsia="es-CO"/>
+        </w:rPr>
+        <w:t>En el desarrollo de una campaña publicitaria el plan de medios representa la estructura para que la campaña sea coherente y alcance los objetivos deseados, pues en él se definen elementos como la frecuencia, el alcance y la intensidad. A continuación, se presenta un diagrama donde se enuncian los contenidos del componente formativo resaltando los conceptos y temas más importantes.</w:t>
       </w:r>
       <w:r>
         <w:rPr>
           <w:noProof/>
           <w:lang w:eastAsia="es-CO"/>
         </w:rPr>
+        <w:t xml:space="preserve"> </w:t>
+      </w:r>
+    </w:p>
+    <w:p>
+      <w:pPr>
+        <w:ind w:left="-567"/>
+        <w:rPr>
+          <w:lang w:eastAsia="es-CO"/>
+        </w:rPr>
+      </w:pPr>
+      <w:r>
+        <w:rPr>
+          <w:lang w:eastAsia="es-CO"/>
+        </w:rPr>
         <w:drawing>
-          <wp:inline distT="0" distB="0" distL="0" distR="0" wp14:anchorId="7A1F9672" wp14:editId="3577D1C5">
-            <wp:extent cx="6363324" cy="2866030"/>
-            <wp:effectExtent l="0" t="0" r="0" b="0"/>
-            <wp:docPr id="35" name="Imagen 35" descr="El diagrama presenta el contenido del componente formativo: medición de audiencia, merchandising, diseño de material P.O.P. y adicionalmente sus caracteristicas y elementos más importantes."/>
+          <wp:inline distT="0" distB="0" distL="0" distR="0" wp14:anchorId="768715BD" wp14:editId="472CAFDC">
+            <wp:extent cx="6332220" cy="2945765"/>
+            <wp:effectExtent l="0" t="0" r="0" b="6985"/>
+            <wp:docPr id="5" name="Imagen 5" descr="El diagrama presenta el contenido del componente formativo: medición de audiencia, merchandising, diseño de material P.O.P. y adicionalmente sus caracteristicas y elementos más importantes."/>
             <wp:cNvGraphicFramePr>
               <a:graphicFrameLocks xmlns:a="http://schemas.openxmlformats.org/drawingml/2006/main" noChangeAspect="1"/>
             </wp:cNvGraphicFramePr>
@@ -9551,33 +9768,23 @@
               <a:graphicData uri="http://schemas.openxmlformats.org/drawingml/2006/picture">
                 <pic:pic xmlns:pic="http://schemas.openxmlformats.org/drawingml/2006/picture">
                   <pic:nvPicPr>
-                    <pic:cNvPr id="35" name="Imagen 35" descr="El diagrama presenta el contenido del componente formativo: medición de audiencia, merchandising, diseño de material P.O.P. y adicionalmente sus caracteristicas y elementos más importantes."/>
-                    <pic:cNvPicPr>
-                      <a:picLocks noChangeAspect="1" noChangeArrowheads="1"/>
-                    </pic:cNvPicPr>
+                    <pic:cNvPr id="5" name="Imagen 5" descr="El diagrama presenta el contenido del componente formativo: medición de audiencia, merchandising, diseño de material P.O.P. y adicionalmente sus caracteristicas y elementos más importantes."/>
+                    <pic:cNvPicPr/>
                   </pic:nvPicPr>
                   <pic:blipFill>
-                    <a:blip r:embed="rId28">
-                      <a:extLst>
-                        <a:ext uri="{28A0092B-C50C-407E-A947-70E740481C1C}">
-                          <a14:useLocalDpi xmlns:a14="http://schemas.microsoft.com/office/drawing/2010/main" val="0"/>
-                        </a:ext>
-                      </a:extLst>
-                    </a:blip>
-                    <a:srcRect/>
+                    <a:blip r:embed="rId28"/>
                     <a:stretch>
                       <a:fillRect/>
                     </a:stretch>
                   </pic:blipFill>
-                  <pic:spPr bwMode="auto">
+                  <pic:spPr>
                     <a:xfrm>
                       <a:off x="0" y="0"/>
-                      <a:ext cx="6407707" cy="2886020"/>
+                      <a:ext cx="6332220" cy="2945765"/>
                     </a:xfrm>
                     <a:prstGeom prst="rect">
                       <a:avLst/>
                     </a:prstGeom>
-                    <a:noFill/>
                   </pic:spPr>
                 </pic:pic>
               </a:graphicData>
@@ -9646,7 +9853,7 @@
         </w:numPr>
         <w:ind w:left="1068"/>
       </w:pPr>
-      <w:bookmarkStart w:name="_Toc179237042" w:id="30"/>
+      <w:bookmarkStart w:id="30" w:name="_Toc179237042"/>
       <w:r>
         <w:lastRenderedPageBreak/>
         <w:t>Glosario</w:t>
@@ -9656,7 +9863,7 @@
     <w:p>
       <w:pPr>
         <w:rPr>
-          <w:bdr w:val="none" w:color="auto" w:sz="0" w:space="0" w:frame="1"/>
+          <w:bdr w:val="none" w:sz="0" w:space="0" w:color="auto" w:frame="1"/>
           <w:lang w:eastAsia="es-CO"/>
         </w:rPr>
       </w:pPr>
@@ -9673,14 +9880,14 @@
         <w:rPr>
           <w:b/>
           <w:bCs/>
-          <w:bdr w:val="none" w:color="auto" w:sz="0" w:space="0" w:frame="1"/>
+          <w:bdr w:val="none" w:sz="0" w:space="0" w:color="auto" w:frame="1"/>
           <w:lang w:eastAsia="es-CO"/>
         </w:rPr>
         <w:t>:</w:t>
       </w:r>
       <w:r>
         <w:rPr>
-          <w:bdr w:val="none" w:color="auto" w:sz="0" w:space="0" w:frame="1"/>
+          <w:bdr w:val="none" w:sz="0" w:space="0" w:color="auto" w:frame="1"/>
           <w:lang w:eastAsia="es-CO"/>
         </w:rPr>
         <w:t xml:space="preserve"> </w:t>
@@ -9694,7 +9901,7 @@
       </w:r>
       <w:r>
         <w:rPr>
-          <w:bdr w:val="none" w:color="auto" w:sz="0" w:space="0" w:frame="1"/>
+          <w:bdr w:val="none" w:sz="0" w:space="0" w:color="auto" w:frame="1"/>
           <w:lang w:eastAsia="es-CO"/>
         </w:rPr>
         <w:t xml:space="preserve"> que genera tareas automáticas a través de internet.</w:t>
@@ -9703,7 +9910,7 @@
     <w:p>
       <w:pPr>
         <w:rPr>
-          <w:bdr w:val="none" w:color="auto" w:sz="0" w:space="0" w:frame="1"/>
+          <w:bdr w:val="none" w:sz="0" w:space="0" w:color="auto" w:frame="1"/>
           <w:lang w:eastAsia="es-CO"/>
         </w:rPr>
       </w:pPr>
@@ -9711,14 +9918,14 @@
         <w:rPr>
           <w:b/>
           <w:bCs/>
-          <w:bdr w:val="none" w:color="auto" w:sz="0" w:space="0" w:frame="1"/>
+          <w:bdr w:val="none" w:sz="0" w:space="0" w:color="auto" w:frame="1"/>
           <w:lang w:eastAsia="es-CO"/>
         </w:rPr>
         <w:t>Cobertura:</w:t>
       </w:r>
       <w:r>
         <w:rPr>
-          <w:bdr w:val="none" w:color="auto" w:sz="0" w:space="0" w:frame="1"/>
+          <w:bdr w:val="none" w:sz="0" w:space="0" w:color="auto" w:frame="1"/>
           <w:lang w:eastAsia="es-CO"/>
         </w:rPr>
         <w:t xml:space="preserve"> término utilizado para medir la audiencia. Puede definirse a partir del porcentaje de personas alcanzadas por el mensaje publicitario a través de un medio de comunicación o media </w:t>
@@ -9726,7 +9933,7 @@
       <w:proofErr w:type="spellStart"/>
       <w:r>
         <w:rPr>
-          <w:bdr w:val="none" w:color="auto" w:sz="0" w:space="0" w:frame="1"/>
+          <w:bdr w:val="none" w:sz="0" w:space="0" w:color="auto" w:frame="1"/>
           <w:lang w:eastAsia="es-CO"/>
         </w:rPr>
         <w:t>mix</w:t>
@@ -9734,7 +9941,7 @@
       <w:proofErr w:type="spellEnd"/>
       <w:r>
         <w:rPr>
-          <w:bdr w:val="none" w:color="auto" w:sz="0" w:space="0" w:frame="1"/>
+          <w:bdr w:val="none" w:sz="0" w:space="0" w:color="auto" w:frame="1"/>
           <w:lang w:eastAsia="es-CO"/>
         </w:rPr>
         <w:t xml:space="preserve"> a partir de un número de consumidores seleccionados. También puede expresarse en términos absolutos.</w:t>
@@ -9743,7 +9950,7 @@
     <w:p>
       <w:pPr>
         <w:rPr>
-          <w:bdr w:val="none" w:color="auto" w:sz="0" w:space="0" w:frame="1"/>
+          <w:bdr w:val="none" w:sz="0" w:space="0" w:color="auto" w:frame="1"/>
           <w:lang w:eastAsia="es-CO"/>
         </w:rPr>
       </w:pPr>
@@ -9751,14 +9958,14 @@
         <w:rPr>
           <w:b/>
           <w:bCs/>
-          <w:bdr w:val="none" w:color="auto" w:sz="0" w:space="0" w:frame="1"/>
+          <w:bdr w:val="none" w:sz="0" w:space="0" w:color="auto" w:frame="1"/>
           <w:lang w:eastAsia="es-CO"/>
         </w:rPr>
         <w:t xml:space="preserve">Consumidor: </w:t>
       </w:r>
       <w:r>
         <w:rPr>
-          <w:bdr w:val="none" w:color="auto" w:sz="0" w:space="0" w:frame="1"/>
+          <w:bdr w:val="none" w:sz="0" w:space="0" w:color="auto" w:frame="1"/>
           <w:lang w:eastAsia="es-CO"/>
         </w:rPr>
         <w:t xml:space="preserve">es a quien el </w:t>
@@ -9772,7 +9979,7 @@
       </w:r>
       <w:r>
         <w:rPr>
-          <w:bdr w:val="none" w:color="auto" w:sz="0" w:space="0" w:frame="1"/>
+          <w:bdr w:val="none" w:sz="0" w:space="0" w:color="auto" w:frame="1"/>
           <w:lang w:eastAsia="es-CO"/>
         </w:rPr>
         <w:t xml:space="preserve"> dirige sus acciones, sea una persona u organización, con el fin de orientar o incitar a la compra y, para ello, se debe estudiar el proceso de toma de decisiones de quien va a adquirir el producto o servicio.</w:t>
@@ -9781,7 +9988,7 @@
     <w:p>
       <w:pPr>
         <w:rPr>
-          <w:bdr w:val="none" w:color="auto" w:sz="0" w:space="0" w:frame="1"/>
+          <w:bdr w:val="none" w:sz="0" w:space="0" w:color="auto" w:frame="1"/>
           <w:lang w:eastAsia="es-CO"/>
         </w:rPr>
       </w:pPr>
@@ -9796,7 +10003,7 @@
       </w:r>
       <w:r>
         <w:rPr>
-          <w:bdr w:val="none" w:color="auto" w:sz="0" w:space="0" w:frame="1"/>
+          <w:bdr w:val="none" w:sz="0" w:space="0" w:color="auto" w:frame="1"/>
           <w:lang w:eastAsia="es-CO"/>
         </w:rPr>
         <w:t xml:space="preserve"> archivo presente en cualquier sitio de internet y que almacena datos sobre las preferencias y pautas de navegación de los usuarios que acceden a páginas </w:t>
@@ -9810,7 +10017,7 @@
       </w:r>
       <w:r>
         <w:rPr>
-          <w:bdr w:val="none" w:color="auto" w:sz="0" w:space="0" w:frame="1"/>
+          <w:bdr w:val="none" w:sz="0" w:space="0" w:color="auto" w:frame="1"/>
           <w:lang w:eastAsia="es-CO"/>
         </w:rPr>
         <w:t xml:space="preserve">, redes sociales, </w:t>
@@ -9824,7 +10031,7 @@
       </w:r>
       <w:r>
         <w:rPr>
-          <w:bdr w:val="none" w:color="auto" w:sz="0" w:space="0" w:frame="1"/>
+          <w:bdr w:val="none" w:sz="0" w:space="0" w:color="auto" w:frame="1"/>
           <w:lang w:eastAsia="es-CO"/>
         </w:rPr>
         <w:t>, y cualquier sitio virtual integrado en la red.</w:t>
@@ -9833,7 +10040,7 @@
     <w:p>
       <w:pPr>
         <w:rPr>
-          <w:bdr w:val="none" w:color="auto" w:sz="0" w:space="0" w:frame="1"/>
+          <w:bdr w:val="none" w:sz="0" w:space="0" w:color="auto" w:frame="1"/>
           <w:lang w:eastAsia="es-CO"/>
         </w:rPr>
       </w:pPr>
@@ -9848,7 +10055,7 @@
       </w:r>
       <w:r>
         <w:rPr>
-          <w:bdr w:val="none" w:color="auto" w:sz="0" w:space="0" w:frame="1"/>
+          <w:bdr w:val="none" w:sz="0" w:space="0" w:color="auto" w:frame="1"/>
           <w:lang w:eastAsia="es-CO"/>
         </w:rPr>
         <w:t xml:space="preserve">: “son objetos tridimensionales que permiten captar la atención del consumidor o cliente, aplicando </w:t>
@@ -9856,7 +10063,7 @@
       <w:proofErr w:type="gramStart"/>
       <w:r>
         <w:rPr>
-          <w:bdr w:val="none" w:color="auto" w:sz="0" w:space="0" w:frame="1"/>
+          <w:bdr w:val="none" w:sz="0" w:space="0" w:color="auto" w:frame="1"/>
           <w:lang w:eastAsia="es-CO"/>
         </w:rPr>
         <w:t>a</w:t>
@@ -9864,7 +10071,7 @@
       <w:proofErr w:type="gramEnd"/>
       <w:r>
         <w:rPr>
-          <w:bdr w:val="none" w:color="auto" w:sz="0" w:space="0" w:frame="1"/>
+          <w:bdr w:val="none" w:sz="0" w:space="0" w:color="auto" w:frame="1"/>
           <w:lang w:eastAsia="es-CO"/>
         </w:rPr>
         <w:t xml:space="preserve"> objetos bidimensionales atributos tridimensionales como el volumen, peso, entre otros” (</w:t>
@@ -9872,7 +10079,7 @@
       <w:proofErr w:type="spellStart"/>
       <w:r>
         <w:rPr>
-          <w:bdr w:val="none" w:color="auto" w:sz="0" w:space="0" w:frame="1"/>
+          <w:bdr w:val="none" w:sz="0" w:space="0" w:color="auto" w:frame="1"/>
           <w:lang w:eastAsia="es-CO"/>
         </w:rPr>
         <w:t>Pranapublicist</w:t>
@@ -9880,7 +10087,7 @@
       <w:proofErr w:type="spellEnd"/>
       <w:r>
         <w:rPr>
-          <w:bdr w:val="none" w:color="auto" w:sz="0" w:space="0" w:frame="1"/>
+          <w:bdr w:val="none" w:sz="0" w:space="0" w:color="auto" w:frame="1"/>
           <w:lang w:eastAsia="es-CO"/>
         </w:rPr>
         <w:t>, 2020).</w:t>
@@ -9889,7 +10096,7 @@
     <w:p>
       <w:pPr>
         <w:rPr>
-          <w:bdr w:val="none" w:color="auto" w:sz="0" w:space="0" w:frame="1"/>
+          <w:bdr w:val="none" w:sz="0" w:space="0" w:color="auto" w:frame="1"/>
           <w:lang w:eastAsia="es-CO"/>
         </w:rPr>
       </w:pPr>
@@ -9904,7 +10111,7 @@
       </w:r>
       <w:r>
         <w:rPr>
-          <w:bdr w:val="none" w:color="auto" w:sz="0" w:space="0" w:frame="1"/>
+          <w:bdr w:val="none" w:sz="0" w:space="0" w:color="auto" w:frame="1"/>
           <w:lang w:eastAsia="es-CO"/>
         </w:rPr>
         <w:t>: consiste en utilizar el correo electrónico para llevar a cabo acciones comerciales mediante el envío masivo de información.</w:t>
@@ -9913,7 +10120,7 @@
     <w:p>
       <w:pPr>
         <w:rPr>
-          <w:bdr w:val="none" w:color="auto" w:sz="0" w:space="0" w:frame="1"/>
+          <w:bdr w:val="none" w:sz="0" w:space="0" w:color="auto" w:frame="1"/>
           <w:lang w:eastAsia="es-CO"/>
         </w:rPr>
       </w:pPr>
@@ -9921,14 +10128,14 @@
         <w:rPr>
           <w:b/>
           <w:bCs/>
-          <w:bdr w:val="none" w:color="auto" w:sz="0" w:space="0" w:frame="1"/>
+          <w:bdr w:val="none" w:sz="0" w:space="0" w:color="auto" w:frame="1"/>
           <w:lang w:eastAsia="es-CO"/>
         </w:rPr>
         <w:t>Expositores:</w:t>
       </w:r>
       <w:r>
         <w:rPr>
-          <w:bdr w:val="none" w:color="auto" w:sz="0" w:space="0" w:frame="1"/>
+          <w:bdr w:val="none" w:sz="0" w:space="0" w:color="auto" w:frame="1"/>
           <w:lang w:eastAsia="es-CO"/>
         </w:rPr>
         <w:t xml:space="preserve"> “exhibidor en América Latina o mueble expositor, es un mueble en el que se exhiben productos destinados a la venta o material promocional como folletos, catálogos o pequeñas revistas disponibles para el cliente” (</w:t>
@@ -9936,7 +10143,7 @@
       <w:proofErr w:type="spellStart"/>
       <w:r>
         <w:rPr>
-          <w:bdr w:val="none" w:color="auto" w:sz="0" w:space="0" w:frame="1"/>
+          <w:bdr w:val="none" w:sz="0" w:space="0" w:color="auto" w:frame="1"/>
           <w:lang w:eastAsia="es-CO"/>
         </w:rPr>
         <w:t>Educalingo</w:t>
@@ -9944,7 +10151,7 @@
       <w:proofErr w:type="spellEnd"/>
       <w:r>
         <w:rPr>
-          <w:bdr w:val="none" w:color="auto" w:sz="0" w:space="0" w:frame="1"/>
+          <w:bdr w:val="none" w:sz="0" w:space="0" w:color="auto" w:frame="1"/>
           <w:lang w:eastAsia="es-CO"/>
         </w:rPr>
         <w:t>, 2020).</w:t>
@@ -9953,7 +10160,7 @@
     <w:p>
       <w:pPr>
         <w:rPr>
-          <w:bdr w:val="none" w:color="auto" w:sz="0" w:space="0" w:frame="1"/>
+          <w:bdr w:val="none" w:sz="0" w:space="0" w:color="auto" w:frame="1"/>
           <w:lang w:eastAsia="es-CO"/>
         </w:rPr>
       </w:pPr>
@@ -9961,7 +10168,7 @@
         <w:rPr>
           <w:b/>
           <w:bCs/>
-          <w:bdr w:val="none" w:color="auto" w:sz="0" w:space="0" w:frame="1"/>
+          <w:bdr w:val="none" w:sz="0" w:space="0" w:color="auto" w:frame="1"/>
           <w:lang w:eastAsia="es-CO"/>
         </w:rPr>
         <w:lastRenderedPageBreak/>
@@ -9969,7 +10176,7 @@
       </w:r>
       <w:r>
         <w:rPr>
-          <w:bdr w:val="none" w:color="auto" w:sz="0" w:space="0" w:frame="1"/>
+          <w:bdr w:val="none" w:sz="0" w:space="0" w:color="auto" w:frame="1"/>
           <w:lang w:eastAsia="es-CO"/>
         </w:rPr>
         <w:t>influencia que ejerce un mensaje publicitario sobre el público objetivo, a partir de la suma de todas las exposiciones o contactos con el anuncio que ha tenido el grupo de consumidores al que va dirigido.</w:t>
@@ -9978,7 +10185,7 @@
     <w:p>
       <w:pPr>
         <w:rPr>
-          <w:bdr w:val="none" w:color="auto" w:sz="0" w:space="0" w:frame="1"/>
+          <w:bdr w:val="none" w:sz="0" w:space="0" w:color="auto" w:frame="1"/>
           <w:lang w:eastAsia="es-CO"/>
         </w:rPr>
       </w:pPr>
@@ -9993,7 +10200,7 @@
       </w:r>
       <w:r>
         <w:rPr>
-          <w:bdr w:val="none" w:color="auto" w:sz="0" w:space="0" w:frame="1"/>
+          <w:bdr w:val="none" w:sz="0" w:space="0" w:color="auto" w:frame="1"/>
           <w:lang w:eastAsia="es-CO"/>
         </w:rPr>
         <w:t xml:space="preserve"> “conjunto de técnicas que se aplican en el punto de venta para motivar el acto de compra de la manera más rentable, tanto para el fabricante como para el distribuidor, satisfaciendo al mismo tiempo las necesidades del consumidor. Está totalmente comprobada la influencia que tiene en la venta que el producto esté colocado en uno u otro espacio. Si el producto no está colocado en el lugar correcto decrece notablemente su ratio de ventas” (Marketing XXI, 2020).</w:t>
@@ -10002,7 +10209,7 @@
     <w:p>
       <w:pPr>
         <w:rPr>
-          <w:bdr w:val="none" w:color="auto" w:sz="0" w:space="0" w:frame="1"/>
+          <w:bdr w:val="none" w:sz="0" w:space="0" w:color="auto" w:frame="1"/>
           <w:lang w:eastAsia="es-CO"/>
         </w:rPr>
       </w:pPr>
@@ -10010,14 +10217,14 @@
         <w:rPr>
           <w:b/>
           <w:bCs/>
-          <w:bdr w:val="none" w:color="auto" w:sz="0" w:space="0" w:frame="1"/>
+          <w:bdr w:val="none" w:sz="0" w:space="0" w:color="auto" w:frame="1"/>
           <w:lang w:eastAsia="es-CO"/>
         </w:rPr>
         <w:t>Punto de venta:</w:t>
       </w:r>
       <w:r>
         <w:rPr>
-          <w:bdr w:val="none" w:color="auto" w:sz="0" w:space="0" w:frame="1"/>
+          <w:bdr w:val="none" w:sz="0" w:space="0" w:color="auto" w:frame="1"/>
           <w:lang w:eastAsia="es-CO"/>
         </w:rPr>
         <w:t xml:space="preserve"> “por definición el Punto de Venta o POS (Point </w:t>
@@ -10025,7 +10232,7 @@
       <w:proofErr w:type="spellStart"/>
       <w:r>
         <w:rPr>
-          <w:bdr w:val="none" w:color="auto" w:sz="0" w:space="0" w:frame="1"/>
+          <w:bdr w:val="none" w:sz="0" w:space="0" w:color="auto" w:frame="1"/>
           <w:lang w:eastAsia="es-CO"/>
         </w:rPr>
         <w:t>of</w:t>
@@ -10033,30 +10240,16 @@
       <w:proofErr w:type="spellEnd"/>
       <w:r>
         <w:rPr>
-          <w:bdr w:val="none" w:color="auto" w:sz="0" w:space="0" w:frame="1"/>
+          <w:bdr w:val="none" w:sz="0" w:space="0" w:color="auto" w:frame="1"/>
           <w:lang w:eastAsia="es-CO"/>
         </w:rPr>
-        <w:t xml:space="preserve"> Sale) es el punto de contacto del consumidor con las marcas o productos para su compra. Es el lugar idóneo donde las marcas pueden posicionarse, sin </w:t>
-      </w:r>
-      <w:r>
-        <w:rPr>
-          <w:bdr w:val="none" w:color="auto" w:sz="0" w:space="0" w:frame="1"/>
-          <w:lang w:eastAsia="es-CO"/>
-        </w:rPr>
-        <w:t>embargo,</w:t>
-      </w:r>
-      <w:r>
-        <w:rPr>
-          <w:bdr w:val="none" w:color="auto" w:sz="0" w:space="0" w:frame="1"/>
-          <w:lang w:eastAsia="es-CO"/>
-        </w:rPr>
-        <w:t xml:space="preserve"> por la relevancia que ha tomado, el PDV va más allá” (Informa BTL, 2015).</w:t>
-      </w:r>
-    </w:p>
-    <w:p>
-      <w:pPr>
-        <w:rPr>
-          <w:bdr w:val="none" w:color="auto" w:sz="0" w:space="0" w:frame="1"/>
+        <w:t xml:space="preserve"> Sale) es el punto de contacto del consumidor con las marcas o productos para su compra. Es el lugar idóneo donde las marcas pueden posicionarse, sin embargo, por la relevancia que ha tomado, el PDV va más allá” (Informa BTL, 2015).</w:t>
+      </w:r>
+    </w:p>
+    <w:p>
+      <w:pPr>
+        <w:rPr>
+          <w:bdr w:val="none" w:sz="0" w:space="0" w:color="auto" w:frame="1"/>
           <w:lang w:eastAsia="es-CO"/>
         </w:rPr>
       </w:pPr>
@@ -10064,14 +10257,14 @@
         <w:rPr>
           <w:b/>
           <w:bCs/>
-          <w:bdr w:val="none" w:color="auto" w:sz="0" w:space="0" w:frame="1"/>
+          <w:bdr w:val="none" w:sz="0" w:space="0" w:color="auto" w:frame="1"/>
           <w:lang w:eastAsia="es-CO"/>
         </w:rPr>
         <w:t>Usuario:</w:t>
       </w:r>
       <w:r>
         <w:rPr>
-          <w:bdr w:val="none" w:color="auto" w:sz="0" w:space="0" w:frame="1"/>
+          <w:bdr w:val="none" w:sz="0" w:space="0" w:color="auto" w:frame="1"/>
           <w:lang w:eastAsia="es-CO"/>
         </w:rPr>
         <w:t xml:space="preserve"> persona que utiliza de forma habitual internet para sus rutinas diarias. Para las marcas determinados perfiles de usuario se pueden convertir en su público objetivo.</w:t>
@@ -10080,7 +10273,7 @@
     <w:p>
       <w:pPr>
         <w:rPr>
-          <w:bdr w:val="none" w:color="auto" w:sz="0" w:space="0" w:frame="1"/>
+          <w:bdr w:val="none" w:sz="0" w:space="0" w:color="auto" w:frame="1"/>
           <w:lang w:eastAsia="es-CO"/>
         </w:rPr>
       </w:pPr>
@@ -10088,7 +10281,7 @@
     <w:p>
       <w:pPr>
         <w:rPr>
-          <w:bdr w:val="none" w:color="auto" w:sz="0" w:space="0" w:frame="1"/>
+          <w:bdr w:val="none" w:sz="0" w:space="0" w:color="auto" w:frame="1"/>
           <w:lang w:eastAsia="es-CO"/>
         </w:rPr>
       </w:pPr>
@@ -10096,7 +10289,7 @@
     <w:p>
       <w:pPr>
         <w:rPr>
-          <w:bdr w:val="none" w:color="auto" w:sz="0" w:space="0" w:frame="1"/>
+          <w:bdr w:val="none" w:sz="0" w:space="0" w:color="auto" w:frame="1"/>
           <w:lang w:eastAsia="es-CO"/>
         </w:rPr>
       </w:pPr>
@@ -10104,7 +10297,7 @@
     <w:p>
       <w:pPr>
         <w:rPr>
-          <w:bdr w:val="none" w:color="auto" w:sz="0" w:space="0" w:frame="1"/>
+          <w:bdr w:val="none" w:sz="0" w:space="0" w:color="auto" w:frame="1"/>
           <w:lang w:eastAsia="es-CO"/>
         </w:rPr>
       </w:pPr>
@@ -10112,7 +10305,7 @@
     <w:p>
       <w:pPr>
         <w:rPr>
-          <w:bdr w:val="none" w:color="auto" w:sz="0" w:space="0" w:frame="1"/>
+          <w:bdr w:val="none" w:sz="0" w:space="0" w:color="auto" w:frame="1"/>
           <w:lang w:eastAsia="es-CO"/>
         </w:rPr>
       </w:pPr>
@@ -10122,7 +10315,7 @@
         <w:ind w:firstLine="0"/>
         <w:rPr>
           <w:szCs w:val="28"/>
-          <w:bdr w:val="none" w:color="auto" w:sz="0" w:space="0" w:frame="1"/>
+          <w:bdr w:val="none" w:sz="0" w:space="0" w:color="auto" w:frame="1"/>
           <w:lang w:eastAsia="es-CO"/>
         </w:rPr>
       </w:pPr>
@@ -10136,10 +10329,10 @@
         </w:numPr>
         <w:ind w:left="1068"/>
       </w:pPr>
-      <w:bookmarkStart w:name="_Toc179237043" w:id="31"/>
-      <w:r>
-        <w:rPr>
-          <w:bdr w:val="none" w:color="auto" w:sz="0" w:space="0" w:frame="1"/>
+      <w:bookmarkStart w:id="31" w:name="_Toc179237043"/>
+      <w:r>
+        <w:rPr>
+          <w:bdr w:val="none" w:sz="0" w:space="0" w:color="auto" w:frame="1"/>
         </w:rPr>
         <w:lastRenderedPageBreak/>
         <w:t>Referencias bibliográficas</w:t>
@@ -10153,7 +10346,7 @@
           <w:rFonts w:eastAsia="Times New Roman" w:cstheme="minorHAnsi"/>
           <w:kern w:val="0"/>
           <w:szCs w:val="28"/>
-          <w:bdr w:val="none" w:color="auto" w:sz="0" w:space="0" w:frame="1"/>
+          <w:bdr w:val="none" w:sz="0" w:space="0" w:color="auto" w:frame="1"/>
           <w:lang w:eastAsia="es-CO"/>
           <w14:ligatures w14:val="none"/>
         </w:rPr>
@@ -10163,7 +10356,7 @@
           <w:rFonts w:eastAsia="Times New Roman" w:cstheme="minorHAnsi"/>
           <w:kern w:val="0"/>
           <w:szCs w:val="28"/>
-          <w:bdr w:val="none" w:color="auto" w:sz="0" w:space="0" w:frame="1"/>
+          <w:bdr w:val="none" w:sz="0" w:space="0" w:color="auto" w:frame="1"/>
           <w:lang w:eastAsia="es-CO"/>
           <w14:ligatures w14:val="none"/>
         </w:rPr>
@@ -10174,20 +10367,20 @@
           <w:rFonts w:eastAsia="Times New Roman" w:cstheme="minorHAnsi"/>
           <w:kern w:val="0"/>
           <w:szCs w:val="28"/>
-          <w:bdr w:val="none" w:color="auto" w:sz="0" w:space="0" w:frame="1"/>
+          <w:bdr w:val="none" w:sz="0" w:space="0" w:color="auto" w:frame="1"/>
           <w:lang w:eastAsia="es-CO"/>
           <w14:ligatures w14:val="none"/>
         </w:rPr>
         <w:t xml:space="preserve"> </w:t>
       </w:r>
-      <w:hyperlink w:history="1" r:id="rId29">
+      <w:hyperlink r:id="rId29" w:history="1">
         <w:r>
           <w:rPr>
             <w:rStyle w:val="Hipervnculo"/>
             <w:rFonts w:eastAsia="Times New Roman" w:cstheme="minorHAnsi"/>
             <w:kern w:val="0"/>
             <w:szCs w:val="28"/>
-            <w:bdr w:val="none" w:color="auto" w:sz="0" w:space="0" w:frame="1"/>
+            <w:bdr w:val="none" w:sz="0" w:space="0" w:color="auto" w:frame="1"/>
             <w:lang w:eastAsia="es-CO"/>
             <w14:ligatures w14:val="none"/>
           </w:rPr>
@@ -10202,7 +10395,7 @@
           <w:rFonts w:eastAsia="Times New Roman" w:cstheme="minorHAnsi"/>
           <w:kern w:val="0"/>
           <w:szCs w:val="28"/>
-          <w:bdr w:val="none" w:color="auto" w:sz="0" w:space="0" w:frame="1"/>
+          <w:bdr w:val="none" w:sz="0" w:space="0" w:color="auto" w:frame="1"/>
           <w:lang w:eastAsia="es-CO"/>
           <w14:ligatures w14:val="none"/>
         </w:rPr>
@@ -10213,7 +10406,7 @@
           <w:rFonts w:eastAsia="Times New Roman" w:cstheme="minorHAnsi"/>
           <w:kern w:val="0"/>
           <w:szCs w:val="28"/>
-          <w:bdr w:val="none" w:color="auto" w:sz="0" w:space="0" w:frame="1"/>
+          <w:bdr w:val="none" w:sz="0" w:space="0" w:color="auto" w:frame="1"/>
           <w:lang w:eastAsia="es-CO"/>
           <w14:ligatures w14:val="none"/>
         </w:rPr>
@@ -10225,7 +10418,7 @@
           <w:rFonts w:eastAsia="Times New Roman" w:cstheme="minorHAnsi"/>
           <w:kern w:val="0"/>
           <w:szCs w:val="28"/>
-          <w:bdr w:val="none" w:color="auto" w:sz="0" w:space="0" w:frame="1"/>
+          <w:bdr w:val="none" w:sz="0" w:space="0" w:color="auto" w:frame="1"/>
           <w:lang w:eastAsia="es-CO"/>
           <w14:ligatures w14:val="none"/>
         </w:rPr>
@@ -10237,7 +10430,7 @@
           <w:rFonts w:eastAsia="Times New Roman" w:cstheme="minorHAnsi"/>
           <w:kern w:val="0"/>
           <w:szCs w:val="28"/>
-          <w:bdr w:val="none" w:color="auto" w:sz="0" w:space="0" w:frame="1"/>
+          <w:bdr w:val="none" w:sz="0" w:space="0" w:color="auto" w:frame="1"/>
           <w:lang w:eastAsia="es-CO"/>
           <w14:ligatures w14:val="none"/>
         </w:rPr>
@@ -10249,7 +10442,7 @@
           <w:rFonts w:eastAsia="Times New Roman" w:cstheme="minorHAnsi"/>
           <w:kern w:val="0"/>
           <w:szCs w:val="28"/>
-          <w:bdr w:val="none" w:color="auto" w:sz="0" w:space="0" w:frame="1"/>
+          <w:bdr w:val="none" w:sz="0" w:space="0" w:color="auto" w:frame="1"/>
           <w:lang w:eastAsia="es-CO"/>
           <w14:ligatures w14:val="none"/>
         </w:rPr>
@@ -10261,7 +10454,7 @@
           <w:rFonts w:eastAsia="Times New Roman" w:cstheme="minorHAnsi"/>
           <w:kern w:val="0"/>
           <w:szCs w:val="28"/>
-          <w:bdr w:val="none" w:color="auto" w:sz="0" w:space="0" w:frame="1"/>
+          <w:bdr w:val="none" w:sz="0" w:space="0" w:color="auto" w:frame="1"/>
           <w:lang w:eastAsia="es-CO"/>
           <w14:ligatures w14:val="none"/>
         </w:rPr>
@@ -10273,7 +10466,7 @@
           <w:rFonts w:eastAsia="Times New Roman" w:cstheme="minorHAnsi"/>
           <w:kern w:val="0"/>
           <w:szCs w:val="28"/>
-          <w:bdr w:val="none" w:color="auto" w:sz="0" w:space="0" w:frame="1"/>
+          <w:bdr w:val="none" w:sz="0" w:space="0" w:color="auto" w:frame="1"/>
           <w:lang w:eastAsia="es-CO"/>
           <w14:ligatures w14:val="none"/>
         </w:rPr>
@@ -10287,7 +10480,7 @@
           <w:rFonts w:eastAsia="Times New Roman" w:cstheme="minorHAnsi"/>
           <w:kern w:val="0"/>
           <w:szCs w:val="28"/>
-          <w:bdr w:val="none" w:color="auto" w:sz="0" w:space="0" w:frame="1"/>
+          <w:bdr w:val="none" w:sz="0" w:space="0" w:color="auto" w:frame="1"/>
           <w:lang w:eastAsia="es-CO"/>
           <w14:ligatures w14:val="none"/>
         </w:rPr>
@@ -10297,7 +10490,7 @@
           <w:rFonts w:eastAsia="Times New Roman" w:cstheme="minorHAnsi"/>
           <w:kern w:val="0"/>
           <w:szCs w:val="28"/>
-          <w:bdr w:val="none" w:color="auto" w:sz="0" w:space="0" w:frame="1"/>
+          <w:bdr w:val="none" w:sz="0" w:space="0" w:color="auto" w:frame="1"/>
           <w:lang w:eastAsia="es-CO"/>
           <w14:ligatures w14:val="none"/>
         </w:rPr>
@@ -10311,7 +10504,7 @@
           <w:rFonts w:eastAsia="Times New Roman" w:cstheme="minorHAnsi"/>
           <w:kern w:val="0"/>
           <w:szCs w:val="28"/>
-          <w:bdr w:val="none" w:color="auto" w:sz="0" w:space="0" w:frame="1"/>
+          <w:bdr w:val="none" w:sz="0" w:space="0" w:color="auto" w:frame="1"/>
           <w:lang w:eastAsia="es-CO"/>
           <w14:ligatures w14:val="none"/>
         </w:rPr>
@@ -10322,7 +10515,7 @@
           <w:rFonts w:eastAsia="Times New Roman" w:cstheme="minorHAnsi"/>
           <w:kern w:val="0"/>
           <w:szCs w:val="28"/>
-          <w:bdr w:val="none" w:color="auto" w:sz="0" w:space="0" w:frame="1"/>
+          <w:bdr w:val="none" w:sz="0" w:space="0" w:color="auto" w:frame="1"/>
           <w:lang w:eastAsia="es-CO"/>
           <w14:ligatures w14:val="none"/>
         </w:rPr>
@@ -10334,7 +10527,7 @@
           <w:rFonts w:eastAsia="Times New Roman" w:cstheme="minorHAnsi"/>
           <w:kern w:val="0"/>
           <w:szCs w:val="28"/>
-          <w:bdr w:val="none" w:color="auto" w:sz="0" w:space="0" w:frame="1"/>
+          <w:bdr w:val="none" w:sz="0" w:space="0" w:color="auto" w:frame="1"/>
           <w:lang w:eastAsia="es-CO"/>
           <w14:ligatures w14:val="none"/>
         </w:rPr>
@@ -10348,7 +10541,7 @@
           <w:rFonts w:eastAsia="Times New Roman" w:cstheme="minorHAnsi"/>
           <w:kern w:val="0"/>
           <w:szCs w:val="28"/>
-          <w:bdr w:val="none" w:color="auto" w:sz="0" w:space="0" w:frame="1"/>
+          <w:bdr w:val="none" w:sz="0" w:space="0" w:color="auto" w:frame="1"/>
           <w:lang w:eastAsia="es-CO"/>
           <w14:ligatures w14:val="none"/>
         </w:rPr>
@@ -10359,7 +10552,7 @@
           <w:rFonts w:eastAsia="Times New Roman" w:cstheme="minorHAnsi"/>
           <w:kern w:val="0"/>
           <w:szCs w:val="28"/>
-          <w:bdr w:val="none" w:color="auto" w:sz="0" w:space="0" w:frame="1"/>
+          <w:bdr w:val="none" w:sz="0" w:space="0" w:color="auto" w:frame="1"/>
           <w:lang w:eastAsia="es-CO"/>
           <w14:ligatures w14:val="none"/>
         </w:rPr>
@@ -10371,7 +10564,7 @@
           <w:rFonts w:eastAsia="Times New Roman" w:cstheme="minorHAnsi"/>
           <w:kern w:val="0"/>
           <w:szCs w:val="28"/>
-          <w:bdr w:val="none" w:color="auto" w:sz="0" w:space="0" w:frame="1"/>
+          <w:bdr w:val="none" w:sz="0" w:space="0" w:color="auto" w:frame="1"/>
           <w:lang w:eastAsia="es-CO"/>
           <w14:ligatures w14:val="none"/>
         </w:rPr>
@@ -10383,7 +10576,7 @@
           <w:rFonts w:eastAsia="Times New Roman" w:cstheme="minorHAnsi"/>
           <w:kern w:val="0"/>
           <w:szCs w:val="28"/>
-          <w:bdr w:val="none" w:color="auto" w:sz="0" w:space="0" w:frame="1"/>
+          <w:bdr w:val="none" w:sz="0" w:space="0" w:color="auto" w:frame="1"/>
           <w:lang w:eastAsia="es-CO"/>
           <w14:ligatures w14:val="none"/>
         </w:rPr>
@@ -10395,7 +10588,7 @@
           <w:rFonts w:eastAsia="Times New Roman" w:cstheme="minorHAnsi"/>
           <w:kern w:val="0"/>
           <w:szCs w:val="28"/>
-          <w:bdr w:val="none" w:color="auto" w:sz="0" w:space="0" w:frame="1"/>
+          <w:bdr w:val="none" w:sz="0" w:space="0" w:color="auto" w:frame="1"/>
           <w:lang w:eastAsia="es-CO"/>
           <w14:ligatures w14:val="none"/>
         </w:rPr>
@@ -10407,7 +10600,7 @@
           <w:rFonts w:eastAsia="Times New Roman" w:cstheme="minorHAnsi"/>
           <w:kern w:val="0"/>
           <w:szCs w:val="28"/>
-          <w:bdr w:val="none" w:color="auto" w:sz="0" w:space="0" w:frame="1"/>
+          <w:bdr w:val="none" w:sz="0" w:space="0" w:color="auto" w:frame="1"/>
           <w:lang w:eastAsia="es-CO"/>
           <w14:ligatures w14:val="none"/>
         </w:rPr>
@@ -10419,7 +10612,7 @@
           <w:rFonts w:eastAsia="Times New Roman" w:cstheme="minorHAnsi"/>
           <w:kern w:val="0"/>
           <w:szCs w:val="28"/>
-          <w:bdr w:val="none" w:color="auto" w:sz="0" w:space="0" w:frame="1"/>
+          <w:bdr w:val="none" w:sz="0" w:space="0" w:color="auto" w:frame="1"/>
           <w:lang w:eastAsia="es-CO"/>
           <w14:ligatures w14:val="none"/>
         </w:rPr>
@@ -10431,7 +10624,7 @@
           <w:rFonts w:eastAsia="Times New Roman" w:cstheme="minorHAnsi"/>
           <w:kern w:val="0"/>
           <w:szCs w:val="28"/>
-          <w:bdr w:val="none" w:color="auto" w:sz="0" w:space="0" w:frame="1"/>
+          <w:bdr w:val="none" w:sz="0" w:space="0" w:color="auto" w:frame="1"/>
           <w:lang w:eastAsia="es-CO"/>
           <w14:ligatures w14:val="none"/>
         </w:rPr>
@@ -10443,7 +10636,7 @@
           <w:rFonts w:eastAsia="Times New Roman" w:cstheme="minorHAnsi"/>
           <w:kern w:val="0"/>
           <w:szCs w:val="28"/>
-          <w:bdr w:val="none" w:color="auto" w:sz="0" w:space="0" w:frame="1"/>
+          <w:bdr w:val="none" w:sz="0" w:space="0" w:color="auto" w:frame="1"/>
           <w:lang w:eastAsia="es-CO"/>
           <w14:ligatures w14:val="none"/>
         </w:rPr>
@@ -10455,7 +10648,7 @@
           <w:rFonts w:eastAsia="Times New Roman" w:cstheme="minorHAnsi"/>
           <w:kern w:val="0"/>
           <w:szCs w:val="28"/>
-          <w:bdr w:val="none" w:color="auto" w:sz="0" w:space="0" w:frame="1"/>
+          <w:bdr w:val="none" w:sz="0" w:space="0" w:color="auto" w:frame="1"/>
           <w:lang w:eastAsia="es-CO"/>
           <w14:ligatures w14:val="none"/>
         </w:rPr>
@@ -10467,7 +10660,7 @@
           <w:rFonts w:eastAsia="Times New Roman" w:cstheme="minorHAnsi"/>
           <w:kern w:val="0"/>
           <w:szCs w:val="28"/>
-          <w:bdr w:val="none" w:color="auto" w:sz="0" w:space="0" w:frame="1"/>
+          <w:bdr w:val="none" w:sz="0" w:space="0" w:color="auto" w:frame="1"/>
           <w:lang w:eastAsia="es-CO"/>
           <w14:ligatures w14:val="none"/>
         </w:rPr>
@@ -10479,7 +10672,7 @@
           <w:rFonts w:eastAsia="Times New Roman" w:cstheme="minorHAnsi"/>
           <w:kern w:val="0"/>
           <w:szCs w:val="28"/>
-          <w:bdr w:val="none" w:color="auto" w:sz="0" w:space="0" w:frame="1"/>
+          <w:bdr w:val="none" w:sz="0" w:space="0" w:color="auto" w:frame="1"/>
           <w:lang w:eastAsia="es-CO"/>
           <w14:ligatures w14:val="none"/>
         </w:rPr>
@@ -10491,7 +10684,7 @@
           <w:rFonts w:eastAsia="Times New Roman" w:cstheme="minorHAnsi"/>
           <w:kern w:val="0"/>
           <w:szCs w:val="28"/>
-          <w:bdr w:val="none" w:color="auto" w:sz="0" w:space="0" w:frame="1"/>
+          <w:bdr w:val="none" w:sz="0" w:space="0" w:color="auto" w:frame="1"/>
           <w:lang w:eastAsia="es-CO"/>
           <w14:ligatures w14:val="none"/>
         </w:rPr>
@@ -10503,7 +10696,7 @@
           <w:rFonts w:eastAsia="Times New Roman" w:cstheme="minorHAnsi"/>
           <w:kern w:val="0"/>
           <w:szCs w:val="28"/>
-          <w:bdr w:val="none" w:color="auto" w:sz="0" w:space="0" w:frame="1"/>
+          <w:bdr w:val="none" w:sz="0" w:space="0" w:color="auto" w:frame="1"/>
           <w:lang w:eastAsia="es-CO"/>
           <w14:ligatures w14:val="none"/>
         </w:rPr>
@@ -10515,7 +10708,7 @@
           <w:rFonts w:eastAsia="Times New Roman" w:cstheme="minorHAnsi"/>
           <w:kern w:val="0"/>
           <w:szCs w:val="28"/>
-          <w:bdr w:val="none" w:color="auto" w:sz="0" w:space="0" w:frame="1"/>
+          <w:bdr w:val="none" w:sz="0" w:space="0" w:color="auto" w:frame="1"/>
           <w:lang w:eastAsia="es-CO"/>
           <w14:ligatures w14:val="none"/>
         </w:rPr>
@@ -10527,7 +10720,7 @@
           <w:rFonts w:eastAsia="Times New Roman" w:cstheme="minorHAnsi"/>
           <w:kern w:val="0"/>
           <w:szCs w:val="28"/>
-          <w:bdr w:val="none" w:color="auto" w:sz="0" w:space="0" w:frame="1"/>
+          <w:bdr w:val="none" w:sz="0" w:space="0" w:color="auto" w:frame="1"/>
           <w:lang w:eastAsia="es-CO"/>
           <w14:ligatures w14:val="none"/>
         </w:rPr>
@@ -10539,7 +10732,7 @@
           <w:rFonts w:eastAsia="Times New Roman" w:cstheme="minorHAnsi"/>
           <w:kern w:val="0"/>
           <w:szCs w:val="28"/>
-          <w:bdr w:val="none" w:color="auto" w:sz="0" w:space="0" w:frame="1"/>
+          <w:bdr w:val="none" w:sz="0" w:space="0" w:color="auto" w:frame="1"/>
           <w:lang w:eastAsia="es-CO"/>
           <w14:ligatures w14:val="none"/>
         </w:rPr>
@@ -10551,7 +10744,7 @@
           <w:rFonts w:eastAsia="Times New Roman" w:cstheme="minorHAnsi"/>
           <w:kern w:val="0"/>
           <w:szCs w:val="28"/>
-          <w:bdr w:val="none" w:color="auto" w:sz="0" w:space="0" w:frame="1"/>
+          <w:bdr w:val="none" w:sz="0" w:space="0" w:color="auto" w:frame="1"/>
           <w:lang w:eastAsia="es-CO"/>
           <w14:ligatures w14:val="none"/>
         </w:rPr>
@@ -10563,7 +10756,7 @@
           <w:rFonts w:eastAsia="Times New Roman" w:cstheme="minorHAnsi"/>
           <w:kern w:val="0"/>
           <w:szCs w:val="28"/>
-          <w:bdr w:val="none" w:color="auto" w:sz="0" w:space="0" w:frame="1"/>
+          <w:bdr w:val="none" w:sz="0" w:space="0" w:color="auto" w:frame="1"/>
           <w:lang w:eastAsia="es-CO"/>
           <w14:ligatures w14:val="none"/>
         </w:rPr>
@@ -10577,7 +10770,7 @@
           <w:rFonts w:eastAsia="Times New Roman" w:cstheme="minorHAnsi"/>
           <w:kern w:val="0"/>
           <w:szCs w:val="28"/>
-          <w:bdr w:val="none" w:color="auto" w:sz="0" w:space="0" w:frame="1"/>
+          <w:bdr w:val="none" w:sz="0" w:space="0" w:color="auto" w:frame="1"/>
           <w:lang w:eastAsia="es-CO"/>
           <w14:ligatures w14:val="none"/>
         </w:rPr>
@@ -10588,7 +10781,7 @@
           <w:rFonts w:eastAsia="Times New Roman" w:cstheme="minorHAnsi"/>
           <w:kern w:val="0"/>
           <w:szCs w:val="28"/>
-          <w:bdr w:val="none" w:color="auto" w:sz="0" w:space="0" w:frame="1"/>
+          <w:bdr w:val="none" w:sz="0" w:space="0" w:color="auto" w:frame="1"/>
           <w:lang w:eastAsia="es-CO"/>
           <w14:ligatures w14:val="none"/>
         </w:rPr>
@@ -10600,7 +10793,7 @@
           <w:rFonts w:eastAsia="Times New Roman" w:cstheme="minorHAnsi"/>
           <w:kern w:val="0"/>
           <w:szCs w:val="28"/>
-          <w:bdr w:val="none" w:color="auto" w:sz="0" w:space="0" w:frame="1"/>
+          <w:bdr w:val="none" w:sz="0" w:space="0" w:color="auto" w:frame="1"/>
           <w:lang w:eastAsia="es-CO"/>
           <w14:ligatures w14:val="none"/>
         </w:rPr>
@@ -10611,20 +10804,20 @@
           <w:rFonts w:eastAsia="Times New Roman" w:cstheme="minorHAnsi"/>
           <w:kern w:val="0"/>
           <w:szCs w:val="28"/>
-          <w:bdr w:val="none" w:color="auto" w:sz="0" w:space="0" w:frame="1"/>
+          <w:bdr w:val="none" w:sz="0" w:space="0" w:color="auto" w:frame="1"/>
           <w:lang w:eastAsia="es-CO"/>
           <w14:ligatures w14:val="none"/>
         </w:rPr>
         <w:t xml:space="preserve"> </w:t>
       </w:r>
-      <w:hyperlink w:history="1" r:id="rId30">
+      <w:hyperlink r:id="rId30" w:history="1">
         <w:r>
           <w:rPr>
             <w:rStyle w:val="Hipervnculo"/>
             <w:rFonts w:eastAsia="Times New Roman" w:cstheme="minorHAnsi"/>
             <w:kern w:val="0"/>
             <w:szCs w:val="28"/>
-            <w:bdr w:val="none" w:color="auto" w:sz="0" w:space="0" w:frame="1"/>
+            <w:bdr w:val="none" w:sz="0" w:space="0" w:color="auto" w:frame="1"/>
             <w:lang w:eastAsia="es-CO"/>
             <w14:ligatures w14:val="none"/>
           </w:rPr>
@@ -10639,7 +10832,7 @@
           <w:rFonts w:eastAsia="Times New Roman" w:cstheme="minorHAnsi"/>
           <w:kern w:val="0"/>
           <w:szCs w:val="28"/>
-          <w:bdr w:val="none" w:color="auto" w:sz="0" w:space="0" w:frame="1"/>
+          <w:bdr w:val="none" w:sz="0" w:space="0" w:color="auto" w:frame="1"/>
           <w:lang w:eastAsia="es-CO"/>
           <w14:ligatures w14:val="none"/>
         </w:rPr>
@@ -10649,7 +10842,7 @@
           <w:rFonts w:eastAsia="Times New Roman" w:cstheme="minorHAnsi"/>
           <w:kern w:val="0"/>
           <w:szCs w:val="28"/>
-          <w:bdr w:val="none" w:color="auto" w:sz="0" w:space="0" w:frame="1"/>
+          <w:bdr w:val="none" w:sz="0" w:space="0" w:color="auto" w:frame="1"/>
           <w:lang w:eastAsia="es-CO"/>
           <w14:ligatures w14:val="none"/>
         </w:rPr>
@@ -10663,7 +10856,7 @@
           <w:rFonts w:eastAsia="Times New Roman" w:cstheme="minorHAnsi"/>
           <w:kern w:val="0"/>
           <w:szCs w:val="28"/>
-          <w:bdr w:val="none" w:color="auto" w:sz="0" w:space="0" w:frame="1"/>
+          <w:bdr w:val="none" w:sz="0" w:space="0" w:color="auto" w:frame="1"/>
           <w:lang w:eastAsia="es-CO"/>
           <w14:ligatures w14:val="none"/>
         </w:rPr>
@@ -10673,7 +10866,7 @@
           <w:rFonts w:eastAsia="Times New Roman" w:cstheme="minorHAnsi"/>
           <w:kern w:val="0"/>
           <w:szCs w:val="28"/>
-          <w:bdr w:val="none" w:color="auto" w:sz="0" w:space="0" w:frame="1"/>
+          <w:bdr w:val="none" w:sz="0" w:space="0" w:color="auto" w:frame="1"/>
           <w:lang w:eastAsia="es-CO"/>
           <w14:ligatures w14:val="none"/>
         </w:rPr>
@@ -10687,7 +10880,7 @@
           <w:rFonts w:eastAsia="Times New Roman" w:cstheme="minorHAnsi"/>
           <w:kern w:val="0"/>
           <w:szCs w:val="28"/>
-          <w:bdr w:val="none" w:color="auto" w:sz="0" w:space="0" w:frame="1"/>
+          <w:bdr w:val="none" w:sz="0" w:space="0" w:color="auto" w:frame="1"/>
           <w:lang w:eastAsia="es-CO"/>
           <w14:ligatures w14:val="none"/>
         </w:rPr>
@@ -10697,7 +10890,7 @@
           <w:rFonts w:eastAsia="Times New Roman" w:cstheme="minorHAnsi"/>
           <w:kern w:val="0"/>
           <w:szCs w:val="28"/>
-          <w:bdr w:val="none" w:color="auto" w:sz="0" w:space="0" w:frame="1"/>
+          <w:bdr w:val="none" w:sz="0" w:space="0" w:color="auto" w:frame="1"/>
           <w:lang w:eastAsia="es-CO"/>
           <w14:ligatures w14:val="none"/>
         </w:rPr>
@@ -10708,20 +10901,20 @@
           <w:rFonts w:eastAsia="Times New Roman" w:cstheme="minorHAnsi"/>
           <w:kern w:val="0"/>
           <w:szCs w:val="28"/>
-          <w:bdr w:val="none" w:color="auto" w:sz="0" w:space="0" w:frame="1"/>
+          <w:bdr w:val="none" w:sz="0" w:space="0" w:color="auto" w:frame="1"/>
           <w:lang w:eastAsia="es-CO"/>
           <w14:ligatures w14:val="none"/>
         </w:rPr>
         <w:t xml:space="preserve"> </w:t>
       </w:r>
-      <w:hyperlink w:history="1" r:id="rId31">
+      <w:hyperlink r:id="rId31" w:anchor=":~:text=Por%20definici%C3%B3n%20el%20Punto%20de,el%20PDV%20va%20m%C3%A1s%20all%C3%A1" w:history="1">
         <w:r>
           <w:rPr>
             <w:rStyle w:val="Hipervnculo"/>
             <w:rFonts w:eastAsia="Times New Roman" w:cstheme="minorHAnsi"/>
             <w:kern w:val="0"/>
             <w:szCs w:val="28"/>
-            <w:bdr w:val="none" w:color="auto" w:sz="0" w:space="0" w:frame="1"/>
+            <w:bdr w:val="none" w:sz="0" w:space="0" w:color="auto" w:frame="1"/>
             <w:lang w:eastAsia="es-CO"/>
             <w14:ligatures w14:val="none"/>
           </w:rPr>
@@ -10736,7 +10929,7 @@
           <w:rFonts w:eastAsia="Times New Roman" w:cstheme="minorHAnsi"/>
           <w:kern w:val="0"/>
           <w:szCs w:val="28"/>
-          <w:bdr w:val="none" w:color="auto" w:sz="0" w:space="0" w:frame="1"/>
+          <w:bdr w:val="none" w:sz="0" w:space="0" w:color="auto" w:frame="1"/>
           <w:lang w:eastAsia="es-CO"/>
           <w14:ligatures w14:val="none"/>
         </w:rPr>
@@ -10746,7 +10939,7 @@
           <w:rFonts w:eastAsia="Times New Roman" w:cstheme="minorHAnsi"/>
           <w:kern w:val="0"/>
           <w:szCs w:val="28"/>
-          <w:bdr w:val="none" w:color="auto" w:sz="0" w:space="0" w:frame="1"/>
+          <w:bdr w:val="none" w:sz="0" w:space="0" w:color="auto" w:frame="1"/>
           <w:lang w:eastAsia="es-CO"/>
           <w14:ligatures w14:val="none"/>
         </w:rPr>
@@ -10760,7 +10953,7 @@
           <w:rFonts w:eastAsia="Times New Roman" w:cstheme="minorHAnsi"/>
           <w:kern w:val="0"/>
           <w:szCs w:val="28"/>
-          <w:bdr w:val="none" w:color="auto" w:sz="0" w:space="0" w:frame="1"/>
+          <w:bdr w:val="none" w:sz="0" w:space="0" w:color="auto" w:frame="1"/>
           <w:lang w:eastAsia="es-CO"/>
           <w14:ligatures w14:val="none"/>
         </w:rPr>
@@ -10770,7 +10963,7 @@
           <w:rFonts w:eastAsia="Times New Roman" w:cstheme="minorHAnsi"/>
           <w:kern w:val="0"/>
           <w:szCs w:val="28"/>
-          <w:bdr w:val="none" w:color="auto" w:sz="0" w:space="0" w:frame="1"/>
+          <w:bdr w:val="none" w:sz="0" w:space="0" w:color="auto" w:frame="1"/>
           <w:lang w:eastAsia="es-CO"/>
           <w14:ligatures w14:val="none"/>
         </w:rPr>
@@ -10782,7 +10975,7 @@
           <w:rFonts w:eastAsia="Times New Roman" w:cstheme="minorHAnsi"/>
           <w:kern w:val="0"/>
           <w:szCs w:val="28"/>
-          <w:bdr w:val="none" w:color="auto" w:sz="0" w:space="0" w:frame="1"/>
+          <w:bdr w:val="none" w:sz="0" w:space="0" w:color="auto" w:frame="1"/>
           <w:lang w:eastAsia="es-CO"/>
           <w14:ligatures w14:val="none"/>
         </w:rPr>
@@ -10794,7 +10987,7 @@
           <w:rFonts w:eastAsia="Times New Roman" w:cstheme="minorHAnsi"/>
           <w:kern w:val="0"/>
           <w:szCs w:val="28"/>
-          <w:bdr w:val="none" w:color="auto" w:sz="0" w:space="0" w:frame="1"/>
+          <w:bdr w:val="none" w:sz="0" w:space="0" w:color="auto" w:frame="1"/>
           <w:lang w:eastAsia="es-CO"/>
           <w14:ligatures w14:val="none"/>
         </w:rPr>
@@ -10805,20 +10998,20 @@
           <w:rFonts w:eastAsia="Times New Roman" w:cstheme="minorHAnsi"/>
           <w:kern w:val="0"/>
           <w:szCs w:val="28"/>
-          <w:bdr w:val="none" w:color="auto" w:sz="0" w:space="0" w:frame="1"/>
+          <w:bdr w:val="none" w:sz="0" w:space="0" w:color="auto" w:frame="1"/>
           <w:lang w:eastAsia="es-CO"/>
           <w14:ligatures w14:val="none"/>
         </w:rPr>
         <w:t xml:space="preserve"> </w:t>
       </w:r>
-      <w:hyperlink w:history="1" r:id="rId32">
+      <w:hyperlink r:id="rId32" w:history="1">
         <w:r>
           <w:rPr>
             <w:rStyle w:val="Hipervnculo"/>
             <w:rFonts w:eastAsia="Times New Roman" w:cstheme="minorHAnsi"/>
             <w:kern w:val="0"/>
             <w:szCs w:val="28"/>
-            <w:bdr w:val="none" w:color="auto" w:sz="0" w:space="0" w:frame="1"/>
+            <w:bdr w:val="none" w:sz="0" w:space="0" w:color="auto" w:frame="1"/>
             <w:lang w:eastAsia="es-CO"/>
             <w14:ligatures w14:val="none"/>
           </w:rPr>
@@ -10833,7 +11026,7 @@
           <w:rFonts w:eastAsia="Times New Roman" w:cstheme="minorHAnsi"/>
           <w:kern w:val="0"/>
           <w:szCs w:val="28"/>
-          <w:bdr w:val="none" w:color="auto" w:sz="0" w:space="0" w:frame="1"/>
+          <w:bdr w:val="none" w:sz="0" w:space="0" w:color="auto" w:frame="1"/>
           <w:lang w:eastAsia="es-CO"/>
           <w14:ligatures w14:val="none"/>
         </w:rPr>
@@ -10843,7 +11036,7 @@
           <w:rFonts w:eastAsia="Times New Roman" w:cstheme="minorHAnsi"/>
           <w:kern w:val="0"/>
           <w:szCs w:val="28"/>
-          <w:bdr w:val="none" w:color="auto" w:sz="0" w:space="0" w:frame="1"/>
+          <w:bdr w:val="none" w:sz="0" w:space="0" w:color="auto" w:frame="1"/>
           <w:lang w:eastAsia="es-CO"/>
           <w14:ligatures w14:val="none"/>
         </w:rPr>
@@ -10858,7 +11051,7 @@
           <w:rFonts w:eastAsia="Times New Roman" w:cstheme="minorHAnsi"/>
           <w:kern w:val="0"/>
           <w:szCs w:val="28"/>
-          <w:bdr w:val="none" w:color="auto" w:sz="0" w:space="0" w:frame="1"/>
+          <w:bdr w:val="none" w:sz="0" w:space="0" w:color="auto" w:frame="1"/>
           <w:lang w:eastAsia="es-CO"/>
           <w14:ligatures w14:val="none"/>
         </w:rPr>
@@ -10868,7 +11061,7 @@
           <w:rFonts w:eastAsia="Times New Roman" w:cstheme="minorHAnsi"/>
           <w:kern w:val="0"/>
           <w:szCs w:val="28"/>
-          <w:bdr w:val="none" w:color="auto" w:sz="0" w:space="0" w:frame="1"/>
+          <w:bdr w:val="none" w:sz="0" w:space="0" w:color="auto" w:frame="1"/>
           <w:lang w:eastAsia="es-CO"/>
           <w14:ligatures w14:val="none"/>
         </w:rPr>
@@ -10880,7 +11073,7 @@
           <w:rFonts w:eastAsia="Times New Roman" w:cstheme="minorHAnsi"/>
           <w:kern w:val="0"/>
           <w:szCs w:val="28"/>
-          <w:bdr w:val="none" w:color="auto" w:sz="0" w:space="0" w:frame="1"/>
+          <w:bdr w:val="none" w:sz="0" w:space="0" w:color="auto" w:frame="1"/>
           <w:lang w:eastAsia="es-CO"/>
           <w14:ligatures w14:val="none"/>
         </w:rPr>
@@ -10892,7 +11085,7 @@
           <w:rFonts w:eastAsia="Times New Roman" w:cstheme="minorHAnsi"/>
           <w:kern w:val="0"/>
           <w:szCs w:val="28"/>
-          <w:bdr w:val="none" w:color="auto" w:sz="0" w:space="0" w:frame="1"/>
+          <w:bdr w:val="none" w:sz="0" w:space="0" w:color="auto" w:frame="1"/>
           <w:lang w:eastAsia="es-CO"/>
           <w14:ligatures w14:val="none"/>
         </w:rPr>
@@ -10904,7 +11097,7 @@
           <w:rFonts w:eastAsia="Times New Roman" w:cstheme="minorHAnsi"/>
           <w:kern w:val="0"/>
           <w:szCs w:val="28"/>
-          <w:bdr w:val="none" w:color="auto" w:sz="0" w:space="0" w:frame="1"/>
+          <w:bdr w:val="none" w:sz="0" w:space="0" w:color="auto" w:frame="1"/>
           <w:lang w:eastAsia="es-CO"/>
           <w14:ligatures w14:val="none"/>
         </w:rPr>
@@ -10916,7 +11109,7 @@
           <w:rFonts w:eastAsia="Times New Roman" w:cstheme="minorHAnsi"/>
           <w:kern w:val="0"/>
           <w:szCs w:val="28"/>
-          <w:bdr w:val="none" w:color="auto" w:sz="0" w:space="0" w:frame="1"/>
+          <w:bdr w:val="none" w:sz="0" w:space="0" w:color="auto" w:frame="1"/>
           <w:lang w:eastAsia="es-CO"/>
           <w14:ligatures w14:val="none"/>
         </w:rPr>
@@ -10927,20 +11120,20 @@
           <w:rFonts w:eastAsia="Times New Roman" w:cstheme="minorHAnsi"/>
           <w:kern w:val="0"/>
           <w:szCs w:val="28"/>
-          <w:bdr w:val="none" w:color="auto" w:sz="0" w:space="0" w:frame="1"/>
+          <w:bdr w:val="none" w:sz="0" w:space="0" w:color="auto" w:frame="1"/>
           <w:lang w:eastAsia="es-CO"/>
           <w14:ligatures w14:val="none"/>
         </w:rPr>
         <w:t xml:space="preserve"> </w:t>
       </w:r>
-      <w:hyperlink w:history="1" r:id="rId33">
+      <w:hyperlink r:id="rId33" w:history="1">
         <w:r>
           <w:rPr>
             <w:rStyle w:val="Hipervnculo"/>
             <w:rFonts w:eastAsia="Times New Roman" w:cstheme="minorHAnsi"/>
             <w:kern w:val="0"/>
             <w:szCs w:val="28"/>
-            <w:bdr w:val="none" w:color="auto" w:sz="0" w:space="0" w:frame="1"/>
+            <w:bdr w:val="none" w:sz="0" w:space="0" w:color="auto" w:frame="1"/>
             <w:lang w:eastAsia="es-CO"/>
             <w14:ligatures w14:val="none"/>
           </w:rPr>
@@ -10955,7 +11148,7 @@
           <w:rFonts w:eastAsia="Times New Roman" w:cstheme="minorHAnsi"/>
           <w:kern w:val="0"/>
           <w:szCs w:val="28"/>
-          <w:bdr w:val="none" w:color="auto" w:sz="0" w:space="0" w:frame="1"/>
+          <w:bdr w:val="none" w:sz="0" w:space="0" w:color="auto" w:frame="1"/>
           <w:lang w:eastAsia="es-CO"/>
           <w14:ligatures w14:val="none"/>
         </w:rPr>
@@ -10965,7 +11158,7 @@
           <w:rFonts w:eastAsia="Times New Roman" w:cstheme="minorHAnsi"/>
           <w:kern w:val="0"/>
           <w:szCs w:val="28"/>
-          <w:bdr w:val="none" w:color="auto" w:sz="0" w:space="0" w:frame="1"/>
+          <w:bdr w:val="none" w:sz="0" w:space="0" w:color="auto" w:frame="1"/>
           <w:lang w:eastAsia="es-CO"/>
           <w14:ligatures w14:val="none"/>
         </w:rPr>
@@ -10979,7 +11172,7 @@
           <w:rFonts w:eastAsia="Times New Roman" w:cstheme="minorHAnsi"/>
           <w:kern w:val="0"/>
           <w:szCs w:val="28"/>
-          <w:bdr w:val="none" w:color="auto" w:sz="0" w:space="0" w:frame="1"/>
+          <w:bdr w:val="none" w:sz="0" w:space="0" w:color="auto" w:frame="1"/>
           <w:lang w:eastAsia="es-CO"/>
           <w14:ligatures w14:val="none"/>
         </w:rPr>
@@ -10989,7 +11182,7 @@
           <w:rFonts w:eastAsia="Times New Roman" w:cstheme="minorHAnsi"/>
           <w:kern w:val="0"/>
           <w:szCs w:val="28"/>
-          <w:bdr w:val="none" w:color="auto" w:sz="0" w:space="0" w:frame="1"/>
+          <w:bdr w:val="none" w:sz="0" w:space="0" w:color="auto" w:frame="1"/>
           <w:lang w:eastAsia="es-CO"/>
           <w14:ligatures w14:val="none"/>
         </w:rPr>
@@ -11003,7 +11196,7 @@
           <w:rFonts w:eastAsia="Times New Roman" w:cstheme="minorHAnsi"/>
           <w:kern w:val="0"/>
           <w:szCs w:val="28"/>
-          <w:bdr w:val="none" w:color="auto" w:sz="0" w:space="0" w:frame="1"/>
+          <w:bdr w:val="none" w:sz="0" w:space="0" w:color="auto" w:frame="1"/>
           <w:lang w:eastAsia="es-CO"/>
           <w14:ligatures w14:val="none"/>
         </w:rPr>
@@ -11014,7 +11207,7 @@
           <w:rFonts w:eastAsia="Times New Roman" w:cstheme="minorHAnsi"/>
           <w:kern w:val="0"/>
           <w:szCs w:val="28"/>
-          <w:bdr w:val="none" w:color="auto" w:sz="0" w:space="0" w:frame="1"/>
+          <w:bdr w:val="none" w:sz="0" w:space="0" w:color="auto" w:frame="1"/>
           <w:lang w:eastAsia="es-CO"/>
           <w14:ligatures w14:val="none"/>
         </w:rPr>
@@ -11026,7 +11219,7 @@
           <w:rFonts w:eastAsia="Times New Roman" w:cstheme="minorHAnsi"/>
           <w:kern w:val="0"/>
           <w:szCs w:val="28"/>
-          <w:bdr w:val="none" w:color="auto" w:sz="0" w:space="0" w:frame="1"/>
+          <w:bdr w:val="none" w:sz="0" w:space="0" w:color="auto" w:frame="1"/>
           <w:lang w:eastAsia="es-CO"/>
           <w14:ligatures w14:val="none"/>
         </w:rPr>
@@ -11130,7 +11323,7 @@
         </w:numPr>
         <w:ind w:left="708"/>
       </w:pPr>
-      <w:bookmarkStart w:name="_Toc179237044" w:id="32"/>
+      <w:bookmarkStart w:id="32" w:name="_Toc179237044"/>
       <w:r>
         <w:lastRenderedPageBreak/>
         <w:t>Créditos</w:t>
@@ -11191,7 +11384,13 @@
               <w:pStyle w:val="TextoTablas"/>
             </w:pPr>
             <w:r>
-              <w:t>Regional y Centro de Formación</w:t>
+              <w:t>C</w:t>
+            </w:r>
+            <w:r>
+              <w:t>entro de Formación</w:t>
+            </w:r>
+            <w:r>
+              <w:t xml:space="preserve"> y Regional</w:t>
             </w:r>
           </w:p>
         </w:tc>
@@ -11634,19 +11833,7 @@
               <w:rPr>
                 <w:rStyle w:val="Extranjerismo"/>
               </w:rPr>
-              <w:t>full</w:t>
-            </w:r>
-            <w:r>
-              <w:rPr>
-                <w:rStyle w:val="Extranjerismo"/>
-              </w:rPr>
-              <w:t xml:space="preserve"> </w:t>
-            </w:r>
-            <w:r>
-              <w:rPr>
-                <w:rStyle w:val="Extranjerismo"/>
-              </w:rPr>
-              <w:t>stack</w:t>
+              <w:t>full stack</w:t>
             </w:r>
           </w:p>
         </w:tc>
@@ -11732,13 +11919,7 @@
             </w:r>
             <w:proofErr w:type="spellEnd"/>
             <w:r>
-              <w:t xml:space="preserve"> </w:t>
-            </w:r>
-            <w:r>
-              <w:t>González</w:t>
-            </w:r>
-            <w:r>
-              <w:t xml:space="preserve"> Quintero</w:t>
+              <w:t xml:space="preserve"> González Quintero</w:t>
             </w:r>
           </w:p>
         </w:tc>
@@ -11878,7 +12059,7 @@
     <w:sectPr>
       <w:headerReference w:type="default" r:id="rId34"/>
       <w:footerReference w:type="default" r:id="rId35"/>
-      <w:pgSz w:w="12240" w:h="15840" w:orient="portrait"/>
+      <w:pgSz w:w="12240" w:h="15840"/>
       <w:pgMar w:top="1701" w:right="1134" w:bottom="1134" w:left="1134" w:header="709" w:footer="737" w:gutter="0"/>
       <w:pgNumType w:start="1"/>
       <w:cols w:space="708"/>
@@ -11942,7 +12123,7 @@
 </file>
 
 <file path=word/footer2.xml><?xml version="1.0" encoding="utf-8"?>
-<w:ftr xmlns:wpc="http://schemas.microsoft.com/office/word/2010/wordprocessingCanvas" xmlns:cx="http://schemas.microsoft.com/office/drawing/2014/chartex" xmlns:cx1="http://schemas.microsoft.com/office/drawing/2015/9/8/chartex" xmlns:cx2="http://schemas.microsoft.com/office/drawing/2015/10/21/chartex" xmlns:cx3="http://schemas.microsoft.com/office/drawing/2016/5/9/chartex" xmlns:cx4="http://schemas.microsoft.com/office/drawing/2016/5/10/chartex" xmlns:cx5="http://schemas.microsoft.com/office/drawing/2016/5/11/chartex" xmlns:cx6="http://schemas.microsoft.com/office/drawing/2016/5/12/chartex" xmlns:cx7="http://schemas.microsoft.com/office/drawing/2016/5/13/chartex" xmlns:cx8="http://schemas.microsoft.com/office/drawing/2016/5/14/chartex" xmlns:mc="http://schemas.openxmlformats.org/markup-compatibility/2006" xmlns:aink="http://schemas.microsoft.com/office/drawing/2016/ink" xmlns:am3d="http://schemas.microsoft.com/office/drawing/2017/model3d" xmlns:o="urn:schemas-microsoft-com:office:office" xmlns:r="http://schemas.openxmlformats.org/officeDocument/2006/relationships" xmlns:m="http://schemas.openxmlformats.org/officeDocument/2006/math" xmlns:v="urn:schemas-microsoft-com:vml" xmlns:wp14="http://schemas.microsoft.com/office/word/2010/wordprocessingDrawing" xmlns:wp="http://schemas.openxmlformats.org/drawingml/2006/wordprocessingDrawing" xmlns:w10="urn:schemas-microsoft-com:office:word" xmlns:w="http://schemas.openxmlformats.org/wordprocessingml/2006/main" xmlns:w14="http://schemas.microsoft.com/office/word/2010/wordml" xmlns:w15="http://schemas.microsoft.com/office/word/2012/wordml" xmlns:w16cex="http://schemas.microsoft.com/office/word/2018/wordml/cex" xmlns:w16cid="http://schemas.microsoft.com/office/word/2016/wordml/cid" xmlns:w16="http://schemas.microsoft.com/office/word/2018/wordml" xmlns:w16sdtdh="http://schemas.microsoft.com/office/word/2020/wordml/sdtdatahash" xmlns:w16se="http://schemas.microsoft.com/office/word/2015/wordml/symex" xmlns:wpg="http://schemas.microsoft.com/office/word/2010/wordprocessingGroup" xmlns:wpi="http://schemas.microsoft.com/office/word/2010/wordprocessingInk" xmlns:wne="http://schemas.microsoft.com/office/word/2006/wordml" xmlns:wps="http://schemas.microsoft.com/office/word/2010/wordprocessingShape" xmlns:a="http://schemas.openxmlformats.org/drawingml/2006/main" xmlns:adec="http://schemas.microsoft.com/office/drawing/2017/decorative" mc:Ignorable="w14 w15 w16se w16cid w16 w16cex w16sdtdh wp14">
+<w:ftr xmlns:wpc="http://schemas.microsoft.com/office/word/2010/wordprocessingCanvas" xmlns:cx="http://schemas.microsoft.com/office/drawing/2014/chartex" xmlns:cx1="http://schemas.microsoft.com/office/drawing/2015/9/8/chartex" xmlns:cx2="http://schemas.microsoft.com/office/drawing/2015/10/21/chartex" xmlns:cx3="http://schemas.microsoft.com/office/drawing/2016/5/9/chartex" xmlns:cx4="http://schemas.microsoft.com/office/drawing/2016/5/10/chartex" xmlns:cx5="http://schemas.microsoft.com/office/drawing/2016/5/11/chartex" xmlns:cx6="http://schemas.microsoft.com/office/drawing/2016/5/12/chartex" xmlns:cx7="http://schemas.microsoft.com/office/drawing/2016/5/13/chartex" xmlns:cx8="http://schemas.microsoft.com/office/drawing/2016/5/14/chartex" xmlns:mc="http://schemas.openxmlformats.org/markup-compatibility/2006" xmlns:aink="http://schemas.microsoft.com/office/drawing/2016/ink" xmlns:am3d="http://schemas.microsoft.com/office/drawing/2017/model3d" xmlns:o="urn:schemas-microsoft-com:office:office" xmlns:r="http://schemas.openxmlformats.org/officeDocument/2006/relationships" xmlns:m="http://schemas.openxmlformats.org/officeDocument/2006/math" xmlns:v="urn:schemas-microsoft-com:vml" xmlns:wp14="http://schemas.microsoft.com/office/word/2010/wordprocessingDrawing" xmlns:wp="http://schemas.openxmlformats.org/drawingml/2006/wordprocessingDrawing" xmlns:w10="urn:schemas-microsoft-com:office:word" xmlns:w="http://schemas.openxmlformats.org/wordprocessingml/2006/main" xmlns:w14="http://schemas.microsoft.com/office/word/2010/wordml" xmlns:w15="http://schemas.microsoft.com/office/word/2012/wordml" xmlns:w16cex="http://schemas.microsoft.com/office/word/2018/wordml/cex" xmlns:w16cid="http://schemas.microsoft.com/office/word/2016/wordml/cid" xmlns:w16="http://schemas.microsoft.com/office/word/2018/wordml" xmlns:w16sdtdh="http://schemas.microsoft.com/office/word/2020/wordml/sdtdatahash" xmlns:w16se="http://schemas.microsoft.com/office/word/2015/wordml/symex" xmlns:wpg="http://schemas.microsoft.com/office/word/2010/wordprocessingGroup" xmlns:wpi="http://schemas.microsoft.com/office/word/2010/wordprocessingInk" xmlns:wne="http://schemas.microsoft.com/office/word/2006/wordml" xmlns:wps="http://schemas.microsoft.com/office/word/2010/wordprocessingShape" mc:Ignorable="w14 w15 w16se w16cid w16 w16cex w16sdtdh wp14">
   <w:sdt>
     <w:sdtPr>
       <w:id w:val="-1465197936"/>
@@ -12049,11 +12230,11 @@
             </mc:Choice>
             <mc:Fallback>
               <w:pict>
-                <v:shapetype id="_x0000_t202" coordsize="21600,21600" o:spt="202" path="m,l,21600r21600,l21600,xe" w14:anchorId="797C42AF">
+                <v:shapetype w14:anchorId="797C42AF" id="_x0000_t202" coordsize="21600,21600" o:spt="202" path="m,l,21600r21600,l21600,xe">
                   <v:stroke joinstyle="miter"/>
                   <v:path gradientshapeok="t" o:connecttype="rect"/>
                 </v:shapetype>
-                <v:shape id="_x0000_s1027" style="position:absolute;left:0;text-align:left;margin-left:16.1pt;margin-top:.65pt;width:455.15pt;height:41.4pt;z-index:251661312;visibility:visible;mso-wrap-style:square;mso-width-percent:0;mso-height-percent:0;mso-wrap-distance-left:9pt;mso-wrap-distance-top:3.6pt;mso-wrap-distance-right:9pt;mso-wrap-distance-bottom:3.6pt;mso-position-horizontal:absolute;mso-position-horizontal-relative:text;mso-position-vertical:absolute;mso-position-vertical-relative:text;mso-width-percent:0;mso-height-percent:0;mso-width-relative:margin;mso-height-relative:margin;v-text-anchor:top" alt="&quot;&quot;" stroked="f" type="#_x0000_t202" o:gfxdata="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">
+                <v:shape id="_x0000_s1027" type="#_x0000_t202" alt="&quot;&quot;" style="position:absolute;left:0;text-align:left;margin-left:16.1pt;margin-top:.65pt;width:455.15pt;height:41.4pt;z-index:251661312;visibility:visible;mso-wrap-style:square;mso-width-percent:0;mso-height-percent:0;mso-wrap-distance-left:9pt;mso-wrap-distance-top:3.6pt;mso-wrap-distance-right:9pt;mso-wrap-distance-bottom:3.6pt;mso-position-horizontal:absolute;mso-position-horizontal-relative:text;mso-position-vertical:absolute;mso-position-vertical-relative:text;mso-width-percent:0;mso-height-percent:0;mso-width-relative:margin;mso-height-relative:margin;v-text-anchor:top" o:gfxdata="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" stroked="f">
                   <v:textbox>
                     <w:txbxContent>
                       <w:p>
@@ -12136,7 +12317,7 @@
 </file>
 
 <file path=word/header1.xml><?xml version="1.0" encoding="utf-8"?>
-<w:hdr xmlns:wpc="http://schemas.microsoft.com/office/word/2010/wordprocessingCanvas" xmlns:cx="http://schemas.microsoft.com/office/drawing/2014/chartex" xmlns:cx1="http://schemas.microsoft.com/office/drawing/2015/9/8/chartex" xmlns:cx2="http://schemas.microsoft.com/office/drawing/2015/10/21/chartex" xmlns:cx3="http://schemas.microsoft.com/office/drawing/2016/5/9/chartex" xmlns:cx4="http://schemas.microsoft.com/office/drawing/2016/5/10/chartex" xmlns:cx5="http://schemas.microsoft.com/office/drawing/2016/5/11/chartex" xmlns:cx6="http://schemas.microsoft.com/office/drawing/2016/5/12/chartex" xmlns:cx7="http://schemas.microsoft.com/office/drawing/2016/5/13/chartex" xmlns:cx8="http://schemas.microsoft.com/office/drawing/2016/5/14/chartex" xmlns:mc="http://schemas.openxmlformats.org/markup-compatibility/2006" xmlns:aink="http://schemas.microsoft.com/office/drawing/2016/ink" xmlns:am3d="http://schemas.microsoft.com/office/drawing/2017/model3d" xmlns:o="urn:schemas-microsoft-com:office:office" xmlns:r="http://schemas.openxmlformats.org/officeDocument/2006/relationships" xmlns:m="http://schemas.openxmlformats.org/officeDocument/2006/math" xmlns:v="urn:schemas-microsoft-com:vml" xmlns:wp14="http://schemas.microsoft.com/office/word/2010/wordprocessingDrawing" xmlns:wp="http://schemas.openxmlformats.org/drawingml/2006/wordprocessingDrawing" xmlns:w10="urn:schemas-microsoft-com:office:word" xmlns:w="http://schemas.openxmlformats.org/wordprocessingml/2006/main" xmlns:w14="http://schemas.microsoft.com/office/word/2010/wordml" xmlns:w15="http://schemas.microsoft.com/office/word/2012/wordml" xmlns:w16cex="http://schemas.microsoft.com/office/word/2018/wordml/cex" xmlns:w16cid="http://schemas.microsoft.com/office/word/2016/wordml/cid" xmlns:w16="http://schemas.microsoft.com/office/word/2018/wordml" xmlns:w16sdtdh="http://schemas.microsoft.com/office/word/2020/wordml/sdtdatahash" xmlns:w16se="http://schemas.microsoft.com/office/word/2015/wordml/symex" xmlns:wpg="http://schemas.microsoft.com/office/word/2010/wordprocessingGroup" xmlns:wpi="http://schemas.microsoft.com/office/word/2010/wordprocessingInk" xmlns:wne="http://schemas.microsoft.com/office/word/2006/wordml" xmlns:wps="http://schemas.microsoft.com/office/word/2010/wordprocessingShape" xmlns:a="http://schemas.openxmlformats.org/drawingml/2006/main" xmlns:adec="http://schemas.microsoft.com/office/drawing/2017/decorative" xmlns:pic="http://schemas.openxmlformats.org/drawingml/2006/picture" xmlns:a14="http://schemas.microsoft.com/office/drawing/2010/main" xmlns:asvg="http://schemas.microsoft.com/office/drawing/2016/SVG/main" mc:Ignorable="w14 w15 w16se w16cid w16 w16cex w16sdtdh wp14">
+<w:hdr xmlns:wpc="http://schemas.microsoft.com/office/word/2010/wordprocessingCanvas" xmlns:cx="http://schemas.microsoft.com/office/drawing/2014/chartex" xmlns:cx1="http://schemas.microsoft.com/office/drawing/2015/9/8/chartex" xmlns:cx2="http://schemas.microsoft.com/office/drawing/2015/10/21/chartex" xmlns:cx3="http://schemas.microsoft.com/office/drawing/2016/5/9/chartex" xmlns:cx4="http://schemas.microsoft.com/office/drawing/2016/5/10/chartex" xmlns:cx5="http://schemas.microsoft.com/office/drawing/2016/5/11/chartex" xmlns:cx6="http://schemas.microsoft.com/office/drawing/2016/5/12/chartex" xmlns:cx7="http://schemas.microsoft.com/office/drawing/2016/5/13/chartex" xmlns:cx8="http://schemas.microsoft.com/office/drawing/2016/5/14/chartex" xmlns:mc="http://schemas.openxmlformats.org/markup-compatibility/2006" xmlns:aink="http://schemas.microsoft.com/office/drawing/2016/ink" xmlns:am3d="http://schemas.microsoft.com/office/drawing/2017/model3d" xmlns:o="urn:schemas-microsoft-com:office:office" xmlns:r="http://schemas.openxmlformats.org/officeDocument/2006/relationships" xmlns:m="http://schemas.openxmlformats.org/officeDocument/2006/math" xmlns:v="urn:schemas-microsoft-com:vml" xmlns:wp14="http://schemas.microsoft.com/office/word/2010/wordprocessingDrawing" xmlns:wp="http://schemas.openxmlformats.org/drawingml/2006/wordprocessingDrawing" xmlns:w10="urn:schemas-microsoft-com:office:word" xmlns:w="http://schemas.openxmlformats.org/wordprocessingml/2006/main" xmlns:w14="http://schemas.microsoft.com/office/word/2010/wordml" xmlns:w15="http://schemas.microsoft.com/office/word/2012/wordml" xmlns:w16cex="http://schemas.microsoft.com/office/word/2018/wordml/cex" xmlns:w16cid="http://schemas.microsoft.com/office/word/2016/wordml/cid" xmlns:w16="http://schemas.microsoft.com/office/word/2018/wordml" xmlns:w16sdtdh="http://schemas.microsoft.com/office/word/2020/wordml/sdtdatahash" xmlns:w16se="http://schemas.microsoft.com/office/word/2015/wordml/symex" xmlns:wpg="http://schemas.microsoft.com/office/word/2010/wordprocessingGroup" xmlns:wpi="http://schemas.microsoft.com/office/word/2010/wordprocessingInk" xmlns:wne="http://schemas.microsoft.com/office/word/2006/wordml" xmlns:wps="http://schemas.microsoft.com/office/word/2010/wordprocessingShape" mc:Ignorable="w14 w15 w16se w16cid w16 w16cex w16sdtdh wp14">
   <w:p>
     <w:pPr>
       <w:pStyle w:val="Encabezado"/>
@@ -12225,7 +12406,7 @@
 <w:numbering xmlns:wpc="http://schemas.microsoft.com/office/word/2010/wordprocessingCanvas" xmlns:cx="http://schemas.microsoft.com/office/drawing/2014/chartex" xmlns:cx1="http://schemas.microsoft.com/office/drawing/2015/9/8/chartex" xmlns:cx2="http://schemas.microsoft.com/office/drawing/2015/10/21/chartex" xmlns:cx3="http://schemas.microsoft.com/office/drawing/2016/5/9/chartex" xmlns:cx4="http://schemas.microsoft.com/office/drawing/2016/5/10/chartex" xmlns:cx5="http://schemas.microsoft.com/office/drawing/2016/5/11/chartex" xmlns:cx6="http://schemas.microsoft.com/office/drawing/2016/5/12/chartex" xmlns:cx7="http://schemas.microsoft.com/office/drawing/2016/5/13/chartex" xmlns:cx8="http://schemas.microsoft.com/office/drawing/2016/5/14/chartex" xmlns:mc="http://schemas.openxmlformats.org/markup-compatibility/2006" xmlns:aink="http://schemas.microsoft.com/office/drawing/2016/ink" xmlns:am3d="http://schemas.microsoft.com/office/drawing/2017/model3d" xmlns:o="urn:schemas-microsoft-com:office:office" xmlns:r="http://schemas.openxmlformats.org/officeDocument/2006/relationships" xmlns:m="http://schemas.openxmlformats.org/officeDocument/2006/math" xmlns:v="urn:schemas-microsoft-com:vml" xmlns:wp14="http://schemas.microsoft.com/office/word/2010/wordprocessingDrawing" xmlns:wp="http://schemas.openxmlformats.org/drawingml/2006/wordprocessingDrawing" xmlns:w10="urn:schemas-microsoft-com:office:word" xmlns:w="http://schemas.openxmlformats.org/wordprocessingml/2006/main" xmlns:w14="http://schemas.microsoft.com/office/word/2010/wordml" xmlns:w15="http://schemas.microsoft.com/office/word/2012/wordml" xmlns:w16cex="http://schemas.microsoft.com/office/word/2018/wordml/cex" xmlns:w16cid="http://schemas.microsoft.com/office/word/2016/wordml/cid" xmlns:w16="http://schemas.microsoft.com/office/word/2018/wordml" xmlns:w16sdtdh="http://schemas.microsoft.com/office/word/2020/wordml/sdtdatahash" xmlns:w16se="http://schemas.microsoft.com/office/word/2015/wordml/symex" xmlns:wpg="http://schemas.microsoft.com/office/word/2010/wordprocessingGroup" xmlns:wpi="http://schemas.microsoft.com/office/word/2010/wordprocessingInk" xmlns:wne="http://schemas.microsoft.com/office/word/2006/wordml" xmlns:wps="http://schemas.microsoft.com/office/word/2010/wordprocessingShape" mc:Ignorable="w14 w15 w16se w16cid w16 w16cex w16sdtdh wp14">
   <w:numPicBullet w:numPicBulletId="0">
     <w:pict>
-      <v:shapetype id="_x0000_t75" coordsize="21600,21600" filled="f" stroked="f" o:spt="75" o:preferrelative="t" path="m@4@5l@4@11@9@11@9@5xe">
+      <v:shapetype id="_x0000_t75" coordsize="21600,21600" o:spt="75" o:preferrelative="t" path="m@4@5l@4@11@9@11@9@5xe" filled="f" stroked="f">
         <v:stroke joinstyle="miter"/>
         <v:formulas>
           <v:f eqn="if lineDrawn pixelLineWidth 0"/>
@@ -12241,11 +12422,11 @@
           <v:f eqn="prod @7 21600 pixelHeight"/>
           <v:f eqn="sum @10 21600 0"/>
         </v:formulas>
-        <v:path gradientshapeok="t" o:connecttype="rect" o:extrusionok="f"/>
+        <v:path o:extrusionok="f" gradientshapeok="t" o:connecttype="rect"/>
         <o:lock v:ext="edit" aspectratio="t"/>
       </v:shapetype>
-      <v:shape id="_x0000_i2457" style="width:12pt;height:12pt" o:bullet="t" type="#_x0000_t75">
-        <v:imagedata o:title="mso8C56" r:id="rId1"/>
+      <v:shape id="_x0000_i1045" type="#_x0000_t75" style="width:11.25pt;height:11.25pt" o:bullet="t">
+        <v:imagedata r:id="rId1" o:title="mso8C56"/>
       </v:shape>
     </w:pict>
   </w:numPicBullet>
@@ -12266,7 +12447,7 @@
         <w:ind w:left="360" w:hanging="360"/>
       </w:pPr>
       <w:rPr>
-        <w:rFonts w:hint="default" w:ascii="Symbol" w:hAnsi="Symbol"/>
+        <w:rFonts w:ascii="Symbol" w:hAnsi="Symbol" w:hint="default"/>
       </w:rPr>
     </w:lvl>
   </w:abstractNum>
@@ -12283,7 +12464,7 @@
         <w:ind w:left="1429" w:hanging="360"/>
       </w:pPr>
       <w:rPr>
-        <w:rFonts w:hint="default" w:ascii="Symbol" w:hAnsi="Symbol"/>
+        <w:rFonts w:ascii="Symbol" w:hAnsi="Symbol" w:hint="default"/>
       </w:rPr>
     </w:lvl>
     <w:lvl w:ilvl="1" w:tplc="240A0003" w:tentative="1">
@@ -12295,7 +12476,7 @@
         <w:ind w:left="2149" w:hanging="360"/>
       </w:pPr>
       <w:rPr>
-        <w:rFonts w:hint="default" w:ascii="Courier New" w:hAnsi="Courier New" w:cs="Courier New"/>
+        <w:rFonts w:ascii="Courier New" w:hAnsi="Courier New" w:cs="Courier New" w:hint="default"/>
       </w:rPr>
     </w:lvl>
     <w:lvl w:ilvl="2" w:tplc="240A0005" w:tentative="1">
@@ -12307,7 +12488,7 @@
         <w:ind w:left="2869" w:hanging="360"/>
       </w:pPr>
       <w:rPr>
-        <w:rFonts w:hint="default" w:ascii="Wingdings" w:hAnsi="Wingdings"/>
+        <w:rFonts w:ascii="Wingdings" w:hAnsi="Wingdings" w:hint="default"/>
       </w:rPr>
     </w:lvl>
     <w:lvl w:ilvl="3" w:tplc="240A0001" w:tentative="1">
@@ -12319,7 +12500,7 @@
         <w:ind w:left="3589" w:hanging="360"/>
       </w:pPr>
       <w:rPr>
-        <w:rFonts w:hint="default" w:ascii="Symbol" w:hAnsi="Symbol"/>
+        <w:rFonts w:ascii="Symbol" w:hAnsi="Symbol" w:hint="default"/>
       </w:rPr>
     </w:lvl>
     <w:lvl w:ilvl="4" w:tplc="240A0003" w:tentative="1">
@@ -12331,7 +12512,7 @@
         <w:ind w:left="4309" w:hanging="360"/>
       </w:pPr>
       <w:rPr>
-        <w:rFonts w:hint="default" w:ascii="Courier New" w:hAnsi="Courier New" w:cs="Courier New"/>
+        <w:rFonts w:ascii="Courier New" w:hAnsi="Courier New" w:cs="Courier New" w:hint="default"/>
       </w:rPr>
     </w:lvl>
     <w:lvl w:ilvl="5" w:tplc="240A0005" w:tentative="1">
@@ -12343,7 +12524,7 @@
         <w:ind w:left="5029" w:hanging="360"/>
       </w:pPr>
       <w:rPr>
-        <w:rFonts w:hint="default" w:ascii="Wingdings" w:hAnsi="Wingdings"/>
+        <w:rFonts w:ascii="Wingdings" w:hAnsi="Wingdings" w:hint="default"/>
       </w:rPr>
     </w:lvl>
     <w:lvl w:ilvl="6" w:tplc="240A0001" w:tentative="1">
@@ -12355,7 +12536,7 @@
         <w:ind w:left="5749" w:hanging="360"/>
       </w:pPr>
       <w:rPr>
-        <w:rFonts w:hint="default" w:ascii="Symbol" w:hAnsi="Symbol"/>
+        <w:rFonts w:ascii="Symbol" w:hAnsi="Symbol" w:hint="default"/>
       </w:rPr>
     </w:lvl>
     <w:lvl w:ilvl="7" w:tplc="240A0003" w:tentative="1">
@@ -12367,7 +12548,7 @@
         <w:ind w:left="6469" w:hanging="360"/>
       </w:pPr>
       <w:rPr>
-        <w:rFonts w:hint="default" w:ascii="Courier New" w:hAnsi="Courier New" w:cs="Courier New"/>
+        <w:rFonts w:ascii="Courier New" w:hAnsi="Courier New" w:cs="Courier New" w:hint="default"/>
       </w:rPr>
     </w:lvl>
     <w:lvl w:ilvl="8" w:tplc="240A0005" w:tentative="1">
@@ -12379,7 +12560,7 @@
         <w:ind w:left="7189" w:hanging="360"/>
       </w:pPr>
       <w:rPr>
-        <w:rFonts w:hint="default" w:ascii="Wingdings" w:hAnsi="Wingdings"/>
+        <w:rFonts w:ascii="Wingdings" w:hAnsi="Wingdings" w:hint="default"/>
       </w:rPr>
     </w:lvl>
   </w:abstractNum>
@@ -12396,7 +12577,7 @@
         <w:ind w:left="1429" w:hanging="360"/>
       </w:pPr>
       <w:rPr>
-        <w:rFonts w:hint="default" w:ascii="Symbol" w:hAnsi="Symbol"/>
+        <w:rFonts w:ascii="Symbol" w:hAnsi="Symbol" w:hint="default"/>
       </w:rPr>
     </w:lvl>
     <w:lvl w:ilvl="1" w:tplc="240A0003" w:tentative="1">
@@ -12408,7 +12589,7 @@
         <w:ind w:left="2149" w:hanging="360"/>
       </w:pPr>
       <w:rPr>
-        <w:rFonts w:hint="default" w:ascii="Courier New" w:hAnsi="Courier New" w:cs="Courier New"/>
+        <w:rFonts w:ascii="Courier New" w:hAnsi="Courier New" w:cs="Courier New" w:hint="default"/>
       </w:rPr>
     </w:lvl>
     <w:lvl w:ilvl="2" w:tplc="240A0005" w:tentative="1">
@@ -12420,7 +12601,7 @@
         <w:ind w:left="2869" w:hanging="360"/>
       </w:pPr>
       <w:rPr>
-        <w:rFonts w:hint="default" w:ascii="Wingdings" w:hAnsi="Wingdings"/>
+        <w:rFonts w:ascii="Wingdings" w:hAnsi="Wingdings" w:hint="default"/>
       </w:rPr>
     </w:lvl>
     <w:lvl w:ilvl="3" w:tplc="240A0001" w:tentative="1">
@@ -12432,7 +12613,7 @@
         <w:ind w:left="3589" w:hanging="360"/>
       </w:pPr>
       <w:rPr>
-        <w:rFonts w:hint="default" w:ascii="Symbol" w:hAnsi="Symbol"/>
+        <w:rFonts w:ascii="Symbol" w:hAnsi="Symbol" w:hint="default"/>
       </w:rPr>
     </w:lvl>
     <w:lvl w:ilvl="4" w:tplc="240A0003" w:tentative="1">
@@ -12444,7 +12625,7 @@
         <w:ind w:left="4309" w:hanging="360"/>
       </w:pPr>
       <w:rPr>
-        <w:rFonts w:hint="default" w:ascii="Courier New" w:hAnsi="Courier New" w:cs="Courier New"/>
+        <w:rFonts w:ascii="Courier New" w:hAnsi="Courier New" w:cs="Courier New" w:hint="default"/>
       </w:rPr>
     </w:lvl>
     <w:lvl w:ilvl="5" w:tplc="240A0005" w:tentative="1">
@@ -12456,7 +12637,7 @@
         <w:ind w:left="5029" w:hanging="360"/>
       </w:pPr>
       <w:rPr>
-        <w:rFonts w:hint="default" w:ascii="Wingdings" w:hAnsi="Wingdings"/>
+        <w:rFonts w:ascii="Wingdings" w:hAnsi="Wingdings" w:hint="default"/>
       </w:rPr>
     </w:lvl>
     <w:lvl w:ilvl="6" w:tplc="240A0001" w:tentative="1">
@@ -12468,7 +12649,7 @@
         <w:ind w:left="5749" w:hanging="360"/>
       </w:pPr>
       <w:rPr>
-        <w:rFonts w:hint="default" w:ascii="Symbol" w:hAnsi="Symbol"/>
+        <w:rFonts w:ascii="Symbol" w:hAnsi="Symbol" w:hint="default"/>
       </w:rPr>
     </w:lvl>
     <w:lvl w:ilvl="7" w:tplc="240A0003" w:tentative="1">
@@ -12480,7 +12661,7 @@
         <w:ind w:left="6469" w:hanging="360"/>
       </w:pPr>
       <w:rPr>
-        <w:rFonts w:hint="default" w:ascii="Courier New" w:hAnsi="Courier New" w:cs="Courier New"/>
+        <w:rFonts w:ascii="Courier New" w:hAnsi="Courier New" w:cs="Courier New" w:hint="default"/>
       </w:rPr>
     </w:lvl>
     <w:lvl w:ilvl="8" w:tplc="240A0005" w:tentative="1">
@@ -12492,7 +12673,7 @@
         <w:ind w:left="7189" w:hanging="360"/>
       </w:pPr>
       <w:rPr>
-        <w:rFonts w:hint="default" w:ascii="Wingdings" w:hAnsi="Wingdings"/>
+        <w:rFonts w:ascii="Wingdings" w:hAnsi="Wingdings" w:hint="default"/>
       </w:rPr>
     </w:lvl>
   </w:abstractNum>
@@ -12595,7 +12776,7 @@
         <w:ind w:left="1429" w:hanging="360"/>
       </w:pPr>
       <w:rPr>
-        <w:rFonts w:hint="default" w:ascii="Symbol" w:hAnsi="Symbol"/>
+        <w:rFonts w:ascii="Symbol" w:hAnsi="Symbol" w:hint="default"/>
       </w:rPr>
     </w:lvl>
     <w:lvl w:ilvl="1" w:tplc="240A0003" w:tentative="1">
@@ -12607,7 +12788,7 @@
         <w:ind w:left="2149" w:hanging="360"/>
       </w:pPr>
       <w:rPr>
-        <w:rFonts w:hint="default" w:ascii="Courier New" w:hAnsi="Courier New" w:cs="Courier New"/>
+        <w:rFonts w:ascii="Courier New" w:hAnsi="Courier New" w:cs="Courier New" w:hint="default"/>
       </w:rPr>
     </w:lvl>
     <w:lvl w:ilvl="2" w:tplc="240A0005" w:tentative="1">
@@ -12619,7 +12800,7 @@
         <w:ind w:left="2869" w:hanging="360"/>
       </w:pPr>
       <w:rPr>
-        <w:rFonts w:hint="default" w:ascii="Wingdings" w:hAnsi="Wingdings"/>
+        <w:rFonts w:ascii="Wingdings" w:hAnsi="Wingdings" w:hint="default"/>
       </w:rPr>
     </w:lvl>
     <w:lvl w:ilvl="3" w:tplc="240A0001" w:tentative="1">
@@ -12631,7 +12812,7 @@
         <w:ind w:left="3589" w:hanging="360"/>
       </w:pPr>
       <w:rPr>
-        <w:rFonts w:hint="default" w:ascii="Symbol" w:hAnsi="Symbol"/>
+        <w:rFonts w:ascii="Symbol" w:hAnsi="Symbol" w:hint="default"/>
       </w:rPr>
     </w:lvl>
     <w:lvl w:ilvl="4" w:tplc="240A0003" w:tentative="1">
@@ -12643,7 +12824,7 @@
         <w:ind w:left="4309" w:hanging="360"/>
       </w:pPr>
       <w:rPr>
-        <w:rFonts w:hint="default" w:ascii="Courier New" w:hAnsi="Courier New" w:cs="Courier New"/>
+        <w:rFonts w:ascii="Courier New" w:hAnsi="Courier New" w:cs="Courier New" w:hint="default"/>
       </w:rPr>
     </w:lvl>
     <w:lvl w:ilvl="5" w:tplc="240A0005" w:tentative="1">
@@ -12655,7 +12836,7 @@
         <w:ind w:left="5029" w:hanging="360"/>
       </w:pPr>
       <w:rPr>
-        <w:rFonts w:hint="default" w:ascii="Wingdings" w:hAnsi="Wingdings"/>
+        <w:rFonts w:ascii="Wingdings" w:hAnsi="Wingdings" w:hint="default"/>
       </w:rPr>
     </w:lvl>
     <w:lvl w:ilvl="6" w:tplc="240A0001" w:tentative="1">
@@ -12667,7 +12848,7 @@
         <w:ind w:left="5749" w:hanging="360"/>
       </w:pPr>
       <w:rPr>
-        <w:rFonts w:hint="default" w:ascii="Symbol" w:hAnsi="Symbol"/>
+        <w:rFonts w:ascii="Symbol" w:hAnsi="Symbol" w:hint="default"/>
       </w:rPr>
     </w:lvl>
     <w:lvl w:ilvl="7" w:tplc="240A0003" w:tentative="1">
@@ -12679,7 +12860,7 @@
         <w:ind w:left="6469" w:hanging="360"/>
       </w:pPr>
       <w:rPr>
-        <w:rFonts w:hint="default" w:ascii="Courier New" w:hAnsi="Courier New" w:cs="Courier New"/>
+        <w:rFonts w:ascii="Courier New" w:hAnsi="Courier New" w:cs="Courier New" w:hint="default"/>
       </w:rPr>
     </w:lvl>
     <w:lvl w:ilvl="8" w:tplc="240A0005" w:tentative="1">
@@ -12691,7 +12872,7 @@
         <w:ind w:left="7189" w:hanging="360"/>
       </w:pPr>
       <w:rPr>
-        <w:rFonts w:hint="default" w:ascii="Wingdings" w:hAnsi="Wingdings"/>
+        <w:rFonts w:ascii="Wingdings" w:hAnsi="Wingdings" w:hint="default"/>
       </w:rPr>
     </w:lvl>
   </w:abstractNum>
@@ -12708,7 +12889,7 @@
         <w:ind w:left="1429" w:hanging="360"/>
       </w:pPr>
       <w:rPr>
-        <w:rFonts w:hint="default" w:ascii="Symbol" w:hAnsi="Symbol"/>
+        <w:rFonts w:ascii="Symbol" w:hAnsi="Symbol" w:hint="default"/>
       </w:rPr>
     </w:lvl>
     <w:lvl w:ilvl="1" w:tplc="240A0003" w:tentative="1">
@@ -12720,7 +12901,7 @@
         <w:ind w:left="2149" w:hanging="360"/>
       </w:pPr>
       <w:rPr>
-        <w:rFonts w:hint="default" w:ascii="Courier New" w:hAnsi="Courier New" w:cs="Courier New"/>
+        <w:rFonts w:ascii="Courier New" w:hAnsi="Courier New" w:cs="Courier New" w:hint="default"/>
       </w:rPr>
     </w:lvl>
     <w:lvl w:ilvl="2" w:tplc="240A0005" w:tentative="1">
@@ -12732,7 +12913,7 @@
         <w:ind w:left="2869" w:hanging="360"/>
       </w:pPr>
       <w:rPr>
-        <w:rFonts w:hint="default" w:ascii="Wingdings" w:hAnsi="Wingdings"/>
+        <w:rFonts w:ascii="Wingdings" w:hAnsi="Wingdings" w:hint="default"/>
       </w:rPr>
     </w:lvl>
     <w:lvl w:ilvl="3" w:tplc="240A0001" w:tentative="1">
@@ -12744,7 +12925,7 @@
         <w:ind w:left="3589" w:hanging="360"/>
       </w:pPr>
       <w:rPr>
-        <w:rFonts w:hint="default" w:ascii="Symbol" w:hAnsi="Symbol"/>
+        <w:rFonts w:ascii="Symbol" w:hAnsi="Symbol" w:hint="default"/>
       </w:rPr>
     </w:lvl>
     <w:lvl w:ilvl="4" w:tplc="240A0003" w:tentative="1">
@@ -12756,7 +12937,7 @@
         <w:ind w:left="4309" w:hanging="360"/>
       </w:pPr>
       <w:rPr>
-        <w:rFonts w:hint="default" w:ascii="Courier New" w:hAnsi="Courier New" w:cs="Courier New"/>
+        <w:rFonts w:ascii="Courier New" w:hAnsi="Courier New" w:cs="Courier New" w:hint="default"/>
       </w:rPr>
     </w:lvl>
     <w:lvl w:ilvl="5" w:tplc="240A0005" w:tentative="1">
@@ -12768,7 +12949,7 @@
         <w:ind w:left="5029" w:hanging="360"/>
       </w:pPr>
       <w:rPr>
-        <w:rFonts w:hint="default" w:ascii="Wingdings" w:hAnsi="Wingdings"/>
+        <w:rFonts w:ascii="Wingdings" w:hAnsi="Wingdings" w:hint="default"/>
       </w:rPr>
     </w:lvl>
     <w:lvl w:ilvl="6" w:tplc="240A0001" w:tentative="1">
@@ -12780,7 +12961,7 @@
         <w:ind w:left="5749" w:hanging="360"/>
       </w:pPr>
       <w:rPr>
-        <w:rFonts w:hint="default" w:ascii="Symbol" w:hAnsi="Symbol"/>
+        <w:rFonts w:ascii="Symbol" w:hAnsi="Symbol" w:hint="default"/>
       </w:rPr>
     </w:lvl>
     <w:lvl w:ilvl="7" w:tplc="240A0003" w:tentative="1">
@@ -12792,7 +12973,7 @@
         <w:ind w:left="6469" w:hanging="360"/>
       </w:pPr>
       <w:rPr>
-        <w:rFonts w:hint="default" w:ascii="Courier New" w:hAnsi="Courier New" w:cs="Courier New"/>
+        <w:rFonts w:ascii="Courier New" w:hAnsi="Courier New" w:cs="Courier New" w:hint="default"/>
       </w:rPr>
     </w:lvl>
     <w:lvl w:ilvl="8" w:tplc="240A0005" w:tentative="1">
@@ -12804,7 +12985,7 @@
         <w:ind w:left="7189" w:hanging="360"/>
       </w:pPr>
       <w:rPr>
-        <w:rFonts w:hint="default" w:ascii="Wingdings" w:hAnsi="Wingdings"/>
+        <w:rFonts w:ascii="Wingdings" w:hAnsi="Wingdings" w:hint="default"/>
       </w:rPr>
     </w:lvl>
   </w:abstractNum>
@@ -12911,7 +13092,7 @@
         <w:ind w:left="1429" w:hanging="360"/>
       </w:pPr>
       <w:rPr>
-        <w:rFonts w:hint="default" w:ascii="Symbol" w:hAnsi="Symbol"/>
+        <w:rFonts w:ascii="Symbol" w:hAnsi="Symbol" w:hint="default"/>
       </w:rPr>
     </w:lvl>
     <w:lvl w:ilvl="1" w:tplc="240A0003" w:tentative="1">
@@ -12923,7 +13104,7 @@
         <w:ind w:left="2149" w:hanging="360"/>
       </w:pPr>
       <w:rPr>
-        <w:rFonts w:hint="default" w:ascii="Courier New" w:hAnsi="Courier New" w:cs="Courier New"/>
+        <w:rFonts w:ascii="Courier New" w:hAnsi="Courier New" w:cs="Courier New" w:hint="default"/>
       </w:rPr>
     </w:lvl>
     <w:lvl w:ilvl="2" w:tplc="240A0005" w:tentative="1">
@@ -12935,7 +13116,7 @@
         <w:ind w:left="2869" w:hanging="360"/>
       </w:pPr>
       <w:rPr>
-        <w:rFonts w:hint="default" w:ascii="Wingdings" w:hAnsi="Wingdings"/>
+        <w:rFonts w:ascii="Wingdings" w:hAnsi="Wingdings" w:hint="default"/>
       </w:rPr>
     </w:lvl>
     <w:lvl w:ilvl="3" w:tplc="240A0001" w:tentative="1">
@@ -12947,7 +13128,7 @@
         <w:ind w:left="3589" w:hanging="360"/>
       </w:pPr>
       <w:rPr>
-        <w:rFonts w:hint="default" w:ascii="Symbol" w:hAnsi="Symbol"/>
+        <w:rFonts w:ascii="Symbol" w:hAnsi="Symbol" w:hint="default"/>
       </w:rPr>
     </w:lvl>
     <w:lvl w:ilvl="4" w:tplc="240A0003" w:tentative="1">
@@ -12959,7 +13140,7 @@
         <w:ind w:left="4309" w:hanging="360"/>
       </w:pPr>
       <w:rPr>
-        <w:rFonts w:hint="default" w:ascii="Courier New" w:hAnsi="Courier New" w:cs="Courier New"/>
+        <w:rFonts w:ascii="Courier New" w:hAnsi="Courier New" w:cs="Courier New" w:hint="default"/>
       </w:rPr>
     </w:lvl>
     <w:lvl w:ilvl="5" w:tplc="240A0005" w:tentative="1">
@@ -12971,7 +13152,7 @@
         <w:ind w:left="5029" w:hanging="360"/>
       </w:pPr>
       <w:rPr>
-        <w:rFonts w:hint="default" w:ascii="Wingdings" w:hAnsi="Wingdings"/>
+        <w:rFonts w:ascii="Wingdings" w:hAnsi="Wingdings" w:hint="default"/>
       </w:rPr>
     </w:lvl>
     <w:lvl w:ilvl="6" w:tplc="240A0001" w:tentative="1">
@@ -12983,7 +13164,7 @@
         <w:ind w:left="5749" w:hanging="360"/>
       </w:pPr>
       <w:rPr>
-        <w:rFonts w:hint="default" w:ascii="Symbol" w:hAnsi="Symbol"/>
+        <w:rFonts w:ascii="Symbol" w:hAnsi="Symbol" w:hint="default"/>
       </w:rPr>
     </w:lvl>
     <w:lvl w:ilvl="7" w:tplc="240A0003" w:tentative="1">
@@ -12995,7 +13176,7 @@
         <w:ind w:left="6469" w:hanging="360"/>
       </w:pPr>
       <w:rPr>
-        <w:rFonts w:hint="default" w:ascii="Courier New" w:hAnsi="Courier New" w:cs="Courier New"/>
+        <w:rFonts w:ascii="Courier New" w:hAnsi="Courier New" w:cs="Courier New" w:hint="default"/>
       </w:rPr>
     </w:lvl>
     <w:lvl w:ilvl="8" w:tplc="240A0005" w:tentative="1">
@@ -13007,7 +13188,7 @@
         <w:ind w:left="7189" w:hanging="360"/>
       </w:pPr>
       <w:rPr>
-        <w:rFonts w:hint="default" w:ascii="Wingdings" w:hAnsi="Wingdings"/>
+        <w:rFonts w:ascii="Wingdings" w:hAnsi="Wingdings" w:hint="default"/>
       </w:rPr>
     </w:lvl>
   </w:abstractNum>
@@ -13024,7 +13205,7 @@
         <w:ind w:left="1080" w:hanging="360"/>
       </w:pPr>
       <w:rPr>
-        <w:rFonts w:hint="default" w:ascii="Symbol" w:hAnsi="Symbol"/>
+        <w:rFonts w:ascii="Symbol" w:hAnsi="Symbol" w:hint="default"/>
       </w:rPr>
     </w:lvl>
     <w:lvl w:ilvl="1" w:tplc="240A0003" w:tentative="1">
@@ -13036,7 +13217,7 @@
         <w:ind w:left="1800" w:hanging="360"/>
       </w:pPr>
       <w:rPr>
-        <w:rFonts w:hint="default" w:ascii="Courier New" w:hAnsi="Courier New" w:cs="Courier New"/>
+        <w:rFonts w:ascii="Courier New" w:hAnsi="Courier New" w:cs="Courier New" w:hint="default"/>
       </w:rPr>
     </w:lvl>
     <w:lvl w:ilvl="2" w:tplc="240A0005" w:tentative="1">
@@ -13048,7 +13229,7 @@
         <w:ind w:left="2520" w:hanging="360"/>
       </w:pPr>
       <w:rPr>
-        <w:rFonts w:hint="default" w:ascii="Wingdings" w:hAnsi="Wingdings"/>
+        <w:rFonts w:ascii="Wingdings" w:hAnsi="Wingdings" w:hint="default"/>
       </w:rPr>
     </w:lvl>
     <w:lvl w:ilvl="3" w:tplc="240A0001" w:tentative="1">
@@ -13060,7 +13241,7 @@
         <w:ind w:left="3240" w:hanging="360"/>
       </w:pPr>
       <w:rPr>
-        <w:rFonts w:hint="default" w:ascii="Symbol" w:hAnsi="Symbol"/>
+        <w:rFonts w:ascii="Symbol" w:hAnsi="Symbol" w:hint="default"/>
       </w:rPr>
     </w:lvl>
     <w:lvl w:ilvl="4" w:tplc="240A0003" w:tentative="1">
@@ -13072,7 +13253,7 @@
         <w:ind w:left="3960" w:hanging="360"/>
       </w:pPr>
       <w:rPr>
-        <w:rFonts w:hint="default" w:ascii="Courier New" w:hAnsi="Courier New" w:cs="Courier New"/>
+        <w:rFonts w:ascii="Courier New" w:hAnsi="Courier New" w:cs="Courier New" w:hint="default"/>
       </w:rPr>
     </w:lvl>
     <w:lvl w:ilvl="5" w:tplc="240A0005" w:tentative="1">
@@ -13084,7 +13265,7 @@
         <w:ind w:left="4680" w:hanging="360"/>
       </w:pPr>
       <w:rPr>
-        <w:rFonts w:hint="default" w:ascii="Wingdings" w:hAnsi="Wingdings"/>
+        <w:rFonts w:ascii="Wingdings" w:hAnsi="Wingdings" w:hint="default"/>
       </w:rPr>
     </w:lvl>
     <w:lvl w:ilvl="6" w:tplc="240A0001" w:tentative="1">
@@ -13096,7 +13277,7 @@
         <w:ind w:left="5400" w:hanging="360"/>
       </w:pPr>
       <w:rPr>
-        <w:rFonts w:hint="default" w:ascii="Symbol" w:hAnsi="Symbol"/>
+        <w:rFonts w:ascii="Symbol" w:hAnsi="Symbol" w:hint="default"/>
       </w:rPr>
     </w:lvl>
     <w:lvl w:ilvl="7" w:tplc="240A0003" w:tentative="1">
@@ -13108,7 +13289,7 @@
         <w:ind w:left="6120" w:hanging="360"/>
       </w:pPr>
       <w:rPr>
-        <w:rFonts w:hint="default" w:ascii="Courier New" w:hAnsi="Courier New" w:cs="Courier New"/>
+        <w:rFonts w:ascii="Courier New" w:hAnsi="Courier New" w:cs="Courier New" w:hint="default"/>
       </w:rPr>
     </w:lvl>
     <w:lvl w:ilvl="8" w:tplc="240A0005" w:tentative="1">
@@ -13120,7 +13301,7 @@
         <w:ind w:left="6840" w:hanging="360"/>
       </w:pPr>
       <w:rPr>
-        <w:rFonts w:hint="default" w:ascii="Wingdings" w:hAnsi="Wingdings"/>
+        <w:rFonts w:ascii="Wingdings" w:hAnsi="Wingdings" w:hint="default"/>
       </w:rPr>
     </w:lvl>
   </w:abstractNum>
@@ -13137,7 +13318,7 @@
         <w:ind w:left="1080" w:hanging="360"/>
       </w:pPr>
       <w:rPr>
-        <w:rFonts w:hint="default" w:ascii="Symbol" w:hAnsi="Symbol"/>
+        <w:rFonts w:ascii="Symbol" w:hAnsi="Symbol" w:hint="default"/>
       </w:rPr>
     </w:lvl>
     <w:lvl w:ilvl="1" w:tplc="240A0003" w:tentative="1">
@@ -13149,7 +13330,7 @@
         <w:ind w:left="1800" w:hanging="360"/>
       </w:pPr>
       <w:rPr>
-        <w:rFonts w:hint="default" w:ascii="Courier New" w:hAnsi="Courier New" w:cs="Courier New"/>
+        <w:rFonts w:ascii="Courier New" w:hAnsi="Courier New" w:cs="Courier New" w:hint="default"/>
       </w:rPr>
     </w:lvl>
     <w:lvl w:ilvl="2" w:tplc="240A0005" w:tentative="1">
@@ -13161,7 +13342,7 @@
         <w:ind w:left="2520" w:hanging="360"/>
       </w:pPr>
       <w:rPr>
-        <w:rFonts w:hint="default" w:ascii="Wingdings" w:hAnsi="Wingdings"/>
+        <w:rFonts w:ascii="Wingdings" w:hAnsi="Wingdings" w:hint="default"/>
       </w:rPr>
     </w:lvl>
     <w:lvl w:ilvl="3" w:tplc="240A0001" w:tentative="1">
@@ -13173,7 +13354,7 @@
         <w:ind w:left="3240" w:hanging="360"/>
       </w:pPr>
       <w:rPr>
-        <w:rFonts w:hint="default" w:ascii="Symbol" w:hAnsi="Symbol"/>
+        <w:rFonts w:ascii="Symbol" w:hAnsi="Symbol" w:hint="default"/>
       </w:rPr>
     </w:lvl>
     <w:lvl w:ilvl="4" w:tplc="240A0003" w:tentative="1">
@@ -13185,7 +13366,7 @@
         <w:ind w:left="3960" w:hanging="360"/>
       </w:pPr>
       <w:rPr>
-        <w:rFonts w:hint="default" w:ascii="Courier New" w:hAnsi="Courier New" w:cs="Courier New"/>
+        <w:rFonts w:ascii="Courier New" w:hAnsi="Courier New" w:cs="Courier New" w:hint="default"/>
       </w:rPr>
     </w:lvl>
     <w:lvl w:ilvl="5" w:tplc="240A0005" w:tentative="1">
@@ -13197,7 +13378,7 @@
         <w:ind w:left="4680" w:hanging="360"/>
       </w:pPr>
       <w:rPr>
-        <w:rFonts w:hint="default" w:ascii="Wingdings" w:hAnsi="Wingdings"/>
+        <w:rFonts w:ascii="Wingdings" w:hAnsi="Wingdings" w:hint="default"/>
       </w:rPr>
     </w:lvl>
     <w:lvl w:ilvl="6" w:tplc="240A0001" w:tentative="1">
@@ -13209,7 +13390,7 @@
         <w:ind w:left="5400" w:hanging="360"/>
       </w:pPr>
       <w:rPr>
-        <w:rFonts w:hint="default" w:ascii="Symbol" w:hAnsi="Symbol"/>
+        <w:rFonts w:ascii="Symbol" w:hAnsi="Symbol" w:hint="default"/>
       </w:rPr>
     </w:lvl>
     <w:lvl w:ilvl="7" w:tplc="240A0003" w:tentative="1">
@@ -13221,7 +13402,7 @@
         <w:ind w:left="6120" w:hanging="360"/>
       </w:pPr>
       <w:rPr>
-        <w:rFonts w:hint="default" w:ascii="Courier New" w:hAnsi="Courier New" w:cs="Courier New"/>
+        <w:rFonts w:ascii="Courier New" w:hAnsi="Courier New" w:cs="Courier New" w:hint="default"/>
       </w:rPr>
     </w:lvl>
     <w:lvl w:ilvl="8" w:tplc="240A0005" w:tentative="1">
@@ -13233,7 +13414,7 @@
         <w:ind w:left="6840" w:hanging="360"/>
       </w:pPr>
       <w:rPr>
-        <w:rFonts w:hint="default" w:ascii="Wingdings" w:hAnsi="Wingdings"/>
+        <w:rFonts w:ascii="Wingdings" w:hAnsi="Wingdings" w:hint="default"/>
       </w:rPr>
     </w:lvl>
   </w:abstractNum>
@@ -13336,7 +13517,7 @@
         <w:ind w:left="1080" w:hanging="360"/>
       </w:pPr>
       <w:rPr>
-        <w:rFonts w:hint="default" w:ascii="Symbol" w:hAnsi="Symbol"/>
+        <w:rFonts w:ascii="Symbol" w:hAnsi="Symbol" w:hint="default"/>
       </w:rPr>
     </w:lvl>
     <w:lvl w:ilvl="1" w:tplc="240A0003" w:tentative="1">
@@ -13348,7 +13529,7 @@
         <w:ind w:left="1800" w:hanging="360"/>
       </w:pPr>
       <w:rPr>
-        <w:rFonts w:hint="default" w:ascii="Courier New" w:hAnsi="Courier New" w:cs="Courier New"/>
+        <w:rFonts w:ascii="Courier New" w:hAnsi="Courier New" w:cs="Courier New" w:hint="default"/>
       </w:rPr>
     </w:lvl>
     <w:lvl w:ilvl="2" w:tplc="240A0005" w:tentative="1">
@@ -13360,7 +13541,7 @@
         <w:ind w:left="2520" w:hanging="360"/>
       </w:pPr>
       <w:rPr>
-        <w:rFonts w:hint="default" w:ascii="Wingdings" w:hAnsi="Wingdings"/>
+        <w:rFonts w:ascii="Wingdings" w:hAnsi="Wingdings" w:hint="default"/>
       </w:rPr>
     </w:lvl>
     <w:lvl w:ilvl="3" w:tplc="240A0001" w:tentative="1">
@@ -13372,7 +13553,7 @@
         <w:ind w:left="3240" w:hanging="360"/>
       </w:pPr>
       <w:rPr>
-        <w:rFonts w:hint="default" w:ascii="Symbol" w:hAnsi="Symbol"/>
+        <w:rFonts w:ascii="Symbol" w:hAnsi="Symbol" w:hint="default"/>
       </w:rPr>
     </w:lvl>
     <w:lvl w:ilvl="4" w:tplc="240A0003" w:tentative="1">
@@ -13384,7 +13565,7 @@
         <w:ind w:left="3960" w:hanging="360"/>
       </w:pPr>
       <w:rPr>
-        <w:rFonts w:hint="default" w:ascii="Courier New" w:hAnsi="Courier New" w:cs="Courier New"/>
+        <w:rFonts w:ascii="Courier New" w:hAnsi="Courier New" w:cs="Courier New" w:hint="default"/>
       </w:rPr>
     </w:lvl>
     <w:lvl w:ilvl="5" w:tplc="240A0005" w:tentative="1">
@@ -13396,7 +13577,7 @@
         <w:ind w:left="4680" w:hanging="360"/>
       </w:pPr>
       <w:rPr>
-        <w:rFonts w:hint="default" w:ascii="Wingdings" w:hAnsi="Wingdings"/>
+        <w:rFonts w:ascii="Wingdings" w:hAnsi="Wingdings" w:hint="default"/>
       </w:rPr>
     </w:lvl>
     <w:lvl w:ilvl="6" w:tplc="240A0001" w:tentative="1">
@@ -13408,7 +13589,7 @@
         <w:ind w:left="5400" w:hanging="360"/>
       </w:pPr>
       <w:rPr>
-        <w:rFonts w:hint="default" w:ascii="Symbol" w:hAnsi="Symbol"/>
+        <w:rFonts w:ascii="Symbol" w:hAnsi="Symbol" w:hint="default"/>
       </w:rPr>
     </w:lvl>
     <w:lvl w:ilvl="7" w:tplc="240A0003" w:tentative="1">
@@ -13420,7 +13601,7 @@
         <w:ind w:left="6120" w:hanging="360"/>
       </w:pPr>
       <w:rPr>
-        <w:rFonts w:hint="default" w:ascii="Courier New" w:hAnsi="Courier New" w:cs="Courier New"/>
+        <w:rFonts w:ascii="Courier New" w:hAnsi="Courier New" w:cs="Courier New" w:hint="default"/>
       </w:rPr>
     </w:lvl>
     <w:lvl w:ilvl="8" w:tplc="240A0005" w:tentative="1">
@@ -13432,7 +13613,7 @@
         <w:ind w:left="6840" w:hanging="360"/>
       </w:pPr>
       <w:rPr>
-        <w:rFonts w:hint="default" w:ascii="Wingdings" w:hAnsi="Wingdings"/>
+        <w:rFonts w:ascii="Wingdings" w:hAnsi="Wingdings" w:hint="default"/>
       </w:rPr>
     </w:lvl>
   </w:abstractNum>
@@ -13529,11 +13710,11 @@
   <w:abstractNum w:abstractNumId="13" w15:restartNumberingAfterBreak="0">
     <w:nsid w:val="24440754"/>
     <w:multiLevelType w:val="hybridMultilevel"/>
-    <w:tmpl w:val="050AB6FA"/>
-    <w:lvl w:ilvl="0" w:tplc="240A000F">
-      <w:start w:val="1"/>
-      <w:numFmt w:val="decimal"/>
-      <w:lvlText w:val="%1."/>
+    <w:tmpl w:val="86607EAC"/>
+    <w:lvl w:ilvl="0" w:tplc="240A0017">
+      <w:start w:val="1"/>
+      <w:numFmt w:val="lowerLetter"/>
+      <w:lvlText w:val="%1)"/>
       <w:lvlJc w:val="left"/>
       <w:pPr>
         <w:ind w:left="1429" w:hanging="360"/>
@@ -13719,7 +13900,7 @@
         <w:ind w:left="1429" w:hanging="360"/>
       </w:pPr>
       <w:rPr>
-        <w:rFonts w:hint="default" w:ascii="Arial" w:hAnsi="Arial"/>
+        <w:rFonts w:ascii="Arial" w:hAnsi="Arial" w:hint="default"/>
         <w:b/>
         <w:i w:val="0"/>
         <w:caps w:val="0"/>
@@ -13812,7 +13993,7 @@
         <w:ind w:left="1429" w:hanging="360"/>
       </w:pPr>
       <w:rPr>
-        <w:rFonts w:hint="default" w:ascii="Symbol" w:hAnsi="Symbol"/>
+        <w:rFonts w:ascii="Symbol" w:hAnsi="Symbol" w:hint="default"/>
       </w:rPr>
     </w:lvl>
     <w:lvl w:ilvl="1" w:tplc="240A0003" w:tentative="1">
@@ -13824,7 +14005,7 @@
         <w:ind w:left="2149" w:hanging="360"/>
       </w:pPr>
       <w:rPr>
-        <w:rFonts w:hint="default" w:ascii="Courier New" w:hAnsi="Courier New" w:cs="Courier New"/>
+        <w:rFonts w:ascii="Courier New" w:hAnsi="Courier New" w:cs="Courier New" w:hint="default"/>
       </w:rPr>
     </w:lvl>
     <w:lvl w:ilvl="2" w:tplc="240A0005" w:tentative="1">
@@ -13836,7 +14017,7 @@
         <w:ind w:left="2869" w:hanging="360"/>
       </w:pPr>
       <w:rPr>
-        <w:rFonts w:hint="default" w:ascii="Wingdings" w:hAnsi="Wingdings"/>
+        <w:rFonts w:ascii="Wingdings" w:hAnsi="Wingdings" w:hint="default"/>
       </w:rPr>
     </w:lvl>
     <w:lvl w:ilvl="3" w:tplc="240A0001" w:tentative="1">
@@ -13848,7 +14029,7 @@
         <w:ind w:left="3589" w:hanging="360"/>
       </w:pPr>
       <w:rPr>
-        <w:rFonts w:hint="default" w:ascii="Symbol" w:hAnsi="Symbol"/>
+        <w:rFonts w:ascii="Symbol" w:hAnsi="Symbol" w:hint="default"/>
       </w:rPr>
     </w:lvl>
     <w:lvl w:ilvl="4" w:tplc="240A0003" w:tentative="1">
@@ -13860,7 +14041,7 @@
         <w:ind w:left="4309" w:hanging="360"/>
       </w:pPr>
       <w:rPr>
-        <w:rFonts w:hint="default" w:ascii="Courier New" w:hAnsi="Courier New" w:cs="Courier New"/>
+        <w:rFonts w:ascii="Courier New" w:hAnsi="Courier New" w:cs="Courier New" w:hint="default"/>
       </w:rPr>
     </w:lvl>
     <w:lvl w:ilvl="5" w:tplc="240A0005" w:tentative="1">
@@ -13872,7 +14053,7 @@
         <w:ind w:left="5029" w:hanging="360"/>
       </w:pPr>
       <w:rPr>
-        <w:rFonts w:hint="default" w:ascii="Wingdings" w:hAnsi="Wingdings"/>
+        <w:rFonts w:ascii="Wingdings" w:hAnsi="Wingdings" w:hint="default"/>
       </w:rPr>
     </w:lvl>
     <w:lvl w:ilvl="6" w:tplc="240A0001" w:tentative="1">
@@ -13884,7 +14065,7 @@
         <w:ind w:left="5749" w:hanging="360"/>
       </w:pPr>
       <w:rPr>
-        <w:rFonts w:hint="default" w:ascii="Symbol" w:hAnsi="Symbol"/>
+        <w:rFonts w:ascii="Symbol" w:hAnsi="Symbol" w:hint="default"/>
       </w:rPr>
     </w:lvl>
     <w:lvl w:ilvl="7" w:tplc="240A0003" w:tentative="1">
@@ -13896,7 +14077,7 @@
         <w:ind w:left="6469" w:hanging="360"/>
       </w:pPr>
       <w:rPr>
-        <w:rFonts w:hint="default" w:ascii="Courier New" w:hAnsi="Courier New" w:cs="Courier New"/>
+        <w:rFonts w:ascii="Courier New" w:hAnsi="Courier New" w:cs="Courier New" w:hint="default"/>
       </w:rPr>
     </w:lvl>
     <w:lvl w:ilvl="8" w:tplc="240A0005" w:tentative="1">
@@ -13908,7 +14089,7 @@
         <w:ind w:left="7189" w:hanging="360"/>
       </w:pPr>
       <w:rPr>
-        <w:rFonts w:hint="default" w:ascii="Wingdings" w:hAnsi="Wingdings"/>
+        <w:rFonts w:ascii="Wingdings" w:hAnsi="Wingdings" w:hint="default"/>
       </w:rPr>
     </w:lvl>
   </w:abstractNum>
@@ -13925,7 +14106,7 @@
         <w:ind w:left="720" w:hanging="360"/>
       </w:pPr>
       <w:rPr>
-        <w:rFonts w:hint="default" w:ascii="Symbol" w:hAnsi="Symbol"/>
+        <w:rFonts w:ascii="Symbol" w:hAnsi="Symbol" w:hint="default"/>
       </w:rPr>
     </w:lvl>
     <w:lvl w:ilvl="1" w:tplc="240A0003" w:tentative="1">
@@ -13937,7 +14118,7 @@
         <w:ind w:left="1440" w:hanging="360"/>
       </w:pPr>
       <w:rPr>
-        <w:rFonts w:hint="default" w:ascii="Courier New" w:hAnsi="Courier New" w:cs="Courier New"/>
+        <w:rFonts w:ascii="Courier New" w:hAnsi="Courier New" w:cs="Courier New" w:hint="default"/>
       </w:rPr>
     </w:lvl>
     <w:lvl w:ilvl="2" w:tplc="240A0005" w:tentative="1">
@@ -13949,7 +14130,7 @@
         <w:ind w:left="2160" w:hanging="360"/>
       </w:pPr>
       <w:rPr>
-        <w:rFonts w:hint="default" w:ascii="Wingdings" w:hAnsi="Wingdings"/>
+        <w:rFonts w:ascii="Wingdings" w:hAnsi="Wingdings" w:hint="default"/>
       </w:rPr>
     </w:lvl>
     <w:lvl w:ilvl="3" w:tplc="240A0001" w:tentative="1">
@@ -13961,7 +14142,7 @@
         <w:ind w:left="2880" w:hanging="360"/>
       </w:pPr>
       <w:rPr>
-        <w:rFonts w:hint="default" w:ascii="Symbol" w:hAnsi="Symbol"/>
+        <w:rFonts w:ascii="Symbol" w:hAnsi="Symbol" w:hint="default"/>
       </w:rPr>
     </w:lvl>
     <w:lvl w:ilvl="4" w:tplc="240A0003" w:tentative="1">
@@ -13973,7 +14154,7 @@
         <w:ind w:left="3600" w:hanging="360"/>
       </w:pPr>
       <w:rPr>
-        <w:rFonts w:hint="default" w:ascii="Courier New" w:hAnsi="Courier New" w:cs="Courier New"/>
+        <w:rFonts w:ascii="Courier New" w:hAnsi="Courier New" w:cs="Courier New" w:hint="default"/>
       </w:rPr>
     </w:lvl>
     <w:lvl w:ilvl="5" w:tplc="240A0005" w:tentative="1">
@@ -13985,7 +14166,7 @@
         <w:ind w:left="4320" w:hanging="360"/>
       </w:pPr>
       <w:rPr>
-        <w:rFonts w:hint="default" w:ascii="Wingdings" w:hAnsi="Wingdings"/>
+        <w:rFonts w:ascii="Wingdings" w:hAnsi="Wingdings" w:hint="default"/>
       </w:rPr>
     </w:lvl>
     <w:lvl w:ilvl="6" w:tplc="240A0001" w:tentative="1">
@@ -13997,7 +14178,7 @@
         <w:ind w:left="5040" w:hanging="360"/>
       </w:pPr>
       <w:rPr>
-        <w:rFonts w:hint="default" w:ascii="Symbol" w:hAnsi="Symbol"/>
+        <w:rFonts w:ascii="Symbol" w:hAnsi="Symbol" w:hint="default"/>
       </w:rPr>
     </w:lvl>
     <w:lvl w:ilvl="7" w:tplc="240A0003" w:tentative="1">
@@ -14009,7 +14190,7 @@
         <w:ind w:left="5760" w:hanging="360"/>
       </w:pPr>
       <w:rPr>
-        <w:rFonts w:hint="default" w:ascii="Courier New" w:hAnsi="Courier New" w:cs="Courier New"/>
+        <w:rFonts w:ascii="Courier New" w:hAnsi="Courier New" w:cs="Courier New" w:hint="default"/>
       </w:rPr>
     </w:lvl>
     <w:lvl w:ilvl="8" w:tplc="240A0005" w:tentative="1">
@@ -14021,7 +14202,7 @@
         <w:ind w:left="6480" w:hanging="360"/>
       </w:pPr>
       <w:rPr>
-        <w:rFonts w:hint="default" w:ascii="Wingdings" w:hAnsi="Wingdings"/>
+        <w:rFonts w:ascii="Wingdings" w:hAnsi="Wingdings" w:hint="default"/>
       </w:rPr>
     </w:lvl>
   </w:abstractNum>
@@ -14038,7 +14219,7 @@
         <w:ind w:left="1080" w:hanging="360"/>
       </w:pPr>
       <w:rPr>
-        <w:rFonts w:hint="default" w:ascii="Symbol" w:hAnsi="Symbol"/>
+        <w:rFonts w:ascii="Symbol" w:hAnsi="Symbol" w:hint="default"/>
       </w:rPr>
     </w:lvl>
     <w:lvl w:ilvl="1" w:tplc="240A0003" w:tentative="1">
@@ -14050,7 +14231,7 @@
         <w:ind w:left="1800" w:hanging="360"/>
       </w:pPr>
       <w:rPr>
-        <w:rFonts w:hint="default" w:ascii="Courier New" w:hAnsi="Courier New" w:cs="Courier New"/>
+        <w:rFonts w:ascii="Courier New" w:hAnsi="Courier New" w:cs="Courier New" w:hint="default"/>
       </w:rPr>
     </w:lvl>
     <w:lvl w:ilvl="2" w:tplc="240A0005" w:tentative="1">
@@ -14062,7 +14243,7 @@
         <w:ind w:left="2520" w:hanging="360"/>
       </w:pPr>
       <w:rPr>
-        <w:rFonts w:hint="default" w:ascii="Wingdings" w:hAnsi="Wingdings"/>
+        <w:rFonts w:ascii="Wingdings" w:hAnsi="Wingdings" w:hint="default"/>
       </w:rPr>
     </w:lvl>
     <w:lvl w:ilvl="3" w:tplc="240A0001" w:tentative="1">
@@ -14074,7 +14255,7 @@
         <w:ind w:left="3240" w:hanging="360"/>
       </w:pPr>
       <w:rPr>
-        <w:rFonts w:hint="default" w:ascii="Symbol" w:hAnsi="Symbol"/>
+        <w:rFonts w:ascii="Symbol" w:hAnsi="Symbol" w:hint="default"/>
       </w:rPr>
     </w:lvl>
     <w:lvl w:ilvl="4" w:tplc="240A0003" w:tentative="1">
@@ -14086,7 +14267,7 @@
         <w:ind w:left="3960" w:hanging="360"/>
       </w:pPr>
       <w:rPr>
-        <w:rFonts w:hint="default" w:ascii="Courier New" w:hAnsi="Courier New" w:cs="Courier New"/>
+        <w:rFonts w:ascii="Courier New" w:hAnsi="Courier New" w:cs="Courier New" w:hint="default"/>
       </w:rPr>
     </w:lvl>
     <w:lvl w:ilvl="5" w:tplc="240A0005" w:tentative="1">
@@ -14098,7 +14279,7 @@
         <w:ind w:left="4680" w:hanging="360"/>
       </w:pPr>
       <w:rPr>
-        <w:rFonts w:hint="default" w:ascii="Wingdings" w:hAnsi="Wingdings"/>
+        <w:rFonts w:ascii="Wingdings" w:hAnsi="Wingdings" w:hint="default"/>
       </w:rPr>
     </w:lvl>
     <w:lvl w:ilvl="6" w:tplc="240A0001" w:tentative="1">
@@ -14110,7 +14291,7 @@
         <w:ind w:left="5400" w:hanging="360"/>
       </w:pPr>
       <w:rPr>
-        <w:rFonts w:hint="default" w:ascii="Symbol" w:hAnsi="Symbol"/>
+        <w:rFonts w:ascii="Symbol" w:hAnsi="Symbol" w:hint="default"/>
       </w:rPr>
     </w:lvl>
     <w:lvl w:ilvl="7" w:tplc="240A0003" w:tentative="1">
@@ -14122,7 +14303,7 @@
         <w:ind w:left="6120" w:hanging="360"/>
       </w:pPr>
       <w:rPr>
-        <w:rFonts w:hint="default" w:ascii="Courier New" w:hAnsi="Courier New" w:cs="Courier New"/>
+        <w:rFonts w:ascii="Courier New" w:hAnsi="Courier New" w:cs="Courier New" w:hint="default"/>
       </w:rPr>
     </w:lvl>
     <w:lvl w:ilvl="8" w:tplc="240A0005" w:tentative="1">
@@ -14134,11 +14315,124 @@
         <w:ind w:left="6840" w:hanging="360"/>
       </w:pPr>
       <w:rPr>
-        <w:rFonts w:hint="default" w:ascii="Wingdings" w:hAnsi="Wingdings"/>
+        <w:rFonts w:ascii="Wingdings" w:hAnsi="Wingdings" w:hint="default"/>
       </w:rPr>
     </w:lvl>
   </w:abstractNum>
   <w:abstractNum w:abstractNumId="19" w15:restartNumberingAfterBreak="0">
+    <w:nsid w:val="38F24AC1"/>
+    <w:multiLevelType w:val="hybridMultilevel"/>
+    <w:tmpl w:val="7044560A"/>
+    <w:lvl w:ilvl="0" w:tplc="240A0001">
+      <w:start w:val="1"/>
+      <w:numFmt w:val="bullet"/>
+      <w:lvlText w:val=""/>
+      <w:lvlJc w:val="left"/>
+      <w:pPr>
+        <w:ind w:left="1429" w:hanging="360"/>
+      </w:pPr>
+      <w:rPr>
+        <w:rFonts w:ascii="Symbol" w:hAnsi="Symbol" w:hint="default"/>
+      </w:rPr>
+    </w:lvl>
+    <w:lvl w:ilvl="1" w:tplc="240A0003" w:tentative="1">
+      <w:start w:val="1"/>
+      <w:numFmt w:val="bullet"/>
+      <w:lvlText w:val="o"/>
+      <w:lvlJc w:val="left"/>
+      <w:pPr>
+        <w:ind w:left="2149" w:hanging="360"/>
+      </w:pPr>
+      <w:rPr>
+        <w:rFonts w:ascii="Courier New" w:hAnsi="Courier New" w:cs="Courier New" w:hint="default"/>
+      </w:rPr>
+    </w:lvl>
+    <w:lvl w:ilvl="2" w:tplc="240A0005" w:tentative="1">
+      <w:start w:val="1"/>
+      <w:numFmt w:val="bullet"/>
+      <w:lvlText w:val=""/>
+      <w:lvlJc w:val="left"/>
+      <w:pPr>
+        <w:ind w:left="2869" w:hanging="360"/>
+      </w:pPr>
+      <w:rPr>
+        <w:rFonts w:ascii="Wingdings" w:hAnsi="Wingdings" w:hint="default"/>
+      </w:rPr>
+    </w:lvl>
+    <w:lvl w:ilvl="3" w:tplc="240A0001" w:tentative="1">
+      <w:start w:val="1"/>
+      <w:numFmt w:val="bullet"/>
+      <w:lvlText w:val=""/>
+      <w:lvlJc w:val="left"/>
+      <w:pPr>
+        <w:ind w:left="3589" w:hanging="360"/>
+      </w:pPr>
+      <w:rPr>
+        <w:rFonts w:ascii="Symbol" w:hAnsi="Symbol" w:hint="default"/>
+      </w:rPr>
+    </w:lvl>
+    <w:lvl w:ilvl="4" w:tplc="240A0003" w:tentative="1">
+      <w:start w:val="1"/>
+      <w:numFmt w:val="bullet"/>
+      <w:lvlText w:val="o"/>
+      <w:lvlJc w:val="left"/>
+      <w:pPr>
+        <w:ind w:left="4309" w:hanging="360"/>
+      </w:pPr>
+      <w:rPr>
+        <w:rFonts w:ascii="Courier New" w:hAnsi="Courier New" w:cs="Courier New" w:hint="default"/>
+      </w:rPr>
+    </w:lvl>
+    <w:lvl w:ilvl="5" w:tplc="240A0005" w:tentative="1">
+      <w:start w:val="1"/>
+      <w:numFmt w:val="bullet"/>
+      <w:lvlText w:val=""/>
+      <w:lvlJc w:val="left"/>
+      <w:pPr>
+        <w:ind w:left="5029" w:hanging="360"/>
+      </w:pPr>
+      <w:rPr>
+        <w:rFonts w:ascii="Wingdings" w:hAnsi="Wingdings" w:hint="default"/>
+      </w:rPr>
+    </w:lvl>
+    <w:lvl w:ilvl="6" w:tplc="240A0001" w:tentative="1">
+      <w:start w:val="1"/>
+      <w:numFmt w:val="bullet"/>
+      <w:lvlText w:val=""/>
+      <w:lvlJc w:val="left"/>
+      <w:pPr>
+        <w:ind w:left="5749" w:hanging="360"/>
+      </w:pPr>
+      <w:rPr>
+        <w:rFonts w:ascii="Symbol" w:hAnsi="Symbol" w:hint="default"/>
+      </w:rPr>
+    </w:lvl>
+    <w:lvl w:ilvl="7" w:tplc="240A0003" w:tentative="1">
+      <w:start w:val="1"/>
+      <w:numFmt w:val="bullet"/>
+      <w:lvlText w:val="o"/>
+      <w:lvlJc w:val="left"/>
+      <w:pPr>
+        <w:ind w:left="6469" w:hanging="360"/>
+      </w:pPr>
+      <w:rPr>
+        <w:rFonts w:ascii="Courier New" w:hAnsi="Courier New" w:cs="Courier New" w:hint="default"/>
+      </w:rPr>
+    </w:lvl>
+    <w:lvl w:ilvl="8" w:tplc="240A0005" w:tentative="1">
+      <w:start w:val="1"/>
+      <w:numFmt w:val="bullet"/>
+      <w:lvlText w:val=""/>
+      <w:lvlJc w:val="left"/>
+      <w:pPr>
+        <w:ind w:left="7189" w:hanging="360"/>
+      </w:pPr>
+      <w:rPr>
+        <w:rFonts w:ascii="Wingdings" w:hAnsi="Wingdings" w:hint="default"/>
+      </w:rPr>
+    </w:lvl>
+  </w:abstractNum>
+  <w:abstractNum w:abstractNumId="20" w15:restartNumberingAfterBreak="0">
     <w:nsid w:val="3D2B5CA4"/>
     <w:multiLevelType w:val="hybridMultilevel"/>
     <w:tmpl w:val="00A403CC"/>
@@ -14228,7 +14522,7 @@
       </w:pPr>
     </w:lvl>
   </w:abstractNum>
-  <w:abstractNum w:abstractNumId="20" w15:restartNumberingAfterBreak="0">
+  <w:abstractNum w:abstractNumId="21" w15:restartNumberingAfterBreak="0">
     <w:nsid w:val="4EBE1EF6"/>
     <w:multiLevelType w:val="hybridMultilevel"/>
     <w:tmpl w:val="F6A60586"/>
@@ -14242,7 +14536,7 @@
         <w:ind w:left="360" w:hanging="360"/>
       </w:pPr>
       <w:rPr>
-        <w:rFonts w:hint="default" w:ascii="Arial" w:hAnsi="Arial"/>
+        <w:rFonts w:ascii="Arial" w:hAnsi="Arial" w:hint="default"/>
         <w:b/>
         <w:i w:val="0"/>
         <w:sz w:val="24"/>
@@ -14321,7 +14615,7 @@
       </w:pPr>
     </w:lvl>
   </w:abstractNum>
-  <w:abstractNum w:abstractNumId="21" w15:restartNumberingAfterBreak="0">
+  <w:abstractNum w:abstractNumId="22" w15:restartNumberingAfterBreak="0">
     <w:nsid w:val="50674AE4"/>
     <w:multiLevelType w:val="hybridMultilevel"/>
     <w:tmpl w:val="BD9A6FDE"/>
@@ -14335,7 +14629,7 @@
         <w:ind w:left="1429" w:hanging="360"/>
       </w:pPr>
       <w:rPr>
-        <w:rFonts w:hint="default" w:ascii="Symbol" w:hAnsi="Symbol"/>
+        <w:rFonts w:ascii="Symbol" w:hAnsi="Symbol" w:hint="default"/>
       </w:rPr>
     </w:lvl>
     <w:lvl w:ilvl="1" w:tplc="240A0003" w:tentative="1">
@@ -14347,7 +14641,7 @@
         <w:ind w:left="2149" w:hanging="360"/>
       </w:pPr>
       <w:rPr>
-        <w:rFonts w:hint="default" w:ascii="Courier New" w:hAnsi="Courier New" w:cs="Courier New"/>
+        <w:rFonts w:ascii="Courier New" w:hAnsi="Courier New" w:cs="Courier New" w:hint="default"/>
       </w:rPr>
     </w:lvl>
     <w:lvl w:ilvl="2" w:tplc="240A0005" w:tentative="1">
@@ -14359,7 +14653,7 @@
         <w:ind w:left="2869" w:hanging="360"/>
       </w:pPr>
       <w:rPr>
-        <w:rFonts w:hint="default" w:ascii="Wingdings" w:hAnsi="Wingdings"/>
+        <w:rFonts w:ascii="Wingdings" w:hAnsi="Wingdings" w:hint="default"/>
       </w:rPr>
     </w:lvl>
     <w:lvl w:ilvl="3" w:tplc="240A0001" w:tentative="1">
@@ -14371,7 +14665,7 @@
         <w:ind w:left="3589" w:hanging="360"/>
       </w:pPr>
       <w:rPr>
-        <w:rFonts w:hint="default" w:ascii="Symbol" w:hAnsi="Symbol"/>
+        <w:rFonts w:ascii="Symbol" w:hAnsi="Symbol" w:hint="default"/>
       </w:rPr>
     </w:lvl>
     <w:lvl w:ilvl="4" w:tplc="240A0003" w:tentative="1">
@@ -14383,7 +14677,7 @@
         <w:ind w:left="4309" w:hanging="360"/>
       </w:pPr>
       <w:rPr>
-        <w:rFonts w:hint="default" w:ascii="Courier New" w:hAnsi="Courier New" w:cs="Courier New"/>
+        <w:rFonts w:ascii="Courier New" w:hAnsi="Courier New" w:cs="Courier New" w:hint="default"/>
       </w:rPr>
     </w:lvl>
     <w:lvl w:ilvl="5" w:tplc="240A0005" w:tentative="1">
@@ -14395,7 +14689,7 @@
         <w:ind w:left="5029" w:hanging="360"/>
       </w:pPr>
       <w:rPr>
-        <w:rFonts w:hint="default" w:ascii="Wingdings" w:hAnsi="Wingdings"/>
+        <w:rFonts w:ascii="Wingdings" w:hAnsi="Wingdings" w:hint="default"/>
       </w:rPr>
     </w:lvl>
     <w:lvl w:ilvl="6" w:tplc="240A0001" w:tentative="1">
@@ -14407,7 +14701,7 @@
         <w:ind w:left="5749" w:hanging="360"/>
       </w:pPr>
       <w:rPr>
-        <w:rFonts w:hint="default" w:ascii="Symbol" w:hAnsi="Symbol"/>
+        <w:rFonts w:ascii="Symbol" w:hAnsi="Symbol" w:hint="default"/>
       </w:rPr>
     </w:lvl>
     <w:lvl w:ilvl="7" w:tplc="240A0003" w:tentative="1">
@@ -14419,7 +14713,7 @@
         <w:ind w:left="6469" w:hanging="360"/>
       </w:pPr>
       <w:rPr>
-        <w:rFonts w:hint="default" w:ascii="Courier New" w:hAnsi="Courier New" w:cs="Courier New"/>
+        <w:rFonts w:ascii="Courier New" w:hAnsi="Courier New" w:cs="Courier New" w:hint="default"/>
       </w:rPr>
     </w:lvl>
     <w:lvl w:ilvl="8" w:tplc="240A0005" w:tentative="1">
@@ -14431,11 +14725,11 @@
         <w:ind w:left="7189" w:hanging="360"/>
       </w:pPr>
       <w:rPr>
-        <w:rFonts w:hint="default" w:ascii="Wingdings" w:hAnsi="Wingdings"/>
+        <w:rFonts w:ascii="Wingdings" w:hAnsi="Wingdings" w:hint="default"/>
       </w:rPr>
     </w:lvl>
   </w:abstractNum>
-  <w:abstractNum w:abstractNumId="22" w15:restartNumberingAfterBreak="0">
+  <w:abstractNum w:abstractNumId="23" w15:restartNumberingAfterBreak="0">
     <w:nsid w:val="56E31B0B"/>
     <w:multiLevelType w:val="hybridMultilevel"/>
     <w:tmpl w:val="6F94E0DE"/>
@@ -14448,7 +14742,7 @@
         <w:ind w:left="1429" w:hanging="360"/>
       </w:pPr>
       <w:rPr>
-        <w:rFonts w:hint="default" w:ascii="Symbol" w:hAnsi="Symbol"/>
+        <w:rFonts w:ascii="Symbol" w:hAnsi="Symbol" w:hint="default"/>
       </w:rPr>
     </w:lvl>
     <w:lvl w:ilvl="1" w:tplc="240A0003" w:tentative="1">
@@ -14460,7 +14754,7 @@
         <w:ind w:left="2149" w:hanging="360"/>
       </w:pPr>
       <w:rPr>
-        <w:rFonts w:hint="default" w:ascii="Courier New" w:hAnsi="Courier New" w:cs="Courier New"/>
+        <w:rFonts w:ascii="Courier New" w:hAnsi="Courier New" w:cs="Courier New" w:hint="default"/>
       </w:rPr>
     </w:lvl>
     <w:lvl w:ilvl="2" w:tplc="240A0005" w:tentative="1">
@@ -14472,7 +14766,7 @@
         <w:ind w:left="2869" w:hanging="360"/>
       </w:pPr>
       <w:rPr>
-        <w:rFonts w:hint="default" w:ascii="Wingdings" w:hAnsi="Wingdings"/>
+        <w:rFonts w:ascii="Wingdings" w:hAnsi="Wingdings" w:hint="default"/>
       </w:rPr>
     </w:lvl>
     <w:lvl w:ilvl="3" w:tplc="240A0001" w:tentative="1">
@@ -14484,7 +14778,7 @@
         <w:ind w:left="3589" w:hanging="360"/>
       </w:pPr>
       <w:rPr>
-        <w:rFonts w:hint="default" w:ascii="Symbol" w:hAnsi="Symbol"/>
+        <w:rFonts w:ascii="Symbol" w:hAnsi="Symbol" w:hint="default"/>
       </w:rPr>
     </w:lvl>
     <w:lvl w:ilvl="4" w:tplc="240A0003" w:tentative="1">
@@ -14496,7 +14790,7 @@
         <w:ind w:left="4309" w:hanging="360"/>
       </w:pPr>
       <w:rPr>
-        <w:rFonts w:hint="default" w:ascii="Courier New" w:hAnsi="Courier New" w:cs="Courier New"/>
+        <w:rFonts w:ascii="Courier New" w:hAnsi="Courier New" w:cs="Courier New" w:hint="default"/>
       </w:rPr>
     </w:lvl>
     <w:lvl w:ilvl="5" w:tplc="240A0005" w:tentative="1">
@@ -14508,7 +14802,7 @@
         <w:ind w:left="5029" w:hanging="360"/>
       </w:pPr>
       <w:rPr>
-        <w:rFonts w:hint="default" w:ascii="Wingdings" w:hAnsi="Wingdings"/>
+        <w:rFonts w:ascii="Wingdings" w:hAnsi="Wingdings" w:hint="default"/>
       </w:rPr>
     </w:lvl>
     <w:lvl w:ilvl="6" w:tplc="240A0001" w:tentative="1">
@@ -14520,7 +14814,7 @@
         <w:ind w:left="5749" w:hanging="360"/>
       </w:pPr>
       <w:rPr>
-        <w:rFonts w:hint="default" w:ascii="Symbol" w:hAnsi="Symbol"/>
+        <w:rFonts w:ascii="Symbol" w:hAnsi="Symbol" w:hint="default"/>
       </w:rPr>
     </w:lvl>
     <w:lvl w:ilvl="7" w:tplc="240A0003" w:tentative="1">
@@ -14532,7 +14826,7 @@
         <w:ind w:left="6469" w:hanging="360"/>
       </w:pPr>
       <w:rPr>
-        <w:rFonts w:hint="default" w:ascii="Courier New" w:hAnsi="Courier New" w:cs="Courier New"/>
+        <w:rFonts w:ascii="Courier New" w:hAnsi="Courier New" w:cs="Courier New" w:hint="default"/>
       </w:rPr>
     </w:lvl>
     <w:lvl w:ilvl="8" w:tplc="240A0005" w:tentative="1">
@@ -14544,11 +14838,11 @@
         <w:ind w:left="7189" w:hanging="360"/>
       </w:pPr>
       <w:rPr>
-        <w:rFonts w:hint="default" w:ascii="Wingdings" w:hAnsi="Wingdings"/>
+        <w:rFonts w:ascii="Wingdings" w:hAnsi="Wingdings" w:hint="default"/>
       </w:rPr>
     </w:lvl>
   </w:abstractNum>
-  <w:abstractNum w:abstractNumId="23" w15:restartNumberingAfterBreak="0">
+  <w:abstractNum w:abstractNumId="24" w15:restartNumberingAfterBreak="0">
     <w:nsid w:val="5DD2037B"/>
     <w:multiLevelType w:val="hybridMultilevel"/>
     <w:tmpl w:val="8690DEDC"/>
@@ -14561,7 +14855,7 @@
         <w:ind w:left="1429" w:hanging="360"/>
       </w:pPr>
       <w:rPr>
-        <w:rFonts w:hint="default" w:ascii="Symbol" w:hAnsi="Symbol"/>
+        <w:rFonts w:ascii="Symbol" w:hAnsi="Symbol" w:hint="default"/>
       </w:rPr>
     </w:lvl>
     <w:lvl w:ilvl="1" w:tplc="240A0003" w:tentative="1">
@@ -14573,7 +14867,7 @@
         <w:ind w:left="2149" w:hanging="360"/>
       </w:pPr>
       <w:rPr>
-        <w:rFonts w:hint="default" w:ascii="Courier New" w:hAnsi="Courier New" w:cs="Courier New"/>
+        <w:rFonts w:ascii="Courier New" w:hAnsi="Courier New" w:cs="Courier New" w:hint="default"/>
       </w:rPr>
     </w:lvl>
     <w:lvl w:ilvl="2" w:tplc="240A0005" w:tentative="1">
@@ -14585,7 +14879,7 @@
         <w:ind w:left="2869" w:hanging="360"/>
       </w:pPr>
       <w:rPr>
-        <w:rFonts w:hint="default" w:ascii="Wingdings" w:hAnsi="Wingdings"/>
+        <w:rFonts w:ascii="Wingdings" w:hAnsi="Wingdings" w:hint="default"/>
       </w:rPr>
     </w:lvl>
     <w:lvl w:ilvl="3" w:tplc="240A0001" w:tentative="1">
@@ -14597,7 +14891,7 @@
         <w:ind w:left="3589" w:hanging="360"/>
       </w:pPr>
       <w:rPr>
-        <w:rFonts w:hint="default" w:ascii="Symbol" w:hAnsi="Symbol"/>
+        <w:rFonts w:ascii="Symbol" w:hAnsi="Symbol" w:hint="default"/>
       </w:rPr>
     </w:lvl>
     <w:lvl w:ilvl="4" w:tplc="240A0003" w:tentative="1">
@@ -14609,7 +14903,7 @@
         <w:ind w:left="4309" w:hanging="360"/>
       </w:pPr>
       <w:rPr>
-        <w:rFonts w:hint="default" w:ascii="Courier New" w:hAnsi="Courier New" w:cs="Courier New"/>
+        <w:rFonts w:ascii="Courier New" w:hAnsi="Courier New" w:cs="Courier New" w:hint="default"/>
       </w:rPr>
     </w:lvl>
     <w:lvl w:ilvl="5" w:tplc="240A0005" w:tentative="1">
@@ -14621,7 +14915,7 @@
         <w:ind w:left="5029" w:hanging="360"/>
       </w:pPr>
       <w:rPr>
-        <w:rFonts w:hint="default" w:ascii="Wingdings" w:hAnsi="Wingdings"/>
+        <w:rFonts w:ascii="Wingdings" w:hAnsi="Wingdings" w:hint="default"/>
       </w:rPr>
     </w:lvl>
     <w:lvl w:ilvl="6" w:tplc="240A0001" w:tentative="1">
@@ -14633,7 +14927,7 @@
         <w:ind w:left="5749" w:hanging="360"/>
       </w:pPr>
       <w:rPr>
-        <w:rFonts w:hint="default" w:ascii="Symbol" w:hAnsi="Symbol"/>
+        <w:rFonts w:ascii="Symbol" w:hAnsi="Symbol" w:hint="default"/>
       </w:rPr>
     </w:lvl>
     <w:lvl w:ilvl="7" w:tplc="240A0003" w:tentative="1">
@@ -14645,7 +14939,7 @@
         <w:ind w:left="6469" w:hanging="360"/>
       </w:pPr>
       <w:rPr>
-        <w:rFonts w:hint="default" w:ascii="Courier New" w:hAnsi="Courier New" w:cs="Courier New"/>
+        <w:rFonts w:ascii="Courier New" w:hAnsi="Courier New" w:cs="Courier New" w:hint="default"/>
       </w:rPr>
     </w:lvl>
     <w:lvl w:ilvl="8" w:tplc="240A0005" w:tentative="1">
@@ -14657,11 +14951,11 @@
         <w:ind w:left="7189" w:hanging="360"/>
       </w:pPr>
       <w:rPr>
-        <w:rFonts w:hint="default" w:ascii="Wingdings" w:hAnsi="Wingdings"/>
+        <w:rFonts w:ascii="Wingdings" w:hAnsi="Wingdings" w:hint="default"/>
       </w:rPr>
     </w:lvl>
   </w:abstractNum>
-  <w:abstractNum w:abstractNumId="24" w15:restartNumberingAfterBreak="0">
+  <w:abstractNum w:abstractNumId="25" w15:restartNumberingAfterBreak="0">
     <w:nsid w:val="5F840A32"/>
     <w:multiLevelType w:val="hybridMultilevel"/>
     <w:tmpl w:val="7C9CDC78"/>
@@ -14674,7 +14968,7 @@
         <w:ind w:left="1440" w:hanging="360"/>
       </w:pPr>
       <w:rPr>
-        <w:rFonts w:hint="default" w:ascii="Symbol" w:hAnsi="Symbol"/>
+        <w:rFonts w:ascii="Symbol" w:hAnsi="Symbol" w:hint="default"/>
       </w:rPr>
     </w:lvl>
     <w:lvl w:ilvl="1" w:tplc="240A0003" w:tentative="1">
@@ -14686,7 +14980,7 @@
         <w:ind w:left="2160" w:hanging="360"/>
       </w:pPr>
       <w:rPr>
-        <w:rFonts w:hint="default" w:ascii="Courier New" w:hAnsi="Courier New" w:cs="Courier New"/>
+        <w:rFonts w:ascii="Courier New" w:hAnsi="Courier New" w:cs="Courier New" w:hint="default"/>
       </w:rPr>
     </w:lvl>
     <w:lvl w:ilvl="2" w:tplc="240A0005" w:tentative="1">
@@ -14698,7 +14992,7 @@
         <w:ind w:left="2880" w:hanging="360"/>
       </w:pPr>
       <w:rPr>
-        <w:rFonts w:hint="default" w:ascii="Wingdings" w:hAnsi="Wingdings"/>
+        <w:rFonts w:ascii="Wingdings" w:hAnsi="Wingdings" w:hint="default"/>
       </w:rPr>
     </w:lvl>
     <w:lvl w:ilvl="3" w:tplc="240A0001" w:tentative="1">
@@ -14710,7 +15004,7 @@
         <w:ind w:left="3600" w:hanging="360"/>
       </w:pPr>
       <w:rPr>
-        <w:rFonts w:hint="default" w:ascii="Symbol" w:hAnsi="Symbol"/>
+        <w:rFonts w:ascii="Symbol" w:hAnsi="Symbol" w:hint="default"/>
       </w:rPr>
     </w:lvl>
     <w:lvl w:ilvl="4" w:tplc="240A0003" w:tentative="1">
@@ -14722,7 +15016,7 @@
         <w:ind w:left="4320" w:hanging="360"/>
       </w:pPr>
       <w:rPr>
-        <w:rFonts w:hint="default" w:ascii="Courier New" w:hAnsi="Courier New" w:cs="Courier New"/>
+        <w:rFonts w:ascii="Courier New" w:hAnsi="Courier New" w:cs="Courier New" w:hint="default"/>
       </w:rPr>
     </w:lvl>
     <w:lvl w:ilvl="5" w:tplc="240A0005" w:tentative="1">
@@ -14734,7 +15028,7 @@
         <w:ind w:left="5040" w:hanging="360"/>
       </w:pPr>
       <w:rPr>
-        <w:rFonts w:hint="default" w:ascii="Wingdings" w:hAnsi="Wingdings"/>
+        <w:rFonts w:ascii="Wingdings" w:hAnsi="Wingdings" w:hint="default"/>
       </w:rPr>
     </w:lvl>
     <w:lvl w:ilvl="6" w:tplc="240A0001" w:tentative="1">
@@ -14746,7 +15040,7 @@
         <w:ind w:left="5760" w:hanging="360"/>
       </w:pPr>
       <w:rPr>
-        <w:rFonts w:hint="default" w:ascii="Symbol" w:hAnsi="Symbol"/>
+        <w:rFonts w:ascii="Symbol" w:hAnsi="Symbol" w:hint="default"/>
       </w:rPr>
     </w:lvl>
     <w:lvl w:ilvl="7" w:tplc="240A0003" w:tentative="1">
@@ -14758,7 +15052,7 @@
         <w:ind w:left="6480" w:hanging="360"/>
       </w:pPr>
       <w:rPr>
-        <w:rFonts w:hint="default" w:ascii="Courier New" w:hAnsi="Courier New" w:cs="Courier New"/>
+        <w:rFonts w:ascii="Courier New" w:hAnsi="Courier New" w:cs="Courier New" w:hint="default"/>
       </w:rPr>
     </w:lvl>
     <w:lvl w:ilvl="8" w:tplc="240A0005" w:tentative="1">
@@ -14770,11 +15064,11 @@
         <w:ind w:left="7200" w:hanging="360"/>
       </w:pPr>
       <w:rPr>
-        <w:rFonts w:hint="default" w:ascii="Wingdings" w:hAnsi="Wingdings"/>
+        <w:rFonts w:ascii="Wingdings" w:hAnsi="Wingdings" w:hint="default"/>
       </w:rPr>
     </w:lvl>
   </w:abstractNum>
-  <w:abstractNum w:abstractNumId="25" w15:restartNumberingAfterBreak="0">
+  <w:abstractNum w:abstractNumId="26" w15:restartNumberingAfterBreak="0">
     <w:nsid w:val="67A6294A"/>
     <w:multiLevelType w:val="hybridMultilevel"/>
     <w:tmpl w:val="626A0384"/>
@@ -14787,7 +15081,7 @@
         <w:ind w:left="1080" w:hanging="360"/>
       </w:pPr>
       <w:rPr>
-        <w:rFonts w:hint="default" w:ascii="Symbol" w:hAnsi="Symbol"/>
+        <w:rFonts w:ascii="Symbol" w:hAnsi="Symbol" w:hint="default"/>
       </w:rPr>
     </w:lvl>
     <w:lvl w:ilvl="1" w:tplc="240A0003" w:tentative="1">
@@ -14799,7 +15093,7 @@
         <w:ind w:left="1800" w:hanging="360"/>
       </w:pPr>
       <w:rPr>
-        <w:rFonts w:hint="default" w:ascii="Courier New" w:hAnsi="Courier New" w:cs="Courier New"/>
+        <w:rFonts w:ascii="Courier New" w:hAnsi="Courier New" w:cs="Courier New" w:hint="default"/>
       </w:rPr>
     </w:lvl>
     <w:lvl w:ilvl="2" w:tplc="240A0005" w:tentative="1">
@@ -14811,7 +15105,7 @@
         <w:ind w:left="2520" w:hanging="360"/>
       </w:pPr>
       <w:rPr>
-        <w:rFonts w:hint="default" w:ascii="Wingdings" w:hAnsi="Wingdings"/>
+        <w:rFonts w:ascii="Wingdings" w:hAnsi="Wingdings" w:hint="default"/>
       </w:rPr>
     </w:lvl>
     <w:lvl w:ilvl="3" w:tplc="240A0001" w:tentative="1">
@@ -14823,7 +15117,7 @@
         <w:ind w:left="3240" w:hanging="360"/>
       </w:pPr>
       <w:rPr>
-        <w:rFonts w:hint="default" w:ascii="Symbol" w:hAnsi="Symbol"/>
+        <w:rFonts w:ascii="Symbol" w:hAnsi="Symbol" w:hint="default"/>
       </w:rPr>
     </w:lvl>
     <w:lvl w:ilvl="4" w:tplc="240A0003" w:tentative="1">
@@ -14835,7 +15129,7 @@
         <w:ind w:left="3960" w:hanging="360"/>
       </w:pPr>
       <w:rPr>
-        <w:rFonts w:hint="default" w:ascii="Courier New" w:hAnsi="Courier New" w:cs="Courier New"/>
+        <w:rFonts w:ascii="Courier New" w:hAnsi="Courier New" w:cs="Courier New" w:hint="default"/>
       </w:rPr>
     </w:lvl>
     <w:lvl w:ilvl="5" w:tplc="240A0005" w:tentative="1">
@@ -14847,7 +15141,7 @@
         <w:ind w:left="4680" w:hanging="360"/>
       </w:pPr>
       <w:rPr>
-        <w:rFonts w:hint="default" w:ascii="Wingdings" w:hAnsi="Wingdings"/>
+        <w:rFonts w:ascii="Wingdings" w:hAnsi="Wingdings" w:hint="default"/>
       </w:rPr>
     </w:lvl>
     <w:lvl w:ilvl="6" w:tplc="240A0001" w:tentative="1">
@@ -14859,7 +15153,7 @@
         <w:ind w:left="5400" w:hanging="360"/>
       </w:pPr>
       <w:rPr>
-        <w:rFonts w:hint="default" w:ascii="Symbol" w:hAnsi="Symbol"/>
+        <w:rFonts w:ascii="Symbol" w:hAnsi="Symbol" w:hint="default"/>
       </w:rPr>
     </w:lvl>
     <w:lvl w:ilvl="7" w:tplc="240A0003" w:tentative="1">
@@ -14871,7 +15165,7 @@
         <w:ind w:left="6120" w:hanging="360"/>
       </w:pPr>
       <w:rPr>
-        <w:rFonts w:hint="default" w:ascii="Courier New" w:hAnsi="Courier New" w:cs="Courier New"/>
+        <w:rFonts w:ascii="Courier New" w:hAnsi="Courier New" w:cs="Courier New" w:hint="default"/>
       </w:rPr>
     </w:lvl>
     <w:lvl w:ilvl="8" w:tplc="240A0005" w:tentative="1">
@@ -14883,11 +15177,11 @@
         <w:ind w:left="6840" w:hanging="360"/>
       </w:pPr>
       <w:rPr>
-        <w:rFonts w:hint="default" w:ascii="Wingdings" w:hAnsi="Wingdings"/>
+        <w:rFonts w:ascii="Wingdings" w:hAnsi="Wingdings" w:hint="default"/>
       </w:rPr>
     </w:lvl>
   </w:abstractNum>
-  <w:abstractNum w:abstractNumId="26" w15:restartNumberingAfterBreak="0">
+  <w:abstractNum w:abstractNumId="27" w15:restartNumberingAfterBreak="0">
     <w:nsid w:val="709E24DB"/>
     <w:multiLevelType w:val="hybridMultilevel"/>
     <w:tmpl w:val="41884BA6"/>
@@ -14901,7 +15195,7 @@
         <w:ind w:left="1068" w:hanging="360"/>
       </w:pPr>
       <w:rPr>
-        <w:rFonts w:hint="default" w:ascii="Calibri" w:hAnsi="Calibri"/>
+        <w:rFonts w:ascii="Calibri" w:hAnsi="Calibri" w:hint="default"/>
         <w:b/>
         <w:bCs/>
         <w:i w:val="0"/>
@@ -15002,7 +15296,120 @@
       </w:pPr>
     </w:lvl>
   </w:abstractNum>
-  <w:abstractNum w:abstractNumId="27" w15:restartNumberingAfterBreak="0">
+  <w:abstractNum w:abstractNumId="28" w15:restartNumberingAfterBreak="0">
+    <w:nsid w:val="72334D09"/>
+    <w:multiLevelType w:val="hybridMultilevel"/>
+    <w:tmpl w:val="1780F9D8"/>
+    <w:lvl w:ilvl="0" w:tplc="240A0001">
+      <w:start w:val="1"/>
+      <w:numFmt w:val="bullet"/>
+      <w:lvlText w:val=""/>
+      <w:lvlJc w:val="left"/>
+      <w:pPr>
+        <w:ind w:left="1429" w:hanging="360"/>
+      </w:pPr>
+      <w:rPr>
+        <w:rFonts w:ascii="Symbol" w:hAnsi="Symbol" w:hint="default"/>
+      </w:rPr>
+    </w:lvl>
+    <w:lvl w:ilvl="1" w:tplc="240A0003" w:tentative="1">
+      <w:start w:val="1"/>
+      <w:numFmt w:val="bullet"/>
+      <w:lvlText w:val="o"/>
+      <w:lvlJc w:val="left"/>
+      <w:pPr>
+        <w:ind w:left="2149" w:hanging="360"/>
+      </w:pPr>
+      <w:rPr>
+        <w:rFonts w:ascii="Courier New" w:hAnsi="Courier New" w:cs="Courier New" w:hint="default"/>
+      </w:rPr>
+    </w:lvl>
+    <w:lvl w:ilvl="2" w:tplc="240A0005" w:tentative="1">
+      <w:start w:val="1"/>
+      <w:numFmt w:val="bullet"/>
+      <w:lvlText w:val=""/>
+      <w:lvlJc w:val="left"/>
+      <w:pPr>
+        <w:ind w:left="2869" w:hanging="360"/>
+      </w:pPr>
+      <w:rPr>
+        <w:rFonts w:ascii="Wingdings" w:hAnsi="Wingdings" w:hint="default"/>
+      </w:rPr>
+    </w:lvl>
+    <w:lvl w:ilvl="3" w:tplc="240A0001" w:tentative="1">
+      <w:start w:val="1"/>
+      <w:numFmt w:val="bullet"/>
+      <w:lvlText w:val=""/>
+      <w:lvlJc w:val="left"/>
+      <w:pPr>
+        <w:ind w:left="3589" w:hanging="360"/>
+      </w:pPr>
+      <w:rPr>
+        <w:rFonts w:ascii="Symbol" w:hAnsi="Symbol" w:hint="default"/>
+      </w:rPr>
+    </w:lvl>
+    <w:lvl w:ilvl="4" w:tplc="240A0003" w:tentative="1">
+      <w:start w:val="1"/>
+      <w:numFmt w:val="bullet"/>
+      <w:lvlText w:val="o"/>
+      <w:lvlJc w:val="left"/>
+      <w:pPr>
+        <w:ind w:left="4309" w:hanging="360"/>
+      </w:pPr>
+      <w:rPr>
+        <w:rFonts w:ascii="Courier New" w:hAnsi="Courier New" w:cs="Courier New" w:hint="default"/>
+      </w:rPr>
+    </w:lvl>
+    <w:lvl w:ilvl="5" w:tplc="240A0005" w:tentative="1">
+      <w:start w:val="1"/>
+      <w:numFmt w:val="bullet"/>
+      <w:lvlText w:val=""/>
+      <w:lvlJc w:val="left"/>
+      <w:pPr>
+        <w:ind w:left="5029" w:hanging="360"/>
+      </w:pPr>
+      <w:rPr>
+        <w:rFonts w:ascii="Wingdings" w:hAnsi="Wingdings" w:hint="default"/>
+      </w:rPr>
+    </w:lvl>
+    <w:lvl w:ilvl="6" w:tplc="240A0001" w:tentative="1">
+      <w:start w:val="1"/>
+      <w:numFmt w:val="bullet"/>
+      <w:lvlText w:val=""/>
+      <w:lvlJc w:val="left"/>
+      <w:pPr>
+        <w:ind w:left="5749" w:hanging="360"/>
+      </w:pPr>
+      <w:rPr>
+        <w:rFonts w:ascii="Symbol" w:hAnsi="Symbol" w:hint="default"/>
+      </w:rPr>
+    </w:lvl>
+    <w:lvl w:ilvl="7" w:tplc="240A0003" w:tentative="1">
+      <w:start w:val="1"/>
+      <w:numFmt w:val="bullet"/>
+      <w:lvlText w:val="o"/>
+      <w:lvlJc w:val="left"/>
+      <w:pPr>
+        <w:ind w:left="6469" w:hanging="360"/>
+      </w:pPr>
+      <w:rPr>
+        <w:rFonts w:ascii="Courier New" w:hAnsi="Courier New" w:cs="Courier New" w:hint="default"/>
+      </w:rPr>
+    </w:lvl>
+    <w:lvl w:ilvl="8" w:tplc="240A0005" w:tentative="1">
+      <w:start w:val="1"/>
+      <w:numFmt w:val="bullet"/>
+      <w:lvlText w:val=""/>
+      <w:lvlJc w:val="left"/>
+      <w:pPr>
+        <w:ind w:left="7189" w:hanging="360"/>
+      </w:pPr>
+      <w:rPr>
+        <w:rFonts w:ascii="Wingdings" w:hAnsi="Wingdings" w:hint="default"/>
+      </w:rPr>
+    </w:lvl>
+  </w:abstractNum>
+  <w:abstractNum w:abstractNumId="29" w15:restartNumberingAfterBreak="0">
     <w:nsid w:val="738510C3"/>
     <w:multiLevelType w:val="hybridMultilevel"/>
     <w:tmpl w:val="9112F048"/>
@@ -15015,7 +15422,7 @@
         <w:ind w:left="1429" w:hanging="360"/>
       </w:pPr>
       <w:rPr>
-        <w:rFonts w:hint="default" w:ascii="Symbol" w:hAnsi="Symbol"/>
+        <w:rFonts w:ascii="Symbol" w:hAnsi="Symbol" w:hint="default"/>
       </w:rPr>
     </w:lvl>
     <w:lvl w:ilvl="1" w:tplc="240A0003" w:tentative="1">
@@ -15027,7 +15434,7 @@
         <w:ind w:left="2149" w:hanging="360"/>
       </w:pPr>
       <w:rPr>
-        <w:rFonts w:hint="default" w:ascii="Courier New" w:hAnsi="Courier New" w:cs="Courier New"/>
+        <w:rFonts w:ascii="Courier New" w:hAnsi="Courier New" w:cs="Courier New" w:hint="default"/>
       </w:rPr>
     </w:lvl>
     <w:lvl w:ilvl="2" w:tplc="240A0005" w:tentative="1">
@@ -15039,7 +15446,7 @@
         <w:ind w:left="2869" w:hanging="360"/>
       </w:pPr>
       <w:rPr>
-        <w:rFonts w:hint="default" w:ascii="Wingdings" w:hAnsi="Wingdings"/>
+        <w:rFonts w:ascii="Wingdings" w:hAnsi="Wingdings" w:hint="default"/>
       </w:rPr>
     </w:lvl>
     <w:lvl w:ilvl="3" w:tplc="240A0001" w:tentative="1">
@@ -15051,7 +15458,7 @@
         <w:ind w:left="3589" w:hanging="360"/>
       </w:pPr>
       <w:rPr>
-        <w:rFonts w:hint="default" w:ascii="Symbol" w:hAnsi="Symbol"/>
+        <w:rFonts w:ascii="Symbol" w:hAnsi="Symbol" w:hint="default"/>
       </w:rPr>
     </w:lvl>
     <w:lvl w:ilvl="4" w:tplc="240A0003" w:tentative="1">
@@ -15063,7 +15470,7 @@
         <w:ind w:left="4309" w:hanging="360"/>
       </w:pPr>
       <w:rPr>
-        <w:rFonts w:hint="default" w:ascii="Courier New" w:hAnsi="Courier New" w:cs="Courier New"/>
+        <w:rFonts w:ascii="Courier New" w:hAnsi="Courier New" w:cs="Courier New" w:hint="default"/>
       </w:rPr>
     </w:lvl>
     <w:lvl w:ilvl="5" w:tplc="240A0005" w:tentative="1">
@@ -15075,7 +15482,7 @@
         <w:ind w:left="5029" w:hanging="360"/>
       </w:pPr>
       <w:rPr>
-        <w:rFonts w:hint="default" w:ascii="Wingdings" w:hAnsi="Wingdings"/>
+        <w:rFonts w:ascii="Wingdings" w:hAnsi="Wingdings" w:hint="default"/>
       </w:rPr>
     </w:lvl>
     <w:lvl w:ilvl="6" w:tplc="240A0001" w:tentative="1">
@@ -15087,7 +15494,7 @@
         <w:ind w:left="5749" w:hanging="360"/>
       </w:pPr>
       <w:rPr>
-        <w:rFonts w:hint="default" w:ascii="Symbol" w:hAnsi="Symbol"/>
+        <w:rFonts w:ascii="Symbol" w:hAnsi="Symbol" w:hint="default"/>
       </w:rPr>
     </w:lvl>
     <w:lvl w:ilvl="7" w:tplc="240A0003" w:tentative="1">
@@ -15099,7 +15506,7 @@
         <w:ind w:left="6469" w:hanging="360"/>
       </w:pPr>
       <w:rPr>
-        <w:rFonts w:hint="default" w:ascii="Courier New" w:hAnsi="Courier New" w:cs="Courier New"/>
+        <w:rFonts w:ascii="Courier New" w:hAnsi="Courier New" w:cs="Courier New" w:hint="default"/>
       </w:rPr>
     </w:lvl>
     <w:lvl w:ilvl="8" w:tplc="240A0005" w:tentative="1">
@@ -15111,11 +15518,11 @@
         <w:ind w:left="7189" w:hanging="360"/>
       </w:pPr>
       <w:rPr>
-        <w:rFonts w:hint="default" w:ascii="Wingdings" w:hAnsi="Wingdings"/>
+        <w:rFonts w:ascii="Wingdings" w:hAnsi="Wingdings" w:hint="default"/>
       </w:rPr>
     </w:lvl>
   </w:abstractNum>
-  <w:abstractNum w:abstractNumId="28" w15:restartNumberingAfterBreak="0">
+  <w:abstractNum w:abstractNumId="30" w15:restartNumberingAfterBreak="0">
     <w:nsid w:val="7C161D1C"/>
     <w:multiLevelType w:val="multilevel"/>
     <w:tmpl w:val="DFB6CD8C"/>
@@ -15250,7 +15657,7 @@
       </w:pPr>
     </w:lvl>
   </w:abstractNum>
-  <w:abstractNum w:abstractNumId="29" w15:restartNumberingAfterBreak="0">
+  <w:abstractNum w:abstractNumId="31" w15:restartNumberingAfterBreak="0">
     <w:nsid w:val="7D52179E"/>
     <w:multiLevelType w:val="hybridMultilevel"/>
     <w:tmpl w:val="5F5E174C"/>
@@ -15263,7 +15670,7 @@
         <w:ind w:left="1080" w:hanging="360"/>
       </w:pPr>
       <w:rPr>
-        <w:rFonts w:hint="default" w:ascii="Symbol" w:hAnsi="Symbol"/>
+        <w:rFonts w:ascii="Symbol" w:hAnsi="Symbol" w:hint="default"/>
       </w:rPr>
     </w:lvl>
     <w:lvl w:ilvl="1" w:tplc="240A0003" w:tentative="1">
@@ -15275,7 +15682,7 @@
         <w:ind w:left="1800" w:hanging="360"/>
       </w:pPr>
       <w:rPr>
-        <w:rFonts w:hint="default" w:ascii="Courier New" w:hAnsi="Courier New" w:cs="Courier New"/>
+        <w:rFonts w:ascii="Courier New" w:hAnsi="Courier New" w:cs="Courier New" w:hint="default"/>
       </w:rPr>
     </w:lvl>
     <w:lvl w:ilvl="2" w:tplc="240A0005" w:tentative="1">
@@ -15287,7 +15694,7 @@
         <w:ind w:left="2520" w:hanging="360"/>
       </w:pPr>
       <w:rPr>
-        <w:rFonts w:hint="default" w:ascii="Wingdings" w:hAnsi="Wingdings"/>
+        <w:rFonts w:ascii="Wingdings" w:hAnsi="Wingdings" w:hint="default"/>
       </w:rPr>
     </w:lvl>
     <w:lvl w:ilvl="3" w:tplc="240A0001" w:tentative="1">
@@ -15299,7 +15706,7 @@
         <w:ind w:left="3240" w:hanging="360"/>
       </w:pPr>
       <w:rPr>
-        <w:rFonts w:hint="default" w:ascii="Symbol" w:hAnsi="Symbol"/>
+        <w:rFonts w:ascii="Symbol" w:hAnsi="Symbol" w:hint="default"/>
       </w:rPr>
     </w:lvl>
     <w:lvl w:ilvl="4" w:tplc="240A0003" w:tentative="1">
@@ -15311,7 +15718,7 @@
         <w:ind w:left="3960" w:hanging="360"/>
       </w:pPr>
       <w:rPr>
-        <w:rFonts w:hint="default" w:ascii="Courier New" w:hAnsi="Courier New" w:cs="Courier New"/>
+        <w:rFonts w:ascii="Courier New" w:hAnsi="Courier New" w:cs="Courier New" w:hint="default"/>
       </w:rPr>
     </w:lvl>
     <w:lvl w:ilvl="5" w:tplc="240A0005" w:tentative="1">
@@ -15323,7 +15730,7 @@
         <w:ind w:left="4680" w:hanging="360"/>
       </w:pPr>
       <w:rPr>
-        <w:rFonts w:hint="default" w:ascii="Wingdings" w:hAnsi="Wingdings"/>
+        <w:rFonts w:ascii="Wingdings" w:hAnsi="Wingdings" w:hint="default"/>
       </w:rPr>
     </w:lvl>
     <w:lvl w:ilvl="6" w:tplc="240A0001" w:tentative="1">
@@ -15335,7 +15742,7 @@
         <w:ind w:left="5400" w:hanging="360"/>
       </w:pPr>
       <w:rPr>
-        <w:rFonts w:hint="default" w:ascii="Symbol" w:hAnsi="Symbol"/>
+        <w:rFonts w:ascii="Symbol" w:hAnsi="Symbol" w:hint="default"/>
       </w:rPr>
     </w:lvl>
     <w:lvl w:ilvl="7" w:tplc="240A0003" w:tentative="1">
@@ -15347,7 +15754,7 @@
         <w:ind w:left="6120" w:hanging="360"/>
       </w:pPr>
       <w:rPr>
-        <w:rFonts w:hint="default" w:ascii="Courier New" w:hAnsi="Courier New" w:cs="Courier New"/>
+        <w:rFonts w:ascii="Courier New" w:hAnsi="Courier New" w:cs="Courier New" w:hint="default"/>
       </w:rPr>
     </w:lvl>
     <w:lvl w:ilvl="8" w:tplc="240A0005" w:tentative="1">
@@ -15359,11 +15766,11 @@
         <w:ind w:left="6840" w:hanging="360"/>
       </w:pPr>
       <w:rPr>
-        <w:rFonts w:hint="default" w:ascii="Wingdings" w:hAnsi="Wingdings"/>
+        <w:rFonts w:ascii="Wingdings" w:hAnsi="Wingdings" w:hint="default"/>
       </w:rPr>
     </w:lvl>
   </w:abstractNum>
-  <w:abstractNum w:abstractNumId="30" w15:restartNumberingAfterBreak="0">
+  <w:abstractNum w:abstractNumId="32" w15:restartNumberingAfterBreak="0">
     <w:nsid w:val="7FE552F0"/>
     <w:multiLevelType w:val="hybridMultilevel"/>
     <w:tmpl w:val="02549630"/>
@@ -15376,7 +15783,7 @@
         <w:ind w:left="1080" w:hanging="360"/>
       </w:pPr>
       <w:rPr>
-        <w:rFonts w:hint="default" w:ascii="Symbol" w:hAnsi="Symbol"/>
+        <w:rFonts w:ascii="Symbol" w:hAnsi="Symbol" w:hint="default"/>
       </w:rPr>
     </w:lvl>
     <w:lvl w:ilvl="1" w:tplc="240A0003" w:tentative="1">
@@ -15388,7 +15795,7 @@
         <w:ind w:left="1800" w:hanging="360"/>
       </w:pPr>
       <w:rPr>
-        <w:rFonts w:hint="default" w:ascii="Courier New" w:hAnsi="Courier New" w:cs="Courier New"/>
+        <w:rFonts w:ascii="Courier New" w:hAnsi="Courier New" w:cs="Courier New" w:hint="default"/>
       </w:rPr>
     </w:lvl>
     <w:lvl w:ilvl="2" w:tplc="240A0005" w:tentative="1">
@@ -15400,7 +15807,7 @@
         <w:ind w:left="2520" w:hanging="360"/>
       </w:pPr>
       <w:rPr>
-        <w:rFonts w:hint="default" w:ascii="Wingdings" w:hAnsi="Wingdings"/>
+        <w:rFonts w:ascii="Wingdings" w:hAnsi="Wingdings" w:hint="default"/>
       </w:rPr>
     </w:lvl>
     <w:lvl w:ilvl="3" w:tplc="240A0001" w:tentative="1">
@@ -15412,7 +15819,7 @@
         <w:ind w:left="3240" w:hanging="360"/>
       </w:pPr>
       <w:rPr>
-        <w:rFonts w:hint="default" w:ascii="Symbol" w:hAnsi="Symbol"/>
+        <w:rFonts w:ascii="Symbol" w:hAnsi="Symbol" w:hint="default"/>
       </w:rPr>
     </w:lvl>
     <w:lvl w:ilvl="4" w:tplc="240A0003" w:tentative="1">
@@ -15424,7 +15831,7 @@
         <w:ind w:left="3960" w:hanging="360"/>
       </w:pPr>
       <w:rPr>
-        <w:rFonts w:hint="default" w:ascii="Courier New" w:hAnsi="Courier New" w:cs="Courier New"/>
+        <w:rFonts w:ascii="Courier New" w:hAnsi="Courier New" w:cs="Courier New" w:hint="default"/>
       </w:rPr>
     </w:lvl>
     <w:lvl w:ilvl="5" w:tplc="240A0005" w:tentative="1">
@@ -15436,7 +15843,7 @@
         <w:ind w:left="4680" w:hanging="360"/>
       </w:pPr>
       <w:rPr>
-        <w:rFonts w:hint="default" w:ascii="Wingdings" w:hAnsi="Wingdings"/>
+        <w:rFonts w:ascii="Wingdings" w:hAnsi="Wingdings" w:hint="default"/>
       </w:rPr>
     </w:lvl>
     <w:lvl w:ilvl="6" w:tplc="240A0001" w:tentative="1">
@@ -15448,7 +15855,7 @@
         <w:ind w:left="5400" w:hanging="360"/>
       </w:pPr>
       <w:rPr>
-        <w:rFonts w:hint="default" w:ascii="Symbol" w:hAnsi="Symbol"/>
+        <w:rFonts w:ascii="Symbol" w:hAnsi="Symbol" w:hint="default"/>
       </w:rPr>
     </w:lvl>
     <w:lvl w:ilvl="7" w:tplc="240A0003" w:tentative="1">
@@ -15460,7 +15867,7 @@
         <w:ind w:left="6120" w:hanging="360"/>
       </w:pPr>
       <w:rPr>
-        <w:rFonts w:hint="default" w:ascii="Courier New" w:hAnsi="Courier New" w:cs="Courier New"/>
+        <w:rFonts w:ascii="Courier New" w:hAnsi="Courier New" w:cs="Courier New" w:hint="default"/>
       </w:rPr>
     </w:lvl>
     <w:lvl w:ilvl="8" w:tplc="240A0005" w:tentative="1">
@@ -15472,12 +15879,12 @@
         <w:ind w:left="6840" w:hanging="360"/>
       </w:pPr>
       <w:rPr>
-        <w:rFonts w:hint="default" w:ascii="Wingdings" w:hAnsi="Wingdings"/>
+        <w:rFonts w:ascii="Wingdings" w:hAnsi="Wingdings" w:hint="default"/>
       </w:rPr>
     </w:lvl>
   </w:abstractNum>
   <w:num w:numId="1">
-    <w:abstractNumId w:val="28"/>
+    <w:abstractNumId w:val="30"/>
   </w:num>
   <w:num w:numId="2">
     <w:abstractNumId w:val="0"/>
@@ -15486,7 +15893,7 @@
     <w:abstractNumId w:val="14"/>
   </w:num>
   <w:num w:numId="4">
-    <w:abstractNumId w:val="20"/>
+    <w:abstractNumId w:val="21"/>
   </w:num>
   <w:num w:numId="5">
     <w:abstractNumId w:val="15"/>
@@ -15495,19 +15902,19 @@
     <w:abstractNumId w:val="6"/>
   </w:num>
   <w:num w:numId="7">
-    <w:abstractNumId w:val="26"/>
+    <w:abstractNumId w:val="27"/>
   </w:num>
   <w:num w:numId="8">
-    <w:abstractNumId w:val="19"/>
+    <w:abstractNumId w:val="20"/>
   </w:num>
   <w:num w:numId="9">
-    <w:abstractNumId w:val="21"/>
+    <w:abstractNumId w:val="22"/>
   </w:num>
   <w:num w:numId="10">
     <w:abstractNumId w:val="13"/>
   </w:num>
   <w:num w:numId="11">
-    <w:abstractNumId w:val="23"/>
+    <w:abstractNumId w:val="24"/>
   </w:num>
   <w:num w:numId="12">
     <w:abstractNumId w:val="11"/>
@@ -15528,13 +15935,13 @@
     <w:abstractNumId w:val="16"/>
   </w:num>
   <w:num w:numId="18">
-    <w:abstractNumId w:val="27"/>
+    <w:abstractNumId w:val="29"/>
   </w:num>
   <w:num w:numId="19">
     <w:abstractNumId w:val="5"/>
   </w:num>
   <w:num w:numId="20">
-    <w:abstractNumId w:val="24"/>
+    <w:abstractNumId w:val="25"/>
   </w:num>
   <w:num w:numId="21">
     <w:abstractNumId w:val="17"/>
@@ -15543,16 +15950,16 @@
     <w:abstractNumId w:val="8"/>
   </w:num>
   <w:num w:numId="23">
-    <w:abstractNumId w:val="30"/>
+    <w:abstractNumId w:val="32"/>
   </w:num>
   <w:num w:numId="24">
     <w:abstractNumId w:val="9"/>
   </w:num>
   <w:num w:numId="25">
-    <w:abstractNumId w:val="25"/>
+    <w:abstractNumId w:val="26"/>
   </w:num>
   <w:num w:numId="26">
-    <w:abstractNumId w:val="22"/>
+    <w:abstractNumId w:val="23"/>
   </w:num>
   <w:num w:numId="27">
     <w:abstractNumId w:val="4"/>
@@ -15564,10 +15971,16 @@
     <w:abstractNumId w:val="18"/>
   </w:num>
   <w:num w:numId="30">
-    <w:abstractNumId w:val="29"/>
+    <w:abstractNumId w:val="31"/>
   </w:num>
   <w:num w:numId="31">
     <w:abstractNumId w:val="1"/>
+  </w:num>
+  <w:num w:numId="32">
+    <w:abstractNumId w:val="19"/>
+  </w:num>
+  <w:num w:numId="33">
+    <w:abstractNumId w:val="28"/>
   </w:num>
   <w:numIdMacAtCleanup w:val="31"/>
 </w:numbering>
@@ -15578,7 +15991,7 @@
   <w:docDefaults>
     <w:rPrDefault>
       <w:rPr>
-        <w:rFonts w:asciiTheme="minorHAnsi" w:hAnsiTheme="minorHAnsi" w:eastAsiaTheme="minorHAnsi" w:cstheme="minorBidi"/>
+        <w:rFonts w:asciiTheme="minorHAnsi" w:eastAsiaTheme="minorHAnsi" w:hAnsiTheme="minorHAnsi" w:cstheme="minorBidi"/>
         <w:kern w:val="2"/>
         <w:sz w:val="22"/>
         <w:szCs w:val="22"/>
@@ -15595,14 +16008,14 @@
   <w:latentStyles w:defLockedState="0" w:defUIPriority="99" w:defSemiHidden="0" w:defUnhideWhenUsed="0" w:defQFormat="0" w:count="376">
     <w:lsdException w:name="Normal" w:uiPriority="0" w:qFormat="1"/>
     <w:lsdException w:name="heading 1" w:uiPriority="9" w:qFormat="1"/>
-    <w:lsdException w:name="heading 2" w:uiPriority="9" w:semiHidden="1" w:unhideWhenUsed="1" w:qFormat="1"/>
-    <w:lsdException w:name="heading 3" w:uiPriority="9" w:semiHidden="1" w:unhideWhenUsed="1" w:qFormat="1"/>
-    <w:lsdException w:name="heading 4" w:uiPriority="9" w:semiHidden="1" w:unhideWhenUsed="1" w:qFormat="1"/>
-    <w:lsdException w:name="heading 5" w:uiPriority="9" w:semiHidden="1" w:unhideWhenUsed="1" w:qFormat="1"/>
-    <w:lsdException w:name="heading 6" w:uiPriority="9" w:semiHidden="1" w:unhideWhenUsed="1"/>
-    <w:lsdException w:name="heading 7" w:uiPriority="9" w:semiHidden="1" w:unhideWhenUsed="1" w:qFormat="1"/>
-    <w:lsdException w:name="heading 8" w:uiPriority="9" w:semiHidden="1" w:unhideWhenUsed="1" w:qFormat="1"/>
-    <w:lsdException w:name="heading 9" w:uiPriority="9" w:semiHidden="1" w:unhideWhenUsed="1" w:qFormat="1"/>
+    <w:lsdException w:name="heading 2" w:semiHidden="1" w:uiPriority="9" w:unhideWhenUsed="1" w:qFormat="1"/>
+    <w:lsdException w:name="heading 3" w:semiHidden="1" w:uiPriority="9" w:unhideWhenUsed="1" w:qFormat="1"/>
+    <w:lsdException w:name="heading 4" w:semiHidden="1" w:uiPriority="9" w:unhideWhenUsed="1" w:qFormat="1"/>
+    <w:lsdException w:name="heading 5" w:semiHidden="1" w:uiPriority="9" w:unhideWhenUsed="1" w:qFormat="1"/>
+    <w:lsdException w:name="heading 6" w:semiHidden="1" w:uiPriority="9" w:unhideWhenUsed="1"/>
+    <w:lsdException w:name="heading 7" w:semiHidden="1" w:uiPriority="9" w:unhideWhenUsed="1" w:qFormat="1"/>
+    <w:lsdException w:name="heading 8" w:semiHidden="1" w:uiPriority="9" w:unhideWhenUsed="1" w:qFormat="1"/>
+    <w:lsdException w:name="heading 9" w:semiHidden="1" w:uiPriority="9" w:unhideWhenUsed="1" w:qFormat="1"/>
     <w:lsdException w:name="index 1" w:semiHidden="1" w:unhideWhenUsed="1"/>
     <w:lsdException w:name="index 2" w:semiHidden="1" w:unhideWhenUsed="1"/>
     <w:lsdException w:name="index 3" w:semiHidden="1" w:unhideWhenUsed="1"/>
@@ -15612,22 +16025,22 @@
     <w:lsdException w:name="index 7" w:semiHidden="1" w:unhideWhenUsed="1"/>
     <w:lsdException w:name="index 8" w:semiHidden="1" w:unhideWhenUsed="1"/>
     <w:lsdException w:name="index 9" w:semiHidden="1" w:unhideWhenUsed="1"/>
-    <w:lsdException w:name="toc 1" w:uiPriority="39" w:semiHidden="1" w:unhideWhenUsed="1"/>
-    <w:lsdException w:name="toc 2" w:uiPriority="39" w:semiHidden="1" w:unhideWhenUsed="1"/>
-    <w:lsdException w:name="toc 3" w:uiPriority="39" w:semiHidden="1" w:unhideWhenUsed="1"/>
-    <w:lsdException w:name="toc 4" w:uiPriority="39" w:semiHidden="1" w:unhideWhenUsed="1"/>
-    <w:lsdException w:name="toc 5" w:uiPriority="39" w:semiHidden="1" w:unhideWhenUsed="1"/>
-    <w:lsdException w:name="toc 6" w:uiPriority="39" w:semiHidden="1" w:unhideWhenUsed="1"/>
-    <w:lsdException w:name="toc 7" w:uiPriority="39" w:semiHidden="1" w:unhideWhenUsed="1"/>
-    <w:lsdException w:name="toc 8" w:uiPriority="39" w:semiHidden="1" w:unhideWhenUsed="1"/>
-    <w:lsdException w:name="toc 9" w:uiPriority="39" w:semiHidden="1" w:unhideWhenUsed="1"/>
+    <w:lsdException w:name="toc 1" w:semiHidden="1" w:uiPriority="39" w:unhideWhenUsed="1"/>
+    <w:lsdException w:name="toc 2" w:semiHidden="1" w:uiPriority="39" w:unhideWhenUsed="1"/>
+    <w:lsdException w:name="toc 3" w:semiHidden="1" w:uiPriority="39" w:unhideWhenUsed="1"/>
+    <w:lsdException w:name="toc 4" w:semiHidden="1" w:uiPriority="39" w:unhideWhenUsed="1"/>
+    <w:lsdException w:name="toc 5" w:semiHidden="1" w:uiPriority="39" w:unhideWhenUsed="1"/>
+    <w:lsdException w:name="toc 6" w:semiHidden="1" w:uiPriority="39" w:unhideWhenUsed="1"/>
+    <w:lsdException w:name="toc 7" w:semiHidden="1" w:uiPriority="39" w:unhideWhenUsed="1"/>
+    <w:lsdException w:name="toc 8" w:semiHidden="1" w:uiPriority="39" w:unhideWhenUsed="1"/>
+    <w:lsdException w:name="toc 9" w:semiHidden="1" w:uiPriority="39" w:unhideWhenUsed="1"/>
     <w:lsdException w:name="Normal Indent" w:semiHidden="1" w:unhideWhenUsed="1"/>
     <w:lsdException w:name="footnote text" w:semiHidden="1" w:unhideWhenUsed="1"/>
     <w:lsdException w:name="annotation text" w:semiHidden="1" w:unhideWhenUsed="1"/>
     <w:lsdException w:name="header" w:semiHidden="1" w:unhideWhenUsed="1"/>
     <w:lsdException w:name="footer" w:semiHidden="1" w:unhideWhenUsed="1"/>
     <w:lsdException w:name="index heading" w:semiHidden="1" w:unhideWhenUsed="1"/>
-    <w:lsdException w:name="caption" w:uiPriority="35" w:semiHidden="1" w:unhideWhenUsed="1" w:qFormat="1"/>
+    <w:lsdException w:name="caption" w:semiHidden="1" w:uiPriority="35" w:unhideWhenUsed="1" w:qFormat="1"/>
     <w:lsdException w:name="table of figures" w:semiHidden="1" w:unhideWhenUsed="1"/>
     <w:lsdException w:name="envelope address" w:semiHidden="1" w:unhideWhenUsed="1"/>
     <w:lsdException w:name="envelope return" w:semiHidden="1" w:unhideWhenUsed="1"/>
@@ -15658,7 +16071,7 @@
     <w:lsdException w:name="Title" w:uiPriority="10" w:qFormat="1"/>
     <w:lsdException w:name="Closing" w:semiHidden="1" w:unhideWhenUsed="1"/>
     <w:lsdException w:name="Signature" w:semiHidden="1" w:unhideWhenUsed="1"/>
-    <w:lsdException w:name="Default Paragraph Font" w:uiPriority="1" w:semiHidden="1" w:unhideWhenUsed="1"/>
+    <w:lsdException w:name="Default Paragraph Font" w:semiHidden="1" w:uiPriority="1" w:unhideWhenUsed="1"/>
     <w:lsdException w:name="Body Text" w:semiHidden="1" w:unhideWhenUsed="1"/>
     <w:lsdException w:name="Body Text Indent" w:semiHidden="1" w:unhideWhenUsed="1"/>
     <w:lsdException w:name="List Continue" w:semiHidden="1" w:unhideWhenUsed="1"/>
@@ -15858,8 +16271,8 @@
     <w:lsdException w:name="Subtle Reference" w:uiPriority="31" w:qFormat="1"/>
     <w:lsdException w:name="Intense Reference" w:uiPriority="32" w:qFormat="1"/>
     <w:lsdException w:name="Book Title" w:uiPriority="33" w:qFormat="1"/>
-    <w:lsdException w:name="Bibliography" w:uiPriority="37" w:semiHidden="1" w:unhideWhenUsed="1"/>
-    <w:lsdException w:name="TOC Heading" w:uiPriority="39" w:semiHidden="1" w:unhideWhenUsed="1" w:qFormat="1"/>
+    <w:lsdException w:name="Bibliography" w:semiHidden="1" w:uiPriority="37" w:unhideWhenUsed="1"/>
+    <w:lsdException w:name="TOC Heading" w:semiHidden="1" w:uiPriority="39" w:unhideWhenUsed="1" w:qFormat="1"/>
     <w:lsdException w:name="Plain Table 1" w:uiPriority="41"/>
     <w:lsdException w:name="Plain Table 2" w:uiPriority="42"/>
     <w:lsdException w:name="Plain Table 3" w:uiPriority="43"/>
@@ -15970,7 +16383,7 @@
     <w:lsdException w:name="Unresolved Mention" w:semiHidden="1" w:unhideWhenUsed="1"/>
     <w:lsdException w:name="Smart Link" w:semiHidden="1" w:unhideWhenUsed="1"/>
   </w:latentStyles>
-  <w:style w:type="paragraph" w:styleId="Normal" w:default="1">
+  <w:style w:type="paragraph" w:default="1" w:styleId="Normal">
     <w:name w:val="Normal"/>
     <w:qFormat/>
     <w:rsid w:val="001A6D42"/>
@@ -16001,7 +16414,7 @@
       <w:outlineLvl w:val="0"/>
     </w:pPr>
     <w:rPr>
-      <w:rFonts w:ascii="Calibri" w:hAnsi="Calibri" w:eastAsia="Times New Roman" w:cs="Times New Roman (Títulos en alf"/>
+      <w:rFonts w:ascii="Calibri" w:eastAsia="Times New Roman" w:hAnsi="Calibri" w:cs="Times New Roman (Títulos en alf"/>
       <w:b/>
       <w:color w:val="000000" w:themeColor="text1"/>
       <w:kern w:val="0"/>
@@ -16035,7 +16448,7 @@
       <w:outlineLvl w:val="1"/>
     </w:pPr>
     <w:rPr>
-      <w:rFonts w:ascii="Calibri" w:hAnsi="Calibri" w:cs="Calibri" w:eastAsiaTheme="majorEastAsia"/>
+      <w:rFonts w:ascii="Calibri" w:eastAsiaTheme="majorEastAsia" w:hAnsi="Calibri" w:cs="Calibri"/>
       <w:b/>
       <w:bCs/>
       <w:color w:val="000000"/>
@@ -16114,12 +16527,13 @@
       <w:outlineLvl w:val="5"/>
     </w:pPr>
   </w:style>
-  <w:style w:type="character" w:styleId="Fuentedeprrafopredeter" w:default="1">
+  <w:style w:type="character" w:default="1" w:styleId="Fuentedeprrafopredeter">
     <w:name w:val="Default Paragraph Font"/>
     <w:uiPriority w:val="1"/>
+    <w:semiHidden/>
     <w:unhideWhenUsed/>
   </w:style>
-  <w:style w:type="table" w:styleId="Tablanormal" w:default="1">
+  <w:style w:type="table" w:default="1" w:styleId="Tablanormal">
     <w:name w:val="Normal Table"/>
     <w:uiPriority w:val="99"/>
     <w:semiHidden/>
@@ -16134,7 +16548,7 @@
       </w:tblCellMar>
     </w:tblPr>
   </w:style>
-  <w:style w:type="numbering" w:styleId="Sinlista" w:default="1">
+  <w:style w:type="numbering" w:default="1" w:styleId="Sinlista">
     <w:name w:val="No List"/>
     <w:uiPriority w:val="99"/>
     <w:semiHidden/>
@@ -16151,7 +16565,7 @@
       <w:contextualSpacing/>
     </w:pPr>
   </w:style>
-  <w:style w:type="paragraph" w:styleId="TituloPortada" w:customStyle="1">
+  <w:style w:type="paragraph" w:customStyle="1" w:styleId="TituloPortada">
     <w:name w:val="Titulo Portada"/>
     <w:basedOn w:val="Normal"/>
     <w:rsid w:val="00C407C1"/>
@@ -16165,14 +16579,14 @@
       <w:lang w:val="es-419"/>
     </w:rPr>
   </w:style>
-  <w:style w:type="character" w:styleId="Ttulo1Car" w:customStyle="1">
+  <w:style w:type="character" w:customStyle="1" w:styleId="Ttulo1Car">
     <w:name w:val="Título 1 Car"/>
     <w:basedOn w:val="Fuentedeprrafopredeter"/>
     <w:link w:val="Ttulo1"/>
     <w:uiPriority w:val="9"/>
     <w:rsid w:val="00FA65F6"/>
     <w:rPr>
-      <w:rFonts w:ascii="Calibri" w:hAnsi="Calibri" w:eastAsia="Times New Roman" w:cs="Times New Roman (Títulos en alf"/>
+      <w:rFonts w:ascii="Calibri" w:eastAsia="Times New Roman" w:hAnsi="Calibri" w:cs="Times New Roman (Títulos en alf"/>
       <w:b/>
       <w:color w:val="000000" w:themeColor="text1"/>
       <w:spacing w:val="-10"/>
@@ -16184,14 +16598,14 @@
       <w14:ligatures w14:val="none"/>
     </w:rPr>
   </w:style>
-  <w:style w:type="character" w:styleId="Ttulo2Car" w:customStyle="1">
+  <w:style w:type="character" w:customStyle="1" w:styleId="Ttulo2Car">
     <w:name w:val="Título 2 Car"/>
     <w:basedOn w:val="Fuentedeprrafopredeter"/>
     <w:link w:val="Ttulo2"/>
     <w:uiPriority w:val="9"/>
     <w:rsid w:val="00072045"/>
     <w:rPr>
-      <w:rFonts w:ascii="Calibri" w:hAnsi="Calibri" w:cs="Calibri" w:eastAsiaTheme="majorEastAsia"/>
+      <w:rFonts w:ascii="Calibri" w:eastAsiaTheme="majorEastAsia" w:hAnsi="Calibri" w:cs="Calibri"/>
       <w:b/>
       <w:bCs/>
       <w:color w:val="000000"/>
@@ -16203,14 +16617,14 @@
       <w14:ligatures w14:val="none"/>
     </w:rPr>
   </w:style>
-  <w:style w:type="character" w:styleId="Ttulo3Car" w:customStyle="1">
+  <w:style w:type="character" w:customStyle="1" w:styleId="Ttulo3Car">
     <w:name w:val="Título 3 Car"/>
     <w:basedOn w:val="Fuentedeprrafopredeter"/>
     <w:link w:val="Ttulo3"/>
     <w:uiPriority w:val="9"/>
     <w:rsid w:val="00203367"/>
     <w:rPr>
-      <w:rFonts w:ascii="Calibri" w:hAnsi="Calibri" w:eastAsiaTheme="majorEastAsia" w:cstheme="majorBidi"/>
+      <w:rFonts w:ascii="Calibri" w:eastAsiaTheme="majorEastAsia" w:hAnsi="Calibri" w:cstheme="majorBidi"/>
       <w:b/>
       <w:iCs/>
       <w:color w:val="3B3838" w:themeColor="background2" w:themeShade="40"/>
@@ -16241,7 +16655,7 @@
       <w14:ligatures w14:val="none"/>
     </w:rPr>
   </w:style>
-  <w:style w:type="character" w:styleId="Extranjerismo" w:customStyle="1">
+  <w:style w:type="character" w:customStyle="1" w:styleId="Extranjerismo">
     <w:name w:val="Extranjerismo"/>
     <w:basedOn w:val="Fuentedeprrafopredeter"/>
     <w:uiPriority w:val="1"/>
@@ -16252,7 +16666,7 @@
       <w:lang w:val="en-US"/>
     </w:rPr>
   </w:style>
-  <w:style w:type="paragraph" w:styleId="Figura" w:customStyle="1">
+  <w:style w:type="paragraph" w:customStyle="1" w:styleId="Figura">
     <w:name w:val="Figura"/>
     <w:basedOn w:val="Normal"/>
     <w:next w:val="Normal"/>
@@ -16281,7 +16695,7 @@
       <w14:ligatures w14:val="none"/>
     </w:rPr>
   </w:style>
-  <w:style w:type="character" w:styleId="FiguraCar" w:customStyle="1">
+  <w:style w:type="character" w:customStyle="1" w:styleId="FiguraCar">
     <w:name w:val="Figura Car"/>
     <w:basedOn w:val="Fuentedeprrafopredeter"/>
     <w:link w:val="Figura"/>
@@ -16297,14 +16711,14 @@
       <w14:ligatures w14:val="none"/>
     </w:rPr>
   </w:style>
-  <w:style w:type="character" w:styleId="Ttulo4Car" w:customStyle="1">
+  <w:style w:type="character" w:customStyle="1" w:styleId="Ttulo4Car">
     <w:name w:val="Título 4 Car"/>
     <w:basedOn w:val="Fuentedeprrafopredeter"/>
     <w:link w:val="Ttulo4"/>
     <w:uiPriority w:val="9"/>
     <w:rsid w:val="001B57A6"/>
     <w:rPr>
-      <w:rFonts w:ascii="Calibri" w:hAnsi="Calibri" w:eastAsiaTheme="majorEastAsia" w:cstheme="majorBidi"/>
+      <w:rFonts w:ascii="Calibri" w:eastAsiaTheme="majorEastAsia" w:hAnsi="Calibri" w:cstheme="majorBidi"/>
       <w:b/>
       <w:color w:val="000000" w:themeColor="text1"/>
       <w:kern w:val="0"/>
@@ -16314,14 +16728,14 @@
       <w14:ligatures w14:val="none"/>
     </w:rPr>
   </w:style>
-  <w:style w:type="character" w:styleId="Ttulo5Car" w:customStyle="1">
+  <w:style w:type="character" w:customStyle="1" w:styleId="Ttulo5Car">
     <w:name w:val="Título 5 Car"/>
     <w:basedOn w:val="Fuentedeprrafopredeter"/>
     <w:link w:val="Ttulo5"/>
     <w:uiPriority w:val="9"/>
     <w:rsid w:val="00746AD1"/>
     <w:rPr>
-      <w:rFonts w:ascii="Calibri" w:hAnsi="Calibri" w:eastAsiaTheme="majorEastAsia" w:cstheme="majorBidi"/>
+      <w:rFonts w:ascii="Calibri" w:eastAsiaTheme="majorEastAsia" w:hAnsi="Calibri" w:cstheme="majorBidi"/>
       <w:b/>
       <w:color w:val="000000" w:themeColor="text1"/>
       <w:kern w:val="0"/>
@@ -16331,7 +16745,7 @@
       <w14:ligatures w14:val="none"/>
     </w:rPr>
   </w:style>
-  <w:style w:type="paragraph" w:styleId="Tabla" w:customStyle="1">
+  <w:style w:type="paragraph" w:customStyle="1" w:styleId="Tabla">
     <w:name w:val="Tabla"/>
     <w:basedOn w:val="Normal"/>
     <w:next w:val="Normal"/>
@@ -16367,28 +16781,28 @@
       <w:contextualSpacing/>
     </w:pPr>
     <w:rPr>
-      <w:rFonts w:asciiTheme="majorHAnsi" w:hAnsiTheme="majorHAnsi" w:eastAsiaTheme="majorEastAsia" w:cstheme="majorBidi"/>
+      <w:rFonts w:asciiTheme="majorHAnsi" w:eastAsiaTheme="majorEastAsia" w:hAnsiTheme="majorHAnsi" w:cstheme="majorBidi"/>
       <w:spacing w:val="-10"/>
       <w:kern w:val="28"/>
       <w:sz w:val="56"/>
       <w:szCs w:val="56"/>
     </w:rPr>
   </w:style>
-  <w:style w:type="character" w:styleId="TtuloCar" w:customStyle="1">
+  <w:style w:type="character" w:customStyle="1" w:styleId="TtuloCar">
     <w:name w:val="Título Car"/>
     <w:basedOn w:val="Fuentedeprrafopredeter"/>
     <w:link w:val="Ttulo"/>
     <w:uiPriority w:val="10"/>
     <w:rsid w:val="00590D20"/>
     <w:rPr>
-      <w:rFonts w:asciiTheme="majorHAnsi" w:hAnsiTheme="majorHAnsi" w:eastAsiaTheme="majorEastAsia" w:cstheme="majorBidi"/>
+      <w:rFonts w:asciiTheme="majorHAnsi" w:eastAsiaTheme="majorEastAsia" w:hAnsiTheme="majorHAnsi" w:cstheme="majorBidi"/>
       <w:spacing w:val="-10"/>
       <w:kern w:val="28"/>
       <w:sz w:val="56"/>
       <w:szCs w:val="56"/>
     </w:rPr>
   </w:style>
-  <w:style w:type="character" w:styleId="TablaCar" w:customStyle="1">
+  <w:style w:type="character" w:customStyle="1" w:styleId="TablaCar">
     <w:name w:val="Tabla Car"/>
     <w:basedOn w:val="Fuentedeprrafopredeter"/>
     <w:link w:val="Tabla"/>
@@ -16403,7 +16817,7 @@
       <w14:ligatures w14:val="none"/>
     </w:rPr>
   </w:style>
-  <w:style w:type="table" w:styleId="SENA" w:customStyle="1">
+  <w:style w:type="table" w:customStyle="1" w:styleId="SENA">
     <w:name w:val="SENA"/>
     <w:basedOn w:val="Tablanormal"/>
     <w:uiPriority w:val="99"/>
@@ -16420,18 +16834,18 @@
     <w:tblPr>
       <w:tblStyleRowBandSize w:val="1"/>
       <w:tblBorders>
-        <w:top w:val="single" w:color="D9D9D9" w:themeColor="background1" w:themeShade="D9" w:sz="4" w:space="0"/>
-        <w:left w:val="single" w:color="D9D9D9" w:themeColor="background1" w:themeShade="D9" w:sz="4" w:space="0"/>
-        <w:bottom w:val="single" w:color="D9D9D9" w:themeColor="background1" w:themeShade="D9" w:sz="4" w:space="0"/>
-        <w:right w:val="single" w:color="D9D9D9" w:themeColor="background1" w:themeShade="D9" w:sz="4" w:space="0"/>
-        <w:insideH w:val="single" w:color="D9D9D9" w:themeColor="background1" w:themeShade="D9" w:sz="4" w:space="0"/>
-        <w:insideV w:val="single" w:color="D9D9D9" w:themeColor="background1" w:themeShade="D9" w:sz="4" w:space="0"/>
+        <w:top w:val="single" w:sz="4" w:space="0" w:color="D9D9D9" w:themeColor="background1" w:themeShade="D9"/>
+        <w:left w:val="single" w:sz="4" w:space="0" w:color="D9D9D9" w:themeColor="background1" w:themeShade="D9"/>
+        <w:bottom w:val="single" w:sz="4" w:space="0" w:color="D9D9D9" w:themeColor="background1" w:themeShade="D9"/>
+        <w:right w:val="single" w:sz="4" w:space="0" w:color="D9D9D9" w:themeColor="background1" w:themeShade="D9"/>
+        <w:insideH w:val="single" w:sz="4" w:space="0" w:color="D9D9D9" w:themeColor="background1" w:themeShade="D9"/>
+        <w:insideV w:val="single" w:sz="4" w:space="0" w:color="D9D9D9" w:themeColor="background1" w:themeShade="D9"/>
       </w:tblBorders>
     </w:tblPr>
     <w:tblStylePr w:type="firstRow">
       <w:pPr>
         <w:wordWrap/>
-        <w:spacing w:before="120" w:beforeLines="0" w:beforeAutospacing="0" w:after="120" w:afterLines="0" w:afterAutospacing="0"/>
+        <w:spacing w:beforeLines="0" w:before="120" w:beforeAutospacing="0" w:afterLines="0" w:after="120" w:afterAutospacing="0"/>
       </w:pPr>
       <w:rPr>
         <w:b/>
@@ -16458,12 +16872,12 @@
     </w:pPr>
     <w:tblPr>
       <w:tblBorders>
-        <w:top w:val="single" w:color="auto" w:sz="4" w:space="0"/>
-        <w:left w:val="single" w:color="auto" w:sz="4" w:space="0"/>
-        <w:bottom w:val="single" w:color="auto" w:sz="4" w:space="0"/>
-        <w:right w:val="single" w:color="auto" w:sz="4" w:space="0"/>
-        <w:insideH w:val="single" w:color="auto" w:sz="4" w:space="0"/>
-        <w:insideV w:val="single" w:color="auto" w:sz="4" w:space="0"/>
+        <w:top w:val="single" w:sz="4" w:space="0" w:color="auto"/>
+        <w:left w:val="single" w:sz="4" w:space="0" w:color="auto"/>
+        <w:bottom w:val="single" w:sz="4" w:space="0" w:color="auto"/>
+        <w:right w:val="single" w:sz="4" w:space="0" w:color="auto"/>
+        <w:insideH w:val="single" w:sz="4" w:space="0" w:color="auto"/>
+        <w:insideV w:val="single" w:sz="4" w:space="0" w:color="auto"/>
       </w:tblBorders>
     </w:tblPr>
   </w:style>
@@ -16478,7 +16892,7 @@
       <w:u w:val="single"/>
     </w:rPr>
   </w:style>
-  <w:style w:type="paragraph" w:styleId="Video" w:customStyle="1">
+  <w:style w:type="paragraph" w:customStyle="1" w:styleId="Video">
     <w:name w:val="Video"/>
     <w:basedOn w:val="Normal"/>
     <w:next w:val="Normal"/>
@@ -16500,7 +16914,7 @@
       <w14:ligatures w14:val="none"/>
     </w:rPr>
   </w:style>
-  <w:style w:type="character" w:styleId="VideoCar" w:customStyle="1">
+  <w:style w:type="character" w:customStyle="1" w:styleId="VideoCar">
     <w:name w:val="Video Car"/>
     <w:basedOn w:val="Fuentedeprrafopredeter"/>
     <w:link w:val="Video"/>
@@ -16513,7 +16927,7 @@
       <w14:ligatures w14:val="none"/>
     </w:rPr>
   </w:style>
-  <w:style w:type="character" w:styleId="Mencinsinresolver1" w:customStyle="1">
+  <w:style w:type="character" w:customStyle="1" w:styleId="Mencinsinresolver1">
     <w:name w:val="Mención sin resolver1"/>
     <w:basedOn w:val="Fuentedeprrafopredeter"/>
     <w:uiPriority w:val="99"/>
@@ -16541,12 +16955,12 @@
       <w:tblStyleRowBandSize w:val="1"/>
       <w:tblStyleColBandSize w:val="1"/>
       <w:tblBorders>
-        <w:top w:val="single" w:color="C9C9C9" w:themeColor="accent3" w:themeTint="99" w:sz="4" w:space="0"/>
-        <w:left w:val="single" w:color="C9C9C9" w:themeColor="accent3" w:themeTint="99" w:sz="4" w:space="0"/>
-        <w:bottom w:val="single" w:color="C9C9C9" w:themeColor="accent3" w:themeTint="99" w:sz="4" w:space="0"/>
-        <w:right w:val="single" w:color="C9C9C9" w:themeColor="accent3" w:themeTint="99" w:sz="4" w:space="0"/>
-        <w:insideH w:val="single" w:color="C9C9C9" w:themeColor="accent3" w:themeTint="99" w:sz="4" w:space="0"/>
-        <w:insideV w:val="single" w:color="C9C9C9" w:themeColor="accent3" w:themeTint="99" w:sz="4" w:space="0"/>
+        <w:top w:val="single" w:sz="4" w:space="0" w:color="C9C9C9" w:themeColor="accent3" w:themeTint="99"/>
+        <w:left w:val="single" w:sz="4" w:space="0" w:color="C9C9C9" w:themeColor="accent3" w:themeTint="99"/>
+        <w:bottom w:val="single" w:sz="4" w:space="0" w:color="C9C9C9" w:themeColor="accent3" w:themeTint="99"/>
+        <w:right w:val="single" w:sz="4" w:space="0" w:color="C9C9C9" w:themeColor="accent3" w:themeTint="99"/>
+        <w:insideH w:val="single" w:sz="4" w:space="0" w:color="C9C9C9" w:themeColor="accent3" w:themeTint="99"/>
+        <w:insideV w:val="single" w:sz="4" w:space="0" w:color="C9C9C9" w:themeColor="accent3" w:themeTint="99"/>
       </w:tblBorders>
     </w:tblPr>
     <w:tblStylePr w:type="firstRow">
@@ -16558,10 +16972,10 @@
       <w:tblPr/>
       <w:tcPr>
         <w:tcBorders>
-          <w:top w:val="single" w:color="A5A5A5" w:themeColor="accent3" w:sz="4" w:space="0"/>
-          <w:left w:val="single" w:color="A5A5A5" w:themeColor="accent3" w:sz="4" w:space="0"/>
-          <w:bottom w:val="single" w:color="A5A5A5" w:themeColor="accent3" w:sz="4" w:space="0"/>
-          <w:right w:val="single" w:color="A5A5A5" w:themeColor="accent3" w:sz="4" w:space="0"/>
+          <w:top w:val="single" w:sz="4" w:space="0" w:color="A5A5A5" w:themeColor="accent3"/>
+          <w:left w:val="single" w:sz="4" w:space="0" w:color="A5A5A5" w:themeColor="accent3"/>
+          <w:bottom w:val="single" w:sz="4" w:space="0" w:color="A5A5A5" w:themeColor="accent3"/>
+          <w:right w:val="single" w:sz="4" w:space="0" w:color="A5A5A5" w:themeColor="accent3"/>
           <w:insideH w:val="nil"/>
           <w:insideV w:val="nil"/>
         </w:tcBorders>
@@ -16576,7 +16990,7 @@
       <w:tblPr/>
       <w:tcPr>
         <w:tcBorders>
-          <w:top w:val="double" w:color="A5A5A5" w:themeColor="accent3" w:sz="4" w:space="0"/>
+          <w:top w:val="double" w:sz="4" w:space="0" w:color="A5A5A5" w:themeColor="accent3"/>
         </w:tcBorders>
       </w:tcPr>
     </w:tblStylePr>
@@ -16605,7 +17019,7 @@
       </w:tcPr>
     </w:tblStylePr>
   </w:style>
-  <w:style w:type="paragraph" w:styleId="Tablas" w:customStyle="1">
+  <w:style w:type="paragraph" w:customStyle="1" w:styleId="Tablas">
     <w:name w:val="Tablas"/>
     <w:qFormat/>
     <w:rsid w:val="00CE2C4A"/>
@@ -16622,7 +17036,7 @@
       <w14:ligatures w14:val="none"/>
     </w:rPr>
   </w:style>
-  <w:style w:type="paragraph" w:styleId="TextoTablas" w:customStyle="1">
+  <w:style w:type="paragraph" w:customStyle="1" w:styleId="TextoTablas">
     <w:name w:val="Texto_Tablas"/>
     <w:basedOn w:val="Normal"/>
     <w:qFormat/>
@@ -16725,7 +17139,7 @@
       <w:spacing w:before="0" w:after="0" w:line="240" w:lineRule="auto"/>
     </w:pPr>
   </w:style>
-  <w:style w:type="character" w:styleId="EncabezadoCar" w:customStyle="1">
+  <w:style w:type="character" w:customStyle="1" w:styleId="EncabezadoCar">
     <w:name w:val="Encabezado Car"/>
     <w:basedOn w:val="Fuentedeprrafopredeter"/>
     <w:link w:val="Encabezado"/>
@@ -16750,7 +17164,7 @@
       <w:spacing w:before="0" w:after="0" w:line="240" w:lineRule="auto"/>
     </w:pPr>
   </w:style>
-  <w:style w:type="character" w:styleId="PiedepginaCar" w:customStyle="1">
+  <w:style w:type="character" w:customStyle="1" w:styleId="PiedepginaCar">
     <w:name w:val="Pie de página Car"/>
     <w:basedOn w:val="Fuentedeprrafopredeter"/>
     <w:link w:val="Piedepgina"/>
@@ -16760,7 +17174,7 @@
       <w:sz w:val="28"/>
     </w:rPr>
   </w:style>
-  <w:style w:type="character" w:styleId="Ttulo6Car" w:customStyle="1">
+  <w:style w:type="character" w:customStyle="1" w:styleId="Ttulo6Car">
     <w:name w:val="Título 6 Car"/>
     <w:basedOn w:val="Fuentedeprrafopredeter"/>
     <w:link w:val="Ttulo6"/>
@@ -16768,7 +17182,7 @@
     <w:semiHidden/>
     <w:rsid w:val="00C7377B"/>
     <w:rPr>
-      <w:rFonts w:ascii="Calibri" w:hAnsi="Calibri" w:eastAsiaTheme="majorEastAsia" w:cstheme="majorBidi"/>
+      <w:rFonts w:ascii="Calibri" w:eastAsiaTheme="majorEastAsia" w:hAnsi="Calibri" w:cstheme="majorBidi"/>
       <w:b/>
       <w:color w:val="000000" w:themeColor="text1"/>
       <w:kern w:val="0"/>
@@ -16789,7 +17203,7 @@
       <w:ind w:firstLine="0"/>
     </w:pPr>
     <w:rPr>
-      <w:rFonts w:ascii="Times New Roman" w:hAnsi="Times New Roman" w:eastAsia="Times New Roman" w:cs="Times New Roman"/>
+      <w:rFonts w:ascii="Times New Roman" w:eastAsia="Times New Roman" w:hAnsi="Times New Roman" w:cs="Times New Roman"/>
       <w:kern w:val="0"/>
       <w:sz w:val="24"/>
       <w:szCs w:val="24"/>
@@ -16797,7 +17211,7 @@
       <w14:ligatures w14:val="none"/>
     </w:rPr>
   </w:style>
-  <w:style w:type="paragraph" w:styleId="TITULO2" w:customStyle="1">
+  <w:style w:type="paragraph" w:customStyle="1" w:styleId="TITULO2">
     <w:name w:val="TITULO 2"/>
     <w:basedOn w:val="Normal"/>
     <w:next w:val="Normal"/>
@@ -16813,7 +17227,7 @@
       <w:b/>
     </w:rPr>
   </w:style>
-  <w:style w:type="character" w:styleId="TITULO2Car" w:customStyle="1">
+  <w:style w:type="character" w:customStyle="1" w:styleId="TITULO2Car">
     <w:name w:val="TITULO 2 Car"/>
     <w:basedOn w:val="Fuentedeprrafopredeter"/>
     <w:link w:val="TITULO2"/>
@@ -16823,12 +17237,12 @@
       <w:sz w:val="28"/>
     </w:rPr>
   </w:style>
-  <w:style w:type="character" w:styleId="normaltextrun" w:customStyle="1">
+  <w:style w:type="character" w:customStyle="1" w:styleId="normaltextrun">
     <w:name w:val="normaltextrun"/>
     <w:basedOn w:val="Fuentedeprrafopredeter"/>
     <w:rsid w:val="002B060B"/>
   </w:style>
-  <w:style w:type="paragraph" w:styleId="paragraph" w:customStyle="1">
+  <w:style w:type="paragraph" w:customStyle="1" w:styleId="paragraph">
     <w:name w:val="paragraph"/>
     <w:basedOn w:val="Normal"/>
     <w:rsid w:val="002B060B"/>
@@ -16837,7 +17251,7 @@
       <w:ind w:firstLine="0"/>
     </w:pPr>
     <w:rPr>
-      <w:rFonts w:ascii="Times New Roman" w:hAnsi="Times New Roman" w:eastAsia="Times New Roman" w:cs="Times New Roman"/>
+      <w:rFonts w:ascii="Times New Roman" w:eastAsia="Times New Roman" w:hAnsi="Times New Roman" w:cs="Times New Roman"/>
       <w:kern w:val="0"/>
       <w:sz w:val="24"/>
       <w:szCs w:val="24"/>
@@ -16845,7 +17259,7 @@
       <w14:ligatures w14:val="none"/>
     </w:rPr>
   </w:style>
-  <w:style w:type="character" w:styleId="eop" w:customStyle="1">
+  <w:style w:type="character" w:customStyle="1" w:styleId="eop">
     <w:name w:val="eop"/>
     <w:basedOn w:val="Fuentedeprrafopredeter"/>
     <w:rsid w:val="002B060B"/>
@@ -16874,7 +17288,7 @@
       <w:u w:val="single"/>
     </w:rPr>
   </w:style>
-  <w:style w:type="paragraph" w:styleId="numero3" w:customStyle="1">
+  <w:style w:type="paragraph" w:customStyle="1" w:styleId="numero3">
     <w:name w:val="numero 3"/>
     <w:basedOn w:val="Ttulo2"/>
     <w:link w:val="numero3Car"/>
@@ -16887,13 +17301,13 @@
       </w:numPr>
     </w:pPr>
   </w:style>
-  <w:style w:type="character" w:styleId="numero3Car" w:customStyle="1">
+  <w:style w:type="character" w:customStyle="1" w:styleId="numero3Car">
     <w:name w:val="numero 3 Car"/>
     <w:basedOn w:val="Ttulo2Car"/>
     <w:link w:val="numero3"/>
     <w:rsid w:val="00905315"/>
     <w:rPr>
-      <w:rFonts w:ascii="Calibri" w:hAnsi="Calibri" w:cs="Calibri" w:eastAsiaTheme="majorEastAsia"/>
+      <w:rFonts w:ascii="Calibri" w:eastAsiaTheme="majorEastAsia" w:hAnsi="Calibri" w:cs="Calibri"/>
       <w:b/>
       <w:bCs/>
       <w:color w:val="000000"/>
@@ -16905,7 +17319,7 @@
       <w14:ligatures w14:val="none"/>
     </w:rPr>
   </w:style>
-  <w:style w:type="table" w:styleId="SENA2" w:customStyle="1">
+  <w:style w:type="table" w:customStyle="1" w:styleId="SENA2">
     <w:name w:val="SENA2"/>
     <w:basedOn w:val="Tablanormal"/>
     <w:uiPriority w:val="99"/>
@@ -16922,18 +17336,18 @@
     <w:tblPr>
       <w:tblStyleRowBandSize w:val="1"/>
       <w:tblBorders>
-        <w:top w:val="single" w:color="D9D9D9" w:themeColor="background1" w:themeShade="D9" w:sz="4" w:space="0"/>
-        <w:left w:val="single" w:color="D9D9D9" w:themeColor="background1" w:themeShade="D9" w:sz="4" w:space="0"/>
-        <w:bottom w:val="single" w:color="D9D9D9" w:themeColor="background1" w:themeShade="D9" w:sz="4" w:space="0"/>
-        <w:right w:val="single" w:color="D9D9D9" w:themeColor="background1" w:themeShade="D9" w:sz="4" w:space="0"/>
-        <w:insideH w:val="single" w:color="D9D9D9" w:themeColor="background1" w:themeShade="D9" w:sz="4" w:space="0"/>
-        <w:insideV w:val="single" w:color="D9D9D9" w:themeColor="background1" w:themeShade="D9" w:sz="4" w:space="0"/>
+        <w:top w:val="single" w:sz="4" w:space="0" w:color="D9D9D9" w:themeColor="background1" w:themeShade="D9"/>
+        <w:left w:val="single" w:sz="4" w:space="0" w:color="D9D9D9" w:themeColor="background1" w:themeShade="D9"/>
+        <w:bottom w:val="single" w:sz="4" w:space="0" w:color="D9D9D9" w:themeColor="background1" w:themeShade="D9"/>
+        <w:right w:val="single" w:sz="4" w:space="0" w:color="D9D9D9" w:themeColor="background1" w:themeShade="D9"/>
+        <w:insideH w:val="single" w:sz="4" w:space="0" w:color="D9D9D9" w:themeColor="background1" w:themeShade="D9"/>
+        <w:insideV w:val="single" w:sz="4" w:space="0" w:color="D9D9D9" w:themeColor="background1" w:themeShade="D9"/>
       </w:tblBorders>
     </w:tblPr>
     <w:tblStylePr w:type="firstRow">
       <w:pPr>
         <w:wordWrap/>
-        <w:spacing w:before="120" w:beforeLines="0" w:beforeAutospacing="0" w:after="120" w:afterLines="0" w:afterAutospacing="0"/>
+        <w:spacing w:beforeLines="0" w:before="120" w:beforeAutospacing="0" w:afterLines="0" w:after="120" w:afterAutospacing="0"/>
       </w:pPr>
       <w:rPr>
         <w:b/>
@@ -16950,7 +17364,7 @@
       </w:tcPr>
     </w:tblStylePr>
   </w:style>
-  <w:style w:type="table" w:styleId="SENA1" w:customStyle="1">
+  <w:style w:type="table" w:customStyle="1" w:styleId="SENA1">
     <w:name w:val="SENA1"/>
     <w:basedOn w:val="Tablanormal"/>
     <w:uiPriority w:val="99"/>
@@ -16967,18 +17381,18 @@
     <w:tblPr>
       <w:tblStyleRowBandSize w:val="1"/>
       <w:tblBorders>
-        <w:top w:val="single" w:color="D9D9D9" w:themeColor="background1" w:themeShade="D9" w:sz="4" w:space="0"/>
-        <w:left w:val="single" w:color="D9D9D9" w:themeColor="background1" w:themeShade="D9" w:sz="4" w:space="0"/>
-        <w:bottom w:val="single" w:color="D9D9D9" w:themeColor="background1" w:themeShade="D9" w:sz="4" w:space="0"/>
-        <w:right w:val="single" w:color="D9D9D9" w:themeColor="background1" w:themeShade="D9" w:sz="4" w:space="0"/>
-        <w:insideH w:val="single" w:color="D9D9D9" w:themeColor="background1" w:themeShade="D9" w:sz="4" w:space="0"/>
-        <w:insideV w:val="single" w:color="D9D9D9" w:themeColor="background1" w:themeShade="D9" w:sz="4" w:space="0"/>
+        <w:top w:val="single" w:sz="4" w:space="0" w:color="D9D9D9" w:themeColor="background1" w:themeShade="D9"/>
+        <w:left w:val="single" w:sz="4" w:space="0" w:color="D9D9D9" w:themeColor="background1" w:themeShade="D9"/>
+        <w:bottom w:val="single" w:sz="4" w:space="0" w:color="D9D9D9" w:themeColor="background1" w:themeShade="D9"/>
+        <w:right w:val="single" w:sz="4" w:space="0" w:color="D9D9D9" w:themeColor="background1" w:themeShade="D9"/>
+        <w:insideH w:val="single" w:sz="4" w:space="0" w:color="D9D9D9" w:themeColor="background1" w:themeShade="D9"/>
+        <w:insideV w:val="single" w:sz="4" w:space="0" w:color="D9D9D9" w:themeColor="background1" w:themeShade="D9"/>
       </w:tblBorders>
     </w:tblPr>
     <w:tblStylePr w:type="firstRow">
       <w:pPr>
         <w:wordWrap/>
-        <w:spacing w:before="120" w:beforeLines="0" w:beforeAutospacing="0" w:after="120" w:afterLines="0" w:afterAutospacing="0"/>
+        <w:spacing w:beforeLines="0" w:before="120" w:beforeAutospacing="0" w:afterLines="0" w:after="120" w:afterAutospacing="0"/>
       </w:pPr>
       <w:rPr>
         <w:b/>
@@ -17017,7 +17431,7 @@
       <w:sz w:val="22"/>
     </w:rPr>
   </w:style>
-  <w:style w:type="character" w:styleId="SubttuloCar" w:customStyle="1">
+  <w:style w:type="character" w:customStyle="1" w:styleId="SubttuloCar">
     <w:name w:val="Subtítulo Car"/>
     <w:basedOn w:val="Fuentedeprrafopredeter"/>
     <w:link w:val="Subttulo"/>

--- a/fuentes/CF13_124100_DU.docx
+++ b/fuentes/CF13_124100_DU.docx
@@ -1,6 +1,6 @@
 
 <file path=word/document.xml><?xml version="1.0" encoding="utf-8"?>
-<w:document xmlns:wpc="http://schemas.microsoft.com/office/word/2010/wordprocessingCanvas" xmlns:cx="http://schemas.microsoft.com/office/drawing/2014/chartex" xmlns:cx1="http://schemas.microsoft.com/office/drawing/2015/9/8/chartex" xmlns:cx2="http://schemas.microsoft.com/office/drawing/2015/10/21/chartex" xmlns:cx3="http://schemas.microsoft.com/office/drawing/2016/5/9/chartex" xmlns:cx4="http://schemas.microsoft.com/office/drawing/2016/5/10/chartex" xmlns:cx5="http://schemas.microsoft.com/office/drawing/2016/5/11/chartex" xmlns:cx6="http://schemas.microsoft.com/office/drawing/2016/5/12/chartex" xmlns:cx7="http://schemas.microsoft.com/office/drawing/2016/5/13/chartex" xmlns:cx8="http://schemas.microsoft.com/office/drawing/2016/5/14/chartex" xmlns:mc="http://schemas.openxmlformats.org/markup-compatibility/2006" xmlns:aink="http://schemas.microsoft.com/office/drawing/2016/ink" xmlns:am3d="http://schemas.microsoft.com/office/drawing/2017/model3d" xmlns:o="urn:schemas-microsoft-com:office:office" xmlns:r="http://schemas.openxmlformats.org/officeDocument/2006/relationships" xmlns:m="http://schemas.openxmlformats.org/officeDocument/2006/math" xmlns:v="urn:schemas-microsoft-com:vml" xmlns:wp14="http://schemas.microsoft.com/office/word/2010/wordprocessingDrawing" xmlns:wp="http://schemas.openxmlformats.org/drawingml/2006/wordprocessingDrawing" xmlns:w10="urn:schemas-microsoft-com:office:word" xmlns:w="http://schemas.openxmlformats.org/wordprocessingml/2006/main" xmlns:w14="http://schemas.microsoft.com/office/word/2010/wordml" xmlns:w15="http://schemas.microsoft.com/office/word/2012/wordml" xmlns:w16cex="http://schemas.microsoft.com/office/word/2018/wordml/cex" xmlns:w16cid="http://schemas.microsoft.com/office/word/2016/wordml/cid" xmlns:w16="http://schemas.microsoft.com/office/word/2018/wordml" xmlns:w16sdtdh="http://schemas.microsoft.com/office/word/2020/wordml/sdtdatahash" xmlns:w16se="http://schemas.microsoft.com/office/word/2015/wordml/symex" xmlns:wpg="http://schemas.microsoft.com/office/word/2010/wordprocessingGroup" xmlns:wpi="http://schemas.microsoft.com/office/word/2010/wordprocessingInk" xmlns:wne="http://schemas.microsoft.com/office/word/2006/wordml" xmlns:wps="http://schemas.microsoft.com/office/word/2010/wordprocessingShape" mc:Ignorable="w14 w15 w16se w16cid w16 w16cex w16sdtdh wp14">
+<w:document xmlns:wpc="http://schemas.microsoft.com/office/word/2010/wordprocessingCanvas" xmlns:cx="http://schemas.microsoft.com/office/drawing/2014/chartex" xmlns:cx1="http://schemas.microsoft.com/office/drawing/2015/9/8/chartex" xmlns:cx2="http://schemas.microsoft.com/office/drawing/2015/10/21/chartex" xmlns:cx3="http://schemas.microsoft.com/office/drawing/2016/5/9/chartex" xmlns:cx4="http://schemas.microsoft.com/office/drawing/2016/5/10/chartex" xmlns:cx5="http://schemas.microsoft.com/office/drawing/2016/5/11/chartex" xmlns:cx6="http://schemas.microsoft.com/office/drawing/2016/5/12/chartex" xmlns:cx7="http://schemas.microsoft.com/office/drawing/2016/5/13/chartex" xmlns:cx8="http://schemas.microsoft.com/office/drawing/2016/5/14/chartex" xmlns:mc="http://schemas.openxmlformats.org/markup-compatibility/2006" xmlns:aink="http://schemas.microsoft.com/office/drawing/2016/ink" xmlns:am3d="http://schemas.microsoft.com/office/drawing/2017/model3d" xmlns:o="urn:schemas-microsoft-com:office:office" xmlns:oel="http://schemas.microsoft.com/office/2019/extlst" xmlns:r="http://schemas.openxmlformats.org/officeDocument/2006/relationships" xmlns:m="http://schemas.openxmlformats.org/officeDocument/2006/math" xmlns:v="urn:schemas-microsoft-com:vml" xmlns:wp14="http://schemas.microsoft.com/office/word/2010/wordprocessingDrawing" xmlns:wp="http://schemas.openxmlformats.org/drawingml/2006/wordprocessingDrawing" xmlns:w10="urn:schemas-microsoft-com:office:word" xmlns:w="http://schemas.openxmlformats.org/wordprocessingml/2006/main" xmlns:w14="http://schemas.microsoft.com/office/word/2010/wordml" xmlns:w15="http://schemas.microsoft.com/office/word/2012/wordml" xmlns:w16cex="http://schemas.microsoft.com/office/word/2018/wordml/cex" xmlns:w16cid="http://schemas.microsoft.com/office/word/2016/wordml/cid" xmlns:w16="http://schemas.microsoft.com/office/word/2018/wordml" xmlns:w16du="http://schemas.microsoft.com/office/word/2023/wordml/word16du" xmlns:w16sdtdh="http://schemas.microsoft.com/office/word/2020/wordml/sdtdatahash" xmlns:w16sdtfl="http://schemas.microsoft.com/office/word/2024/wordml/sdtformatlock" xmlns:w16se="http://schemas.microsoft.com/office/word/2015/wordml/symex" xmlns:wpg="http://schemas.microsoft.com/office/word/2010/wordprocessingGroup" xmlns:wpi="http://schemas.microsoft.com/office/word/2010/wordprocessingInk" xmlns:wne="http://schemas.microsoft.com/office/word/2006/wordml" xmlns:wps="http://schemas.microsoft.com/office/word/2010/wordprocessingShape" mc:Ignorable="w14 w15 w16se w16cid w16 w16cex w16sdtdh w16sdtfl w16du wp14">
   <w:body>
     <w:p>
       <w:r>
@@ -448,7 +448,7 @@
           <w:szCs w:val="28"/>
           <w14:ligatures w14:val="none"/>
         </w:rPr>
-        <w:t>Octu</w:t>
+        <w:t>Febrero</w:t>
       </w:r>
       <w:r>
         <w:rPr>
@@ -460,7 +460,7 @@
           <w:szCs w:val="28"/>
           <w14:ligatures w14:val="none"/>
         </w:rPr>
-        <w:t>bre</w:t>
+        <w:t xml:space="preserve"> 202</w:t>
       </w:r>
       <w:r>
         <w:rPr>
@@ -472,7 +472,7 @@
           <w:szCs w:val="28"/>
           <w14:ligatures w14:val="none"/>
         </w:rPr>
-        <w:t xml:space="preserve"> 2024</w:t>
+        <w:t>5</w:t>
       </w:r>
       <w:r>
         <w:rPr>
@@ -699,7 +699,7 @@
                 <w:noProof/>
                 <w:webHidden/>
               </w:rPr>
-              <w:t>2</w:t>
+              <w:t>3</w:t>
             </w:r>
             <w:r>
               <w:rPr>
@@ -783,7 +783,7 @@
               <w:rPr>
                 <w:webHidden/>
               </w:rPr>
-              <w:t>2</w:t>
+              <w:t>3</w:t>
             </w:r>
             <w:r>
               <w:rPr>
@@ -874,7 +874,7 @@
                 <w:noProof/>
                 <w:webHidden/>
               </w:rPr>
-              <w:t>6</w:t>
+              <w:t>7</w:t>
             </w:r>
             <w:r>
               <w:rPr>
@@ -958,7 +958,7 @@
               <w:rPr>
                 <w:webHidden/>
               </w:rPr>
-              <w:t>6</w:t>
+              <w:t>7</w:t>
             </w:r>
             <w:r>
               <w:rPr>
@@ -1041,7 +1041,7 @@
               <w:rPr>
                 <w:webHidden/>
               </w:rPr>
-              <w:t>7</w:t>
+              <w:t>8</w:t>
             </w:r>
             <w:r>
               <w:rPr>
@@ -1124,7 +1124,7 @@
               <w:rPr>
                 <w:webHidden/>
               </w:rPr>
-              <w:t>9</w:t>
+              <w:t>10</w:t>
             </w:r>
             <w:r>
               <w:rPr>
@@ -1207,7 +1207,7 @@
               <w:rPr>
                 <w:webHidden/>
               </w:rPr>
-              <w:t>10</w:t>
+              <w:t>11</w:t>
             </w:r>
             <w:r>
               <w:rPr>
@@ -1290,7 +1290,7 @@
               <w:rPr>
                 <w:webHidden/>
               </w:rPr>
-              <w:t>10</w:t>
+              <w:t>11</w:t>
             </w:r>
             <w:r>
               <w:rPr>
@@ -1373,7 +1373,7 @@
               <w:rPr>
                 <w:webHidden/>
               </w:rPr>
-              <w:t>12</w:t>
+              <w:t>13</w:t>
             </w:r>
             <w:r>
               <w:rPr>
@@ -1473,7 +1473,7 @@
                 <w:noProof/>
                 <w:webHidden/>
               </w:rPr>
-              <w:t>13</w:t>
+              <w:t>14</w:t>
             </w:r>
             <w:r>
               <w:rPr>
@@ -1557,7 +1557,7 @@
               <w:rPr>
                 <w:webHidden/>
               </w:rPr>
-              <w:t>14</w:t>
+              <w:t>15</w:t>
             </w:r>
             <w:r>
               <w:rPr>
@@ -1652,7 +1652,7 @@
               <w:rPr>
                 <w:webHidden/>
               </w:rPr>
-              <w:t>15</w:t>
+              <w:t>16</w:t>
             </w:r>
             <w:r>
               <w:rPr>
@@ -1737,7 +1737,7 @@
               <w:rPr>
                 <w:webHidden/>
               </w:rPr>
-              <w:t>22</w:t>
+              <w:t>23</w:t>
             </w:r>
             <w:r>
               <w:rPr>
@@ -1828,7 +1828,7 @@
               <w:rPr>
                 <w:webHidden/>
               </w:rPr>
-              <w:t>27</w:t>
+              <w:t>28</w:t>
             </w:r>
             <w:r>
               <w:rPr>
@@ -1928,7 +1928,7 @@
                 <w:noProof/>
                 <w:webHidden/>
               </w:rPr>
-              <w:t>27</w:t>
+              <w:t>29</w:t>
             </w:r>
             <w:r>
               <w:rPr>
@@ -2012,7 +2012,7 @@
               <w:rPr>
                 <w:webHidden/>
               </w:rPr>
-              <w:t>29</w:t>
+              <w:t>30</w:t>
             </w:r>
             <w:r>
               <w:rPr>
@@ -2103,7 +2103,7 @@
                 <w:noProof/>
                 <w:webHidden/>
               </w:rPr>
-              <w:t>33</w:t>
+              <w:t>35</w:t>
             </w:r>
             <w:r>
               <w:rPr>
@@ -2187,7 +2187,7 @@
               <w:rPr>
                 <w:webHidden/>
               </w:rPr>
-              <w:t>34</w:t>
+              <w:t>35</w:t>
             </w:r>
             <w:r>
               <w:rPr>
@@ -2270,7 +2270,7 @@
               <w:rPr>
                 <w:webHidden/>
               </w:rPr>
-              <w:t>37</w:t>
+              <w:t>39</w:t>
             </w:r>
             <w:r>
               <w:rPr>
@@ -2367,7 +2367,7 @@
               <w:rPr>
                 <w:webHidden/>
               </w:rPr>
-              <w:t>39</w:t>
+              <w:t>41</w:t>
             </w:r>
             <w:r>
               <w:rPr>
@@ -2439,7 +2439,7 @@
                 <w:noProof/>
                 <w:webHidden/>
               </w:rPr>
-              <w:t>42</w:t>
+              <w:t>44</w:t>
             </w:r>
             <w:r>
               <w:rPr>
@@ -2512,7 +2512,7 @@
                 <w:noProof/>
                 <w:webHidden/>
               </w:rPr>
-              <w:t>43</w:t>
+              <w:t>45</w:t>
             </w:r>
             <w:r>
               <w:rPr>
@@ -2586,7 +2586,7 @@
                 <w:noProof/>
                 <w:webHidden/>
               </w:rPr>
-              <w:t>45</w:t>
+              <w:t>47</w:t>
             </w:r>
             <w:r>
               <w:rPr>
@@ -2659,7 +2659,7 @@
                 <w:noProof/>
                 <w:webHidden/>
               </w:rPr>
-              <w:t>47</w:t>
+              <w:t>49</w:t>
             </w:r>
             <w:r>
               <w:rPr>
@@ -2730,15 +2730,26 @@
       <w:r>
         <w:t>Introducción - Plan de medios</w:t>
       </w:r>
+    </w:p>
+    <w:p>
+      <w:r>
+        <w:fldChar w:fldCharType="begin"/>
+      </w:r>
+      <w:r>
+        <w:instrText xml:space="preserve"> INCLUDEPICTURE "/Users/andreaardila/Library/Group Containers/UBF8T346G9.ms/WebArchiveCopyPasteTempFiles/com.microsoft.Word/9k=" \* MERGEFORMATINET </w:instrText>
+      </w:r>
+      <w:r>
+        <w:fldChar w:fldCharType="separate"/>
+      </w:r>
       <w:r>
         <w:rPr>
           <w:noProof/>
         </w:rPr>
         <w:drawing>
-          <wp:inline distT="0" distB="0" distL="0" distR="0" wp14:anchorId="2A37E980" wp14:editId="5DEBD362">
-            <wp:extent cx="6332220" cy="3566795"/>
-            <wp:effectExtent l="0" t="0" r="0" b="0"/>
-            <wp:docPr id="2" name="Imagen 2">
+          <wp:inline distT="0" distB="0" distL="0" distR="0" wp14:anchorId="57F5D11C" wp14:editId="7A4F4F3B">
+            <wp:extent cx="6332220" cy="3561715"/>
+            <wp:effectExtent l="0" t="0" r="5080" b="0"/>
+            <wp:docPr id="9958015" name="Imagen 4">
               <a:extLst xmlns:a="http://schemas.openxmlformats.org/drawingml/2006/main">
                 <a:ext uri="{C183D7F6-B498-43B3-948B-1728B52AA6E4}">
                   <adec:decorative xmlns:adec="http://schemas.microsoft.com/office/drawing/2017/decorative" val="1"/>
@@ -2752,7 +2763,7 @@
               <a:graphicData uri="http://schemas.openxmlformats.org/drawingml/2006/picture">
                 <pic:pic xmlns:pic="http://schemas.openxmlformats.org/drawingml/2006/picture">
                   <pic:nvPicPr>
-                    <pic:cNvPr id="2" name="Imagen 2">
+                    <pic:cNvPr id="9958015" name="Imagen 4">
                       <a:extLst>
                         <a:ext uri="{C183D7F6-B498-43B3-948B-1728B52AA6E4}">
                           <adec:decorative xmlns:adec="http://schemas.microsoft.com/office/drawing/2017/decorative" val="1"/>
@@ -2779,7 +2790,7 @@
                   <pic:spPr bwMode="auto">
                     <a:xfrm>
                       <a:off x="0" y="0"/>
-                      <a:ext cx="6332220" cy="3566795"/>
+                      <a:ext cx="6332220" cy="3561715"/>
                     </a:xfrm>
                     <a:prstGeom prst="rect">
                       <a:avLst/>
@@ -2794,6 +2805,9 @@
             </a:graphic>
           </wp:inline>
         </w:drawing>
+      </w:r>
+      <w:r>
+        <w:fldChar w:fldCharType="end"/>
       </w:r>
     </w:p>
     <w:p>
@@ -2832,10 +2846,7 @@
               <w:jc w:val="center"/>
             </w:pPr>
             <w:r>
-              <w:t>Síntesis del video:</w:t>
-            </w:r>
-            <w:r>
-              <w:t xml:space="preserve"> </w:t>
+              <w:t xml:space="preserve">Síntesis del video: </w:t>
             </w:r>
             <w:r>
               <w:t>Introducción - Plan de medios</w:t>
@@ -2852,12 +2863,15 @@
             <w:r>
               <w:t xml:space="preserve">En este componente formativo abordaremos el tema del plan de medios, sus elementos básicos, variables, cronograma y presupuesto. Adicionalmente, se hará una revisión del concepto de </w:t>
             </w:r>
+            <w:proofErr w:type="spellStart"/>
             <w:r>
               <w:rPr>
                 <w:rStyle w:val="Extranjerismo"/>
+                <w:lang w:val="es-CO"/>
               </w:rPr>
               <w:t>merchandising</w:t>
             </w:r>
+            <w:proofErr w:type="spellEnd"/>
             <w:r>
               <w:t xml:space="preserve">, describiendo sus características, objetivos y técnicas, así como las fases en el proceso de decisión de compra y algunos materiales utilizados dentro de la promoción de productos en el punto de venta. Un plan de medios no es más que una planificación estratégica enfocada en la creación de una campaña y las acciones necesarias para que esta llegue al público deseado. </w:t>
             </w:r>
@@ -2865,12 +2879,15 @@
               <w:lastRenderedPageBreak/>
               <w:t xml:space="preserve">Por su parte, el </w:t>
             </w:r>
+            <w:proofErr w:type="spellStart"/>
             <w:r>
               <w:rPr>
                 <w:rStyle w:val="Extranjerismo"/>
+                <w:lang w:val="es-CO"/>
               </w:rPr>
               <w:t>merchandising</w:t>
             </w:r>
+            <w:proofErr w:type="spellEnd"/>
             <w:r>
               <w:t xml:space="preserve"> constituye una de estas estrategias y se centra en la promoción de un producto, influyendo de alguna manera en la decisión de compra del consumidor, ya sea en el punto de venta o en un canal online</w:t>
             </w:r>
@@ -2888,10 +2905,23 @@
     </w:p>
     <w:p>
       <w:pPr>
+        <w:spacing w:before="0" w:after="160" w:line="259" w:lineRule="auto"/>
+        <w:ind w:firstLine="0"/>
+      </w:pPr>
+      <w:bookmarkStart w:id="1" w:name="_Toc179237017"/>
+      <w:r>
+        <w:rPr>
+          <w:b/>
+        </w:rPr>
+        <w:br w:type="page"/>
+      </w:r>
+    </w:p>
+    <w:p>
+      <w:pPr>
         <w:pStyle w:val="Ttulo1"/>
       </w:pPr>
-      <w:bookmarkStart w:id="1" w:name="_Toc179237017"/>
-      <w:r>
+      <w:r>
+        <w:lastRenderedPageBreak/>
         <w:t>Medición de audiencias</w:t>
       </w:r>
       <w:bookmarkEnd w:id="1"/>
@@ -2899,41 +2929,7 @@
     <w:p>
       <w:pPr>
         <w:pStyle w:val="Prrafodelista"/>
-        <w:numPr>
-          <w:ilvl w:val="0"/>
-          <w:numId w:val="9"/>
-        </w:numPr>
-        <w:rPr>
-          <w:b/>
-          <w:bCs/>
-        </w:rPr>
-      </w:pPr>
-      <w:r>
-        <w:rPr>
-          <w:b/>
-          <w:bCs/>
-        </w:rPr>
-        <w:t>Revisar en la carpeta de anexos el documento “</w:t>
-      </w:r>
-      <w:r>
-        <w:rPr>
-          <w:b/>
-          <w:bCs/>
-        </w:rPr>
-        <w:t>Medición de audiencias</w:t>
-      </w:r>
-      <w:r>
-        <w:rPr>
-          <w:b/>
-          <w:bCs/>
-        </w:rPr>
-        <w:t>”</w:t>
-      </w:r>
-    </w:p>
-    <w:p>
-      <w:pPr>
-        <w:pStyle w:val="Prrafodelista"/>
-        <w:ind w:left="1429" w:firstLine="0"/>
+        <w:ind w:left="142"/>
       </w:pPr>
       <w:r>
         <w:t>En el desarrollo de una campaña publicitaria o una estrategia de comunicación, el factor más importante es la audiencia, por ello lo invitamos a revisar en la carpeta de anexos, la infografía le servirá para introducir un poco más el tema.</w:t>
@@ -2992,7 +2988,6 @@
     </w:p>
     <w:p>
       <w:r>
-        <w:lastRenderedPageBreak/>
         <w:t>El EGM proporciona dos grandes tipos de datos sobre la audiencia: ¿cuántos son? y ¿cómo son?, es decir, cuál es su perfil en lo referente a variables sociodemográficas, geográficas, de estilo de vida, consumo y equipamiento.</w:t>
       </w:r>
     </w:p>
@@ -3046,7 +3041,11 @@
         </w:numPr>
       </w:pPr>
       <w:r>
-        <w:t>La información que se otorga hace referencia al número de lectores, espectadores, oyentes o usuarios de un medio, canal o cuenta en particular. Esta información indica el número de personas potencialmente sujetas al impacto del mensaje publicitario, indicando la cantidad de personas que potencialmente pueden llegar a ser impactadas por un anuncio.</w:t>
+        <w:t xml:space="preserve">La información que se otorga hace referencia al número de lectores, espectadores, oyentes o usuarios de un medio, canal o cuenta en particular. Esta información indica el número de personas potencialmente </w:t>
+      </w:r>
+      <w:r>
+        <w:lastRenderedPageBreak/>
+        <w:t>sujetas al impacto del mensaje publicitario, indicando la cantidad de personas que potencialmente pueden llegar a ser impactadas por un anuncio.</w:t>
       </w:r>
     </w:p>
     <w:p>
@@ -3083,6 +3082,7 @@
       <w:r>
         <w:rPr>
           <w:rStyle w:val="Extranjerismo"/>
+          <w:lang w:val="es-CO"/>
         </w:rPr>
         <w:t>rating</w:t>
       </w:r>
@@ -3092,6 +3092,7 @@
       <w:r>
         <w:rPr>
           <w:rStyle w:val="Extranjerismo"/>
+          <w:lang w:val="es-CO"/>
         </w:rPr>
         <w:t>rating</w:t>
       </w:r>
@@ -3107,22 +3108,18 @@
       <w:r>
         <w:rPr>
           <w:rStyle w:val="Extranjerismo"/>
+          <w:lang w:val="es-CO"/>
         </w:rPr>
         <w:t>rating</w:t>
       </w:r>
       <w:r>
         <w:t xml:space="preserve">, eso significa que </w:t>
       </w:r>
-      <w:proofErr w:type="gramStart"/>
       <w:r>
         <w:t xml:space="preserve">quinientos </w:t>
       </w:r>
       <w:r>
-        <w:t xml:space="preserve"> mil</w:t>
-      </w:r>
-      <w:proofErr w:type="gramEnd"/>
-      <w:r>
-        <w:t xml:space="preserve"> personas están viendo un programa de televisión o escuchando uno de radio a una hora determinada.</w:t>
+        <w:t xml:space="preserve"> mil personas están viendo un programa de televisión o escuchando uno de radio a una hora determinada.</w:t>
       </w:r>
     </w:p>
     <w:p>
@@ -3132,6 +3129,7 @@
       <w:r>
         <w:rPr>
           <w:rStyle w:val="Extranjerismo"/>
+          <w:lang w:val="es-CO"/>
         </w:rPr>
         <w:t>rating</w:t>
       </w:r>
@@ -3144,11 +3142,7 @@
       </w:r>
       <w:proofErr w:type="spellEnd"/>
       <w:r>
-        <w:t xml:space="preserve"> es quien desarrolla dicha medición </w:t>
-      </w:r>
-      <w:r>
-        <w:lastRenderedPageBreak/>
-        <w:t>desde hace casi 30 años</w:t>
+        <w:t xml:space="preserve"> es quien desarrolla dicha medición desde hace casi 30 años</w:t>
       </w:r>
       <w:r>
         <w:t xml:space="preserve">, </w:t>
@@ -3176,6 +3170,7 @@
           <w:rStyle w:val="Extranjerismo"/>
           <w:b/>
           <w:bCs/>
+          <w:lang w:val="es-CO"/>
         </w:rPr>
         <w:t>rating</w:t>
       </w:r>
@@ -3189,6 +3184,7 @@
           <w:rStyle w:val="Extranjerismo"/>
           <w:b/>
           <w:bCs/>
+          <w:lang w:val="es-CO"/>
         </w:rPr>
         <w:t>People meter</w:t>
       </w:r>
@@ -3198,6 +3194,7 @@
       <w:r>
         <w:rPr>
           <w:rStyle w:val="Extranjerismo"/>
+          <w:lang w:val="es-CO"/>
         </w:rPr>
         <w:t>People</w:t>
       </w:r>
@@ -3211,11 +3208,16 @@
       <w:r>
         <w:rPr>
           <w:rStyle w:val="Extranjerismo"/>
+          <w:lang w:val="es-CO"/>
         </w:rPr>
         <w:t>meter</w:t>
       </w:r>
       <w:r>
-        <w:t> permite saber con base en la muestra, el tiempo que una persona está conectada en un canal específico y los cambios de canales que realiza durante el tiempo que permanece frente a la pantalla. Adicionalmente, este dispositivo realiza un perfilamiento de los usuarios para saber quién específicamente está viendo determinado programa. La información pasa luego a una central de información donde acopian, tabulan y analizan todos los datos. De acuerdo con el tamaño de la población</w:t>
+        <w:t xml:space="preserve"> permite saber con base en la muestra, el tiempo que una persona está conectada en un canal específico y los cambios de canales que realiza durante el tiempo que permanece frente a la pantalla. Adicionalmente, este dispositivo </w:t>
+      </w:r>
+      <w:r>
+        <w:lastRenderedPageBreak/>
+        <w:t>realiza un perfilamiento de los usuarios para saber quién específicamente está viendo determinado programa. La información pasa luego a una central de información donde acopian, tabulan y analizan todos los datos. De acuerdo con el tamaño de la población</w:t>
       </w:r>
       <w:r>
         <w:t>,</w:t>
@@ -3226,6 +3228,7 @@
       <w:r>
         <w:rPr>
           <w:rStyle w:val="Extranjerismo"/>
+          <w:lang w:val="es-CO"/>
         </w:rPr>
         <w:t>rating</w:t>
       </w:r>
@@ -3252,6 +3255,7 @@
           <w:rStyle w:val="Extranjerismo"/>
           <w:b/>
           <w:bCs/>
+          <w:lang w:val="es-CO"/>
         </w:rPr>
         <w:t>rating</w:t>
       </w:r>
@@ -3265,13 +3269,8 @@
     </w:p>
     <w:p>
       <w:r>
-        <w:t xml:space="preserve">Para el caso de las audiencias de radio es diferente, aunque en la actualidad se puede determinar cuántas personas están conectadas a una cadena radial vía a internet, sin embargo, aún hay </w:t>
-      </w:r>
-      <w:proofErr w:type="gramStart"/>
-      <w:r>
-        <w:t>muchos radio</w:t>
-      </w:r>
-      <w:proofErr w:type="gramEnd"/>
+        <w:t>Para el caso de las audiencias de radio es diferente, aunque en la actualidad se puede determinar cuántas personas están conectadas a una cadena radial vía a internet, sin embargo, aún hay muchos radio</w:t>
+      </w:r>
       <w:r>
         <w:t xml:space="preserve"> </w:t>
       </w:r>
@@ -3292,13 +3291,16 @@
           <w:b/>
           <w:bCs/>
         </w:rPr>
+        <w:t>Medición de prensa y revistas impresas</w:t>
+      </w:r>
+    </w:p>
+    <w:p>
+      <w:r>
+        <w:t xml:space="preserve">La audiencia de un medio impreso se mide utilizando dos datos básicos, el primero es el tiraje del medio, es decir, las impresiones que se hagan de un ejemplar. El segundo dato son los lectores, los cuales están determinados por ejemplar. Por ejemplo, un ejemplar de periódico comprado en una familia puede ser leído por varios miembros de ella. Por su parte, una revista por tener un tiempo de vida más prolongado, de una semana o un mes, puede ser leída por muchas personas dependiendo del lugar donde estén. Cada medio debe determinar un promedio de lectores de sus ejemplares, con el fin de determinar su audiencia total. Estas </w:t>
+      </w:r>
+      <w:r>
         <w:lastRenderedPageBreak/>
-        <w:t>Medición de prensa y revistas impresas</w:t>
-      </w:r>
-    </w:p>
-    <w:p>
-      <w:r>
-        <w:t>La audiencia de un medio impreso se mide utilizando dos datos básicos, el primero es el tiraje del medio, es decir, las impresiones que se hagan de un ejemplar. El segundo dato son los lectores, los cuales están determinados por ejemplar. Por ejemplo, un ejemplar de periódico comprado en una familia puede ser leído por varios miembros de ella. Por su parte, una revista por tener un tiempo de vida más prolongado, de una semana o un mes, puede ser leída por muchas personas dependiendo del lugar donde estén. Cada medio debe determinar un promedio de lectores de sus ejemplares, con el fin de determinar su audiencia total. Estas mediciones son llevadas a cabo por la Oficina de Justificación de la Difusión (OJD), para los medios que solicitan sus servicios.</w:t>
+        <w:t>mediciones son llevadas a cabo por la Oficina de Justificación de la Difusión (OJD), para los medios que solicitan sus servicios.</w:t>
       </w:r>
     </w:p>
     <w:p>
@@ -3329,6 +3331,7 @@
       <w:r>
         <w:rPr>
           <w:rStyle w:val="Extranjerismo"/>
+          <w:lang w:val="es-CO"/>
         </w:rPr>
         <w:t>web</w:t>
       </w:r>
@@ -3338,33 +3341,43 @@
       <w:r>
         <w:rPr>
           <w:rStyle w:val="Extranjerismo"/>
+          <w:lang w:val="es-CO"/>
         </w:rPr>
         <w:t>web</w:t>
       </w:r>
       <w:r>
         <w:t>, sin embargo y a pesar de la precisión de estos sistemas de medición, muchos datos de </w:t>
       </w:r>
+      <w:proofErr w:type="spellStart"/>
       <w:r>
         <w:rPr>
           <w:rStyle w:val="Extranjerismo"/>
+          <w:lang w:val="es-CO"/>
         </w:rPr>
         <w:t>bots</w:t>
       </w:r>
+      <w:proofErr w:type="spellEnd"/>
       <w:r>
         <w:t> no se pueden discriminar, ya que alteraría las estadísticas.</w:t>
       </w:r>
     </w:p>
-    <w:p/>
-    <w:p>
-      <w:pPr>
+    <w:p>
+      <w:pPr>
+        <w:spacing w:before="0" w:after="160" w:line="259" w:lineRule="auto"/>
         <w:ind w:firstLine="0"/>
       </w:pPr>
+      <w:bookmarkStart w:id="3" w:name="_Toc179237019"/>
+      <w:r>
+        <w:rPr>
+          <w:b/>
+        </w:rPr>
+        <w:br w:type="page"/>
+      </w:r>
     </w:p>
     <w:p>
       <w:pPr>
         <w:pStyle w:val="Ttulo1"/>
       </w:pPr>
-      <w:bookmarkStart w:id="3" w:name="_Toc179237019"/>
       <w:r>
         <w:lastRenderedPageBreak/>
         <w:t>Plan de medios</w:t>
@@ -3459,14 +3472,29 @@
         <w:jc w:val="center"/>
       </w:pPr>
       <w:r>
+        <w:fldChar w:fldCharType="begin"/>
+      </w:r>
+      <w:r>
+        <w:instrText xml:space="preserve"> INCLUDEPICTURE "/Users/andreaardila/Library/Group Containers/UBF8T346G9.ms/WebArchiveCopyPasteTempFiles/com.microsoft.Word/9k=" \* MERGEFORMATINET </w:instrText>
+      </w:r>
+      <w:r>
+        <w:fldChar w:fldCharType="separate"/>
+      </w:r>
+      <w:r>
         <w:rPr>
           <w:noProof/>
         </w:rPr>
         <w:drawing>
-          <wp:inline distT="0" distB="0" distL="0" distR="0" wp14:anchorId="7554DDA2" wp14:editId="473A1EB9">
-            <wp:extent cx="6332220" cy="3566795"/>
-            <wp:effectExtent l="0" t="0" r="0" b="0"/>
-            <wp:docPr id="3" name="Imagen 3"/>
+          <wp:inline distT="0" distB="0" distL="0" distR="0" wp14:anchorId="7BAFBC5F" wp14:editId="431FC432">
+            <wp:extent cx="6332220" cy="3561715"/>
+            <wp:effectExtent l="0" t="0" r="5080" b="0"/>
+            <wp:docPr id="1298673194" name="Imagen 6">
+              <a:extLst xmlns:a="http://schemas.openxmlformats.org/drawingml/2006/main">
+                <a:ext uri="{C183D7F6-B498-43B3-948B-1728B52AA6E4}">
+                  <adec:decorative xmlns:adec="http://schemas.microsoft.com/office/drawing/2017/decorative" val="1"/>
+                </a:ext>
+              </a:extLst>
+            </wp:docPr>
             <wp:cNvGraphicFramePr>
               <a:graphicFrameLocks xmlns:a="http://schemas.openxmlformats.org/drawingml/2006/main" noChangeAspect="1"/>
             </wp:cNvGraphicFramePr>
@@ -3474,7 +3502,13 @@
               <a:graphicData uri="http://schemas.openxmlformats.org/drawingml/2006/picture">
                 <pic:pic xmlns:pic="http://schemas.openxmlformats.org/drawingml/2006/picture">
                   <pic:nvPicPr>
-                    <pic:cNvPr id="0" name="Picture 6"/>
+                    <pic:cNvPr id="1298673194" name="Imagen 6">
+                      <a:extLst>
+                        <a:ext uri="{C183D7F6-B498-43B3-948B-1728B52AA6E4}">
+                          <adec:decorative xmlns:adec="http://schemas.microsoft.com/office/drawing/2017/decorative" val="1"/>
+                        </a:ext>
+                      </a:extLst>
+                    </pic:cNvPr>
                     <pic:cNvPicPr>
                       <a:picLocks noChangeAspect="1" noChangeArrowheads="1"/>
                     </pic:cNvPicPr>
@@ -3495,7 +3529,7 @@
                   <pic:spPr bwMode="auto">
                     <a:xfrm>
                       <a:off x="0" y="0"/>
-                      <a:ext cx="6332220" cy="3566795"/>
+                      <a:ext cx="6332220" cy="3561715"/>
                     </a:xfrm>
                     <a:prstGeom prst="rect">
                       <a:avLst/>
@@ -3510,6 +3544,9 @@
             </a:graphic>
           </wp:inline>
         </w:drawing>
+      </w:r>
+      <w:r>
+        <w:fldChar w:fldCharType="end"/>
       </w:r>
     </w:p>
     <w:p>
@@ -3556,10 +3593,7 @@
             </w:pPr>
             <w:r>
               <w:lastRenderedPageBreak/>
-              <w:t xml:space="preserve">Síntesis del video: </w:t>
-            </w:r>
-            <w:r>
-              <w:t>Elementos básicos de un plan de medios</w:t>
+              <w:t>Síntesis del video: Elementos básicos de un plan de medios</w:t>
             </w:r>
           </w:p>
         </w:tc>
@@ -3573,12 +3607,15 @@
             <w:r>
               <w:t xml:space="preserve">Para crear una imagen de 1024x512 píxeles, primero dupliqué la capa en Photoshop, cambié el modo de fusión a "trama", volví a duplicar la capa, yendo a efectos de desenfoque, aplicando un desenfoque gaussiano con un radio de 15 píxeles, luego cambié el modo de fusión de esa capa a "multiplicar". Después configuré el archivo en formato ARGB con las dimensiones de 1024x512 píxeles y llevé la imagen a Ilustrador, donde incrusté el archivo. Tracé una forma para crear una máscara de recorte y, con el pincel, dibujé una línea que seguía la curva de la máscara, asignándole el color #ffda42, 5 puntos de grosor y estilo carboncillo. Con el mismo pincel realicé dos trazos para el fondo del texto, ambos con el estilo carboncillo desvanecer y grosor de 14 puntos, uno con el color #ff4b5f y el otro con el color #84e290. Sobre el primer trazo escribí la palabra "Explora" en color blanco, utilizando la tipografía GFI a 54 puntos, y sobre el segundo trazo añadí "Quindío" en Poppins </w:t>
             </w:r>
+            <w:proofErr w:type="spellStart"/>
             <w:r>
               <w:rPr>
                 <w:rStyle w:val="Extranjerismo"/>
+                <w:lang w:val="es-CO"/>
               </w:rPr>
               <w:t>World</w:t>
             </w:r>
+            <w:proofErr w:type="spellEnd"/>
             <w:r>
               <w:t xml:space="preserve"> a 56 puntos. Luego, ubiqué el logo de la marca y escribí "invita" sobre él usando Poppins regular a 22 puntos. Finalmente, tracé dos círculos usando los mismos colores de los fondos de los textos "Explora" y "Quindío", dentro de los cuales coloqué una fotografía y otro círculo con contornos de 14 puntos. Para evitar deformaciones al escalar, fui a "Objeto" y expandí la línea, dejando todo listo para publicar en Twitter.</w:t>
             </w:r>
@@ -3678,6 +3715,7 @@
       <w:r>
         <w:rPr>
           <w:rStyle w:val="Extranjerismo"/>
+          <w:lang w:val="es-CO"/>
         </w:rPr>
         <w:t>target</w:t>
       </w:r>
@@ -3753,6 +3791,7 @@
       <w:r>
         <w:rPr>
           <w:rStyle w:val="Extranjerismo"/>
+          <w:lang w:val="es-CO"/>
         </w:rPr>
         <w:t>web</w:t>
       </w:r>
@@ -3791,6 +3830,7 @@
       <w:r>
         <w:rPr>
           <w:rStyle w:val="Extranjerismo"/>
+          <w:lang w:val="es-CO"/>
         </w:rPr>
         <w:t>target</w:t>
       </w:r>
@@ -3905,6 +3945,7 @@
       <w:r>
         <w:rPr>
           <w:rStyle w:val="Extranjerismo"/>
+          <w:lang w:val="es-CO"/>
         </w:rPr>
         <w:t>target</w:t>
       </w:r>
@@ -3959,13 +4000,13 @@
           <w:noProof/>
         </w:rPr>
         <w:drawing>
-          <wp:inline distT="0" distB="0" distL="0" distR="0" wp14:anchorId="79A7E20B" wp14:editId="04076FE6">
+          <wp:inline distT="0" distB="0" distL="0" distR="0" wp14:anchorId="79A7E20B" wp14:editId="7F426D69">
             <wp:extent cx="2181225" cy="314325"/>
-            <wp:effectExtent l="0" t="0" r="9525" b="9525"/>
-            <wp:docPr id="17" name="Imagen 17">
+            <wp:effectExtent l="0" t="0" r="3175" b="3175"/>
+            <wp:docPr id="17" name="Imagen 17" descr="Fórmula para calcular Gross Rating Points (GRP): GRP = (total impactos / mercado objetivo) * 100, con explicación de que GRP es la sumatoria de porcentajes de impactos.">
               <a:extLst xmlns:a="http://schemas.openxmlformats.org/drawingml/2006/main">
                 <a:ext uri="{C183D7F6-B498-43B3-948B-1728B52AA6E4}">
-                  <adec:decorative xmlns:adec="http://schemas.microsoft.com/office/drawing/2017/decorative" val="1"/>
+                  <adec:decorative xmlns:adec="http://schemas.microsoft.com/office/drawing/2017/decorative" val="0"/>
                 </a:ext>
               </a:extLst>
             </wp:docPr>
@@ -3976,10 +4017,10 @@
               <a:graphicData uri="http://schemas.openxmlformats.org/drawingml/2006/picture">
                 <pic:pic xmlns:pic="http://schemas.openxmlformats.org/drawingml/2006/picture">
                   <pic:nvPicPr>
-                    <pic:cNvPr id="17" name="Imagen 17">
+                    <pic:cNvPr id="17" name="Imagen 17" descr="Fórmula para calcular Gross Rating Points (GRP): GRP = (total impactos / mercado objetivo) * 100, con explicación de que GRP es la sumatoria de porcentajes de impactos.">
                       <a:extLst>
                         <a:ext uri="{C183D7F6-B498-43B3-948B-1728B52AA6E4}">
-                          <adec:decorative xmlns:adec="http://schemas.microsoft.com/office/drawing/2017/decorative" val="1"/>
+                          <adec:decorative xmlns:adec="http://schemas.microsoft.com/office/drawing/2017/decorative" val="0"/>
                         </a:ext>
                       </a:extLst>
                     </pic:cNvPr>
@@ -4056,10 +4097,10 @@
           <w:noProof/>
         </w:rPr>
         <w:drawing>
-          <wp:inline distT="0" distB="0" distL="0" distR="0" wp14:anchorId="6035C43B" wp14:editId="4A522A90">
+          <wp:inline distT="0" distB="0" distL="0" distR="0" wp14:anchorId="6035C43B" wp14:editId="3B3A5B77">
             <wp:extent cx="2286000" cy="314325"/>
-            <wp:effectExtent l="0" t="0" r="0" b="9525"/>
-            <wp:docPr id="22" name="Imagen 22"/>
+            <wp:effectExtent l="0" t="0" r="0" b="3175"/>
+            <wp:docPr id="22" name="Imagen 22" descr="Fórmula para calcular Costo Por Mil (CPM): CPM = (costo del anuncio / impactos) * 1000, con explicación de que CPM indica la inversión por mil impresiones."/>
             <wp:cNvGraphicFramePr>
               <a:graphicFrameLocks xmlns:a="http://schemas.openxmlformats.org/drawingml/2006/main" noChangeAspect="1"/>
             </wp:cNvGraphicFramePr>
@@ -4067,7 +4108,7 @@
               <a:graphicData uri="http://schemas.openxmlformats.org/drawingml/2006/picture">
                 <pic:pic xmlns:pic="http://schemas.openxmlformats.org/drawingml/2006/picture">
                   <pic:nvPicPr>
-                    <pic:cNvPr id="0" name="Picture 4"/>
+                    <pic:cNvPr id="22" name="Imagen 22" descr="Fórmula para calcular Costo Por Mil (CPM): CPM = (costo del anuncio / impactos) * 1000, con explicación de que CPM indica la inversión por mil impresiones."/>
                     <pic:cNvPicPr>
                       <a:picLocks noChangeAspect="1" noChangeArrowheads="1"/>
                     </pic:cNvPicPr>
@@ -4147,6 +4188,7 @@
       <w:r>
         <w:rPr>
           <w:rStyle w:val="Extranjerismo"/>
+          <w:lang w:val="es-CO"/>
         </w:rPr>
         <w:t>web</w:t>
       </w:r>
@@ -4175,6 +4217,7 @@
       <w:r>
         <w:rPr>
           <w:rStyle w:val="Extranjerismo"/>
+          <w:lang w:val="es-CO"/>
         </w:rPr>
         <w:t>web</w:t>
       </w:r>
@@ -4184,6 +4227,7 @@
       <w:r>
         <w:rPr>
           <w:rStyle w:val="Extranjerismo"/>
+          <w:lang w:val="es-CO"/>
         </w:rPr>
         <w:t>web</w:t>
       </w:r>
@@ -4266,12 +4310,15 @@
       <w:r>
         <w:t> corresponde a la cantidad de usuarios que ingresan a una </w:t>
       </w:r>
+      <w:proofErr w:type="spellStart"/>
       <w:r>
         <w:rPr>
           <w:rStyle w:val="Extranjerismo"/>
+          <w:lang w:val="es-CO"/>
         </w:rPr>
         <w:t>landing</w:t>
       </w:r>
+      <w:proofErr w:type="spellEnd"/>
       <w:r>
         <w:rPr>
           <w:i/>
@@ -4282,6 +4329,7 @@
       <w:r>
         <w:rPr>
           <w:rStyle w:val="Extranjerismo"/>
+          <w:lang w:val="es-CO"/>
         </w:rPr>
         <w:t>page</w:t>
       </w:r>
@@ -4778,13 +4826,8 @@
               <w:pStyle w:val="TextoTablas"/>
             </w:pPr>
             <w:r>
-              <w:t xml:space="preserve">Google </w:t>
-            </w:r>
-            <w:proofErr w:type="spellStart"/>
-            <w:r>
-              <w:t>Ads</w:t>
-            </w:r>
-            <w:proofErr w:type="spellEnd"/>
+              <w:t>Google Ads</w:t>
+            </w:r>
           </w:p>
         </w:tc>
         <w:tc>
@@ -5635,12 +5678,15 @@
         <w:pStyle w:val="Ttulo1"/>
       </w:pPr>
       <w:bookmarkStart w:id="12" w:name="_Toc179237027"/>
+      <w:proofErr w:type="spellStart"/>
       <w:r>
         <w:rPr>
           <w:rStyle w:val="Extranjerismo"/>
+          <w:lang w:val="es-CO"/>
         </w:rPr>
         <w:t>Merchandising</w:t>
       </w:r>
+      <w:proofErr w:type="spellEnd"/>
       <w:r>
         <w:t xml:space="preserve"> - Promoción en el punto de venta</w:t>
       </w:r>
@@ -5650,12 +5696,15 @@
       <w:r>
         <w:t xml:space="preserve">En el siguiente video se expone con claridad el concepto de </w:t>
       </w:r>
+      <w:proofErr w:type="spellStart"/>
       <w:r>
         <w:rPr>
           <w:rStyle w:val="Extranjerismo"/>
+          <w:lang w:val="es-CO"/>
         </w:rPr>
         <w:t>merchandising</w:t>
       </w:r>
+      <w:proofErr w:type="spellEnd"/>
       <w:r>
         <w:t xml:space="preserve"> y su relación con la promoción en puntos de venta:</w:t>
       </w:r>
@@ -5663,30 +5712,43 @@
     <w:p>
       <w:pPr>
         <w:pStyle w:val="Video"/>
-      </w:pPr>
+        <w:ind w:firstLine="0"/>
+      </w:pPr>
+      <w:proofErr w:type="spellStart"/>
       <w:r>
         <w:rPr>
           <w:rStyle w:val="Extranjerismo"/>
+          <w:lang w:val="es-CO"/>
         </w:rPr>
         <w:t>Merchandising</w:t>
       </w:r>
-      <w:r>
-        <w:t xml:space="preserve"> en el punto de venta</w:t>
-      </w:r>
-    </w:p>
-    <w:p>
-      <w:pPr>
-        <w:ind w:firstLine="0"/>
-      </w:pPr>
+      <w:proofErr w:type="spellEnd"/>
+      <w:r>
+        <w:t xml:space="preserve"> </w:t>
+      </w:r>
+      <w:r>
+        <w:t xml:space="preserve">- Promoción en el punto de venta </w:t>
+      </w:r>
+    </w:p>
+    <w:p>
+      <w:r>
+        <w:fldChar w:fldCharType="begin"/>
+      </w:r>
+      <w:r>
+        <w:instrText xml:space="preserve"> INCLUDEPICTURE "/Users/andreaardila/Library/Group Containers/UBF8T346G9.ms/WebArchiveCopyPasteTempFiles/com.microsoft.Word/Z" \* MERGEFORMATINET </w:instrText>
+      </w:r>
+      <w:r>
+        <w:fldChar w:fldCharType="separate"/>
+      </w:r>
       <w:r>
         <w:rPr>
           <w:noProof/>
         </w:rPr>
         <w:drawing>
-          <wp:inline distT="0" distB="0" distL="0" distR="0" wp14:anchorId="36729ADB" wp14:editId="4D9F37EA">
-            <wp:extent cx="5783210" cy="3257550"/>
-            <wp:effectExtent l="0" t="0" r="8255" b="0"/>
-            <wp:docPr id="24" name="Imagen 24">
+          <wp:inline distT="0" distB="0" distL="0" distR="0" wp14:anchorId="30FF30D4" wp14:editId="5AACEDF5">
+            <wp:extent cx="5620871" cy="3161599"/>
+            <wp:effectExtent l="0" t="0" r="5715" b="1270"/>
+            <wp:docPr id="156922489" name="Imagen 10">
               <a:extLst xmlns:a="http://schemas.openxmlformats.org/drawingml/2006/main">
                 <a:ext uri="{C183D7F6-B498-43B3-948B-1728B52AA6E4}">
                   <adec:decorative xmlns:adec="http://schemas.microsoft.com/office/drawing/2017/decorative" val="1"/>
@@ -5700,7 +5762,7 @@
               <a:graphicData uri="http://schemas.openxmlformats.org/drawingml/2006/picture">
                 <pic:pic xmlns:pic="http://schemas.openxmlformats.org/drawingml/2006/picture">
                   <pic:nvPicPr>
-                    <pic:cNvPr id="24" name="Imagen 24">
+                    <pic:cNvPr id="156922489" name="Imagen 10">
                       <a:extLst>
                         <a:ext uri="{C183D7F6-B498-43B3-948B-1728B52AA6E4}">
                           <adec:decorative xmlns:adec="http://schemas.microsoft.com/office/drawing/2017/decorative" val="1"/>
@@ -5727,7 +5789,7 @@
                   <pic:spPr bwMode="auto">
                     <a:xfrm>
                       <a:off x="0" y="0"/>
-                      <a:ext cx="5786060" cy="3259155"/>
+                      <a:ext cx="5642604" cy="3173823"/>
                     </a:xfrm>
                     <a:prstGeom prst="rect">
                       <a:avLst/>
@@ -5742,6 +5804,9 @@
             </a:graphic>
           </wp:inline>
         </w:drawing>
+      </w:r>
+      <w:r>
+        <w:fldChar w:fldCharType="end"/>
       </w:r>
     </w:p>
     <w:p>
@@ -5781,14 +5846,20 @@
               <w:lastRenderedPageBreak/>
               <w:t xml:space="preserve">Síntesis del video: </w:t>
             </w:r>
+            <w:proofErr w:type="spellStart"/>
             <w:r>
               <w:rPr>
                 <w:rStyle w:val="Extranjerismo"/>
+                <w:lang w:val="es-CO"/>
               </w:rPr>
               <w:t>Merchandising</w:t>
             </w:r>
-            <w:r>
-              <w:t xml:space="preserve"> en el punto de venta</w:t>
+            <w:proofErr w:type="spellEnd"/>
+            <w:r>
+              <w:t xml:space="preserve"> </w:t>
+            </w:r>
+            <w:r>
+              <w:t>- Promoción en el punto de venta</w:t>
             </w:r>
           </w:p>
         </w:tc>
@@ -5805,6 +5876,7 @@
             <w:r>
               <w:rPr>
                 <w:rStyle w:val="Extranjerismo"/>
+                <w:lang w:val="es-CO"/>
               </w:rPr>
               <w:t>marketing</w:t>
             </w:r>
@@ -5814,27 +5886,43 @@
             <w:r>
               <w:rPr>
                 <w:rStyle w:val="Extranjerismo"/>
-              </w:rPr>
-              <w:t>sales promotion</w:t>
-            </w:r>
+                <w:lang w:val="es-CO"/>
+              </w:rPr>
+              <w:t xml:space="preserve">sales </w:t>
+            </w:r>
+            <w:proofErr w:type="spellStart"/>
+            <w:r>
+              <w:rPr>
+                <w:rStyle w:val="Extranjerismo"/>
+                <w:lang w:val="es-CO"/>
+              </w:rPr>
+              <w:t>promotion</w:t>
+            </w:r>
+            <w:proofErr w:type="spellEnd"/>
             <w:r>
               <w:t>" para describir todas las formas de comunicación, incluyendo la publicidad y las relaciones públicas, como sinónimo del término "</w:t>
             </w:r>
+            <w:proofErr w:type="spellStart"/>
             <w:r>
               <w:rPr>
                 <w:rStyle w:val="Extranjerismo"/>
+                <w:lang w:val="es-CO"/>
               </w:rPr>
               <w:t>promotion</w:t>
             </w:r>
+            <w:proofErr w:type="spellEnd"/>
             <w:r>
               <w:t>", generalmente empleado por los autores británicos. Además, en algunos casos, "</w:t>
             </w:r>
+            <w:proofErr w:type="spellStart"/>
             <w:r>
               <w:rPr>
                 <w:rStyle w:val="Extranjerismo"/>
+                <w:lang w:val="es-CO"/>
               </w:rPr>
               <w:t>promotion</w:t>
             </w:r>
+            <w:proofErr w:type="spellEnd"/>
             <w:r>
               <w:t>" se ha utilizado para referirse específicamente a la promoción de ventas, como ocurre en español.</w:t>
             </w:r>
@@ -5991,6 +6079,7 @@
       <w:r>
         <w:rPr>
           <w:rStyle w:val="Extranjerismo"/>
+          <w:lang w:val="es-CO"/>
         </w:rPr>
         <w:t>marketing</w:t>
       </w:r>
@@ -6008,6 +6097,7 @@
       <w:r>
         <w:rPr>
           <w:rStyle w:val="Extranjerismo"/>
+          <w:lang w:val="es-CO"/>
         </w:rPr>
         <w:t>marketing</w:t>
       </w:r>
@@ -6022,6 +6112,7 @@
       <w:r>
         <w:rPr>
           <w:rStyle w:val="Extranjerismo"/>
+          <w:lang w:val="es-CO"/>
         </w:rPr>
         <w:t>marketing</w:t>
       </w:r>
@@ -6298,12 +6389,15 @@
       <w:r>
         <w:t xml:space="preserve">Ganar apoyo promocional en el punto de venta, incentivando las actividades de </w:t>
       </w:r>
+      <w:proofErr w:type="spellStart"/>
       <w:r>
         <w:rPr>
           <w:rStyle w:val="Extranjerismo"/>
+          <w:lang w:val="es-CO"/>
         </w:rPr>
         <w:t>merchandising</w:t>
       </w:r>
+      <w:proofErr w:type="spellEnd"/>
       <w:r>
         <w:t>.</w:t>
       </w:r>
@@ -7046,6 +7140,7 @@
       <w:r>
         <w:rPr>
           <w:rStyle w:val="Extranjerismo"/>
+          <w:lang w:val="es-CO"/>
         </w:rPr>
         <w:t>marketing</w:t>
       </w:r>
@@ -7097,21 +7192,27 @@
         <w:lastRenderedPageBreak/>
         <w:t>consumidor, conocida como estrategia </w:t>
       </w:r>
+      <w:proofErr w:type="spellStart"/>
       <w:r>
         <w:rPr>
           <w:rStyle w:val="Extranjerismo"/>
+          <w:lang w:val="es-CO"/>
         </w:rPr>
         <w:t>Push</w:t>
       </w:r>
+      <w:proofErr w:type="spellEnd"/>
       <w:r>
         <w:t> y </w:t>
       </w:r>
+      <w:proofErr w:type="spellStart"/>
       <w:r>
         <w:rPr>
           <w:rStyle w:val="Extranjerismo"/>
+          <w:lang w:val="es-CO"/>
         </w:rPr>
         <w:t>Pull</w:t>
       </w:r>
+      <w:proofErr w:type="spellEnd"/>
       <w:r>
         <w:t xml:space="preserve"> la que ha sido seguida por autores como Kotler (2000), </w:t>
       </w:r>
@@ -7211,21 +7312,27 @@
         <w:lastRenderedPageBreak/>
         <w:t>De acuerdo con esta clasificación, en la estrategia </w:t>
       </w:r>
+      <w:proofErr w:type="spellStart"/>
       <w:r>
         <w:rPr>
           <w:rStyle w:val="Extranjerismo"/>
+          <w:lang w:val="es-CO"/>
         </w:rPr>
         <w:t>Push</w:t>
       </w:r>
+      <w:proofErr w:type="spellEnd"/>
       <w:r>
         <w:t> las promociones al consumidor comprenden todas aquellas acciones promocionales ofrecidas por los fabricantes directamente al consumidor final, cuyo objetivo principal será el de fomentar la compra de la marca promocionada. </w:t>
       </w:r>
+      <w:proofErr w:type="spellStart"/>
       <w:r>
         <w:rPr>
           <w:rStyle w:val="Extranjerismo"/>
+          <w:lang w:val="es-CO"/>
         </w:rPr>
         <w:t>Push</w:t>
       </w:r>
+      <w:proofErr w:type="spellEnd"/>
     </w:p>
     <w:p>
       <w:r>
@@ -7237,12 +7344,15 @@
       <w:r>
         <w:t xml:space="preserve"> en la estrategia </w:t>
       </w:r>
+      <w:proofErr w:type="spellStart"/>
       <w:r>
         <w:rPr>
           <w:rStyle w:val="Extranjerismo"/>
+          <w:lang w:val="es-CO"/>
         </w:rPr>
         <w:t>Pull</w:t>
       </w:r>
+      <w:proofErr w:type="spellEnd"/>
       <w:r>
         <w:t> las promociones del distribuidor son también promociones dirigidas al consumidor, pero, en este caso, diseñadas por el propio detallista, y perseguirán atraer clientes al establecimiento y aumentar las ventas y la rentabilidad del surtido en su conjunto. En muchos casos existen conflictos de interés entre las promociones al consumidor diseñadas por los fabricantes y las promovidas por los distribuidores, por lo que cada vez adquieren mayor importancia el tercer tipo de promociones, esto es, aquellas dirigidas al distribuidor por el fabricante (</w:t>
       </w:r>
@@ -7782,15 +7892,7 @@
       </w:pPr>
       <w:r>
         <w:lastRenderedPageBreak/>
-        <w:t xml:space="preserve">En las promociones diferidas el incentivo promocional no es inmediato y requiere una participación por parte del consumidor, al que se le exige cierto esfuerzo, </w:t>
-      </w:r>
-      <w:proofErr w:type="gramStart"/>
-      <w:r>
-        <w:t>como</w:t>
-      </w:r>
-      <w:proofErr w:type="gramEnd"/>
-      <w:r>
-        <w:t xml:space="preserve"> por ejemplo: recortar y guardar los cupones o vales promocionales, enviar los comprobantes de compra para obtener descuentos o regalos, completar formularios para participar en sorteos o concursos, etc.</w:t>
+        <w:t>En las promociones diferidas el incentivo promocional no es inmediato y requiere una participación por parte del consumidor, al que se le exige cierto esfuerzo, como por ejemplo: recortar y guardar los cupones o vales promocionales, enviar los comprobantes de compra para obtener descuentos o regalos, completar formularios para participar en sorteos o concursos, etc.</w:t>
       </w:r>
     </w:p>
     <w:p>
@@ -7877,7 +7979,6 @@
         <w:t>Las promociones incentivadoras persiguen hacer la compra más atractiva a través de incentivos monetarios o no monetarios.</w:t>
       </w:r>
     </w:p>
-    <w:p/>
     <w:p>
       <w:pPr>
         <w:pStyle w:val="Ttulo2"/>
@@ -7907,7 +8008,6 @@
           <w:lang w:val="es-419" w:eastAsia="es-CO"/>
         </w:rPr>
       </w:pPr>
-      <w:proofErr w:type="spellStart"/>
       <w:r>
         <w:rPr>
           <w:rStyle w:val="Extranjerismo"/>
@@ -7917,7 +8017,6 @@
         </w:rPr>
         <w:t>Merchandising</w:t>
       </w:r>
-      <w:proofErr w:type="spellEnd"/>
       <w:r>
         <w:rPr>
           <w:b/>
@@ -8030,13 +8129,26 @@
     </w:p>
     <w:p>
       <w:pPr>
+        <w:spacing w:before="0" w:after="160" w:line="259" w:lineRule="auto"/>
+        <w:ind w:firstLine="0"/>
+      </w:pPr>
+      <w:bookmarkStart w:id="19" w:name="_Toc179237033"/>
+      <w:r>
+        <w:rPr>
+          <w:b/>
+        </w:rPr>
+        <w:br w:type="page"/>
+      </w:r>
+    </w:p>
+    <w:p>
+      <w:pPr>
         <w:pStyle w:val="Ttulo1"/>
       </w:pPr>
-      <w:bookmarkStart w:id="19" w:name="_Toc179237033"/>
       <w:r>
         <w:rPr>
           <w:rStyle w:val="Extranjerismo"/>
         </w:rPr>
+        <w:lastRenderedPageBreak/>
         <w:t>Merchandising</w:t>
       </w:r>
       <w:r>
@@ -8054,16 +8166,8 @@
         <w:rPr>
           <w:lang w:val="es-419" w:eastAsia="es-CO"/>
         </w:rPr>
-        <w:t xml:space="preserve">Los que acuden a los establecimientos a realizar sus compras y quienes toman la decisión de comprar los artículos o no, son los clientes. Por este motivo, el marketing se preocupa por conocerlos y estudiar cómo toman sus decisiones y sin duda, aplicar las </w:t>
-      </w:r>
-      <w:r>
-        <w:rPr>
-          <w:lang w:val="es-419" w:eastAsia="es-CO"/>
-        </w:rPr>
-        <w:lastRenderedPageBreak/>
-        <w:t xml:space="preserve">técnicas de </w:t>
-      </w:r>
-      <w:proofErr w:type="spellStart"/>
+        <w:t xml:space="preserve">Los que acuden a los establecimientos a realizar sus compras y quienes toman la decisión de comprar los artículos o no, son los clientes. Por este motivo, el marketing se preocupa por conocerlos y estudiar cómo toman sus decisiones y sin duda, aplicar las técnicas de </w:t>
+      </w:r>
       <w:r>
         <w:rPr>
           <w:rStyle w:val="Extranjerismo"/>
@@ -8071,7 +8175,6 @@
         </w:rPr>
         <w:t>merchandising</w:t>
       </w:r>
-      <w:proofErr w:type="spellEnd"/>
       <w:r>
         <w:rPr>
           <w:lang w:val="es-419" w:eastAsia="es-CO"/>
@@ -8087,14 +8190,17 @@
         </w:rPr>
         <w:t xml:space="preserve">El cliente </w:t>
       </w:r>
+      <w:proofErr w:type="spellStart"/>
       <w:r>
         <w:rPr>
           <w:rStyle w:val="Extranjerismo"/>
           <w:b/>
           <w:bCs/>
+          <w:lang w:val="es-CO"/>
         </w:rPr>
         <w:t>shopper</w:t>
       </w:r>
+      <w:proofErr w:type="spellEnd"/>
       <w:r>
         <w:t>: es aquel que necesita una serie de argumentos para acudir a un establecimiento y no a otro. Quiere saber dónde hay que comprar y no qué comprar.</w:t>
       </w:r>
@@ -8110,14 +8216,17 @@
       <w:r>
         <w:t xml:space="preserve"> </w:t>
       </w:r>
+      <w:proofErr w:type="spellStart"/>
       <w:r>
         <w:rPr>
           <w:rStyle w:val="Extranjerismo"/>
           <w:b/>
           <w:bCs/>
+          <w:lang w:val="es-CO"/>
         </w:rPr>
         <w:t>buyer</w:t>
       </w:r>
+      <w:proofErr w:type="spellEnd"/>
       <w:r>
         <w:t>: es el que ya está dentro del punto de venta. Basará su decisión de compra en los precios, la calidad de los productos, las distintas ofertas, las promociones, la gama de productos y el trato recibido.</w:t>
       </w:r>
@@ -8132,21 +8241,27 @@
       <w:r>
         <w:t xml:space="preserve"> y muchos comercios excelentes por dentro descuidan lo referente a la atracción requerida en los aspectos </w:t>
       </w:r>
+      <w:proofErr w:type="spellStart"/>
       <w:r>
         <w:rPr>
           <w:rStyle w:val="Extranjerismo"/>
+          <w:lang w:val="es-CO"/>
         </w:rPr>
         <w:t>shopper</w:t>
       </w:r>
+      <w:proofErr w:type="spellEnd"/>
       <w:r>
         <w:t>, tales como la señalización adecuada para que el cliente sepa cómo ir al local o la numeración de las plazas de aparcamiento, por citar algunos. Por el contrario, otros comercios han reforzado los aspectos </w:t>
       </w:r>
+      <w:proofErr w:type="spellStart"/>
       <w:r>
         <w:rPr>
           <w:rStyle w:val="Extranjerismo"/>
+          <w:lang w:val="es-CO"/>
         </w:rPr>
         <w:t>shopper</w:t>
       </w:r>
+      <w:proofErr w:type="spellEnd"/>
       <w:r>
         <w:t>, pero han descuidado la cortesía y atención al cliente.</w:t>
       </w:r>
@@ -8176,6 +8291,7 @@
     </w:p>
     <w:p>
       <w:r>
+        <w:lastRenderedPageBreak/>
         <w:t>* En el caso de que el comprador lo haga para más de una persona (familia, etc.).</w:t>
       </w:r>
     </w:p>
@@ -8314,8 +8430,6 @@
         <w:t>Por ejemplo, si cuando se nos averió la plancha hemos decidido comprar una nueva, pensaremos en primer lugar en la experiencia positiva o negativa del uso; además de nuestra propia experiencia, podemos preguntar a otras personas sobre la plancha que tienen y si su funcionamiento es satisfactorio.</w:t>
       </w:r>
     </w:p>
-    <w:p/>
-    <w:p/>
     <w:p>
       <w:pPr>
         <w:rPr>
@@ -8467,7 +8581,6 @@
         <w:t>producto comprar y lo hacemos. En el acto de compra pueden intervenir varias personas (aunque también pueden ser una misma persona). Así, existen diferentes roles:</w:t>
       </w:r>
     </w:p>
-    <w:p/>
     <w:p>
       <w:pPr>
         <w:pStyle w:val="Prrafodelista"/>
@@ -8893,10 +9006,23 @@
     </w:p>
     <w:p>
       <w:pPr>
+        <w:spacing w:before="0" w:after="160" w:line="259" w:lineRule="auto"/>
+        <w:ind w:firstLine="0"/>
+      </w:pPr>
+      <w:bookmarkStart w:id="23" w:name="_Toc179237036"/>
+      <w:r>
+        <w:rPr>
+          <w:b/>
+        </w:rPr>
+        <w:br w:type="page"/>
+      </w:r>
+    </w:p>
+    <w:p>
+      <w:pPr>
         <w:pStyle w:val="Ttulo1"/>
       </w:pPr>
-      <w:bookmarkStart w:id="23" w:name="_Toc179237036"/>
-      <w:r>
+      <w:r>
+        <w:lastRenderedPageBreak/>
         <w:t>Diseño de Material P.O.P</w:t>
       </w:r>
       <w:bookmarkEnd w:id="23"/>
@@ -8908,17 +9034,55 @@
       <w:r>
         <w:rPr>
           <w:rStyle w:val="Extranjerismo"/>
-        </w:rPr>
-        <w:t>Point Of Purchase Display</w:t>
-      </w:r>
+          <w:lang w:val="es-CO"/>
+        </w:rPr>
+        <w:t xml:space="preserve">Point </w:t>
+      </w:r>
+      <w:proofErr w:type="spellStart"/>
+      <w:r>
+        <w:rPr>
+          <w:rStyle w:val="Extranjerismo"/>
+          <w:lang w:val="es-CO"/>
+        </w:rPr>
+        <w:t>Of</w:t>
+      </w:r>
+      <w:proofErr w:type="spellEnd"/>
+      <w:r>
+        <w:rPr>
+          <w:rStyle w:val="Extranjerismo"/>
+          <w:lang w:val="es-CO"/>
+        </w:rPr>
+        <w:t xml:space="preserve"> </w:t>
+      </w:r>
+      <w:proofErr w:type="spellStart"/>
+      <w:r>
+        <w:rPr>
+          <w:rStyle w:val="Extranjerismo"/>
+          <w:lang w:val="es-CO"/>
+        </w:rPr>
+        <w:t>Purchase</w:t>
+      </w:r>
+      <w:proofErr w:type="spellEnd"/>
+      <w:r>
+        <w:rPr>
+          <w:rStyle w:val="Extranjerismo"/>
+          <w:lang w:val="es-CO"/>
+        </w:rPr>
+        <w:t xml:space="preserve"> </w:t>
+      </w:r>
+      <w:proofErr w:type="spellStart"/>
+      <w:r>
+        <w:rPr>
+          <w:rStyle w:val="Extranjerismo"/>
+          <w:lang w:val="es-CO"/>
+        </w:rPr>
+        <w:t>Display</w:t>
+      </w:r>
+      <w:proofErr w:type="spellEnd"/>
       <w:r>
         <w:t>), con lo cual se ejemplifican algunas estrategias para potenciar las ventas de una marca.</w:t>
       </w:r>
     </w:p>
-    <w:p/>
-    <w:p/>
-    <w:p/>
-    <w:p/>
     <w:p>
       <w:pPr>
         <w:pStyle w:val="Prrafodelista"/>
@@ -9123,11 +9287,11 @@
           </w:tcPr>
           <w:p>
             <w:r>
-              <w:t xml:space="preserve">Para crear un póster de precios, lo primero es editar y preparar las imágenes en Photoshop. Existen dos herramientas clave para recortar imágenes y eliminar fondos: la herramienta de lazo y la herramienta de pluma. La herramienta de lazo incluye variantes como el lazo libre, el lazo poligonal y el lazo magnético, que permiten seleccionar objetos de diferentes formas. Es importante hacer una selección precisa para evitar errores al eliminar el fondo. Además, se puede suavizar el borde de la selección con la opción de "desvanecer" para evitar cortes drásticos. Si la imagen tiene un candado en la capa, este debe desbloquearse antes de eliminar el fondo. </w:t>
+              <w:t xml:space="preserve">Para crear un póster de precios, lo primero es editar y preparar las imágenes en Photoshop. Existen dos herramientas clave para recortar imágenes y eliminar fondos: la herramienta de lazo y la herramienta de pluma. La herramienta de lazo incluye variantes como el lazo libre, el lazo poligonal y el lazo magnético, que permiten </w:t>
             </w:r>
             <w:r>
               <w:lastRenderedPageBreak/>
-              <w:t>Una vez seleccionada el área deseada, se invierte la selección (</w:t>
+              <w:t>seleccionar objetos de diferentes formas. Es importante hacer una selección precisa para evitar errores al eliminar el fondo. Además, se puede suavizar el borde de la selección con la opción de "desvanecer" para evitar cortes drásticos. Si la imagen tiene un candado en la capa, este debe desbloquearse antes de eliminar el fondo. Una vez seleccionada el área deseada, se invierte la selección (</w:t>
             </w:r>
             <w:proofErr w:type="spellStart"/>
             <w:r>
@@ -9150,18 +9314,22 @@
             <w:r>
               <w:t xml:space="preserve">Una vez que las imágenes están preparadas, se pasa a </w:t>
             </w:r>
+            <w:proofErr w:type="spellStart"/>
             <w:r>
               <w:rPr>
                 <w:rStyle w:val="Extranjerismo"/>
+                <w:lang w:val="es-CO"/>
               </w:rPr>
               <w:t>Illustrator</w:t>
             </w:r>
+            <w:proofErr w:type="spellEnd"/>
             <w:r>
               <w:t xml:space="preserve">, donde se crea un nuevo documento, generalmente en formato A3 para un póster. Es crucial configurar el perfil de color según el medio. Para impresiones, se utiliza el modo CMYK, mientras que para </w:t>
             </w:r>
             <w:r>
               <w:rPr>
                 <w:rStyle w:val="Extranjerismo"/>
+                <w:lang w:val="es-CO"/>
               </w:rPr>
               <w:t>web</w:t>
             </w:r>
@@ -9192,21 +9360,27 @@
           </w:p>
           <w:p>
             <w:r>
-              <w:t xml:space="preserve">Primero, se crea una capa para las fotos de los helados y otra nueva para trabajar el fondo. Se seleccionan las fotos y se ajustan manualmente, escalando correctamente con la tecla "Shift" sostenida para mantener la proporción, evitando deformar las imágenes. Para mayor precisión, se puede usar la opción de dimensiones que ofrece </w:t>
-            </w:r>
+              <w:t xml:space="preserve">Primero, se crea una capa para las fotos de los helados y otra nueva para trabajar el fondo. Se seleccionan las fotos y se ajustan manualmente, escalando </w:t>
+            </w:r>
+            <w:r>
+              <w:lastRenderedPageBreak/>
+              <w:t xml:space="preserve">correctamente con la tecla "Shift" sostenida para mantener la proporción, evitando deformar las imágenes. Para mayor precisión, se puede usar la opción de dimensiones que ofrece </w:t>
+            </w:r>
+            <w:proofErr w:type="spellStart"/>
             <w:r>
               <w:rPr>
                 <w:rStyle w:val="Extranjerismo"/>
+                <w:lang w:val="es-CO"/>
               </w:rPr>
               <w:t>Illustrator</w:t>
             </w:r>
+            <w:proofErr w:type="spellEnd"/>
             <w:r>
               <w:t>, activando una cadena que asegura que las medidas se escalen proporcionalmente.</w:t>
             </w:r>
           </w:p>
           <w:p>
             <w:r>
-              <w:lastRenderedPageBreak/>
               <w:t>Se organiza el diseño creando una estructura gráfica básica que incluye un fondo, imágenes de los helados, un espacio para la lista de precios, el logo de la heladería o marca, y los íconos de redes sociales. El logo se coloca en la parte superior del póster, y un área inferior se reserva para los íconos de redes sociales como Facebook y Twitter.</w:t>
             </w:r>
           </w:p>
@@ -9219,24 +9393,27 @@
             <w:r>
               <w:t xml:space="preserve">Al diseñar un póster de precios para una heladería en Adobe </w:t>
             </w:r>
+            <w:proofErr w:type="spellStart"/>
             <w:r>
               <w:rPr>
                 <w:rStyle w:val="Extranjerismo"/>
+                <w:lang w:val="es-CO"/>
               </w:rPr>
               <w:t>Illustrator</w:t>
             </w:r>
+            <w:proofErr w:type="spellEnd"/>
             <w:r>
               <w:t>, es crucial seleccionar una tipografía que se alinee con el tema, en este caso, una fuente más redondeada y amigable, en lugar de una robótica o rígida. Se coloca el título "Precios" y se ajusta la tipografía en términos de interlineado y espaciado entre letras usando el panel "Carácter". Posteriormente, se crean banderillas con la herramienta de pluma para señalar los precios de cada producto, asegurándose de que no interfieran con las imágenes de los helados, las cuales deben traerse al frente si es necesario.</w:t>
             </w:r>
           </w:p>
           <w:p>
             <w:r>
+              <w:lastRenderedPageBreak/>
               <w:t>Se pueden reflejar y duplicar las banderillas para usarlas con diferentes productos, y se juega con el tamaño de los helados dependiendo de su importancia en el menú. Si es necesario, se puede cambiar el fondo para darle mayor coherencia visual al diseño. El fondo se coloca en una capa inferior y se ajusta con la herramienta de máscaras de recorte para que encaje dentro de los límites del diseño sin sobresalir.</w:t>
             </w:r>
           </w:p>
           <w:p>
             <w:r>
-              <w:lastRenderedPageBreak/>
               <w:t>Finalmente, se agregan los precios a cada uno de los productos, asegurándose de duplicar y modificar el texto correspondiente sin cometer errores. Los precios se pueden ajustar manualmente o utilizar el panel de opciones de tipografía para mantener consistencia en el tamaño y presentación. De este modo, se organiza un póster atractivo y profesional que presenta los productos y precios de forma clara y visualmente coherente.</w:t>
             </w:r>
           </w:p>
@@ -9245,7 +9422,47 @@
     </w:tbl>
     <w:p>
       <w:pPr>
-        <w:jc w:val="center"/>
+        <w:ind w:firstLine="0"/>
+      </w:pPr>
+    </w:p>
+    <w:p>
+      <w:pPr>
+        <w:ind w:firstLine="0"/>
+      </w:pPr>
+    </w:p>
+    <w:p>
+      <w:pPr>
+        <w:ind w:firstLine="0"/>
+      </w:pPr>
+    </w:p>
+    <w:p>
+      <w:pPr>
+        <w:ind w:firstLine="0"/>
+      </w:pPr>
+    </w:p>
+    <w:p>
+      <w:pPr>
+        <w:ind w:firstLine="0"/>
+      </w:pPr>
+    </w:p>
+    <w:p>
+      <w:pPr>
+        <w:ind w:firstLine="0"/>
+      </w:pPr>
+    </w:p>
+    <w:p>
+      <w:pPr>
+        <w:ind w:firstLine="0"/>
+      </w:pPr>
+    </w:p>
+    <w:p>
+      <w:pPr>
+        <w:ind w:firstLine="0"/>
+      </w:pPr>
+    </w:p>
+    <w:p>
+      <w:pPr>
+        <w:ind w:firstLine="0"/>
       </w:pPr>
     </w:p>
     <w:p>
@@ -9254,6 +9471,7 @@
       </w:pPr>
       <w:bookmarkStart w:id="27" w:name="_Toc179237039"/>
       <w:r>
+        <w:lastRenderedPageBreak/>
         <w:t>Hablador (sapito)</w:t>
       </w:r>
       <w:bookmarkEnd w:id="27"/>
@@ -9297,10 +9515,16 @@
           <w:lang w:val="es-419"/>
         </w:rPr>
         <w:drawing>
-          <wp:inline distT="0" distB="0" distL="0" distR="0" wp14:anchorId="3AD4B3C0" wp14:editId="0D83A478">
-            <wp:extent cx="6332220" cy="3566795"/>
-            <wp:effectExtent l="0" t="0" r="0" b="0"/>
-            <wp:docPr id="32" name="Imagen 32"/>
+          <wp:inline distT="0" distB="0" distL="0" distR="0" wp14:anchorId="3AD4B3C0" wp14:editId="1C06F334">
+            <wp:extent cx="5876365" cy="3310022"/>
+            <wp:effectExtent l="0" t="0" r="3810" b="5080"/>
+            <wp:docPr id="32" name="Imagen 32">
+              <a:extLst xmlns:a="http://schemas.openxmlformats.org/drawingml/2006/main">
+                <a:ext uri="{C183D7F6-B498-43B3-948B-1728B52AA6E4}">
+                  <adec:decorative xmlns:adec="http://schemas.microsoft.com/office/drawing/2017/decorative" val="1"/>
+                </a:ext>
+              </a:extLst>
+            </wp:docPr>
             <wp:cNvGraphicFramePr>
               <a:graphicFrameLocks xmlns:a="http://schemas.openxmlformats.org/drawingml/2006/main" noChangeAspect="1"/>
             </wp:cNvGraphicFramePr>
@@ -9308,7 +9532,13 @@
               <a:graphicData uri="http://schemas.openxmlformats.org/drawingml/2006/picture">
                 <pic:pic xmlns:pic="http://schemas.openxmlformats.org/drawingml/2006/picture">
                   <pic:nvPicPr>
-                    <pic:cNvPr id="0" name="Picture 70"/>
+                    <pic:cNvPr id="32" name="Imagen 32">
+                      <a:extLst>
+                        <a:ext uri="{C183D7F6-B498-43B3-948B-1728B52AA6E4}">
+                          <adec:decorative xmlns:adec="http://schemas.microsoft.com/office/drawing/2017/decorative" val="1"/>
+                        </a:ext>
+                      </a:extLst>
+                    </pic:cNvPr>
                     <pic:cNvPicPr>
                       <a:picLocks noChangeAspect="1" noChangeArrowheads="1"/>
                     </pic:cNvPicPr>
@@ -9329,7 +9559,7 @@
                   <pic:spPr bwMode="auto">
                     <a:xfrm>
                       <a:off x="0" y="0"/>
-                      <a:ext cx="6332220" cy="3566795"/>
+                      <a:ext cx="5876365" cy="3310022"/>
                     </a:xfrm>
                     <a:prstGeom prst="rect">
                       <a:avLst/>
@@ -9350,7 +9580,8 @@
       <w:pPr>
         <w:jc w:val="center"/>
         <w:rPr>
-          <w:rStyle w:val="Hipervnculo"/>
+          <w:color w:val="1F3864" w:themeColor="accent1" w:themeShade="80"/>
+          <w:u w:val="single"/>
         </w:rPr>
       </w:pPr>
       <w:hyperlink r:id="rId25" w:history="1">
@@ -9361,11 +9592,6 @@
           <w:t>Enlace de reproducción del video</w:t>
         </w:r>
       </w:hyperlink>
-    </w:p>
-    <w:p>
-      <w:pPr>
-        <w:jc w:val="center"/>
-      </w:pPr>
     </w:p>
     <w:tbl>
       <w:tblPr>
@@ -9387,11 +9613,7 @@
               <w:jc w:val="center"/>
             </w:pPr>
             <w:r>
-              <w:lastRenderedPageBreak/>
-              <w:t xml:space="preserve">Síntesis del video: </w:t>
-            </w:r>
-            <w:r>
-              <w:t>Hablador (</w:t>
+              <w:t>Síntesis del video: Hablador (</w:t>
             </w:r>
             <w:r>
               <w:t>s</w:t>
@@ -9414,7 +9636,11 @@
           </w:p>
           <w:p>
             <w:r>
-              <w:t>Posteriormente, se diseña la estela de luz que caracteriza a las estrellas fugaces, utilizando el lápiz o el pincel de manchas y asignándole el mismo color que se utilizó para la estrella. Una vez trazadas ambas formas, se procede a seleccionarlas y a unificarlas en un solo objeto a través de la opción "Buscar trazos" en el menú.</w:t>
+              <w:t xml:space="preserve">Posteriormente, se diseña la estela de luz que caracteriza a las estrellas fugaces, utilizando el lápiz o el pincel de manchas y asignándole el mismo color que </w:t>
+            </w:r>
+            <w:r>
+              <w:lastRenderedPageBreak/>
+              <w:t>se utilizó para la estrella. Una vez trazadas ambas formas, se procede a seleccionarlas y a unificarlas en un solo objeto a través de la opción "Buscar trazos" en el menú.</w:t>
             </w:r>
           </w:p>
           <w:p>
@@ -9437,7 +9663,6 @@
           </w:p>
           <w:p>
             <w:r>
-              <w:lastRenderedPageBreak/>
               <w:t>Finalmente, para definir el área de corte, se realiza un trazo alrededor del diseño que siga la silueta de la estrella, lo que servirá como guía para el proceso de troquelado. Este diseño no solo será atractivo visualmente, sino que también cumplirá con la funcionalidad necesaria para la exhibición del producto, alineándose con el espíritu festivo de la campaña navideña de Coca-Cola.</w:t>
             </w:r>
           </w:p>
@@ -9451,26 +9676,60 @@
     </w:p>
     <w:p>
       <w:pPr>
+        <w:jc w:val="center"/>
+      </w:pPr>
+    </w:p>
+    <w:p>
+      <w:pPr>
+        <w:jc w:val="center"/>
+      </w:pPr>
+    </w:p>
+    <w:p>
+      <w:pPr>
+        <w:jc w:val="center"/>
+      </w:pPr>
+    </w:p>
+    <w:p>
+      <w:pPr>
         <w:pStyle w:val="Ttulo2"/>
       </w:pPr>
       <w:bookmarkStart w:id="28" w:name="_Toc179237040"/>
       <w:r>
+        <w:lastRenderedPageBreak/>
         <w:t>Adhesivo de piso (</w:t>
       </w:r>
+      <w:r>
+        <w:rPr>
+          <w:rStyle w:val="Extranjerismo"/>
+          <w:lang w:val="es-CO"/>
+        </w:rPr>
+        <w:t xml:space="preserve">vinilo </w:t>
+      </w:r>
       <w:proofErr w:type="spellStart"/>
       <w:r>
         <w:rPr>
           <w:rStyle w:val="Extranjerismo"/>
-        </w:rPr>
-        <w:t>vinilo</w:t>
+          <w:lang w:val="es-CO"/>
+        </w:rPr>
+        <w:t>floor</w:t>
       </w:r>
       <w:proofErr w:type="spellEnd"/>
       <w:r>
         <w:rPr>
           <w:rStyle w:val="Extranjerismo"/>
-        </w:rPr>
-        <w:t xml:space="preserve"> floor graphic</w:t>
-      </w:r>
+          <w:lang w:val="es-CO"/>
+        </w:rPr>
+        <w:t xml:space="preserve"> </w:t>
+      </w:r>
+      <w:proofErr w:type="spellStart"/>
+      <w:r>
+        <w:rPr>
+          <w:rStyle w:val="Extranjerismo"/>
+          <w:lang w:val="es-CO"/>
+        </w:rPr>
+        <w:t>graphic</w:t>
+      </w:r>
+      <w:proofErr w:type="spellEnd"/>
       <w:r>
         <w:t>)</w:t>
       </w:r>
@@ -9573,11 +9832,6 @@
         </w:r>
       </w:hyperlink>
     </w:p>
-    <w:p>
-      <w:pPr>
-        <w:jc w:val="center"/>
-      </w:pPr>
-    </w:p>
     <w:tbl>
       <w:tblPr>
         <w:tblStyle w:val="Tablaconcuadrcula"/>
@@ -9598,7 +9852,6 @@
               <w:jc w:val="center"/>
             </w:pPr>
             <w:r>
-              <w:lastRenderedPageBreak/>
               <w:t xml:space="preserve">Síntesis del video: Adhesivo de </w:t>
             </w:r>
             <w:r>
@@ -9622,7 +9875,11 @@
           </w:p>
           <w:p>
             <w:r>
-              <w:t>Para la elaboración del adhesivo, se utilizarán imágenes de las fichas de Lego, las cuales deben ser descargadas desde una página de recursos gratuitos. En este proceso, se empleará Photoshop para eliminar el fondo de las imágenes utilizando herramientas de selección. Se procederá a trazar cuidadosamente la silueta de cada ficha, asegurándose de mantener los detalles característicos de las piezas de Lego. Posteriormente, se enviarán estas imágenes al fondo del diseño, asignándoles un color gris claro con una opacidad del 50%, lo que permitirá que el diseño se integre armónicamente con el entorno de la tienda. Además, se aplicará un enfoque de 30 píxeles para dar un efecto visual que aporte profundidad al diseño.</w:t>
+              <w:t xml:space="preserve">Para la elaboración del adhesivo, se utilizarán imágenes de las fichas de Lego, las cuales deben ser descargadas desde una página de recursos gratuitos. En este </w:t>
+            </w:r>
+            <w:r>
+              <w:lastRenderedPageBreak/>
+              <w:t>proceso, se empleará Photoshop para eliminar el fondo de las imágenes utilizando herramientas de selección. Se procederá a trazar cuidadosamente la silueta de cada ficha, asegurándose de mantener los detalles característicos de las piezas de Lego. Posteriormente, se enviarán estas imágenes al fondo del diseño, asignándoles un color gris claro con una opacidad del 50%, lo que permitirá que el diseño se integre armónicamente con el entorno de la tienda. Además, se aplicará un enfoque de 30 píxeles para dar un efecto visual que aporte profundidad al diseño.</w:t>
             </w:r>
           </w:p>
           <w:p>
@@ -9632,82 +9889,21 @@
           </w:p>
           <w:p>
             <w:r>
-              <w:lastRenderedPageBreak/>
               <w:t>En cuanto a la parte amarilla del texto, se convertirá en contornos mediante la opción de “Buscar trazos” y se unificará, aplicando el color amarillo típico de Lego. Esta conversión permite que el texto tenga un aspecto tridimensional. Luego, se duplicará esta forma amarilla y se enviará hacia atrás, asignándole un contorno de 40 puntos y pintándola con el color rojo que representa el fondo del logo de Lego. Este proceso asegura un diseño visualmente atractivo que llama la atención y cumple con la temática propuesta.</w:t>
             </w:r>
           </w:p>
           <w:p>
             <w:r>
-              <w:t>Finalmente, se buscará que el diseño no solo sea estéticamente agradable, sino también funcional, creando un ambiente de juego y alerta que resalte la experiencia de Lego en la tienda, evocando la idea de que los padres, al entrar descalzos, deben tener cuidado con las fichas del juego que pueden estar en el suelo. Este adhesivo no solo se convertirá en un elemento decorativo, sino también en un recordatorio divertido y cautivador de la esencia lúdica de Lego.</w:t>
+              <w:t xml:space="preserve">Finalmente, se buscará que el diseño no solo sea estéticamente agradable, sino también funcional, creando un ambiente de juego y alerta que resalte la experiencia de Lego en la tienda, evocando la idea de que los padres, al entrar descalzos, deben </w:t>
+            </w:r>
+            <w:r>
+              <w:lastRenderedPageBreak/>
+              <w:t>tener cuidado con las fichas del juego que pueden estar en el suelo. Este adhesivo no solo se convertirá en un elemento decorativo, sino también en un recordatorio divertido y cautivador de la esencia lúdica de Lego.</w:t>
             </w:r>
           </w:p>
         </w:tc>
       </w:tr>
     </w:tbl>
-    <w:p/>
-    <w:p/>
-    <w:p>
-      <w:pPr>
-        <w:ind w:firstLine="0"/>
-        <w:rPr>
-          <w:rFonts w:ascii="Calibri" w:eastAsia="Times New Roman" w:hAnsi="Calibri" w:cs="Times New Roman (Títulos en alf"/>
-          <w:b/>
-          <w:color w:val="000000" w:themeColor="text1"/>
-          <w:spacing w:val="-10"/>
-          <w:kern w:val="0"/>
-          <w:szCs w:val="28"/>
-          <w:lang w:val="es-419" w:eastAsia="es-CO"/>
-          <w14:ligatures w14:val="none"/>
-        </w:rPr>
-      </w:pPr>
-    </w:p>
-    <w:p>
-      <w:pPr>
-        <w:ind w:firstLine="0"/>
-        <w:rPr>
-          <w:rFonts w:ascii="Calibri" w:eastAsia="Times New Roman" w:hAnsi="Calibri" w:cs="Times New Roman (Títulos en alf"/>
-          <w:b/>
-          <w:color w:val="000000" w:themeColor="text1"/>
-          <w:spacing w:val="-10"/>
-          <w:kern w:val="0"/>
-          <w:szCs w:val="28"/>
-          <w:lang w:val="es-419" w:eastAsia="es-CO"/>
-          <w14:ligatures w14:val="none"/>
-        </w:rPr>
-      </w:pPr>
-    </w:p>
-    <w:p>
-      <w:pPr>
-        <w:ind w:firstLine="0"/>
-        <w:rPr>
-          <w:lang w:val="es-419" w:eastAsia="es-CO"/>
-        </w:rPr>
-      </w:pPr>
-    </w:p>
-    <w:p>
-      <w:pPr>
-        <w:ind w:firstLine="0"/>
-        <w:rPr>
-          <w:lang w:val="es-419" w:eastAsia="es-CO"/>
-        </w:rPr>
-      </w:pPr>
-    </w:p>
-    <w:p>
-      <w:pPr>
-        <w:ind w:firstLine="0"/>
-        <w:rPr>
-          <w:lang w:val="es-419" w:eastAsia="es-CO"/>
-        </w:rPr>
-      </w:pPr>
-    </w:p>
-    <w:p>
-      <w:pPr>
-        <w:ind w:firstLine="0"/>
-        <w:rPr>
-          <w:lang w:val="es-419" w:eastAsia="es-CO"/>
-        </w:rPr>
-      </w:pPr>
-    </w:p>
     <w:p>
       <w:pPr>
         <w:pStyle w:val="Ttulo1"/>
@@ -9716,8 +9912,42 @@
           <w:numId w:val="0"/>
         </w:numPr>
         <w:ind w:left="1068"/>
+        <w:rPr>
+          <w:rFonts w:asciiTheme="minorHAnsi" w:eastAsiaTheme="minorHAnsi" w:hAnsiTheme="minorHAnsi" w:cstheme="minorBidi"/>
+          <w:b w:val="0"/>
+          <w:color w:val="auto"/>
+          <w:spacing w:val="0"/>
+          <w:kern w:val="2"/>
+          <w:szCs w:val="22"/>
+          <w14:ligatures w14:val="standardContextual"/>
+        </w:rPr>
       </w:pPr>
       <w:bookmarkStart w:id="29" w:name="_Toc179237041"/>
+    </w:p>
+    <w:p>
+      <w:pPr>
+        <w:spacing w:before="0" w:after="160" w:line="259" w:lineRule="auto"/>
+        <w:ind w:firstLine="0"/>
+        <w:rPr>
+          <w:lang w:val="es-419" w:eastAsia="es-CO"/>
+        </w:rPr>
+      </w:pPr>
+      <w:r>
+        <w:rPr>
+          <w:b/>
+        </w:rPr>
+        <w:br w:type="page"/>
+      </w:r>
+    </w:p>
+    <w:p>
+      <w:pPr>
+        <w:pStyle w:val="Ttulo1"/>
+        <w:numPr>
+          <w:ilvl w:val="0"/>
+          <w:numId w:val="0"/>
+        </w:numPr>
+        <w:ind w:left="1068"/>
+      </w:pPr>
       <w:r>
         <w:lastRenderedPageBreak/>
         <w:t>Síntesis</w:t>
@@ -9754,6 +9984,7 @@
       </w:pPr>
       <w:r>
         <w:rPr>
+          <w:noProof/>
           <w:lang w:eastAsia="es-CO"/>
         </w:rPr>
         <w:drawing>
@@ -9867,15 +10098,17 @@
           <w:lang w:eastAsia="es-CO"/>
         </w:rPr>
       </w:pPr>
+      <w:proofErr w:type="spellStart"/>
       <w:r>
         <w:rPr>
           <w:rStyle w:val="Extranjerismo"/>
           <w:b/>
           <w:bCs/>
-          <w:lang w:eastAsia="es-CO"/>
+          <w:lang w:val="es-CO" w:eastAsia="es-CO"/>
         </w:rPr>
         <w:t>Bots</w:t>
       </w:r>
+      <w:proofErr w:type="spellEnd"/>
       <w:r>
         <w:rPr>
           <w:b/>
@@ -9895,7 +10128,7 @@
       <w:r>
         <w:rPr>
           <w:rStyle w:val="Extranjerismo"/>
-          <w:lang w:eastAsia="es-CO"/>
+          <w:lang w:val="es-CO" w:eastAsia="es-CO"/>
         </w:rPr>
         <w:t>software</w:t>
       </w:r>
@@ -9973,7 +10206,7 @@
       <w:r>
         <w:rPr>
           <w:rStyle w:val="Extranjerismo"/>
-          <w:lang w:eastAsia="es-CO"/>
+          <w:lang w:val="es-CO" w:eastAsia="es-CO"/>
         </w:rPr>
         <w:t>marketing</w:t>
       </w:r>
@@ -9997,7 +10230,7 @@
           <w:rStyle w:val="Extranjerismo"/>
           <w:b/>
           <w:bCs/>
-          <w:lang w:eastAsia="es-CO"/>
+          <w:lang w:val="es-CO" w:eastAsia="es-CO"/>
         </w:rPr>
         <w:t>Cookies:</w:t>
       </w:r>
@@ -10011,7 +10244,7 @@
       <w:r>
         <w:rPr>
           <w:rStyle w:val="Extranjerismo"/>
-          <w:lang w:eastAsia="es-CO"/>
+          <w:lang w:val="es-CO" w:eastAsia="es-CO"/>
         </w:rPr>
         <w:t>web</w:t>
       </w:r>
@@ -10025,7 +10258,7 @@
       <w:r>
         <w:rPr>
           <w:rStyle w:val="Extranjerismo"/>
-          <w:lang w:eastAsia="es-CO"/>
+          <w:lang w:val="es-CO" w:eastAsia="es-CO"/>
         </w:rPr>
         <w:t>blogs</w:t>
       </w:r>
@@ -10044,37 +10277,23 @@
           <w:lang w:eastAsia="es-CO"/>
         </w:rPr>
       </w:pPr>
+      <w:proofErr w:type="spellStart"/>
       <w:r>
         <w:rPr>
           <w:rStyle w:val="Extranjerismo"/>
           <w:b/>
           <w:bCs/>
-          <w:lang w:eastAsia="es-CO"/>
+          <w:lang w:val="es-CO" w:eastAsia="es-CO"/>
         </w:rPr>
         <w:t>Displays</w:t>
       </w:r>
+      <w:proofErr w:type="spellEnd"/>
       <w:r>
         <w:rPr>
           <w:bdr w:val="none" w:sz="0" w:space="0" w:color="auto" w:frame="1"/>
           <w:lang w:eastAsia="es-CO"/>
         </w:rPr>
-        <w:t xml:space="preserve">: “son objetos tridimensionales que permiten captar la atención del consumidor o cliente, aplicando </w:t>
-      </w:r>
-      <w:proofErr w:type="gramStart"/>
-      <w:r>
-        <w:rPr>
-          <w:bdr w:val="none" w:sz="0" w:space="0" w:color="auto" w:frame="1"/>
-          <w:lang w:eastAsia="es-CO"/>
-        </w:rPr>
-        <w:t>a</w:t>
-      </w:r>
-      <w:proofErr w:type="gramEnd"/>
-      <w:r>
-        <w:rPr>
-          <w:bdr w:val="none" w:sz="0" w:space="0" w:color="auto" w:frame="1"/>
-          <w:lang w:eastAsia="es-CO"/>
-        </w:rPr>
-        <w:t xml:space="preserve"> objetos bidimensionales atributos tridimensionales como el volumen, peso, entre otros” (</w:t>
+        <w:t>: “son objetos tridimensionales que permiten captar la atención del consumidor o cliente, aplicando a objetos bidimensionales atributos tridimensionales como el volumen, peso, entre otros” (</w:t>
       </w:r>
       <w:proofErr w:type="spellStart"/>
       <w:r>
@@ -10105,7 +10324,7 @@
           <w:rStyle w:val="Extranjerismo"/>
           <w:b/>
           <w:bCs/>
-          <w:lang w:eastAsia="es-CO"/>
+          <w:lang w:val="es-CO" w:eastAsia="es-CO"/>
         </w:rPr>
         <w:t>E-mail marketing</w:t>
       </w:r>
@@ -10189,14 +10408,25 @@
           <w:lang w:eastAsia="es-CO"/>
         </w:rPr>
       </w:pPr>
+      <w:proofErr w:type="spellStart"/>
       <w:r>
         <w:rPr>
           <w:rStyle w:val="Extranjerismo"/>
           <w:b/>
           <w:bCs/>
-          <w:lang w:eastAsia="es-CO"/>
-        </w:rPr>
-        <w:t>Merchandising:</w:t>
+          <w:lang w:val="es-CO" w:eastAsia="es-CO"/>
+        </w:rPr>
+        <w:t>Merchandising</w:t>
+      </w:r>
+      <w:proofErr w:type="spellEnd"/>
+      <w:r>
+        <w:rPr>
+          <w:rStyle w:val="Extranjerismo"/>
+          <w:b/>
+          <w:bCs/>
+          <w:lang w:val="es-CO" w:eastAsia="es-CO"/>
+        </w:rPr>
+        <w:t>:</w:t>
       </w:r>
       <w:r>
         <w:rPr>
@@ -10351,6 +10581,7 @@
           <w14:ligatures w14:val="none"/>
         </w:rPr>
       </w:pPr>
+      <w:proofErr w:type="spellStart"/>
       <w:r>
         <w:rPr>
           <w:rFonts w:eastAsia="Times New Roman" w:cstheme="minorHAnsi"/>
@@ -10360,7 +10591,91 @@
           <w:lang w:eastAsia="es-CO"/>
           <w14:ligatures w14:val="none"/>
         </w:rPr>
-        <w:t>ACIM Colombia. (2020). Estudios ACIM</w:t>
+        <w:t>Alard</w:t>
+      </w:r>
+      <w:proofErr w:type="spellEnd"/>
+      <w:r>
+        <w:rPr>
+          <w:rFonts w:eastAsia="Times New Roman" w:cstheme="minorHAnsi"/>
+          <w:kern w:val="0"/>
+          <w:szCs w:val="28"/>
+          <w:bdr w:val="none" w:sz="0" w:space="0" w:color="auto" w:frame="1"/>
+          <w:lang w:eastAsia="es-CO"/>
+          <w14:ligatures w14:val="none"/>
+        </w:rPr>
+        <w:t xml:space="preserve">, J. y </w:t>
+      </w:r>
+      <w:proofErr w:type="spellStart"/>
+      <w:r>
+        <w:rPr>
+          <w:rFonts w:eastAsia="Times New Roman" w:cstheme="minorHAnsi"/>
+          <w:kern w:val="0"/>
+          <w:szCs w:val="28"/>
+          <w:bdr w:val="none" w:sz="0" w:space="0" w:color="auto" w:frame="1"/>
+          <w:lang w:eastAsia="es-CO"/>
+          <w14:ligatures w14:val="none"/>
+        </w:rPr>
+        <w:t>Monford</w:t>
+      </w:r>
+      <w:proofErr w:type="spellEnd"/>
+      <w:r>
+        <w:rPr>
+          <w:rFonts w:eastAsia="Times New Roman" w:cstheme="minorHAnsi"/>
+          <w:kern w:val="0"/>
+          <w:szCs w:val="28"/>
+          <w:bdr w:val="none" w:sz="0" w:space="0" w:color="auto" w:frame="1"/>
+          <w:lang w:eastAsia="es-CO"/>
+          <w14:ligatures w14:val="none"/>
+        </w:rPr>
+        <w:t xml:space="preserve">, A. (2017). Plan de comunicación </w:t>
+      </w:r>
+      <w:proofErr w:type="spellStart"/>
+      <w:r>
+        <w:rPr>
+          <w:rFonts w:eastAsia="Times New Roman" w:cstheme="minorHAnsi"/>
+          <w:kern w:val="0"/>
+          <w:szCs w:val="28"/>
+          <w:bdr w:val="none" w:sz="0" w:space="0" w:color="auto" w:frame="1"/>
+          <w:lang w:eastAsia="es-CO"/>
+          <w14:ligatures w14:val="none"/>
+        </w:rPr>
+        <w:t>on</w:t>
+      </w:r>
+      <w:proofErr w:type="spellEnd"/>
+      <w:r>
+        <w:rPr>
+          <w:rFonts w:eastAsia="Times New Roman" w:cstheme="minorHAnsi"/>
+          <w:kern w:val="0"/>
+          <w:szCs w:val="28"/>
+          <w:bdr w:val="none" w:sz="0" w:space="0" w:color="auto" w:frame="1"/>
+          <w:lang w:eastAsia="es-CO"/>
+          <w14:ligatures w14:val="none"/>
+        </w:rPr>
+        <w:t xml:space="preserve"> y off en la práctica. ESIC Editorial</w:t>
+      </w:r>
+    </w:p>
+    <w:p>
+      <w:pPr>
+        <w:ind w:left="709" w:hanging="709"/>
+        <w:rPr>
+          <w:rFonts w:eastAsia="Times New Roman" w:cstheme="minorHAnsi"/>
+          <w:kern w:val="0"/>
+          <w:szCs w:val="28"/>
+          <w:bdr w:val="none" w:sz="0" w:space="0" w:color="auto" w:frame="1"/>
+          <w:lang w:eastAsia="es-CO"/>
+          <w14:ligatures w14:val="none"/>
+        </w:rPr>
+      </w:pPr>
+      <w:r>
+        <w:rPr>
+          <w:rFonts w:eastAsia="Times New Roman" w:cstheme="minorHAnsi"/>
+          <w:kern w:val="0"/>
+          <w:szCs w:val="28"/>
+          <w:bdr w:val="none" w:sz="0" w:space="0" w:color="auto" w:frame="1"/>
+          <w:lang w:eastAsia="es-CO"/>
+          <w14:ligatures w14:val="none"/>
+        </w:rPr>
+        <w:t>Asociación Colombiana para la Investigación de Medios. (2004). Estudio general de medios - EMG-. Comisión Nacional de Televisión.</w:t>
       </w:r>
       <w:r>
         <w:rPr>
@@ -10384,13 +10699,10 @@
             <w:lang w:eastAsia="es-CO"/>
             <w14:ligatures w14:val="none"/>
           </w:rPr>
-          <w:t>http://www.acimcolombia.com/estudios-acim/</w:t>
+          <w:t>https://revistas.udea.edu.co/index.php/ceo/article/download/1700/1349/5482</w:t>
         </w:r>
       </w:hyperlink>
-    </w:p>
-    <w:p>
-      <w:pPr>
-        <w:ind w:left="709" w:hanging="709"/>
+      <w:r>
         <w:rPr>
           <w:rFonts w:eastAsia="Times New Roman" w:cstheme="minorHAnsi"/>
           <w:kern w:val="0"/>
@@ -10399,9 +10711,12 @@
           <w:lang w:eastAsia="es-CO"/>
           <w14:ligatures w14:val="none"/>
         </w:rPr>
-      </w:pPr>
-      <w:proofErr w:type="spellStart"/>
-      <w:r>
+        <w:t xml:space="preserve"> </w:t>
+      </w:r>
+    </w:p>
+    <w:p>
+      <w:pPr>
+        <w:ind w:left="709" w:hanging="709"/>
         <w:rPr>
           <w:rFonts w:eastAsia="Times New Roman" w:cstheme="minorHAnsi"/>
           <w:kern w:val="0"/>
@@ -10410,9 +10725,7 @@
           <w:lang w:eastAsia="es-CO"/>
           <w14:ligatures w14:val="none"/>
         </w:rPr>
-        <w:t>Alard</w:t>
-      </w:r>
-      <w:proofErr w:type="spellEnd"/>
+      </w:pPr>
       <w:r>
         <w:rPr>
           <w:rFonts w:eastAsia="Times New Roman" w:cstheme="minorHAnsi"/>
@@ -10422,8 +10735,21 @@
           <w:lang w:eastAsia="es-CO"/>
           <w14:ligatures w14:val="none"/>
         </w:rPr>
-        <w:t xml:space="preserve">, J. y </w:t>
-      </w:r>
+        <w:t>Ávila, B. y Llamazares, F. (2018). Medición de audiencias. TOM micro. Utilidades en la elaboración de un plan de medios. ESIC Editorial.</w:t>
+      </w:r>
+    </w:p>
+    <w:p>
+      <w:pPr>
+        <w:ind w:left="709" w:hanging="709"/>
+        <w:rPr>
+          <w:rFonts w:eastAsia="Times New Roman" w:cstheme="minorHAnsi"/>
+          <w:kern w:val="0"/>
+          <w:szCs w:val="28"/>
+          <w:bdr w:val="none" w:sz="0" w:space="0" w:color="auto" w:frame="1"/>
+          <w:lang w:val="en-US" w:eastAsia="es-CO"/>
+          <w14:ligatures w14:val="none"/>
+        </w:rPr>
+      </w:pPr>
       <w:proofErr w:type="spellStart"/>
       <w:r>
         <w:rPr>
@@ -10434,7 +10760,7 @@
           <w:lang w:eastAsia="es-CO"/>
           <w14:ligatures w14:val="none"/>
         </w:rPr>
-        <w:t>Monford</w:t>
+        <w:t>Ayestarán</w:t>
       </w:r>
       <w:proofErr w:type="spellEnd"/>
       <w:r>
@@ -10446,10 +10772,84 @@
           <w:lang w:eastAsia="es-CO"/>
           <w14:ligatures w14:val="none"/>
         </w:rPr>
-        <w:t xml:space="preserve">, A. (2017). Plan de comunicación </w:t>
-      </w:r>
+        <w:t xml:space="preserve">, R., Rangel, C. y Sebastián, A. (2012). Planificación estratégica y gestión de la publicidad. </w:t>
+      </w:r>
+      <w:r>
+        <w:rPr>
+          <w:rFonts w:eastAsia="Times New Roman" w:cstheme="minorHAnsi"/>
+          <w:kern w:val="0"/>
+          <w:szCs w:val="28"/>
+          <w:bdr w:val="none" w:sz="0" w:space="0" w:color="auto" w:frame="1"/>
+          <w:lang w:val="en-US" w:eastAsia="es-CO"/>
+          <w14:ligatures w14:val="none"/>
+        </w:rPr>
+        <w:t>ESIC Editorial.</w:t>
+      </w:r>
+    </w:p>
+    <w:p>
+      <w:pPr>
+        <w:ind w:left="709" w:hanging="709"/>
+        <w:rPr>
+          <w:rFonts w:eastAsia="Times New Roman" w:cstheme="minorHAnsi"/>
+          <w:kern w:val="0"/>
+          <w:szCs w:val="28"/>
+          <w:bdr w:val="none" w:sz="0" w:space="0" w:color="auto" w:frame="1"/>
+          <w:lang w:val="en-US" w:eastAsia="es-CO"/>
+          <w14:ligatures w14:val="none"/>
+        </w:rPr>
+      </w:pPr>
       <w:proofErr w:type="spellStart"/>
       <w:r>
+        <w:rPr>
+          <w:rFonts w:eastAsia="Times New Roman" w:cstheme="minorHAnsi"/>
+          <w:kern w:val="0"/>
+          <w:szCs w:val="28"/>
+          <w:bdr w:val="none" w:sz="0" w:space="0" w:color="auto" w:frame="1"/>
+          <w:lang w:val="en-US" w:eastAsia="es-CO"/>
+          <w14:ligatures w14:val="none"/>
+        </w:rPr>
+        <w:t>Blattberg</w:t>
+      </w:r>
+      <w:proofErr w:type="spellEnd"/>
+      <w:r>
+        <w:rPr>
+          <w:rFonts w:eastAsia="Times New Roman" w:cstheme="minorHAnsi"/>
+          <w:kern w:val="0"/>
+          <w:szCs w:val="28"/>
+          <w:bdr w:val="none" w:sz="0" w:space="0" w:color="auto" w:frame="1"/>
+          <w:lang w:val="en-US" w:eastAsia="es-CO"/>
+          <w14:ligatures w14:val="none"/>
+        </w:rPr>
+        <w:t xml:space="preserve">, R., y </w:t>
+      </w:r>
+      <w:proofErr w:type="spellStart"/>
+      <w:r>
+        <w:rPr>
+          <w:rFonts w:eastAsia="Times New Roman" w:cstheme="minorHAnsi"/>
+          <w:kern w:val="0"/>
+          <w:szCs w:val="28"/>
+          <w:bdr w:val="none" w:sz="0" w:space="0" w:color="auto" w:frame="1"/>
+          <w:lang w:val="en-US" w:eastAsia="es-CO"/>
+          <w14:ligatures w14:val="none"/>
+        </w:rPr>
+        <w:t>Neslin</w:t>
+      </w:r>
+      <w:proofErr w:type="spellEnd"/>
+      <w:r>
+        <w:rPr>
+          <w:rFonts w:eastAsia="Times New Roman" w:cstheme="minorHAnsi"/>
+          <w:kern w:val="0"/>
+          <w:szCs w:val="28"/>
+          <w:bdr w:val="none" w:sz="0" w:space="0" w:color="auto" w:frame="1"/>
+          <w:lang w:val="en-US" w:eastAsia="es-CO"/>
+          <w14:ligatures w14:val="none"/>
+        </w:rPr>
+        <w:t>, S. (1989). Sales promotion: The long and the short of it. Marketing Letters. (1), 81-97.</w:t>
+      </w:r>
+    </w:p>
+    <w:p>
+      <w:pPr>
+        <w:ind w:left="709" w:hanging="709"/>
         <w:rPr>
           <w:rFonts w:eastAsia="Times New Roman" w:cstheme="minorHAnsi"/>
           <w:kern w:val="0"/>
@@ -10458,9 +10858,8 @@
           <w:lang w:eastAsia="es-CO"/>
           <w14:ligatures w14:val="none"/>
         </w:rPr>
-        <w:t>on</w:t>
-      </w:r>
-      <w:proofErr w:type="spellEnd"/>
+      </w:pPr>
+      <w:proofErr w:type="spellStart"/>
       <w:r>
         <w:rPr>
           <w:rFonts w:eastAsia="Times New Roman" w:cstheme="minorHAnsi"/>
@@ -10470,12 +10869,10 @@
           <w:lang w:eastAsia="es-CO"/>
           <w14:ligatures w14:val="none"/>
         </w:rPr>
-        <w:t xml:space="preserve"> y off en la práctica. ESIC Editorial</w:t>
-      </w:r>
-    </w:p>
-    <w:p>
-      <w:pPr>
-        <w:ind w:left="709" w:hanging="709"/>
+        <w:t>Educalingo</w:t>
+      </w:r>
+      <w:proofErr w:type="spellEnd"/>
+      <w:r>
         <w:rPr>
           <w:rFonts w:eastAsia="Times New Roman" w:cstheme="minorHAnsi"/>
           <w:kern w:val="0"/>
@@ -10484,331 +10881,7 @@
           <w:lang w:eastAsia="es-CO"/>
           <w14:ligatures w14:val="none"/>
         </w:rPr>
-      </w:pPr>
-      <w:r>
-        <w:rPr>
-          <w:rFonts w:eastAsia="Times New Roman" w:cstheme="minorHAnsi"/>
-          <w:kern w:val="0"/>
-          <w:szCs w:val="28"/>
-          <w:bdr w:val="none" w:sz="0" w:space="0" w:color="auto" w:frame="1"/>
-          <w:lang w:eastAsia="es-CO"/>
-          <w14:ligatures w14:val="none"/>
-        </w:rPr>
-        <w:t>Ávila, B. y Llamazares, F. (2018). Medición de audiencias. TOM micro. Utilidades en la elaboración de un plan de medios. ESIC Editorial.</w:t>
-      </w:r>
-    </w:p>
-    <w:p>
-      <w:pPr>
-        <w:ind w:left="709" w:hanging="709"/>
-        <w:rPr>
-          <w:rFonts w:eastAsia="Times New Roman" w:cstheme="minorHAnsi"/>
-          <w:kern w:val="0"/>
-          <w:szCs w:val="28"/>
-          <w:bdr w:val="none" w:sz="0" w:space="0" w:color="auto" w:frame="1"/>
-          <w:lang w:eastAsia="es-CO"/>
-          <w14:ligatures w14:val="none"/>
-        </w:rPr>
-      </w:pPr>
-      <w:proofErr w:type="spellStart"/>
-      <w:r>
-        <w:rPr>
-          <w:rFonts w:eastAsia="Times New Roman" w:cstheme="minorHAnsi"/>
-          <w:kern w:val="0"/>
-          <w:szCs w:val="28"/>
-          <w:bdr w:val="none" w:sz="0" w:space="0" w:color="auto" w:frame="1"/>
-          <w:lang w:eastAsia="es-CO"/>
-          <w14:ligatures w14:val="none"/>
-        </w:rPr>
-        <w:t>Ayestarán</w:t>
-      </w:r>
-      <w:proofErr w:type="spellEnd"/>
-      <w:r>
-        <w:rPr>
-          <w:rFonts w:eastAsia="Times New Roman" w:cstheme="minorHAnsi"/>
-          <w:kern w:val="0"/>
-          <w:szCs w:val="28"/>
-          <w:bdr w:val="none" w:sz="0" w:space="0" w:color="auto" w:frame="1"/>
-          <w:lang w:eastAsia="es-CO"/>
-          <w14:ligatures w14:val="none"/>
-        </w:rPr>
-        <w:t>, R., Rangel, C. y Sebastián, A. (2012). Planificación estratégica y gestión de la publicidad. ESIC Editorial.</w:t>
-      </w:r>
-    </w:p>
-    <w:p>
-      <w:pPr>
-        <w:ind w:left="709" w:hanging="709"/>
-        <w:rPr>
-          <w:rFonts w:eastAsia="Times New Roman" w:cstheme="minorHAnsi"/>
-          <w:kern w:val="0"/>
-          <w:szCs w:val="28"/>
-          <w:bdr w:val="none" w:sz="0" w:space="0" w:color="auto" w:frame="1"/>
-          <w:lang w:eastAsia="es-CO"/>
-          <w14:ligatures w14:val="none"/>
-        </w:rPr>
-      </w:pPr>
-      <w:proofErr w:type="spellStart"/>
-      <w:r>
-        <w:rPr>
-          <w:rFonts w:eastAsia="Times New Roman" w:cstheme="minorHAnsi"/>
-          <w:kern w:val="0"/>
-          <w:szCs w:val="28"/>
-          <w:bdr w:val="none" w:sz="0" w:space="0" w:color="auto" w:frame="1"/>
-          <w:lang w:eastAsia="es-CO"/>
-          <w14:ligatures w14:val="none"/>
-        </w:rPr>
-        <w:t>Blattberg</w:t>
-      </w:r>
-      <w:proofErr w:type="spellEnd"/>
-      <w:r>
-        <w:rPr>
-          <w:rFonts w:eastAsia="Times New Roman" w:cstheme="minorHAnsi"/>
-          <w:kern w:val="0"/>
-          <w:szCs w:val="28"/>
-          <w:bdr w:val="none" w:sz="0" w:space="0" w:color="auto" w:frame="1"/>
-          <w:lang w:eastAsia="es-CO"/>
-          <w14:ligatures w14:val="none"/>
-        </w:rPr>
-        <w:t xml:space="preserve">, R., y </w:t>
-      </w:r>
-      <w:proofErr w:type="spellStart"/>
-      <w:r>
-        <w:rPr>
-          <w:rFonts w:eastAsia="Times New Roman" w:cstheme="minorHAnsi"/>
-          <w:kern w:val="0"/>
-          <w:szCs w:val="28"/>
-          <w:bdr w:val="none" w:sz="0" w:space="0" w:color="auto" w:frame="1"/>
-          <w:lang w:eastAsia="es-CO"/>
-          <w14:ligatures w14:val="none"/>
-        </w:rPr>
-        <w:t>Neslin</w:t>
-      </w:r>
-      <w:proofErr w:type="spellEnd"/>
-      <w:r>
-        <w:rPr>
-          <w:rFonts w:eastAsia="Times New Roman" w:cstheme="minorHAnsi"/>
-          <w:kern w:val="0"/>
-          <w:szCs w:val="28"/>
-          <w:bdr w:val="none" w:sz="0" w:space="0" w:color="auto" w:frame="1"/>
-          <w:lang w:eastAsia="es-CO"/>
-          <w14:ligatures w14:val="none"/>
-        </w:rPr>
-        <w:t xml:space="preserve">, S. (1989). Sales </w:t>
-      </w:r>
-      <w:proofErr w:type="spellStart"/>
-      <w:r>
-        <w:rPr>
-          <w:rFonts w:eastAsia="Times New Roman" w:cstheme="minorHAnsi"/>
-          <w:kern w:val="0"/>
-          <w:szCs w:val="28"/>
-          <w:bdr w:val="none" w:sz="0" w:space="0" w:color="auto" w:frame="1"/>
-          <w:lang w:eastAsia="es-CO"/>
-          <w14:ligatures w14:val="none"/>
-        </w:rPr>
-        <w:t>promotion</w:t>
-      </w:r>
-      <w:proofErr w:type="spellEnd"/>
-      <w:r>
-        <w:rPr>
-          <w:rFonts w:eastAsia="Times New Roman" w:cstheme="minorHAnsi"/>
-          <w:kern w:val="0"/>
-          <w:szCs w:val="28"/>
-          <w:bdr w:val="none" w:sz="0" w:space="0" w:color="auto" w:frame="1"/>
-          <w:lang w:eastAsia="es-CO"/>
-          <w14:ligatures w14:val="none"/>
-        </w:rPr>
-        <w:t xml:space="preserve">: </w:t>
-      </w:r>
-      <w:proofErr w:type="spellStart"/>
-      <w:r>
-        <w:rPr>
-          <w:rFonts w:eastAsia="Times New Roman" w:cstheme="minorHAnsi"/>
-          <w:kern w:val="0"/>
-          <w:szCs w:val="28"/>
-          <w:bdr w:val="none" w:sz="0" w:space="0" w:color="auto" w:frame="1"/>
-          <w:lang w:eastAsia="es-CO"/>
-          <w14:ligatures w14:val="none"/>
-        </w:rPr>
-        <w:t>The</w:t>
-      </w:r>
-      <w:proofErr w:type="spellEnd"/>
-      <w:r>
-        <w:rPr>
-          <w:rFonts w:eastAsia="Times New Roman" w:cstheme="minorHAnsi"/>
-          <w:kern w:val="0"/>
-          <w:szCs w:val="28"/>
-          <w:bdr w:val="none" w:sz="0" w:space="0" w:color="auto" w:frame="1"/>
-          <w:lang w:eastAsia="es-CO"/>
-          <w14:ligatures w14:val="none"/>
-        </w:rPr>
-        <w:t xml:space="preserve"> </w:t>
-      </w:r>
-      <w:proofErr w:type="spellStart"/>
-      <w:r>
-        <w:rPr>
-          <w:rFonts w:eastAsia="Times New Roman" w:cstheme="minorHAnsi"/>
-          <w:kern w:val="0"/>
-          <w:szCs w:val="28"/>
-          <w:bdr w:val="none" w:sz="0" w:space="0" w:color="auto" w:frame="1"/>
-          <w:lang w:eastAsia="es-CO"/>
-          <w14:ligatures w14:val="none"/>
-        </w:rPr>
-        <w:t>long</w:t>
-      </w:r>
-      <w:proofErr w:type="spellEnd"/>
-      <w:r>
-        <w:rPr>
-          <w:rFonts w:eastAsia="Times New Roman" w:cstheme="minorHAnsi"/>
-          <w:kern w:val="0"/>
-          <w:szCs w:val="28"/>
-          <w:bdr w:val="none" w:sz="0" w:space="0" w:color="auto" w:frame="1"/>
-          <w:lang w:eastAsia="es-CO"/>
-          <w14:ligatures w14:val="none"/>
-        </w:rPr>
-        <w:t xml:space="preserve"> and </w:t>
-      </w:r>
-      <w:proofErr w:type="spellStart"/>
-      <w:r>
-        <w:rPr>
-          <w:rFonts w:eastAsia="Times New Roman" w:cstheme="minorHAnsi"/>
-          <w:kern w:val="0"/>
-          <w:szCs w:val="28"/>
-          <w:bdr w:val="none" w:sz="0" w:space="0" w:color="auto" w:frame="1"/>
-          <w:lang w:eastAsia="es-CO"/>
-          <w14:ligatures w14:val="none"/>
-        </w:rPr>
-        <w:t>the</w:t>
-      </w:r>
-      <w:proofErr w:type="spellEnd"/>
-      <w:r>
-        <w:rPr>
-          <w:rFonts w:eastAsia="Times New Roman" w:cstheme="minorHAnsi"/>
-          <w:kern w:val="0"/>
-          <w:szCs w:val="28"/>
-          <w:bdr w:val="none" w:sz="0" w:space="0" w:color="auto" w:frame="1"/>
-          <w:lang w:eastAsia="es-CO"/>
-          <w14:ligatures w14:val="none"/>
-        </w:rPr>
-        <w:t xml:space="preserve"> short </w:t>
-      </w:r>
-      <w:proofErr w:type="spellStart"/>
-      <w:r>
-        <w:rPr>
-          <w:rFonts w:eastAsia="Times New Roman" w:cstheme="minorHAnsi"/>
-          <w:kern w:val="0"/>
-          <w:szCs w:val="28"/>
-          <w:bdr w:val="none" w:sz="0" w:space="0" w:color="auto" w:frame="1"/>
-          <w:lang w:eastAsia="es-CO"/>
-          <w14:ligatures w14:val="none"/>
-        </w:rPr>
-        <w:t>of</w:t>
-      </w:r>
-      <w:proofErr w:type="spellEnd"/>
-      <w:r>
-        <w:rPr>
-          <w:rFonts w:eastAsia="Times New Roman" w:cstheme="minorHAnsi"/>
-          <w:kern w:val="0"/>
-          <w:szCs w:val="28"/>
-          <w:bdr w:val="none" w:sz="0" w:space="0" w:color="auto" w:frame="1"/>
-          <w:lang w:eastAsia="es-CO"/>
-          <w14:ligatures w14:val="none"/>
-        </w:rPr>
-        <w:t xml:space="preserve"> </w:t>
-      </w:r>
-      <w:proofErr w:type="spellStart"/>
-      <w:r>
-        <w:rPr>
-          <w:rFonts w:eastAsia="Times New Roman" w:cstheme="minorHAnsi"/>
-          <w:kern w:val="0"/>
-          <w:szCs w:val="28"/>
-          <w:bdr w:val="none" w:sz="0" w:space="0" w:color="auto" w:frame="1"/>
-          <w:lang w:eastAsia="es-CO"/>
-          <w14:ligatures w14:val="none"/>
-        </w:rPr>
-        <w:t>it</w:t>
-      </w:r>
-      <w:proofErr w:type="spellEnd"/>
-      <w:r>
-        <w:rPr>
-          <w:rFonts w:eastAsia="Times New Roman" w:cstheme="minorHAnsi"/>
-          <w:kern w:val="0"/>
-          <w:szCs w:val="28"/>
-          <w:bdr w:val="none" w:sz="0" w:space="0" w:color="auto" w:frame="1"/>
-          <w:lang w:eastAsia="es-CO"/>
-          <w14:ligatures w14:val="none"/>
-        </w:rPr>
-        <w:t xml:space="preserve">. Marketing </w:t>
-      </w:r>
-      <w:proofErr w:type="spellStart"/>
-      <w:r>
-        <w:rPr>
-          <w:rFonts w:eastAsia="Times New Roman" w:cstheme="minorHAnsi"/>
-          <w:kern w:val="0"/>
-          <w:szCs w:val="28"/>
-          <w:bdr w:val="none" w:sz="0" w:space="0" w:color="auto" w:frame="1"/>
-          <w:lang w:eastAsia="es-CO"/>
-          <w14:ligatures w14:val="none"/>
-        </w:rPr>
-        <w:t>Letters</w:t>
-      </w:r>
-      <w:proofErr w:type="spellEnd"/>
-      <w:r>
-        <w:rPr>
-          <w:rFonts w:eastAsia="Times New Roman" w:cstheme="minorHAnsi"/>
-          <w:kern w:val="0"/>
-          <w:szCs w:val="28"/>
-          <w:bdr w:val="none" w:sz="0" w:space="0" w:color="auto" w:frame="1"/>
-          <w:lang w:eastAsia="es-CO"/>
-          <w14:ligatures w14:val="none"/>
-        </w:rPr>
-        <w:t>. (1), 81-97.</w:t>
-      </w:r>
-    </w:p>
-    <w:p>
-      <w:pPr>
-        <w:ind w:left="709" w:hanging="709"/>
-        <w:rPr>
-          <w:rFonts w:eastAsia="Times New Roman" w:cstheme="minorHAnsi"/>
-          <w:kern w:val="0"/>
-          <w:szCs w:val="28"/>
-          <w:bdr w:val="none" w:sz="0" w:space="0" w:color="auto" w:frame="1"/>
-          <w:lang w:eastAsia="es-CO"/>
-          <w14:ligatures w14:val="none"/>
-        </w:rPr>
-      </w:pPr>
-      <w:proofErr w:type="spellStart"/>
-      <w:r>
-        <w:rPr>
-          <w:rFonts w:eastAsia="Times New Roman" w:cstheme="minorHAnsi"/>
-          <w:kern w:val="0"/>
-          <w:szCs w:val="28"/>
-          <w:bdr w:val="none" w:sz="0" w:space="0" w:color="auto" w:frame="1"/>
-          <w:lang w:eastAsia="es-CO"/>
-          <w14:ligatures w14:val="none"/>
-        </w:rPr>
-        <w:t>Educalingo</w:t>
-      </w:r>
-      <w:proofErr w:type="spellEnd"/>
-      <w:r>
-        <w:rPr>
-          <w:rFonts w:eastAsia="Times New Roman" w:cstheme="minorHAnsi"/>
-          <w:kern w:val="0"/>
-          <w:szCs w:val="28"/>
-          <w:bdr w:val="none" w:sz="0" w:space="0" w:color="auto" w:frame="1"/>
-          <w:lang w:eastAsia="es-CO"/>
-          <w14:ligatures w14:val="none"/>
-        </w:rPr>
-        <w:t>. (2020). Expositor</w:t>
-      </w:r>
-      <w:r>
-        <w:rPr>
-          <w:rFonts w:eastAsia="Times New Roman" w:cstheme="minorHAnsi"/>
-          <w:kern w:val="0"/>
-          <w:szCs w:val="28"/>
-          <w:bdr w:val="none" w:sz="0" w:space="0" w:color="auto" w:frame="1"/>
-          <w:lang w:eastAsia="es-CO"/>
-          <w14:ligatures w14:val="none"/>
-        </w:rPr>
-        <w:t xml:space="preserve"> </w:t>
+        <w:t xml:space="preserve">. (2020). Expositor </w:t>
       </w:r>
       <w:hyperlink r:id="rId30" w:history="1">
         <w:r>
@@ -10967,6 +11040,7 @@
           <w:lang w:eastAsia="es-CO"/>
           <w14:ligatures w14:val="none"/>
         </w:rPr>
+        <w:lastRenderedPageBreak/>
         <w:t xml:space="preserve">Marketing XXI. (2020). </w:t>
       </w:r>
       <w:proofErr w:type="spellStart"/>
@@ -11040,7 +11114,6 @@
           <w:lang w:eastAsia="es-CO"/>
           <w14:ligatures w14:val="none"/>
         </w:rPr>
-        <w:lastRenderedPageBreak/>
         <w:t>Muñiz. M. (2012). Promociones en punto de venta. Pirámide.</w:t>
       </w:r>
     </w:p>
@@ -11225,22 +11298,6 @@
         </w:rPr>
         <w:t>, G. (2002). Estrategias de publicidad y promoción. Pearson Educación.</w:t>
       </w:r>
-    </w:p>
-    <w:p>
-      <w:pPr>
-        <w:ind w:firstLine="0"/>
-        <w:rPr>
-          <w:lang w:val="es-419" w:eastAsia="es-CO"/>
-        </w:rPr>
-      </w:pPr>
-    </w:p>
-    <w:p>
-      <w:pPr>
-        <w:ind w:firstLine="0"/>
-        <w:rPr>
-          <w:lang w:val="es-419" w:eastAsia="es-CO"/>
-        </w:rPr>
-      </w:pPr>
     </w:p>
     <w:p>
       <w:pPr>
@@ -11345,9 +11402,7 @@
       <w:tr>
         <w:trPr>
           <w:cnfStyle w:val="100000000000" w:firstRow="1" w:lastRow="0" w:firstColumn="0" w:lastColumn="0" w:oddVBand="0" w:evenVBand="0" w:oddHBand="0" w:evenHBand="0" w:firstRowFirstColumn="0" w:firstRowLastColumn="0" w:lastRowFirstColumn="0" w:lastRowLastColumn="0"/>
-          <w:cantSplit/>
           <w:trHeight w:val="737"/>
-          <w:tblHeader/>
         </w:trPr>
         <w:tc>
           <w:tcPr>
@@ -11408,13 +11463,8 @@
             <w:pPr>
               <w:pStyle w:val="TextoTablas"/>
             </w:pPr>
-            <w:proofErr w:type="spellStart"/>
-            <w:r>
-              <w:t>Milady</w:t>
-            </w:r>
-            <w:proofErr w:type="spellEnd"/>
-            <w:r>
-              <w:t xml:space="preserve"> Tatiana Villamil Castellanos</w:t>
+            <w:r>
+              <w:t>Milady Tatiana Villamil Castellanos</w:t>
             </w:r>
           </w:p>
         </w:tc>
@@ -11865,22 +11915,20 @@
               <w:pStyle w:val="TextoTablas"/>
             </w:pPr>
             <w:r>
-              <w:t>María Alejandra Vera Briceño</w:t>
+              <w:t>Johann Sebastian Teran Carvajal</w:t>
             </w:r>
           </w:p>
         </w:tc>
         <w:tc>
           <w:tcPr>
             <w:tcW w:w="3139" w:type="dxa"/>
-            <w:shd w:val="clear" w:color="auto" w:fill="auto"/>
           </w:tcPr>
           <w:p>
             <w:pPr>
               <w:pStyle w:val="TextoTablas"/>
-              <w:jc w:val="both"/>
             </w:pPr>
             <w:r>
-              <w:t>Animadora y productora multimedia</w:t>
+              <w:t>Animador y productor multimedia</w:t>
             </w:r>
           </w:p>
         </w:tc>
@@ -11911,15 +11959,7 @@
               <w:pStyle w:val="TextoTablas"/>
             </w:pPr>
             <w:r>
-              <w:t xml:space="preserve">Yineth </w:t>
-            </w:r>
-            <w:proofErr w:type="spellStart"/>
-            <w:r>
-              <w:t>Ibette</w:t>
-            </w:r>
-            <w:proofErr w:type="spellEnd"/>
-            <w:r>
-              <w:t xml:space="preserve"> González Quintero</w:t>
+              <w:t>Yineth Ibette González Quintero</w:t>
             </w:r>
           </w:p>
         </w:tc>
@@ -11965,15 +12005,7 @@
             </w:pPr>
             <w:r>
               <w:lastRenderedPageBreak/>
-              <w:t xml:space="preserve">Laura Paola </w:t>
-            </w:r>
-            <w:proofErr w:type="spellStart"/>
-            <w:r>
-              <w:t>Gelvez</w:t>
-            </w:r>
-            <w:proofErr w:type="spellEnd"/>
-            <w:r>
-              <w:t xml:space="preserve"> Manosalva</w:t>
+              <w:t>Laura Paola Gelvez Manosalva</w:t>
             </w:r>
           </w:p>
         </w:tc>
@@ -12070,7 +12102,7 @@
 </file>
 
 <file path=word/endnotes.xml><?xml version="1.0" encoding="utf-8"?>
-<w:endnotes xmlns:wpc="http://schemas.microsoft.com/office/word/2010/wordprocessingCanvas" xmlns:cx="http://schemas.microsoft.com/office/drawing/2014/chartex" xmlns:cx1="http://schemas.microsoft.com/office/drawing/2015/9/8/chartex" xmlns:cx2="http://schemas.microsoft.com/office/drawing/2015/10/21/chartex" xmlns:cx3="http://schemas.microsoft.com/office/drawing/2016/5/9/chartex" xmlns:cx4="http://schemas.microsoft.com/office/drawing/2016/5/10/chartex" xmlns:cx5="http://schemas.microsoft.com/office/drawing/2016/5/11/chartex" xmlns:cx6="http://schemas.microsoft.com/office/drawing/2016/5/12/chartex" xmlns:cx7="http://schemas.microsoft.com/office/drawing/2016/5/13/chartex" xmlns:cx8="http://schemas.microsoft.com/office/drawing/2016/5/14/chartex" xmlns:mc="http://schemas.openxmlformats.org/markup-compatibility/2006" xmlns:aink="http://schemas.microsoft.com/office/drawing/2016/ink" xmlns:am3d="http://schemas.microsoft.com/office/drawing/2017/model3d" xmlns:o="urn:schemas-microsoft-com:office:office" xmlns:r="http://schemas.openxmlformats.org/officeDocument/2006/relationships" xmlns:m="http://schemas.openxmlformats.org/officeDocument/2006/math" xmlns:v="urn:schemas-microsoft-com:vml" xmlns:wp14="http://schemas.microsoft.com/office/word/2010/wordprocessingDrawing" xmlns:wp="http://schemas.openxmlformats.org/drawingml/2006/wordprocessingDrawing" xmlns:w10="urn:schemas-microsoft-com:office:word" xmlns:w="http://schemas.openxmlformats.org/wordprocessingml/2006/main" xmlns:w14="http://schemas.microsoft.com/office/word/2010/wordml" xmlns:w15="http://schemas.microsoft.com/office/word/2012/wordml" xmlns:w16cex="http://schemas.microsoft.com/office/word/2018/wordml/cex" xmlns:w16cid="http://schemas.microsoft.com/office/word/2016/wordml/cid" xmlns:w16="http://schemas.microsoft.com/office/word/2018/wordml" xmlns:w16sdtdh="http://schemas.microsoft.com/office/word/2020/wordml/sdtdatahash" xmlns:w16se="http://schemas.microsoft.com/office/word/2015/wordml/symex" xmlns:wpg="http://schemas.microsoft.com/office/word/2010/wordprocessingGroup" xmlns:wpi="http://schemas.microsoft.com/office/word/2010/wordprocessingInk" xmlns:wne="http://schemas.microsoft.com/office/word/2006/wordml" xmlns:wps="http://schemas.microsoft.com/office/word/2010/wordprocessingShape" mc:Ignorable="w14 w15 w16se w16cid w16 w16cex w16sdtdh wp14">
+<w:endnotes xmlns:wpc="http://schemas.microsoft.com/office/word/2010/wordprocessingCanvas" xmlns:cx="http://schemas.microsoft.com/office/drawing/2014/chartex" xmlns:cx1="http://schemas.microsoft.com/office/drawing/2015/9/8/chartex" xmlns:cx2="http://schemas.microsoft.com/office/drawing/2015/10/21/chartex" xmlns:cx3="http://schemas.microsoft.com/office/drawing/2016/5/9/chartex" xmlns:cx4="http://schemas.microsoft.com/office/drawing/2016/5/10/chartex" xmlns:cx5="http://schemas.microsoft.com/office/drawing/2016/5/11/chartex" xmlns:cx6="http://schemas.microsoft.com/office/drawing/2016/5/12/chartex" xmlns:cx7="http://schemas.microsoft.com/office/drawing/2016/5/13/chartex" xmlns:cx8="http://schemas.microsoft.com/office/drawing/2016/5/14/chartex" xmlns:mc="http://schemas.openxmlformats.org/markup-compatibility/2006" xmlns:aink="http://schemas.microsoft.com/office/drawing/2016/ink" xmlns:am3d="http://schemas.microsoft.com/office/drawing/2017/model3d" xmlns:o="urn:schemas-microsoft-com:office:office" xmlns:oel="http://schemas.microsoft.com/office/2019/extlst" xmlns:r="http://schemas.openxmlformats.org/officeDocument/2006/relationships" xmlns:m="http://schemas.openxmlformats.org/officeDocument/2006/math" xmlns:v="urn:schemas-microsoft-com:vml" xmlns:wp14="http://schemas.microsoft.com/office/word/2010/wordprocessingDrawing" xmlns:wp="http://schemas.openxmlformats.org/drawingml/2006/wordprocessingDrawing" xmlns:w10="urn:schemas-microsoft-com:office:word" xmlns:w="http://schemas.openxmlformats.org/wordprocessingml/2006/main" xmlns:w14="http://schemas.microsoft.com/office/word/2010/wordml" xmlns:w15="http://schemas.microsoft.com/office/word/2012/wordml" xmlns:w16cex="http://schemas.microsoft.com/office/word/2018/wordml/cex" xmlns:w16cid="http://schemas.microsoft.com/office/word/2016/wordml/cid" xmlns:w16="http://schemas.microsoft.com/office/word/2018/wordml" xmlns:w16du="http://schemas.microsoft.com/office/word/2023/wordml/word16du" xmlns:w16sdtdh="http://schemas.microsoft.com/office/word/2020/wordml/sdtdatahash" xmlns:w16sdtfl="http://schemas.microsoft.com/office/word/2024/wordml/sdtformatlock" xmlns:w16se="http://schemas.microsoft.com/office/word/2015/wordml/symex" xmlns:wpg="http://schemas.microsoft.com/office/word/2010/wordprocessingGroup" xmlns:wpi="http://schemas.microsoft.com/office/word/2010/wordprocessingInk" xmlns:wne="http://schemas.microsoft.com/office/word/2006/wordml" xmlns:wps="http://schemas.microsoft.com/office/word/2010/wordprocessingShape" mc:Ignorable="w14 w15 w16se w16cid w16 w16cex w16sdtdh w16sdtfl w16du wp14">
   <w:endnote w:type="separator" w:id="-1">
     <w:p>
       <w:pPr>
@@ -12095,7 +12127,7 @@
 </file>
 
 <file path=word/footer1.xml><?xml version="1.0" encoding="utf-8"?>
-<w:ftr xmlns:wpc="http://schemas.microsoft.com/office/word/2010/wordprocessingCanvas" xmlns:cx="http://schemas.microsoft.com/office/drawing/2014/chartex" xmlns:cx1="http://schemas.microsoft.com/office/drawing/2015/9/8/chartex" xmlns:cx2="http://schemas.microsoft.com/office/drawing/2015/10/21/chartex" xmlns:cx3="http://schemas.microsoft.com/office/drawing/2016/5/9/chartex" xmlns:cx4="http://schemas.microsoft.com/office/drawing/2016/5/10/chartex" xmlns:cx5="http://schemas.microsoft.com/office/drawing/2016/5/11/chartex" xmlns:cx6="http://schemas.microsoft.com/office/drawing/2016/5/12/chartex" xmlns:cx7="http://schemas.microsoft.com/office/drawing/2016/5/13/chartex" xmlns:cx8="http://schemas.microsoft.com/office/drawing/2016/5/14/chartex" xmlns:mc="http://schemas.openxmlformats.org/markup-compatibility/2006" xmlns:aink="http://schemas.microsoft.com/office/drawing/2016/ink" xmlns:am3d="http://schemas.microsoft.com/office/drawing/2017/model3d" xmlns:o="urn:schemas-microsoft-com:office:office" xmlns:r="http://schemas.openxmlformats.org/officeDocument/2006/relationships" xmlns:m="http://schemas.openxmlformats.org/officeDocument/2006/math" xmlns:v="urn:schemas-microsoft-com:vml" xmlns:wp14="http://schemas.microsoft.com/office/word/2010/wordprocessingDrawing" xmlns:wp="http://schemas.openxmlformats.org/drawingml/2006/wordprocessingDrawing" xmlns:w10="urn:schemas-microsoft-com:office:word" xmlns:w="http://schemas.openxmlformats.org/wordprocessingml/2006/main" xmlns:w14="http://schemas.microsoft.com/office/word/2010/wordml" xmlns:w15="http://schemas.microsoft.com/office/word/2012/wordml" xmlns:w16cex="http://schemas.microsoft.com/office/word/2018/wordml/cex" xmlns:w16cid="http://schemas.microsoft.com/office/word/2016/wordml/cid" xmlns:w16="http://schemas.microsoft.com/office/word/2018/wordml" xmlns:w16sdtdh="http://schemas.microsoft.com/office/word/2020/wordml/sdtdatahash" xmlns:w16se="http://schemas.microsoft.com/office/word/2015/wordml/symex" xmlns:wpg="http://schemas.microsoft.com/office/word/2010/wordprocessingGroup" xmlns:wpi="http://schemas.microsoft.com/office/word/2010/wordprocessingInk" xmlns:wne="http://schemas.microsoft.com/office/word/2006/wordml" xmlns:wps="http://schemas.microsoft.com/office/word/2010/wordprocessingShape" mc:Ignorable="w14 w15 w16se w16cid w16 w16cex w16sdtdh wp14">
+<w:ftr xmlns:wpc="http://schemas.microsoft.com/office/word/2010/wordprocessingCanvas" xmlns:cx="http://schemas.microsoft.com/office/drawing/2014/chartex" xmlns:cx1="http://schemas.microsoft.com/office/drawing/2015/9/8/chartex" xmlns:cx2="http://schemas.microsoft.com/office/drawing/2015/10/21/chartex" xmlns:cx3="http://schemas.microsoft.com/office/drawing/2016/5/9/chartex" xmlns:cx4="http://schemas.microsoft.com/office/drawing/2016/5/10/chartex" xmlns:cx5="http://schemas.microsoft.com/office/drawing/2016/5/11/chartex" xmlns:cx6="http://schemas.microsoft.com/office/drawing/2016/5/12/chartex" xmlns:cx7="http://schemas.microsoft.com/office/drawing/2016/5/13/chartex" xmlns:cx8="http://schemas.microsoft.com/office/drawing/2016/5/14/chartex" xmlns:mc="http://schemas.openxmlformats.org/markup-compatibility/2006" xmlns:aink="http://schemas.microsoft.com/office/drawing/2016/ink" xmlns:am3d="http://schemas.microsoft.com/office/drawing/2017/model3d" xmlns:o="urn:schemas-microsoft-com:office:office" xmlns:oel="http://schemas.microsoft.com/office/2019/extlst" xmlns:r="http://schemas.openxmlformats.org/officeDocument/2006/relationships" xmlns:m="http://schemas.openxmlformats.org/officeDocument/2006/math" xmlns:v="urn:schemas-microsoft-com:vml" xmlns:wp14="http://schemas.microsoft.com/office/word/2010/wordprocessingDrawing" xmlns:wp="http://schemas.openxmlformats.org/drawingml/2006/wordprocessingDrawing" xmlns:w10="urn:schemas-microsoft-com:office:word" xmlns:w="http://schemas.openxmlformats.org/wordprocessingml/2006/main" xmlns:w14="http://schemas.microsoft.com/office/word/2010/wordml" xmlns:w15="http://schemas.microsoft.com/office/word/2012/wordml" xmlns:w16cex="http://schemas.microsoft.com/office/word/2018/wordml/cex" xmlns:w16cid="http://schemas.microsoft.com/office/word/2016/wordml/cid" xmlns:w16="http://schemas.microsoft.com/office/word/2018/wordml" xmlns:w16du="http://schemas.microsoft.com/office/word/2023/wordml/word16du" xmlns:w16sdtdh="http://schemas.microsoft.com/office/word/2020/wordml/sdtdatahash" xmlns:w16sdtfl="http://schemas.microsoft.com/office/word/2024/wordml/sdtformatlock" xmlns:w16se="http://schemas.microsoft.com/office/word/2015/wordml/symex" xmlns:wpg="http://schemas.microsoft.com/office/word/2010/wordprocessingGroup" xmlns:wpi="http://schemas.microsoft.com/office/word/2010/wordprocessingInk" xmlns:wne="http://schemas.microsoft.com/office/word/2006/wordml" xmlns:wps="http://schemas.microsoft.com/office/word/2010/wordprocessingShape" mc:Ignorable="w14 w15 w16se w16cid w16 w16cex w16sdtdh w16sdtfl w16du wp14">
   <w:sdt>
     <w:sdtPr>
       <w:id w:val="111017779"/>
@@ -12104,7 +12136,6 @@
         <w:docPartUnique/>
       </w:docPartObj>
     </w:sdtPr>
-    <w:sdtEndPr/>
     <w:sdtContent>
       <w:p>
         <w:pPr>
@@ -12123,7 +12154,7 @@
 </file>
 
 <file path=word/footer2.xml><?xml version="1.0" encoding="utf-8"?>
-<w:ftr xmlns:wpc="http://schemas.microsoft.com/office/word/2010/wordprocessingCanvas" xmlns:cx="http://schemas.microsoft.com/office/drawing/2014/chartex" xmlns:cx1="http://schemas.microsoft.com/office/drawing/2015/9/8/chartex" xmlns:cx2="http://schemas.microsoft.com/office/drawing/2015/10/21/chartex" xmlns:cx3="http://schemas.microsoft.com/office/drawing/2016/5/9/chartex" xmlns:cx4="http://schemas.microsoft.com/office/drawing/2016/5/10/chartex" xmlns:cx5="http://schemas.microsoft.com/office/drawing/2016/5/11/chartex" xmlns:cx6="http://schemas.microsoft.com/office/drawing/2016/5/12/chartex" xmlns:cx7="http://schemas.microsoft.com/office/drawing/2016/5/13/chartex" xmlns:cx8="http://schemas.microsoft.com/office/drawing/2016/5/14/chartex" xmlns:mc="http://schemas.openxmlformats.org/markup-compatibility/2006" xmlns:aink="http://schemas.microsoft.com/office/drawing/2016/ink" xmlns:am3d="http://schemas.microsoft.com/office/drawing/2017/model3d" xmlns:o="urn:schemas-microsoft-com:office:office" xmlns:r="http://schemas.openxmlformats.org/officeDocument/2006/relationships" xmlns:m="http://schemas.openxmlformats.org/officeDocument/2006/math" xmlns:v="urn:schemas-microsoft-com:vml" xmlns:wp14="http://schemas.microsoft.com/office/word/2010/wordprocessingDrawing" xmlns:wp="http://schemas.openxmlformats.org/drawingml/2006/wordprocessingDrawing" xmlns:w10="urn:schemas-microsoft-com:office:word" xmlns:w="http://schemas.openxmlformats.org/wordprocessingml/2006/main" xmlns:w14="http://schemas.microsoft.com/office/word/2010/wordml" xmlns:w15="http://schemas.microsoft.com/office/word/2012/wordml" xmlns:w16cex="http://schemas.microsoft.com/office/word/2018/wordml/cex" xmlns:w16cid="http://schemas.microsoft.com/office/word/2016/wordml/cid" xmlns:w16="http://schemas.microsoft.com/office/word/2018/wordml" xmlns:w16sdtdh="http://schemas.microsoft.com/office/word/2020/wordml/sdtdatahash" xmlns:w16se="http://schemas.microsoft.com/office/word/2015/wordml/symex" xmlns:wpg="http://schemas.microsoft.com/office/word/2010/wordprocessingGroup" xmlns:wpi="http://schemas.microsoft.com/office/word/2010/wordprocessingInk" xmlns:wne="http://schemas.microsoft.com/office/word/2006/wordml" xmlns:wps="http://schemas.microsoft.com/office/word/2010/wordprocessingShape" mc:Ignorable="w14 w15 w16se w16cid w16 w16cex w16sdtdh wp14">
+<w:ftr xmlns:wpc="http://schemas.microsoft.com/office/word/2010/wordprocessingCanvas" xmlns:cx="http://schemas.microsoft.com/office/drawing/2014/chartex" xmlns:cx1="http://schemas.microsoft.com/office/drawing/2015/9/8/chartex" xmlns:cx2="http://schemas.microsoft.com/office/drawing/2015/10/21/chartex" xmlns:cx3="http://schemas.microsoft.com/office/drawing/2016/5/9/chartex" xmlns:cx4="http://schemas.microsoft.com/office/drawing/2016/5/10/chartex" xmlns:cx5="http://schemas.microsoft.com/office/drawing/2016/5/11/chartex" xmlns:cx6="http://schemas.microsoft.com/office/drawing/2016/5/12/chartex" xmlns:cx7="http://schemas.microsoft.com/office/drawing/2016/5/13/chartex" xmlns:cx8="http://schemas.microsoft.com/office/drawing/2016/5/14/chartex" xmlns:mc="http://schemas.openxmlformats.org/markup-compatibility/2006" xmlns:aink="http://schemas.microsoft.com/office/drawing/2016/ink" xmlns:am3d="http://schemas.microsoft.com/office/drawing/2017/model3d" xmlns:o="urn:schemas-microsoft-com:office:office" xmlns:oel="http://schemas.microsoft.com/office/2019/extlst" xmlns:r="http://schemas.openxmlformats.org/officeDocument/2006/relationships" xmlns:m="http://schemas.openxmlformats.org/officeDocument/2006/math" xmlns:v="urn:schemas-microsoft-com:vml" xmlns:wp14="http://schemas.microsoft.com/office/word/2010/wordprocessingDrawing" xmlns:wp="http://schemas.openxmlformats.org/drawingml/2006/wordprocessingDrawing" xmlns:w10="urn:schemas-microsoft-com:office:word" xmlns:w="http://schemas.openxmlformats.org/wordprocessingml/2006/main" xmlns:w14="http://schemas.microsoft.com/office/word/2010/wordml" xmlns:w15="http://schemas.microsoft.com/office/word/2012/wordml" xmlns:w16cex="http://schemas.microsoft.com/office/word/2018/wordml/cex" xmlns:w16cid="http://schemas.microsoft.com/office/word/2016/wordml/cid" xmlns:w16="http://schemas.microsoft.com/office/word/2018/wordml" xmlns:w16du="http://schemas.microsoft.com/office/word/2023/wordml/word16du" xmlns:w16sdtdh="http://schemas.microsoft.com/office/word/2020/wordml/sdtdatahash" xmlns:w16sdtfl="http://schemas.microsoft.com/office/word/2024/wordml/sdtformatlock" xmlns:w16se="http://schemas.microsoft.com/office/word/2015/wordml/symex" xmlns:wpg="http://schemas.microsoft.com/office/word/2010/wordprocessingGroup" xmlns:wpi="http://schemas.microsoft.com/office/word/2010/wordprocessingInk" xmlns:wne="http://schemas.microsoft.com/office/word/2006/wordml" xmlns:wps="http://schemas.microsoft.com/office/word/2010/wordprocessingShape" mc:Ignorable="w14 w15 w16se w16cid w16 w16cex w16sdtdh w16sdtfl w16du wp14">
   <w:sdt>
     <w:sdtPr>
       <w:id w:val="-1465197936"/>
@@ -12132,7 +12163,6 @@
         <w:docPartUnique/>
       </w:docPartObj>
     </w:sdtPr>
-    <w:sdtEndPr/>
     <w:sdtContent>
       <w:p>
         <w:pPr>
@@ -12292,7 +12322,7 @@
 </file>
 
 <file path=word/footnotes.xml><?xml version="1.0" encoding="utf-8"?>
-<w:footnotes xmlns:wpc="http://schemas.microsoft.com/office/word/2010/wordprocessingCanvas" xmlns:cx="http://schemas.microsoft.com/office/drawing/2014/chartex" xmlns:cx1="http://schemas.microsoft.com/office/drawing/2015/9/8/chartex" xmlns:cx2="http://schemas.microsoft.com/office/drawing/2015/10/21/chartex" xmlns:cx3="http://schemas.microsoft.com/office/drawing/2016/5/9/chartex" xmlns:cx4="http://schemas.microsoft.com/office/drawing/2016/5/10/chartex" xmlns:cx5="http://schemas.microsoft.com/office/drawing/2016/5/11/chartex" xmlns:cx6="http://schemas.microsoft.com/office/drawing/2016/5/12/chartex" xmlns:cx7="http://schemas.microsoft.com/office/drawing/2016/5/13/chartex" xmlns:cx8="http://schemas.microsoft.com/office/drawing/2016/5/14/chartex" xmlns:mc="http://schemas.openxmlformats.org/markup-compatibility/2006" xmlns:aink="http://schemas.microsoft.com/office/drawing/2016/ink" xmlns:am3d="http://schemas.microsoft.com/office/drawing/2017/model3d" xmlns:o="urn:schemas-microsoft-com:office:office" xmlns:r="http://schemas.openxmlformats.org/officeDocument/2006/relationships" xmlns:m="http://schemas.openxmlformats.org/officeDocument/2006/math" xmlns:v="urn:schemas-microsoft-com:vml" xmlns:wp14="http://schemas.microsoft.com/office/word/2010/wordprocessingDrawing" xmlns:wp="http://schemas.openxmlformats.org/drawingml/2006/wordprocessingDrawing" xmlns:w10="urn:schemas-microsoft-com:office:word" xmlns:w="http://schemas.openxmlformats.org/wordprocessingml/2006/main" xmlns:w14="http://schemas.microsoft.com/office/word/2010/wordml" xmlns:w15="http://schemas.microsoft.com/office/word/2012/wordml" xmlns:w16cex="http://schemas.microsoft.com/office/word/2018/wordml/cex" xmlns:w16cid="http://schemas.microsoft.com/office/word/2016/wordml/cid" xmlns:w16="http://schemas.microsoft.com/office/word/2018/wordml" xmlns:w16sdtdh="http://schemas.microsoft.com/office/word/2020/wordml/sdtdatahash" xmlns:w16se="http://schemas.microsoft.com/office/word/2015/wordml/symex" xmlns:wpg="http://schemas.microsoft.com/office/word/2010/wordprocessingGroup" xmlns:wpi="http://schemas.microsoft.com/office/word/2010/wordprocessingInk" xmlns:wne="http://schemas.microsoft.com/office/word/2006/wordml" xmlns:wps="http://schemas.microsoft.com/office/word/2010/wordprocessingShape" mc:Ignorable="w14 w15 w16se w16cid w16 w16cex w16sdtdh wp14">
+<w:footnotes xmlns:wpc="http://schemas.microsoft.com/office/word/2010/wordprocessingCanvas" xmlns:cx="http://schemas.microsoft.com/office/drawing/2014/chartex" xmlns:cx1="http://schemas.microsoft.com/office/drawing/2015/9/8/chartex" xmlns:cx2="http://schemas.microsoft.com/office/drawing/2015/10/21/chartex" xmlns:cx3="http://schemas.microsoft.com/office/drawing/2016/5/9/chartex" xmlns:cx4="http://schemas.microsoft.com/office/drawing/2016/5/10/chartex" xmlns:cx5="http://schemas.microsoft.com/office/drawing/2016/5/11/chartex" xmlns:cx6="http://schemas.microsoft.com/office/drawing/2016/5/12/chartex" xmlns:cx7="http://schemas.microsoft.com/office/drawing/2016/5/13/chartex" xmlns:cx8="http://schemas.microsoft.com/office/drawing/2016/5/14/chartex" xmlns:mc="http://schemas.openxmlformats.org/markup-compatibility/2006" xmlns:aink="http://schemas.microsoft.com/office/drawing/2016/ink" xmlns:am3d="http://schemas.microsoft.com/office/drawing/2017/model3d" xmlns:o="urn:schemas-microsoft-com:office:office" xmlns:oel="http://schemas.microsoft.com/office/2019/extlst" xmlns:r="http://schemas.openxmlformats.org/officeDocument/2006/relationships" xmlns:m="http://schemas.openxmlformats.org/officeDocument/2006/math" xmlns:v="urn:schemas-microsoft-com:vml" xmlns:wp14="http://schemas.microsoft.com/office/word/2010/wordprocessingDrawing" xmlns:wp="http://schemas.openxmlformats.org/drawingml/2006/wordprocessingDrawing" xmlns:w10="urn:schemas-microsoft-com:office:word" xmlns:w="http://schemas.openxmlformats.org/wordprocessingml/2006/main" xmlns:w14="http://schemas.microsoft.com/office/word/2010/wordml" xmlns:w15="http://schemas.microsoft.com/office/word/2012/wordml" xmlns:w16cex="http://schemas.microsoft.com/office/word/2018/wordml/cex" xmlns:w16cid="http://schemas.microsoft.com/office/word/2016/wordml/cid" xmlns:w16="http://schemas.microsoft.com/office/word/2018/wordml" xmlns:w16du="http://schemas.microsoft.com/office/word/2023/wordml/word16du" xmlns:w16sdtdh="http://schemas.microsoft.com/office/word/2020/wordml/sdtdatahash" xmlns:w16sdtfl="http://schemas.microsoft.com/office/word/2024/wordml/sdtformatlock" xmlns:w16se="http://schemas.microsoft.com/office/word/2015/wordml/symex" xmlns:wpg="http://schemas.microsoft.com/office/word/2010/wordprocessingGroup" xmlns:wpi="http://schemas.microsoft.com/office/word/2010/wordprocessingInk" xmlns:wne="http://schemas.microsoft.com/office/word/2006/wordml" xmlns:wps="http://schemas.microsoft.com/office/word/2010/wordprocessingShape" mc:Ignorable="w14 w15 w16se w16cid w16 w16cex w16sdtdh w16sdtfl w16du wp14">
   <w:footnote w:type="separator" w:id="-1">
     <w:p>
       <w:pPr>
@@ -12317,7 +12347,7 @@
 </file>
 
 <file path=word/header1.xml><?xml version="1.0" encoding="utf-8"?>
-<w:hdr xmlns:wpc="http://schemas.microsoft.com/office/word/2010/wordprocessingCanvas" xmlns:cx="http://schemas.microsoft.com/office/drawing/2014/chartex" xmlns:cx1="http://schemas.microsoft.com/office/drawing/2015/9/8/chartex" xmlns:cx2="http://schemas.microsoft.com/office/drawing/2015/10/21/chartex" xmlns:cx3="http://schemas.microsoft.com/office/drawing/2016/5/9/chartex" xmlns:cx4="http://schemas.microsoft.com/office/drawing/2016/5/10/chartex" xmlns:cx5="http://schemas.microsoft.com/office/drawing/2016/5/11/chartex" xmlns:cx6="http://schemas.microsoft.com/office/drawing/2016/5/12/chartex" xmlns:cx7="http://schemas.microsoft.com/office/drawing/2016/5/13/chartex" xmlns:cx8="http://schemas.microsoft.com/office/drawing/2016/5/14/chartex" xmlns:mc="http://schemas.openxmlformats.org/markup-compatibility/2006" xmlns:aink="http://schemas.microsoft.com/office/drawing/2016/ink" xmlns:am3d="http://schemas.microsoft.com/office/drawing/2017/model3d" xmlns:o="urn:schemas-microsoft-com:office:office" xmlns:r="http://schemas.openxmlformats.org/officeDocument/2006/relationships" xmlns:m="http://schemas.openxmlformats.org/officeDocument/2006/math" xmlns:v="urn:schemas-microsoft-com:vml" xmlns:wp14="http://schemas.microsoft.com/office/word/2010/wordprocessingDrawing" xmlns:wp="http://schemas.openxmlformats.org/drawingml/2006/wordprocessingDrawing" xmlns:w10="urn:schemas-microsoft-com:office:word" xmlns:w="http://schemas.openxmlformats.org/wordprocessingml/2006/main" xmlns:w14="http://schemas.microsoft.com/office/word/2010/wordml" xmlns:w15="http://schemas.microsoft.com/office/word/2012/wordml" xmlns:w16cex="http://schemas.microsoft.com/office/word/2018/wordml/cex" xmlns:w16cid="http://schemas.microsoft.com/office/word/2016/wordml/cid" xmlns:w16="http://schemas.microsoft.com/office/word/2018/wordml" xmlns:w16sdtdh="http://schemas.microsoft.com/office/word/2020/wordml/sdtdatahash" xmlns:w16se="http://schemas.microsoft.com/office/word/2015/wordml/symex" xmlns:wpg="http://schemas.microsoft.com/office/word/2010/wordprocessingGroup" xmlns:wpi="http://schemas.microsoft.com/office/word/2010/wordprocessingInk" xmlns:wne="http://schemas.microsoft.com/office/word/2006/wordml" xmlns:wps="http://schemas.microsoft.com/office/word/2010/wordprocessingShape" mc:Ignorable="w14 w15 w16se w16cid w16 w16cex w16sdtdh wp14">
+<w:hdr xmlns:wpc="http://schemas.microsoft.com/office/word/2010/wordprocessingCanvas" xmlns:cx="http://schemas.microsoft.com/office/drawing/2014/chartex" xmlns:cx1="http://schemas.microsoft.com/office/drawing/2015/9/8/chartex" xmlns:cx2="http://schemas.microsoft.com/office/drawing/2015/10/21/chartex" xmlns:cx3="http://schemas.microsoft.com/office/drawing/2016/5/9/chartex" xmlns:cx4="http://schemas.microsoft.com/office/drawing/2016/5/10/chartex" xmlns:cx5="http://schemas.microsoft.com/office/drawing/2016/5/11/chartex" xmlns:cx6="http://schemas.microsoft.com/office/drawing/2016/5/12/chartex" xmlns:cx7="http://schemas.microsoft.com/office/drawing/2016/5/13/chartex" xmlns:cx8="http://schemas.microsoft.com/office/drawing/2016/5/14/chartex" xmlns:mc="http://schemas.openxmlformats.org/markup-compatibility/2006" xmlns:aink="http://schemas.microsoft.com/office/drawing/2016/ink" xmlns:am3d="http://schemas.microsoft.com/office/drawing/2017/model3d" xmlns:o="urn:schemas-microsoft-com:office:office" xmlns:oel="http://schemas.microsoft.com/office/2019/extlst" xmlns:r="http://schemas.openxmlformats.org/officeDocument/2006/relationships" xmlns:m="http://schemas.openxmlformats.org/officeDocument/2006/math" xmlns:v="urn:schemas-microsoft-com:vml" xmlns:wp14="http://schemas.microsoft.com/office/word/2010/wordprocessingDrawing" xmlns:wp="http://schemas.openxmlformats.org/drawingml/2006/wordprocessingDrawing" xmlns:w10="urn:schemas-microsoft-com:office:word" xmlns:w="http://schemas.openxmlformats.org/wordprocessingml/2006/main" xmlns:w14="http://schemas.microsoft.com/office/word/2010/wordml" xmlns:w15="http://schemas.microsoft.com/office/word/2012/wordml" xmlns:w16cex="http://schemas.microsoft.com/office/word/2018/wordml/cex" xmlns:w16cid="http://schemas.microsoft.com/office/word/2016/wordml/cid" xmlns:w16="http://schemas.microsoft.com/office/word/2018/wordml" xmlns:w16du="http://schemas.microsoft.com/office/word/2023/wordml/word16du" xmlns:w16sdtdh="http://schemas.microsoft.com/office/word/2020/wordml/sdtdatahash" xmlns:w16sdtfl="http://schemas.microsoft.com/office/word/2024/wordml/sdtformatlock" xmlns:w16se="http://schemas.microsoft.com/office/word/2015/wordml/symex" xmlns:wpg="http://schemas.microsoft.com/office/word/2010/wordprocessingGroup" xmlns:wpi="http://schemas.microsoft.com/office/word/2010/wordprocessingInk" xmlns:wne="http://schemas.microsoft.com/office/word/2006/wordml" xmlns:wps="http://schemas.microsoft.com/office/word/2010/wordprocessingShape" mc:Ignorable="w14 w15 w16se w16cid w16 w16cex w16sdtdh w16sdtfl w16du wp14">
   <w:p>
     <w:pPr>
       <w:pStyle w:val="Encabezado"/>
@@ -12403,32 +12433,86 @@
 </file>
 
 <file path=word/numbering.xml><?xml version="1.0" encoding="utf-8"?>
-<w:numbering xmlns:wpc="http://schemas.microsoft.com/office/word/2010/wordprocessingCanvas" xmlns:cx="http://schemas.microsoft.com/office/drawing/2014/chartex" xmlns:cx1="http://schemas.microsoft.com/office/drawing/2015/9/8/chartex" xmlns:cx2="http://schemas.microsoft.com/office/drawing/2015/10/21/chartex" xmlns:cx3="http://schemas.microsoft.com/office/drawing/2016/5/9/chartex" xmlns:cx4="http://schemas.microsoft.com/office/drawing/2016/5/10/chartex" xmlns:cx5="http://schemas.microsoft.com/office/drawing/2016/5/11/chartex" xmlns:cx6="http://schemas.microsoft.com/office/drawing/2016/5/12/chartex" xmlns:cx7="http://schemas.microsoft.com/office/drawing/2016/5/13/chartex" xmlns:cx8="http://schemas.microsoft.com/office/drawing/2016/5/14/chartex" xmlns:mc="http://schemas.openxmlformats.org/markup-compatibility/2006" xmlns:aink="http://schemas.microsoft.com/office/drawing/2016/ink" xmlns:am3d="http://schemas.microsoft.com/office/drawing/2017/model3d" xmlns:o="urn:schemas-microsoft-com:office:office" xmlns:r="http://schemas.openxmlformats.org/officeDocument/2006/relationships" xmlns:m="http://schemas.openxmlformats.org/officeDocument/2006/math" xmlns:v="urn:schemas-microsoft-com:vml" xmlns:wp14="http://schemas.microsoft.com/office/word/2010/wordprocessingDrawing" xmlns:wp="http://schemas.openxmlformats.org/drawingml/2006/wordprocessingDrawing" xmlns:w10="urn:schemas-microsoft-com:office:word" xmlns:w="http://schemas.openxmlformats.org/wordprocessingml/2006/main" xmlns:w14="http://schemas.microsoft.com/office/word/2010/wordml" xmlns:w15="http://schemas.microsoft.com/office/word/2012/wordml" xmlns:w16cex="http://schemas.microsoft.com/office/word/2018/wordml/cex" xmlns:w16cid="http://schemas.microsoft.com/office/word/2016/wordml/cid" xmlns:w16="http://schemas.microsoft.com/office/word/2018/wordml" xmlns:w16sdtdh="http://schemas.microsoft.com/office/word/2020/wordml/sdtdatahash" xmlns:w16se="http://schemas.microsoft.com/office/word/2015/wordml/symex" xmlns:wpg="http://schemas.microsoft.com/office/word/2010/wordprocessingGroup" xmlns:wpi="http://schemas.microsoft.com/office/word/2010/wordprocessingInk" xmlns:wne="http://schemas.microsoft.com/office/word/2006/wordml" xmlns:wps="http://schemas.microsoft.com/office/word/2010/wordprocessingShape" mc:Ignorable="w14 w15 w16se w16cid w16 w16cex w16sdtdh wp14">
+<w:numbering xmlns:wpc="http://schemas.microsoft.com/office/word/2010/wordprocessingCanvas" xmlns:cx="http://schemas.microsoft.com/office/drawing/2014/chartex" xmlns:cx1="http://schemas.microsoft.com/office/drawing/2015/9/8/chartex" xmlns:cx2="http://schemas.microsoft.com/office/drawing/2015/10/21/chartex" xmlns:cx3="http://schemas.microsoft.com/office/drawing/2016/5/9/chartex" xmlns:cx4="http://schemas.microsoft.com/office/drawing/2016/5/10/chartex" xmlns:cx5="http://schemas.microsoft.com/office/drawing/2016/5/11/chartex" xmlns:cx6="http://schemas.microsoft.com/office/drawing/2016/5/12/chartex" xmlns:cx7="http://schemas.microsoft.com/office/drawing/2016/5/13/chartex" xmlns:cx8="http://schemas.microsoft.com/office/drawing/2016/5/14/chartex" xmlns:mc="http://schemas.openxmlformats.org/markup-compatibility/2006" xmlns:aink="http://schemas.microsoft.com/office/drawing/2016/ink" xmlns:am3d="http://schemas.microsoft.com/office/drawing/2017/model3d" xmlns:o="urn:schemas-microsoft-com:office:office" xmlns:oel="http://schemas.microsoft.com/office/2019/extlst" xmlns:r="http://schemas.openxmlformats.org/officeDocument/2006/relationships" xmlns:m="http://schemas.openxmlformats.org/officeDocument/2006/math" xmlns:v="urn:schemas-microsoft-com:vml" xmlns:wp14="http://schemas.microsoft.com/office/word/2010/wordprocessingDrawing" xmlns:wp="http://schemas.openxmlformats.org/drawingml/2006/wordprocessingDrawing" xmlns:w10="urn:schemas-microsoft-com:office:word" xmlns:w="http://schemas.openxmlformats.org/wordprocessingml/2006/main" xmlns:w14="http://schemas.microsoft.com/office/word/2010/wordml" xmlns:w15="http://schemas.microsoft.com/office/word/2012/wordml" xmlns:w16cex="http://schemas.microsoft.com/office/word/2018/wordml/cex" xmlns:w16cid="http://schemas.microsoft.com/office/word/2016/wordml/cid" xmlns:w16="http://schemas.microsoft.com/office/word/2018/wordml" xmlns:w16du="http://schemas.microsoft.com/office/word/2023/wordml/word16du" xmlns:w16sdtdh="http://schemas.microsoft.com/office/word/2020/wordml/sdtdatahash" xmlns:w16sdtfl="http://schemas.microsoft.com/office/word/2024/wordml/sdtformatlock" xmlns:w16se="http://schemas.microsoft.com/office/word/2015/wordml/symex" xmlns:wpg="http://schemas.microsoft.com/office/word/2010/wordprocessingGroup" xmlns:wpi="http://schemas.microsoft.com/office/word/2010/wordprocessingInk" xmlns:wne="http://schemas.microsoft.com/office/word/2006/wordml" xmlns:wps="http://schemas.microsoft.com/office/word/2010/wordprocessingShape" mc:Ignorable="w14 w15 w16se w16cid w16 w16cex w16sdtdh w16sdtfl w16du wp14">
   <w:numPicBullet w:numPicBulletId="0">
-    <w:pict>
-      <v:shapetype id="_x0000_t75" coordsize="21600,21600" o:spt="75" o:preferrelative="t" path="m@4@5l@4@11@9@11@9@5xe" filled="f" stroked="f">
-        <v:stroke joinstyle="miter"/>
-        <v:formulas>
-          <v:f eqn="if lineDrawn pixelLineWidth 0"/>
-          <v:f eqn="sum @0 1 0"/>
-          <v:f eqn="sum 0 0 @1"/>
-          <v:f eqn="prod @2 1 2"/>
-          <v:f eqn="prod @3 21600 pixelWidth"/>
-          <v:f eqn="prod @3 21600 pixelHeight"/>
-          <v:f eqn="sum @0 0 1"/>
-          <v:f eqn="prod @6 1 2"/>
-          <v:f eqn="prod @7 21600 pixelWidth"/>
-          <v:f eqn="sum @8 21600 0"/>
-          <v:f eqn="prod @7 21600 pixelHeight"/>
-          <v:f eqn="sum @10 21600 0"/>
-        </v:formulas>
-        <v:path o:extrusionok="f" gradientshapeok="t" o:connecttype="rect"/>
-        <o:lock v:ext="edit" aspectratio="t"/>
-      </v:shapetype>
-      <v:shape id="_x0000_i1045" type="#_x0000_t75" style="width:11.25pt;height:11.25pt" o:bullet="t">
-        <v:imagedata r:id="rId1" o:title="mso8C56"/>
-      </v:shape>
-    </w:pict>
+    <mc:AlternateContent>
+      <mc:Choice Requires="v">
+        <w:pict>
+          <v:shapetype w14:anchorId="089B090A" id="_x0000_t75" coordsize="21600,21600" o:spt="75" o:preferrelative="t" path="m@4@5l@4@11@9@11@9@5xe" filled="f" stroked="f">
+            <v:stroke joinstyle="miter"/>
+            <v:formulas>
+              <v:f eqn="if lineDrawn pixelLineWidth 0"/>
+              <v:f eqn="sum @0 1 0"/>
+              <v:f eqn="sum 0 0 @1"/>
+              <v:f eqn="prod @2 1 2"/>
+              <v:f eqn="prod @3 21600 pixelWidth"/>
+              <v:f eqn="prod @3 21600 pixelHeight"/>
+              <v:f eqn="sum @0 0 1"/>
+              <v:f eqn="prod @6 1 2"/>
+              <v:f eqn="prod @7 21600 pixelWidth"/>
+              <v:f eqn="sum @8 21600 0"/>
+              <v:f eqn="prod @7 21600 pixelHeight"/>
+              <v:f eqn="sum @10 21600 0"/>
+            </v:formulas>
+            <v:path o:extrusionok="f" gradientshapeok="t" o:connecttype="rect"/>
+            <o:lock v:ext="edit" aspectratio="t"/>
+          </v:shapetype>
+          <v:shape id="Imagen 2021082554" o:spid="_x0000_i1025" type="#_x0000_t75" style="width:11.35pt;height:11.35pt;visibility:visible;mso-wrap-style:square">
+            <v:imagedata r:id="rId1" o:title=""/>
+          </v:shape>
+        </w:pict>
+      </mc:Choice>
+      <mc:Fallback>
+        <w:drawing>
+          <wp:inline distT="0" distB="0" distL="0" distR="0" wp14:anchorId="27DE500A" wp14:editId="16B145E2">
+            <wp:extent cx="144145" cy="144145"/>
+            <wp:effectExtent l="0" t="0" r="0" b="0"/>
+            <wp:docPr id="2021082554" name="Imagen 2021082554"/>
+            <wp:cNvGraphicFramePr>
+              <a:graphicFrameLocks xmlns:a="http://schemas.openxmlformats.org/drawingml/2006/main" noChangeAspect="1"/>
+            </wp:cNvGraphicFramePr>
+            <a:graphic xmlns:a="http://schemas.openxmlformats.org/drawingml/2006/main">
+              <a:graphicData uri="http://schemas.openxmlformats.org/drawingml/2006/picture">
+                <pic:pic xmlns:pic="http://schemas.openxmlformats.org/drawingml/2006/picture">
+                  <pic:nvPicPr>
+                    <pic:cNvPr id="0" name="Picture -1023"/>
+                    <pic:cNvPicPr>
+                      <a:picLocks noChangeAspect="1" noChangeArrowheads="1"/>
+                    </pic:cNvPicPr>
+                  </pic:nvPicPr>
+                  <pic:blipFill>
+                    <a:blip r:embed="rId2">
+                      <a:extLst>
+                        <a:ext uri="{28A0092B-C50C-407E-A947-70E740481C1C}">
+                          <a14:useLocalDpi xmlns:a14="http://schemas.microsoft.com/office/drawing/2010/main" val="0"/>
+                        </a:ext>
+                      </a:extLst>
+                    </a:blip>
+                    <a:srcRect/>
+                    <a:stretch>
+                      <a:fillRect/>
+                    </a:stretch>
+                  </pic:blipFill>
+                  <pic:spPr bwMode="auto">
+                    <a:xfrm>
+                      <a:off x="0" y="0"/>
+                      <a:ext cx="144145" cy="144145"/>
+                    </a:xfrm>
+                    <a:prstGeom prst="rect">
+                      <a:avLst/>
+                    </a:prstGeom>
+                    <a:noFill/>
+                    <a:ln>
+                      <a:noFill/>
+                    </a:ln>
+                  </pic:spPr>
+                </pic:pic>
+              </a:graphicData>
+            </a:graphic>
+          </wp:inline>
+        </w:drawing>
+      </mc:Fallback>
+    </mc:AlternateContent>
   </w:numPicBullet>
   <w:abstractNum w:abstractNumId="0" w15:restartNumberingAfterBreak="0">
     <w:nsid w:val="FFFFFF89"/>
@@ -15883,103 +15967,103 @@
       </w:rPr>
     </w:lvl>
   </w:abstractNum>
-  <w:num w:numId="1">
+  <w:num w:numId="1" w16cid:durableId="370031035">
     <w:abstractNumId w:val="30"/>
   </w:num>
-  <w:num w:numId="2">
+  <w:num w:numId="2" w16cid:durableId="1101032120">
     <w:abstractNumId w:val="0"/>
   </w:num>
-  <w:num w:numId="3">
+  <w:num w:numId="3" w16cid:durableId="2072924520">
     <w:abstractNumId w:val="14"/>
   </w:num>
-  <w:num w:numId="4">
+  <w:num w:numId="4" w16cid:durableId="1491287141">
     <w:abstractNumId w:val="21"/>
   </w:num>
-  <w:num w:numId="5">
+  <w:num w:numId="5" w16cid:durableId="878249716">
     <w:abstractNumId w:val="15"/>
   </w:num>
-  <w:num w:numId="6">
+  <w:num w:numId="6" w16cid:durableId="365721604">
     <w:abstractNumId w:val="6"/>
   </w:num>
-  <w:num w:numId="7">
+  <w:num w:numId="7" w16cid:durableId="815797934">
     <w:abstractNumId w:val="27"/>
   </w:num>
-  <w:num w:numId="8">
+  <w:num w:numId="8" w16cid:durableId="1760634603">
     <w:abstractNumId w:val="20"/>
   </w:num>
-  <w:num w:numId="9">
+  <w:num w:numId="9" w16cid:durableId="1737969798">
     <w:abstractNumId w:val="22"/>
   </w:num>
-  <w:num w:numId="10">
+  <w:num w:numId="10" w16cid:durableId="876429334">
     <w:abstractNumId w:val="13"/>
   </w:num>
-  <w:num w:numId="11">
+  <w:num w:numId="11" w16cid:durableId="652608669">
     <w:abstractNumId w:val="24"/>
   </w:num>
-  <w:num w:numId="12">
+  <w:num w:numId="12" w16cid:durableId="21711636">
     <w:abstractNumId w:val="11"/>
   </w:num>
-  <w:num w:numId="13">
+  <w:num w:numId="13" w16cid:durableId="870343512">
     <w:abstractNumId w:val="7"/>
   </w:num>
-  <w:num w:numId="14">
+  <w:num w:numId="14" w16cid:durableId="827864569">
     <w:abstractNumId w:val="3"/>
   </w:num>
-  <w:num w:numId="15">
+  <w:num w:numId="15" w16cid:durableId="1331833889">
     <w:abstractNumId w:val="10"/>
   </w:num>
-  <w:num w:numId="16">
+  <w:num w:numId="16" w16cid:durableId="1219364022">
     <w:abstractNumId w:val="2"/>
   </w:num>
-  <w:num w:numId="17">
+  <w:num w:numId="17" w16cid:durableId="164129193">
     <w:abstractNumId w:val="16"/>
   </w:num>
-  <w:num w:numId="18">
+  <w:num w:numId="18" w16cid:durableId="1883445827">
     <w:abstractNumId w:val="29"/>
   </w:num>
-  <w:num w:numId="19">
+  <w:num w:numId="19" w16cid:durableId="1895966540">
     <w:abstractNumId w:val="5"/>
   </w:num>
-  <w:num w:numId="20">
+  <w:num w:numId="20" w16cid:durableId="1383209258">
     <w:abstractNumId w:val="25"/>
   </w:num>
-  <w:num w:numId="21">
+  <w:num w:numId="21" w16cid:durableId="1922717278">
     <w:abstractNumId w:val="17"/>
   </w:num>
-  <w:num w:numId="22">
+  <w:num w:numId="22" w16cid:durableId="1085495273">
     <w:abstractNumId w:val="8"/>
   </w:num>
-  <w:num w:numId="23">
+  <w:num w:numId="23" w16cid:durableId="1425880968">
     <w:abstractNumId w:val="32"/>
   </w:num>
-  <w:num w:numId="24">
+  <w:num w:numId="24" w16cid:durableId="630214915">
     <w:abstractNumId w:val="9"/>
   </w:num>
-  <w:num w:numId="25">
+  <w:num w:numId="25" w16cid:durableId="257760594">
     <w:abstractNumId w:val="26"/>
   </w:num>
-  <w:num w:numId="26">
+  <w:num w:numId="26" w16cid:durableId="92632853">
     <w:abstractNumId w:val="23"/>
   </w:num>
-  <w:num w:numId="27">
+  <w:num w:numId="27" w16cid:durableId="1682198710">
     <w:abstractNumId w:val="4"/>
   </w:num>
-  <w:num w:numId="28">
+  <w:num w:numId="28" w16cid:durableId="1108892167">
     <w:abstractNumId w:val="12"/>
   </w:num>
-  <w:num w:numId="29">
+  <w:num w:numId="29" w16cid:durableId="434634789">
     <w:abstractNumId w:val="18"/>
   </w:num>
-  <w:num w:numId="30">
+  <w:num w:numId="30" w16cid:durableId="1146819429">
     <w:abstractNumId w:val="31"/>
   </w:num>
-  <w:num w:numId="31">
+  <w:num w:numId="31" w16cid:durableId="1471702824">
     <w:abstractNumId w:val="1"/>
   </w:num>
-  <w:num w:numId="32">
+  <w:num w:numId="32" w16cid:durableId="1747340467">
     <w:abstractNumId w:val="19"/>
   </w:num>
-  <w:num w:numId="33">
+  <w:num w:numId="33" w16cid:durableId="1499538458">
     <w:abstractNumId w:val="28"/>
   </w:num>
   <w:numIdMacAtCleanup w:val="31"/>
@@ -15987,7 +16071,7 @@
 </file>
 
 <file path=word/styles.xml><?xml version="1.0" encoding="utf-8"?>
-<w:styles xmlns:mc="http://schemas.openxmlformats.org/markup-compatibility/2006" xmlns:r="http://schemas.openxmlformats.org/officeDocument/2006/relationships" xmlns:w="http://schemas.openxmlformats.org/wordprocessingml/2006/main" xmlns:w14="http://schemas.microsoft.com/office/word/2010/wordml" xmlns:w15="http://schemas.microsoft.com/office/word/2012/wordml" xmlns:w16cex="http://schemas.microsoft.com/office/word/2018/wordml/cex" xmlns:w16cid="http://schemas.microsoft.com/office/word/2016/wordml/cid" xmlns:w16="http://schemas.microsoft.com/office/word/2018/wordml" xmlns:w16sdtdh="http://schemas.microsoft.com/office/word/2020/wordml/sdtdatahash" xmlns:w16se="http://schemas.microsoft.com/office/word/2015/wordml/symex" mc:Ignorable="w14 w15 w16se w16cid w16 w16cex w16sdtdh">
+<w:styles xmlns:mc="http://schemas.openxmlformats.org/markup-compatibility/2006" xmlns:r="http://schemas.openxmlformats.org/officeDocument/2006/relationships" xmlns:w="http://schemas.openxmlformats.org/wordprocessingml/2006/main" xmlns:w14="http://schemas.microsoft.com/office/word/2010/wordml" xmlns:w15="http://schemas.microsoft.com/office/word/2012/wordml" xmlns:w16cex="http://schemas.microsoft.com/office/word/2018/wordml/cex" xmlns:w16cid="http://schemas.microsoft.com/office/word/2016/wordml/cid" xmlns:w16="http://schemas.microsoft.com/office/word/2018/wordml" xmlns:w16du="http://schemas.microsoft.com/office/word/2023/wordml/word16du" xmlns:w16sdtdh="http://schemas.microsoft.com/office/word/2020/wordml/sdtdatahash" xmlns:w16sdtfl="http://schemas.microsoft.com/office/word/2024/wordml/sdtformatlock" xmlns:w16se="http://schemas.microsoft.com/office/word/2015/wordml/symex" mc:Ignorable="w14 w15 w16se w16cid w16 w16cex w16sdtdh w16sdtfl w16du">
   <w:docDefaults>
     <w:rPrDefault>
       <w:rPr>
@@ -17742,10 +17826,6 @@
 </file>
 
 <file path=customXml/item1.xml><?xml version="1.0" encoding="utf-8"?>
-<b:Sources xmlns:b="http://schemas.openxmlformats.org/officeDocument/2006/bibliography" xmlns="http://schemas.openxmlformats.org/officeDocument/2006/bibliography" SelectedStyle="\APASixthEditionOfficeOnline.xsl" StyleName="APA" Version="6"/>
-</file>
-
-<file path=customXml/item2.xml><?xml version="1.0" encoding="utf-8"?>
 <p:properties xmlns:p="http://schemas.microsoft.com/office/2006/metadata/properties" xmlns:xsi="http://www.w3.org/2001/XMLSchema-instance" xmlns:pc="http://schemas.microsoft.com/office/infopath/2007/PartnerControls">
   <documentManagement>
     <TaxCatchAll xmlns="cb45339b-ced9-4d0d-8f64-77573914d53b" xsi:nil="true"/>
@@ -17756,7 +17836,20 @@
 </p:properties>
 </file>
 
+<file path=customXml/item2.xml><?xml version="1.0" encoding="utf-8"?>
+<b:Sources xmlns:b="http://schemas.openxmlformats.org/officeDocument/2006/bibliography" xmlns="http://schemas.openxmlformats.org/officeDocument/2006/bibliography" SelectedStyle="\APASixthEditionOfficeOnline.xsl" StyleName="APA" Version="6"/>
+</file>
+
 <file path=customXml/item3.xml><?xml version="1.0" encoding="utf-8"?>
+<?mso-contentType ?>
+<FormTemplates xmlns="http://schemas.microsoft.com/sharepoint/v3/contenttype/forms">
+  <Display>DocumentLibraryForm</Display>
+  <Edit>DocumentLibraryForm</Edit>
+  <New>DocumentLibraryForm</New>
+</FormTemplates>
+</file>
+
+<file path=customXml/item4.xml><?xml version="1.0" encoding="utf-8"?>
 <ct:contentTypeSchema xmlns:ct="http://schemas.microsoft.com/office/2006/metadata/contentType" xmlns:ma="http://schemas.microsoft.com/office/2006/metadata/properties/metaAttributes" ct:_="" ma:_="" ma:contentTypeName="Documento" ma:contentTypeID="0x01010049282E1EDBE9234EA9E6D38F720E265F" ma:contentTypeVersion="15" ma:contentTypeDescription="Crear nuevo documento." ma:contentTypeScope="" ma:versionID="b31c7aa9eaf043a08b87120b3c4916e3">
   <xsd:schema xmlns:xsd="http://www.w3.org/2001/XMLSchema" xmlns:xs="http://www.w3.org/2001/XMLSchema" xmlns:p="http://schemas.microsoft.com/office/2006/metadata/properties" xmlns:ns2="cb45339b-ced9-4d0d-8f64-77573914d53b" xmlns:ns3="43a3ca16-9c26-4813-b83f-4aec9927b43f" targetNamespace="http://schemas.microsoft.com/office/2006/metadata/properties" ma:root="true" ma:fieldsID="3533d065b04d75c457075bc55f1f5315" ns2:_="" ns3:_="">
     <xsd:import namespace="cb45339b-ced9-4d0d-8f64-77573914d53b"/>
@@ -17991,24 +18084,7 @@
 </ct:contentTypeSchema>
 </file>
 
-<file path=customXml/item4.xml><?xml version="1.0" encoding="utf-8"?>
-<?mso-contentType ?>
-<FormTemplates xmlns="http://schemas.microsoft.com/sharepoint/v3/contenttype/forms">
-  <Display>DocumentLibraryForm</Display>
-  <Edit>DocumentLibraryForm</Edit>
-  <New>DocumentLibraryForm</New>
-</FormTemplates>
-</file>
-
 <file path=customXml/itemProps1.xml><?xml version="1.0" encoding="utf-8"?>
-<ds:datastoreItem xmlns:ds="http://schemas.openxmlformats.org/officeDocument/2006/customXml" ds:itemID="{A9F2CEBA-C824-4C86-81A8-E32CBD0EB92D}">
-  <ds:schemaRefs>
-    <ds:schemaRef ds:uri="http://schemas.openxmlformats.org/officeDocument/2006/bibliography"/>
-  </ds:schemaRefs>
-</ds:datastoreItem>
-</file>
-
-<file path=customXml/itemProps2.xml><?xml version="1.0" encoding="utf-8"?>
 <ds:datastoreItem xmlns:ds="http://schemas.openxmlformats.org/officeDocument/2006/customXml" ds:itemID="{26259216-AD86-464A-AEAD-95B1F9E17392}">
   <ds:schemaRefs>
     <ds:schemaRef ds:uri="http://schemas.microsoft.com/office/2006/metadata/properties"/>
@@ -18019,7 +18095,23 @@
 </ds:datastoreItem>
 </file>
 
+<file path=customXml/itemProps2.xml><?xml version="1.0" encoding="utf-8"?>
+<ds:datastoreItem xmlns:ds="http://schemas.openxmlformats.org/officeDocument/2006/customXml" ds:itemID="{A9F2CEBA-C824-4C86-81A8-E32CBD0EB92D}">
+  <ds:schemaRefs>
+    <ds:schemaRef ds:uri="http://schemas.openxmlformats.org/officeDocument/2006/bibliography"/>
+  </ds:schemaRefs>
+</ds:datastoreItem>
+</file>
+
 <file path=customXml/itemProps3.xml><?xml version="1.0" encoding="utf-8"?>
+<ds:datastoreItem xmlns:ds="http://schemas.openxmlformats.org/officeDocument/2006/customXml" ds:itemID="{D00A4A46-BDBD-48AC-87B9-2BA42D9CC06F}">
+  <ds:schemaRefs>
+    <ds:schemaRef ds:uri="http://schemas.microsoft.com/sharepoint/v3/contenttype/forms"/>
+  </ds:schemaRefs>
+</ds:datastoreItem>
+</file>
+
+<file path=customXml/itemProps4.xml><?xml version="1.0" encoding="utf-8"?>
 <ds:datastoreItem xmlns:ds="http://schemas.openxmlformats.org/officeDocument/2006/customXml" ds:itemID="{0BC4A0A4-89EA-4C0C-9011-C1B351E892BC}">
   <ds:schemaRefs>
     <ds:schemaRef ds:uri="http://schemas.microsoft.com/office/2006/metadata/contentType"/>
@@ -18036,12 +18128,4 @@
     <ds:schemaRef ds:uri="http://schemas.microsoft.com/internal/obd"/>
   </ds:schemaRefs>
 </ds:datastoreItem>
-</file>
-
-<file path=customXml/itemProps4.xml><?xml version="1.0" encoding="utf-8"?>
-<ds:datastoreItem xmlns:ds="http://schemas.openxmlformats.org/officeDocument/2006/customXml" ds:itemID="{D00A4A46-BDBD-48AC-87B9-2BA42D9CC06F}">
-  <ds:schemaRefs>
-    <ds:schemaRef ds:uri="http://schemas.microsoft.com/sharepoint/v3/contenttype/forms"/>
-  </ds:schemaRefs>
-</ds:datastoreItem>
 </file>